--- a/source/MySEProject/Documentation/ML 2425-06 Implement_Temporal_Memory_Parallel_Version_Alabaster_Neo.docx
+++ b/source/MySEProject/Documentation/ML 2425-06 Implement_Temporal_Memory_Parallel_Version_Alabaster_Neo.docx
@@ -14,6 +14,8 @@
           <w:szCs w:val="36"/>
         </w:rPr>
       </w:pPr>
+      <w:bookmarkStart w:id="0" w:name="_Hlk194832859"/>
+      <w:bookmarkEnd w:id="0"/>
       <w:r>
         <w:rPr>
           <w:sz w:val="48"/>
@@ -592,8 +594,8 @@
           <w:szCs w:val="20"/>
         </w:rPr>
       </w:pPr>
-      <w:bookmarkStart w:id="0" w:name="_Hlk162008342"/>
-      <w:bookmarkStart w:id="1" w:name="_Hlk98197882"/>
+      <w:bookmarkStart w:id="1" w:name="_Hlk162008342"/>
+      <w:bookmarkStart w:id="2" w:name="_Hlk98197882"/>
       <w:r>
         <w:rPr>
           <w:sz w:val="20"/>
@@ -608,300 +610,244 @@
         </w:rPr>
         <w:t>e</w:t>
       </w:r>
-      <w:sdt>
-        <w:sdtPr>
+      <w:r>
+        <w:rPr>
+          <w:sz w:val="20"/>
+          <w:szCs w:val="20"/>
+        </w:rPr>
+        <w:t xml:space="preserve"> </w:t>
+      </w:r>
+      <w:hyperlink w:anchor="R1" w:history="1">
+        <w:r>
           <w:rPr>
+            <w:rStyle w:val="Hyperlink"/>
+          </w:rPr>
+          <w:t>[</w:t>
+        </w:r>
+        <w:r>
+          <w:rPr>
+            <w:rStyle w:val="Hyperlink"/>
+          </w:rPr>
+          <w:t>1</w:t>
+        </w:r>
+        <w:r>
+          <w:rPr>
+            <w:rStyle w:val="Hyperlink"/>
+          </w:rPr>
+          <w:t>]</w:t>
+        </w:r>
+      </w:hyperlink>
+      <w:r>
+        <w:t>.</w:t>
+      </w:r>
+      <w:r>
+        <w:rPr>
+          <w:sz w:val="20"/>
+          <w:szCs w:val="20"/>
+        </w:rPr>
+        <w:t xml:space="preserve"> This biological mechanism inspires the design of AI systems like Temporal Memory, where parallel processing—similar to how dendritic branches operate—enables efficient handling of complex sequences and large datasets. By transforming single-threaded algorithms into multithreaded architectures, we enhance computational efficiency and scalability, paving the way for real-time, high-performance AI applications</w:t>
+      </w:r>
+      <w:r>
+        <w:rPr>
+          <w:sz w:val="20"/>
+          <w:szCs w:val="20"/>
+        </w:rPr>
+        <w:t xml:space="preserve">. </w:t>
+      </w:r>
+    </w:p>
+    <w:p>
+      <w:pPr>
+        <w:pStyle w:val="NormalWeb"/>
+        <w:tabs>
+          <w:tab w:val="left" w:pos="288"/>
+        </w:tabs>
+        <w:spacing w:before="0" w:beforeAutospacing="0" w:after="0" w:afterAutospacing="0"/>
+        <w:jc w:val="both"/>
+        <w:rPr>
+          <w:sz w:val="20"/>
+          <w:szCs w:val="20"/>
+        </w:rPr>
+      </w:pPr>
+    </w:p>
+    <w:p>
+      <w:pPr>
+        <w:pStyle w:val="NormalWeb"/>
+        <w:tabs>
+          <w:tab w:val="left" w:pos="288"/>
+        </w:tabs>
+        <w:spacing w:before="0" w:beforeAutospacing="0" w:after="0" w:afterAutospacing="0"/>
+        <w:jc w:val="both"/>
+        <w:rPr>
+          <w:sz w:val="20"/>
+          <w:szCs w:val="20"/>
+        </w:rPr>
+      </w:pPr>
+      <w:r>
+        <w:rPr>
+          <w:sz w:val="20"/>
+          <w:szCs w:val="20"/>
+        </w:rPr>
+        <w:t xml:space="preserve">Think of Temporal Memory as teaching a computer to think like </w:t>
+      </w:r>
+      <w:r>
+        <w:rPr>
+          <w:sz w:val="20"/>
+          <w:szCs w:val="20"/>
+        </w:rPr>
+        <w:t>human</w:t>
+      </w:r>
+      <w:r>
+        <w:rPr>
+          <w:sz w:val="20"/>
+          <w:szCs w:val="20"/>
+        </w:rPr>
+        <w:t>—</w:t>
+      </w:r>
+      <w:r>
+        <w:rPr>
+          <w:sz w:val="20"/>
+          <w:szCs w:val="20"/>
+        </w:rPr>
+        <w:t xml:space="preserve">learning patterns, predicting what’s next, and spotting unusual events. We’ve made this process faster and more efficient by allowing it to multitask, ensuring it can handle larger workloads without slowing down. </w:t>
+      </w:r>
+      <w:r>
+        <w:rPr>
+          <w:sz w:val="20"/>
+          <w:szCs w:val="20"/>
+        </w:rPr>
+        <w:t xml:space="preserve">By attempting to transform single-threaded processes into multithreaded systems, we have tried to achieve performance </w:t>
+      </w:r>
+      <w:r>
+        <w:rPr>
+          <w:sz w:val="20"/>
+          <w:szCs w:val="20"/>
+        </w:rPr>
+        <w:t>improvements while maintaining the system's accuracy and reliability.</w:t>
+      </w:r>
+    </w:p>
+    <w:p>
+      <w:pPr>
+        <w:pStyle w:val="NormalWeb"/>
+        <w:tabs>
+          <w:tab w:val="left" w:pos="288"/>
+        </w:tabs>
+        <w:spacing w:before="0" w:beforeAutospacing="0" w:after="0" w:afterAutospacing="0"/>
+        <w:jc w:val="both"/>
+        <w:rPr>
+          <w:sz w:val="20"/>
+          <w:szCs w:val="20"/>
+        </w:rPr>
+      </w:pPr>
+    </w:p>
+    <w:p>
+      <w:pPr>
+        <w:pStyle w:val="NormalWeb"/>
+        <w:tabs>
+          <w:tab w:val="left" w:pos="288"/>
+        </w:tabs>
+        <w:spacing w:before="0" w:beforeAutospacing="0" w:after="0" w:afterAutospacing="0"/>
+        <w:jc w:val="both"/>
+        <w:rPr>
+          <w:sz w:val="20"/>
+          <w:szCs w:val="20"/>
+        </w:rPr>
+      </w:pPr>
+      <w:r>
+        <w:rPr>
+          <w:sz w:val="20"/>
+          <w:szCs w:val="20"/>
+        </w:rPr>
+        <w:t xml:space="preserve">The Temporal Memory algorithm is a fundamental component of hierarchical temporal memory (HTM) systems, which are designed to mimic the functionality of the human neocortex. This algorithm plays a crucial role in pattern recognition, sequence learning, and anomaly detection by processing and storing spatial and temporal patterns. </w:t>
+      </w:r>
+      <w:r>
+        <w:rPr>
+          <w:sz w:val="20"/>
+          <w:szCs w:val="20"/>
+        </w:rPr>
+        <w:t>How does it learn and predict?</w:t>
+      </w:r>
+      <w:r>
+        <w:rPr>
+          <w:sz w:val="20"/>
+          <w:szCs w:val="20"/>
+        </w:rPr>
+        <w:t xml:space="preserve"> </w:t>
+      </w:r>
+      <w:r>
+        <w:rPr>
+          <w:sz w:val="20"/>
+          <w:szCs w:val="20"/>
+        </w:rPr>
+        <w:t xml:space="preserve">It uses Sparse Distributed representation (SDR’s) which is exactly how </w:t>
+      </w:r>
+      <w:r>
+        <w:rPr>
+          <w:sz w:val="20"/>
+          <w:szCs w:val="20"/>
+        </w:rPr>
+        <w:t>the brain</w:t>
+      </w:r>
+      <w:r>
+        <w:rPr>
+          <w:sz w:val="20"/>
+          <w:szCs w:val="20"/>
+        </w:rPr>
+        <w:t xml:space="preserve"> </w:t>
+      </w:r>
+      <w:r>
+        <w:rPr>
+          <w:sz w:val="20"/>
+          <w:szCs w:val="20"/>
+        </w:rPr>
+        <w:t>processes</w:t>
+      </w:r>
+      <w:r>
+        <w:rPr>
+          <w:sz w:val="20"/>
+          <w:szCs w:val="20"/>
+        </w:rPr>
+        <w:t xml:space="preserve"> the data. </w:t>
+      </w:r>
+      <w:r>
+        <w:rPr>
+          <w:sz w:val="20"/>
+          <w:szCs w:val="20"/>
+        </w:rPr>
+        <w:t>The SDR is used as input for the Temporal Memory Algorithm which is responsible for learning sequences from SDR</w:t>
+      </w:r>
+      <w:r>
+        <w:rPr>
+          <w:sz w:val="20"/>
+          <w:szCs w:val="20"/>
+        </w:rPr>
+        <w:t xml:space="preserve"> </w:t>
+      </w:r>
+      <w:hyperlink w:anchor="R2" w:history="1">
+        <w:r>
+          <w:rPr>
+            <w:rStyle w:val="Hyperlink"/>
             <w:sz w:val="20"/>
             <w:szCs w:val="20"/>
           </w:rPr>
-          <w:id w:val="487519683"/>
-          <w:citation/>
-        </w:sdtPr>
-        <w:sdtContent>
-          <w:r>
-            <w:rPr>
-              <w:sz w:val="20"/>
-              <w:szCs w:val="20"/>
-            </w:rPr>
-            <w:fldChar w:fldCharType="begin"/>
-          </w:r>
-          <w:r>
-            <w:rPr>
-              <w:sz w:val="20"/>
-              <w:szCs w:val="20"/>
-            </w:rPr>
-            <w:instrText xml:space="preserve"> CITATION Jef16 \l 1033 </w:instrText>
-          </w:r>
-          <w:r>
-            <w:rPr>
-              <w:sz w:val="20"/>
-              <w:szCs w:val="20"/>
-            </w:rPr>
-            <w:fldChar w:fldCharType="separate"/>
-          </w:r>
-          <w:r>
-            <w:rPr>
-              <w:noProof/>
-              <w:sz w:val="20"/>
-              <w:szCs w:val="20"/>
-            </w:rPr>
-            <w:t xml:space="preserve"> </w:t>
-          </w:r>
-          <w:r>
-            <w:rPr>
-              <w:noProof/>
-              <w:sz w:val="20"/>
-              <w:szCs w:val="20"/>
-            </w:rPr>
-            <w:t>[1]</w:t>
-          </w:r>
-          <w:r>
-            <w:rPr>
-              <w:sz w:val="20"/>
-              <w:szCs w:val="20"/>
-            </w:rPr>
-            <w:fldChar w:fldCharType="end"/>
-          </w:r>
-        </w:sdtContent>
-      </w:sdt>
-      <w:r>
-        <w:rPr>
-          <w:sz w:val="20"/>
-          <w:szCs w:val="20"/>
-        </w:rPr>
-        <w:t>.</w:t>
-      </w:r>
-      <w:r>
-        <w:rPr>
-          <w:sz w:val="20"/>
-          <w:szCs w:val="20"/>
-        </w:rPr>
-        <w:t xml:space="preserve"> This biological mechanism inspires the design of AI systems like Temporal Memory, where parallel processing—similar to how dendritic branches operate—enables efficient handling of complex sequences and large datasets. By transforming single-threaded algorithms into multithreaded architectures, we enhance computational efficiency and scalability, paving the way for real-time, high-performance AI applications</w:t>
-      </w:r>
-      <w:r>
-        <w:rPr>
-          <w:sz w:val="20"/>
-          <w:szCs w:val="20"/>
-        </w:rPr>
-        <w:t xml:space="preserve">. </w:t>
-      </w:r>
-    </w:p>
-    <w:p>
-      <w:pPr>
-        <w:pStyle w:val="NormalWeb"/>
-        <w:tabs>
-          <w:tab w:val="left" w:pos="288"/>
-        </w:tabs>
-        <w:spacing w:before="0" w:beforeAutospacing="0" w:after="0" w:afterAutospacing="0"/>
-        <w:jc w:val="both"/>
-        <w:rPr>
-          <w:sz w:val="20"/>
-          <w:szCs w:val="20"/>
-        </w:rPr>
-      </w:pPr>
-    </w:p>
-    <w:p>
-      <w:pPr>
-        <w:pStyle w:val="NormalWeb"/>
-        <w:tabs>
-          <w:tab w:val="left" w:pos="288"/>
-        </w:tabs>
-        <w:spacing w:before="0" w:beforeAutospacing="0" w:after="0" w:afterAutospacing="0"/>
-        <w:jc w:val="both"/>
-        <w:rPr>
-          <w:sz w:val="20"/>
-          <w:szCs w:val="20"/>
-        </w:rPr>
-      </w:pPr>
-      <w:r>
-        <w:rPr>
-          <w:sz w:val="20"/>
-          <w:szCs w:val="20"/>
-        </w:rPr>
-        <w:t xml:space="preserve">Think of Temporal Memory as teaching a computer to think like </w:t>
-      </w:r>
-      <w:r>
-        <w:rPr>
-          <w:sz w:val="20"/>
-          <w:szCs w:val="20"/>
-        </w:rPr>
-        <w:t>human</w:t>
-      </w:r>
-      <w:r>
-        <w:rPr>
-          <w:sz w:val="20"/>
-          <w:szCs w:val="20"/>
-        </w:rPr>
-        <w:t>—</w:t>
-      </w:r>
-      <w:r>
-        <w:rPr>
-          <w:sz w:val="20"/>
-          <w:szCs w:val="20"/>
-        </w:rPr>
-        <w:t xml:space="preserve">learning patterns, predicting what’s next, and spotting unusual events. We’ve made this process faster and more efficient by allowing it to multitask, ensuring it can handle larger workloads without slowing down. </w:t>
-      </w:r>
-      <w:r>
-        <w:rPr>
-          <w:sz w:val="20"/>
-          <w:szCs w:val="20"/>
-        </w:rPr>
-        <w:t xml:space="preserve">By attempting to transform single-threaded processes into multithreaded systems, we have tried to achieve performance </w:t>
-      </w:r>
-      <w:r>
-        <w:rPr>
-          <w:sz w:val="20"/>
-          <w:szCs w:val="20"/>
-        </w:rPr>
-        <w:t>improvements while maintaining the system's accuracy and reliability.</w:t>
-      </w:r>
-    </w:p>
-    <w:p>
-      <w:pPr>
-        <w:pStyle w:val="NormalWeb"/>
-        <w:tabs>
-          <w:tab w:val="left" w:pos="288"/>
-        </w:tabs>
-        <w:spacing w:before="0" w:beforeAutospacing="0" w:after="0" w:afterAutospacing="0"/>
-        <w:jc w:val="both"/>
-        <w:rPr>
-          <w:sz w:val="20"/>
-          <w:szCs w:val="20"/>
-        </w:rPr>
-      </w:pPr>
-    </w:p>
-    <w:p>
-      <w:pPr>
-        <w:pStyle w:val="NormalWeb"/>
-        <w:tabs>
-          <w:tab w:val="left" w:pos="288"/>
-        </w:tabs>
-        <w:spacing w:before="0" w:beforeAutospacing="0" w:after="0" w:afterAutospacing="0"/>
-        <w:jc w:val="both"/>
-        <w:rPr>
-          <w:sz w:val="20"/>
-          <w:szCs w:val="20"/>
-        </w:rPr>
-      </w:pPr>
-      <w:r>
-        <w:rPr>
-          <w:sz w:val="20"/>
-          <w:szCs w:val="20"/>
-        </w:rPr>
-        <w:t xml:space="preserve">The Temporal Memory algorithm is a fundamental component of hierarchical temporal memory (HTM) systems, which are designed to mimic the functionality of the human neocortex. This algorithm plays a crucial role in pattern recognition, sequence learning, and anomaly detection by processing and storing spatial and temporal patterns. </w:t>
-      </w:r>
-      <w:r>
-        <w:rPr>
-          <w:sz w:val="20"/>
-          <w:szCs w:val="20"/>
-        </w:rPr>
-        <w:t>How does it learn and predict?</w:t>
-      </w:r>
-      <w:r>
-        <w:rPr>
-          <w:sz w:val="20"/>
-          <w:szCs w:val="20"/>
-        </w:rPr>
-        <w:t xml:space="preserve"> </w:t>
-      </w:r>
-      <w:r>
-        <w:rPr>
-          <w:sz w:val="20"/>
-          <w:szCs w:val="20"/>
-        </w:rPr>
-        <w:t xml:space="preserve">It uses Sparse Distributed representation (SDR’s) which is exactly how </w:t>
-      </w:r>
-      <w:r>
-        <w:rPr>
-          <w:sz w:val="20"/>
-          <w:szCs w:val="20"/>
-        </w:rPr>
-        <w:t>the brain</w:t>
-      </w:r>
-      <w:r>
-        <w:rPr>
-          <w:sz w:val="20"/>
-          <w:szCs w:val="20"/>
-        </w:rPr>
-        <w:t xml:space="preserve"> </w:t>
-      </w:r>
-      <w:r>
-        <w:rPr>
-          <w:sz w:val="20"/>
-          <w:szCs w:val="20"/>
-        </w:rPr>
-        <w:t>processes</w:t>
-      </w:r>
-      <w:r>
-        <w:rPr>
-          <w:sz w:val="20"/>
-          <w:szCs w:val="20"/>
-        </w:rPr>
-        <w:t xml:space="preserve"> the data. </w:t>
-      </w:r>
-      <w:r>
-        <w:rPr>
-          <w:sz w:val="20"/>
-          <w:szCs w:val="20"/>
-        </w:rPr>
-        <w:t>The SDR is used as input for the Temporal Memory Algorithm which is responsible for learning sequences from SDR</w:t>
-      </w:r>
-      <w:sdt>
-        <w:sdtPr>
+          <w:t>[</w:t>
+        </w:r>
+        <w:r>
           <w:rPr>
+            <w:rStyle w:val="Hyperlink"/>
             <w:sz w:val="20"/>
             <w:szCs w:val="20"/>
           </w:rPr>
-          <w:id w:val="1119026027"/>
-          <w:citation/>
-        </w:sdtPr>
-        <w:sdtContent>
-          <w:r>
-            <w:rPr>
-              <w:sz w:val="20"/>
-              <w:szCs w:val="20"/>
-            </w:rPr>
-            <w:fldChar w:fldCharType="begin"/>
-          </w:r>
-          <w:r>
-            <w:rPr>
-              <w:sz w:val="20"/>
-              <w:szCs w:val="20"/>
-            </w:rPr>
-            <w:instrText xml:space="preserve"> CITATION Dam21 \l 1033 </w:instrText>
-          </w:r>
-          <w:r>
-            <w:rPr>
-              <w:sz w:val="20"/>
-              <w:szCs w:val="20"/>
-            </w:rPr>
-            <w:fldChar w:fldCharType="separate"/>
-          </w:r>
-          <w:r>
-            <w:rPr>
-              <w:noProof/>
-              <w:sz w:val="20"/>
-              <w:szCs w:val="20"/>
-            </w:rPr>
-            <w:t xml:space="preserve"> </w:t>
-          </w:r>
-          <w:r>
-            <w:rPr>
-              <w:noProof/>
-              <w:sz w:val="20"/>
-              <w:szCs w:val="20"/>
-            </w:rPr>
-            <w:t>[2]</w:t>
-          </w:r>
-          <w:r>
-            <w:rPr>
-              <w:sz w:val="20"/>
-              <w:szCs w:val="20"/>
-            </w:rPr>
-            <w:fldChar w:fldCharType="end"/>
-          </w:r>
-        </w:sdtContent>
-      </w:sdt>
+          <w:t>2</w:t>
+        </w:r>
+        <w:r>
+          <w:rPr>
+            <w:rStyle w:val="Hyperlink"/>
+            <w:sz w:val="20"/>
+            <w:szCs w:val="20"/>
+          </w:rPr>
+          <w:t>]</w:t>
+        </w:r>
+      </w:hyperlink>
       <w:r>
         <w:rPr>
           <w:sz w:val="20"/>
@@ -1070,8 +1016,8 @@
         <w:t>paving the way for their application in real-world, data-intensive environments.</w:t>
       </w:r>
     </w:p>
-    <w:bookmarkEnd w:id="0"/>
     <w:bookmarkEnd w:id="1"/>
+    <w:bookmarkEnd w:id="2"/>
     <w:p>
       <w:pPr>
         <w:pStyle w:val="Heading1"/>
@@ -1140,37 +1086,39 @@
         <w:t xml:space="preserve"> </w:t>
       </w:r>
       <w:r>
-        <w:t>patterns through sparse distributed representations (SDRs),enabling robust noise-tolerant predictions</w:t>
+        <w:t>patterns through sparse distributed representations (SDRs</w:t>
+      </w:r>
+      <w:proofErr w:type="gramStart"/>
+      <w:r>
+        <w:t>),enabling</w:t>
+      </w:r>
+      <w:proofErr w:type="gramEnd"/>
+      <w:r>
+        <w:t xml:space="preserve"> robust noise-tolerant predictions</w:t>
       </w:r>
       <w:r>
         <w:t xml:space="preserve"> </w:t>
       </w:r>
-      <w:sdt>
-        <w:sdtPr>
-          <w:id w:val="2042321606"/>
-          <w:citation/>
-        </w:sdtPr>
-        <w:sdtContent>
-          <w:r>
-            <w:fldChar w:fldCharType="begin"/>
-          </w:r>
-          <w:r>
-            <w:instrText xml:space="preserve"> CITATION KHS081 \l 1033 </w:instrText>
-          </w:r>
-          <w:r>
-            <w:fldChar w:fldCharType="separate"/>
-          </w:r>
-          <w:r>
-            <w:rPr>
-              <w:noProof/>
-            </w:rPr>
-            <w:t>[3]</w:t>
-          </w:r>
-          <w:r>
-            <w:fldChar w:fldCharType="end"/>
-          </w:r>
-        </w:sdtContent>
-      </w:sdt>
+      <w:hyperlink w:anchor="R3" w:history="1">
+        <w:r>
+          <w:rPr>
+            <w:rStyle w:val="Hyperlink"/>
+          </w:rPr>
+          <w:t>[</w:t>
+        </w:r>
+        <w:r>
+          <w:rPr>
+            <w:rStyle w:val="Hyperlink"/>
+          </w:rPr>
+          <w:t>3</w:t>
+        </w:r>
+        <w:r>
+          <w:rPr>
+            <w:rStyle w:val="Hyperlink"/>
+          </w:rPr>
+          <w:t>]</w:t>
+        </w:r>
+      </w:hyperlink>
       <w:r>
         <w:t>.</w:t>
       </w:r>
@@ -1183,32 +1131,20 @@
       <w:r>
         <w:t xml:space="preserve"> </w:t>
       </w:r>
-      <w:sdt>
-        <w:sdtPr>
-          <w:id w:val="127517476"/>
-          <w:citation/>
-        </w:sdtPr>
-        <w:sdtContent>
-          <w:r>
-            <w:fldChar w:fldCharType="begin"/>
-          </w:r>
-          <w:r>
-            <w:instrText xml:space="preserve"> CITATION SAk061 \l 1033 </w:instrText>
-          </w:r>
-          <w:r>
-            <w:fldChar w:fldCharType="separate"/>
-          </w:r>
-          <w:r>
-            <w:rPr>
-              <w:noProof/>
-            </w:rPr>
-            <w:t>[4]</w:t>
-          </w:r>
-          <w:r>
-            <w:fldChar w:fldCharType="end"/>
-          </w:r>
-        </w:sdtContent>
-      </w:sdt>
+      <w:hyperlink w:anchor="R4" w:history="1">
+        <w:r>
+          <w:rPr>
+            <w:rStyle w:val="Hyperlink"/>
+          </w:rPr>
+          <w:t>[4</w:t>
+        </w:r>
+        <w:r>
+          <w:rPr>
+            <w:rStyle w:val="Hyperlink"/>
+          </w:rPr>
+          <w:t>]</w:t>
+        </w:r>
+      </w:hyperlink>
       <w:r>
         <w:t>.</w:t>
       </w:r>
@@ -1233,32 +1169,26 @@
       <w:r>
         <w:t xml:space="preserve"> </w:t>
       </w:r>
-      <w:sdt>
-        <w:sdtPr>
-          <w:id w:val="1272284820"/>
-          <w:citation/>
-        </w:sdtPr>
-        <w:sdtContent>
-          <w:r>
-            <w:fldChar w:fldCharType="begin"/>
-          </w:r>
-          <w:r>
-            <w:instrText xml:space="preserve"> CITATION HEl05 \l 1033 </w:instrText>
-          </w:r>
-          <w:r>
-            <w:fldChar w:fldCharType="separate"/>
-          </w:r>
-          <w:r>
-            <w:rPr>
-              <w:noProof/>
-            </w:rPr>
-            <w:t>[5]</w:t>
-          </w:r>
-          <w:r>
-            <w:fldChar w:fldCharType="end"/>
-          </w:r>
-        </w:sdtContent>
-      </w:sdt>
+      <w:hyperlink w:anchor="R5" w:history="1">
+        <w:r>
+          <w:rPr>
+            <w:rStyle w:val="Hyperlink"/>
+          </w:rPr>
+          <w:t>[</w:t>
+        </w:r>
+        <w:r>
+          <w:rPr>
+            <w:rStyle w:val="Hyperlink"/>
+          </w:rPr>
+          <w:t>5</w:t>
+        </w:r>
+        <w:r>
+          <w:rPr>
+            <w:rStyle w:val="Hyperlink"/>
+          </w:rPr>
+          <w:t>]</w:t>
+        </w:r>
+      </w:hyperlink>
       <w:r>
         <w:t>.</w:t>
       </w:r>
@@ -1306,34 +1236,25 @@
       <w:r>
         <w:t> </w:t>
       </w:r>
-      <w:sdt>
-        <w:sdtPr>
-          <w:id w:val="-1046058219"/>
-          <w:citation/>
-        </w:sdtPr>
-        <w:sdtContent>
-          <w:r>
-            <w:fldChar w:fldCharType="begin"/>
-          </w:r>
-          <w:r>
-            <w:instrText xml:space="preserve"> CITATION LBe06 \l 1033 </w:instrText>
-          </w:r>
-          <w:r>
-            <w:fldChar w:fldCharType="separate"/>
-          </w:r>
-          <w:r>
-            <w:rPr>
-              <w:noProof/>
-            </w:rPr>
-            <w:t>[6]</w:t>
-          </w:r>
-          <w:r>
-            <w:fldChar w:fldCharType="end"/>
-          </w:r>
-        </w:sdtContent>
-      </w:sdt>
-      <w:r>
-        <w:t>, highlighting the need for granular task decomposition."</w:t>
+      <w:hyperlink w:anchor="R6" w:history="1">
+        <w:r>
+          <w:rPr>
+            <w:rStyle w:val="Hyperlink"/>
+          </w:rPr>
+          <w:t>[6</w:t>
+        </w:r>
+        <w:r>
+          <w:rPr>
+            <w:rStyle w:val="Hyperlink"/>
+          </w:rPr>
+          <w:t>]</w:t>
+        </w:r>
+      </w:hyperlink>
+      <w:r>
+        <w:t xml:space="preserve"> , </w:t>
+      </w:r>
+      <w:r>
+        <w:t>highlighting the need for granular task decomposition."</w:t>
       </w:r>
     </w:p>
     <w:p>
@@ -1352,109 +1273,91 @@
         <w:jc w:val="both"/>
       </w:pPr>
       <w:r>
-        <w:t xml:space="preserve">Hierarchical Temporal Memory (HTM) is a biomimetic artificial neural network that models neocortical properties for spatiotemporal pattern recognition </w:t>
-      </w:r>
-      <w:sdt>
-        <w:sdtPr>
-          <w:id w:val="-693773470"/>
-          <w:citation/>
-        </w:sdtPr>
-        <w:sdtContent>
-          <w:r>
-            <w:fldChar w:fldCharType="begin"/>
-          </w:r>
-          <w:r>
-            <w:instrText xml:space="preserve"> CITATION JHa04 \l 1033 </w:instrText>
-          </w:r>
-          <w:r>
-            <w:fldChar w:fldCharType="separate"/>
-          </w:r>
-          <w:r>
-            <w:rPr>
-              <w:noProof/>
-            </w:rPr>
-            <w:t>[7]</w:t>
-          </w:r>
-          <w:r>
-            <w:fldChar w:fldCharType="end"/>
-          </w:r>
-        </w:sdtContent>
-      </w:sdt>
+        <w:t>Hierarchical Temporal Memory (HTM) is a biomimetic artificial neural network that models neocortical properties for spatiotemporal pattern recognition</w:t>
+      </w:r>
+      <w:r>
+        <w:t xml:space="preserve"> </w:t>
+      </w:r>
+      <w:hyperlink w:anchor="R7" w:history="1">
+        <w:r>
+          <w:rPr>
+            <w:rStyle w:val="Hyperlink"/>
+          </w:rPr>
+          <w:t>[</w:t>
+        </w:r>
+        <w:r>
+          <w:rPr>
+            <w:rStyle w:val="Hyperlink"/>
+          </w:rPr>
+          <w:t>7</w:t>
+        </w:r>
+        <w:r>
+          <w:rPr>
+            <w:rStyle w:val="Hyperlink"/>
+          </w:rPr>
+          <w:t>]</w:t>
+        </w:r>
+      </w:hyperlink>
       <w:r>
         <w:t xml:space="preserve"> &amp;</w:t>
       </w:r>
-      <w:sdt>
-        <w:sdtPr>
-          <w:id w:val="-2112654770"/>
-          <w:citation/>
-        </w:sdtPr>
-        <w:sdtContent>
-          <w:r>
-            <w:fldChar w:fldCharType="begin"/>
-          </w:r>
-          <w:r>
-            <w:instrText xml:space="preserve"> CITATION Num11 \l 1033 </w:instrText>
-          </w:r>
-          <w:r>
-            <w:fldChar w:fldCharType="separate"/>
-          </w:r>
-          <w:r>
-            <w:rPr>
-              <w:noProof/>
-            </w:rPr>
-            <w:t xml:space="preserve"> </w:t>
-          </w:r>
-          <w:r>
-            <w:rPr>
-              <w:noProof/>
-            </w:rPr>
-            <w:t>[8]</w:t>
-          </w:r>
-          <w:r>
-            <w:fldChar w:fldCharType="end"/>
-          </w:r>
-        </w:sdtContent>
-      </w:sdt>
-      <w:r>
-        <w:t>. Unlike conventional ANNs, HTM specializes in learning sequences from continuous data streams through its unique cortical architecture</w:t>
-      </w:r>
-      <w:sdt>
-        <w:sdtPr>
-          <w:id w:val="790015456"/>
-          <w:citation/>
-        </w:sdtPr>
-        <w:sdtContent>
-          <w:r>
-            <w:fldChar w:fldCharType="begin"/>
-          </w:r>
-          <w:r>
-            <w:instrText xml:space="preserve"> CITATION JHa04 \l 1033 </w:instrText>
-          </w:r>
-          <w:r>
-            <w:fldChar w:fldCharType="separate"/>
-          </w:r>
-          <w:r>
-            <w:rPr>
-              <w:noProof/>
-            </w:rPr>
-            <w:t xml:space="preserve"> </w:t>
-          </w:r>
-          <w:r>
-            <w:rPr>
-              <w:noProof/>
-            </w:rPr>
-            <w:t>[7]</w:t>
-          </w:r>
-          <w:r>
-            <w:fldChar w:fldCharType="end"/>
-          </w:r>
-        </w:sdtContent>
-      </w:sdt>
+      <w:r>
+        <w:t xml:space="preserve"> </w:t>
+      </w:r>
+      <w:hyperlink w:anchor="R8" w:history="1">
+        <w:r>
+          <w:rPr>
+            <w:rStyle w:val="Hyperlink"/>
+          </w:rPr>
+          <w:t>[</w:t>
+        </w:r>
+        <w:r>
+          <w:rPr>
+            <w:rStyle w:val="Hyperlink"/>
+          </w:rPr>
+          <w:t>8</w:t>
+        </w:r>
+        <w:r>
+          <w:rPr>
+            <w:rStyle w:val="Hyperlink"/>
+          </w:rPr>
+          <w:t>]</w:t>
+        </w:r>
+      </w:hyperlink>
       <w:r>
         <w:t>.</w:t>
       </w:r>
       <w:r>
-        <w:t xml:space="preserve"> T</w:t>
+        <w:t xml:space="preserve"> Unlike conventional ANNs, HTM specializes in learning sequences from continuous data streams through its unique cortical </w:t>
+      </w:r>
+      <w:r>
+        <w:t xml:space="preserve">architecture </w:t>
+      </w:r>
+      <w:hyperlink w:anchor="R7" w:history="1">
+        <w:r>
+          <w:rPr>
+            <w:rStyle w:val="Hyperlink"/>
+          </w:rPr>
+          <w:t>[</w:t>
+        </w:r>
+        <w:r>
+          <w:rPr>
+            <w:rStyle w:val="Hyperlink"/>
+          </w:rPr>
+          <w:t>7</w:t>
+        </w:r>
+        <w:r>
+          <w:rPr>
+            <w:rStyle w:val="Hyperlink"/>
+          </w:rPr>
+          <w:t>]</w:t>
+        </w:r>
+      </w:hyperlink>
+      <w:r>
+        <w:t xml:space="preserve">. </w:t>
+      </w:r>
+      <w:r>
+        <w:t>T</w:t>
       </w:r>
       <w:r>
         <w:t>emporal Memory learns sequences by tracking patterns over time, where cells activate based on both current inputs and historical context stored in synaptic connections</w:t>
@@ -1462,32 +1365,26 @@
       <w:r>
         <w:t xml:space="preserve"> </w:t>
       </w:r>
-      <w:sdt>
-        <w:sdtPr>
-          <w:id w:val="664128987"/>
-          <w:citation/>
-        </w:sdtPr>
-        <w:sdtContent>
-          <w:r>
-            <w:fldChar w:fldCharType="begin"/>
-          </w:r>
-          <w:r>
-            <w:instrText xml:space="preserve"> CITATION DOH05 \l 1033 </w:instrText>
-          </w:r>
-          <w:r>
-            <w:fldChar w:fldCharType="separate"/>
-          </w:r>
-          <w:r>
-            <w:rPr>
-              <w:noProof/>
-            </w:rPr>
-            <w:t>[9]</w:t>
-          </w:r>
-          <w:r>
-            <w:fldChar w:fldCharType="end"/>
-          </w:r>
-        </w:sdtContent>
-      </w:sdt>
+      <w:hyperlink w:anchor="R9" w:history="1">
+        <w:r>
+          <w:rPr>
+            <w:rStyle w:val="Hyperlink"/>
+          </w:rPr>
+          <w:t>[</w:t>
+        </w:r>
+        <w:r>
+          <w:rPr>
+            <w:rStyle w:val="Hyperlink"/>
+          </w:rPr>
+          <w:t>9</w:t>
+        </w:r>
+        <w:r>
+          <w:rPr>
+            <w:rStyle w:val="Hyperlink"/>
+          </w:rPr>
+          <w:t>]</w:t>
+        </w:r>
+      </w:hyperlink>
       <w:r>
         <w:t>.</w:t>
       </w:r>
@@ -1497,76 +1394,55 @@
       <w:r>
         <w:t>The system predicts future inputs by strengthening connections between cells that frequently activate together, mimicking how the brain learns temporal relationship</w:t>
       </w:r>
-      <w:sdt>
-        <w:sdtPr>
-          <w:id w:val="-2040732685"/>
-          <w:citation/>
-        </w:sdtPr>
-        <w:sdtContent>
-          <w:r>
-            <w:fldChar w:fldCharType="begin"/>
-          </w:r>
-          <w:r>
-            <w:instrText xml:space="preserve"> CITATION DOH05 \l 1033 </w:instrText>
-          </w:r>
-          <w:r>
-            <w:fldChar w:fldCharType="separate"/>
-          </w:r>
-          <w:r>
-            <w:rPr>
-              <w:noProof/>
-            </w:rPr>
-            <w:t xml:space="preserve"> </w:t>
-          </w:r>
-          <w:r>
-            <w:rPr>
-              <w:noProof/>
-            </w:rPr>
-            <w:t>[9]</w:t>
-          </w:r>
-          <w:r>
-            <w:fldChar w:fldCharType="end"/>
-          </w:r>
-        </w:sdtContent>
-      </w:sdt>
-      <w:r>
-        <w:t xml:space="preserve"> .</w:t>
-      </w:r>
       <w:r>
         <w:t xml:space="preserve"> </w:t>
       </w:r>
+      <w:hyperlink w:anchor="R9" w:history="1">
+        <w:r>
+          <w:rPr>
+            <w:rStyle w:val="Hyperlink"/>
+          </w:rPr>
+          <w:t>[</w:t>
+        </w:r>
+        <w:r>
+          <w:rPr>
+            <w:rStyle w:val="Hyperlink"/>
+          </w:rPr>
+          <w:t>9</w:t>
+        </w:r>
+        <w:r>
+          <w:rPr>
+            <w:rStyle w:val="Hyperlink"/>
+          </w:rPr>
+          <w:t>]</w:t>
+        </w:r>
+      </w:hyperlink>
+      <w:r>
+        <w:t>.</w:t>
+      </w:r>
+      <w:r>
+        <w:t xml:space="preserve"> </w:t>
+      </w:r>
       <w:r>
         <w:t>HTM CLA in general consists of two major algorithms: Spatial Pooler and Temporal Memory</w:t>
       </w:r>
       <w:r>
         <w:t xml:space="preserve"> </w:t>
       </w:r>
-      <w:sdt>
-        <w:sdtPr>
-          <w:id w:val="872805096"/>
-          <w:citation/>
-        </w:sdtPr>
-        <w:sdtContent>
-          <w:r>
-            <w:fldChar w:fldCharType="begin"/>
-          </w:r>
-          <w:r>
-            <w:instrText xml:space="preserve"> CITATION Dam21 \l 1033 </w:instrText>
-          </w:r>
-          <w:r>
-            <w:fldChar w:fldCharType="separate"/>
-          </w:r>
-          <w:r>
-            <w:rPr>
-              <w:noProof/>
-            </w:rPr>
-            <w:t>[2]</w:t>
-          </w:r>
-          <w:r>
-            <w:fldChar w:fldCharType="end"/>
-          </w:r>
-        </w:sdtContent>
-      </w:sdt>
+      <w:hyperlink w:anchor="R2" w:history="1">
+        <w:r>
+          <w:rPr>
+            <w:rStyle w:val="Hyperlink"/>
+          </w:rPr>
+          <w:t>[2</w:t>
+        </w:r>
+        <w:r>
+          <w:rPr>
+            <w:rStyle w:val="Hyperlink"/>
+          </w:rPr>
+          <w:t>]</w:t>
+        </w:r>
+      </w:hyperlink>
       <w:r>
         <w:t xml:space="preserve">. </w:t>
       </w:r>
@@ -1579,38 +1455,23 @@
       <w:r>
         <w:t xml:space="preserve"> input data and converts them into Sparse Distributed Representations (SDRs)</w:t>
       </w:r>
-      <w:sdt>
-        <w:sdtPr>
-          <w:id w:val="935873457"/>
-          <w:citation/>
-        </w:sdtPr>
-        <w:sdtContent>
-          <w:r>
-            <w:fldChar w:fldCharType="begin"/>
-          </w:r>
-          <w:r>
-            <w:instrText xml:space="preserve"> CITATION Abd19 \l 1033 </w:instrText>
-          </w:r>
-          <w:r>
-            <w:fldChar w:fldCharType="separate"/>
-          </w:r>
-          <w:r>
-            <w:rPr>
-              <w:noProof/>
-            </w:rPr>
-            <w:t xml:space="preserve"> </w:t>
-          </w:r>
-          <w:r>
-            <w:rPr>
-              <w:noProof/>
-            </w:rPr>
-            <w:t>[10]</w:t>
-          </w:r>
-          <w:r>
-            <w:fldChar w:fldCharType="end"/>
-          </w:r>
-        </w:sdtContent>
-      </w:sdt>
+      <w:r>
+        <w:t xml:space="preserve"> </w:t>
+      </w:r>
+      <w:hyperlink w:anchor="R10" w:history="1">
+        <w:r>
+          <w:rPr>
+            <w:rStyle w:val="Hyperlink"/>
+          </w:rPr>
+          <w:t>[10</w:t>
+        </w:r>
+        <w:r>
+          <w:rPr>
+            <w:rStyle w:val="Hyperlink"/>
+          </w:rPr>
+          <w:t>]</w:t>
+        </w:r>
+      </w:hyperlink>
       <w:r>
         <w:t>.</w:t>
       </w:r>
@@ -1623,32 +1484,26 @@
       <w:r>
         <w:t xml:space="preserve"> </w:t>
       </w:r>
-      <w:sdt>
-        <w:sdtPr>
-          <w:id w:val="-470758278"/>
-          <w:citation/>
-        </w:sdtPr>
-        <w:sdtContent>
-          <w:r>
-            <w:fldChar w:fldCharType="begin"/>
-          </w:r>
-          <w:r>
-            <w:instrText xml:space="preserve"> CITATION JLa89 \l 1033 </w:instrText>
-          </w:r>
-          <w:r>
-            <w:fldChar w:fldCharType="separate"/>
-          </w:r>
-          <w:r>
-            <w:rPr>
-              <w:noProof/>
-            </w:rPr>
-            <w:t>[11]</w:t>
-          </w:r>
-          <w:r>
-            <w:fldChar w:fldCharType="end"/>
-          </w:r>
-        </w:sdtContent>
-      </w:sdt>
+      <w:hyperlink w:anchor="R11" w:history="1">
+        <w:r>
+          <w:rPr>
+            <w:rStyle w:val="Hyperlink"/>
+          </w:rPr>
+          <w:t>[1</w:t>
+        </w:r>
+        <w:r>
+          <w:rPr>
+            <w:rStyle w:val="Hyperlink"/>
+          </w:rPr>
+          <w:t>1</w:t>
+        </w:r>
+        <w:r>
+          <w:rPr>
+            <w:rStyle w:val="Hyperlink"/>
+          </w:rPr>
+          <w:t>]</w:t>
+        </w:r>
+      </w:hyperlink>
       <w:r>
         <w:t>.</w:t>
       </w:r>
@@ -1665,159 +1520,147 @@
         </w:rPr>
         <w:t xml:space="preserve"> </w:t>
       </w:r>
-      <w:sdt>
-        <w:sdtPr>
+      <w:hyperlink w:anchor="R12" w:history="1">
+        <w:r>
           <w:rPr>
-            <w:b/>
-            <w:bCs/>
+            <w:rStyle w:val="Hyperlink"/>
           </w:rPr>
-          <w:id w:val="1235437558"/>
-          <w:citation/>
-        </w:sdtPr>
-        <w:sdtContent>
-          <w:r>
-            <w:rPr>
-              <w:b/>
-              <w:bCs/>
-            </w:rPr>
-            <w:fldChar w:fldCharType="begin"/>
-          </w:r>
-          <w:r>
-            <w:rPr>
-              <w:b/>
-              <w:bCs/>
-            </w:rPr>
-            <w:instrText xml:space="preserve"> CITATION JHa11 \l 1033 </w:instrText>
-          </w:r>
-          <w:r>
-            <w:rPr>
-              <w:b/>
-              <w:bCs/>
-            </w:rPr>
-            <w:fldChar w:fldCharType="separate"/>
-          </w:r>
-          <w:r>
-            <w:rPr>
-              <w:noProof/>
-            </w:rPr>
-            <w:t>[12]</w:t>
-          </w:r>
-          <w:r>
-            <w:rPr>
-              <w:b/>
-              <w:bCs/>
-            </w:rPr>
-            <w:fldChar w:fldCharType="end"/>
-          </w:r>
-        </w:sdtContent>
-      </w:sdt>
+          <w:t>[1</w:t>
+        </w:r>
+        <w:r>
+          <w:rPr>
+            <w:rStyle w:val="Hyperlink"/>
+          </w:rPr>
+          <w:t>2</w:t>
+        </w:r>
+        <w:r>
+          <w:rPr>
+            <w:rStyle w:val="Hyperlink"/>
+          </w:rPr>
+          <w:t>].</w:t>
+        </w:r>
+      </w:hyperlink>
+      <w:r>
+        <w:t xml:space="preserve"> </w:t>
+      </w:r>
+      <w:r>
+        <w:t xml:space="preserve">The exponential growth of data generation, reaching 4 zettabytes by 2013 </w:t>
+      </w:r>
+      <w:r>
+        <w:t>,</w:t>
+      </w:r>
+      <w:r>
+        <w:t>creates pressing demands for more efficient neural algorithms that can process information in real-tim</w:t>
+      </w:r>
+      <w:r>
+        <w:t>e</w:t>
+      </w:r>
+      <w:r>
+        <w:t xml:space="preserve"> </w:t>
+      </w:r>
+      <w:hyperlink w:anchor="R13" w:history="1">
+        <w:r>
+          <w:rPr>
+            <w:rStyle w:val="Hyperlink"/>
+          </w:rPr>
+          <w:t>[1</w:t>
+        </w:r>
+        <w:r>
+          <w:rPr>
+            <w:rStyle w:val="Hyperlink"/>
+          </w:rPr>
+          <w:t>3</w:t>
+        </w:r>
+        <w:r>
+          <w:rPr>
+            <w:rStyle w:val="Hyperlink"/>
+          </w:rPr>
+          <w:t>]</w:t>
+        </w:r>
+      </w:hyperlink>
+      <w:r>
+        <w:t xml:space="preserve"> </w:t>
+      </w:r>
+      <w:r>
+        <w:t>&amp;</w:t>
+      </w:r>
+      <w:r>
+        <w:t xml:space="preserve"> </w:t>
+      </w:r>
+      <w:hyperlink w:anchor="R14" w:history="1">
+        <w:r>
+          <w:rPr>
+            <w:rStyle w:val="Hyperlink"/>
+          </w:rPr>
+          <w:t>[1</w:t>
+        </w:r>
+        <w:r>
+          <w:rPr>
+            <w:rStyle w:val="Hyperlink"/>
+          </w:rPr>
+          <w:t>4</w:t>
+        </w:r>
+        <w:r>
+          <w:rPr>
+            <w:rStyle w:val="Hyperlink"/>
+          </w:rPr>
+          <w:t>]</w:t>
+        </w:r>
+      </w:hyperlink>
+      <w:r>
+        <w:t>.</w:t>
+      </w:r>
+      <w:r>
+        <w:t xml:space="preserve"> </w:t>
+      </w:r>
+      <w:r>
+        <w:t>It uses competitive learning to activate a small subset of columns in response to each input, ensuring that similar inputs activate similar columns.</w:t>
+      </w:r>
+      <w:r>
+        <w:t xml:space="preserve"> </w:t>
+      </w:r>
+      <w:r>
+        <w:t>Representations are considered sparse because, at any moment, only a small proportion of neurons are active, while the majority remain inactive. They are distributed because the information is not carried by individual neurons alone but by the combined activity of the entire set of active neurons, which collectively define the representation.</w:t>
+      </w:r>
+      <w:r>
+        <w:t xml:space="preserve"> </w:t>
+      </w:r>
+      <w:r>
+        <w:t>Sparse Distributed Representations emerge when columns compete to represent input features, with similar inputs activating overlapping column sets</w:t>
+      </w:r>
       <w:r>
         <w:rPr>
           <w:b/>
           <w:bCs/>
         </w:rPr>
-        <w:t>.</w:t>
-      </w:r>
-      <w:r>
         <w:t xml:space="preserve"> </w:t>
       </w:r>
-      <w:r>
-        <w:t xml:space="preserve">The exponential growth of data generation, reaching 4 zettabytes by 2013 </w:t>
-      </w:r>
-      <w:r>
-        <w:t>,</w:t>
-      </w:r>
-      <w:r>
-        <w:t>creates pressing demands for more efficient neural algorithms that can process information in real-tim</w:t>
-      </w:r>
-      <w:r>
-        <w:t>e</w:t>
-      </w:r>
-      <w:sdt>
-        <w:sdtPr>
-          <w:id w:val="2108458760"/>
-          <w:citation/>
-        </w:sdtPr>
-        <w:sdtContent>
-          <w:r>
-            <w:fldChar w:fldCharType="begin"/>
-          </w:r>
-          <w:r>
-            <w:instrText xml:space="preserve"> CITATION Mar11 \l 1033 </w:instrText>
-          </w:r>
-          <w:r>
-            <w:fldChar w:fldCharType="separate"/>
-          </w:r>
-          <w:r>
-            <w:rPr>
-              <w:noProof/>
-            </w:rPr>
-            <w:t xml:space="preserve"> </w:t>
-          </w:r>
-          <w:r>
-            <w:rPr>
-              <w:noProof/>
-            </w:rPr>
-            <w:t>[13]</w:t>
-          </w:r>
-          <w:r>
-            <w:fldChar w:fldCharType="end"/>
-          </w:r>
-        </w:sdtContent>
-      </w:sdt>
-      <w:r>
-        <w:t xml:space="preserve"> </w:t>
-      </w:r>
-      <w:r>
-        <w:t>&amp;</w:t>
-      </w:r>
-      <w:r>
-        <w:t xml:space="preserve"> </w:t>
-      </w:r>
-      <w:sdt>
-        <w:sdtPr>
-          <w:id w:val="681400289"/>
-          <w:citation/>
-        </w:sdtPr>
-        <w:sdtContent>
-          <w:r>
-            <w:fldChar w:fldCharType="begin"/>
-          </w:r>
-          <w:r>
-            <w:instrText xml:space="preserve"> CITATION Idc11 \l 1033 </w:instrText>
-          </w:r>
-          <w:r>
-            <w:fldChar w:fldCharType="separate"/>
-          </w:r>
-          <w:r>
-            <w:rPr>
-              <w:noProof/>
-            </w:rPr>
-            <w:t>[14]</w:t>
-          </w:r>
-          <w:r>
-            <w:fldChar w:fldCharType="end"/>
-          </w:r>
-        </w:sdtContent>
-      </w:sdt>
-      <w:r>
-        <w:t xml:space="preserve">. </w:t>
-      </w:r>
-      <w:r>
-        <w:t>It uses competitive learning to activate a small subset of columns in response to each input, ensuring that similar inputs activate similar columns.</w:t>
-      </w:r>
-      <w:r>
-        <w:t xml:space="preserve"> </w:t>
-      </w:r>
-      <w:r>
-        <w:t>Representations are considered sparse because, at any moment, only a small proportion of neurons are active, while the majority remain inactive. They are distributed because the information is not carried by individual neurons alone but by the combined activity of the entire set of active neurons, which collectively define the representation.</w:t>
-      </w:r>
-      <w:r>
-        <w:t xml:space="preserve"> </w:t>
-      </w:r>
-      <w:r>
-        <w:t>Sparse Distributed Representations emerge when columns compete to represent input features, with similar inputs activating overlapping column sets</w:t>
-      </w:r>
+      <w:hyperlink w:anchor="R15" w:history="1">
+        <w:r>
+          <w:rPr>
+            <w:rStyle w:val="Hyperlink"/>
+          </w:rPr>
+          <w:t>[1</w:t>
+        </w:r>
+        <w:r>
+          <w:rPr>
+            <w:rStyle w:val="Hyperlink"/>
+          </w:rPr>
+          <w:t>5</w:t>
+        </w:r>
+        <w:r>
+          <w:rPr>
+            <w:rStyle w:val="Hyperlink"/>
+          </w:rPr>
+          <w:t>]</w:t>
+        </w:r>
+        <w:r>
+          <w:rPr>
+            <w:rStyle w:val="Hyperlink"/>
+          </w:rPr>
+          <w:t>.</w:t>
+        </w:r>
+      </w:hyperlink>
       <w:r>
         <w:rPr>
           <w:b/>
@@ -1825,1630 +1668,632 @@
         </w:rPr>
         <w:t xml:space="preserve"> </w:t>
       </w:r>
-      <w:sdt>
-        <w:sdtPr>
-          <w:rPr>
-            <w:b/>
-            <w:bCs/>
-          </w:rPr>
-          <w:id w:val="2140299380"/>
-          <w:citation/>
-        </w:sdtPr>
-        <w:sdtContent>
-          <w:r>
-            <w:rPr>
-              <w:b/>
-              <w:bCs/>
-            </w:rPr>
-            <w:fldChar w:fldCharType="begin"/>
-          </w:r>
-          <w:r>
-            <w:rPr>
-              <w:b/>
-              <w:bCs/>
-            </w:rPr>
-            <w:instrText xml:space="preserve"> CITATION YCu17 \l 1033 </w:instrText>
-          </w:r>
-          <w:r>
-            <w:rPr>
-              <w:b/>
-              <w:bCs/>
-            </w:rPr>
-            <w:fldChar w:fldCharType="separate"/>
-          </w:r>
-          <w:r>
-            <w:rPr>
-              <w:noProof/>
-            </w:rPr>
-            <w:t>[15]</w:t>
-          </w:r>
-          <w:r>
-            <w:rPr>
-              <w:b/>
-              <w:bCs/>
-            </w:rPr>
-            <w:fldChar w:fldCharType="end"/>
-          </w:r>
-        </w:sdtContent>
-      </w:sdt>
+      <w:r>
+        <w:t>T</w:t>
+      </w:r>
+      <w:r>
+        <w:t>his encoding provides noise robustness—even if some columns malfunction, the overall pattern remains recognizable</w:t>
+      </w:r>
       <w:r>
         <w:rPr>
           <w:b/>
           <w:bCs/>
         </w:rPr>
+        <w:t xml:space="preserve"> </w:t>
+      </w:r>
+      <w:hyperlink w:anchor="R16" w:history="1">
+        <w:r>
+          <w:rPr>
+            <w:rStyle w:val="Hyperlink"/>
+          </w:rPr>
+          <w:t>[1</w:t>
+        </w:r>
+        <w:r>
+          <w:rPr>
+            <w:rStyle w:val="Hyperlink"/>
+          </w:rPr>
+          <w:t>6</w:t>
+        </w:r>
+        <w:r>
+          <w:rPr>
+            <w:rStyle w:val="Hyperlink"/>
+          </w:rPr>
+          <w:t>]</w:t>
+        </w:r>
+        <w:r>
+          <w:rPr>
+            <w:rStyle w:val="Hyperlink"/>
+          </w:rPr>
+          <w:t>.</w:t>
+        </w:r>
+      </w:hyperlink>
+      <w:r>
+        <w:t xml:space="preserve"> </w:t>
+      </w:r>
+      <w:r>
+        <w:t>T</w:t>
+      </w:r>
+      <w:r>
+        <w:t>he Spatial Pooler's column-based computations naturally lend themselves to parallelization, as each column's activation can be processed independently</w:t>
+      </w:r>
+      <w:r>
+        <w:t xml:space="preserve"> </w:t>
+      </w:r>
+      <w:hyperlink w:anchor="R17" w:history="1">
+        <w:r>
+          <w:rPr>
+            <w:rStyle w:val="Hyperlink"/>
+          </w:rPr>
+          <w:t>[1</w:t>
+        </w:r>
+        <w:r>
+          <w:rPr>
+            <w:rStyle w:val="Hyperlink"/>
+          </w:rPr>
+          <w:t>7</w:t>
+        </w:r>
+        <w:r>
+          <w:rPr>
+            <w:rStyle w:val="Hyperlink"/>
+          </w:rPr>
+          <w:t>]</w:t>
+        </w:r>
+      </w:hyperlink>
+      <w:r>
+        <w:t>,</w:t>
+      </w:r>
+      <w:r>
+        <w:t xml:space="preserve"> </w:t>
+      </w:r>
+      <w:r>
+        <w:t>similar to our approach of parallelizing Temporal Memory operations</w:t>
+      </w:r>
+      <w:r>
+        <w:t xml:space="preserve">. </w:t>
+      </w:r>
+      <w:r>
+        <w:t>HTM’s reliance on Hebbian learning for synaptic updates introduces thread-safety challenges in shared-memory systems, necessitating careful synchronization to avoid race conditions</w:t>
+      </w:r>
+      <w:r>
+        <w:rPr>
+          <w:i/>
+          <w:iCs/>
+        </w:rPr>
+        <w:t> </w:t>
+      </w:r>
+      <w:r>
+        <w:t xml:space="preserve"> </w:t>
+      </w:r>
+      <w:hyperlink w:anchor="R18" w:history="1">
+        <w:r>
+          <w:rPr>
+            <w:rStyle w:val="Hyperlink"/>
+          </w:rPr>
+          <w:t>[1</w:t>
+        </w:r>
+        <w:r>
+          <w:rPr>
+            <w:rStyle w:val="Hyperlink"/>
+          </w:rPr>
+          <w:t>8</w:t>
+        </w:r>
+        <w:r>
+          <w:rPr>
+            <w:rStyle w:val="Hyperlink"/>
+          </w:rPr>
+          <w:t>]</w:t>
+        </w:r>
+      </w:hyperlink>
+      <w:r>
         <w:t>.</w:t>
+      </w:r>
+      <w:r>
+        <w:rPr>
+          <w:i/>
+          <w:iCs/>
+        </w:rPr>
+        <w:t xml:space="preserve"> </w:t>
+      </w:r>
+      <w:r>
+        <w:t>The algorithm's sparse distributed representations (SDRs) demand high memory bandwidth</w:t>
+      </w:r>
+      <w:r>
+        <w:t xml:space="preserve"> </w:t>
+      </w:r>
+      <w:hyperlink w:anchor="R19" w:history="1">
+        <w:r>
+          <w:rPr>
+            <w:rStyle w:val="Hyperlink"/>
+          </w:rPr>
+          <w:t>[1</w:t>
+        </w:r>
+        <w:r>
+          <w:rPr>
+            <w:rStyle w:val="Hyperlink"/>
+          </w:rPr>
+          <w:t>9</w:t>
+        </w:r>
+        <w:r>
+          <w:rPr>
+            <w:rStyle w:val="Hyperlink"/>
+          </w:rPr>
+          <w:t>]</w:t>
+        </w:r>
+      </w:hyperlink>
+      <w:r>
+        <w:t>, exacerbating bottlenecks in many-core systems with limited local cache.</w:t>
+      </w:r>
+      <w:r>
+        <w:rPr>
+          <w:i/>
+          <w:iCs/>
+        </w:rPr>
+        <w:t xml:space="preserve"> </w:t>
+      </w:r>
+      <w:r>
+        <w:t>One of the key challenges in traditional HTM is that the Spatial Pooler algorithm takes a substantial amount of time to produce the internal representation of input data</w:t>
+      </w:r>
+      <w:r>
+        <w:t xml:space="preserve"> </w:t>
+      </w:r>
+      <w:hyperlink w:anchor="R20" w:history="1">
+        <w:r>
+          <w:rPr>
+            <w:rStyle w:val="Hyperlink"/>
+          </w:rPr>
+          <w:t>[2</w:t>
+        </w:r>
+        <w:r>
+          <w:rPr>
+            <w:rStyle w:val="Hyperlink"/>
+          </w:rPr>
+          <w:t>0</w:t>
+        </w:r>
+        <w:r>
+          <w:rPr>
+            <w:rStyle w:val="Hyperlink"/>
+          </w:rPr>
+          <w:t>]</w:t>
+        </w:r>
+      </w:hyperlink>
+      <w:r>
+        <w:t>.</w:t>
+      </w:r>
+      <w:r>
+        <w:t xml:space="preserve"> </w:t>
+      </w:r>
+      <w:r>
+        <w:t xml:space="preserve">OpenMP's directive-based model </w:t>
+      </w:r>
+      <w:hyperlink w:anchor="R21" w:history="1">
+        <w:r>
+          <w:rPr>
+            <w:rStyle w:val="Hyperlink"/>
+          </w:rPr>
+          <w:t>[2</w:t>
+        </w:r>
+        <w:r>
+          <w:rPr>
+            <w:rStyle w:val="Hyperlink"/>
+          </w:rPr>
+          <w:t>1</w:t>
+        </w:r>
+        <w:r>
+          <w:rPr>
+            <w:rStyle w:val="Hyperlink"/>
+          </w:rPr>
+          <w:t>]</w:t>
+        </w:r>
+      </w:hyperlink>
+      <w:r>
+        <w:t xml:space="preserve"> </w:t>
+      </w:r>
+      <w:r>
+        <w:t>enables efficient distribution of HTM workloads across CPU threads while preserving biological fidelity</w:t>
+      </w:r>
+      <w:r>
+        <w:rPr>
+          <w:i/>
+          <w:iCs/>
+        </w:rPr>
+        <w:t xml:space="preserve"> </w:t>
+      </w:r>
+      <w:hyperlink w:anchor="R22" w:history="1">
+        <w:r>
+          <w:rPr>
+            <w:rStyle w:val="Hyperlink"/>
+          </w:rPr>
+          <w:t>[22</w:t>
+        </w:r>
+        <w:r>
+          <w:rPr>
+            <w:rStyle w:val="Hyperlink"/>
+          </w:rPr>
+          <w:t>]</w:t>
+        </w:r>
+        <w:r>
+          <w:rPr>
+            <w:rStyle w:val="Hyperlink"/>
+          </w:rPr>
+          <w:t>.</w:t>
+        </w:r>
+      </w:hyperlink>
+      <w:r>
+        <w:t xml:space="preserve"> </w:t>
+      </w:r>
+    </w:p>
+    <w:p>
+      <w:pPr>
+        <w:tabs>
+          <w:tab w:val="left" w:pos="288"/>
+        </w:tabs>
+        <w:jc w:val="both"/>
+      </w:pPr>
+    </w:p>
+    <w:p>
+      <w:pPr>
+        <w:tabs>
+          <w:tab w:val="left" w:pos="288"/>
+        </w:tabs>
+        <w:jc w:val="both"/>
+      </w:pPr>
+      <w:r>
+        <w:t>Beyond scalability, Temporal Memory (TM) introduces unique computational challenges due to its biomimetic design</w:t>
+      </w:r>
+      <w:r>
+        <w:t>.</w:t>
+      </w:r>
+      <w:r>
+        <w:t xml:space="preserve"> </w:t>
+      </w:r>
+      <w:r>
+        <w:t>First, TM's reliance on sequential temporal context for predictions (e.g., cell activation states dependent on prior inputs</w:t>
+      </w:r>
+      <w:r>
+        <w:t xml:space="preserve"> </w:t>
+      </w:r>
+      <w:hyperlink w:anchor="R8" w:history="1">
+        <w:r>
+          <w:rPr>
+            <w:rStyle w:val="Hyperlink"/>
+          </w:rPr>
+          <w:t>[8</w:t>
+        </w:r>
+        <w:r>
+          <w:rPr>
+            <w:rStyle w:val="Hyperlink"/>
+          </w:rPr>
+          <w:t>]</w:t>
+        </w:r>
+      </w:hyperlink>
+      <w:r>
+        <w:t xml:space="preserve"> </w:t>
+      </w:r>
+      <w:r>
+        <w:t>creates inherent parallelism barriers. Second, synaptic updates via Hebbian learning require thread-safe permanence adjustments</w:t>
+      </w:r>
+      <w:r>
+        <w:t xml:space="preserve"> </w:t>
+      </w:r>
+      <w:hyperlink w:anchor="R23" w:history="1">
+        <w:r>
+          <w:rPr>
+            <w:rStyle w:val="Hyperlink"/>
+          </w:rPr>
+          <w:t>[2</w:t>
+        </w:r>
+        <w:r>
+          <w:rPr>
+            <w:rStyle w:val="Hyperlink"/>
+          </w:rPr>
+          <w:t>3</w:t>
+        </w:r>
+        <w:r>
+          <w:rPr>
+            <w:rStyle w:val="Hyperlink"/>
+          </w:rPr>
+          <w:t>]</w:t>
+        </w:r>
+      </w:hyperlink>
+      <w:r>
+        <w:t>, risking race conditions in shared-memory architectures. Third, the algorithm's sparse distributed representations (SDRs) demand high memory bandwidth</w:t>
+      </w:r>
+      <w:r>
+        <w:t xml:space="preserve"> </w:t>
+      </w:r>
+      <w:hyperlink w:anchor="R24" w:history="1">
+        <w:r>
+          <w:rPr>
+            <w:rStyle w:val="Hyperlink"/>
+          </w:rPr>
+          <w:t>[24</w:t>
+        </w:r>
+        <w:r>
+          <w:rPr>
+            <w:rStyle w:val="Hyperlink"/>
+          </w:rPr>
+          <w:t>]</w:t>
+        </w:r>
+      </w:hyperlink>
+      <w:r>
+        <w:t xml:space="preserve">, </w:t>
+      </w:r>
+      <w:r>
+        <w:t>exacerbating bottlenecks in many-core systems with limited local cache (e.g., 32KB/core in Epiphany</w:t>
+      </w:r>
+      <w:r>
+        <w:t xml:space="preserve"> </w:t>
+      </w:r>
+      <w:hyperlink w:anchor="R25" w:history="1">
+        <w:r>
+          <w:rPr>
+            <w:rStyle w:val="Hyperlink"/>
+          </w:rPr>
+          <w:t>[25</w:t>
+        </w:r>
+        <w:r>
+          <w:rPr>
+            <w:rStyle w:val="Hyperlink"/>
+          </w:rPr>
+          <w:t>]</w:t>
+        </w:r>
+      </w:hyperlink>
+      <w:r>
+        <w:t xml:space="preserve"> </w:t>
+      </w:r>
+      <w:r>
+        <w:t>)</w:t>
+      </w:r>
+      <w:r>
+        <w:t>. Prior attempts to parallelize TM achieved limited speedup (≤2x) as 90-98% of runtime concentrated in two</w:t>
+      </w:r>
+      <w:r>
+        <w:t xml:space="preserve"> </w:t>
+      </w:r>
+      <w:r>
+        <w:t>critical functions (segment</w:t>
+      </w:r>
+      <w:r>
+        <w:t xml:space="preserve"> </w:t>
+      </w:r>
+      <w:r>
+        <w:t>Active and get</w:t>
+      </w:r>
+      <w:r>
+        <w:t xml:space="preserve"> </w:t>
+      </w:r>
+      <w:r>
+        <w:t>Best</w:t>
+      </w:r>
+      <w:r>
+        <w:t xml:space="preserve"> </w:t>
+      </w:r>
+      <w:r>
+        <w:t>Matching</w:t>
+      </w:r>
+      <w:r>
+        <w:t xml:space="preserve"> </w:t>
+      </w:r>
+      <w:r>
+        <w:t>Segment) </w:t>
+      </w:r>
+      <w:hyperlink w:anchor="R26" w:history="1">
+        <w:r>
+          <w:rPr>
+            <w:rStyle w:val="Hyperlink"/>
+          </w:rPr>
+          <w:t>[2</w:t>
+        </w:r>
+        <w:r>
+          <w:rPr>
+            <w:rStyle w:val="Hyperlink"/>
+          </w:rPr>
+          <w:t>6</w:t>
+        </w:r>
+        <w:r>
+          <w:rPr>
+            <w:rStyle w:val="Hyperlink"/>
+          </w:rPr>
+          <w:t>]</w:t>
+        </w:r>
+      </w:hyperlink>
+      <w:r>
+        <w:t xml:space="preserve">, </w:t>
+      </w:r>
+      <w:r>
+        <w:t>highlighting the need for granular task decomposition</w:t>
+      </w:r>
+      <w:r>
+        <w:t>.</w:t>
+      </w:r>
+      <w:r>
+        <w:t xml:space="preserve"> </w:t>
+      </w:r>
+      <w:r>
+        <w:t>As shown in GPU-accelerated neural networks (Cai et al., 2012), careful memory synchronization is critical for parallel HTM implementations—a challenge addressed in our CPU-based design</w:t>
+      </w:r>
+      <w:hyperlink w:anchor="R27" w:history="1">
+        <w:r>
+          <w:rPr>
+            <w:rStyle w:val="Hyperlink"/>
+          </w:rPr>
+          <w:t xml:space="preserve"> [27</w:t>
+        </w:r>
+        <w:r>
+          <w:rPr>
+            <w:rStyle w:val="Hyperlink"/>
+          </w:rPr>
+          <w:t>]</w:t>
+        </w:r>
+      </w:hyperlink>
+      <w:r>
+        <w:rPr>
+          <w:i/>
+          <w:iCs/>
+        </w:rPr>
+        <w:t>.</w:t>
+      </w:r>
+      <w:r>
+        <w:rPr>
+          <w:i/>
+          <w:iCs/>
+        </w:rPr>
+        <w:t xml:space="preserve"> </w:t>
+      </w:r>
+      <w:r>
+        <w:t>While parallel processing handles large datasets</w:t>
+      </w:r>
+      <w:hyperlink w:anchor="R28" w:history="1">
+        <w:r>
+          <w:rPr>
+            <w:rStyle w:val="Hyperlink"/>
+          </w:rPr>
+          <w:t xml:space="preserve"> [2</w:t>
+        </w:r>
+        <w:r>
+          <w:rPr>
+            <w:rStyle w:val="Hyperlink"/>
+          </w:rPr>
+          <w:t>8</w:t>
+        </w:r>
+        <w:r>
+          <w:rPr>
+            <w:rStyle w:val="Hyperlink"/>
+          </w:rPr>
+          <w:t>]</w:t>
+        </w:r>
+      </w:hyperlink>
+      <w:r>
+        <w:t xml:space="preserve"> maintaining SDR stability during concurrency is essential for prediction accuracy</w:t>
+      </w:r>
+      <w:r>
+        <w:t xml:space="preserve"> </w:t>
+      </w:r>
+      <w:hyperlink w:anchor="R22" w:history="1">
+        <w:r>
+          <w:rPr>
+            <w:rStyle w:val="Hyperlink"/>
+          </w:rPr>
+          <w:t>[2</w:t>
+        </w:r>
+        <w:r>
+          <w:rPr>
+            <w:rStyle w:val="Hyperlink"/>
+          </w:rPr>
+          <w:t>2</w:t>
+        </w:r>
+        <w:r>
+          <w:rPr>
+            <w:rStyle w:val="Hyperlink"/>
+          </w:rPr>
+          <w:t>]</w:t>
+        </w:r>
+        <w:r>
+          <w:rPr>
+            <w:rStyle w:val="Hyperlink"/>
+          </w:rPr>
+          <w:t>.</w:t>
+        </w:r>
+      </w:hyperlink>
+    </w:p>
+    <w:p>
+      <w:pPr>
+        <w:tabs>
+          <w:tab w:val="left" w:pos="288"/>
+        </w:tabs>
+        <w:jc w:val="both"/>
+      </w:pPr>
+    </w:p>
+    <w:p>
+      <w:pPr>
+        <w:tabs>
+          <w:tab w:val="left" w:pos="288"/>
+        </w:tabs>
+        <w:jc w:val="both"/>
+      </w:pPr>
+      <w:r>
+        <w:t xml:space="preserve">The Working of HTM CLA can be </w:t>
+      </w:r>
+      <w:r>
+        <w:t xml:space="preserve">simplified and </w:t>
+      </w:r>
+      <w:r>
+        <w:t>understood as</w:t>
+      </w:r>
+      <w:r>
+        <w:t xml:space="preserve"> a four-step process: First, </w:t>
       </w:r>
       <w:r>
         <w:rPr>
           <w:b/>
           <w:bCs/>
         </w:rPr>
+        <w:t>input encoding</w:t>
+      </w:r>
+      <w:r>
+        <w:t xml:space="preserve"> converts raw sensory data (e.g., images, audio, or text) into binary vectors suitable for processing. </w:t>
+      </w:r>
+      <w:r>
+        <w:t>As Hawkins and Ahmad (2011) suggest, future systems will require self-adaptive architectures capable of processing these massive data streams while maintaining precise information extraction capabilities.</w:t>
+      </w:r>
+      <w:r>
         <w:t xml:space="preserve"> </w:t>
       </w:r>
       <w:r>
-        <w:t>T</w:t>
-      </w:r>
-      <w:r>
-        <w:t>his encoding provides noise robustness—even if some columns malfunction, the overall pattern remains recognizable</w:t>
+        <w:t>Next, </w:t>
       </w:r>
       <w:r>
         <w:rPr>
           <w:b/>
           <w:bCs/>
         </w:rPr>
-        <w:t xml:space="preserve"> </w:t>
-      </w:r>
-      <w:sdt>
-        <w:sdtPr>
-          <w:rPr>
-            <w:b/>
-            <w:bCs/>
-          </w:rPr>
-          <w:id w:val="1081015291"/>
-          <w:citation/>
-        </w:sdtPr>
-        <w:sdtContent>
-          <w:r>
-            <w:rPr>
-              <w:b/>
-              <w:bCs/>
-            </w:rPr>
-            <w:fldChar w:fldCharType="begin"/>
-          </w:r>
-          <w:r>
-            <w:rPr>
-              <w:b/>
-              <w:bCs/>
-            </w:rPr>
-            <w:instrText xml:space="preserve"> CITATION PFö90 \l 1033 </w:instrText>
-          </w:r>
-          <w:r>
-            <w:rPr>
-              <w:b/>
-              <w:bCs/>
-            </w:rPr>
-            <w:fldChar w:fldCharType="separate"/>
-          </w:r>
-          <w:r>
-            <w:rPr>
-              <w:noProof/>
-            </w:rPr>
-            <w:t>[16]</w:t>
-          </w:r>
-          <w:r>
-            <w:rPr>
-              <w:b/>
-              <w:bCs/>
-            </w:rPr>
-            <w:fldChar w:fldCharType="end"/>
-          </w:r>
-        </w:sdtContent>
-      </w:sdt>
-      <w:r>
-        <w:t xml:space="preserve"> </w:t>
-      </w:r>
-      <w:r>
-        <w:t>.</w:t>
-      </w:r>
-      <w:r>
-        <w:t xml:space="preserve"> </w:t>
-      </w:r>
-      <w:r>
-        <w:t>T</w:t>
-      </w:r>
-      <w:r>
-        <w:t>he Spatial Pooler's column-based computations naturally lend themselves to parallelization, as each column's activation can be processed independently</w:t>
-      </w:r>
-      <w:r>
-        <w:t xml:space="preserve"> </w:t>
-      </w:r>
-      <w:sdt>
-        <w:sdtPr>
-          <w:id w:val="-1082979170"/>
-          <w:citation/>
-        </w:sdtPr>
-        <w:sdtContent>
-          <w:r>
-            <w:fldChar w:fldCharType="begin"/>
-          </w:r>
-          <w:r>
-            <w:instrText xml:space="preserve"> CITATION Num111 \l 1033 </w:instrText>
-          </w:r>
-          <w:r>
-            <w:fldChar w:fldCharType="separate"/>
-          </w:r>
-          <w:r>
-            <w:rPr>
-              <w:noProof/>
-            </w:rPr>
-            <w:t>[17]</w:t>
-          </w:r>
-          <w:r>
-            <w:fldChar w:fldCharType="end"/>
-          </w:r>
-        </w:sdtContent>
-      </w:sdt>
-      <w:r>
-        <w:t xml:space="preserve">, </w:t>
-      </w:r>
-      <w:r>
-        <w:t>similar to our approach of parallelizing Temporal Memory operations</w:t>
-      </w:r>
-      <w:r>
-        <w:t xml:space="preserve">. </w:t>
-      </w:r>
-      <w:r>
-        <w:t>HTM’s reliance on Hebbian learning for synaptic updates introduces thread-safety challenges in shared-memory systems, necessitating careful synchronization to avoid race conditions</w:t>
-      </w:r>
-      <w:r>
-        <w:rPr>
-          <w:i/>
-          <w:iCs/>
-        </w:rPr>
-        <w:t> </w:t>
-      </w:r>
-      <w:sdt>
-        <w:sdtPr>
-          <w:rPr>
-            <w:i/>
-            <w:iCs/>
-          </w:rPr>
-          <w:id w:val="2020964235"/>
-          <w:citation/>
-        </w:sdtPr>
-        <w:sdtContent>
-          <w:r>
-            <w:rPr>
-              <w:i/>
-              <w:iCs/>
-            </w:rPr>
-            <w:fldChar w:fldCharType="begin"/>
-          </w:r>
-          <w:r>
-            <w:rPr>
-              <w:i/>
-              <w:iCs/>
-            </w:rPr>
-            <w:instrText xml:space="preserve"> CITATION Ada08 \l 1033 </w:instrText>
-          </w:r>
-          <w:r>
-            <w:rPr>
-              <w:i/>
-              <w:iCs/>
-            </w:rPr>
-            <w:fldChar w:fldCharType="separate"/>
-          </w:r>
-          <w:r>
-            <w:rPr>
-              <w:noProof/>
-            </w:rPr>
-            <w:t>[18]</w:t>
-          </w:r>
-          <w:r>
-            <w:rPr>
-              <w:i/>
-              <w:iCs/>
-            </w:rPr>
-            <w:fldChar w:fldCharType="end"/>
-          </w:r>
-        </w:sdtContent>
-      </w:sdt>
-      <w:r>
-        <w:rPr>
-          <w:i/>
-          <w:iCs/>
-        </w:rPr>
-        <w:t xml:space="preserve">. </w:t>
-      </w:r>
-      <w:r>
-        <w:t xml:space="preserve">The algorithm's sparse distributed representations (SDRs) demand high memory bandwidth </w:t>
-      </w:r>
-      <w:sdt>
-        <w:sdtPr>
-          <w:id w:val="-1939824354"/>
-          <w:citation/>
-        </w:sdtPr>
-        <w:sdtContent>
-          <w:r>
-            <w:fldChar w:fldCharType="begin"/>
-          </w:r>
-          <w:r>
-            <w:instrText xml:space="preserve"> CITATION SSr02 \l 1033 </w:instrText>
-          </w:r>
-          <w:r>
-            <w:fldChar w:fldCharType="separate"/>
-          </w:r>
-          <w:r>
-            <w:rPr>
-              <w:noProof/>
-            </w:rPr>
-            <w:t>[19]</w:t>
-          </w:r>
-          <w:r>
-            <w:fldChar w:fldCharType="end"/>
-          </w:r>
-        </w:sdtContent>
-      </w:sdt>
-      <w:r>
-        <w:t>, exacerbating bottlenecks in many-core systems with limited local cache.</w:t>
-      </w:r>
-      <w:r>
-        <w:rPr>
-          <w:i/>
-          <w:iCs/>
-        </w:rPr>
-        <w:t xml:space="preserve"> </w:t>
-      </w:r>
-      <w:r>
-        <w:t>One of the key challenges in traditional HTM is that the Spatial Pooler algorithm takes a substantial amount of time to produce the internal representation of input data</w:t>
-      </w:r>
-      <w:r>
-        <w:t xml:space="preserve"> </w:t>
-      </w:r>
-      <w:sdt>
-        <w:sdtPr>
-          <w:id w:val="1060058471"/>
-          <w:citation/>
-        </w:sdtPr>
-        <w:sdtContent>
-          <w:r>
-            <w:fldChar w:fldCharType="begin"/>
-          </w:r>
-          <w:r>
-            <w:instrText xml:space="preserve"> CITATION ZWT23 \l 1033 </w:instrText>
-          </w:r>
-          <w:r>
-            <w:fldChar w:fldCharType="separate"/>
-          </w:r>
-          <w:r>
-            <w:rPr>
-              <w:noProof/>
-            </w:rPr>
-            <w:t>[20]</w:t>
-          </w:r>
-          <w:r>
-            <w:fldChar w:fldCharType="end"/>
-          </w:r>
-        </w:sdtContent>
-      </w:sdt>
-      <w:r>
-        <w:t>.</w:t>
-      </w:r>
-      <w:r>
-        <w:t xml:space="preserve"> </w:t>
-      </w:r>
-      <w:r>
-        <w:t xml:space="preserve">OpenMP's directive-based model </w:t>
-      </w:r>
-      <w:sdt>
-        <w:sdtPr>
-          <w:id w:val="235520460"/>
-          <w:citation/>
-        </w:sdtPr>
-        <w:sdtContent>
-          <w:r>
-            <w:fldChar w:fldCharType="begin"/>
-          </w:r>
-          <w:r>
-            <w:instrText xml:space="preserve"> CITATION Ope10 \l 1033 </w:instrText>
-          </w:r>
-          <w:r>
-            <w:fldChar w:fldCharType="separate"/>
-          </w:r>
-          <w:r>
-            <w:rPr>
-              <w:noProof/>
-            </w:rPr>
-            <w:t>[21]</w:t>
-          </w:r>
-          <w:r>
-            <w:fldChar w:fldCharType="end"/>
-          </w:r>
-        </w:sdtContent>
-      </w:sdt>
-      <w:r>
-        <w:t xml:space="preserve"> </w:t>
-      </w:r>
-      <w:r>
-        <w:t>enables efficient distribution of HTM workloads across CPU threads while preserving biological fidelity</w:t>
-      </w:r>
-      <w:r>
-        <w:rPr>
-          <w:i/>
-          <w:iCs/>
-        </w:rPr>
-        <w:t xml:space="preserve"> </w:t>
-      </w:r>
-      <w:sdt>
-        <w:sdtPr>
-          <w:rPr>
-            <w:i/>
-            <w:iCs/>
-          </w:rPr>
-          <w:id w:val="-210652779"/>
-          <w:citation/>
-        </w:sdtPr>
-        <w:sdtContent>
-          <w:r>
-            <w:rPr>
-              <w:i/>
-              <w:iCs/>
-            </w:rPr>
-            <w:fldChar w:fldCharType="begin"/>
-          </w:r>
-          <w:r>
-            <w:rPr>
-              <w:i/>
-              <w:iCs/>
-            </w:rPr>
-            <w:instrText xml:space="preserve"> CITATION Haw11 \l 1033 </w:instrText>
-          </w:r>
-          <w:r>
-            <w:rPr>
-              <w:i/>
-              <w:iCs/>
-            </w:rPr>
-            <w:fldChar w:fldCharType="separate"/>
-          </w:r>
-          <w:r>
-            <w:rPr>
-              <w:noProof/>
-            </w:rPr>
-            <w:t>[22]</w:t>
-          </w:r>
-          <w:r>
-            <w:rPr>
-              <w:i/>
-              <w:iCs/>
-            </w:rPr>
-            <w:fldChar w:fldCharType="end"/>
-          </w:r>
-        </w:sdtContent>
-      </w:sdt>
-      <w:r>
-        <w:rPr>
-          <w:i/>
-          <w:iCs/>
-        </w:rPr>
-        <w:t>.</w:t>
-      </w:r>
-      <w:r>
-        <w:rPr>
-          <w:i/>
-          <w:iCs/>
-        </w:rPr>
-        <w:t xml:space="preserve"> </w:t>
-      </w:r>
-      <w:r>
-        <w:t xml:space="preserve">Hierarchical Temporal Memory (HTM) is a biomimetic artificial neural network that models neocortical properties for spatiotemporal pattern recognition </w:t>
-      </w:r>
-      <w:sdt>
-        <w:sdtPr>
-          <w:id w:val="1945027186"/>
-        </w:sdtPr>
-        <w:sdtContent>
-          <w:r>
-            <w:fldChar w:fldCharType="begin"/>
-          </w:r>
-          <w:r>
-            <w:instrText xml:space="preserve"> CITATION JHa04 \l 1033 </w:instrText>
-          </w:r>
-          <w:r>
-            <w:fldChar w:fldCharType="separate"/>
-          </w:r>
-          <w:r>
-            <w:rPr>
-              <w:noProof/>
-            </w:rPr>
-            <w:t>[7]</w:t>
-          </w:r>
-          <w:r>
-            <w:fldChar w:fldCharType="end"/>
-          </w:r>
-        </w:sdtContent>
-      </w:sdt>
-      <w:r>
-        <w:t xml:space="preserve"> &amp;</w:t>
-      </w:r>
-      <w:sdt>
-        <w:sdtPr>
-          <w:id w:val="-239801842"/>
-        </w:sdtPr>
-        <w:sdtContent>
-          <w:r>
-            <w:fldChar w:fldCharType="begin"/>
-          </w:r>
-          <w:r>
-            <w:instrText xml:space="preserve"> CITATION Num11 \l 1033 </w:instrText>
-          </w:r>
-          <w:r>
-            <w:fldChar w:fldCharType="separate"/>
-          </w:r>
-          <w:r>
-            <w:rPr>
-              <w:noProof/>
-            </w:rPr>
-            <w:t xml:space="preserve"> [8]</w:t>
-          </w:r>
-          <w:r>
-            <w:fldChar w:fldCharType="end"/>
-          </w:r>
-        </w:sdtContent>
-      </w:sdt>
-      <w:r>
-        <w:t>. Unlike conventional ANNs, HTM specializes in learning sequences from continuous data streams through its unique cortical architecture</w:t>
-      </w:r>
-      <w:sdt>
-        <w:sdtPr>
-          <w:id w:val="2145153603"/>
-        </w:sdtPr>
-        <w:sdtContent>
-          <w:r>
-            <w:fldChar w:fldCharType="begin"/>
-          </w:r>
-          <w:r>
-            <w:instrText xml:space="preserve"> CITATION JHa04 \l 1033 </w:instrText>
-          </w:r>
-          <w:r>
-            <w:fldChar w:fldCharType="separate"/>
-          </w:r>
-          <w:r>
-            <w:rPr>
-              <w:noProof/>
-            </w:rPr>
-            <w:t xml:space="preserve"> [7]</w:t>
-          </w:r>
-          <w:r>
-            <w:fldChar w:fldCharType="end"/>
-          </w:r>
-        </w:sdtContent>
-      </w:sdt>
-      <w:r>
-        <w:t xml:space="preserve">. Temporal Memory learns sequences by tracking patterns over time, where cells activate based on both current inputs and historical context stored in synaptic connections </w:t>
-      </w:r>
-      <w:sdt>
-        <w:sdtPr>
-          <w:id w:val="-1088624123"/>
-        </w:sdtPr>
-        <w:sdtContent>
-          <w:r>
-            <w:fldChar w:fldCharType="begin"/>
-          </w:r>
-          <w:r>
-            <w:instrText xml:space="preserve"> CITATION DOH05 \l 1033 </w:instrText>
-          </w:r>
-          <w:r>
-            <w:fldChar w:fldCharType="separate"/>
-          </w:r>
-          <w:r>
-            <w:rPr>
-              <w:noProof/>
-            </w:rPr>
-            <w:t>[9]</w:t>
-          </w:r>
-          <w:r>
-            <w:fldChar w:fldCharType="end"/>
-          </w:r>
-        </w:sdtContent>
-      </w:sdt>
-      <w:r>
-        <w:t>. The system predicts future inputs by strengthening connections between cells that frequently activate together, mimicking how the brain learns temporal relationship</w:t>
-      </w:r>
-      <w:sdt>
-        <w:sdtPr>
-          <w:id w:val="1055672502"/>
-        </w:sdtPr>
-        <w:sdtContent>
-          <w:r>
-            <w:fldChar w:fldCharType="begin"/>
-          </w:r>
-          <w:r>
-            <w:instrText xml:space="preserve"> CITATION DOH05 \l 1033 </w:instrText>
-          </w:r>
-          <w:r>
-            <w:fldChar w:fldCharType="separate"/>
-          </w:r>
-          <w:r>
-            <w:rPr>
-              <w:noProof/>
-            </w:rPr>
-            <w:t xml:space="preserve"> [9]</w:t>
-          </w:r>
-          <w:r>
-            <w:fldChar w:fldCharType="end"/>
-          </w:r>
-        </w:sdtContent>
-      </w:sdt>
-      <w:r>
-        <w:t xml:space="preserve"> . HTM CLA in general consists of two major algorithms: Spatial Pooler and Temporal Memory </w:t>
-      </w:r>
-      <w:sdt>
-        <w:sdtPr>
-          <w:id w:val="-1250340145"/>
-        </w:sdtPr>
-        <w:sdtContent>
-          <w:r>
-            <w:fldChar w:fldCharType="begin"/>
-          </w:r>
-          <w:r>
-            <w:instrText xml:space="preserve"> CITATION Dam21 \l 1033 </w:instrText>
-          </w:r>
-          <w:r>
-            <w:fldChar w:fldCharType="separate"/>
-          </w:r>
-          <w:r>
-            <w:rPr>
-              <w:noProof/>
-            </w:rPr>
-            <w:t>[2]</w:t>
-          </w:r>
-          <w:r>
-            <w:fldChar w:fldCharType="end"/>
-          </w:r>
-        </w:sdtContent>
-      </w:sdt>
-      <w:r>
-        <w:t>. The Spatial Pooler processes spatial patterns input data and converts them into Sparse Distributed Representations (SDRs)</w:t>
-      </w:r>
-      <w:sdt>
-        <w:sdtPr>
-          <w:id w:val="833026821"/>
-        </w:sdtPr>
-        <w:sdtContent>
-          <w:r>
-            <w:fldChar w:fldCharType="begin"/>
-          </w:r>
-          <w:r>
-            <w:instrText xml:space="preserve"> CITATION Abd19 \l 1033 </w:instrText>
-          </w:r>
-          <w:r>
-            <w:fldChar w:fldCharType="separate"/>
-          </w:r>
-          <w:r>
-            <w:rPr>
-              <w:noProof/>
-            </w:rPr>
-            <w:t xml:space="preserve"> [10]</w:t>
-          </w:r>
-          <w:r>
-            <w:fldChar w:fldCharType="end"/>
-          </w:r>
-        </w:sdtContent>
-      </w:sdt>
-      <w:r>
-        <w:t xml:space="preserve">. The Spatial Pooler processes inputs in three stages: initializing connections, selecting the most responsive columns, and adjusting synaptic strengths through competitive learning </w:t>
-      </w:r>
-      <w:sdt>
-        <w:sdtPr>
-          <w:id w:val="1705982562"/>
-        </w:sdtPr>
-        <w:sdtContent>
-          <w:r>
-            <w:fldChar w:fldCharType="begin"/>
-          </w:r>
-          <w:r>
-            <w:instrText xml:space="preserve"> CITATION JLa89 \l 1033 </w:instrText>
-          </w:r>
-          <w:r>
-            <w:fldChar w:fldCharType="separate"/>
-          </w:r>
-          <w:r>
-            <w:rPr>
-              <w:noProof/>
-            </w:rPr>
-            <w:t>[11]</w:t>
-          </w:r>
-          <w:r>
-            <w:fldChar w:fldCharType="end"/>
-          </w:r>
-        </w:sdtContent>
-      </w:sdt>
-      <w:r>
-        <w:t>. Only 15-20% of columns activate for any input, creating efficient sparse representations while preserving pattern similarities</w:t>
+        <w:t>spatial pooling</w:t>
+      </w:r>
+      <w:r>
+        <w:t> transforms these encoded inputs into sparse distributed representations (SDRs), which are high-dimensional, sparse binary vectors that efficiently and robustly represent the data. Then, </w:t>
       </w:r>
       <w:r>
         <w:rPr>
           <w:b/>
           <w:bCs/>
         </w:rPr>
-        <w:t xml:space="preserve"> </w:t>
-      </w:r>
-      <w:sdt>
-        <w:sdtPr>
-          <w:rPr>
-            <w:b/>
-            <w:bCs/>
-          </w:rPr>
-          <w:id w:val="65464127"/>
-        </w:sdtPr>
-        <w:sdtContent>
-          <w:r>
-            <w:rPr>
-              <w:b/>
-              <w:bCs/>
-            </w:rPr>
-            <w:fldChar w:fldCharType="begin"/>
-          </w:r>
-          <w:r>
-            <w:rPr>
-              <w:b/>
-              <w:bCs/>
-            </w:rPr>
-            <w:instrText xml:space="preserve"> CITATION JHa11 \l 1033 </w:instrText>
-          </w:r>
-          <w:r>
-            <w:rPr>
-              <w:b/>
-              <w:bCs/>
-            </w:rPr>
-            <w:fldChar w:fldCharType="separate"/>
-          </w:r>
-          <w:r>
-            <w:rPr>
-              <w:noProof/>
-            </w:rPr>
-            <w:t>[12]</w:t>
-          </w:r>
-          <w:r>
-            <w:rPr>
-              <w:b/>
-              <w:bCs/>
-            </w:rPr>
-            <w:fldChar w:fldCharType="end"/>
-          </w:r>
-        </w:sdtContent>
-      </w:sdt>
+        <w:t>temporal memory</w:t>
+      </w:r>
+      <w:r>
+        <w:t> learns the temporal relationships between SDRs, predicting the next pattern in a sequence and updating its internal state based on prediction accuracy. Finally, </w:t>
+      </w:r>
       <w:r>
         <w:rPr>
           <w:b/>
           <w:bCs/>
         </w:rPr>
-        <w:t>.</w:t>
-      </w:r>
-      <w:r>
-        <w:t xml:space="preserve"> The exponential growth of data generation, reaching 4 zettabytes by 2013 ,creates pressing demands for more efficient neural algorithms that can process information in real-time</w:t>
-      </w:r>
-      <w:sdt>
-        <w:sdtPr>
-          <w:id w:val="-969196484"/>
-        </w:sdtPr>
-        <w:sdtContent>
-          <w:r>
-            <w:fldChar w:fldCharType="begin"/>
-          </w:r>
-          <w:r>
-            <w:instrText xml:space="preserve"> CITATION Mar11 \l 1033 </w:instrText>
-          </w:r>
-          <w:r>
-            <w:fldChar w:fldCharType="separate"/>
-          </w:r>
-          <w:r>
-            <w:rPr>
-              <w:noProof/>
-            </w:rPr>
-            <w:t xml:space="preserve"> [13]</w:t>
-          </w:r>
-          <w:r>
-            <w:fldChar w:fldCharType="end"/>
-          </w:r>
-        </w:sdtContent>
-      </w:sdt>
-      <w:r>
-        <w:t xml:space="preserve"> &amp; </w:t>
-      </w:r>
-      <w:sdt>
-        <w:sdtPr>
-          <w:id w:val="502778620"/>
-        </w:sdtPr>
-        <w:sdtContent>
-          <w:r>
-            <w:fldChar w:fldCharType="begin"/>
-          </w:r>
-          <w:r>
-            <w:instrText xml:space="preserve"> CITATION Idc11 \l 1033 </w:instrText>
-          </w:r>
-          <w:r>
-            <w:fldChar w:fldCharType="separate"/>
-          </w:r>
-          <w:r>
-            <w:rPr>
-              <w:noProof/>
-            </w:rPr>
-            <w:t>[14]</w:t>
-          </w:r>
-          <w:r>
-            <w:fldChar w:fldCharType="end"/>
-          </w:r>
-        </w:sdtContent>
-      </w:sdt>
-      <w:r>
-        <w:t>. It uses competitive learning to activate a small subset of columns in response to each input, ensuring that similar inputs activate similar columns. Representations are considered sparse because, at any moment, only a small proportion of neurons are active, while the majority remain inactive. They are distributed because the information is not carried by individual neurons alone but by the combined activity of the entire set of active neurons, which collectively define the representation. Sparse Distributed Representations emerge when columns compete to represent input features, with similar inputs activating overlapping column sets</w:t>
-      </w:r>
-      <w:r>
-        <w:rPr>
-          <w:b/>
-          <w:bCs/>
-        </w:rPr>
+        <w:t>learning and adaptation</w:t>
+      </w:r>
+      <w:r>
+        <w:t> enable the system to continuously improve over time by using Hebbian learning rules to adjust synaptic connections between cells based on their activity patterns.</w:t>
+      </w:r>
+      <w:r>
         <w:t xml:space="preserve"> </w:t>
       </w:r>
-      <w:sdt>
-        <w:sdtPr>
-          <w:rPr>
-            <w:b/>
-            <w:bCs/>
-          </w:rPr>
-          <w:id w:val="-2034649681"/>
-        </w:sdtPr>
-        <w:sdtContent>
-          <w:r>
-            <w:rPr>
-              <w:b/>
-              <w:bCs/>
-            </w:rPr>
-            <w:fldChar w:fldCharType="begin"/>
-          </w:r>
-          <w:r>
-            <w:rPr>
-              <w:b/>
-              <w:bCs/>
-            </w:rPr>
-            <w:instrText xml:space="preserve"> CITATION YCu17 \l 1033 </w:instrText>
-          </w:r>
-          <w:r>
-            <w:rPr>
-              <w:b/>
-              <w:bCs/>
-            </w:rPr>
-            <w:fldChar w:fldCharType="separate"/>
-          </w:r>
-          <w:r>
-            <w:rPr>
-              <w:noProof/>
-            </w:rPr>
-            <w:t>[15]</w:t>
-          </w:r>
-          <w:r>
-            <w:rPr>
-              <w:b/>
-              <w:bCs/>
-            </w:rPr>
-            <w:fldChar w:fldCharType="end"/>
-          </w:r>
-        </w:sdtContent>
-      </w:sdt>
-      <w:r>
-        <w:rPr>
-          <w:b/>
-          <w:bCs/>
-        </w:rPr>
-        <w:t xml:space="preserve">. </w:t>
-      </w:r>
-      <w:r>
-        <w:t>This encoding provides noise robustness—even if some columns malfunction, the overall pattern remains recognizable</w:t>
-      </w:r>
-      <w:r>
-        <w:rPr>
-          <w:b/>
-          <w:bCs/>
-        </w:rPr>
-        <w:t xml:space="preserve"> </w:t>
-      </w:r>
-      <w:sdt>
-        <w:sdtPr>
-          <w:rPr>
-            <w:b/>
-            <w:bCs/>
-          </w:rPr>
-          <w:id w:val="1671748703"/>
-        </w:sdtPr>
-        <w:sdtContent>
-          <w:r>
-            <w:rPr>
-              <w:b/>
-              <w:bCs/>
-            </w:rPr>
-            <w:fldChar w:fldCharType="begin"/>
-          </w:r>
-          <w:r>
-            <w:rPr>
-              <w:b/>
-              <w:bCs/>
-            </w:rPr>
-            <w:instrText xml:space="preserve"> CITATION PFö90 \l 1033 </w:instrText>
-          </w:r>
-          <w:r>
-            <w:rPr>
-              <w:b/>
-              <w:bCs/>
-            </w:rPr>
-            <w:fldChar w:fldCharType="separate"/>
-          </w:r>
-          <w:r>
-            <w:rPr>
-              <w:noProof/>
-            </w:rPr>
-            <w:t>[16]</w:t>
-          </w:r>
-          <w:r>
-            <w:rPr>
-              <w:b/>
-              <w:bCs/>
-            </w:rPr>
-            <w:fldChar w:fldCharType="end"/>
-          </w:r>
-        </w:sdtContent>
-      </w:sdt>
-      <w:r>
-        <w:t xml:space="preserve"> . The Spatial Pooler's column-based computations naturally lend themselves to parallelization, as each column's activation can be processed independently </w:t>
-      </w:r>
-      <w:sdt>
-        <w:sdtPr>
-          <w:id w:val="-1955390430"/>
-        </w:sdtPr>
-        <w:sdtContent>
-          <w:r>
-            <w:fldChar w:fldCharType="begin"/>
-          </w:r>
-          <w:r>
-            <w:instrText xml:space="preserve"> CITATION Num111 \l 1033 </w:instrText>
-          </w:r>
-          <w:r>
-            <w:fldChar w:fldCharType="separate"/>
-          </w:r>
-          <w:r>
-            <w:rPr>
-              <w:noProof/>
-            </w:rPr>
-            <w:t>[17]</w:t>
-          </w:r>
-          <w:r>
-            <w:fldChar w:fldCharType="end"/>
-          </w:r>
-        </w:sdtContent>
-      </w:sdt>
-      <w:r>
-        <w:t>, similar to our approach of parallelizing Temporal Memory operations. HTM’s reliance on Hebbian learning for synaptic updates introduces thread-safety challenges in shared-memory systems, necessitating careful synchronization to avoid race conditions</w:t>
-      </w:r>
-      <w:r>
-        <w:rPr>
-          <w:i/>
-          <w:iCs/>
-        </w:rPr>
-        <w:t> </w:t>
-      </w:r>
-      <w:sdt>
-        <w:sdtPr>
-          <w:rPr>
-            <w:i/>
-            <w:iCs/>
-          </w:rPr>
-          <w:id w:val="-1561388835"/>
-        </w:sdtPr>
-        <w:sdtContent>
-          <w:r>
-            <w:rPr>
-              <w:i/>
-              <w:iCs/>
-            </w:rPr>
-            <w:fldChar w:fldCharType="begin"/>
-          </w:r>
-          <w:r>
-            <w:rPr>
-              <w:i/>
-              <w:iCs/>
-            </w:rPr>
-            <w:instrText xml:space="preserve"> CITATION Ada08 \l 1033 </w:instrText>
-          </w:r>
-          <w:r>
-            <w:rPr>
-              <w:i/>
-              <w:iCs/>
-            </w:rPr>
-            <w:fldChar w:fldCharType="separate"/>
-          </w:r>
-          <w:r>
-            <w:rPr>
-              <w:noProof/>
-            </w:rPr>
-            <w:t>[18]</w:t>
-          </w:r>
-          <w:r>
-            <w:rPr>
-              <w:i/>
-              <w:iCs/>
-            </w:rPr>
-            <w:fldChar w:fldCharType="end"/>
-          </w:r>
-        </w:sdtContent>
-      </w:sdt>
-      <w:r>
-        <w:rPr>
-          <w:i/>
-          <w:iCs/>
-        </w:rPr>
-        <w:t xml:space="preserve">. </w:t>
-      </w:r>
-      <w:r>
-        <w:t xml:space="preserve">The algorithm's sparse distributed </w:t>
-      </w:r>
+    </w:p>
+    <w:p>
+      <w:pPr>
+        <w:tabs>
+          <w:tab w:val="left" w:pos="288"/>
+        </w:tabs>
+        <w:jc w:val="both"/>
+      </w:pPr>
+    </w:p>
+    <w:p>
+      <w:pPr>
+        <w:pStyle w:val="Heading1"/>
+        <w:tabs>
+          <w:tab w:val="left" w:pos="288"/>
+        </w:tabs>
+        <w:jc w:val="center"/>
+      </w:pPr>
       <w:r>
         <w:lastRenderedPageBreak/>
-        <w:t xml:space="preserve">representations (SDRs) demand high memory bandwidth </w:t>
-      </w:r>
-      <w:sdt>
-        <w:sdtPr>
-          <w:id w:val="510033552"/>
-        </w:sdtPr>
-        <w:sdtContent>
-          <w:r>
-            <w:fldChar w:fldCharType="begin"/>
-          </w:r>
-          <w:r>
-            <w:instrText xml:space="preserve"> CITATION SSr02 \l 1033 </w:instrText>
-          </w:r>
-          <w:r>
-            <w:fldChar w:fldCharType="separate"/>
-          </w:r>
-          <w:r>
-            <w:rPr>
-              <w:noProof/>
-            </w:rPr>
-            <w:t>[19]</w:t>
-          </w:r>
-          <w:r>
-            <w:fldChar w:fldCharType="end"/>
-          </w:r>
-        </w:sdtContent>
-      </w:sdt>
-      <w:r>
-        <w:t>, exacerbating bottlenecks in many-core systems with limited local cache.</w:t>
-      </w:r>
-      <w:r>
-        <w:rPr>
-          <w:i/>
-          <w:iCs/>
-        </w:rPr>
-        <w:t xml:space="preserve"> </w:t>
-      </w:r>
-      <w:r>
-        <w:t xml:space="preserve">One of the key challenges in traditional HTM is that the Spatial Pooler algorithm takes a substantial amount of time to produce the internal representation of input data </w:t>
-      </w:r>
-      <w:sdt>
-        <w:sdtPr>
-          <w:id w:val="-1055932626"/>
-        </w:sdtPr>
-        <w:sdtContent>
-          <w:r>
-            <w:fldChar w:fldCharType="begin"/>
-          </w:r>
-          <w:r>
-            <w:instrText xml:space="preserve"> CITATION ZWT23 \l 1033 </w:instrText>
-          </w:r>
-          <w:r>
-            <w:fldChar w:fldCharType="separate"/>
-          </w:r>
-          <w:r>
-            <w:rPr>
-              <w:noProof/>
-            </w:rPr>
-            <w:t>[20]</w:t>
-          </w:r>
-          <w:r>
-            <w:fldChar w:fldCharType="end"/>
-          </w:r>
-        </w:sdtContent>
-      </w:sdt>
-      <w:r>
-        <w:t xml:space="preserve">. OpenMP's directive-based model </w:t>
-      </w:r>
-      <w:sdt>
-        <w:sdtPr>
-          <w:id w:val="-1123606330"/>
-        </w:sdtPr>
-        <w:sdtContent>
-          <w:r>
-            <w:fldChar w:fldCharType="begin"/>
-          </w:r>
-          <w:r>
-            <w:instrText xml:space="preserve"> CITATION Ope10 \l 1033 </w:instrText>
-          </w:r>
-          <w:r>
-            <w:fldChar w:fldCharType="separate"/>
-          </w:r>
-          <w:r>
-            <w:rPr>
-              <w:noProof/>
-            </w:rPr>
-            <w:t>[21]</w:t>
-          </w:r>
-          <w:r>
-            <w:fldChar w:fldCharType="end"/>
-          </w:r>
-        </w:sdtContent>
-      </w:sdt>
-      <w:r>
-        <w:t xml:space="preserve"> enables efficient distribution of HTM workloads across CPU threads while preserving biological fidelity</w:t>
-      </w:r>
-      <w:r>
-        <w:rPr>
-          <w:i/>
-          <w:iCs/>
-        </w:rPr>
-        <w:t xml:space="preserve"> </w:t>
-      </w:r>
-      <w:sdt>
-        <w:sdtPr>
-          <w:rPr>
-            <w:i/>
-            <w:iCs/>
-          </w:rPr>
-          <w:id w:val="-1596545959"/>
-        </w:sdtPr>
-        <w:sdtContent>
-          <w:r>
-            <w:rPr>
-              <w:i/>
-              <w:iCs/>
-            </w:rPr>
-            <w:fldChar w:fldCharType="begin"/>
-          </w:r>
-          <w:r>
-            <w:rPr>
-              <w:i/>
-              <w:iCs/>
-            </w:rPr>
-            <w:instrText xml:space="preserve"> CITATION Haw11 \l 1033 </w:instrText>
-          </w:r>
-          <w:r>
-            <w:rPr>
-              <w:i/>
-              <w:iCs/>
-            </w:rPr>
-            <w:fldChar w:fldCharType="separate"/>
-          </w:r>
-          <w:r>
-            <w:rPr>
-              <w:noProof/>
-            </w:rPr>
-            <w:t>[22]</w:t>
-          </w:r>
-          <w:r>
-            <w:rPr>
-              <w:i/>
-              <w:iCs/>
-            </w:rPr>
-            <w:fldChar w:fldCharType="end"/>
-          </w:r>
-        </w:sdtContent>
-      </w:sdt>
-      <w:r>
-        <w:rPr>
-          <w:i/>
-          <w:iCs/>
-        </w:rPr>
-        <w:t xml:space="preserve">. </w:t>
-      </w:r>
-    </w:p>
-    <w:p>
-      <w:pPr>
-        <w:tabs>
-          <w:tab w:val="left" w:pos="288"/>
-        </w:tabs>
-        <w:jc w:val="both"/>
-      </w:pPr>
-    </w:p>
-    <w:p>
-      <w:pPr>
-        <w:tabs>
-          <w:tab w:val="left" w:pos="288"/>
-        </w:tabs>
-        <w:jc w:val="both"/>
-      </w:pPr>
-      <w:r>
-        <w:t>Beyond scalability, Temporal Memory (TM) introduces unique computational challenges due to its biomimetic design</w:t>
-      </w:r>
-      <w:r>
-        <w:t>.</w:t>
-      </w:r>
-      <w:r>
-        <w:t xml:space="preserve"> </w:t>
-      </w:r>
-      <w:r>
-        <w:t>First, TM's reliance on sequential temporal context for predictions (e.g., cell activation states dependent on prior inputs</w:t>
-      </w:r>
-      <w:r>
-        <w:t xml:space="preserve"> </w:t>
-      </w:r>
-      <w:sdt>
-        <w:sdtPr>
-          <w:id w:val="-1302228296"/>
-          <w:citation/>
-        </w:sdtPr>
-        <w:sdtContent>
-          <w:r>
-            <w:fldChar w:fldCharType="begin"/>
-          </w:r>
-          <w:r>
-            <w:instrText xml:space="preserve"> CITATION Num11 \l 1033 </w:instrText>
-          </w:r>
-          <w:r>
-            <w:fldChar w:fldCharType="separate"/>
-          </w:r>
-          <w:r>
-            <w:rPr>
-              <w:noProof/>
-            </w:rPr>
-            <w:t>[8]</w:t>
-          </w:r>
-          <w:r>
-            <w:fldChar w:fldCharType="end"/>
-          </w:r>
-        </w:sdtContent>
-      </w:sdt>
-      <w:r>
-        <w:t xml:space="preserve"> </w:t>
-      </w:r>
-      <w:r>
-        <w:t>creates inherent parallelism barriers. Second, synaptic updates via Hebbian learning require thread-safe permanence adjustments</w:t>
-      </w:r>
-      <w:r>
-        <w:t xml:space="preserve"> </w:t>
-      </w:r>
-      <w:sdt>
-        <w:sdtPr>
-          <w:id w:val="-1521628212"/>
-          <w:citation/>
-        </w:sdtPr>
-        <w:sdtContent>
-          <w:r>
-            <w:fldChar w:fldCharType="begin"/>
-          </w:r>
-          <w:r>
-            <w:instrText xml:space="preserve"> CITATION WJC09 \l 1033 </w:instrText>
-          </w:r>
-          <w:r>
-            <w:fldChar w:fldCharType="separate"/>
-          </w:r>
-          <w:r>
-            <w:rPr>
-              <w:noProof/>
-            </w:rPr>
-            <w:t>[23]</w:t>
-          </w:r>
-          <w:r>
-            <w:fldChar w:fldCharType="end"/>
-          </w:r>
-        </w:sdtContent>
-      </w:sdt>
-      <w:r>
-        <w:t>, risking race conditions in shared-memory architectures. Third, the algorithm's sparse distributed representations (SDRs) demand high memory bandwidth</w:t>
-      </w:r>
-      <w:sdt>
-        <w:sdtPr>
-          <w:id w:val="1008785780"/>
-          <w:citation/>
-        </w:sdtPr>
-        <w:sdtContent>
-          <w:r>
-            <w:fldChar w:fldCharType="begin"/>
-          </w:r>
-          <w:r>
-            <w:instrText xml:space="preserve"> CITATION KHS08 \l 1033 </w:instrText>
-          </w:r>
-          <w:r>
-            <w:fldChar w:fldCharType="separate"/>
-          </w:r>
-          <w:r>
-            <w:rPr>
-              <w:noProof/>
-            </w:rPr>
-            <w:t xml:space="preserve"> </w:t>
-          </w:r>
-          <w:r>
-            <w:rPr>
-              <w:noProof/>
-            </w:rPr>
-            <w:t>[24]</w:t>
-          </w:r>
-          <w:r>
-            <w:fldChar w:fldCharType="end"/>
-          </w:r>
-        </w:sdtContent>
-      </w:sdt>
-      <w:r>
-        <w:t xml:space="preserve">, </w:t>
-      </w:r>
-      <w:r>
-        <w:t>exacerbating bottlenecks in many-core systems with limited local cache (e.g., 32KB/core in Epiphany</w:t>
-      </w:r>
-      <w:sdt>
-        <w:sdtPr>
-          <w:id w:val="-1729917825"/>
-          <w:citation/>
-        </w:sdtPr>
-        <w:sdtContent>
-          <w:r>
-            <w:fldChar w:fldCharType="begin"/>
-          </w:r>
-          <w:r>
-            <w:instrText xml:space="preserve"> CITATION SAk06 \l 1033 </w:instrText>
-          </w:r>
-          <w:r>
-            <w:fldChar w:fldCharType="separate"/>
-          </w:r>
-          <w:r>
-            <w:rPr>
-              <w:noProof/>
-            </w:rPr>
-            <w:t xml:space="preserve"> </w:t>
-          </w:r>
-          <w:r>
-            <w:rPr>
-              <w:noProof/>
-            </w:rPr>
-            <w:t>[25]</w:t>
-          </w:r>
-          <w:r>
-            <w:fldChar w:fldCharType="end"/>
-          </w:r>
-        </w:sdtContent>
-      </w:sdt>
-      <w:r>
-        <w:t>)</w:t>
-      </w:r>
-      <w:r>
-        <w:t>. Prior attempts to parallelize TM achieved limited speedup (≤2x) as 90-98% of runtime concentrated in two</w:t>
-      </w:r>
-      <w:r>
-        <w:t xml:space="preserve"> </w:t>
-      </w:r>
-      <w:r>
-        <w:t>critical functions (segment</w:t>
-      </w:r>
-      <w:r>
-        <w:t xml:space="preserve"> </w:t>
-      </w:r>
-      <w:r>
-        <w:t>Active and get</w:t>
-      </w:r>
-      <w:r>
-        <w:t xml:space="preserve"> </w:t>
-      </w:r>
-      <w:r>
-        <w:t>Best</w:t>
-      </w:r>
-      <w:r>
-        <w:t xml:space="preserve"> </w:t>
-      </w:r>
-      <w:r>
-        <w:t>Matching</w:t>
-      </w:r>
-      <w:r>
-        <w:t xml:space="preserve"> </w:t>
-      </w:r>
-      <w:r>
-        <w:t>Segment) </w:t>
-      </w:r>
-      <w:sdt>
-        <w:sdtPr>
-          <w:id w:val="-1329675117"/>
-          <w:citation/>
-        </w:sdtPr>
-        <w:sdtContent>
-          <w:r>
-            <w:fldChar w:fldCharType="begin"/>
-          </w:r>
-          <w:r>
-            <w:instrText xml:space="preserve"> CITATION THa09 \l 1033 </w:instrText>
-          </w:r>
-          <w:r>
-            <w:fldChar w:fldCharType="separate"/>
-          </w:r>
-          <w:r>
-            <w:rPr>
-              <w:noProof/>
-            </w:rPr>
-            <w:t>[26]</w:t>
-          </w:r>
-          <w:r>
-            <w:fldChar w:fldCharType="end"/>
-          </w:r>
-        </w:sdtContent>
-      </w:sdt>
-      <w:r>
-        <w:t xml:space="preserve">, </w:t>
-      </w:r>
-      <w:r>
-        <w:t>highlighting the need for granular task decomposition</w:t>
-      </w:r>
-      <w:r>
-        <w:t>.</w:t>
-      </w:r>
-      <w:r>
-        <w:t xml:space="preserve"> </w:t>
-      </w:r>
-      <w:r>
-        <w:t>As shown in GPU-accelerated neural networks (Cai et al., 2012), careful memory synchronization is critical for parallel HTM implementations—a challenge addressed in our CPU-based design</w:t>
-      </w:r>
-      <w:r>
-        <w:rPr>
-          <w:i/>
-          <w:iCs/>
-        </w:rPr>
-        <w:t xml:space="preserve"> </w:t>
-      </w:r>
-      <w:sdt>
-        <w:sdtPr>
-          <w:rPr>
-            <w:i/>
-            <w:iCs/>
-          </w:rPr>
-          <w:id w:val="2051493587"/>
-          <w:citation/>
-        </w:sdtPr>
-        <w:sdtContent>
-          <w:r>
-            <w:rPr>
-              <w:i/>
-              <w:iCs/>
-            </w:rPr>
-            <w:fldChar w:fldCharType="begin"/>
-          </w:r>
-          <w:r>
-            <w:rPr>
-              <w:i/>
-              <w:iCs/>
-            </w:rPr>
-            <w:instrText xml:space="preserve"> CITATION Cai \l 1033 </w:instrText>
-          </w:r>
-          <w:r>
-            <w:rPr>
-              <w:i/>
-              <w:iCs/>
-            </w:rPr>
-            <w:fldChar w:fldCharType="separate"/>
-          </w:r>
-          <w:r>
-            <w:rPr>
-              <w:noProof/>
-            </w:rPr>
-            <w:t>[27]</w:t>
-          </w:r>
-          <w:r>
-            <w:rPr>
-              <w:i/>
-              <w:iCs/>
-            </w:rPr>
-            <w:fldChar w:fldCharType="end"/>
-          </w:r>
-        </w:sdtContent>
-      </w:sdt>
-      <w:r>
-        <w:rPr>
-          <w:i/>
-          <w:iCs/>
-        </w:rPr>
-        <w:t>.</w:t>
-      </w:r>
-      <w:r>
-        <w:rPr>
-          <w:i/>
-          <w:iCs/>
-        </w:rPr>
-        <w:t xml:space="preserve"> </w:t>
-      </w:r>
-      <w:r>
-        <w:t>While parallel processing handles large datasets</w:t>
-      </w:r>
-      <w:sdt>
-        <w:sdtPr>
-          <w:id w:val="-1027021437"/>
-          <w:citation/>
-        </w:sdtPr>
-        <w:sdtContent>
-          <w:r>
-            <w:fldChar w:fldCharType="begin"/>
-          </w:r>
-          <w:r>
-            <w:instrText xml:space="preserve"> CITATION Cis12 \l 1033 </w:instrText>
-          </w:r>
-          <w:r>
-            <w:fldChar w:fldCharType="separate"/>
-          </w:r>
-          <w:r>
-            <w:rPr>
-              <w:noProof/>
-            </w:rPr>
-            <w:t xml:space="preserve"> </w:t>
-          </w:r>
-          <w:r>
-            <w:rPr>
-              <w:noProof/>
-            </w:rPr>
-            <w:t>[28]</w:t>
-          </w:r>
-          <w:r>
-            <w:fldChar w:fldCharType="end"/>
-          </w:r>
-        </w:sdtContent>
-      </w:sdt>
-      <w:r>
-        <w:t xml:space="preserve"> maintaining SDR stability during concurrency is essential for prediction accuracy</w:t>
-      </w:r>
-      <w:r>
-        <w:t xml:space="preserve"> </w:t>
-      </w:r>
-      <w:sdt>
-        <w:sdtPr>
-          <w:rPr>
-            <w:i/>
-            <w:iCs/>
-          </w:rPr>
-          <w:id w:val="26225623"/>
-          <w:citation/>
-        </w:sdtPr>
-        <w:sdtContent>
-          <w:r>
-            <w:rPr>
-              <w:i/>
-              <w:iCs/>
-            </w:rPr>
-            <w:fldChar w:fldCharType="begin"/>
-          </w:r>
-          <w:r>
-            <w:rPr>
-              <w:i/>
-              <w:iCs/>
-            </w:rPr>
-            <w:instrText xml:space="preserve"> CITATION Haw11 \l 1033 </w:instrText>
-          </w:r>
-          <w:r>
-            <w:rPr>
-              <w:i/>
-              <w:iCs/>
-            </w:rPr>
-            <w:fldChar w:fldCharType="separate"/>
-          </w:r>
-          <w:r>
-            <w:rPr>
-              <w:noProof/>
-            </w:rPr>
-            <w:t>[22]</w:t>
-          </w:r>
-          <w:r>
-            <w:rPr>
-              <w:i/>
-              <w:iCs/>
-            </w:rPr>
-            <w:fldChar w:fldCharType="end"/>
-          </w:r>
-        </w:sdtContent>
-      </w:sdt>
-      <w:r>
-        <w:rPr>
-          <w:i/>
-          <w:iCs/>
-        </w:rPr>
-        <w:t>.</w:t>
-      </w:r>
-    </w:p>
-    <w:p>
-      <w:pPr>
-        <w:tabs>
-          <w:tab w:val="left" w:pos="288"/>
-        </w:tabs>
-        <w:jc w:val="both"/>
-      </w:pPr>
-    </w:p>
-    <w:p>
-      <w:pPr>
-        <w:tabs>
-          <w:tab w:val="left" w:pos="288"/>
-        </w:tabs>
-        <w:jc w:val="both"/>
-      </w:pPr>
-      <w:r>
-        <w:t xml:space="preserve">The Working of HTM CLA can be </w:t>
-      </w:r>
-      <w:r>
-        <w:t xml:space="preserve">simplified and </w:t>
-      </w:r>
-      <w:r>
-        <w:t>understood as</w:t>
-      </w:r>
-      <w:r>
-        <w:t xml:space="preserve"> a four-step process: First, </w:t>
-      </w:r>
-      <w:r>
-        <w:rPr>
-          <w:b/>
-          <w:bCs/>
-        </w:rPr>
-        <w:t>input encoding</w:t>
-      </w:r>
-      <w:r>
-        <w:t xml:space="preserve"> converts raw sensory data (e.g., images, audio, or text) into binary vectors suitable for processing. </w:t>
-      </w:r>
-      <w:r>
-        <w:t>As Hawkins and Ahmad (2011) suggest, future systems will require self-adaptive architectures capable of processing these massive data streams while maintaining precise information extraction capabilities.</w:t>
-      </w:r>
-      <w:r>
-        <w:t xml:space="preserve"> </w:t>
-      </w:r>
-      <w:r>
-        <w:t>Next, </w:t>
-      </w:r>
-      <w:r>
-        <w:rPr>
-          <w:b/>
-          <w:bCs/>
-        </w:rPr>
-        <w:t>spatial pooling</w:t>
-      </w:r>
-      <w:r>
-        <w:t> transforms these encoded inputs into sparse distributed representations (SDRs), which are high-dimensional, sparse binary vectors that efficiently and robustly represent the data. Then, </w:t>
-      </w:r>
-      <w:r>
-        <w:rPr>
-          <w:b/>
-          <w:bCs/>
-        </w:rPr>
-        <w:t>temporal memory</w:t>
-      </w:r>
-      <w:r>
-        <w:t> learns the temporal relationships between SDRs, predicting the next pattern in a sequence and updating its internal state based on prediction accuracy. Finally, </w:t>
-      </w:r>
-      <w:r>
-        <w:rPr>
-          <w:b/>
-          <w:bCs/>
-        </w:rPr>
-        <w:t>learning and adaptation</w:t>
-      </w:r>
-      <w:r>
-        <w:t> enable the system to continuously improve over time by using Hebbian learning rules to adjust synaptic connections between cells based on their activity patterns.</w:t>
-      </w:r>
-      <w:r>
-        <w:t xml:space="preserve"> </w:t>
-      </w:r>
-    </w:p>
-    <w:p>
-      <w:pPr>
-        <w:tabs>
-          <w:tab w:val="left" w:pos="288"/>
-        </w:tabs>
-        <w:jc w:val="both"/>
-      </w:pPr>
-    </w:p>
-    <w:p>
-      <w:pPr>
-        <w:pStyle w:val="Heading1"/>
-        <w:tabs>
-          <w:tab w:val="left" w:pos="288"/>
-        </w:tabs>
-        <w:jc w:val="center"/>
-      </w:pPr>
-      <w:r>
         <w:t>methodology</w:t>
       </w:r>
     </w:p>
@@ -4132,7 +2977,15 @@
           <w:spacing w:val="5"/>
           <w:lang w:val="en-US"/>
         </w:rPr>
-        <w:t xml:space="preserve"> eliminates complex locking mechanisms, minimizing performance bottlenecks. Moreover, it dynamically adjusts the number of threads based on system resources, ensuring optimal performance on both multi-core and single-core systems. Unlike manual threading, it abstracts thread management using the .NET </w:t>
+        <w:t xml:space="preserve"> eliminates complex locking mechanisms, minimizing performance bottlenecks. Moreover, it dynamically adjusts the number of threads based on system resources, ensuring optimal performance on both </w:t>
+      </w:r>
+      <w:r>
+        <w:rPr>
+          <w:iCs/>
+          <w:spacing w:val="5"/>
+          <w:lang w:val="en-US"/>
+        </w:rPr>
+        <w:t xml:space="preserve">multi-core and single-core systems. Unlike manual threading, it abstracts thread management using the .NET </w:t>
       </w:r>
       <w:proofErr w:type="spellStart"/>
       <w:r>
@@ -4229,7 +3082,6 @@
                 <w:spacing w:val="5"/>
                 <w:lang w:val="en-US"/>
               </w:rPr>
-              <w:lastRenderedPageBreak/>
               <w:t>Aspect</w:t>
             </w:r>
           </w:p>
@@ -4678,6 +3530,90 @@
     </w:tbl>
     <w:p>
       <w:pPr>
+        <w:tabs>
+          <w:tab w:val="left" w:pos="288"/>
+        </w:tabs>
+        <w:jc w:val="both"/>
+        <w:rPr>
+          <w:color w:val="0D0D0D"/>
+          <w:sz w:val="16"/>
+          <w:szCs w:val="16"/>
+          <w:shd w:val="clear" w:color="auto" w:fill="FFFFFF"/>
+        </w:rPr>
+      </w:pPr>
+    </w:p>
+    <w:p>
+      <w:pPr>
+        <w:tabs>
+          <w:tab w:val="left" w:pos="288"/>
+        </w:tabs>
+        <w:jc w:val="both"/>
+        <w:rPr>
+          <w:color w:val="0D0D0D"/>
+          <w:sz w:val="16"/>
+          <w:szCs w:val="16"/>
+          <w:shd w:val="clear" w:color="auto" w:fill="FFFFFF"/>
+        </w:rPr>
+      </w:pPr>
+      <w:r>
+        <w:rPr>
+          <w:color w:val="0D0D0D"/>
+          <w:sz w:val="16"/>
+          <w:szCs w:val="16"/>
+          <w:shd w:val="clear" w:color="auto" w:fill="FFFFFF"/>
+        </w:rPr>
+        <w:t>Table 1</w:t>
+      </w:r>
+      <w:r>
+        <w:rPr>
+          <w:color w:val="0D0D0D"/>
+          <w:sz w:val="16"/>
+          <w:szCs w:val="16"/>
+          <w:shd w:val="clear" w:color="auto" w:fill="FFFFFF"/>
+        </w:rPr>
+        <w:t>:</w:t>
+      </w:r>
+      <w:r>
+        <w:rPr>
+          <w:color w:val="0D0D0D"/>
+          <w:sz w:val="16"/>
+          <w:szCs w:val="16"/>
+          <w:shd w:val="clear" w:color="auto" w:fill="FFFFFF"/>
+        </w:rPr>
+        <w:t xml:space="preserve"> </w:t>
+      </w:r>
+      <w:r>
+        <w:rPr>
+          <w:color w:val="0D0D0D"/>
+          <w:sz w:val="16"/>
+          <w:szCs w:val="16"/>
+          <w:shd w:val="clear" w:color="auto" w:fill="FFFFFF"/>
+        </w:rPr>
+        <w:t xml:space="preserve">Comparison: </w:t>
+      </w:r>
+      <w:proofErr w:type="spellStart"/>
+      <w:r>
+        <w:rPr>
+          <w:color w:val="0D0D0D"/>
+          <w:sz w:val="16"/>
+          <w:szCs w:val="16"/>
+          <w:shd w:val="clear" w:color="auto" w:fill="FFFFFF"/>
+        </w:rPr>
+        <w:t>Parallel.For</w:t>
+      </w:r>
+      <w:proofErr w:type="spellEnd"/>
+      <w:r>
+        <w:rPr>
+          <w:color w:val="0D0D0D"/>
+          <w:sz w:val="16"/>
+          <w:szCs w:val="16"/>
+          <w:shd w:val="clear" w:color="auto" w:fill="FFFFFF"/>
+        </w:rPr>
+        <w:t xml:space="preserve"> vs async for CPU-Bound Tasks</w:t>
+      </w:r>
+    </w:p>
+    <w:p>
+      <w:pPr>
         <w:pStyle w:val="BodyText"/>
         <w:ind w:firstLine="0"/>
         <w:rPr>
@@ -4882,6 +3818,7 @@
           <w:rStyle w:val="Strong"/>
           <w:bCs w:val="0"/>
         </w:rPr>
+        <w:lastRenderedPageBreak/>
         <w:t>Performance Analysis</w:t>
       </w:r>
     </w:p>
@@ -4892,10 +3829,7 @@
         <w:jc w:val="both"/>
       </w:pPr>
       <w:r>
-        <w:t xml:space="preserve">After implementing the parallelized methods, we conducted a thorough performance analysis to evaluate their effectiveness. Key metrics such as execution time, CPU utilization, and memory usage were measured for each method. Additionally, statistical measures such as mean, maximum, minimum, variance, and standard deviation were calculated to assess the consistency and reliability of each approach. These metrics provided valuable insights into the </w:t>
-      </w:r>
-      <w:r>
-        <w:t>performance improvements achieved through parallelization and helped identify the most efficient method.</w:t>
+        <w:t>After implementing the parallelized methods, we conducted a thorough performance analysis to evaluate their effectiveness. Key metrics such as execution time, CPU utilization, and memory usage were measured for each method. Additionally, statistical measures such as mean, maximum, minimum, variance, and standard deviation were calculated to assess the consistency and reliability of each approach. These metrics provided valuable insights into the performance improvements achieved through parallelization and helped identify the most efficient method.</w:t>
       </w:r>
     </w:p>
     <w:p>
@@ -5059,7 +3993,6 @@
           <w:b/>
           <w:bCs/>
         </w:rPr>
-        <w:lastRenderedPageBreak/>
         <w:t>Null-Coalescing Operator (??):</w:t>
       </w:r>
       <w:r>
@@ -5073,9 +4006,9 @@
           <w:noProof/>
         </w:rPr>
         <w:drawing>
-          <wp:inline distT="0" distB="0" distL="0" distR="0" wp14:anchorId="718C087D" wp14:editId="39BB6324">
-            <wp:extent cx="3089910" cy="255639"/>
-            <wp:effectExtent l="0" t="0" r="0" b="1270"/>
+          <wp:inline distT="0" distB="0" distL="0" distR="0" wp14:anchorId="718C087D" wp14:editId="778FB988">
+            <wp:extent cx="3321050" cy="368226"/>
+            <wp:effectExtent l="0" t="0" r="0" b="0"/>
             <wp:docPr id="1569144046" name="Picture 1"/>
             <wp:cNvGraphicFramePr>
               <a:graphicFrameLocks xmlns:a="http://schemas.openxmlformats.org/drawingml/2006/main" noChangeAspect="1"/>
@@ -5102,7 +4035,7 @@
                   <pic:spPr>
                     <a:xfrm>
                       <a:off x="0" y="0"/>
-                      <a:ext cx="3089910" cy="255639"/>
+                      <a:ext cx="3400629" cy="377049"/>
                     </a:xfrm>
                     <a:prstGeom prst="rect">
                       <a:avLst/>
@@ -5115,6 +4048,70 @@
         </w:drawing>
       </w:r>
     </w:p>
+    <w:p>
+      <w:pPr>
+        <w:tabs>
+          <w:tab w:val="left" w:pos="288"/>
+        </w:tabs>
+        <w:jc w:val="both"/>
+        <w:rPr>
+          <w:color w:val="0D0D0D"/>
+          <w:sz w:val="16"/>
+          <w:szCs w:val="16"/>
+          <w:shd w:val="clear" w:color="auto" w:fill="FFFFFF"/>
+        </w:rPr>
+      </w:pPr>
+    </w:p>
+    <w:p>
+      <w:pPr>
+        <w:tabs>
+          <w:tab w:val="left" w:pos="288"/>
+        </w:tabs>
+        <w:jc w:val="center"/>
+        <w:rPr>
+          <w:color w:val="0D0D0D"/>
+          <w:sz w:val="16"/>
+          <w:szCs w:val="16"/>
+          <w:shd w:val="clear" w:color="auto" w:fill="FFFFFF"/>
+        </w:rPr>
+      </w:pPr>
+      <w:r>
+        <w:rPr>
+          <w:color w:val="0D0D0D"/>
+          <w:sz w:val="16"/>
+          <w:szCs w:val="16"/>
+          <w:shd w:val="clear" w:color="auto" w:fill="FFFFFF"/>
+        </w:rPr>
+        <w:t xml:space="preserve">Figure </w:t>
+      </w:r>
+      <w:r>
+        <w:rPr>
+          <w:color w:val="0D0D0D"/>
+          <w:sz w:val="16"/>
+          <w:szCs w:val="16"/>
+          <w:shd w:val="clear" w:color="auto" w:fill="FFFFFF"/>
+        </w:rPr>
+        <w:t>1</w:t>
+      </w:r>
+      <w:r>
+        <w:rPr>
+          <w:color w:val="0D0D0D"/>
+          <w:sz w:val="16"/>
+          <w:szCs w:val="16"/>
+          <w:shd w:val="clear" w:color="auto" w:fill="FFFFFF"/>
+        </w:rPr>
+        <w:t xml:space="preserve">: </w:t>
+      </w:r>
+      <w:r>
+        <w:rPr>
+          <w:color w:val="0D0D0D"/>
+          <w:sz w:val="16"/>
+          <w:szCs w:val="16"/>
+          <w:shd w:val="clear" w:color="auto" w:fill="FFFFFF"/>
+        </w:rPr>
+        <w:t>Simplified Matrix Assignment Using Null-Coalescing Operator (??)</w:t>
+      </w:r>
+    </w:p>
     <w:p/>
     <w:p>
       <w:pPr>
@@ -5136,24 +4133,41 @@
         <w:t>Reduced Redundant Checks</w:t>
       </w:r>
       <w:r>
-        <w:t>: A createNewColumns flag is introduced to store the result of matrix.GetObject(0) == null. This avoids repeated checks inside the loop, reducing overhead.</w:t>
-      </w:r>
-    </w:p>
-    <w:p>
-      <w:pPr>
+        <w:t>: A createNewColumns flag is introduced to store the result of </w:t>
+      </w:r>
+      <w:proofErr w:type="gramStart"/>
+      <w:r>
+        <w:t>matrix.GetObject</w:t>
+      </w:r>
+      <w:proofErr w:type="gramEnd"/>
+      <w:r>
+        <w:t>(0) == null. This avoids repeated checks inside the loop, reducing overhead.</w:t>
+      </w:r>
+    </w:p>
+    <w:p>
+      <w:pPr>
+        <w:pStyle w:val="ListParagraph"/>
         <w:tabs>
           <w:tab w:val="left" w:pos="288"/>
         </w:tabs>
         <w:spacing w:after="120" w:line="228" w:lineRule="auto"/>
       </w:pPr>
+    </w:p>
+    <w:p>
+      <w:pPr>
+        <w:tabs>
+          <w:tab w:val="left" w:pos="288"/>
+        </w:tabs>
+        <w:spacing w:after="120" w:line="228" w:lineRule="auto"/>
+      </w:pPr>
       <w:r>
         <w:rPr>
           <w:noProof/>
         </w:rPr>
         <w:drawing>
-          <wp:inline distT="0" distB="0" distL="0" distR="0" wp14:anchorId="2F49C5FB" wp14:editId="1542970C">
-            <wp:extent cx="3089910" cy="575945"/>
-            <wp:effectExtent l="0" t="0" r="0" b="0"/>
+          <wp:inline distT="0" distB="0" distL="0" distR="0" wp14:anchorId="2F49C5FB" wp14:editId="15CDEC12">
+            <wp:extent cx="3346450" cy="838200"/>
+            <wp:effectExtent l="0" t="0" r="6350" b="0"/>
             <wp:docPr id="1326562888" name="Picture 1" descr="A computer screen shot of a computer code&#10;&#10;AI-generated content may be incorrect."/>
             <wp:cNvGraphicFramePr>
               <a:graphicFrameLocks xmlns:a="http://schemas.openxmlformats.org/drawingml/2006/main" noChangeAspect="1"/>
@@ -5174,7 +4188,7 @@
                   <pic:spPr>
                     <a:xfrm>
                       <a:off x="0" y="0"/>
-                      <a:ext cx="3089910" cy="575945"/>
+                      <a:ext cx="3346450" cy="838200"/>
                     </a:xfrm>
                     <a:prstGeom prst="rect">
                       <a:avLst/>
@@ -5189,11 +4203,70 @@
     </w:p>
     <w:p>
       <w:pPr>
+        <w:tabs>
+          <w:tab w:val="left" w:pos="288"/>
+        </w:tabs>
+        <w:spacing w:after="120" w:line="228" w:lineRule="auto"/>
+      </w:pPr>
+    </w:p>
+    <w:p>
+      <w:pPr>
+        <w:tabs>
+          <w:tab w:val="left" w:pos="288"/>
+        </w:tabs>
+        <w:jc w:val="center"/>
+        <w:rPr>
+          <w:color w:val="0D0D0D"/>
+          <w:sz w:val="16"/>
+          <w:szCs w:val="16"/>
+          <w:shd w:val="clear" w:color="auto" w:fill="FFFFFF"/>
+        </w:rPr>
+      </w:pPr>
+      <w:r>
+        <w:rPr>
+          <w:color w:val="0D0D0D"/>
+          <w:sz w:val="16"/>
+          <w:szCs w:val="16"/>
+          <w:shd w:val="clear" w:color="auto" w:fill="FFFFFF"/>
+        </w:rPr>
+        <w:t xml:space="preserve">Figure 2: </w:t>
+      </w:r>
+      <w:r>
+        <w:rPr>
+          <w:color w:val="0D0D0D"/>
+          <w:sz w:val="16"/>
+          <w:szCs w:val="16"/>
+          <w:shd w:val="clear" w:color="auto" w:fill="FFFFFF"/>
+        </w:rPr>
+        <w:t xml:space="preserve">Optimizing Loop Performance by Eliminating Redundant Null Checks with </w:t>
+      </w:r>
+      <w:proofErr w:type="spellStart"/>
+      <w:r>
+        <w:rPr>
+          <w:color w:val="0D0D0D"/>
+          <w:sz w:val="16"/>
+          <w:szCs w:val="16"/>
+          <w:shd w:val="clear" w:color="auto" w:fill="FFFFFF"/>
+        </w:rPr>
+        <w:t>createNewColumns</w:t>
+      </w:r>
+      <w:proofErr w:type="spellEnd"/>
+      <w:r>
+        <w:rPr>
+          <w:color w:val="0D0D0D"/>
+          <w:sz w:val="16"/>
+          <w:szCs w:val="16"/>
+          <w:shd w:val="clear" w:color="auto" w:fill="FFFFFF"/>
+        </w:rPr>
+        <w:t xml:space="preserve"> Flag</w:t>
+      </w:r>
+    </w:p>
+    <w:p>
+      <w:pPr>
         <w:keepNext/>
         <w:tabs>
           <w:tab w:val="left" w:pos="288"/>
         </w:tabs>
-        <w:jc w:val="center"/>
       </w:pPr>
     </w:p>
     <w:p>
@@ -5281,10 +4354,11 @@
         <w:rPr>
           <w:noProof/>
         </w:rPr>
+        <w:lastRenderedPageBreak/>
         <w:drawing>
-          <wp:inline distT="0" distB="0" distL="0" distR="0" wp14:anchorId="3BE45D4A" wp14:editId="2C89D98F">
-            <wp:extent cx="3089910" cy="1001395"/>
-            <wp:effectExtent l="0" t="0" r="0" b="8255"/>
+          <wp:inline distT="0" distB="0" distL="0" distR="0" wp14:anchorId="3BE45D4A" wp14:editId="2EE71214">
+            <wp:extent cx="3124200" cy="1554480"/>
+            <wp:effectExtent l="0" t="0" r="0" b="7620"/>
             <wp:docPr id="814660683" name="Picture 1" descr="A screenshot of a computer program&#10;&#10;AI-generated content may be incorrect."/>
             <wp:cNvGraphicFramePr>
               <a:graphicFrameLocks xmlns:a="http://schemas.openxmlformats.org/drawingml/2006/main" noChangeAspect="1"/>
@@ -5305,7 +4379,7 @@
                   <pic:spPr>
                     <a:xfrm>
                       <a:off x="0" y="0"/>
-                      <a:ext cx="3089910" cy="1001395"/>
+                      <a:ext cx="3124200" cy="1554480"/>
                     </a:xfrm>
                     <a:prstGeom prst="rect">
                       <a:avLst/>
@@ -5320,6 +4394,139 @@
     </w:p>
     <w:p>
       <w:pPr>
+        <w:tabs>
+          <w:tab w:val="left" w:pos="288"/>
+        </w:tabs>
+        <w:jc w:val="both"/>
+        <w:rPr>
+          <w:color w:val="0D0D0D"/>
+          <w:sz w:val="16"/>
+          <w:szCs w:val="16"/>
+          <w:shd w:val="clear" w:color="auto" w:fill="FFFFFF"/>
+        </w:rPr>
+      </w:pPr>
+    </w:p>
+    <w:p>
+      <w:pPr>
+        <w:tabs>
+          <w:tab w:val="left" w:pos="288"/>
+        </w:tabs>
+        <w:jc w:val="center"/>
+        <w:rPr>
+          <w:color w:val="0D0D0D"/>
+          <w:sz w:val="16"/>
+          <w:szCs w:val="16"/>
+          <w:shd w:val="clear" w:color="auto" w:fill="FFFFFF"/>
+        </w:rPr>
+      </w:pPr>
+      <w:r>
+        <w:rPr>
+          <w:color w:val="0D0D0D"/>
+          <w:sz w:val="16"/>
+          <w:szCs w:val="16"/>
+          <w:shd w:val="clear" w:color="auto" w:fill="FFFFFF"/>
+        </w:rPr>
+        <w:t>Figure</w:t>
+      </w:r>
+      <w:r>
+        <w:rPr>
+          <w:color w:val="0D0D0D"/>
+          <w:sz w:val="16"/>
+          <w:szCs w:val="16"/>
+          <w:shd w:val="clear" w:color="auto" w:fill="FFFFFF"/>
+        </w:rPr>
+        <w:t xml:space="preserve"> </w:t>
+      </w:r>
+      <w:r>
+        <w:rPr>
+          <w:color w:val="0D0D0D"/>
+          <w:sz w:val="16"/>
+          <w:szCs w:val="16"/>
+          <w:shd w:val="clear" w:color="auto" w:fill="FFFFFF"/>
+        </w:rPr>
+        <w:t>3</w:t>
+      </w:r>
+      <w:r>
+        <w:rPr>
+          <w:color w:val="0D0D0D"/>
+          <w:sz w:val="16"/>
+          <w:szCs w:val="16"/>
+          <w:shd w:val="clear" w:color="auto" w:fill="FFFFFF"/>
+        </w:rPr>
+        <w:t xml:space="preserve">: </w:t>
+      </w:r>
+      <w:r>
+        <w:rPr>
+          <w:color w:val="0D0D0D"/>
+          <w:sz w:val="16"/>
+          <w:szCs w:val="16"/>
+          <w:shd w:val="clear" w:color="auto" w:fill="FFFFFF"/>
+        </w:rPr>
+        <w:t xml:space="preserve">Parallel Column Initialization with Thread Safety Using </w:t>
+      </w:r>
+      <w:proofErr w:type="spellStart"/>
+      <w:r>
+        <w:rPr>
+          <w:color w:val="0D0D0D"/>
+          <w:sz w:val="16"/>
+          <w:szCs w:val="16"/>
+          <w:shd w:val="clear" w:color="auto" w:fill="FFFFFF"/>
+        </w:rPr>
+        <w:t>Parallel.For</w:t>
+      </w:r>
+      <w:proofErr w:type="spellEnd"/>
+      <w:r>
+        <w:rPr>
+          <w:color w:val="0D0D0D"/>
+          <w:sz w:val="16"/>
+          <w:szCs w:val="16"/>
+          <w:shd w:val="clear" w:color="auto" w:fill="FFFFFF"/>
+        </w:rPr>
+        <w:t xml:space="preserve"> and Locks in </w:t>
+      </w:r>
+      <w:proofErr w:type="spellStart"/>
+      <w:proofErr w:type="gramStart"/>
+      <w:r>
+        <w:rPr>
+          <w:color w:val="0D0D0D"/>
+          <w:sz w:val="16"/>
+          <w:szCs w:val="16"/>
+          <w:shd w:val="clear" w:color="auto" w:fill="FFFFFF"/>
+        </w:rPr>
+        <w:t>InitParallelRegularDictionary</w:t>
+      </w:r>
+      <w:proofErr w:type="spellEnd"/>
+      <w:r>
+        <w:rPr>
+          <w:color w:val="0D0D0D"/>
+          <w:sz w:val="16"/>
+          <w:szCs w:val="16"/>
+          <w:shd w:val="clear" w:color="auto" w:fill="FFFFFF"/>
+        </w:rPr>
+        <w:t>(</w:t>
+      </w:r>
+      <w:proofErr w:type="gramEnd"/>
+      <w:r>
+        <w:rPr>
+          <w:color w:val="0D0D0D"/>
+          <w:sz w:val="16"/>
+          <w:szCs w:val="16"/>
+          <w:shd w:val="clear" w:color="auto" w:fill="FFFFFF"/>
+        </w:rPr>
+        <w:t>)</w:t>
+      </w:r>
+    </w:p>
+    <w:p>
+      <w:pPr>
+        <w:tabs>
+          <w:tab w:val="left" w:pos="288"/>
+        </w:tabs>
+        <w:spacing w:after="120" w:line="228" w:lineRule="auto"/>
+        <w:jc w:val="both"/>
+      </w:pPr>
+    </w:p>
+    <w:p>
+      <w:pPr>
         <w:numPr>
           <w:ilvl w:val="0"/>
           <w:numId w:val="13"/>
@@ -5371,10 +4578,7 @@
         <w:t>ConcurrentDictionary for Thread Safety</w:t>
       </w:r>
       <w:r>
-        <w:t xml:space="preserve">: The ConcurrentDictionary data structure is used to store columns during parallel initialization. This eliminates the need for explicit locks, </w:t>
-      </w:r>
-      <w:r>
-        <w:t>as ConcurrentDictionary handles thread safety internally</w:t>
+        <w:t>: The ConcurrentDictionary data structure is used to store columns during parallel initialization. This eliminates the need for explicit locks, as ConcurrentDictionary handles thread safety internally</w:t>
       </w:r>
       <w:r>
         <w:t>.</w:t>
@@ -5391,8 +4595,8 @@
           <w:noProof/>
         </w:rPr>
         <w:drawing>
-          <wp:inline distT="0" distB="0" distL="0" distR="0" wp14:anchorId="34CBD10B" wp14:editId="244D2831">
-            <wp:extent cx="3089910" cy="1049020"/>
+          <wp:inline distT="0" distB="0" distL="0" distR="0" wp14:anchorId="34CBD10B" wp14:editId="38323D50">
+            <wp:extent cx="3055620" cy="1699260"/>
             <wp:effectExtent l="0" t="0" r="0" b="0"/>
             <wp:docPr id="607139764" name="Picture 1" descr="A screenshot of a computer code&#10;&#10;AI-generated content may be incorrect."/>
             <wp:cNvGraphicFramePr>
@@ -5414,7 +4618,7 @@
                   <pic:spPr>
                     <a:xfrm>
                       <a:off x="0" y="0"/>
-                      <a:ext cx="3089910" cy="1049020"/>
+                      <a:ext cx="3057467" cy="1700287"/>
                     </a:xfrm>
                     <a:prstGeom prst="rect">
                       <a:avLst/>
@@ -5427,6 +4631,113 @@
         </w:drawing>
       </w:r>
     </w:p>
+    <w:p>
+      <w:pPr>
+        <w:jc w:val="center"/>
+      </w:pPr>
+    </w:p>
+    <w:p>
+      <w:pPr>
+        <w:tabs>
+          <w:tab w:val="left" w:pos="288"/>
+        </w:tabs>
+        <w:jc w:val="center"/>
+        <w:rPr>
+          <w:color w:val="0D0D0D"/>
+          <w:sz w:val="16"/>
+          <w:szCs w:val="16"/>
+          <w:shd w:val="clear" w:color="auto" w:fill="FFFFFF"/>
+        </w:rPr>
+      </w:pPr>
+      <w:r>
+        <w:rPr>
+          <w:color w:val="0D0D0D"/>
+          <w:sz w:val="16"/>
+          <w:szCs w:val="16"/>
+          <w:shd w:val="clear" w:color="auto" w:fill="FFFFFF"/>
+        </w:rPr>
+        <w:t xml:space="preserve">Figure </w:t>
+      </w:r>
+      <w:r>
+        <w:rPr>
+          <w:color w:val="0D0D0D"/>
+          <w:sz w:val="16"/>
+          <w:szCs w:val="16"/>
+          <w:shd w:val="clear" w:color="auto" w:fill="FFFFFF"/>
+        </w:rPr>
+        <w:t>4</w:t>
+      </w:r>
+      <w:r>
+        <w:rPr>
+          <w:color w:val="0D0D0D"/>
+          <w:sz w:val="16"/>
+          <w:szCs w:val="16"/>
+          <w:shd w:val="clear" w:color="auto" w:fill="FFFFFF"/>
+        </w:rPr>
+        <w:t xml:space="preserve">: </w:t>
+      </w:r>
+      <w:r>
+        <w:rPr>
+          <w:color w:val="0D0D0D"/>
+          <w:sz w:val="16"/>
+          <w:szCs w:val="16"/>
+          <w:shd w:val="clear" w:color="auto" w:fill="FFFFFF"/>
+        </w:rPr>
+        <w:t xml:space="preserve">Thread-Safe Parallel Initialization Using </w:t>
+      </w:r>
+      <w:proofErr w:type="spellStart"/>
+      <w:r>
+        <w:rPr>
+          <w:color w:val="0D0D0D"/>
+          <w:sz w:val="16"/>
+          <w:szCs w:val="16"/>
+          <w:shd w:val="clear" w:color="auto" w:fill="FFFFFF"/>
+        </w:rPr>
+        <w:t>ConcurrentDictionary</w:t>
+      </w:r>
+      <w:proofErr w:type="spellEnd"/>
+      <w:r>
+        <w:rPr>
+          <w:color w:val="0D0D0D"/>
+          <w:sz w:val="16"/>
+          <w:szCs w:val="16"/>
+          <w:shd w:val="clear" w:color="auto" w:fill="FFFFFF"/>
+        </w:rPr>
+        <w:t xml:space="preserve"> in </w:t>
+      </w:r>
+      <w:proofErr w:type="spellStart"/>
+      <w:proofErr w:type="gramStart"/>
+      <w:r>
+        <w:rPr>
+          <w:color w:val="0D0D0D"/>
+          <w:sz w:val="16"/>
+          <w:szCs w:val="16"/>
+          <w:shd w:val="clear" w:color="auto" w:fill="FFFFFF"/>
+        </w:rPr>
+        <w:t>InitParallelWithConcurrentDictionary</w:t>
+      </w:r>
+      <w:proofErr w:type="spellEnd"/>
+      <w:r>
+        <w:rPr>
+          <w:color w:val="0D0D0D"/>
+          <w:sz w:val="16"/>
+          <w:szCs w:val="16"/>
+          <w:shd w:val="clear" w:color="auto" w:fill="FFFFFF"/>
+        </w:rPr>
+        <w:t>(</w:t>
+      </w:r>
+      <w:proofErr w:type="gramEnd"/>
+      <w:r>
+        <w:rPr>
+          <w:color w:val="0D0D0D"/>
+          <w:sz w:val="16"/>
+          <w:szCs w:val="16"/>
+          <w:shd w:val="clear" w:color="auto" w:fill="FFFFFF"/>
+        </w:rPr>
+        <w:t>)</w:t>
+      </w:r>
+    </w:p>
+    <w:p/>
     <w:p/>
     <w:p>
       <w:pPr>
@@ -5493,8 +4804,8 @@
           <w:noProof/>
         </w:rPr>
         <w:drawing>
-          <wp:inline distT="0" distB="0" distL="0" distR="0" wp14:anchorId="1F363B82" wp14:editId="6F6FA986">
-            <wp:extent cx="3089910" cy="1287780"/>
+          <wp:inline distT="0" distB="0" distL="0" distR="0" wp14:anchorId="1F363B82" wp14:editId="0773C5A7">
+            <wp:extent cx="3219450" cy="1706880"/>
             <wp:effectExtent l="0" t="0" r="0" b="7620"/>
             <wp:docPr id="1353829550" name="Picture 1" descr="A screen shot of a computer code&#10;&#10;AI-generated content may be incorrect."/>
             <wp:cNvGraphicFramePr>
@@ -5516,7 +4827,7 @@
                   <pic:spPr>
                     <a:xfrm>
                       <a:off x="0" y="0"/>
-                      <a:ext cx="3089910" cy="1287780"/>
+                      <a:ext cx="3219450" cy="1706880"/>
                     </a:xfrm>
                     <a:prstGeom prst="rect">
                       <a:avLst/>
@@ -5529,6 +4840,111 @@
         </w:drawing>
       </w:r>
     </w:p>
+    <w:p>
+      <w:pPr>
+        <w:tabs>
+          <w:tab w:val="left" w:pos="288"/>
+        </w:tabs>
+        <w:jc w:val="both"/>
+        <w:rPr>
+          <w:color w:val="0D0D0D"/>
+          <w:sz w:val="16"/>
+          <w:szCs w:val="16"/>
+          <w:shd w:val="clear" w:color="auto" w:fill="FFFFFF"/>
+        </w:rPr>
+      </w:pPr>
+    </w:p>
+    <w:p>
+      <w:pPr>
+        <w:tabs>
+          <w:tab w:val="left" w:pos="288"/>
+        </w:tabs>
+        <w:jc w:val="center"/>
+        <w:rPr>
+          <w:color w:val="0D0D0D"/>
+          <w:sz w:val="16"/>
+          <w:szCs w:val="16"/>
+          <w:shd w:val="clear" w:color="auto" w:fill="FFFFFF"/>
+        </w:rPr>
+      </w:pPr>
+      <w:r>
+        <w:rPr>
+          <w:color w:val="0D0D0D"/>
+          <w:sz w:val="16"/>
+          <w:szCs w:val="16"/>
+          <w:shd w:val="clear" w:color="auto" w:fill="FFFFFF"/>
+        </w:rPr>
+        <w:t xml:space="preserve">Figure </w:t>
+      </w:r>
+      <w:r>
+        <w:rPr>
+          <w:color w:val="0D0D0D"/>
+          <w:sz w:val="16"/>
+          <w:szCs w:val="16"/>
+          <w:shd w:val="clear" w:color="auto" w:fill="FFFFFF"/>
+        </w:rPr>
+        <w:t>5</w:t>
+      </w:r>
+      <w:r>
+        <w:rPr>
+          <w:color w:val="0D0D0D"/>
+          <w:sz w:val="16"/>
+          <w:szCs w:val="16"/>
+          <w:shd w:val="clear" w:color="auto" w:fill="FFFFFF"/>
+        </w:rPr>
+        <w:t xml:space="preserve">: </w:t>
+      </w:r>
+      <w:r>
+        <w:rPr>
+          <w:color w:val="0D0D0D"/>
+          <w:sz w:val="16"/>
+          <w:szCs w:val="16"/>
+          <w:shd w:val="clear" w:color="auto" w:fill="FFFFFF"/>
+        </w:rPr>
+        <w:t xml:space="preserve">Optimized Parallel Initialization Using Workload Partitioning in </w:t>
+      </w:r>
+      <w:proofErr w:type="spellStart"/>
+      <w:proofErr w:type="gramStart"/>
+      <w:r>
+        <w:rPr>
+          <w:color w:val="0D0D0D"/>
+          <w:sz w:val="16"/>
+          <w:szCs w:val="16"/>
+          <w:shd w:val="clear" w:color="auto" w:fill="FFFFFF"/>
+        </w:rPr>
+        <w:t>InitParallelPartitioned</w:t>
+      </w:r>
+      <w:proofErr w:type="spellEnd"/>
+      <w:r>
+        <w:rPr>
+          <w:color w:val="0D0D0D"/>
+          <w:sz w:val="16"/>
+          <w:szCs w:val="16"/>
+          <w:shd w:val="clear" w:color="auto" w:fill="FFFFFF"/>
+        </w:rPr>
+        <w:t>(</w:t>
+      </w:r>
+      <w:proofErr w:type="gramEnd"/>
+      <w:r>
+        <w:rPr>
+          <w:color w:val="0D0D0D"/>
+          <w:sz w:val="16"/>
+          <w:szCs w:val="16"/>
+          <w:shd w:val="clear" w:color="auto" w:fill="FFFFFF"/>
+        </w:rPr>
+        <w:t>)</w:t>
+      </w:r>
+      <w:r>
+        <w:rPr>
+          <w:color w:val="0D0D0D"/>
+          <w:sz w:val="16"/>
+          <w:szCs w:val="16"/>
+          <w:shd w:val="clear" w:color="auto" w:fill="FFFFFF"/>
+        </w:rPr>
+        <w:t>.</w:t>
+      </w:r>
+    </w:p>
+    <w:p/>
     <w:p/>
     <w:p>
       <w:pPr>
@@ -5728,7 +5144,6 @@
         <w:rPr>
           <w:color w:val="0D0D0D" w:themeColor="text1" w:themeTint="F2"/>
         </w:rPr>
-        <w:lastRenderedPageBreak/>
         <w:t>Single_Threaded_Optimized_Init(), InitParallelRegularDictionary(), InitParallelWithConcurrentDictionary(), and InitParallelPartitioned(). The performance metrics are visualized using bar charts and scatter plots to provide a clear understanding of the improvements.</w:t>
       </w:r>
     </w:p>
@@ -5752,6 +5167,7 @@
         <w:t>:</w:t>
       </w:r>
     </w:p>
+    <w:p/>
     <w:p>
       <w:pPr>
         <w:tabs>
@@ -5783,6 +5199,7 @@
         <w:rPr>
           <w:shd w:val="clear" w:color="auto" w:fill="FFFFFF"/>
         </w:rPr>
+        <w:lastRenderedPageBreak/>
         <w:t>Key Metrics</w:t>
       </w:r>
     </w:p>
@@ -5952,6 +5369,19 @@
         </w:rPr>
         <w:t> outperformed the other methods in terms of execution speed, consistency, and thread safety. It achieved the lowest mean execution time and the smallest variance, making it the most efficient and reliable method.</w:t>
       </w:r>
+    </w:p>
+    <w:p>
+      <w:pPr>
+        <w:tabs>
+          <w:tab w:val="left" w:pos="288"/>
+        </w:tabs>
+        <w:spacing w:after="120" w:line="228" w:lineRule="auto"/>
+        <w:jc w:val="both"/>
+        <w:rPr>
+          <w:color w:val="0D0D0D"/>
+          <w:shd w:val="clear" w:color="auto" w:fill="FFFFFF"/>
+        </w:rPr>
+      </w:pPr>
     </w:p>
     <w:p>
       <w:pPr>
@@ -6580,6 +6010,94 @@
     </w:p>
     <w:p>
       <w:pPr>
+        <w:tabs>
+          <w:tab w:val="left" w:pos="288"/>
+        </w:tabs>
+        <w:jc w:val="center"/>
+        <w:rPr>
+          <w:color w:val="0D0D0D"/>
+          <w:sz w:val="16"/>
+          <w:szCs w:val="16"/>
+          <w:shd w:val="clear" w:color="auto" w:fill="FFFFFF"/>
+        </w:rPr>
+      </w:pPr>
+      <w:r>
+        <w:rPr>
+          <w:color w:val="0D0D0D"/>
+          <w:sz w:val="16"/>
+          <w:szCs w:val="16"/>
+          <w:shd w:val="clear" w:color="auto" w:fill="FFFFFF"/>
+        </w:rPr>
+        <w:t xml:space="preserve">Table </w:t>
+      </w:r>
+      <w:r>
+        <w:rPr>
+          <w:color w:val="0D0D0D"/>
+          <w:sz w:val="16"/>
+          <w:szCs w:val="16"/>
+          <w:shd w:val="clear" w:color="auto" w:fill="FFFFFF"/>
+        </w:rPr>
+        <w:t>2</w:t>
+      </w:r>
+      <w:r>
+        <w:rPr>
+          <w:color w:val="0D0D0D"/>
+          <w:sz w:val="16"/>
+          <w:szCs w:val="16"/>
+          <w:shd w:val="clear" w:color="auto" w:fill="FFFFFF"/>
+        </w:rPr>
+        <w:t>:</w:t>
+      </w:r>
+      <w:r>
+        <w:rPr>
+          <w:color w:val="0D0D0D"/>
+          <w:sz w:val="16"/>
+          <w:szCs w:val="16"/>
+          <w:shd w:val="clear" w:color="auto" w:fill="FFFFFF"/>
+        </w:rPr>
+        <w:t xml:space="preserve"> </w:t>
+      </w:r>
+      <w:r>
+        <w:rPr>
+          <w:color w:val="0D0D0D"/>
+          <w:sz w:val="16"/>
+          <w:szCs w:val="16"/>
+          <w:shd w:val="clear" w:color="auto" w:fill="FFFFFF"/>
+        </w:rPr>
+        <w:t xml:space="preserve">Performance Metrics Comparison of Different Initialization </w:t>
+      </w:r>
+      <w:r>
+        <w:rPr>
+          <w:color w:val="0D0D0D"/>
+          <w:sz w:val="16"/>
+          <w:szCs w:val="16"/>
+          <w:shd w:val="clear" w:color="auto" w:fill="FFFFFF"/>
+        </w:rPr>
+        <w:t xml:space="preserve">  </w:t>
+      </w:r>
+      <w:r>
+        <w:rPr>
+          <w:color w:val="0D0D0D"/>
+          <w:sz w:val="16"/>
+          <w:szCs w:val="16"/>
+          <w:shd w:val="clear" w:color="auto" w:fill="FFFFFF"/>
+        </w:rPr>
+        <w:t>Methods</w:t>
+      </w:r>
+    </w:p>
+    <w:p>
+      <w:pPr>
+        <w:tabs>
+          <w:tab w:val="left" w:pos="288"/>
+        </w:tabs>
+        <w:jc w:val="both"/>
+        <w:rPr>
+          <w:color w:val="0D0D0D" w:themeColor="text1" w:themeTint="F2"/>
+        </w:rPr>
+      </w:pPr>
+    </w:p>
+    <w:p>
+      <w:pPr>
         <w:pStyle w:val="Heading2"/>
       </w:pPr>
       <w:r>
@@ -6656,9 +6174,9 @@
           <w:noProof/>
         </w:rPr>
         <w:drawing>
-          <wp:inline distT="0" distB="0" distL="0" distR="0" wp14:anchorId="42C2F6B7" wp14:editId="4E4226BA">
-            <wp:extent cx="3089910" cy="759460"/>
-            <wp:effectExtent l="0" t="0" r="0" b="2540"/>
+          <wp:inline distT="0" distB="0" distL="0" distR="0" wp14:anchorId="42C2F6B7" wp14:editId="0F156B39">
+            <wp:extent cx="3136900" cy="1123950"/>
+            <wp:effectExtent l="0" t="0" r="6350" b="0"/>
             <wp:docPr id="310618759" name="Picture 1" descr="A screenshot of a computer code&#10;&#10;AI-generated content may be incorrect."/>
             <wp:cNvGraphicFramePr>
               <a:graphicFrameLocks xmlns:a="http://schemas.openxmlformats.org/drawingml/2006/main" noChangeAspect="1"/>
@@ -6679,7 +6197,7 @@
                   <pic:spPr>
                     <a:xfrm>
                       <a:off x="0" y="0"/>
-                      <a:ext cx="3089910" cy="759460"/>
+                      <a:ext cx="3136900" cy="1123950"/>
                     </a:xfrm>
                     <a:prstGeom prst="rect">
                       <a:avLst/>
@@ -6737,8 +6255,8 @@
           <w:color w:val="0D0D0D" w:themeColor="text1" w:themeTint="F2"/>
         </w:rPr>
         <w:drawing>
-          <wp:inline distT="0" distB="0" distL="0" distR="0" wp14:anchorId="1107B7F0" wp14:editId="3AE1DAF0">
-            <wp:extent cx="3089910" cy="1110615"/>
+          <wp:inline distT="0" distB="0" distL="0" distR="0" wp14:anchorId="1107B7F0" wp14:editId="133EABD7">
+            <wp:extent cx="3340100" cy="1314450"/>
             <wp:effectExtent l="0" t="0" r="0" b="0"/>
             <wp:docPr id="772398212" name="Picture 1" descr="A screen shot of a computer program&#10;&#10;AI-generated content may be incorrect."/>
             <wp:cNvGraphicFramePr>
@@ -6760,7 +6278,7 @@
                   <pic:spPr>
                     <a:xfrm>
                       <a:off x="0" y="0"/>
-                      <a:ext cx="3089910" cy="1110615"/>
+                      <a:ext cx="3340100" cy="1314450"/>
                     </a:xfrm>
                     <a:prstGeom prst="rect">
                       <a:avLst/>
@@ -6778,6 +6296,67 @@
         <w:tabs>
           <w:tab w:val="left" w:pos="288"/>
         </w:tabs>
+        <w:jc w:val="center"/>
+        <w:rPr>
+          <w:color w:val="0D0D0D" w:themeColor="text1" w:themeTint="F2"/>
+        </w:rPr>
+      </w:pPr>
+    </w:p>
+    <w:p>
+      <w:pPr>
+        <w:tabs>
+          <w:tab w:val="left" w:pos="288"/>
+        </w:tabs>
+        <w:jc w:val="center"/>
+        <w:rPr>
+          <w:color w:val="0D0D0D"/>
+          <w:sz w:val="16"/>
+          <w:szCs w:val="16"/>
+          <w:shd w:val="clear" w:color="auto" w:fill="FFFFFF"/>
+        </w:rPr>
+      </w:pPr>
+      <w:r>
+        <w:rPr>
+          <w:color w:val="0D0D0D"/>
+          <w:sz w:val="16"/>
+          <w:szCs w:val="16"/>
+          <w:shd w:val="clear" w:color="auto" w:fill="FFFFFF"/>
+        </w:rPr>
+        <w:t xml:space="preserve">Figure </w:t>
+      </w:r>
+      <w:r>
+        <w:rPr>
+          <w:color w:val="0D0D0D"/>
+          <w:sz w:val="16"/>
+          <w:szCs w:val="16"/>
+          <w:shd w:val="clear" w:color="auto" w:fill="FFFFFF"/>
+        </w:rPr>
+        <w:t>6</w:t>
+      </w:r>
+      <w:r>
+        <w:rPr>
+          <w:color w:val="0D0D0D"/>
+          <w:sz w:val="16"/>
+          <w:szCs w:val="16"/>
+          <w:shd w:val="clear" w:color="auto" w:fill="FFFFFF"/>
+        </w:rPr>
+        <w:t xml:space="preserve">: </w:t>
+      </w:r>
+      <w:r>
+        <w:rPr>
+          <w:color w:val="0D0D0D"/>
+          <w:sz w:val="16"/>
+          <w:szCs w:val="16"/>
+          <w:shd w:val="clear" w:color="auto" w:fill="FFFFFF"/>
+        </w:rPr>
+        <w:t>Performance Comparison Results of Initialization Methods</w:t>
+      </w:r>
+    </w:p>
+    <w:p>
+      <w:pPr>
+        <w:tabs>
+          <w:tab w:val="left" w:pos="288"/>
+        </w:tabs>
         <w:jc w:val="both"/>
         <w:rPr>
           <w:color w:val="0D0D0D" w:themeColor="text1" w:themeTint="F2"/>
@@ -6798,6 +6377,7 @@
         <w:t>Worst-Case Performance Comparison</w:t>
       </w:r>
     </w:p>
+    <w:p/>
     <w:p>
       <w:pPr>
         <w:tabs>
@@ -6921,7 +6501,6 @@
           <w:p>
             <w:proofErr w:type="spellStart"/>
             <w:r>
-              <w:lastRenderedPageBreak/>
               <w:t>Single_Threaded_Optimized_</w:t>
             </w:r>
             <w:proofErr w:type="gramStart"/>
@@ -7030,6 +6609,7 @@
             <w:proofErr w:type="spellStart"/>
             <w:proofErr w:type="gramStart"/>
             <w:r>
+              <w:lastRenderedPageBreak/>
               <w:t>InitParallelWithConcurrentDictionary</w:t>
             </w:r>
             <w:proofErr w:type="spellEnd"/>
@@ -7153,6 +6733,77 @@
         <w:tabs>
           <w:tab w:val="left" w:pos="288"/>
         </w:tabs>
+        <w:jc w:val="center"/>
+        <w:rPr>
+          <w:color w:val="0D0D0D"/>
+          <w:sz w:val="16"/>
+          <w:szCs w:val="16"/>
+          <w:shd w:val="clear" w:color="auto" w:fill="FFFFFF"/>
+        </w:rPr>
+      </w:pPr>
+      <w:r>
+        <w:rPr>
+          <w:color w:val="0D0D0D"/>
+          <w:sz w:val="16"/>
+          <w:szCs w:val="16"/>
+          <w:shd w:val="clear" w:color="auto" w:fill="FFFFFF"/>
+        </w:rPr>
+        <w:t xml:space="preserve">Table </w:t>
+      </w:r>
+      <w:r>
+        <w:rPr>
+          <w:color w:val="0D0D0D"/>
+          <w:sz w:val="16"/>
+          <w:szCs w:val="16"/>
+          <w:shd w:val="clear" w:color="auto" w:fill="FFFFFF"/>
+        </w:rPr>
+        <w:t>3</w:t>
+      </w:r>
+      <w:r>
+        <w:rPr>
+          <w:color w:val="0D0D0D"/>
+          <w:sz w:val="16"/>
+          <w:szCs w:val="16"/>
+          <w:shd w:val="clear" w:color="auto" w:fill="FFFFFF"/>
+        </w:rPr>
+        <w:t>:</w:t>
+      </w:r>
+      <w:r>
+        <w:rPr>
+          <w:color w:val="0D0D0D"/>
+          <w:sz w:val="16"/>
+          <w:szCs w:val="16"/>
+          <w:shd w:val="clear" w:color="auto" w:fill="FFFFFF"/>
+        </w:rPr>
+        <w:t xml:space="preserve"> </w:t>
+      </w:r>
+      <w:r>
+        <w:rPr>
+          <w:color w:val="0D0D0D"/>
+          <w:sz w:val="16"/>
+          <w:szCs w:val="16"/>
+          <w:shd w:val="clear" w:color="auto" w:fill="FFFFFF"/>
+        </w:rPr>
+        <w:t>Worst-Case Performance Comparison Based on Initialization Time (Max/Min Ratio)</w:t>
+      </w:r>
+    </w:p>
+    <w:p>
+      <w:pPr>
+        <w:tabs>
+          <w:tab w:val="left" w:pos="288"/>
+        </w:tabs>
+        <w:jc w:val="both"/>
+        <w:rPr>
+          <w:color w:val="0D0D0D"/>
+          <w:shd w:val="clear" w:color="auto" w:fill="FFFFFF"/>
+        </w:rPr>
+      </w:pPr>
+    </w:p>
+    <w:p>
+      <w:pPr>
+        <w:tabs>
+          <w:tab w:val="left" w:pos="288"/>
+        </w:tabs>
         <w:jc w:val="both"/>
         <w:rPr>
           <w:color w:val="0D0D0D"/>
@@ -7583,12 +7234,34 @@
           <w:color w:val="0D0D0D" w:themeColor="text1" w:themeTint="F2"/>
         </w:rPr>
       </w:pPr>
-      <w:r>
+    </w:p>
+    <w:p>
+      <w:pPr>
+        <w:tabs>
+          <w:tab w:val="left" w:pos="288"/>
+        </w:tabs>
+        <w:jc w:val="both"/>
         <w:rPr>
           <w:color w:val="0D0D0D" w:themeColor="text1" w:themeTint="F2"/>
         </w:rPr>
+      </w:pPr>
+      <w:r>
+        <w:rPr>
+          <w:color w:val="0D0D0D" w:themeColor="text1" w:themeTint="F2"/>
+        </w:rPr>
         <w:t>To better understand the performance improvements, we visualized the results using bar charts and scatter plots. These visualizations provide insights into the efficiency and stability of the parallelized methods compared to the original single-threaded implementation.</w:t>
       </w:r>
+    </w:p>
+    <w:p>
+      <w:pPr>
+        <w:tabs>
+          <w:tab w:val="left" w:pos="288"/>
+        </w:tabs>
+        <w:jc w:val="both"/>
+        <w:rPr>
+          <w:color w:val="0D0D0D" w:themeColor="text1" w:themeTint="F2"/>
+        </w:rPr>
+      </w:pPr>
     </w:p>
     <w:p>
       <w:pPr>
@@ -7804,9 +7477,9 @@
           <w:noProof/>
         </w:rPr>
         <w:drawing>
-          <wp:inline distT="0" distB="0" distL="0" distR="0" wp14:anchorId="04B7B483" wp14:editId="168841A1">
-            <wp:extent cx="3089910" cy="1654810"/>
-            <wp:effectExtent l="0" t="0" r="0" b="2540"/>
+          <wp:inline distT="0" distB="0" distL="0" distR="0" wp14:anchorId="04B7B483" wp14:editId="66305F57">
+            <wp:extent cx="3192780" cy="2232660"/>
+            <wp:effectExtent l="0" t="0" r="7620" b="0"/>
             <wp:docPr id="1037449082" name="Picture 2" descr="A graph showing a number of people&#10;&#10;AI-generated content may be incorrect."/>
             <wp:cNvGraphicFramePr>
               <a:graphicFrameLocks xmlns:a="http://schemas.openxmlformats.org/drawingml/2006/main" noChangeAspect="1"/>
@@ -7836,7 +7509,7 @@
                   <pic:spPr bwMode="auto">
                     <a:xfrm>
                       <a:off x="0" y="0"/>
-                      <a:ext cx="3089910" cy="1654810"/>
+                      <a:ext cx="3192780" cy="2232660"/>
                     </a:xfrm>
                     <a:prstGeom prst="rect">
                       <a:avLst/>
@@ -7858,7 +7531,7 @@
         <w:tabs>
           <w:tab w:val="left" w:pos="288"/>
         </w:tabs>
-        <w:jc w:val="both"/>
+        <w:jc w:val="center"/>
         <w:rPr>
           <w:color w:val="0D0D0D"/>
           <w:sz w:val="16"/>
@@ -7866,7 +7539,7 @@
           <w:shd w:val="clear" w:color="auto" w:fill="FFFFFF"/>
         </w:rPr>
       </w:pPr>
-      <w:bookmarkStart w:id="2" w:name="_Ref162223876"/>
+      <w:bookmarkStart w:id="3" w:name="_Ref162223876"/>
       <w:r>
         <w:rPr>
           <w:color w:val="0D0D0D"/>
@@ -7876,7 +7549,7 @@
         </w:rPr>
         <w:t xml:space="preserve">Figure </w:t>
       </w:r>
-      <w:bookmarkEnd w:id="2"/>
+      <w:bookmarkEnd w:id="3"/>
       <w:r>
         <w:rPr>
           <w:color w:val="0D0D0D"/>
@@ -7884,7 +7557,7 @@
           <w:szCs w:val="16"/>
           <w:shd w:val="clear" w:color="auto" w:fill="FFFFFF"/>
         </w:rPr>
-        <w:t xml:space="preserve">1: </w:t>
+        <w:t>7</w:t>
       </w:r>
       <w:r>
         <w:rPr>
@@ -7893,6 +7566,15 @@
           <w:szCs w:val="16"/>
           <w:shd w:val="clear" w:color="auto" w:fill="FFFFFF"/>
         </w:rPr>
+        <w:t xml:space="preserve">: </w:t>
+      </w:r>
+      <w:r>
+        <w:rPr>
+          <w:color w:val="0D0D0D"/>
+          <w:sz w:val="16"/>
+          <w:szCs w:val="16"/>
+          <w:shd w:val="clear" w:color="auto" w:fill="FFFFFF"/>
+        </w:rPr>
         <w:t>Comparison of Original and Reviewed Time for each test case (First 20).</w:t>
       </w:r>
     </w:p>
@@ -7924,9 +7606,9 @@
           <w:noProof/>
         </w:rPr>
         <w:drawing>
-          <wp:inline distT="0" distB="0" distL="0" distR="0" wp14:anchorId="317F3A52" wp14:editId="66E912EF">
-            <wp:extent cx="3089910" cy="1630680"/>
-            <wp:effectExtent l="0" t="0" r="0" b="7620"/>
+          <wp:inline distT="0" distB="0" distL="0" distR="0" wp14:anchorId="317F3A52" wp14:editId="2C9C572B">
+            <wp:extent cx="3314700" cy="2263140"/>
+            <wp:effectExtent l="0" t="0" r="0" b="3810"/>
             <wp:docPr id="646655556" name="Picture 3" descr="A graph showing different colored bars&#10;&#10;AI-generated content may be incorrect."/>
             <wp:cNvGraphicFramePr>
               <a:graphicFrameLocks xmlns:a="http://schemas.openxmlformats.org/drawingml/2006/main" noChangeAspect="1"/>
@@ -7956,7 +7638,7 @@
                   <pic:spPr bwMode="auto">
                     <a:xfrm>
                       <a:off x="0" y="0"/>
-                      <a:ext cx="3089910" cy="1630680"/>
+                      <a:ext cx="3314700" cy="2263140"/>
                     </a:xfrm>
                     <a:prstGeom prst="rect">
                       <a:avLst/>
@@ -7978,7 +7660,7 @@
         <w:tabs>
           <w:tab w:val="left" w:pos="288"/>
         </w:tabs>
-        <w:jc w:val="both"/>
+        <w:jc w:val="center"/>
         <w:rPr>
           <w:color w:val="0D0D0D"/>
           <w:sz w:val="16"/>
@@ -7993,7 +7675,25 @@
           <w:szCs w:val="16"/>
           <w:shd w:val="clear" w:color="auto" w:fill="FFFFFF"/>
         </w:rPr>
-        <w:t xml:space="preserve">Figure 2: </w:t>
+        <w:t xml:space="preserve">Figure </w:t>
+      </w:r>
+      <w:r>
+        <w:rPr>
+          <w:color w:val="0D0D0D"/>
+          <w:sz w:val="16"/>
+          <w:szCs w:val="16"/>
+          <w:shd w:val="clear" w:color="auto" w:fill="FFFFFF"/>
+        </w:rPr>
+        <w:t>8</w:t>
+      </w:r>
+      <w:r>
+        <w:rPr>
+          <w:color w:val="0D0D0D"/>
+          <w:sz w:val="16"/>
+          <w:szCs w:val="16"/>
+          <w:shd w:val="clear" w:color="auto" w:fill="FFFFFF"/>
+        </w:rPr>
+        <w:t xml:space="preserve">: </w:t>
       </w:r>
       <w:r>
         <w:rPr>
@@ -8101,6 +7801,7 @@
           <w:color w:val="0D0D0D"/>
           <w:shd w:val="clear" w:color="auto" w:fill="FFFFFF"/>
         </w:rPr>
+        <w:lastRenderedPageBreak/>
         <w:t xml:space="preserve">Initialization Time: The scatter plot shows that the </w:t>
       </w:r>
       <w:r>
@@ -8171,20 +7872,32 @@
         <w:tabs>
           <w:tab w:val="left" w:pos="288"/>
         </w:tabs>
+        <w:ind w:left="720"/>
         <w:jc w:val="both"/>
         <w:rPr>
           <w:color w:val="0D0D0D"/>
           <w:shd w:val="clear" w:color="auto" w:fill="FFFFFF"/>
         </w:rPr>
       </w:pPr>
+    </w:p>
+    <w:p>
+      <w:pPr>
+        <w:tabs>
+          <w:tab w:val="left" w:pos="288"/>
+        </w:tabs>
+        <w:jc w:val="both"/>
+        <w:rPr>
+          <w:color w:val="0D0D0D"/>
+          <w:shd w:val="clear" w:color="auto" w:fill="FFFFFF"/>
+        </w:rPr>
+      </w:pPr>
       <w:r>
         <w:rPr>
           <w:noProof/>
         </w:rPr>
-        <w:lastRenderedPageBreak/>
         <w:drawing>
-          <wp:inline distT="0" distB="0" distL="0" distR="0" wp14:anchorId="4B18EADF" wp14:editId="10AFE0EF">
-            <wp:extent cx="3089910" cy="1752600"/>
+          <wp:inline distT="0" distB="0" distL="0" distR="0" wp14:anchorId="4B18EADF" wp14:editId="3ECF6ED5">
+            <wp:extent cx="3246120" cy="2179320"/>
             <wp:effectExtent l="0" t="0" r="0" b="0"/>
             <wp:docPr id="2084677659" name="Picture 10" descr="A diagram of a graph&#10;&#10;AI-generated content may be incorrect."/>
             <wp:cNvGraphicFramePr>
@@ -8215,7 +7928,7 @@
                   <pic:spPr bwMode="auto">
                     <a:xfrm>
                       <a:off x="0" y="0"/>
-                      <a:ext cx="3089910" cy="1752600"/>
+                      <a:ext cx="3246120" cy="2179320"/>
                     </a:xfrm>
                     <a:prstGeom prst="rect">
                       <a:avLst/>
@@ -8237,7 +7950,7 @@
         <w:tabs>
           <w:tab w:val="left" w:pos="288"/>
         </w:tabs>
-        <w:jc w:val="both"/>
+        <w:jc w:val="center"/>
         <w:rPr>
           <w:color w:val="0D0D0D"/>
           <w:sz w:val="16"/>
@@ -8261,7 +7974,7 @@
           <w:szCs w:val="16"/>
           <w:shd w:val="clear" w:color="auto" w:fill="FFFFFF"/>
         </w:rPr>
-        <w:t>3</w:t>
+        <w:t>9</w:t>
       </w:r>
       <w:r>
         <w:rPr>
@@ -8320,9 +8033,9 @@
           <w:noProof/>
         </w:rPr>
         <w:drawing>
-          <wp:inline distT="0" distB="0" distL="0" distR="0" wp14:anchorId="5FF4E1F1" wp14:editId="5A9491F2">
-            <wp:extent cx="3089910" cy="1716405"/>
-            <wp:effectExtent l="0" t="0" r="0" b="0"/>
+          <wp:inline distT="0" distB="0" distL="0" distR="0" wp14:anchorId="5FF4E1F1" wp14:editId="7CF547A4">
+            <wp:extent cx="3101340" cy="2011680"/>
+            <wp:effectExtent l="0" t="0" r="3810" b="7620"/>
             <wp:docPr id="1470617314" name="Picture 11" descr="A diagram of a graph&#10;&#10;AI-generated content may be incorrect."/>
             <wp:cNvGraphicFramePr>
               <a:graphicFrameLocks xmlns:a="http://schemas.openxmlformats.org/drawingml/2006/main" noChangeAspect="1"/>
@@ -8352,7 +8065,7 @@
                   <pic:spPr bwMode="auto">
                     <a:xfrm>
                       <a:off x="0" y="0"/>
-                      <a:ext cx="3089910" cy="1716405"/>
+                      <a:ext cx="3101340" cy="2011680"/>
                     </a:xfrm>
                     <a:prstGeom prst="rect">
                       <a:avLst/>
@@ -8426,7 +8139,7 @@
           <w:szCs w:val="16"/>
           <w:shd w:val="clear" w:color="auto" w:fill="FFFFFF"/>
         </w:rPr>
-        <w:t>3</w:t>
+        <w:t>10</w:t>
       </w:r>
       <w:r>
         <w:rPr>
@@ -8556,9 +8269,9 @@
           <w:noProof/>
         </w:rPr>
         <w:drawing>
-          <wp:inline distT="0" distB="0" distL="0" distR="0" wp14:anchorId="20BC57CE" wp14:editId="789B3E8B">
-            <wp:extent cx="3089910" cy="1640205"/>
-            <wp:effectExtent l="0" t="0" r="0" b="0"/>
+          <wp:inline distT="0" distB="0" distL="0" distR="0" wp14:anchorId="20BC57CE" wp14:editId="1C52C8DF">
+            <wp:extent cx="3089910" cy="1973580"/>
+            <wp:effectExtent l="0" t="0" r="0" b="7620"/>
             <wp:docPr id="672542656" name="Picture 4" descr="A group of graphs with different colored squares&#10;&#10;AI-generated content may be incorrect."/>
             <wp:cNvGraphicFramePr>
               <a:graphicFrameLocks xmlns:a="http://schemas.openxmlformats.org/drawingml/2006/main" noChangeAspect="1"/>
@@ -8588,7 +8301,7 @@
                   <pic:spPr bwMode="auto">
                     <a:xfrm>
                       <a:off x="0" y="0"/>
-                      <a:ext cx="3089910" cy="1640205"/>
+                      <a:ext cx="3089910" cy="1973580"/>
                     </a:xfrm>
                     <a:prstGeom prst="rect">
                       <a:avLst/>
@@ -8605,13 +8318,17 @@
         </w:drawing>
       </w:r>
     </w:p>
-    <w:p/>
+    <w:p>
+      <w:pPr>
+        <w:jc w:val="center"/>
+      </w:pPr>
+    </w:p>
     <w:p>
       <w:pPr>
         <w:tabs>
           <w:tab w:val="left" w:pos="288"/>
         </w:tabs>
-        <w:jc w:val="both"/>
+        <w:jc w:val="center"/>
         <w:rPr>
           <w:color w:val="0D0D0D"/>
           <w:sz w:val="16"/>
@@ -8620,9 +8337,6 @@
         </w:rPr>
       </w:pPr>
       <w:r>
-        <w:t xml:space="preserve"> </w:t>
-      </w:r>
-      <w:r>
         <w:rPr>
           <w:color w:val="0D0D0D"/>
           <w:sz w:val="16"/>
@@ -8638,7 +8352,7 @@
           <w:szCs w:val="16"/>
           <w:shd w:val="clear" w:color="auto" w:fill="FFFFFF"/>
         </w:rPr>
-        <w:t>3</w:t>
+        <w:t>11</w:t>
       </w:r>
       <w:r>
         <w:rPr>
@@ -8702,9 +8416,9 @@
           <w:noProof/>
         </w:rPr>
         <w:drawing>
-          <wp:inline distT="0" distB="0" distL="0" distR="0" wp14:anchorId="14825D7C" wp14:editId="00FA7EB6">
-            <wp:extent cx="3089910" cy="1634490"/>
-            <wp:effectExtent l="0" t="0" r="0" b="3810"/>
+          <wp:inline distT="0" distB="0" distL="0" distR="0" wp14:anchorId="14825D7C" wp14:editId="10A2FC28">
+            <wp:extent cx="3089910" cy="1821180"/>
+            <wp:effectExtent l="0" t="0" r="0" b="7620"/>
             <wp:docPr id="1162038797" name="Picture 5" descr="A group of boxes with different colored squares&#10;&#10;AI-generated content may be incorrect."/>
             <wp:cNvGraphicFramePr>
               <a:graphicFrameLocks xmlns:a="http://schemas.openxmlformats.org/drawingml/2006/main" noChangeAspect="1"/>
@@ -8734,7 +8448,7 @@
                   <pic:spPr bwMode="auto">
                     <a:xfrm>
                       <a:off x="0" y="0"/>
-                      <a:ext cx="3089910" cy="1634490"/>
+                      <a:ext cx="3089910" cy="1821180"/>
                     </a:xfrm>
                     <a:prstGeom prst="rect">
                       <a:avLst/>
@@ -8751,9 +8465,14 @@
         </w:drawing>
       </w:r>
     </w:p>
-    <w:p/>
-    <w:p>
-      <w:pPr>
+    <w:p>
+      <w:pPr>
+        <w:jc w:val="center"/>
+      </w:pPr>
+    </w:p>
+    <w:p>
+      <w:pPr>
+        <w:jc w:val="center"/>
         <w:rPr>
           <w:color w:val="0D0D0D"/>
           <w:sz w:val="16"/>
@@ -8777,7 +8496,7 @@
           <w:szCs w:val="16"/>
           <w:shd w:val="clear" w:color="auto" w:fill="FFFFFF"/>
         </w:rPr>
-        <w:t>4</w:t>
+        <w:t>12</w:t>
       </w:r>
       <w:r>
         <w:rPr>
@@ -8851,9 +8570,9 @@
           <w:noProof/>
         </w:rPr>
         <w:drawing>
-          <wp:inline distT="0" distB="0" distL="0" distR="0" wp14:anchorId="34371C27" wp14:editId="24DBAD2A">
-            <wp:extent cx="3089910" cy="845820"/>
-            <wp:effectExtent l="0" t="0" r="0" b="0"/>
+          <wp:inline distT="0" distB="0" distL="0" distR="0" wp14:anchorId="34371C27" wp14:editId="777F6F9C">
+            <wp:extent cx="3089910" cy="1463040"/>
+            <wp:effectExtent l="0" t="0" r="0" b="3810"/>
             <wp:docPr id="2104649091" name="Picture 6" descr="A graph with a line and a line&#10;&#10;AI-generated content may be incorrect."/>
             <wp:cNvGraphicFramePr>
               <a:graphicFrameLocks xmlns:a="http://schemas.openxmlformats.org/drawingml/2006/main" noChangeAspect="1"/>
@@ -8883,7 +8602,7 @@
                   <pic:spPr bwMode="auto">
                     <a:xfrm>
                       <a:off x="0" y="0"/>
-                      <a:ext cx="3089910" cy="845820"/>
+                      <a:ext cx="3089910" cy="1463040"/>
                     </a:xfrm>
                     <a:prstGeom prst="rect">
                       <a:avLst/>
@@ -8900,8 +8619,15 @@
         </w:drawing>
       </w:r>
     </w:p>
-    <w:p/>
-    <w:p>
+    <w:p>
+      <w:pPr>
+        <w:jc w:val="center"/>
+      </w:pPr>
+    </w:p>
+    <w:p>
+      <w:pPr>
+        <w:jc w:val="center"/>
+      </w:pPr>
       <w:r>
         <w:rPr>
           <w:color w:val="0D0D0D"/>
@@ -8918,7 +8644,7 @@
           <w:szCs w:val="16"/>
           <w:shd w:val="clear" w:color="auto" w:fill="FFFFFF"/>
         </w:rPr>
-        <w:t>5</w:t>
+        <w:t>13</w:t>
       </w:r>
       <w:r>
         <w:rPr>
@@ -8965,6 +8691,7 @@
         </w:rPr>
         <w:t xml:space="preserve">16 </w:t>
       </w:r>
+      <w:proofErr w:type="gramStart"/>
       <w:r>
         <w:rPr>
           <w:color w:val="0D0D0D"/>
@@ -8990,8 +8717,9 @@
           <w:szCs w:val="16"/>
           <w:shd w:val="clear" w:color="auto" w:fill="FFFFFF"/>
         </w:rPr>
-        <w:t>configurations across multiple PCs</w:t>
-      </w:r>
+        <w:t>configurations</w:t>
+      </w:r>
+      <w:proofErr w:type="gramEnd"/>
       <w:r>
         <w:rPr>
           <w:color w:val="0D0D0D"/>
@@ -8999,8 +8727,9 @@
           <w:szCs w:val="16"/>
           <w:shd w:val="clear" w:color="auto" w:fill="FFFFFF"/>
         </w:rPr>
-        <w:t xml:space="preserve"> </w:t>
-      </w:r>
+        <w:t xml:space="preserve"> across multiple </w:t>
+      </w:r>
+      <w:proofErr w:type="gramStart"/>
       <w:r>
         <w:rPr>
           <w:color w:val="0D0D0D"/>
@@ -9008,8 +8737,27 @@
           <w:szCs w:val="16"/>
           <w:shd w:val="clear" w:color="auto" w:fill="FFFFFF"/>
         </w:rPr>
+        <w:t>PCs</w:t>
+      </w:r>
+      <w:r>
+        <w:rPr>
+          <w:color w:val="0D0D0D"/>
+          <w:sz w:val="16"/>
+          <w:szCs w:val="16"/>
+          <w:shd w:val="clear" w:color="auto" w:fill="FFFFFF"/>
+        </w:rPr>
+        <w:t xml:space="preserve"> </w:t>
+      </w:r>
+      <w:r>
+        <w:rPr>
+          <w:color w:val="0D0D0D"/>
+          <w:sz w:val="16"/>
+          <w:szCs w:val="16"/>
+          <w:shd w:val="clear" w:color="auto" w:fill="FFFFFF"/>
+        </w:rPr>
         <w:t>.</w:t>
       </w:r>
+      <w:proofErr w:type="gramEnd"/>
     </w:p>
     <w:p/>
     <w:p>
@@ -9024,6 +8772,7 @@
           <w:sz w:val="22"/>
           <w:szCs w:val="22"/>
         </w:rPr>
+        <w:lastRenderedPageBreak/>
         <w:t>Graph for Evaluation Across Different PCs Using Various CPU Cores</w:t>
       </w:r>
       <w:r>
@@ -9053,10 +8802,9 @@
         <w:rPr>
           <w:noProof/>
         </w:rPr>
-        <w:lastRenderedPageBreak/>
         <w:drawing>
-          <wp:inline distT="0" distB="0" distL="0" distR="0" wp14:anchorId="0060F149" wp14:editId="1A8EDBB5">
-            <wp:extent cx="3089910" cy="1683385"/>
+          <wp:inline distT="0" distB="0" distL="0" distR="0" wp14:anchorId="0060F149" wp14:editId="27CC99A6">
+            <wp:extent cx="3089910" cy="2118360"/>
             <wp:effectExtent l="0" t="0" r="0" b="0"/>
             <wp:docPr id="1189779081" name="Picture 7" descr="A group of boxes with different colored squares&#10;&#10;AI-generated content may be incorrect."/>
             <wp:cNvGraphicFramePr>
@@ -9087,7 +8835,7 @@
                   <pic:spPr bwMode="auto">
                     <a:xfrm>
                       <a:off x="0" y="0"/>
-                      <a:ext cx="3089910" cy="1683385"/>
+                      <a:ext cx="3089910" cy="2118360"/>
                     </a:xfrm>
                     <a:prstGeom prst="rect">
                       <a:avLst/>
@@ -9107,15 +8855,13 @@
     <w:p/>
     <w:p>
       <w:pPr>
+        <w:jc w:val="center"/>
         <w:rPr>
           <w:sz w:val="16"/>
           <w:szCs w:val="16"/>
         </w:rPr>
       </w:pPr>
       <w:r>
-        <w:t> </w:t>
-      </w:r>
-      <w:r>
         <w:rPr>
           <w:color w:val="0D0D0D"/>
           <w:sz w:val="16"/>
@@ -9131,7 +8877,7 @@
           <w:szCs w:val="16"/>
           <w:shd w:val="clear" w:color="auto" w:fill="FFFFFF"/>
         </w:rPr>
-        <w:t>6</w:t>
+        <w:t>14</w:t>
       </w:r>
       <w:r>
         <w:rPr>
@@ -9200,15 +8946,14 @@
       </w:r>
     </w:p>
     <w:p/>
-    <w:p/>
     <w:p>
       <w:r>
         <w:rPr>
           <w:noProof/>
         </w:rPr>
         <w:drawing>
-          <wp:inline distT="0" distB="0" distL="0" distR="0" wp14:anchorId="4BF59B0B" wp14:editId="758F7D9D">
-            <wp:extent cx="3089910" cy="1647190"/>
+          <wp:inline distT="0" distB="0" distL="0" distR="0" wp14:anchorId="4BF59B0B" wp14:editId="42F3BBDE">
+            <wp:extent cx="3089910" cy="2042160"/>
             <wp:effectExtent l="0" t="0" r="0" b="0"/>
             <wp:docPr id="820280097" name="Picture 8" descr="A graph of different colored squares&#10;&#10;AI-generated content may be incorrect."/>
             <wp:cNvGraphicFramePr>
@@ -9239,7 +8984,7 @@
                   <pic:spPr bwMode="auto">
                     <a:xfrm>
                       <a:off x="0" y="0"/>
-                      <a:ext cx="3089910" cy="1647190"/>
+                      <a:ext cx="3089910" cy="2042160"/>
                     </a:xfrm>
                     <a:prstGeom prst="rect">
                       <a:avLst/>
@@ -9259,15 +9004,18 @@
     <w:p/>
     <w:p>
       <w:pPr>
+        <w:jc w:val="center"/>
+      </w:pPr>
+    </w:p>
+    <w:p>
+      <w:pPr>
+        <w:jc w:val="center"/>
         <w:rPr>
           <w:sz w:val="16"/>
           <w:szCs w:val="16"/>
         </w:rPr>
       </w:pPr>
       <w:r>
-        <w:t> </w:t>
-      </w:r>
-      <w:r>
         <w:rPr>
           <w:color w:val="0D0D0D"/>
           <w:sz w:val="16"/>
@@ -9283,7 +9031,7 @@
           <w:szCs w:val="16"/>
           <w:shd w:val="clear" w:color="auto" w:fill="FFFFFF"/>
         </w:rPr>
-        <w:t>7</w:t>
+        <w:t>16</w:t>
       </w:r>
       <w:r>
         <w:rPr>
@@ -9337,9 +9085,9 @@
           <w:noProof/>
         </w:rPr>
         <w:drawing>
-          <wp:inline distT="0" distB="0" distL="0" distR="0" wp14:anchorId="70C713DB" wp14:editId="1CD2E3D7">
-            <wp:extent cx="3089910" cy="922655"/>
-            <wp:effectExtent l="0" t="0" r="0" b="0"/>
+          <wp:inline distT="0" distB="0" distL="0" distR="0" wp14:anchorId="70C713DB" wp14:editId="4E0BE01C">
+            <wp:extent cx="3089910" cy="1348740"/>
+            <wp:effectExtent l="0" t="0" r="0" b="3810"/>
             <wp:docPr id="374617252" name="Picture 9" descr="A graph with red and grey lines&#10;&#10;AI-generated content may be incorrect."/>
             <wp:cNvGraphicFramePr>
               <a:graphicFrameLocks xmlns:a="http://schemas.openxmlformats.org/drawingml/2006/main" noChangeAspect="1"/>
@@ -9369,7 +9117,7 @@
                   <pic:spPr bwMode="auto">
                     <a:xfrm>
                       <a:off x="0" y="0"/>
-                      <a:ext cx="3089910" cy="922655"/>
+                      <a:ext cx="3089910" cy="1348740"/>
                     </a:xfrm>
                     <a:prstGeom prst="rect">
                       <a:avLst/>
@@ -9389,15 +9137,13 @@
     <w:p/>
     <w:p>
       <w:pPr>
+        <w:jc w:val="center"/>
         <w:rPr>
           <w:sz w:val="16"/>
           <w:szCs w:val="16"/>
         </w:rPr>
       </w:pPr>
       <w:r>
-        <w:t> </w:t>
-      </w:r>
-      <w:r>
         <w:rPr>
           <w:color w:val="0D0D0D"/>
           <w:sz w:val="16"/>
@@ -9413,7 +9159,7 @@
           <w:szCs w:val="16"/>
           <w:shd w:val="clear" w:color="auto" w:fill="FFFFFF"/>
         </w:rPr>
-        <w:t>8</w:t>
+        <w:t>17</w:t>
       </w:r>
       <w:r>
         <w:rPr>
@@ -9459,51 +9205,6 @@
         </w:rPr>
         <w:t>16 CPU Cores.</w:t>
       </w:r>
-    </w:p>
-    <w:p>
-      <w:pPr>
-        <w:tabs>
-          <w:tab w:val="left" w:pos="288"/>
-        </w:tabs>
-        <w:jc w:val="both"/>
-        <w:rPr>
-          <w:color w:val="0D0D0D"/>
-          <w:shd w:val="clear" w:color="auto" w:fill="FFFFFF"/>
-        </w:rPr>
-      </w:pPr>
-      <w:r>
-        <w:rPr>
-          <w:color w:val="0D0D0D"/>
-          <w:shd w:val="clear" w:color="auto" w:fill="FFFFFF"/>
-        </w:rPr>
-        <w:pict w14:anchorId="435968B9">
-          <v:rect id="_x0000_i1025" style="width:0;height:.75pt" o:hralign="center" o:hrstd="t" o:hrnoshade="t" o:hr="t" fillcolor="#f8faff" stroked="f"/>
-        </w:pict>
-      </w:r>
-    </w:p>
-    <w:p>
-      <w:pPr>
-        <w:tabs>
-          <w:tab w:val="left" w:pos="288"/>
-        </w:tabs>
-        <w:jc w:val="both"/>
-        <w:rPr>
-          <w:color w:val="0D0D0D"/>
-          <w:shd w:val="clear" w:color="auto" w:fill="FFFFFF"/>
-        </w:rPr>
-      </w:pPr>
-    </w:p>
-    <w:p>
-      <w:pPr>
-        <w:tabs>
-          <w:tab w:val="left" w:pos="288"/>
-        </w:tabs>
-        <w:jc w:val="both"/>
-        <w:rPr>
-          <w:color w:val="0D0D0D"/>
-          <w:shd w:val="clear" w:color="auto" w:fill="FFFFFF"/>
-        </w:rPr>
-      </w:pPr>
     </w:p>
     <w:p>
       <w:pPr>
@@ -9760,6 +9461,7 @@
                         <w:szCs w:val="24"/>
                       </w:rPr>
                     </w:pPr>
+                    <w:bookmarkStart w:id="4" w:name="R1" w:colFirst="0" w:colLast="1"/>
                     <w:r>
                       <w:rPr>
                         <w:noProof/>
@@ -9820,6 +9522,8 @@
                         <w:noProof/>
                       </w:rPr>
                     </w:pPr>
+                    <w:bookmarkStart w:id="5" w:name="R2" w:colFirst="0" w:colLast="1"/>
+                    <w:bookmarkEnd w:id="4"/>
                     <w:r>
                       <w:rPr>
                         <w:noProof/>
@@ -9880,6 +9584,8 @@
                         <w:noProof/>
                       </w:rPr>
                     </w:pPr>
+                    <w:bookmarkStart w:id="6" w:name="R3" w:colFirst="0" w:colLast="1"/>
+                    <w:bookmarkEnd w:id="5"/>
                     <w:r>
                       <w:rPr>
                         <w:noProof/>
@@ -9940,6 +9646,8 @@
                         <w:noProof/>
                       </w:rPr>
                     </w:pPr>
+                    <w:bookmarkStart w:id="7" w:name="R4" w:colFirst="0" w:colLast="1"/>
+                    <w:bookmarkEnd w:id="6"/>
                     <w:r>
                       <w:rPr>
                         <w:noProof/>
@@ -10000,10 +9708,13 @@
                         <w:noProof/>
                       </w:rPr>
                     </w:pPr>
+                    <w:bookmarkStart w:id="8" w:name="R5" w:colFirst="0" w:colLast="1"/>
+                    <w:bookmarkEnd w:id="7"/>
                     <w:r>
                       <w:rPr>
                         <w:noProof/>
                       </w:rPr>
+                      <w:lastRenderedPageBreak/>
                       <w:t xml:space="preserve">[5] </w:t>
                     </w:r>
                   </w:p>
@@ -10060,6 +9771,8 @@
                         <w:noProof/>
                       </w:rPr>
                     </w:pPr>
+                    <w:bookmarkStart w:id="9" w:name="R6" w:colFirst="0" w:colLast="1"/>
+                    <w:bookmarkEnd w:id="8"/>
                     <w:r>
                       <w:rPr>
                         <w:noProof/>
@@ -10120,6 +9833,8 @@
                         <w:noProof/>
                       </w:rPr>
                     </w:pPr>
+                    <w:bookmarkStart w:id="10" w:name="R7" w:colFirst="0" w:colLast="1"/>
+                    <w:bookmarkEnd w:id="9"/>
                     <w:r>
                       <w:rPr>
                         <w:noProof/>
@@ -10180,11 +9895,12 @@
                         <w:noProof/>
                       </w:rPr>
                     </w:pPr>
+                    <w:bookmarkStart w:id="11" w:name="R8" w:colFirst="0" w:colLast="1"/>
+                    <w:bookmarkEnd w:id="10"/>
                     <w:r>
                       <w:rPr>
                         <w:noProof/>
                       </w:rPr>
-                      <w:lastRenderedPageBreak/>
                       <w:t xml:space="preserve">[8] </w:t>
                     </w:r>
                   </w:p>
@@ -10241,6 +9957,8 @@
                         <w:noProof/>
                       </w:rPr>
                     </w:pPr>
+                    <w:bookmarkStart w:id="12" w:name="R9" w:colFirst="0" w:colLast="1"/>
+                    <w:bookmarkEnd w:id="11"/>
                     <w:r>
                       <w:rPr>
                         <w:noProof/>
@@ -10301,6 +10019,8 @@
                         <w:noProof/>
                       </w:rPr>
                     </w:pPr>
+                    <w:bookmarkStart w:id="13" w:name="R10" w:colFirst="0" w:colLast="1"/>
+                    <w:bookmarkEnd w:id="12"/>
                     <w:r>
                       <w:rPr>
                         <w:noProof/>
@@ -10361,6 +10081,8 @@
                         <w:noProof/>
                       </w:rPr>
                     </w:pPr>
+                    <w:bookmarkStart w:id="14" w:name="R11" w:colFirst="0" w:colLast="1"/>
+                    <w:bookmarkEnd w:id="13"/>
                     <w:r>
                       <w:rPr>
                         <w:noProof/>
@@ -10421,6 +10143,8 @@
                         <w:noProof/>
                       </w:rPr>
                     </w:pPr>
+                    <w:bookmarkStart w:id="15" w:name="R12" w:colFirst="0" w:colLast="1"/>
+                    <w:bookmarkEnd w:id="14"/>
                     <w:r>
                       <w:rPr>
                         <w:noProof/>
@@ -10473,6 +10197,8 @@
                         <w:noProof/>
                       </w:rPr>
                     </w:pPr>
+                    <w:bookmarkStart w:id="16" w:name="R13" w:colFirst="0" w:colLast="1"/>
+                    <w:bookmarkEnd w:id="15"/>
                     <w:r>
                       <w:rPr>
                         <w:noProof/>
@@ -10533,6 +10259,8 @@
                         <w:noProof/>
                       </w:rPr>
                     </w:pPr>
+                    <w:bookmarkStart w:id="17" w:name="R14" w:colFirst="0" w:colLast="1"/>
+                    <w:bookmarkEnd w:id="16"/>
                     <w:r>
                       <w:rPr>
                         <w:noProof/>
@@ -10579,6 +10307,8 @@
                         <w:noProof/>
                       </w:rPr>
                     </w:pPr>
+                    <w:bookmarkStart w:id="18" w:name="R15" w:colFirst="0" w:colLast="1"/>
+                    <w:bookmarkEnd w:id="17"/>
                     <w:r>
                       <w:rPr>
                         <w:noProof/>
@@ -10639,6 +10369,8 @@
                         <w:noProof/>
                       </w:rPr>
                     </w:pPr>
+                    <w:bookmarkStart w:id="19" w:name="R16" w:colFirst="0" w:colLast="1"/>
+                    <w:bookmarkEnd w:id="18"/>
                     <w:r>
                       <w:rPr>
                         <w:noProof/>
@@ -10699,6 +10431,8 @@
                         <w:noProof/>
                       </w:rPr>
                     </w:pPr>
+                    <w:bookmarkStart w:id="20" w:name="R17" w:colFirst="0" w:colLast="1"/>
+                    <w:bookmarkEnd w:id="19"/>
                     <w:r>
                       <w:rPr>
                         <w:noProof/>
@@ -10745,6 +10479,8 @@
                         <w:noProof/>
                       </w:rPr>
                     </w:pPr>
+                    <w:bookmarkStart w:id="21" w:name="R18" w:colFirst="0" w:colLast="1"/>
+                    <w:bookmarkEnd w:id="20"/>
                     <w:r>
                       <w:rPr>
                         <w:noProof/>
@@ -10805,6 +10541,8 @@
                         <w:noProof/>
                       </w:rPr>
                     </w:pPr>
+                    <w:bookmarkStart w:id="22" w:name="R19" w:colFirst="0" w:colLast="1"/>
+                    <w:bookmarkEnd w:id="21"/>
                     <w:r>
                       <w:rPr>
                         <w:noProof/>
@@ -10865,6 +10603,8 @@
                         <w:noProof/>
                       </w:rPr>
                     </w:pPr>
+                    <w:bookmarkStart w:id="23" w:name="R20" w:colFirst="0" w:colLast="1"/>
+                    <w:bookmarkEnd w:id="22"/>
                     <w:r>
                       <w:rPr>
                         <w:noProof/>
@@ -10925,6 +10665,8 @@
                         <w:noProof/>
                       </w:rPr>
                     </w:pPr>
+                    <w:bookmarkStart w:id="24" w:name="R21" w:colFirst="0" w:colLast="1"/>
+                    <w:bookmarkEnd w:id="23"/>
                     <w:r>
                       <w:rPr>
                         <w:noProof/>
@@ -10971,6 +10713,8 @@
                         <w:noProof/>
                       </w:rPr>
                     </w:pPr>
+                    <w:bookmarkStart w:id="25" w:name="R22" w:colFirst="0" w:colLast="1"/>
+                    <w:bookmarkEnd w:id="24"/>
                     <w:r>
                       <w:rPr>
                         <w:noProof/>
@@ -11017,6 +10761,8 @@
                         <w:noProof/>
                       </w:rPr>
                     </w:pPr>
+                    <w:bookmarkStart w:id="26" w:name="R23" w:colFirst="0" w:colLast="1"/>
+                    <w:bookmarkEnd w:id="25"/>
                     <w:r>
                       <w:rPr>
                         <w:noProof/>
@@ -11077,6 +10823,8 @@
                         <w:noProof/>
                       </w:rPr>
                     </w:pPr>
+                    <w:bookmarkStart w:id="27" w:name="R24" w:colFirst="0" w:colLast="1"/>
+                    <w:bookmarkEnd w:id="26"/>
                     <w:r>
                       <w:rPr>
                         <w:noProof/>
@@ -11137,6 +10885,8 @@
                         <w:noProof/>
                       </w:rPr>
                     </w:pPr>
+                    <w:bookmarkStart w:id="28" w:name="R25" w:colFirst="0" w:colLast="1"/>
+                    <w:bookmarkEnd w:id="27"/>
                     <w:r>
                       <w:rPr>
                         <w:noProof/>
@@ -11197,6 +10947,8 @@
                         <w:noProof/>
                       </w:rPr>
                     </w:pPr>
+                    <w:bookmarkStart w:id="29" w:name="R26" w:colFirst="0" w:colLast="1"/>
+                    <w:bookmarkEnd w:id="28"/>
                     <w:r>
                       <w:rPr>
                         <w:noProof/>
@@ -11257,6 +11009,8 @@
                         <w:noProof/>
                       </w:rPr>
                     </w:pPr>
+                    <w:bookmarkStart w:id="30" w:name="R27" w:colFirst="0" w:colLast="1"/>
+                    <w:bookmarkEnd w:id="29"/>
                     <w:r>
                       <w:rPr>
                         <w:noProof/>
@@ -11317,6 +11071,8 @@
                         <w:noProof/>
                       </w:rPr>
                     </w:pPr>
+                    <w:bookmarkStart w:id="31" w:name="R28" w:colFirst="0" w:colLast="1"/>
+                    <w:bookmarkEnd w:id="30"/>
                     <w:r>
                       <w:rPr>
                         <w:noProof/>
@@ -11363,6 +11119,7 @@
               <w:tr>
                 <w:trPr>
                   <w:divId w:val="794906200"/>
+                  <w:trHeight w:val="159"/>
                   <w:tblCellSpacing w:w="15" w:type="dxa"/>
                 </w:trPr>
                 <w:tc>
@@ -11377,6 +11134,8 @@
                         <w:noProof/>
                       </w:rPr>
                     </w:pPr>
+                    <w:bookmarkStart w:id="32" w:name="R29" w:colFirst="0" w:colLast="1"/>
+                    <w:bookmarkEnd w:id="31"/>
                     <w:r>
                       <w:rPr>
                         <w:noProof/>
@@ -11406,6 +11165,7 @@
                   </w:p>
                 </w:tc>
               </w:tr>
+              <w:bookmarkEnd w:id="32"/>
             </w:tbl>
             <w:p>
               <w:pPr>
@@ -15845,7 +15605,7 @@
   <w:style w:type="paragraph" w:default="1" w:styleId="Normal">
     <w:name w:val="Normal"/>
     <w:qFormat/>
-    <w:rsid w:val="001A69C1"/>
+    <w:rsid w:val="00732A77"/>
     <w:rPr>
       <w:lang w:eastAsia="en-US"/>
     </w:rPr>
@@ -15984,7 +15744,6 @@
   <w:style w:type="character" w:default="1" w:styleId="DefaultParagraphFont">
     <w:name w:val="Default Paragraph Font"/>
     <w:uiPriority w:val="1"/>
-    <w:semiHidden/>
     <w:unhideWhenUsed/>
   </w:style>
   <w:style w:type="table" w:default="1" w:styleId="TableNormal">
@@ -16861,6 +16620,15 @@
 </file>
 
 <file path=customXml/item1.xml><?xml version="1.0" encoding="utf-8"?>
+<?mso-contentType ?>
+<FormTemplates xmlns="http://schemas.microsoft.com/sharepoint/v3/contenttype/forms">
+  <Display>DocumentLibraryForm</Display>
+  <Edit>DocumentLibraryForm</Edit>
+  <New>DocumentLibraryForm</New>
+</FormTemplates>
+</file>
+
+<file path=customXml/item2.xml><?xml version="1.0" encoding="utf-8"?>
 <ct:contentTypeSchema xmlns:ct="http://schemas.microsoft.com/office/2006/metadata/contentType" xmlns:ma="http://schemas.microsoft.com/office/2006/metadata/properties/metaAttributes" ct:_="" ma:_="" ma:contentTypeName="Document" ma:contentTypeID="0x010100244DA4597C2DA943933A249CF35A3C17" ma:contentTypeVersion="5" ma:contentTypeDescription="Create a new document." ma:contentTypeScope="" ma:versionID="79cd3048bded257ca59f28facd802837">
   <xsd:schema xmlns:xsd="http://www.w3.org/2001/XMLSchema" xmlns:xs="http://www.w3.org/2001/XMLSchema" xmlns:p="http://schemas.microsoft.com/office/2006/metadata/properties" xmlns:ns3="936daadb-6db6-4468-bf48-4ae045496840" targetNamespace="http://schemas.microsoft.com/office/2006/metadata/properties" ma:root="true" ma:fieldsID="e924f1278865bce780dcb264ecb06437" ns3:_="">
     <xsd:import namespace="936daadb-6db6-4468-bf48-4ae045496840"/>
@@ -17010,15 +16778,6 @@
 </ct:contentTypeSchema>
 </file>
 
-<file path=customXml/item2.xml><?xml version="1.0" encoding="utf-8"?>
-<?mso-contentType ?>
-<FormTemplates xmlns="http://schemas.microsoft.com/sharepoint/v3/contenttype/forms">
-  <Display>DocumentLibraryForm</Display>
-  <Edit>DocumentLibraryForm</Edit>
-  <New>DocumentLibraryForm</New>
-</FormTemplates>
-</file>
-
 <file path=customXml/item3.xml><?xml version="1.0" encoding="utf-8"?>
 <p:properties xmlns:p="http://schemas.microsoft.com/office/2006/metadata/properties" xmlns:xsi="http://www.w3.org/2001/XMLSchema-instance" xmlns:pc="http://schemas.microsoft.com/office/infopath/2007/PartnerControls">
   <documentManagement/>
@@ -17046,7 +16805,7 @@
     <b:JournalName>Proceedings of the 10th International Conference on Pattern Recognition Applications and Methods</b:JournalName>
     <b:Year>2021</b:Year>
     <b:Pages>98-106</b:Pages>
-    <b:RefOrder>2</b:RefOrder>
+    <b:RefOrder>8</b:RefOrder>
   </b:Source>
   <b:Source>
     <b:Tag>Jef16</b:Tag>
@@ -17068,7 +16827,7 @@
     <b:Year>2016</b:Year>
     <b:Pages>1-13</b:Pages>
     <b:Volume>10</b:Volume>
-    <b:RefOrder>1</b:RefOrder>
+    <b:RefOrder>28</b:RefOrder>
   </b:Source>
   <b:Source>
     <b:Tag>ZWT23</b:Tag>
@@ -17088,7 +16847,7 @@
     <b:Title>A New Spatial Pooler Algorithm Based on Heterogenerous Hash Group</b:Title>
     <b:JournalName>in International Joint Conference on Neural (IJCNN)</b:JournalName>
     <b:Year>2023</b:Year>
-    <b:RefOrder>20</b:RefOrder>
+    <b:RefOrder>19</b:RefOrder>
   </b:Source>
   <b:Source>
     <b:Tag>Mar11</b:Tag>
@@ -17109,7 +16868,7 @@
     <b:JournalName>Science</b:JournalName>
     <b:Year>2011</b:Year>
     <b:Pages>60-65</b:Pages>
-    <b:RefOrder>13</b:RefOrder>
+    <b:RefOrder>12</b:RefOrder>
   </b:Source>
   <b:Source>
     <b:Tag>Cis20</b:Tag>
@@ -17128,7 +16887,7 @@
     <b:Title>Idc Extracting Value From Chaos Ar</b:Title>
     <b:Year>2011</b:Year>
     <b:URL>https://www.scribd.com/doc/82195186/Idc-Extracting-Value-From-Chaos-Ar</b:URL>
-    <b:RefOrder>14</b:RefOrder>
+    <b:RefOrder>13</b:RefOrder>
   </b:Source>
   <b:Source>
     <b:Tag>Abd19</b:Tag>
@@ -17151,7 +16910,7 @@
     <b:Pages>4-14</b:Pages>
     <b:Volume>3</b:Volume>
     <b:Issue>1</b:Issue>
-    <b:RefOrder>10</b:RefOrder>
+    <b:RefOrder>9</b:RefOrder>
   </b:Source>
   <b:Source>
     <b:Tag>JHa04</b:Tag>
@@ -17170,7 +16929,7 @@
     <b:Title>On Intelligence</b:Title>
     <b:JournalName>New York: Times Books</b:JournalName>
     <b:Year>2004</b:Year>
-    <b:RefOrder>7</b:RefOrder>
+    <b:RefOrder>5</b:RefOrder>
   </b:Source>
   <b:Source>
     <b:Tag>Num11</b:Tag>
@@ -17188,7 +16947,7 @@
     <b:Title>Hierarchical temporal memory including HTM cortical learning algorithms</b:Title>
     <b:JournalName>Technical report</b:JournalName>
     <b:Year>2011</b:Year>
-    <b:RefOrder>8</b:RefOrder>
+    <b:RefOrder>6</b:RefOrder>
   </b:Source>
   <b:Source>
     <b:Tag>WJC09</b:Tag>
@@ -17209,7 +16968,7 @@
     <b:JournalName>39th International Symposium on Multiple-Valued Logic</b:JournalName>
     <b:Year>2009</b:Year>
     <b:Pages>233-238</b:Pages>
-    <b:RefOrder>23</b:RefOrder>
+    <b:RefOrder>22</b:RefOrder>
   </b:Source>
   <b:Source>
     <b:Tag>KHS08</b:Tag>
@@ -17229,7 +16988,7 @@
     <b:JournalName>International Conference on Control, Automation and Systems</b:JournalName>
     <b:Year>2008</b:Year>
     <b:Pages>2058-2061</b:Pages>
-    <b:RefOrder>24</b:RefOrder>
+    <b:RefOrder>23</b:RefOrder>
   </b:Source>
   <b:Source>
     <b:Tag>SAk06</b:Tag>
@@ -17248,7 +17007,7 @@
     <b:Title>Multi-Core Programming</b:Title>
     <b:JournalName>Intel Press</b:JournalName>
     <b:Year>2006</b:Year>
-    <b:RefOrder>25</b:RefOrder>
+    <b:RefOrder>24</b:RefOrder>
   </b:Source>
   <b:Source>
     <b:Tag>THa09</b:Tag>
@@ -17268,7 +17027,7 @@
     <b:Title>The elements of statistical learning, data mining, inference, and prediction</b:Title>
     <b:JournalName>New York: Springer-Verlag</b:JournalName>
     <b:Year>2009</b:Year>
-    <b:RefOrder>26</b:RefOrder>
+    <b:RefOrder>25</b:RefOrder>
   </b:Source>
   <b:Source>
     <b:Tag>DOH05</b:Tag>
@@ -17288,7 +17047,7 @@
     <b:Title>The Organization of Behavior: A Neuropsychological Theory, London</b:Title>
     <b:JournalName>U.K.:Psychol. Press</b:JournalName>
     <b:Year>2005</b:Year>
-    <b:RefOrder>9</b:RefOrder>
+    <b:RefOrder>7</b:RefOrder>
   </b:Source>
   <b:Source>
     <b:Tag>JLa89</b:Tag>
@@ -17309,7 +17068,7 @@
     <b:JournalName>Proc. Adv. Neural Inf. Process. Syst</b:JournalName>
     <b:Year>1989</b:Year>
     <b:Pages>703-711</b:Pages>
-    <b:RefOrder>11</b:RefOrder>
+    <b:RefOrder>10</b:RefOrder>
   </b:Source>
   <b:Source>
     <b:Tag>JHa11</b:Tag>
@@ -17328,7 +17087,7 @@
     </b:Author>
     <b:Title>Hierarchical temporal memory including HTM cortical learning algorithms</b:Title>
     <b:Year>2011</b:Year>
-    <b:RefOrder>12</b:RefOrder>
+    <b:RefOrder>11</b:RefOrder>
   </b:Source>
   <b:Source>
     <b:Tag>YCu17</b:Tag>
@@ -17349,7 +17108,7 @@
     <b:JournalName>Frontiers Comput. Neurosc</b:JournalName>
     <b:Year>2017</b:Year>
     <b:Volume>11</b:Volume>
-    <b:RefOrder>15</b:RefOrder>
+    <b:RefOrder>14</b:RefOrder>
   </b:Source>
   <b:Source>
     <b:Tag>PFö90</b:Tag>
@@ -17370,7 +17129,7 @@
     <b:Year>1990</b:Year>
     <b:Pages>165-170</b:Pages>
     <b:Volume>64</b:Volume>
-    <b:RefOrder>16</b:RefOrder>
+    <b:RefOrder>15</b:RefOrder>
   </b:Source>
   <b:Source>
     <b:Tag>KHS081</b:Tag>
@@ -17390,7 +17149,7 @@
     <b:JournalName>International Conference on Control, Automation and Systems</b:JournalName>
     <b:Year>2008</b:Year>
     <b:Pages>2058-2061</b:Pages>
-    <b:RefOrder>3</b:RefOrder>
+    <b:RefOrder>1</b:RefOrder>
   </b:Source>
   <b:Source>
     <b:Tag>SAk061</b:Tag>
@@ -17409,7 +17168,7 @@
     <b:Title>Multi-Core Programming</b:Title>
     <b:JournalName>Intel Press</b:JournalName>
     <b:Year>2006</b:Year>
-    <b:RefOrder>4</b:RefOrder>
+    <b:RefOrder>2</b:RefOrder>
   </b:Source>
   <b:Source>
     <b:Tag>HEl05</b:Tag>
@@ -17429,7 +17188,7 @@
     <b:Title>Advanced Computer Architecture and Parallel Processing (Wiley Series on Parallel and Distributed Computing) 1st ed</b:Title>
     <b:JournalName>Wiley Interscience</b:JournalName>
     <b:Year>2005</b:Year>
-    <b:RefOrder>5</b:RefOrder>
+    <b:RefOrder>3</b:RefOrder>
   </b:Source>
   <b:Source>
     <b:Tag>LBe06</b:Tag>
@@ -17450,7 +17209,7 @@
     <b:JournalName>FPGA Implementations of Neural Networks, Springer Verlag,</b:JournalName>
     <b:Year>2006</b:Year>
     <b:Pages>325-360</b:Pages>
-    <b:RefOrder>6</b:RefOrder>
+    <b:RefOrder>4</b:RefOrder>
   </b:Source>
   <b:Source>
     <b:Tag>Ada08</b:Tag>
@@ -17468,7 +17227,7 @@
     <b:Title>Epiphany Architecture Reference</b:Title>
     <b:JournalName>Adapteva Inc</b:JournalName>
     <b:Year>2008</b:Year>
-    <b:RefOrder>18</b:RefOrder>
+    <b:RefOrder>17</b:RefOrder>
   </b:Source>
   <b:Source>
     <b:Tag>SSr02</b:Tag>
@@ -17488,7 +17247,7 @@
     <b:Title>Embedded Multiprocessors Scheduling and Synchronization</b:Title>
     <b:JournalName> Embedded Multiprocessors: Scheduling and Synchronization, Marcel  Dekker, inc</b:JournalName>
     <b:Year>2002</b:Year>
-    <b:RefOrder>19</b:RefOrder>
+    <b:RefOrder>18</b:RefOrder>
   </b:Source>
   <b:Source>
     <b:Tag>Num111</b:Tag>
@@ -17506,7 +17265,7 @@
     <b:Title>Nupic application</b:Title>
     <b:Year>(2011)</b:Year>
     <b:URL>https://github.com/numenta/nupic/wiki.</b:URL>
-    <b:RefOrder>17</b:RefOrder>
+    <b:RefOrder>16</b:RefOrder>
   </b:Source>
   <b:Source>
     <b:Tag>Haw11</b:Tag>
@@ -17524,7 +17283,7 @@
       </b:Author>
     </b:Author>
     <b:Year>2011</b:Year>
-    <b:RefOrder>22</b:RefOrder>
+    <b:RefOrder>21</b:RefOrder>
   </b:Source>
   <b:Source>
     <b:Tag>Cai</b:Tag>
@@ -17544,7 +17303,7 @@
     <b:Title>Gpu accelerated restricted boltzmann machine for collaborative filtering</b:Title>
     <b:JournalName>ICA3PP’12 Proceedings of the 12th international conference on Algorithms and Architectures for Parallel Processing</b:JournalName>
     <b:Pages>303–316</b:Pages>
-    <b:RefOrder>27</b:RefOrder>
+    <b:RefOrder>26</b:RefOrder>
   </b:Source>
   <b:Source>
     <b:Tag>Cis12</b:Tag>
@@ -17562,7 +17321,7 @@
     <b:Title>Visual networking index</b:Title>
     <b:JournalName>Cisco systems</b:JournalName>
     <b:Year>2012</b:Year>
-    <b:RefOrder>28</b:RefOrder>
+    <b:RefOrder>27</b:RefOrder>
   </b:Source>
   <b:Source>
     <b:Tag>Ope10</b:Tag>
@@ -17580,12 +17339,20 @@
       </b:Author>
     </b:Author>
     <b:URL>http://www.openmp.org.</b:URL>
-    <b:RefOrder>21</b:RefOrder>
+    <b:RefOrder>20</b:RefOrder>
   </b:Source>
 </b:Sources>
 </file>
 
 <file path=customXml/itemProps1.xml><?xml version="1.0" encoding="utf-8"?>
+<ds:datastoreItem xmlns:ds="http://schemas.openxmlformats.org/officeDocument/2006/customXml" ds:itemID="{88F3F4E0-067B-40FB-A48B-6269F4A0D664}">
+  <ds:schemaRefs>
+    <ds:schemaRef ds:uri="http://schemas.microsoft.com/sharepoint/v3/contenttype/forms"/>
+  </ds:schemaRefs>
+</ds:datastoreItem>
+</file>
+
+<file path=customXml/itemProps2.xml><?xml version="1.0" encoding="utf-8"?>
 <ds:datastoreItem xmlns:ds="http://schemas.openxmlformats.org/officeDocument/2006/customXml" ds:itemID="{82C9358B-E3D9-4C38-A803-67F51DB06356}">
   <ds:schemaRefs>
     <ds:schemaRef ds:uri="http://schemas.microsoft.com/office/2006/metadata/contentType"/>
@@ -17603,14 +17370,6 @@
 </ds:datastoreItem>
 </file>
 
-<file path=customXml/itemProps2.xml><?xml version="1.0" encoding="utf-8"?>
-<ds:datastoreItem xmlns:ds="http://schemas.openxmlformats.org/officeDocument/2006/customXml" ds:itemID="{88F3F4E0-067B-40FB-A48B-6269F4A0D664}">
-  <ds:schemaRefs>
-    <ds:schemaRef ds:uri="http://schemas.microsoft.com/sharepoint/v3/contenttype/forms"/>
-  </ds:schemaRefs>
-</ds:datastoreItem>
-</file>
-
 <file path=customXml/itemProps3.xml><?xml version="1.0" encoding="utf-8"?>
 <ds:datastoreItem xmlns:ds="http://schemas.openxmlformats.org/officeDocument/2006/customXml" ds:itemID="{AF927845-869C-4CF7-85EE-10A8386E5F92}">
   <ds:schemaRefs>
@@ -17621,7 +17380,7 @@
 </file>
 
 <file path=customXml/itemProps4.xml><?xml version="1.0" encoding="utf-8"?>
-<ds:datastoreItem xmlns:ds="http://schemas.openxmlformats.org/officeDocument/2006/customXml" ds:itemID="{01B93993-3BE5-4A7E-8F1E-91B15367A936}">
+<ds:datastoreItem xmlns:ds="http://schemas.openxmlformats.org/officeDocument/2006/customXml" ds:itemID="{E2701589-7969-44AC-B7B6-B4B104586332}">
   <ds:schemaRefs>
     <ds:schemaRef ds:uri="http://schemas.openxmlformats.org/officeDocument/2006/bibliography"/>
   </ds:schemaRefs>

--- a/source/MySEProject/Documentation/ML 2425-06 Implement_Temporal_Memory_Parallel_Version_Alabaster_Neo.docx
+++ b/source/MySEProject/Documentation/ML 2425-06 Implement_Temporal_Memory_Parallel_Version_Alabaster_Neo.docx
@@ -10,18 +10,45 @@
         </w:tabs>
         <w:spacing w:before="100" w:beforeAutospacing="1" w:after="100" w:afterAutospacing="1" w:line="120" w:lineRule="auto"/>
         <w:rPr>
+          <w:sz w:val="48"/>
+          <w:szCs w:val="48"/>
+        </w:rPr>
+      </w:pPr>
+      <w:bookmarkStart w:id="0" w:name="_Hlk194832859"/>
+      <w:bookmarkEnd w:id="0"/>
+      <w:r>
+        <w:rPr>
+          <w:sz w:val="48"/>
+          <w:szCs w:val="48"/>
+        </w:rPr>
+        <w:t xml:space="preserve">ML24/25-06 </w:t>
+      </w:r>
+      <w:r>
+        <w:rPr>
+          <w:sz w:val="48"/>
+          <w:szCs w:val="48"/>
+        </w:rPr>
+        <w:t>Implement Temporal Memory Parallel</w:t>
+      </w:r>
+    </w:p>
+    <w:p>
+      <w:pPr>
+        <w:pStyle w:val="Author"/>
+        <w:tabs>
+          <w:tab w:val="left" w:pos="288"/>
+        </w:tabs>
+        <w:spacing w:before="100" w:beforeAutospacing="1" w:after="100" w:afterAutospacing="1" w:line="120" w:lineRule="auto"/>
+        <w:rPr>
           <w:sz w:val="36"/>
           <w:szCs w:val="36"/>
         </w:rPr>
       </w:pPr>
-      <w:bookmarkStart w:id="0" w:name="_Hlk194832859"/>
-      <w:bookmarkEnd w:id="0"/>
       <w:r>
         <w:rPr>
           <w:sz w:val="48"/>
           <w:szCs w:val="48"/>
         </w:rPr>
-        <w:t>Implement Temporal Memory Parallel Version</w:t>
+        <w:t xml:space="preserve"> Version</w:t>
       </w:r>
     </w:p>
     <w:p>
@@ -65,190 +92,124 @@
           <w:sz w:val="18"/>
           <w:szCs w:val="18"/>
         </w:rPr>
-        <w:t>1</w:t>
+        <w:t>Omkar Salunkhe</w:t>
       </w:r>
       <w:r>
         <w:rPr>
           <w:sz w:val="18"/>
           <w:szCs w:val="18"/>
-          <w:vertAlign w:val="superscript"/>
-        </w:rPr>
-        <w:t>st</w:t>
+        </w:rPr>
+        <w:t xml:space="preserve"> </w:t>
       </w:r>
       <w:r>
         <w:rPr>
           <w:sz w:val="18"/>
           <w:szCs w:val="18"/>
         </w:rPr>
-        <w:t xml:space="preserve"> </w:t>
+        <w:br/>
       </w:r>
       <w:r>
         <w:rPr>
           <w:sz w:val="18"/>
           <w:szCs w:val="18"/>
         </w:rPr>
-        <w:t>Omkar Salunkhe</w:t>
+        <w:t>omkar</w:t>
       </w:r>
       <w:r>
         <w:rPr>
           <w:sz w:val="18"/>
           <w:szCs w:val="18"/>
         </w:rPr>
-        <w:t xml:space="preserve"> </w:t>
+        <w:t>.</w:t>
       </w:r>
       <w:r>
         <w:rPr>
           <w:sz w:val="18"/>
           <w:szCs w:val="18"/>
         </w:rPr>
-        <w:br/>
+        <w:t>salunkhe</w:t>
       </w:r>
       <w:r>
         <w:rPr>
           <w:sz w:val="18"/>
           <w:szCs w:val="18"/>
         </w:rPr>
-        <w:t>omkar</w:t>
-      </w:r>
-      <w:r>
+        <w:t>@stud.fra-uas.de</w:t>
+      </w:r>
+    </w:p>
+    <w:p>
+      <w:pPr>
+        <w:pStyle w:val="Author"/>
+        <w:tabs>
+          <w:tab w:val="left" w:pos="288"/>
+        </w:tabs>
+        <w:spacing w:before="0" w:after="0"/>
         <w:rPr>
           <w:sz w:val="18"/>
           <w:szCs w:val="18"/>
         </w:rPr>
-        <w:t>.</w:t>
-      </w:r>
+      </w:pPr>
       <w:r>
         <w:rPr>
           <w:sz w:val="18"/>
           <w:szCs w:val="18"/>
         </w:rPr>
-        <w:t>salunkhe</w:t>
+        <w:br w:type="column"/>
       </w:r>
       <w:r>
         <w:rPr>
           <w:sz w:val="18"/>
           <w:szCs w:val="18"/>
         </w:rPr>
-        <w:t>@stud.fra-uas.de</w:t>
-      </w:r>
-    </w:p>
-    <w:p>
-      <w:pPr>
-        <w:pStyle w:val="Author"/>
-        <w:tabs>
-          <w:tab w:val="left" w:pos="288"/>
-        </w:tabs>
-        <w:spacing w:before="0" w:after="0"/>
+        <w:t>A</w:t>
+      </w:r>
+      <w:r>
         <w:rPr>
           <w:sz w:val="18"/>
           <w:szCs w:val="18"/>
         </w:rPr>
-      </w:pPr>
+        <w:t>y</w:t>
+      </w:r>
       <w:r>
         <w:rPr>
           <w:sz w:val="18"/>
           <w:szCs w:val="18"/>
         </w:rPr>
-        <w:br w:type="column"/>
+        <w:t xml:space="preserve">ush Parmar </w:t>
       </w:r>
       <w:r>
         <w:rPr>
           <w:sz w:val="18"/>
           <w:szCs w:val="18"/>
         </w:rPr>
-        <w:t>2</w:t>
+        <w:t xml:space="preserve">              ayush.parmar</w:t>
       </w:r>
       <w:r>
         <w:rPr>
           <w:sz w:val="18"/>
           <w:szCs w:val="18"/>
-          <w:vertAlign w:val="superscript"/>
-        </w:rPr>
-        <w:t>nd</w:t>
-      </w:r>
-      <w:r>
+        </w:rPr>
+        <w:t>@stud.fra-uas.de</w:t>
+      </w:r>
+    </w:p>
+    <w:p>
+      <w:pPr>
+        <w:pStyle w:val="Author"/>
+        <w:tabs>
+          <w:tab w:val="left" w:pos="288"/>
+        </w:tabs>
+        <w:spacing w:before="0" w:after="0"/>
         <w:rPr>
           <w:sz w:val="18"/>
           <w:szCs w:val="18"/>
         </w:rPr>
-        <w:t xml:space="preserve"> </w:t>
-      </w:r>
+      </w:pPr>
       <w:r>
         <w:rPr>
           <w:sz w:val="18"/>
           <w:szCs w:val="18"/>
         </w:rPr>
-        <w:t>A</w:t>
-      </w:r>
-      <w:r>
-        <w:rPr>
-          <w:sz w:val="18"/>
-          <w:szCs w:val="18"/>
-        </w:rPr>
-        <w:t>y</w:t>
-      </w:r>
-      <w:r>
-        <w:rPr>
-          <w:sz w:val="18"/>
-          <w:szCs w:val="18"/>
-        </w:rPr>
-        <w:t xml:space="preserve">ush Parmar </w:t>
-      </w:r>
-      <w:r>
-        <w:rPr>
-          <w:sz w:val="18"/>
-          <w:szCs w:val="18"/>
-        </w:rPr>
-        <w:t xml:space="preserve">              ayush.parmar</w:t>
-      </w:r>
-      <w:r>
-        <w:rPr>
-          <w:sz w:val="18"/>
-          <w:szCs w:val="18"/>
-        </w:rPr>
-        <w:t>@stud.fra-uas.de</w:t>
-      </w:r>
-    </w:p>
-    <w:p>
-      <w:pPr>
-        <w:pStyle w:val="Author"/>
-        <w:tabs>
-          <w:tab w:val="left" w:pos="288"/>
-        </w:tabs>
-        <w:spacing w:before="0" w:after="0"/>
-        <w:rPr>
-          <w:sz w:val="18"/>
-          <w:szCs w:val="18"/>
-        </w:rPr>
-      </w:pPr>
-      <w:r>
-        <w:rPr>
-          <w:sz w:val="18"/>
-          <w:szCs w:val="18"/>
-        </w:rPr>
         <w:br w:type="column"/>
-      </w:r>
-      <w:r>
-        <w:rPr>
-          <w:sz w:val="18"/>
-          <w:szCs w:val="18"/>
-        </w:rPr>
-        <w:t>3</w:t>
-      </w:r>
-      <w:r>
-        <w:rPr>
-          <w:sz w:val="18"/>
-          <w:szCs w:val="18"/>
-          <w:vertAlign w:val="superscript"/>
-        </w:rPr>
-        <w:t>rd</w:t>
-      </w:r>
-      <w:r>
-        <w:rPr>
-          <w:sz w:val="18"/>
-          <w:szCs w:val="18"/>
-        </w:rPr>
-        <w:t xml:space="preserve"> </w:t>
       </w:r>
       <w:r>
         <w:rPr>
@@ -622,19 +583,7 @@
           <w:rPr>
             <w:rStyle w:val="Hyperlink"/>
           </w:rPr>
-          <w:t>[</w:t>
-        </w:r>
-        <w:r>
-          <w:rPr>
-            <w:rStyle w:val="Hyperlink"/>
-          </w:rPr>
-          <w:t>1</w:t>
-        </w:r>
-        <w:r>
-          <w:rPr>
-            <w:rStyle w:val="Hyperlink"/>
-          </w:rPr>
-          <w:t>]</w:t>
+          <w:t>[1]</w:t>
         </w:r>
       </w:hyperlink>
       <w:r>
@@ -715,14 +664,14 @@
           <w:sz w:val="20"/>
           <w:szCs w:val="20"/>
         </w:rPr>
-        <w:t xml:space="preserve">By attempting to transform single-threaded processes into multithreaded systems, we have tried to achieve performance </w:t>
+        <w:t xml:space="preserve">By </w:t>
       </w:r>
       <w:r>
         <w:rPr>
           <w:sz w:val="20"/>
           <w:szCs w:val="20"/>
         </w:rPr>
-        <w:t>improvements while maintaining the system's accuracy and reliability.</w:t>
+        <w:t>attempting to transform single-threaded processes into multithreaded systems, we have tried to achieve performance improvements while maintaining the system's accuracy and reliability.</w:t>
       </w:r>
     </w:p>
     <w:p>
@@ -829,23 +778,7 @@
             <w:sz w:val="20"/>
             <w:szCs w:val="20"/>
           </w:rPr>
-          <w:t>[</w:t>
-        </w:r>
-        <w:r>
-          <w:rPr>
-            <w:rStyle w:val="Hyperlink"/>
-            <w:sz w:val="20"/>
-            <w:szCs w:val="20"/>
-          </w:rPr>
-          <w:t>2</w:t>
-        </w:r>
-        <w:r>
-          <w:rPr>
-            <w:rStyle w:val="Hyperlink"/>
-            <w:sz w:val="20"/>
-            <w:szCs w:val="20"/>
-          </w:rPr>
-          <w:t>]</w:t>
+          <w:t>[2]</w:t>
         </w:r>
       </w:hyperlink>
       <w:r>
@@ -1002,18 +935,7 @@
           <w:szCs w:val="20"/>
           <w:lang w:eastAsia="x-none"/>
         </w:rPr>
-        <w:t xml:space="preserve">The documentation that follows outlines our methodology, implementation details, and the results of our performance analysis. By sharing our findings, we aim to contribute to the ongoing development of scalable and efficient HTM systems, </w:t>
-      </w:r>
-      <w:r>
-        <w:rPr>
-          <w:rFonts w:eastAsia="SimSun"/>
-          <w:spacing w:val="-1"/>
-          <w:sz w:val="20"/>
-          <w:szCs w:val="20"/>
-          <w:lang w:eastAsia="x-none"/>
-        </w:rPr>
-        <w:lastRenderedPageBreak/>
-        <w:t>paving the way for their application in real-world, data-intensive environments.</w:t>
+        <w:t>The documentation that follows outlines our methodology, implementation details, and the results of our performance analysis. By sharing our findings, we aim to contribute to the ongoing development of scalable and efficient HTM systems, paving the way for their application in real-world, data-intensive environments.</w:t>
       </w:r>
     </w:p>
     <w:bookmarkEnd w:id="1"/>
@@ -1104,19 +1026,7 @@
           <w:rPr>
             <w:rStyle w:val="Hyperlink"/>
           </w:rPr>
-          <w:t>[</w:t>
-        </w:r>
-        <w:r>
-          <w:rPr>
-            <w:rStyle w:val="Hyperlink"/>
-          </w:rPr>
-          <w:t>3</w:t>
-        </w:r>
-        <w:r>
-          <w:rPr>
-            <w:rStyle w:val="Hyperlink"/>
-          </w:rPr>
-          <w:t>]</w:t>
+          <w:t>[3]</w:t>
         </w:r>
       </w:hyperlink>
       <w:r>
@@ -1136,13 +1046,7 @@
           <w:rPr>
             <w:rStyle w:val="Hyperlink"/>
           </w:rPr>
-          <w:t>[4</w:t>
-        </w:r>
-        <w:r>
-          <w:rPr>
-            <w:rStyle w:val="Hyperlink"/>
-          </w:rPr>
-          <w:t>]</w:t>
+          <w:t>[4]</w:t>
         </w:r>
       </w:hyperlink>
       <w:r>
@@ -1174,19 +1078,7 @@
           <w:rPr>
             <w:rStyle w:val="Hyperlink"/>
           </w:rPr>
-          <w:t>[</w:t>
-        </w:r>
-        <w:r>
-          <w:rPr>
-            <w:rStyle w:val="Hyperlink"/>
-          </w:rPr>
-          <w:t>5</w:t>
-        </w:r>
-        <w:r>
-          <w:rPr>
-            <w:rStyle w:val="Hyperlink"/>
-          </w:rPr>
-          <w:t>]</w:t>
+          <w:t>[5]</w:t>
         </w:r>
       </w:hyperlink>
       <w:r>
@@ -1241,13 +1133,7 @@
           <w:rPr>
             <w:rStyle w:val="Hyperlink"/>
           </w:rPr>
-          <w:t>[6</w:t>
-        </w:r>
-        <w:r>
-          <w:rPr>
-            <w:rStyle w:val="Hyperlink"/>
-          </w:rPr>
-          <w:t>]</w:t>
+          <w:t>[6]</w:t>
         </w:r>
       </w:hyperlink>
       <w:r>
@@ -1283,19 +1169,7 @@
           <w:rPr>
             <w:rStyle w:val="Hyperlink"/>
           </w:rPr>
-          <w:t>[</w:t>
-        </w:r>
-        <w:r>
-          <w:rPr>
-            <w:rStyle w:val="Hyperlink"/>
-          </w:rPr>
-          <w:t>7</w:t>
-        </w:r>
-        <w:r>
-          <w:rPr>
-            <w:rStyle w:val="Hyperlink"/>
-          </w:rPr>
-          <w:t>]</w:t>
+          <w:t>[7]</w:t>
         </w:r>
       </w:hyperlink>
       <w:r>
@@ -1309,19 +1183,7 @@
           <w:rPr>
             <w:rStyle w:val="Hyperlink"/>
           </w:rPr>
-          <w:t>[</w:t>
-        </w:r>
-        <w:r>
-          <w:rPr>
-            <w:rStyle w:val="Hyperlink"/>
-          </w:rPr>
-          <w:t>8</w:t>
-        </w:r>
-        <w:r>
-          <w:rPr>
-            <w:rStyle w:val="Hyperlink"/>
-          </w:rPr>
-          <w:t>]</w:t>
+          <w:t>[8]</w:t>
         </w:r>
       </w:hyperlink>
       <w:r>
@@ -1338,19 +1200,7 @@
           <w:rPr>
             <w:rStyle w:val="Hyperlink"/>
           </w:rPr>
-          <w:t>[</w:t>
-        </w:r>
-        <w:r>
-          <w:rPr>
-            <w:rStyle w:val="Hyperlink"/>
-          </w:rPr>
-          <w:t>7</w:t>
-        </w:r>
-        <w:r>
-          <w:rPr>
-            <w:rStyle w:val="Hyperlink"/>
-          </w:rPr>
-          <w:t>]</w:t>
+          <w:t>[7]</w:t>
         </w:r>
       </w:hyperlink>
       <w:r>
@@ -1370,19 +1220,7 @@
           <w:rPr>
             <w:rStyle w:val="Hyperlink"/>
           </w:rPr>
-          <w:t>[</w:t>
-        </w:r>
-        <w:r>
-          <w:rPr>
-            <w:rStyle w:val="Hyperlink"/>
-          </w:rPr>
-          <w:t>9</w:t>
-        </w:r>
-        <w:r>
-          <w:rPr>
-            <w:rStyle w:val="Hyperlink"/>
-          </w:rPr>
-          <w:t>]</w:t>
+          <w:t>[9]</w:t>
         </w:r>
       </w:hyperlink>
       <w:r>
@@ -1402,19 +1240,7 @@
           <w:rPr>
             <w:rStyle w:val="Hyperlink"/>
           </w:rPr>
-          <w:t>[</w:t>
-        </w:r>
-        <w:r>
-          <w:rPr>
-            <w:rStyle w:val="Hyperlink"/>
-          </w:rPr>
-          <w:t>9</w:t>
-        </w:r>
-        <w:r>
-          <w:rPr>
-            <w:rStyle w:val="Hyperlink"/>
-          </w:rPr>
-          <w:t>]</w:t>
+          <w:t>[9]</w:t>
         </w:r>
       </w:hyperlink>
       <w:r>
@@ -1434,13 +1260,7 @@
           <w:rPr>
             <w:rStyle w:val="Hyperlink"/>
           </w:rPr>
-          <w:t>[2</w:t>
-        </w:r>
-        <w:r>
-          <w:rPr>
-            <w:rStyle w:val="Hyperlink"/>
-          </w:rPr>
-          <w:t>]</w:t>
+          <w:t>[2]</w:t>
         </w:r>
       </w:hyperlink>
       <w:r>
@@ -1463,13 +1283,7 @@
           <w:rPr>
             <w:rStyle w:val="Hyperlink"/>
           </w:rPr>
-          <w:t>[10</w:t>
-        </w:r>
-        <w:r>
-          <w:rPr>
-            <w:rStyle w:val="Hyperlink"/>
-          </w:rPr>
-          <w:t>]</w:t>
+          <w:t>[10]</w:t>
         </w:r>
       </w:hyperlink>
       <w:r>
@@ -1489,19 +1303,7 @@
           <w:rPr>
             <w:rStyle w:val="Hyperlink"/>
           </w:rPr>
-          <w:t>[1</w:t>
-        </w:r>
-        <w:r>
-          <w:rPr>
-            <w:rStyle w:val="Hyperlink"/>
-          </w:rPr>
-          <w:t>1</w:t>
-        </w:r>
-        <w:r>
-          <w:rPr>
-            <w:rStyle w:val="Hyperlink"/>
-          </w:rPr>
-          <w:t>]</w:t>
+          <w:t>[11]</w:t>
         </w:r>
       </w:hyperlink>
       <w:r>
@@ -1525,19 +1327,7 @@
           <w:rPr>
             <w:rStyle w:val="Hyperlink"/>
           </w:rPr>
-          <w:t>[1</w:t>
-        </w:r>
-        <w:r>
-          <w:rPr>
-            <w:rStyle w:val="Hyperlink"/>
-          </w:rPr>
-          <w:t>2</w:t>
-        </w:r>
-        <w:r>
-          <w:rPr>
-            <w:rStyle w:val="Hyperlink"/>
-          </w:rPr>
-          <w:t>].</w:t>
+          <w:t>[12].</w:t>
         </w:r>
       </w:hyperlink>
       <w:r>
@@ -1563,19 +1353,7 @@
           <w:rPr>
             <w:rStyle w:val="Hyperlink"/>
           </w:rPr>
-          <w:t>[1</w:t>
-        </w:r>
-        <w:r>
-          <w:rPr>
-            <w:rStyle w:val="Hyperlink"/>
-          </w:rPr>
-          <w:t>3</w:t>
-        </w:r>
-        <w:r>
-          <w:rPr>
-            <w:rStyle w:val="Hyperlink"/>
-          </w:rPr>
-          <w:t>]</w:t>
+          <w:t>[13]</w:t>
         </w:r>
       </w:hyperlink>
       <w:r>
@@ -1592,19 +1370,7 @@
           <w:rPr>
             <w:rStyle w:val="Hyperlink"/>
           </w:rPr>
-          <w:t>[1</w:t>
-        </w:r>
-        <w:r>
-          <w:rPr>
-            <w:rStyle w:val="Hyperlink"/>
-          </w:rPr>
-          <w:t>4</w:t>
-        </w:r>
-        <w:r>
-          <w:rPr>
-            <w:rStyle w:val="Hyperlink"/>
-          </w:rPr>
-          <w:t>]</w:t>
+          <w:t>[14]</w:t>
         </w:r>
       </w:hyperlink>
       <w:r>
@@ -1620,7 +1386,10 @@
         <w:t xml:space="preserve"> </w:t>
       </w:r>
       <w:r>
-        <w:t>Representations are considered sparse because, at any moment, only a small proportion of neurons are active, while the majority remain inactive. They are distributed because the information is not carried by individual neurons alone but by the combined activity of the entire set of active neurons, which collectively define the representation.</w:t>
+        <w:t xml:space="preserve">Representations are considered sparse because, at any moment, only a small proportion of neurons are active, while the majority remain inactive. They are distributed because the information is not carried by individual neurons alone but by the combined activity of the entire set of active neurons, which collectively define the </w:t>
+      </w:r>
+      <w:r>
+        <w:t>representation.</w:t>
       </w:r>
       <w:r>
         <w:t xml:space="preserve"> </w:t>
@@ -1640,19 +1409,7 @@
           <w:rPr>
             <w:rStyle w:val="Hyperlink"/>
           </w:rPr>
-          <w:t>[1</w:t>
-        </w:r>
-        <w:r>
-          <w:rPr>
-            <w:rStyle w:val="Hyperlink"/>
-          </w:rPr>
-          <w:t>5</w:t>
-        </w:r>
-        <w:r>
-          <w:rPr>
-            <w:rStyle w:val="Hyperlink"/>
-          </w:rPr>
-          <w:t>]</w:t>
+          <w:t>[15]</w:t>
         </w:r>
         <w:r>
           <w:rPr>
@@ -1686,19 +1443,7 @@
           <w:rPr>
             <w:rStyle w:val="Hyperlink"/>
           </w:rPr>
-          <w:t>[1</w:t>
-        </w:r>
-        <w:r>
-          <w:rPr>
-            <w:rStyle w:val="Hyperlink"/>
-          </w:rPr>
-          <w:t>6</w:t>
-        </w:r>
-        <w:r>
-          <w:rPr>
-            <w:rStyle w:val="Hyperlink"/>
-          </w:rPr>
-          <w:t>]</w:t>
+          <w:t>[16]</w:t>
         </w:r>
         <w:r>
           <w:rPr>
@@ -1708,10 +1453,7 @@
         </w:r>
       </w:hyperlink>
       <w:r>
-        <w:t xml:space="preserve"> </w:t>
-      </w:r>
-      <w:r>
-        <w:t>T</w:t>
+        <w:t xml:space="preserve"> T</w:t>
       </w:r>
       <w:r>
         <w:t>he Spatial Pooler's column-based computations naturally lend themselves to parallelization, as each column's activation can be processed independently</w:t>
@@ -1724,19 +1466,7 @@
           <w:rPr>
             <w:rStyle w:val="Hyperlink"/>
           </w:rPr>
-          <w:t>[1</w:t>
-        </w:r>
-        <w:r>
-          <w:rPr>
-            <w:rStyle w:val="Hyperlink"/>
-          </w:rPr>
-          <w:t>7</w:t>
-        </w:r>
-        <w:r>
-          <w:rPr>
-            <w:rStyle w:val="Hyperlink"/>
-          </w:rPr>
-          <w:t>]</w:t>
+          <w:t>[17]</w:t>
         </w:r>
       </w:hyperlink>
       <w:r>
@@ -1769,19 +1499,7 @@
           <w:rPr>
             <w:rStyle w:val="Hyperlink"/>
           </w:rPr>
-          <w:t>[1</w:t>
-        </w:r>
-        <w:r>
-          <w:rPr>
-            <w:rStyle w:val="Hyperlink"/>
-          </w:rPr>
-          <w:t>8</w:t>
-        </w:r>
-        <w:r>
-          <w:rPr>
-            <w:rStyle w:val="Hyperlink"/>
-          </w:rPr>
-          <w:t>]</w:t>
+          <w:t>[18]</w:t>
         </w:r>
       </w:hyperlink>
       <w:r>
@@ -1805,19 +1523,7 @@
           <w:rPr>
             <w:rStyle w:val="Hyperlink"/>
           </w:rPr>
-          <w:t>[1</w:t>
-        </w:r>
-        <w:r>
-          <w:rPr>
-            <w:rStyle w:val="Hyperlink"/>
-          </w:rPr>
-          <w:t>9</w:t>
-        </w:r>
-        <w:r>
-          <w:rPr>
-            <w:rStyle w:val="Hyperlink"/>
-          </w:rPr>
-          <w:t>]</w:t>
+          <w:t>[19]</w:t>
         </w:r>
       </w:hyperlink>
       <w:r>
@@ -1841,19 +1547,7 @@
           <w:rPr>
             <w:rStyle w:val="Hyperlink"/>
           </w:rPr>
-          <w:t>[2</w:t>
-        </w:r>
-        <w:r>
-          <w:rPr>
-            <w:rStyle w:val="Hyperlink"/>
-          </w:rPr>
-          <w:t>0</w:t>
-        </w:r>
-        <w:r>
-          <w:rPr>
-            <w:rStyle w:val="Hyperlink"/>
-          </w:rPr>
-          <w:t>]</w:t>
+          <w:t>[20]</w:t>
         </w:r>
       </w:hyperlink>
       <w:r>
@@ -1870,19 +1564,7 @@
           <w:rPr>
             <w:rStyle w:val="Hyperlink"/>
           </w:rPr>
-          <w:t>[2</w:t>
-        </w:r>
-        <w:r>
-          <w:rPr>
-            <w:rStyle w:val="Hyperlink"/>
-          </w:rPr>
-          <w:t>1</w:t>
-        </w:r>
-        <w:r>
-          <w:rPr>
-            <w:rStyle w:val="Hyperlink"/>
-          </w:rPr>
-          <w:t>]</w:t>
+          <w:t>[21]</w:t>
         </w:r>
       </w:hyperlink>
       <w:r>
@@ -1903,19 +1585,7 @@
           <w:rPr>
             <w:rStyle w:val="Hyperlink"/>
           </w:rPr>
-          <w:t>[22</w:t>
-        </w:r>
-        <w:r>
-          <w:rPr>
-            <w:rStyle w:val="Hyperlink"/>
-          </w:rPr>
-          <w:t>]</w:t>
-        </w:r>
-        <w:r>
-          <w:rPr>
-            <w:rStyle w:val="Hyperlink"/>
-          </w:rPr>
-          <w:t>.</w:t>
+          <w:t>[22].</w:t>
         </w:r>
       </w:hyperlink>
       <w:r>
@@ -1957,13 +1627,7 @@
           <w:rPr>
             <w:rStyle w:val="Hyperlink"/>
           </w:rPr>
-          <w:t>[8</w:t>
-        </w:r>
-        <w:r>
-          <w:rPr>
-            <w:rStyle w:val="Hyperlink"/>
-          </w:rPr>
-          <w:t>]</w:t>
+          <w:t>[8]</w:t>
         </w:r>
       </w:hyperlink>
       <w:r>
@@ -1980,19 +1644,7 @@
           <w:rPr>
             <w:rStyle w:val="Hyperlink"/>
           </w:rPr>
-          <w:t>[2</w:t>
-        </w:r>
-        <w:r>
-          <w:rPr>
-            <w:rStyle w:val="Hyperlink"/>
-          </w:rPr>
-          <w:t>3</w:t>
-        </w:r>
-        <w:r>
-          <w:rPr>
-            <w:rStyle w:val="Hyperlink"/>
-          </w:rPr>
-          <w:t>]</w:t>
+          <w:t>[23]</w:t>
         </w:r>
       </w:hyperlink>
       <w:r>
@@ -2006,13 +1658,7 @@
           <w:rPr>
             <w:rStyle w:val="Hyperlink"/>
           </w:rPr>
-          <w:t>[24</w:t>
-        </w:r>
-        <w:r>
-          <w:rPr>
-            <w:rStyle w:val="Hyperlink"/>
-          </w:rPr>
-          <w:t>]</w:t>
+          <w:t>[24]</w:t>
         </w:r>
       </w:hyperlink>
       <w:r>
@@ -2029,13 +1675,7 @@
           <w:rPr>
             <w:rStyle w:val="Hyperlink"/>
           </w:rPr>
-          <w:t>[25</w:t>
-        </w:r>
-        <w:r>
-          <w:rPr>
-            <w:rStyle w:val="Hyperlink"/>
-          </w:rPr>
-          <w:t>]</w:t>
+          <w:t>[25]</w:t>
         </w:r>
       </w:hyperlink>
       <w:r>
@@ -2082,19 +1722,7 @@
           <w:rPr>
             <w:rStyle w:val="Hyperlink"/>
           </w:rPr>
-          <w:t>[2</w:t>
-        </w:r>
-        <w:r>
-          <w:rPr>
-            <w:rStyle w:val="Hyperlink"/>
-          </w:rPr>
-          <w:t>6</w:t>
-        </w:r>
-        <w:r>
-          <w:rPr>
-            <w:rStyle w:val="Hyperlink"/>
-          </w:rPr>
-          <w:t>]</w:t>
+          <w:t>[26]</w:t>
         </w:r>
       </w:hyperlink>
       <w:r>
@@ -2117,13 +1745,7 @@
           <w:rPr>
             <w:rStyle w:val="Hyperlink"/>
           </w:rPr>
-          <w:t xml:space="preserve"> [27</w:t>
-        </w:r>
-        <w:r>
-          <w:rPr>
-            <w:rStyle w:val="Hyperlink"/>
-          </w:rPr>
-          <w:t>]</w:t>
+          <w:t xml:space="preserve"> [27]</w:t>
         </w:r>
       </w:hyperlink>
       <w:r>
@@ -2148,19 +1770,7 @@
           <w:rPr>
             <w:rStyle w:val="Hyperlink"/>
           </w:rPr>
-          <w:t xml:space="preserve"> [2</w:t>
-        </w:r>
-        <w:r>
-          <w:rPr>
-            <w:rStyle w:val="Hyperlink"/>
-          </w:rPr>
-          <w:t>8</w:t>
-        </w:r>
-        <w:r>
-          <w:rPr>
-            <w:rStyle w:val="Hyperlink"/>
-          </w:rPr>
-          <w:t>]</w:t>
+          <w:t xml:space="preserve"> [28]</w:t>
         </w:r>
       </w:hyperlink>
       <w:r>
@@ -2174,25 +1784,7 @@
           <w:rPr>
             <w:rStyle w:val="Hyperlink"/>
           </w:rPr>
-          <w:t>[2</w:t>
-        </w:r>
-        <w:r>
-          <w:rPr>
-            <w:rStyle w:val="Hyperlink"/>
-          </w:rPr>
-          <w:t>2</w:t>
-        </w:r>
-        <w:r>
-          <w:rPr>
-            <w:rStyle w:val="Hyperlink"/>
-          </w:rPr>
-          <w:t>]</w:t>
-        </w:r>
-        <w:r>
-          <w:rPr>
-            <w:rStyle w:val="Hyperlink"/>
-          </w:rPr>
-          <w:t>.</w:t>
+          <w:t>[22].</w:t>
         </w:r>
       </w:hyperlink>
     </w:p>
@@ -2270,7 +1862,11 @@
         <w:t>learning and adaptation</w:t>
       </w:r>
       <w:r>
-        <w:t> enable the system to continuously improve over time by using Hebbian learning rules to adjust synaptic connections between cells based on their activity patterns.</w:t>
+        <w:t xml:space="preserve"> enable the system to continuously improve </w:t>
+      </w:r>
+      <w:r>
+        <w:lastRenderedPageBreak/>
+        <w:t>over time by using Hebbian learning rules to adjust synaptic connections between cells based on their activity patterns.</w:t>
       </w:r>
       <w:r>
         <w:t xml:space="preserve"> </w:t>
@@ -2293,7 +1889,6 @@
         <w:jc w:val="center"/>
       </w:pPr>
       <w:r>
-        <w:lastRenderedPageBreak/>
         <w:t>methodology</w:t>
       </w:r>
     </w:p>
@@ -2340,6 +1935,12 @@
       <w:r>
         <w:t>The first step involved a comprehensive analysis of the existing single-threaded implementation of the Temporal Memory algorithm. This included understanding its core logic, data structures, and execution flow. By studying the algorithm in detail, we identified the primary computational bottlenecks and areas where parallelization could be applied without altering the algorithm's correctness. This foundational understanding was crucial for designing effective parallelization strategies.</w:t>
       </w:r>
+    </w:p>
+    <w:p>
+      <w:pPr>
+        <w:ind w:firstLine="288"/>
+        <w:jc w:val="both"/>
+      </w:pPr>
     </w:p>
     <w:p>
       <w:pPr>
@@ -2455,17 +2056,6 @@
         </w:rPr>
         <w:t>oops, which leverage multithreading capabilities to distribute tasks across multiple CPU cores.</w:t>
       </w:r>
-    </w:p>
-    <w:p>
-      <w:pPr>
-        <w:pStyle w:val="BodyText"/>
-        <w:ind w:firstLine="0"/>
-        <w:rPr>
-          <w:iCs/>
-          <w:spacing w:val="5"/>
-          <w:lang w:val="en-US"/>
-        </w:rPr>
-      </w:pPr>
     </w:p>
     <w:p>
       <w:pPr>
@@ -2977,15 +2567,7 @@
           <w:spacing w:val="5"/>
           <w:lang w:val="en-US"/>
         </w:rPr>
-        <w:t xml:space="preserve"> eliminates complex locking mechanisms, minimizing performance bottlenecks. Moreover, it dynamically adjusts the number of threads based on system resources, ensuring optimal performance on both </w:t>
-      </w:r>
-      <w:r>
-        <w:rPr>
-          <w:iCs/>
-          <w:spacing w:val="5"/>
-          <w:lang w:val="en-US"/>
-        </w:rPr>
-        <w:t xml:space="preserve">multi-core and single-core systems. Unlike manual threading, it abstracts thread management using the .NET </w:t>
+        <w:t xml:space="preserve"> eliminates complex locking mechanisms, minimizing performance bottlenecks. Moreover, it dynamically adjusts the number of threads based on system resources, ensuring optimal performance on both multi-core and single-core systems. Unlike manual threading, it abstracts thread management using the .NET </w:t>
       </w:r>
       <w:proofErr w:type="spellStart"/>
       <w:r>
@@ -3802,7 +3384,14 @@
         <w:rPr>
           <w:lang w:val="en-US"/>
         </w:rPr>
-        <w:t>: This method further optimized parallel execution by partitioning the workload into smaller chunks. This approach was particularly effective for large datasets, as it minimized overhead and improved resource utilization.</w:t>
+        <w:t xml:space="preserve">: This method further optimized parallel execution by partitioning the workload into smaller chunks. This approach was </w:t>
+      </w:r>
+      <w:r>
+        <w:rPr>
+          <w:lang w:val="en-US"/>
+        </w:rPr>
+        <w:lastRenderedPageBreak/>
+        <w:t>particularly effective for large datasets, as it minimized overhead and improved resource utilization.</w:t>
       </w:r>
     </w:p>
     <w:p>
@@ -3818,7 +3407,6 @@
           <w:rStyle w:val="Strong"/>
           <w:bCs w:val="0"/>
         </w:rPr>
-        <w:lastRenderedPageBreak/>
         <w:t>Performance Analysis</w:t>
       </w:r>
     </w:p>
@@ -3957,7 +3545,10 @@
     <w:p/>
     <w:p>
       <w:r>
-        <w:t>The implementation phase of this research focused on refactoring the Temporal Memory algorithm to leverage parallel processing capabilities. The goal was to optimize the initialization process by replacing synchronous code with parallelized versions, thereby reducing execution time and improving overall performance. This section details the implementation of four distinct methods, each designed to test different parallelization strategies and optimizations. Additionally, we explain what is happening in the code at each step to provide a clear understanding of the implementation.</w:t>
+        <w:t xml:space="preserve">The implementation phase of this research focused on refactoring the Temporal Memory algorithm to leverage parallel processing capabilities. The goal was to optimize the initialization process by replacing synchronous code with parallelized versions, thereby reducing execution time and improving overall performance. This section details the implementation of four distinct methods, each designed to </w:t>
+      </w:r>
+      <w:r>
+        <w:t>test different parallelization strategies and optimizations. Additionally, we explain what is happening in the code at each step to provide a clear understanding of the implementation.</w:t>
       </w:r>
     </w:p>
     <w:p>
@@ -3971,6 +3562,46 @@
       <w:r>
         <w:t>Single_Threaded_Optimized_Init()</w:t>
       </w:r>
+      <w:hyperlink r:id="rId19" w:history="1">
+        <w:r>
+          <w:rPr>
+            <w:rStyle w:val="Hyperlink"/>
+          </w:rPr>
+          <w:t>[GitH</w:t>
+        </w:r>
+        <w:r>
+          <w:rPr>
+            <w:rStyle w:val="Hyperlink"/>
+          </w:rPr>
+          <w:t>u</w:t>
+        </w:r>
+        <w:r>
+          <w:rPr>
+            <w:rStyle w:val="Hyperlink"/>
+          </w:rPr>
+          <w:t>b</w:t>
+        </w:r>
+        <w:r>
+          <w:rPr>
+            <w:rStyle w:val="Hyperlink"/>
+            <w:rFonts w:hint="eastAsia"/>
+          </w:rPr>
+          <w:t xml:space="preserve"> </w:t>
+        </w:r>
+        <w:r>
+          <w:rPr>
+            <w:rStyle w:val="Hyperlink"/>
+            <w:rFonts w:hint="eastAsia"/>
+          </w:rPr>
+          <w:t>↗</w:t>
+        </w:r>
+        <w:r>
+          <w:rPr>
+            <w:rStyle w:val="Hyperlink"/>
+          </w:rPr>
+          <w:t>]</w:t>
+        </w:r>
+      </w:hyperlink>
     </w:p>
     <w:p/>
     <w:p>
@@ -3998,54 +3629,8 @@
       <w:r>
         <w:t xml:space="preserve"> The null-coalescing operator is used to simplify the assignment of the matrix variable. If this.connections.Memory is null, a new SparseObjectMatrix&lt;Column&gt; is created. This eliminates unnecessary type casting and improves readability.</w:t>
       </w:r>
-    </w:p>
-    <w:p/>
-    <w:p>
-      <w:r>
-        <w:rPr>
-          <w:noProof/>
-        </w:rPr>
-        <w:drawing>
-          <wp:inline distT="0" distB="0" distL="0" distR="0" wp14:anchorId="718C087D" wp14:editId="778FB988">
-            <wp:extent cx="3321050" cy="368226"/>
-            <wp:effectExtent l="0" t="0" r="0" b="0"/>
-            <wp:docPr id="1569144046" name="Picture 1"/>
-            <wp:cNvGraphicFramePr>
-              <a:graphicFrameLocks xmlns:a="http://schemas.openxmlformats.org/drawingml/2006/main" noChangeAspect="1"/>
-            </wp:cNvGraphicFramePr>
-            <a:graphic xmlns:a="http://schemas.openxmlformats.org/drawingml/2006/main">
-              <a:graphicData uri="http://schemas.openxmlformats.org/drawingml/2006/picture">
-                <pic:pic xmlns:pic="http://schemas.openxmlformats.org/drawingml/2006/picture">
-                  <pic:nvPicPr>
-                    <pic:cNvPr id="0" name="Picture 1"/>
-                    <pic:cNvPicPr/>
-                  </pic:nvPicPr>
-                  <pic:blipFill>
-                    <a:blip r:embed="rId19">
-                      <a:extLst>
-                        <a:ext uri="{28A0092B-C50C-407E-A947-70E740481C1C}">
-                          <a14:useLocalDpi xmlns:a14="http://schemas.microsoft.com/office/drawing/2010/main" val="0"/>
-                        </a:ext>
-                      </a:extLst>
-                    </a:blip>
-                    <a:stretch>
-                      <a:fillRect/>
-                    </a:stretch>
-                  </pic:blipFill>
-                  <pic:spPr>
-                    <a:xfrm>
-                      <a:off x="0" y="0"/>
-                      <a:ext cx="3400629" cy="377049"/>
-                    </a:xfrm>
-                    <a:prstGeom prst="rect">
-                      <a:avLst/>
-                    </a:prstGeom>
-                  </pic:spPr>
-                </pic:pic>
-              </a:graphicData>
-            </a:graphic>
-          </wp:inline>
-        </w:drawing>
+      <w:r>
+        <w:t xml:space="preserve"> </w:t>
       </w:r>
     </w:p>
     <w:p>
@@ -4061,56 +3646,6 @@
           <w:shd w:val="clear" w:color="auto" w:fill="FFFFFF"/>
         </w:rPr>
       </w:pPr>
-    </w:p>
-    <w:p>
-      <w:pPr>
-        <w:tabs>
-          <w:tab w:val="left" w:pos="288"/>
-        </w:tabs>
-        <w:jc w:val="center"/>
-        <w:rPr>
-          <w:color w:val="0D0D0D"/>
-          <w:sz w:val="16"/>
-          <w:szCs w:val="16"/>
-          <w:shd w:val="clear" w:color="auto" w:fill="FFFFFF"/>
-        </w:rPr>
-      </w:pPr>
-      <w:r>
-        <w:rPr>
-          <w:color w:val="0D0D0D"/>
-          <w:sz w:val="16"/>
-          <w:szCs w:val="16"/>
-          <w:shd w:val="clear" w:color="auto" w:fill="FFFFFF"/>
-        </w:rPr>
-        <w:t xml:space="preserve">Figure </w:t>
-      </w:r>
-      <w:r>
-        <w:rPr>
-          <w:color w:val="0D0D0D"/>
-          <w:sz w:val="16"/>
-          <w:szCs w:val="16"/>
-          <w:shd w:val="clear" w:color="auto" w:fill="FFFFFF"/>
-        </w:rPr>
-        <w:t>1</w:t>
-      </w:r>
-      <w:r>
-        <w:rPr>
-          <w:color w:val="0D0D0D"/>
-          <w:sz w:val="16"/>
-          <w:szCs w:val="16"/>
-          <w:shd w:val="clear" w:color="auto" w:fill="FFFFFF"/>
-        </w:rPr>
-        <w:t xml:space="preserve">: </w:t>
-      </w:r>
-      <w:r>
-        <w:rPr>
-          <w:color w:val="0D0D0D"/>
-          <w:sz w:val="16"/>
-          <w:szCs w:val="16"/>
-          <w:shd w:val="clear" w:color="auto" w:fill="FFFFFF"/>
-        </w:rPr>
-        <w:t>Simplified Matrix Assignment Using Null-Coalescing Operator (??)</w:t>
-      </w:r>
     </w:p>
     <w:p/>
     <w:p>
@@ -4133,7 +3668,40 @@
         <w:t>Reduced Redundant Checks</w:t>
       </w:r>
       <w:r>
-        <w:t>: A createNewColumns flag is introduced to store the result of </w:t>
+        <w:t xml:space="preserve">: </w:t>
+      </w:r>
+    </w:p>
+    <w:p>
+      <w:pPr>
+        <w:pStyle w:val="ListParagraph"/>
+        <w:tabs>
+          <w:tab w:val="left" w:pos="288"/>
+        </w:tabs>
+        <w:spacing w:after="120" w:line="228" w:lineRule="auto"/>
+        <w:rPr>
+          <w:b/>
+          <w:bCs/>
+        </w:rPr>
+      </w:pPr>
+    </w:p>
+    <w:p>
+      <w:pPr>
+        <w:pStyle w:val="ListParagraph"/>
+        <w:tabs>
+          <w:tab w:val="left" w:pos="288"/>
+        </w:tabs>
+        <w:spacing w:after="120" w:line="228" w:lineRule="auto"/>
+      </w:pPr>
+      <w:r>
+        <w:t>A </w:t>
+      </w:r>
+      <w:proofErr w:type="spellStart"/>
+      <w:r>
+        <w:t>createNewColumns</w:t>
+      </w:r>
+      <w:proofErr w:type="spellEnd"/>
+      <w:r>
+        <w:t> flag is introduced to store the result of </w:t>
       </w:r>
       <w:proofErr w:type="gramStart"/>
       <w:r>
@@ -4143,122 +3711,8 @@
       <w:r>
         <w:t>(0) == null. This avoids repeated checks inside the loop, reducing overhead.</w:t>
       </w:r>
-    </w:p>
-    <w:p>
-      <w:pPr>
-        <w:pStyle w:val="ListParagraph"/>
-        <w:tabs>
-          <w:tab w:val="left" w:pos="288"/>
-        </w:tabs>
-        <w:spacing w:after="120" w:line="228" w:lineRule="auto"/>
-      </w:pPr>
-    </w:p>
-    <w:p>
-      <w:pPr>
-        <w:tabs>
-          <w:tab w:val="left" w:pos="288"/>
-        </w:tabs>
-        <w:spacing w:after="120" w:line="228" w:lineRule="auto"/>
-      </w:pPr>
-      <w:r>
-        <w:rPr>
-          <w:noProof/>
-        </w:rPr>
-        <w:drawing>
-          <wp:inline distT="0" distB="0" distL="0" distR="0" wp14:anchorId="2F49C5FB" wp14:editId="15CDEC12">
-            <wp:extent cx="3346450" cy="838200"/>
-            <wp:effectExtent l="0" t="0" r="6350" b="0"/>
-            <wp:docPr id="1326562888" name="Picture 1" descr="A computer screen shot of a computer code&#10;&#10;AI-generated content may be incorrect."/>
-            <wp:cNvGraphicFramePr>
-              <a:graphicFrameLocks xmlns:a="http://schemas.openxmlformats.org/drawingml/2006/main" noChangeAspect="1"/>
-            </wp:cNvGraphicFramePr>
-            <a:graphic xmlns:a="http://schemas.openxmlformats.org/drawingml/2006/main">
-              <a:graphicData uri="http://schemas.openxmlformats.org/drawingml/2006/picture">
-                <pic:pic xmlns:pic="http://schemas.openxmlformats.org/drawingml/2006/picture">
-                  <pic:nvPicPr>
-                    <pic:cNvPr id="1326562888" name="Picture 1" descr="A computer screen shot of a computer code&#10;&#10;AI-generated content may be incorrect."/>
-                    <pic:cNvPicPr/>
-                  </pic:nvPicPr>
-                  <pic:blipFill>
-                    <a:blip r:embed="rId20"/>
-                    <a:stretch>
-                      <a:fillRect/>
-                    </a:stretch>
-                  </pic:blipFill>
-                  <pic:spPr>
-                    <a:xfrm>
-                      <a:off x="0" y="0"/>
-                      <a:ext cx="3346450" cy="838200"/>
-                    </a:xfrm>
-                    <a:prstGeom prst="rect">
-                      <a:avLst/>
-                    </a:prstGeom>
-                  </pic:spPr>
-                </pic:pic>
-              </a:graphicData>
-            </a:graphic>
-          </wp:inline>
-        </w:drawing>
-      </w:r>
-    </w:p>
-    <w:p>
-      <w:pPr>
-        <w:tabs>
-          <w:tab w:val="left" w:pos="288"/>
-        </w:tabs>
-        <w:spacing w:after="120" w:line="228" w:lineRule="auto"/>
-      </w:pPr>
-    </w:p>
-    <w:p>
-      <w:pPr>
-        <w:tabs>
-          <w:tab w:val="left" w:pos="288"/>
-        </w:tabs>
-        <w:jc w:val="center"/>
-        <w:rPr>
-          <w:color w:val="0D0D0D"/>
-          <w:sz w:val="16"/>
-          <w:szCs w:val="16"/>
-          <w:shd w:val="clear" w:color="auto" w:fill="FFFFFF"/>
-        </w:rPr>
-      </w:pPr>
-      <w:r>
-        <w:rPr>
-          <w:color w:val="0D0D0D"/>
-          <w:sz w:val="16"/>
-          <w:szCs w:val="16"/>
-          <w:shd w:val="clear" w:color="auto" w:fill="FFFFFF"/>
-        </w:rPr>
-        <w:t xml:space="preserve">Figure 2: </w:t>
-      </w:r>
-      <w:r>
-        <w:rPr>
-          <w:color w:val="0D0D0D"/>
-          <w:sz w:val="16"/>
-          <w:szCs w:val="16"/>
-          <w:shd w:val="clear" w:color="auto" w:fill="FFFFFF"/>
-        </w:rPr>
-        <w:t xml:space="preserve">Optimizing Loop Performance by Eliminating Redundant Null Checks with </w:t>
-      </w:r>
-      <w:proofErr w:type="spellStart"/>
-      <w:r>
-        <w:rPr>
-          <w:color w:val="0D0D0D"/>
-          <w:sz w:val="16"/>
-          <w:szCs w:val="16"/>
-          <w:shd w:val="clear" w:color="auto" w:fill="FFFFFF"/>
-        </w:rPr>
-        <w:t>createNewColumns</w:t>
-      </w:r>
-      <w:proofErr w:type="spellEnd"/>
-      <w:r>
-        <w:rPr>
-          <w:color w:val="0D0D0D"/>
-          <w:sz w:val="16"/>
-          <w:szCs w:val="16"/>
-          <w:shd w:val="clear" w:color="auto" w:fill="FFFFFF"/>
-        </w:rPr>
-        <w:t xml:space="preserve"> Flag</w:t>
+      <w:r>
+        <w:t xml:space="preserve"> [Figure 2]</w:t>
       </w:r>
     </w:p>
     <w:p>
@@ -4284,10 +3738,191 @@
           <w:b/>
           <w:bCs/>
         </w:rPr>
-        <w:t>Removed Unnecessary Variables:</w:t>
-      </w:r>
-      <w:r>
-        <w:t xml:space="preserve"> The colZero variable, which was previously used to check if the first column was null, is removed. This simplifies the code and reduces complexity.</w:t>
+        <w:t>Removed Unnecessary Variables</w:t>
+      </w:r>
+      <w:r>
+        <w:rPr>
+          <w:b/>
+          <w:bCs/>
+        </w:rPr>
+        <w:t xml:space="preserve"> </w:t>
+      </w:r>
+      <w:r>
+        <w:rPr>
+          <w:b/>
+          <w:bCs/>
+        </w:rPr>
+        <w:t>(</w:t>
+      </w:r>
+      <w:proofErr w:type="spellStart"/>
+      <w:r>
+        <w:rPr>
+          <w:b/>
+          <w:bCs/>
+        </w:rPr>
+        <w:t>colZero</w:t>
+      </w:r>
+      <w:proofErr w:type="spellEnd"/>
+      <w:r>
+        <w:rPr>
+          <w:b/>
+          <w:bCs/>
+        </w:rPr>
+        <w:t>)</w:t>
+      </w:r>
+      <w:r>
+        <w:rPr>
+          <w:b/>
+          <w:bCs/>
+        </w:rPr>
+        <w:t>:</w:t>
+      </w:r>
+      <w:r>
+        <w:t xml:space="preserve"> </w:t>
+      </w:r>
+    </w:p>
+    <w:p>
+      <w:pPr>
+        <w:tabs>
+          <w:tab w:val="left" w:pos="288"/>
+        </w:tabs>
+        <w:ind w:left="720"/>
+      </w:pPr>
+    </w:p>
+    <w:p>
+      <w:pPr>
+        <w:pStyle w:val="ListParagraph"/>
+        <w:numPr>
+          <w:ilvl w:val="0"/>
+          <w:numId w:val="26"/>
+        </w:numPr>
+        <w:tabs>
+          <w:tab w:val="left" w:pos="288"/>
+        </w:tabs>
+      </w:pPr>
+      <w:r>
+        <w:t xml:space="preserve">The </w:t>
+      </w:r>
+      <w:proofErr w:type="spellStart"/>
+      <w:r>
+        <w:t>colZero</w:t>
+      </w:r>
+      <w:proofErr w:type="spellEnd"/>
+      <w:r>
+        <w:t xml:space="preserve"> variable in the Init method is used as a flag to determine if the Column objects have been previously created and initialized in the matrix.</w:t>
+      </w:r>
+      <w:r>
+        <w:t xml:space="preserve"> </w:t>
+      </w:r>
+      <w:proofErr w:type="spellStart"/>
+      <w:r>
+        <w:t>colZero</w:t>
+      </w:r>
+      <w:proofErr w:type="spellEnd"/>
+      <w:r>
+        <w:t xml:space="preserve"> is assigned the value of the first column in the matrix using </w:t>
+      </w:r>
+      <w:proofErr w:type="spellStart"/>
+      <w:proofErr w:type="gramStart"/>
+      <w:r>
+        <w:t>matrix.GetObject</w:t>
+      </w:r>
+      <w:proofErr w:type="spellEnd"/>
+      <w:proofErr w:type="gramEnd"/>
+      <w:r>
+        <w:t xml:space="preserve">(0). </w:t>
+      </w:r>
+    </w:p>
+    <w:p>
+      <w:pPr>
+        <w:tabs>
+          <w:tab w:val="left" w:pos="288"/>
+        </w:tabs>
+      </w:pPr>
+    </w:p>
+    <w:p>
+      <w:pPr>
+        <w:pStyle w:val="ListParagraph"/>
+        <w:numPr>
+          <w:ilvl w:val="0"/>
+          <w:numId w:val="26"/>
+        </w:numPr>
+        <w:tabs>
+          <w:tab w:val="left" w:pos="288"/>
+        </w:tabs>
+      </w:pPr>
+      <w:r>
+        <w:t>If the first column is null, it indicates that the columns haven't been created yet. This allows the method to initialize the columns and their respective Cell objects properly.</w:t>
+      </w:r>
+    </w:p>
+    <w:p>
+      <w:pPr>
+        <w:tabs>
+          <w:tab w:val="left" w:pos="288"/>
+        </w:tabs>
+      </w:pPr>
+    </w:p>
+    <w:p>
+      <w:pPr>
+        <w:pStyle w:val="ListParagraph"/>
+        <w:numPr>
+          <w:ilvl w:val="0"/>
+          <w:numId w:val="26"/>
+        </w:numPr>
+        <w:tabs>
+          <w:tab w:val="left" w:pos="288"/>
+        </w:tabs>
+      </w:pPr>
+      <w:r>
+        <w:t xml:space="preserve">If </w:t>
+      </w:r>
+      <w:proofErr w:type="spellStart"/>
+      <w:r>
+        <w:t>colZero</w:t>
+      </w:r>
+      <w:proofErr w:type="spellEnd"/>
+      <w:r>
+        <w:t xml:space="preserve"> is null, new Column objects are created and added to the matrix. This happens during the initialization phase, ensuring that the columns are properly set up before they are accessed in subsequent code.</w:t>
+      </w:r>
+    </w:p>
+    <w:p>
+      <w:pPr>
+        <w:tabs>
+          <w:tab w:val="left" w:pos="288"/>
+        </w:tabs>
+      </w:pPr>
+    </w:p>
+    <w:p>
+      <w:pPr>
+        <w:pStyle w:val="ListParagraph"/>
+        <w:numPr>
+          <w:ilvl w:val="0"/>
+          <w:numId w:val="26"/>
+        </w:numPr>
+        <w:tabs>
+          <w:tab w:val="left" w:pos="288"/>
+        </w:tabs>
+      </w:pPr>
+      <w:r>
+        <w:t xml:space="preserve">In the updated version of the code, the </w:t>
+      </w:r>
+      <w:proofErr w:type="spellStart"/>
+      <w:r>
+        <w:t>colZero</w:t>
+      </w:r>
+      <w:proofErr w:type="spellEnd"/>
+      <w:r>
+        <w:t xml:space="preserve"> variable was removed to simplify the logic. The check for whether the first column is null has been streamlined into a direct check with </w:t>
+      </w:r>
+      <w:proofErr w:type="spellStart"/>
+      <w:proofErr w:type="gramStart"/>
+      <w:r>
+        <w:t>matrix.GetObject</w:t>
+      </w:r>
+      <w:proofErr w:type="spellEnd"/>
+      <w:proofErr w:type="gramEnd"/>
+      <w:r>
+        <w:t>(0) == null.</w:t>
       </w:r>
     </w:p>
     <w:p>
@@ -4309,6 +3944,34 @@
       <w:r>
         <w:t>InitParallelRegularDictionary()</w:t>
       </w:r>
+      <w:hyperlink r:id="rId20" w:history="1">
+        <w:r>
+          <w:rPr>
+            <w:rStyle w:val="Hyperlink"/>
+          </w:rPr>
+          <w:t>[GitHub</w:t>
+        </w:r>
+        <w:r>
+          <w:rPr>
+            <w:rStyle w:val="Hyperlink"/>
+            <w:rFonts w:hint="eastAsia"/>
+          </w:rPr>
+          <w:t xml:space="preserve"> </w:t>
+        </w:r>
+        <w:r>
+          <w:rPr>
+            <w:rStyle w:val="Hyperlink"/>
+            <w:rFonts w:hint="eastAsia"/>
+          </w:rPr>
+          <w:t>↗</w:t>
+        </w:r>
+        <w:r>
+          <w:rPr>
+            <w:rStyle w:val="Hyperlink"/>
+          </w:rPr>
+          <w:t>]</w:t>
+        </w:r>
+      </w:hyperlink>
     </w:p>
     <w:p>
       <w:pPr>
@@ -4322,7 +3985,15 @@
         <w:tab/>
       </w:r>
       <w:r>
-        <w:t xml:space="preserve">The second method, InitParallelRegularDictionary(), introduces parallel execution using Parallel.For loops and regular dictionaries. </w:t>
+        <w:t xml:space="preserve">The second method, </w:t>
+      </w:r>
+      <w:proofErr w:type="gramStart"/>
+      <w:r>
+        <w:t>InitParallelRegularDictionary(</w:t>
+      </w:r>
+      <w:proofErr w:type="gramEnd"/>
+      <w:r>
+        <w:t xml:space="preserve">), introduces parallel execution using Parallel.For loops and regular dictionaries. </w:t>
       </w:r>
     </w:p>
     <w:p>
@@ -4339,191 +4010,9 @@
         <w:jc w:val="both"/>
       </w:pPr>
       <w:r>
+        <w:lastRenderedPageBreak/>
         <w:t>Parallel Column Initialization: The Parallel.For loop is used to distribute the initialization of columns across multiple threads. Each thread creates a new Column object and assigns it to the matrix.</w:t>
       </w:r>
-    </w:p>
-    <w:p>
-      <w:pPr>
-        <w:tabs>
-          <w:tab w:val="left" w:pos="288"/>
-        </w:tabs>
-        <w:spacing w:after="120" w:line="228" w:lineRule="auto"/>
-        <w:jc w:val="both"/>
-      </w:pPr>
-      <w:r>
-        <w:rPr>
-          <w:noProof/>
-        </w:rPr>
-        <w:lastRenderedPageBreak/>
-        <w:drawing>
-          <wp:inline distT="0" distB="0" distL="0" distR="0" wp14:anchorId="3BE45D4A" wp14:editId="2EE71214">
-            <wp:extent cx="3124200" cy="1554480"/>
-            <wp:effectExtent l="0" t="0" r="0" b="7620"/>
-            <wp:docPr id="814660683" name="Picture 1" descr="A screenshot of a computer program&#10;&#10;AI-generated content may be incorrect."/>
-            <wp:cNvGraphicFramePr>
-              <a:graphicFrameLocks xmlns:a="http://schemas.openxmlformats.org/drawingml/2006/main" noChangeAspect="1"/>
-            </wp:cNvGraphicFramePr>
-            <a:graphic xmlns:a="http://schemas.openxmlformats.org/drawingml/2006/main">
-              <a:graphicData uri="http://schemas.openxmlformats.org/drawingml/2006/picture">
-                <pic:pic xmlns:pic="http://schemas.openxmlformats.org/drawingml/2006/picture">
-                  <pic:nvPicPr>
-                    <pic:cNvPr id="814660683" name="Picture 1" descr="A screenshot of a computer program&#10;&#10;AI-generated content may be incorrect."/>
-                    <pic:cNvPicPr/>
-                  </pic:nvPicPr>
-                  <pic:blipFill>
-                    <a:blip r:embed="rId21"/>
-                    <a:stretch>
-                      <a:fillRect/>
-                    </a:stretch>
-                  </pic:blipFill>
-                  <pic:spPr>
-                    <a:xfrm>
-                      <a:off x="0" y="0"/>
-                      <a:ext cx="3124200" cy="1554480"/>
-                    </a:xfrm>
-                    <a:prstGeom prst="rect">
-                      <a:avLst/>
-                    </a:prstGeom>
-                  </pic:spPr>
-                </pic:pic>
-              </a:graphicData>
-            </a:graphic>
-          </wp:inline>
-        </w:drawing>
-      </w:r>
-    </w:p>
-    <w:p>
-      <w:pPr>
-        <w:tabs>
-          <w:tab w:val="left" w:pos="288"/>
-        </w:tabs>
-        <w:jc w:val="both"/>
-        <w:rPr>
-          <w:color w:val="0D0D0D"/>
-          <w:sz w:val="16"/>
-          <w:szCs w:val="16"/>
-          <w:shd w:val="clear" w:color="auto" w:fill="FFFFFF"/>
-        </w:rPr>
-      </w:pPr>
-    </w:p>
-    <w:p>
-      <w:pPr>
-        <w:tabs>
-          <w:tab w:val="left" w:pos="288"/>
-        </w:tabs>
-        <w:jc w:val="center"/>
-        <w:rPr>
-          <w:color w:val="0D0D0D"/>
-          <w:sz w:val="16"/>
-          <w:szCs w:val="16"/>
-          <w:shd w:val="clear" w:color="auto" w:fill="FFFFFF"/>
-        </w:rPr>
-      </w:pPr>
-      <w:r>
-        <w:rPr>
-          <w:color w:val="0D0D0D"/>
-          <w:sz w:val="16"/>
-          <w:szCs w:val="16"/>
-          <w:shd w:val="clear" w:color="auto" w:fill="FFFFFF"/>
-        </w:rPr>
-        <w:t>Figure</w:t>
-      </w:r>
-      <w:r>
-        <w:rPr>
-          <w:color w:val="0D0D0D"/>
-          <w:sz w:val="16"/>
-          <w:szCs w:val="16"/>
-          <w:shd w:val="clear" w:color="auto" w:fill="FFFFFF"/>
-        </w:rPr>
-        <w:t xml:space="preserve"> </w:t>
-      </w:r>
-      <w:r>
-        <w:rPr>
-          <w:color w:val="0D0D0D"/>
-          <w:sz w:val="16"/>
-          <w:szCs w:val="16"/>
-          <w:shd w:val="clear" w:color="auto" w:fill="FFFFFF"/>
-        </w:rPr>
-        <w:t>3</w:t>
-      </w:r>
-      <w:r>
-        <w:rPr>
-          <w:color w:val="0D0D0D"/>
-          <w:sz w:val="16"/>
-          <w:szCs w:val="16"/>
-          <w:shd w:val="clear" w:color="auto" w:fill="FFFFFF"/>
-        </w:rPr>
-        <w:t xml:space="preserve">: </w:t>
-      </w:r>
-      <w:r>
-        <w:rPr>
-          <w:color w:val="0D0D0D"/>
-          <w:sz w:val="16"/>
-          <w:szCs w:val="16"/>
-          <w:shd w:val="clear" w:color="auto" w:fill="FFFFFF"/>
-        </w:rPr>
-        <w:t xml:space="preserve">Parallel Column Initialization with Thread Safety Using </w:t>
-      </w:r>
-      <w:proofErr w:type="spellStart"/>
-      <w:r>
-        <w:rPr>
-          <w:color w:val="0D0D0D"/>
-          <w:sz w:val="16"/>
-          <w:szCs w:val="16"/>
-          <w:shd w:val="clear" w:color="auto" w:fill="FFFFFF"/>
-        </w:rPr>
-        <w:t>Parallel.For</w:t>
-      </w:r>
-      <w:proofErr w:type="spellEnd"/>
-      <w:r>
-        <w:rPr>
-          <w:color w:val="0D0D0D"/>
-          <w:sz w:val="16"/>
-          <w:szCs w:val="16"/>
-          <w:shd w:val="clear" w:color="auto" w:fill="FFFFFF"/>
-        </w:rPr>
-        <w:t xml:space="preserve"> and Locks in </w:t>
-      </w:r>
-      <w:proofErr w:type="spellStart"/>
-      <w:proofErr w:type="gramStart"/>
-      <w:r>
-        <w:rPr>
-          <w:color w:val="0D0D0D"/>
-          <w:sz w:val="16"/>
-          <w:szCs w:val="16"/>
-          <w:shd w:val="clear" w:color="auto" w:fill="FFFFFF"/>
-        </w:rPr>
-        <w:t>InitParallelRegularDictionary</w:t>
-      </w:r>
-      <w:proofErr w:type="spellEnd"/>
-      <w:r>
-        <w:rPr>
-          <w:color w:val="0D0D0D"/>
-          <w:sz w:val="16"/>
-          <w:szCs w:val="16"/>
-          <w:shd w:val="clear" w:color="auto" w:fill="FFFFFF"/>
-        </w:rPr>
-        <w:t>(</w:t>
-      </w:r>
-      <w:proofErr w:type="gramEnd"/>
-      <w:r>
-        <w:rPr>
-          <w:color w:val="0D0D0D"/>
-          <w:sz w:val="16"/>
-          <w:szCs w:val="16"/>
-          <w:shd w:val="clear" w:color="auto" w:fill="FFFFFF"/>
-        </w:rPr>
-        <w:t>)</w:t>
-      </w:r>
-    </w:p>
-    <w:p>
-      <w:pPr>
-        <w:tabs>
-          <w:tab w:val="left" w:pos="288"/>
-        </w:tabs>
-        <w:spacing w:after="120" w:line="228" w:lineRule="auto"/>
-        <w:jc w:val="both"/>
-      </w:pPr>
     </w:p>
     <w:p>
       <w:pPr>
@@ -4555,6 +4044,34 @@
       <w:r>
         <w:t>InitParallelWithConcurrentDictionary()</w:t>
       </w:r>
+      <w:hyperlink r:id="rId21" w:history="1">
+        <w:r>
+          <w:rPr>
+            <w:rStyle w:val="Hyperlink"/>
+          </w:rPr>
+          <w:t>[GitHub</w:t>
+        </w:r>
+        <w:r>
+          <w:rPr>
+            <w:rStyle w:val="Hyperlink"/>
+            <w:rFonts w:hint="eastAsia"/>
+          </w:rPr>
+          <w:t xml:space="preserve"> </w:t>
+        </w:r>
+        <w:r>
+          <w:rPr>
+            <w:rStyle w:val="Hyperlink"/>
+            <w:rFonts w:hint="eastAsia"/>
+          </w:rPr>
+          <w:t>↗</w:t>
+        </w:r>
+        <w:r>
+          <w:rPr>
+            <w:rStyle w:val="Hyperlink"/>
+          </w:rPr>
+          <w:t>]</w:t>
+        </w:r>
+      </w:hyperlink>
     </w:p>
     <w:p/>
     <w:p>
@@ -4570,12 +4087,21 @@
           <w:numId w:val="14"/>
         </w:numPr>
       </w:pPr>
+      <w:proofErr w:type="spellStart"/>
       <w:r>
         <w:rPr>
           <w:b/>
           <w:bCs/>
         </w:rPr>
-        <w:t>ConcurrentDictionary for Thread Safety</w:t>
+        <w:t>ConcurrentDictionary</w:t>
+      </w:r>
+      <w:proofErr w:type="spellEnd"/>
+      <w:r>
+        <w:rPr>
+          <w:b/>
+          <w:bCs/>
+        </w:rPr>
+        <w:t xml:space="preserve"> for Thread Safety</w:t>
       </w:r>
       <w:r>
         <w:t>: The ConcurrentDictionary data structure is used to store columns during parallel initialization. This eliminates the need for explicit locks, as ConcurrentDictionary handles thread safety internally</w:t>
@@ -4584,160 +4110,6 @@
         <w:t>.</w:t>
       </w:r>
     </w:p>
-    <w:p>
-      <w:pPr>
-        <w:ind w:left="720"/>
-      </w:pPr>
-    </w:p>
-    <w:p>
-      <w:r>
-        <w:rPr>
-          <w:noProof/>
-        </w:rPr>
-        <w:drawing>
-          <wp:inline distT="0" distB="0" distL="0" distR="0" wp14:anchorId="34CBD10B" wp14:editId="38323D50">
-            <wp:extent cx="3055620" cy="1699260"/>
-            <wp:effectExtent l="0" t="0" r="0" b="0"/>
-            <wp:docPr id="607139764" name="Picture 1" descr="A screenshot of a computer code&#10;&#10;AI-generated content may be incorrect."/>
-            <wp:cNvGraphicFramePr>
-              <a:graphicFrameLocks xmlns:a="http://schemas.openxmlformats.org/drawingml/2006/main" noChangeAspect="1"/>
-            </wp:cNvGraphicFramePr>
-            <a:graphic xmlns:a="http://schemas.openxmlformats.org/drawingml/2006/main">
-              <a:graphicData uri="http://schemas.openxmlformats.org/drawingml/2006/picture">
-                <pic:pic xmlns:pic="http://schemas.openxmlformats.org/drawingml/2006/picture">
-                  <pic:nvPicPr>
-                    <pic:cNvPr id="607139764" name="Picture 1" descr="A screenshot of a computer code&#10;&#10;AI-generated content may be incorrect."/>
-                    <pic:cNvPicPr/>
-                  </pic:nvPicPr>
-                  <pic:blipFill>
-                    <a:blip r:embed="rId22"/>
-                    <a:stretch>
-                      <a:fillRect/>
-                    </a:stretch>
-                  </pic:blipFill>
-                  <pic:spPr>
-                    <a:xfrm>
-                      <a:off x="0" y="0"/>
-                      <a:ext cx="3057467" cy="1700287"/>
-                    </a:xfrm>
-                    <a:prstGeom prst="rect">
-                      <a:avLst/>
-                    </a:prstGeom>
-                  </pic:spPr>
-                </pic:pic>
-              </a:graphicData>
-            </a:graphic>
-          </wp:inline>
-        </w:drawing>
-      </w:r>
-    </w:p>
-    <w:p>
-      <w:pPr>
-        <w:jc w:val="center"/>
-      </w:pPr>
-    </w:p>
-    <w:p>
-      <w:pPr>
-        <w:tabs>
-          <w:tab w:val="left" w:pos="288"/>
-        </w:tabs>
-        <w:jc w:val="center"/>
-        <w:rPr>
-          <w:color w:val="0D0D0D"/>
-          <w:sz w:val="16"/>
-          <w:szCs w:val="16"/>
-          <w:shd w:val="clear" w:color="auto" w:fill="FFFFFF"/>
-        </w:rPr>
-      </w:pPr>
-      <w:r>
-        <w:rPr>
-          <w:color w:val="0D0D0D"/>
-          <w:sz w:val="16"/>
-          <w:szCs w:val="16"/>
-          <w:shd w:val="clear" w:color="auto" w:fill="FFFFFF"/>
-        </w:rPr>
-        <w:t xml:space="preserve">Figure </w:t>
-      </w:r>
-      <w:r>
-        <w:rPr>
-          <w:color w:val="0D0D0D"/>
-          <w:sz w:val="16"/>
-          <w:szCs w:val="16"/>
-          <w:shd w:val="clear" w:color="auto" w:fill="FFFFFF"/>
-        </w:rPr>
-        <w:t>4</w:t>
-      </w:r>
-      <w:r>
-        <w:rPr>
-          <w:color w:val="0D0D0D"/>
-          <w:sz w:val="16"/>
-          <w:szCs w:val="16"/>
-          <w:shd w:val="clear" w:color="auto" w:fill="FFFFFF"/>
-        </w:rPr>
-        <w:t xml:space="preserve">: </w:t>
-      </w:r>
-      <w:r>
-        <w:rPr>
-          <w:color w:val="0D0D0D"/>
-          <w:sz w:val="16"/>
-          <w:szCs w:val="16"/>
-          <w:shd w:val="clear" w:color="auto" w:fill="FFFFFF"/>
-        </w:rPr>
-        <w:t xml:space="preserve">Thread-Safe Parallel Initialization Using </w:t>
-      </w:r>
-      <w:proofErr w:type="spellStart"/>
-      <w:r>
-        <w:rPr>
-          <w:color w:val="0D0D0D"/>
-          <w:sz w:val="16"/>
-          <w:szCs w:val="16"/>
-          <w:shd w:val="clear" w:color="auto" w:fill="FFFFFF"/>
-        </w:rPr>
-        <w:t>ConcurrentDictionary</w:t>
-      </w:r>
-      <w:proofErr w:type="spellEnd"/>
-      <w:r>
-        <w:rPr>
-          <w:color w:val="0D0D0D"/>
-          <w:sz w:val="16"/>
-          <w:szCs w:val="16"/>
-          <w:shd w:val="clear" w:color="auto" w:fill="FFFFFF"/>
-        </w:rPr>
-        <w:t xml:space="preserve"> in </w:t>
-      </w:r>
-      <w:proofErr w:type="spellStart"/>
-      <w:proofErr w:type="gramStart"/>
-      <w:r>
-        <w:rPr>
-          <w:color w:val="0D0D0D"/>
-          <w:sz w:val="16"/>
-          <w:szCs w:val="16"/>
-          <w:shd w:val="clear" w:color="auto" w:fill="FFFFFF"/>
-        </w:rPr>
-        <w:t>InitParallelWithConcurrentDictionary</w:t>
-      </w:r>
-      <w:proofErr w:type="spellEnd"/>
-      <w:r>
-        <w:rPr>
-          <w:color w:val="0D0D0D"/>
-          <w:sz w:val="16"/>
-          <w:szCs w:val="16"/>
-          <w:shd w:val="clear" w:color="auto" w:fill="FFFFFF"/>
-        </w:rPr>
-        <w:t>(</w:t>
-      </w:r>
-      <w:proofErr w:type="gramEnd"/>
-      <w:r>
-        <w:rPr>
-          <w:color w:val="0D0D0D"/>
-          <w:sz w:val="16"/>
-          <w:szCs w:val="16"/>
-          <w:shd w:val="clear" w:color="auto" w:fill="FFFFFF"/>
-        </w:rPr>
-        <w:t>)</w:t>
-      </w:r>
-    </w:p>
-    <w:p/>
     <w:p/>
     <w:p>
       <w:pPr>
@@ -4768,6 +4140,46 @@
       <w:r>
         <w:t>InitParallelPartitioned()</w:t>
       </w:r>
+      <w:hyperlink r:id="rId22" w:history="1">
+        <w:r>
+          <w:rPr>
+            <w:rStyle w:val="Hyperlink"/>
+          </w:rPr>
+          <w:t>[Gi</w:t>
+        </w:r>
+        <w:r>
+          <w:rPr>
+            <w:rStyle w:val="Hyperlink"/>
+          </w:rPr>
+          <w:t>t</w:t>
+        </w:r>
+        <w:r>
+          <w:rPr>
+            <w:rStyle w:val="Hyperlink"/>
+          </w:rPr>
+          <w:t>Hub</w:t>
+        </w:r>
+        <w:r>
+          <w:rPr>
+            <w:rStyle w:val="Hyperlink"/>
+            <w:rFonts w:hint="eastAsia"/>
+          </w:rPr>
+          <w:t xml:space="preserve"> </w:t>
+        </w:r>
+        <w:r>
+          <w:rPr>
+            <w:rStyle w:val="Hyperlink"/>
+            <w:rFonts w:hint="eastAsia"/>
+          </w:rPr>
+          <w:t>↗</w:t>
+        </w:r>
+        <w:r>
+          <w:rPr>
+            <w:rStyle w:val="Hyperlink"/>
+          </w:rPr>
+          <w:t>]</w:t>
+        </w:r>
+      </w:hyperlink>
     </w:p>
     <w:p/>
     <w:p>
@@ -4793,158 +4205,6 @@
         <w:t>: The Partitioner.Create method is used to divide the workload into smaller partitions. This reduces overhead and improves performance for large datasets.</w:t>
       </w:r>
     </w:p>
-    <w:p>
-      <w:pPr>
-        <w:ind w:left="720"/>
-      </w:pPr>
-    </w:p>
-    <w:p>
-      <w:r>
-        <w:rPr>
-          <w:noProof/>
-        </w:rPr>
-        <w:drawing>
-          <wp:inline distT="0" distB="0" distL="0" distR="0" wp14:anchorId="1F363B82" wp14:editId="0773C5A7">
-            <wp:extent cx="3219450" cy="1706880"/>
-            <wp:effectExtent l="0" t="0" r="0" b="7620"/>
-            <wp:docPr id="1353829550" name="Picture 1" descr="A screen shot of a computer code&#10;&#10;AI-generated content may be incorrect."/>
-            <wp:cNvGraphicFramePr>
-              <a:graphicFrameLocks xmlns:a="http://schemas.openxmlformats.org/drawingml/2006/main" noChangeAspect="1"/>
-            </wp:cNvGraphicFramePr>
-            <a:graphic xmlns:a="http://schemas.openxmlformats.org/drawingml/2006/main">
-              <a:graphicData uri="http://schemas.openxmlformats.org/drawingml/2006/picture">
-                <pic:pic xmlns:pic="http://schemas.openxmlformats.org/drawingml/2006/picture">
-                  <pic:nvPicPr>
-                    <pic:cNvPr id="1353829550" name="Picture 1" descr="A screen shot of a computer code&#10;&#10;AI-generated content may be incorrect."/>
-                    <pic:cNvPicPr/>
-                  </pic:nvPicPr>
-                  <pic:blipFill>
-                    <a:blip r:embed="rId23"/>
-                    <a:stretch>
-                      <a:fillRect/>
-                    </a:stretch>
-                  </pic:blipFill>
-                  <pic:spPr>
-                    <a:xfrm>
-                      <a:off x="0" y="0"/>
-                      <a:ext cx="3219450" cy="1706880"/>
-                    </a:xfrm>
-                    <a:prstGeom prst="rect">
-                      <a:avLst/>
-                    </a:prstGeom>
-                  </pic:spPr>
-                </pic:pic>
-              </a:graphicData>
-            </a:graphic>
-          </wp:inline>
-        </w:drawing>
-      </w:r>
-    </w:p>
-    <w:p>
-      <w:pPr>
-        <w:tabs>
-          <w:tab w:val="left" w:pos="288"/>
-        </w:tabs>
-        <w:jc w:val="both"/>
-        <w:rPr>
-          <w:color w:val="0D0D0D"/>
-          <w:sz w:val="16"/>
-          <w:szCs w:val="16"/>
-          <w:shd w:val="clear" w:color="auto" w:fill="FFFFFF"/>
-        </w:rPr>
-      </w:pPr>
-    </w:p>
-    <w:p>
-      <w:pPr>
-        <w:tabs>
-          <w:tab w:val="left" w:pos="288"/>
-        </w:tabs>
-        <w:jc w:val="center"/>
-        <w:rPr>
-          <w:color w:val="0D0D0D"/>
-          <w:sz w:val="16"/>
-          <w:szCs w:val="16"/>
-          <w:shd w:val="clear" w:color="auto" w:fill="FFFFFF"/>
-        </w:rPr>
-      </w:pPr>
-      <w:r>
-        <w:rPr>
-          <w:color w:val="0D0D0D"/>
-          <w:sz w:val="16"/>
-          <w:szCs w:val="16"/>
-          <w:shd w:val="clear" w:color="auto" w:fill="FFFFFF"/>
-        </w:rPr>
-        <w:t xml:space="preserve">Figure </w:t>
-      </w:r>
-      <w:r>
-        <w:rPr>
-          <w:color w:val="0D0D0D"/>
-          <w:sz w:val="16"/>
-          <w:szCs w:val="16"/>
-          <w:shd w:val="clear" w:color="auto" w:fill="FFFFFF"/>
-        </w:rPr>
-        <w:t>5</w:t>
-      </w:r>
-      <w:r>
-        <w:rPr>
-          <w:color w:val="0D0D0D"/>
-          <w:sz w:val="16"/>
-          <w:szCs w:val="16"/>
-          <w:shd w:val="clear" w:color="auto" w:fill="FFFFFF"/>
-        </w:rPr>
-        <w:t xml:space="preserve">: </w:t>
-      </w:r>
-      <w:r>
-        <w:rPr>
-          <w:color w:val="0D0D0D"/>
-          <w:sz w:val="16"/>
-          <w:szCs w:val="16"/>
-          <w:shd w:val="clear" w:color="auto" w:fill="FFFFFF"/>
-        </w:rPr>
-        <w:t xml:space="preserve">Optimized Parallel Initialization Using Workload Partitioning in </w:t>
-      </w:r>
-      <w:proofErr w:type="spellStart"/>
-      <w:proofErr w:type="gramStart"/>
-      <w:r>
-        <w:rPr>
-          <w:color w:val="0D0D0D"/>
-          <w:sz w:val="16"/>
-          <w:szCs w:val="16"/>
-          <w:shd w:val="clear" w:color="auto" w:fill="FFFFFF"/>
-        </w:rPr>
-        <w:t>InitParallelPartitioned</w:t>
-      </w:r>
-      <w:proofErr w:type="spellEnd"/>
-      <w:r>
-        <w:rPr>
-          <w:color w:val="0D0D0D"/>
-          <w:sz w:val="16"/>
-          <w:szCs w:val="16"/>
-          <w:shd w:val="clear" w:color="auto" w:fill="FFFFFF"/>
-        </w:rPr>
-        <w:t>(</w:t>
-      </w:r>
-      <w:proofErr w:type="gramEnd"/>
-      <w:r>
-        <w:rPr>
-          <w:color w:val="0D0D0D"/>
-          <w:sz w:val="16"/>
-          <w:szCs w:val="16"/>
-          <w:shd w:val="clear" w:color="auto" w:fill="FFFFFF"/>
-        </w:rPr>
-        <w:t>)</w:t>
-      </w:r>
-      <w:r>
-        <w:rPr>
-          <w:color w:val="0D0D0D"/>
-          <w:sz w:val="16"/>
-          <w:szCs w:val="16"/>
-          <w:shd w:val="clear" w:color="auto" w:fill="FFFFFF"/>
-        </w:rPr>
-        <w:t>.</w:t>
-      </w:r>
-    </w:p>
-    <w:p/>
     <w:p/>
     <w:p>
       <w:pPr>
@@ -5093,14 +4353,6 @@
           <w:tab w:val="left" w:pos="288"/>
         </w:tabs>
         <w:jc w:val="both"/>
-      </w:pPr>
-    </w:p>
-    <w:p>
-      <w:pPr>
-        <w:tabs>
-          <w:tab w:val="left" w:pos="288"/>
-        </w:tabs>
-        <w:jc w:val="both"/>
         <w:rPr>
           <w:color w:val="0D0D0D" w:themeColor="text1" w:themeTint="F2"/>
         </w:rPr>
@@ -5127,7 +4379,13 @@
         <w:rPr>
           <w:color w:val="0D0D0D" w:themeColor="text1" w:themeTint="F2"/>
         </w:rPr>
-        <w:t xml:space="preserve"> a comprehensive analysis of the performance improvements achieved through the parallelization of the Temporal Memory algorithm. We compare the execution times, consistency, and efficiency of the four implemented methods: </w:t>
+        <w:t xml:space="preserve"> a comprehensive analysis of the performance improvements achieved through the parallelization of the Temporal Memory algorithm. We </w:t>
+      </w:r>
+      <w:r>
+        <w:rPr>
+          <w:color w:val="0D0D0D" w:themeColor="text1" w:themeTint="F2"/>
+        </w:rPr>
+        <w:t>compare the execution times, consistency, and efficiency of the four implemented methods: </w:t>
       </w:r>
     </w:p>
     <w:p>
@@ -5185,30 +4443,74 @@
           <w:color w:val="0D0D0D"/>
           <w:shd w:val="clear" w:color="auto" w:fill="FFFFFF"/>
         </w:rPr>
-        <w:t>After implementing the four methods, we conducted a thorough performance analysis to evaluate their effectiveness. Key metrics such as execution time, CPU utilization, and memory usage were measured for each method. Statistical measures such as mean, variance, and standard deviation were calculated to assess consistency and reliability.</w:t>
-      </w:r>
-    </w:p>
-    <w:p>
-      <w:pPr>
-        <w:pStyle w:val="Heading5"/>
-        <w:rPr>
-          <w:shd w:val="clear" w:color="auto" w:fill="FFFFFF"/>
-        </w:rPr>
-      </w:pPr>
-      <w:r>
-        <w:rPr>
-          <w:shd w:val="clear" w:color="auto" w:fill="FFFFFF"/>
-        </w:rPr>
-        <w:lastRenderedPageBreak/>
-        <w:t>Key Metrics</w:t>
-      </w:r>
-    </w:p>
-    <w:p>
-      <w:pPr>
-        <w:numPr>
-          <w:ilvl w:val="0"/>
-          <w:numId w:val="17"/>
-        </w:numPr>
+        <w:t xml:space="preserve">After implementing the four methods, we conducted a thorough performance analysis to evaluate their effectiveness. Key metrics such as </w:t>
+      </w:r>
+      <w:r>
+        <w:rPr>
+          <w:color w:val="0D0D0D"/>
+          <w:shd w:val="clear" w:color="auto" w:fill="FFFFFF"/>
+        </w:rPr>
+        <w:t xml:space="preserve">Mean </w:t>
+      </w:r>
+      <w:r>
+        <w:rPr>
+          <w:color w:val="0D0D0D"/>
+          <w:shd w:val="clear" w:color="auto" w:fill="FFFFFF"/>
+        </w:rPr>
+        <w:t>execution time</w:t>
+      </w:r>
+      <w:r>
+        <w:rPr>
+          <w:color w:val="0D0D0D"/>
+          <w:shd w:val="clear" w:color="auto" w:fill="FFFFFF"/>
+        </w:rPr>
+        <w:t>,</w:t>
+      </w:r>
+      <w:r>
+        <w:rPr>
+          <w:color w:val="0D0D0D"/>
+          <w:shd w:val="clear" w:color="auto" w:fill="FFFFFF"/>
+        </w:rPr>
+        <w:t xml:space="preserve"> </w:t>
+      </w:r>
+      <w:r>
+        <w:rPr>
+          <w:color w:val="0D0D0D"/>
+          <w:shd w:val="clear" w:color="auto" w:fill="FFFFFF"/>
+        </w:rPr>
+        <w:t>Variance and Standard Deviation</w:t>
+      </w:r>
+      <w:r>
+        <w:rPr>
+          <w:color w:val="0D0D0D"/>
+          <w:shd w:val="clear" w:color="auto" w:fill="FFFFFF"/>
+        </w:rPr>
+        <w:t xml:space="preserve">, </w:t>
+      </w:r>
+      <w:r>
+        <w:rPr>
+          <w:color w:val="0D0D0D"/>
+          <w:shd w:val="clear" w:color="auto" w:fill="FFFFFF"/>
+        </w:rPr>
+        <w:t>Max/Min Ratio</w:t>
+      </w:r>
+      <w:r>
+        <w:rPr>
+          <w:color w:val="0D0D0D"/>
+          <w:shd w:val="clear" w:color="auto" w:fill="FFFFFF"/>
+        </w:rPr>
+        <w:t xml:space="preserve">, </w:t>
+      </w:r>
+      <w:r>
+        <w:rPr>
+          <w:color w:val="0D0D0D"/>
+          <w:shd w:val="clear" w:color="auto" w:fill="FFFFFF"/>
+        </w:rPr>
+        <w:t>CPU utilization, and memory usage were measured for each method. Statistical measures such as mean, variance, and standard deviation were calculated to assess consistency and reliability.</w:t>
+      </w:r>
+    </w:p>
+    <w:p>
+      <w:pPr>
         <w:tabs>
           <w:tab w:val="left" w:pos="288"/>
         </w:tabs>
@@ -5224,15 +4526,46 @@
           <w:color w:val="0D0D0D"/>
           <w:shd w:val="clear" w:color="auto" w:fill="FFFFFF"/>
         </w:rPr>
-        <w:t>Mean Execution Time: The average time across all runs.</w:t>
-      </w:r>
-    </w:p>
-    <w:p>
-      <w:pPr>
-        <w:numPr>
-          <w:ilvl w:val="0"/>
-          <w:numId w:val="17"/>
-        </w:numPr>
+        <w:t>The results</w:t>
+      </w:r>
+      <w:r>
+        <w:rPr>
+          <w:color w:val="0D0D0D"/>
+          <w:shd w:val="clear" w:color="auto" w:fill="FFFFFF"/>
+        </w:rPr>
+        <w:t xml:space="preserve"> </w:t>
+      </w:r>
+      <w:r>
+        <w:rPr>
+          <w:color w:val="0D0D0D"/>
+          <w:shd w:val="clear" w:color="auto" w:fill="FFFFFF"/>
+        </w:rPr>
+        <w:t>showed</w:t>
+      </w:r>
+      <w:r>
+        <w:rPr>
+          <w:color w:val="0D0D0D"/>
+          <w:shd w:val="clear" w:color="auto" w:fill="FFFFFF"/>
+        </w:rPr>
+        <w:t xml:space="preserve"> </w:t>
+      </w:r>
+      <w:r>
+        <w:rPr>
+          <w:color w:val="0D0D0D"/>
+          <w:shd w:val="clear" w:color="auto" w:fill="FFFFFF"/>
+        </w:rPr>
+        <w:t>that </w:t>
+      </w:r>
+      <w:r>
+        <w:rPr>
+          <w:color w:val="0D0D0D"/>
+          <w:shd w:val="clear" w:color="auto" w:fill="FFFFFF"/>
+        </w:rPr>
+        <w:t>-</w:t>
+      </w:r>
+    </w:p>
+    <w:p>
+      <w:pPr>
         <w:tabs>
           <w:tab w:val="left" w:pos="288"/>
         </w:tabs>
@@ -5243,105 +4576,6 @@
           <w:shd w:val="clear" w:color="auto" w:fill="FFFFFF"/>
         </w:rPr>
       </w:pPr>
-      <w:r>
-        <w:rPr>
-          <w:color w:val="0D0D0D"/>
-          <w:shd w:val="clear" w:color="auto" w:fill="FFFFFF"/>
-        </w:rPr>
-        <w:t>Variance and Standard Deviation: Measures of consistency in execution times.</w:t>
-      </w:r>
-    </w:p>
-    <w:p>
-      <w:pPr>
-        <w:numPr>
-          <w:ilvl w:val="0"/>
-          <w:numId w:val="17"/>
-        </w:numPr>
-        <w:tabs>
-          <w:tab w:val="left" w:pos="288"/>
-        </w:tabs>
-        <w:spacing w:after="120" w:line="228" w:lineRule="auto"/>
-        <w:jc w:val="both"/>
-        <w:rPr>
-          <w:color w:val="0D0D0D"/>
-          <w:shd w:val="clear" w:color="auto" w:fill="FFFFFF"/>
-        </w:rPr>
-      </w:pPr>
-      <w:r>
-        <w:rPr>
-          <w:color w:val="0D0D0D"/>
-          <w:shd w:val="clear" w:color="auto" w:fill="FFFFFF"/>
-        </w:rPr>
-        <w:t>Max/Min Ratio: Indicates the worst-case performance variability.</w:t>
-      </w:r>
-    </w:p>
-    <w:p>
-      <w:pPr>
-        <w:tabs>
-          <w:tab w:val="left" w:pos="288"/>
-        </w:tabs>
-        <w:spacing w:after="120" w:line="228" w:lineRule="auto"/>
-        <w:jc w:val="both"/>
-        <w:rPr>
-          <w:color w:val="0D0D0D"/>
-          <w:shd w:val="clear" w:color="auto" w:fill="FFFFFF"/>
-        </w:rPr>
-      </w:pPr>
-      <w:r>
-        <w:rPr>
-          <w:color w:val="0D0D0D"/>
-          <w:shd w:val="clear" w:color="auto" w:fill="FFFFFF"/>
-        </w:rPr>
-        <w:t>The results</w:t>
-      </w:r>
-      <w:r>
-        <w:rPr>
-          <w:color w:val="0D0D0D"/>
-          <w:shd w:val="clear" w:color="auto" w:fill="FFFFFF"/>
-        </w:rPr>
-        <w:t xml:space="preserve"> </w:t>
-      </w:r>
-      <w:r>
-        <w:rPr>
-          <w:color w:val="0D0D0D"/>
-          <w:shd w:val="clear" w:color="auto" w:fill="FFFFFF"/>
-        </w:rPr>
-        <w:t>showed</w:t>
-      </w:r>
-      <w:r>
-        <w:rPr>
-          <w:color w:val="0D0D0D"/>
-          <w:shd w:val="clear" w:color="auto" w:fill="FFFFFF"/>
-        </w:rPr>
-        <w:t xml:space="preserve"> </w:t>
-      </w:r>
-      <w:r>
-        <w:rPr>
-          <w:color w:val="0D0D0D"/>
-          <w:shd w:val="clear" w:color="auto" w:fill="FFFFFF"/>
-        </w:rPr>
-        <w:t>that </w:t>
-      </w:r>
-      <w:r>
-        <w:rPr>
-          <w:color w:val="0D0D0D"/>
-          <w:shd w:val="clear" w:color="auto" w:fill="FFFFFF"/>
-        </w:rPr>
-        <w:t>-</w:t>
-      </w:r>
-    </w:p>
-    <w:p>
-      <w:pPr>
-        <w:tabs>
-          <w:tab w:val="left" w:pos="288"/>
-        </w:tabs>
-        <w:spacing w:after="120" w:line="228" w:lineRule="auto"/>
-        <w:jc w:val="both"/>
-        <w:rPr>
-          <w:color w:val="0D0D0D"/>
-          <w:shd w:val="clear" w:color="auto" w:fill="FFFFFF"/>
-        </w:rPr>
-      </w:pPr>
       <w:proofErr w:type="gramStart"/>
       <w:r>
         <w:rPr>
@@ -5369,19 +4603,6 @@
         </w:rPr>
         <w:t> outperformed the other methods in terms of execution speed, consistency, and thread safety. It achieved the lowest mean execution time and the smallest variance, making it the most efficient and reliable method.</w:t>
       </w:r>
-    </w:p>
-    <w:p>
-      <w:pPr>
-        <w:tabs>
-          <w:tab w:val="left" w:pos="288"/>
-        </w:tabs>
-        <w:spacing w:after="120" w:line="228" w:lineRule="auto"/>
-        <w:jc w:val="both"/>
-        <w:rPr>
-          <w:color w:val="0D0D0D"/>
-          <w:shd w:val="clear" w:color="auto" w:fill="FFFFFF"/>
-        </w:rPr>
-      </w:pPr>
     </w:p>
     <w:p>
       <w:pPr>
@@ -5492,13 +4713,19 @@
     </w:p>
     <w:p>
       <w:pPr>
-        <w:numPr>
-          <w:ilvl w:val="0"/>
-          <w:numId w:val="8"/>
-        </w:numPr>
         <w:tabs>
           <w:tab w:val="left" w:pos="288"/>
-          <w:tab w:val="num" w:pos="360"/>
+        </w:tabs>
+        <w:jc w:val="both"/>
+        <w:rPr>
+          <w:color w:val="0D0D0D" w:themeColor="text1" w:themeTint="F2"/>
+        </w:rPr>
+      </w:pPr>
+    </w:p>
+    <w:p>
+      <w:pPr>
+        <w:tabs>
+          <w:tab w:val="left" w:pos="288"/>
         </w:tabs>
         <w:jc w:val="both"/>
         <w:rPr>
@@ -5515,6 +4742,19 @@
         </w:rPr>
         <w:t>Key Metrics:</w:t>
       </w:r>
+    </w:p>
+    <w:p>
+      <w:pPr>
+        <w:tabs>
+          <w:tab w:val="left" w:pos="288"/>
+        </w:tabs>
+        <w:jc w:val="both"/>
+        <w:rPr>
+          <w:b/>
+          <w:bCs/>
+          <w:color w:val="0D0D0D" w:themeColor="text1" w:themeTint="F2"/>
+        </w:rPr>
+      </w:pPr>
     </w:p>
     <w:p>
       <w:pPr>
@@ -5844,6 +5084,7 @@
                 <w:b/>
                 <w:bCs/>
               </w:rPr>
+              <w:lastRenderedPageBreak/>
               <w:t>InitParallelWithConcurrentDictionary(</w:t>
             </w:r>
             <w:proofErr w:type="gramEnd"/>
@@ -6028,16 +5269,7 @@
           <w:szCs w:val="16"/>
           <w:shd w:val="clear" w:color="auto" w:fill="FFFFFF"/>
         </w:rPr>
-        <w:t xml:space="preserve">Table </w:t>
-      </w:r>
-      <w:r>
-        <w:rPr>
-          <w:color w:val="0D0D0D"/>
-          <w:sz w:val="16"/>
-          <w:szCs w:val="16"/>
-          <w:shd w:val="clear" w:color="auto" w:fill="FFFFFF"/>
-        </w:rPr>
-        <w:t>2</w:t>
+        <w:t>Table 2</w:t>
       </w:r>
       <w:r>
         <w:rPr>
@@ -6164,53 +5396,311 @@
         <w:ind w:left="360"/>
       </w:pPr>
       <w:r>
+        <w:rPr>
+          <w:noProof/>
+        </w:rPr>
+        <mc:AlternateContent>
+          <mc:Choice Requires="wps">
+            <w:drawing>
+              <wp:anchor distT="45720" distB="45720" distL="114300" distR="114300" simplePos="0" relativeHeight="251659264" behindDoc="0" locked="0" layoutInCell="1" allowOverlap="1" wp14:anchorId="177795DB" wp14:editId="1778A836">
+                <wp:simplePos x="0" y="0"/>
+                <wp:positionH relativeFrom="column">
+                  <wp:posOffset>65405</wp:posOffset>
+                </wp:positionH>
+                <wp:positionV relativeFrom="paragraph">
+                  <wp:posOffset>356870</wp:posOffset>
+                </wp:positionV>
+                <wp:extent cx="3001645" cy="1404620"/>
+                <wp:effectExtent l="0" t="0" r="27305" b="20320"/>
+                <wp:wrapSquare wrapText="bothSides"/>
+                <wp:docPr id="217" name="Text Box 2"/>
+                <wp:cNvGraphicFramePr>
+                  <a:graphicFrameLocks xmlns:a="http://schemas.openxmlformats.org/drawingml/2006/main"/>
+                </wp:cNvGraphicFramePr>
+                <a:graphic xmlns:a="http://schemas.openxmlformats.org/drawingml/2006/main">
+                  <a:graphicData uri="http://schemas.microsoft.com/office/word/2010/wordprocessingShape">
+                    <wps:wsp>
+                      <wps:cNvSpPr txBox="1">
+                        <a:spLocks noChangeArrowheads="1"/>
+                      </wps:cNvSpPr>
+                      <wps:spPr bwMode="auto">
+                        <a:xfrm>
+                          <a:off x="0" y="0"/>
+                          <a:ext cx="3001645" cy="1404620"/>
+                        </a:xfrm>
+                        <a:prstGeom prst="rect">
+                          <a:avLst/>
+                        </a:prstGeom>
+                        <a:solidFill>
+                          <a:srgbClr val="FFFFFF"/>
+                        </a:solidFill>
+                        <a:ln w="9525">
+                          <a:solidFill>
+                            <a:srgbClr val="000000"/>
+                          </a:solidFill>
+                          <a:miter lim="800000"/>
+                          <a:headEnd/>
+                          <a:tailEnd/>
+                        </a:ln>
+                      </wps:spPr>
+                      <wps:txbx>
+                        <w:txbxContent>
+                          <w:p>
+                            <w:r>
+                              <w:t>// Initialize the Connections object with necessary configurations</w:t>
+                            </w:r>
+                          </w:p>
+                          <w:p>
+                            <w:r>
+                              <w:t xml:space="preserve"> </w:t>
+                            </w:r>
+                            <w:proofErr w:type="spellStart"/>
+                            <w:r>
+                              <w:t>HtmConfig</w:t>
+                            </w:r>
+                            <w:proofErr w:type="spellEnd"/>
+                            <w:r>
+                              <w:t xml:space="preserve"> </w:t>
+                            </w:r>
+                            <w:proofErr w:type="spellStart"/>
+                            <w:r>
+                              <w:t>htmConfig</w:t>
+                            </w:r>
+                            <w:proofErr w:type="spellEnd"/>
+                            <w:r>
+                              <w:t xml:space="preserve"> = new </w:t>
+                            </w:r>
+                            <w:proofErr w:type="spellStart"/>
+                            <w:r>
+                              <w:t>HtmConfig</w:t>
+                            </w:r>
+                            <w:proofErr w:type="spellEnd"/>
+                          </w:p>
+                          <w:p>
+                            <w:r>
+                              <w:t xml:space="preserve"> {</w:t>
+                            </w:r>
+                          </w:p>
+                          <w:p>
+                            <w:r>
+                              <w:t xml:space="preserve">     </w:t>
+                            </w:r>
+                            <w:proofErr w:type="spellStart"/>
+                            <w:r>
+                              <w:t>ColumnDimensions</w:t>
+                            </w:r>
+                            <w:proofErr w:type="spellEnd"/>
+                            <w:r>
+                              <w:t xml:space="preserve"> = new </w:t>
+                            </w:r>
+                            <w:proofErr w:type="gramStart"/>
+                            <w:r>
+                              <w:t>int[</w:t>
+                            </w:r>
+                            <w:proofErr w:type="gramEnd"/>
+                            <w:r>
+                              <w:t xml:space="preserve">] </w:t>
+                            </w:r>
+                            <w:proofErr w:type="gramStart"/>
+                            <w:r>
+                              <w:t>{ 100</w:t>
+                            </w:r>
+                            <w:proofErr w:type="gramEnd"/>
+                            <w:r>
+                              <w:t xml:space="preserve"> }, // Example dimensions</w:t>
+                            </w:r>
+                          </w:p>
+                          <w:p>
+                            <w:r>
+                              <w:t xml:space="preserve">     </w:t>
+                            </w:r>
+                            <w:proofErr w:type="spellStart"/>
+                            <w:r>
+                              <w:t>CellsPerColumn</w:t>
+                            </w:r>
+                            <w:proofErr w:type="spellEnd"/>
+                            <w:r>
+                              <w:t xml:space="preserve"> = 32,</w:t>
+                            </w:r>
+                          </w:p>
+                          <w:p>
+                            <w:r>
+                              <w:t xml:space="preserve">     </w:t>
+                            </w:r>
+                            <w:proofErr w:type="spellStart"/>
+                            <w:r>
+                              <w:t>SynPermConnected</w:t>
+                            </w:r>
+                            <w:proofErr w:type="spellEnd"/>
+                            <w:r>
+                              <w:t xml:space="preserve"> = 0.1,</w:t>
+                            </w:r>
+                          </w:p>
+                          <w:p>
+                            <w:r>
+                              <w:t xml:space="preserve">     </w:t>
+                            </w:r>
+                            <w:proofErr w:type="spellStart"/>
+                            <w:r>
+                              <w:t>NumInputs</w:t>
+                            </w:r>
+                            <w:proofErr w:type="spellEnd"/>
+                            <w:r>
+                              <w:t xml:space="preserve"> = 100</w:t>
+                            </w:r>
+                          </w:p>
+                          <w:p>
+                            <w:r>
+                              <w:t xml:space="preserve"> };</w:t>
+                            </w:r>
+                          </w:p>
+                        </w:txbxContent>
+                      </wps:txbx>
+                      <wps:bodyPr rot="0" vert="horz" wrap="square" lIns="91440" tIns="45720" rIns="91440" bIns="45720" anchor="t" anchorCtr="0">
+                        <a:spAutoFit/>
+                      </wps:bodyPr>
+                    </wps:wsp>
+                  </a:graphicData>
+                </a:graphic>
+                <wp14:sizeRelH relativeFrom="margin">
+                  <wp14:pctWidth>0</wp14:pctWidth>
+                </wp14:sizeRelH>
+                <wp14:sizeRelV relativeFrom="margin">
+                  <wp14:pctHeight>20000</wp14:pctHeight>
+                </wp14:sizeRelV>
+              </wp:anchor>
+            </w:drawing>
+          </mc:Choice>
+          <mc:Fallback>
+            <w:pict>
+              <v:shapetype w14:anchorId="177795DB" id="_x0000_t202" coordsize="21600,21600" o:spt="202" path="m,l,21600r21600,l21600,xe">
+                <v:stroke joinstyle="miter"/>
+                <v:path gradientshapeok="t" o:connecttype="rect"/>
+              </v:shapetype>
+              <v:shape id="Text Box 2" o:spid="_x0000_s1026" type="#_x0000_t202" style="position:absolute;left:0;text-align:left;margin-left:5.15pt;margin-top:28.1pt;width:236.35pt;height:110.6pt;z-index:251659264;visibility:visible;mso-wrap-style:square;mso-width-percent:0;mso-height-percent:200;mso-wrap-distance-left:9pt;mso-wrap-distance-top:3.6pt;mso-wrap-distance-right:9pt;mso-wrap-distance-bottom:3.6pt;mso-position-horizontal:absolute;mso-position-horizontal-relative:text;mso-position-vertical:absolute;mso-position-vertical-relative:text;mso-width-percent:0;mso-height-percent:200;mso-width-relative:margin;mso-height-relative:margin;v-text-anchor:top" o:gfxdata="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">
+                <v:textbox style="mso-fit-shape-to-text:t">
+                  <w:txbxContent>
+                    <w:p>
+                      <w:r>
+                        <w:t>// Initialize the Connections object with necessary configurations</w:t>
+                      </w:r>
+                    </w:p>
+                    <w:p>
+                      <w:r>
+                        <w:t xml:space="preserve"> </w:t>
+                      </w:r>
+                      <w:proofErr w:type="spellStart"/>
+                      <w:r>
+                        <w:t>HtmConfig</w:t>
+                      </w:r>
+                      <w:proofErr w:type="spellEnd"/>
+                      <w:r>
+                        <w:t xml:space="preserve"> </w:t>
+                      </w:r>
+                      <w:proofErr w:type="spellStart"/>
+                      <w:r>
+                        <w:t>htmConfig</w:t>
+                      </w:r>
+                      <w:proofErr w:type="spellEnd"/>
+                      <w:r>
+                        <w:t xml:space="preserve"> = new </w:t>
+                      </w:r>
+                      <w:proofErr w:type="spellStart"/>
+                      <w:r>
+                        <w:t>HtmConfig</w:t>
+                      </w:r>
+                      <w:proofErr w:type="spellEnd"/>
+                    </w:p>
+                    <w:p>
+                      <w:r>
+                        <w:t xml:space="preserve"> {</w:t>
+                      </w:r>
+                    </w:p>
+                    <w:p>
+                      <w:r>
+                        <w:t xml:space="preserve">     </w:t>
+                      </w:r>
+                      <w:proofErr w:type="spellStart"/>
+                      <w:r>
+                        <w:t>ColumnDimensions</w:t>
+                      </w:r>
+                      <w:proofErr w:type="spellEnd"/>
+                      <w:r>
+                        <w:t xml:space="preserve"> = new </w:t>
+                      </w:r>
+                      <w:proofErr w:type="gramStart"/>
+                      <w:r>
+                        <w:t>int[</w:t>
+                      </w:r>
+                      <w:proofErr w:type="gramEnd"/>
+                      <w:r>
+                        <w:t xml:space="preserve">] </w:t>
+                      </w:r>
+                      <w:proofErr w:type="gramStart"/>
+                      <w:r>
+                        <w:t>{ 100</w:t>
+                      </w:r>
+                      <w:proofErr w:type="gramEnd"/>
+                      <w:r>
+                        <w:t xml:space="preserve"> }, // Example dimensions</w:t>
+                      </w:r>
+                    </w:p>
+                    <w:p>
+                      <w:r>
+                        <w:t xml:space="preserve">     </w:t>
+                      </w:r>
+                      <w:proofErr w:type="spellStart"/>
+                      <w:r>
+                        <w:t>CellsPerColumn</w:t>
+                      </w:r>
+                      <w:proofErr w:type="spellEnd"/>
+                      <w:r>
+                        <w:t xml:space="preserve"> = 32,</w:t>
+                      </w:r>
+                    </w:p>
+                    <w:p>
+                      <w:r>
+                        <w:t xml:space="preserve">     </w:t>
+                      </w:r>
+                      <w:proofErr w:type="spellStart"/>
+                      <w:r>
+                        <w:t>SynPermConnected</w:t>
+                      </w:r>
+                      <w:proofErr w:type="spellEnd"/>
+                      <w:r>
+                        <w:t xml:space="preserve"> = 0.1,</w:t>
+                      </w:r>
+                    </w:p>
+                    <w:p>
+                      <w:r>
+                        <w:t xml:space="preserve">     </w:t>
+                      </w:r>
+                      <w:proofErr w:type="spellStart"/>
+                      <w:r>
+                        <w:t>NumInputs</w:t>
+                      </w:r>
+                      <w:proofErr w:type="spellEnd"/>
+                      <w:r>
+                        <w:t xml:space="preserve"> = 100</w:t>
+                      </w:r>
+                    </w:p>
+                    <w:p>
+                      <w:r>
+                        <w:t xml:space="preserve"> };</w:t>
+                      </w:r>
+                    </w:p>
+                  </w:txbxContent>
+                </v:textbox>
+                <w10:wrap type="square"/>
+              </v:shape>
+            </w:pict>
+          </mc:Fallback>
+        </mc:AlternateContent>
+      </w:r>
+      <w:r>
         <w:t>The test was conducted with the following HTM configuration:</w:t>
       </w:r>
     </w:p>
-    <w:p/>
-    <w:p>
-      <w:r>
-        <w:rPr>
-          <w:noProof/>
-        </w:rPr>
-        <w:drawing>
-          <wp:inline distT="0" distB="0" distL="0" distR="0" wp14:anchorId="42C2F6B7" wp14:editId="0F156B39">
-            <wp:extent cx="3136900" cy="1123950"/>
-            <wp:effectExtent l="0" t="0" r="6350" b="0"/>
-            <wp:docPr id="310618759" name="Picture 1" descr="A screenshot of a computer code&#10;&#10;AI-generated content may be incorrect."/>
-            <wp:cNvGraphicFramePr>
-              <a:graphicFrameLocks xmlns:a="http://schemas.openxmlformats.org/drawingml/2006/main" noChangeAspect="1"/>
-            </wp:cNvGraphicFramePr>
-            <a:graphic xmlns:a="http://schemas.openxmlformats.org/drawingml/2006/main">
-              <a:graphicData uri="http://schemas.openxmlformats.org/drawingml/2006/picture">
-                <pic:pic xmlns:pic="http://schemas.openxmlformats.org/drawingml/2006/picture">
-                  <pic:nvPicPr>
-                    <pic:cNvPr id="310618759" name="Picture 1" descr="A screenshot of a computer code&#10;&#10;AI-generated content may be incorrect."/>
-                    <pic:cNvPicPr/>
-                  </pic:nvPicPr>
-                  <pic:blipFill>
-                    <a:blip r:embed="rId24"/>
-                    <a:stretch>
-                      <a:fillRect/>
-                    </a:stretch>
-                  </pic:blipFill>
-                  <pic:spPr>
-                    <a:xfrm>
-                      <a:off x="0" y="0"/>
-                      <a:ext cx="3136900" cy="1123950"/>
-                    </a:xfrm>
-                    <a:prstGeom prst="rect">
-                      <a:avLst/>
-                    </a:prstGeom>
-                  </pic:spPr>
-                </pic:pic>
-              </a:graphicData>
-            </a:graphic>
-          </wp:inline>
-        </w:drawing>
-      </w:r>
-    </w:p>
-    <w:p/>
     <w:p>
       <w:pPr>
         <w:tabs>
@@ -6270,7 +5760,7 @@
                     <pic:cNvPicPr/>
                   </pic:nvPicPr>
                   <pic:blipFill>
-                    <a:blip r:embed="rId25"/>
+                    <a:blip r:embed="rId23"/>
                     <a:stretch>
                       <a:fillRect/>
                     </a:stretch>
@@ -6331,7 +5821,7 @@
           <w:szCs w:val="16"/>
           <w:shd w:val="clear" w:color="auto" w:fill="FFFFFF"/>
         </w:rPr>
-        <w:t>6</w:t>
+        <w:t>1</w:t>
       </w:r>
       <w:r>
         <w:rPr>
@@ -6394,7 +5884,14 @@
           <w:color w:val="0D0D0D"/>
           <w:shd w:val="clear" w:color="auto" w:fill="FFFFFF"/>
         </w:rPr>
-        <w:t>To assess the worst-case performance of each method, we calculated the ratio of the maximum execution time to the minimum execution time for both initialization and computation phases. A lower ratio indicates better performance consistency.</w:t>
+        <w:t xml:space="preserve">To assess the worst-case performance of each method, we calculated the ratio of the maximum execution time to the minimum execution time for both initialization and </w:t>
+      </w:r>
+      <w:r>
+        <w:rPr>
+          <w:color w:val="0D0D0D"/>
+          <w:shd w:val="clear" w:color="auto" w:fill="FFFFFF"/>
+        </w:rPr>
+        <w:t>computation phases. A lower ratio indicates better performance consistency.</w:t>
       </w:r>
     </w:p>
     <w:p>
@@ -6609,7 +6106,6 @@
             <w:proofErr w:type="spellStart"/>
             <w:proofErr w:type="gramStart"/>
             <w:r>
-              <w:lastRenderedPageBreak/>
               <w:t>InitParallelWithConcurrentDictionary</w:t>
             </w:r>
             <w:proofErr w:type="spellEnd"/>
@@ -6748,16 +6244,7 @@
           <w:szCs w:val="16"/>
           <w:shd w:val="clear" w:color="auto" w:fill="FFFFFF"/>
         </w:rPr>
-        <w:t xml:space="preserve">Table </w:t>
-      </w:r>
-      <w:r>
-        <w:rPr>
-          <w:color w:val="0D0D0D"/>
-          <w:sz w:val="16"/>
-          <w:szCs w:val="16"/>
-          <w:shd w:val="clear" w:color="auto" w:fill="FFFFFF"/>
-        </w:rPr>
-        <w:t>3</w:t>
+        <w:t>Table 3</w:t>
       </w:r>
       <w:r>
         <w:rPr>
@@ -7234,6 +6721,12 @@
           <w:color w:val="0D0D0D" w:themeColor="text1" w:themeTint="F2"/>
         </w:rPr>
       </w:pPr>
+      <w:r>
+        <w:rPr>
+          <w:color w:val="0D0D0D" w:themeColor="text1" w:themeTint="F2"/>
+        </w:rPr>
+        <w:t>To better understand the performance improvements, we visualized the results using bar charts and scatter plots. These visualizations provide insights into the efficiency and stability of the parallelized methods compared to the original single-threaded implementation.</w:t>
+      </w:r>
     </w:p>
     <w:p>
       <w:pPr>
@@ -7245,33 +6738,16 @@
           <w:color w:val="0D0D0D" w:themeColor="text1" w:themeTint="F2"/>
         </w:rPr>
       </w:pPr>
-      <w:r>
+    </w:p>
+    <w:p>
+      <w:pPr>
+        <w:tabs>
+          <w:tab w:val="left" w:pos="288"/>
+        </w:tabs>
+        <w:jc w:val="both"/>
         <w:rPr>
           <w:color w:val="0D0D0D" w:themeColor="text1" w:themeTint="F2"/>
         </w:rPr>
-        <w:t>To better understand the performance improvements, we visualized the results using bar charts and scatter plots. These visualizations provide insights into the efficiency and stability of the parallelized methods compared to the original single-threaded implementation.</w:t>
-      </w:r>
-    </w:p>
-    <w:p>
-      <w:pPr>
-        <w:tabs>
-          <w:tab w:val="left" w:pos="288"/>
-        </w:tabs>
-        <w:jc w:val="both"/>
-        <w:rPr>
-          <w:color w:val="0D0D0D" w:themeColor="text1" w:themeTint="F2"/>
-        </w:rPr>
-      </w:pPr>
-    </w:p>
-    <w:p>
-      <w:pPr>
-        <w:tabs>
-          <w:tab w:val="left" w:pos="288"/>
-        </w:tabs>
-        <w:jc w:val="both"/>
-        <w:rPr>
-          <w:color w:val="0D0D0D" w:themeColor="text1" w:themeTint="F2"/>
-        </w:rPr>
       </w:pPr>
     </w:p>
     <w:p>
@@ -7285,6 +6761,7 @@
         <w:rPr>
           <w:shd w:val="clear" w:color="auto" w:fill="FFFFFF"/>
         </w:rPr>
+        <w:lastRenderedPageBreak/>
         <w:t>Bar Chart for Initialization and Computation Time Comparison</w:t>
       </w:r>
     </w:p>
@@ -7419,6 +6896,7 @@
         </w:rPr>
         <w:t> performance of the </w:t>
       </w:r>
+      <w:proofErr w:type="gramStart"/>
       <w:r>
         <w:rPr>
           <w:b/>
@@ -7426,14 +6904,47 @@
           <w:color w:val="0D0D0D"/>
           <w:shd w:val="clear" w:color="auto" w:fill="FFFFFF"/>
         </w:rPr>
-        <w:t>InitParallelWithConcurrentDictionary()</w:t>
-      </w:r>
-      <w:r>
-        <w:rPr>
-          <w:color w:val="0D0D0D"/>
-          <w:shd w:val="clear" w:color="auto" w:fill="FFFFFF"/>
-        </w:rPr>
-        <w:t> method in relation to traditional methods.</w:t>
+        <w:t>InitParallelWithConcurrentDictionary(</w:t>
+      </w:r>
+      <w:proofErr w:type="gramEnd"/>
+      <w:r>
+        <w:rPr>
+          <w:b/>
+          <w:bCs/>
+          <w:color w:val="0D0D0D"/>
+          <w:shd w:val="clear" w:color="auto" w:fill="FFFFFF"/>
+        </w:rPr>
+        <w:t>)</w:t>
+      </w:r>
+      <w:r>
+        <w:rPr>
+          <w:color w:val="0D0D0D"/>
+          <w:shd w:val="clear" w:color="auto" w:fill="FFFFFF"/>
+        </w:rPr>
+        <w:t xml:space="preserve"> method in relation to traditional </w:t>
+      </w:r>
+      <w:proofErr w:type="gramStart"/>
+      <w:r>
+        <w:rPr>
+          <w:color w:val="0D0D0D"/>
+          <w:shd w:val="clear" w:color="auto" w:fill="FFFFFF"/>
+        </w:rPr>
+        <w:t>methods.</w:t>
+      </w:r>
+      <w:r>
+        <w:rPr>
+          <w:color w:val="0D0D0D"/>
+          <w:shd w:val="clear" w:color="auto" w:fill="FFFFFF"/>
+        </w:rPr>
+        <w:t>[</w:t>
+      </w:r>
+      <w:proofErr w:type="gramEnd"/>
+      <w:r>
+        <w:rPr>
+          <w:color w:val="0D0D0D"/>
+          <w:shd w:val="clear" w:color="auto" w:fill="FFFFFF"/>
+        </w:rPr>
+        <w:t>Figure 2 &amp; 3]</w:t>
       </w:r>
     </w:p>
     <w:p>
@@ -7494,7 +7005,7 @@
                     </pic:cNvPicPr>
                   </pic:nvPicPr>
                   <pic:blipFill>
-                    <a:blip r:embed="rId26" cstate="print">
+                    <a:blip r:embed="rId24" cstate="print">
                       <a:extLst>
                         <a:ext uri="{28A0092B-C50C-407E-A947-70E740481C1C}">
                           <a14:useLocalDpi xmlns:a14="http://schemas.microsoft.com/office/drawing/2010/main" val="0"/>
@@ -7557,7 +7068,7 @@
           <w:szCs w:val="16"/>
           <w:shd w:val="clear" w:color="auto" w:fill="FFFFFF"/>
         </w:rPr>
-        <w:t>7</w:t>
+        <w:t>2</w:t>
       </w:r>
       <w:r>
         <w:rPr>
@@ -7623,7 +7134,7 @@
                     </pic:cNvPicPr>
                   </pic:nvPicPr>
                   <pic:blipFill>
-                    <a:blip r:embed="rId27" cstate="print">
+                    <a:blip r:embed="rId25" cstate="print">
                       <a:extLst>
                         <a:ext uri="{28A0092B-C50C-407E-A947-70E740481C1C}">
                           <a14:useLocalDpi xmlns:a14="http://schemas.microsoft.com/office/drawing/2010/main" val="0"/>
@@ -7684,7 +7195,7 @@
           <w:szCs w:val="16"/>
           <w:shd w:val="clear" w:color="auto" w:fill="FFFFFF"/>
         </w:rPr>
-        <w:t>8</w:t>
+        <w:t>3</w:t>
       </w:r>
       <w:r>
         <w:rPr>
@@ -7801,7 +7312,6 @@
           <w:color w:val="0D0D0D"/>
           <w:shd w:val="clear" w:color="auto" w:fill="FFFFFF"/>
         </w:rPr>
-        <w:lastRenderedPageBreak/>
         <w:t xml:space="preserve">Initialization Time: The scatter plot shows that the </w:t>
       </w:r>
       <w:r>
@@ -7864,7 +7374,30 @@
           <w:color w:val="0D0D0D"/>
           <w:shd w:val="clear" w:color="auto" w:fill="FFFFFF"/>
         </w:rPr>
-        <w:t>Computation Time: The scatter plot also highlights the consistency of the parallelized method, with most data points clustered around lower execution times.</w:t>
+        <w:t xml:space="preserve">Computation Time: The scatter plot also highlights the consistency of the parallelized method, with most data points clustered around lower execution </w:t>
+      </w:r>
+      <w:proofErr w:type="gramStart"/>
+      <w:r>
+        <w:rPr>
+          <w:color w:val="0D0D0D"/>
+          <w:shd w:val="clear" w:color="auto" w:fill="FFFFFF"/>
+        </w:rPr>
+        <w:t>times.</w:t>
+      </w:r>
+      <w:r>
+        <w:rPr>
+          <w:color w:val="0D0D0D"/>
+          <w:shd w:val="clear" w:color="auto" w:fill="FFFFFF"/>
+        </w:rPr>
+        <w:t>[</w:t>
+      </w:r>
+      <w:proofErr w:type="gramEnd"/>
+      <w:r>
+        <w:rPr>
+          <w:color w:val="0D0D0D"/>
+          <w:shd w:val="clear" w:color="auto" w:fill="FFFFFF"/>
+        </w:rPr>
+        <w:t>Figure 4 &amp; 5]</w:t>
       </w:r>
     </w:p>
     <w:p>
@@ -7896,9 +7429,9 @@
           <w:noProof/>
         </w:rPr>
         <w:drawing>
-          <wp:inline distT="0" distB="0" distL="0" distR="0" wp14:anchorId="4B18EADF" wp14:editId="3ECF6ED5">
-            <wp:extent cx="3246120" cy="2179320"/>
-            <wp:effectExtent l="0" t="0" r="0" b="0"/>
+          <wp:inline distT="0" distB="0" distL="0" distR="0" wp14:anchorId="4B18EADF" wp14:editId="0C5B6658">
+            <wp:extent cx="3405505" cy="2292626"/>
+            <wp:effectExtent l="0" t="0" r="4445" b="0"/>
             <wp:docPr id="2084677659" name="Picture 10" descr="A diagram of a graph&#10;&#10;AI-generated content may be incorrect."/>
             <wp:cNvGraphicFramePr>
               <a:graphicFrameLocks xmlns:a="http://schemas.openxmlformats.org/drawingml/2006/main" noChangeAspect="1"/>
@@ -7913,7 +7446,7 @@
                     </pic:cNvPicPr>
                   </pic:nvPicPr>
                   <pic:blipFill>
-                    <a:blip r:embed="rId28" cstate="print">
+                    <a:blip r:embed="rId26" cstate="print">
                       <a:extLst>
                         <a:ext uri="{28A0092B-C50C-407E-A947-70E740481C1C}">
                           <a14:useLocalDpi xmlns:a14="http://schemas.microsoft.com/office/drawing/2010/main" val="0"/>
@@ -7928,7 +7461,7 @@
                   <pic:spPr bwMode="auto">
                     <a:xfrm>
                       <a:off x="0" y="0"/>
-                      <a:ext cx="3246120" cy="2179320"/>
+                      <a:ext cx="3410155" cy="2295756"/>
                     </a:xfrm>
                     <a:prstGeom prst="rect">
                       <a:avLst/>
@@ -7958,15 +7491,20 @@
           <w:shd w:val="clear" w:color="auto" w:fill="FFFFFF"/>
         </w:rPr>
       </w:pPr>
-      <w:r>
+    </w:p>
+    <w:p>
+      <w:pPr>
+        <w:tabs>
+          <w:tab w:val="left" w:pos="288"/>
+        </w:tabs>
+        <w:jc w:val="center"/>
         <w:rPr>
           <w:color w:val="0D0D0D"/>
           <w:sz w:val="16"/>
           <w:szCs w:val="16"/>
           <w:shd w:val="clear" w:color="auto" w:fill="FFFFFF"/>
         </w:rPr>
-        <w:t xml:space="preserve">Figure </w:t>
-      </w:r>
+      </w:pPr>
       <w:r>
         <w:rPr>
           <w:color w:val="0D0D0D"/>
@@ -7974,7 +7512,7 @@
           <w:szCs w:val="16"/>
           <w:shd w:val="clear" w:color="auto" w:fill="FFFFFF"/>
         </w:rPr>
-        <w:t>9</w:t>
+        <w:t xml:space="preserve">Figure </w:t>
       </w:r>
       <w:r>
         <w:rPr>
@@ -7983,7 +7521,7 @@
           <w:szCs w:val="16"/>
           <w:shd w:val="clear" w:color="auto" w:fill="FFFFFF"/>
         </w:rPr>
-        <w:t>:</w:t>
+        <w:t>4</w:t>
       </w:r>
       <w:r>
         <w:rPr>
@@ -7992,7 +7530,7 @@
           <w:szCs w:val="16"/>
           <w:shd w:val="clear" w:color="auto" w:fill="FFFFFF"/>
         </w:rPr>
-        <w:t xml:space="preserve"> </w:t>
+        <w:t>:</w:t>
       </w:r>
       <w:r>
         <w:rPr>
@@ -8001,6 +7539,15 @@
           <w:szCs w:val="16"/>
           <w:shd w:val="clear" w:color="auto" w:fill="FFFFFF"/>
         </w:rPr>
+        <w:t xml:space="preserve"> </w:t>
+      </w:r>
+      <w:r>
+        <w:rPr>
+          <w:color w:val="0D0D0D"/>
+          <w:sz w:val="16"/>
+          <w:szCs w:val="16"/>
+          <w:shd w:val="clear" w:color="auto" w:fill="FFFFFF"/>
+        </w:rPr>
         <w:t>compares the initialization performance between standard and parallel methods for each test case.</w:t>
       </w:r>
     </w:p>
@@ -8033,9 +7580,9 @@
           <w:noProof/>
         </w:rPr>
         <w:drawing>
-          <wp:inline distT="0" distB="0" distL="0" distR="0" wp14:anchorId="5FF4E1F1" wp14:editId="7CF547A4">
-            <wp:extent cx="3101340" cy="2011680"/>
-            <wp:effectExtent l="0" t="0" r="3810" b="7620"/>
+          <wp:inline distT="0" distB="0" distL="0" distR="0" wp14:anchorId="5FF4E1F1" wp14:editId="47E3C2E1">
+            <wp:extent cx="3399155" cy="2213113"/>
+            <wp:effectExtent l="0" t="0" r="0" b="0"/>
             <wp:docPr id="1470617314" name="Picture 11" descr="A diagram of a graph&#10;&#10;AI-generated content may be incorrect."/>
             <wp:cNvGraphicFramePr>
               <a:graphicFrameLocks xmlns:a="http://schemas.openxmlformats.org/drawingml/2006/main" noChangeAspect="1"/>
@@ -8050,7 +7597,7 @@
                     </pic:cNvPicPr>
                   </pic:nvPicPr>
                   <pic:blipFill>
-                    <a:blip r:embed="rId29" cstate="print">
+                    <a:blip r:embed="rId27" cstate="print">
                       <a:extLst>
                         <a:ext uri="{28A0092B-C50C-407E-A947-70E740481C1C}">
                           <a14:useLocalDpi xmlns:a14="http://schemas.microsoft.com/office/drawing/2010/main" val="0"/>
@@ -8065,7 +7612,7 @@
                   <pic:spPr bwMode="auto">
                     <a:xfrm>
                       <a:off x="0" y="0"/>
-                      <a:ext cx="3101340" cy="2011680"/>
+                      <a:ext cx="3409726" cy="2219995"/>
                     </a:xfrm>
                     <a:prstGeom prst="rect">
                       <a:avLst/>
@@ -8139,7 +7686,7 @@
           <w:szCs w:val="16"/>
           <w:shd w:val="clear" w:color="auto" w:fill="FFFFFF"/>
         </w:rPr>
-        <w:t>10</w:t>
+        <w:t>5</w:t>
       </w:r>
       <w:r>
         <w:rPr>
@@ -8185,6 +7732,7 @@
         <w:rPr>
           <w:shd w:val="clear" w:color="auto" w:fill="FFFFFF"/>
         </w:rPr>
+        <w:lastRenderedPageBreak/>
         <w:t>Comparison of New Method (InitParallel - Multi-thread) vs. Old Method (Init - Single-thread) Across Various CPU Cores</w:t>
       </w:r>
     </w:p>
@@ -8260,6 +7808,9 @@
     <w:p>
       <w:r>
         <w:t>This graph visualizes the performance comparison between initialization time (InitParallel_Time) and computation time (iComputeParallel_Time) for different CPU core configurations across multiple PCs. The graph provides insight into how both tasks scale with the number of CPU cores.</w:t>
+      </w:r>
+      <w:r>
+        <w:t xml:space="preserve"> [Figure 6,7 &amp; 8]</w:t>
       </w:r>
     </w:p>
     <w:p/>
@@ -8286,7 +7837,7 @@
                     </pic:cNvPicPr>
                   </pic:nvPicPr>
                   <pic:blipFill>
-                    <a:blip r:embed="rId30" cstate="print">
+                    <a:blip r:embed="rId28" cstate="print">
                       <a:extLst>
                         <a:ext uri="{28A0092B-C50C-407E-A947-70E740481C1C}">
                           <a14:useLocalDpi xmlns:a14="http://schemas.microsoft.com/office/drawing/2010/main" val="0"/>
@@ -8352,7 +7903,7 @@
           <w:szCs w:val="16"/>
           <w:shd w:val="clear" w:color="auto" w:fill="FFFFFF"/>
         </w:rPr>
-        <w:t>11</w:t>
+        <w:t>6</w:t>
       </w:r>
       <w:r>
         <w:rPr>
@@ -8379,7 +7930,27 @@
           <w:szCs w:val="16"/>
           <w:shd w:val="clear" w:color="auto" w:fill="FFFFFF"/>
         </w:rPr>
-        <w:t>omparison between initialization time (InitParallel_Time) and computation time (iComputeParallel_Time) for CPU core</w:t>
+        <w:t>omparison between initialization time (InitParallel_Time) and computation time (</w:t>
+      </w:r>
+      <w:proofErr w:type="spellStart"/>
+      <w:r>
+        <w:rPr>
+          <w:color w:val="0D0D0D"/>
+          <w:sz w:val="16"/>
+          <w:szCs w:val="16"/>
+          <w:shd w:val="clear" w:color="auto" w:fill="FFFFFF"/>
+        </w:rPr>
+        <w:t>ComputeParallel_Time</w:t>
+      </w:r>
+      <w:proofErr w:type="spellEnd"/>
+      <w:r>
+        <w:rPr>
+          <w:color w:val="0D0D0D"/>
+          <w:sz w:val="16"/>
+          <w:szCs w:val="16"/>
+          <w:shd w:val="clear" w:color="auto" w:fill="FFFFFF"/>
+        </w:rPr>
+        <w:t>) for CPU core</w:t>
       </w:r>
       <w:r>
         <w:rPr>
@@ -8433,7 +8004,7 @@
                     </pic:cNvPicPr>
                   </pic:nvPicPr>
                   <pic:blipFill>
-                    <a:blip r:embed="rId31" cstate="print">
+                    <a:blip r:embed="rId29" cstate="print">
                       <a:extLst>
                         <a:ext uri="{28A0092B-C50C-407E-A947-70E740481C1C}">
                           <a14:useLocalDpi xmlns:a14="http://schemas.microsoft.com/office/drawing/2010/main" val="0"/>
@@ -8496,7 +8067,7 @@
           <w:szCs w:val="16"/>
           <w:shd w:val="clear" w:color="auto" w:fill="FFFFFF"/>
         </w:rPr>
-        <w:t>12</w:t>
+        <w:t>7</w:t>
       </w:r>
       <w:r>
         <w:rPr>
@@ -8523,7 +8094,27 @@
           <w:szCs w:val="16"/>
           <w:shd w:val="clear" w:color="auto" w:fill="FFFFFF"/>
         </w:rPr>
-        <w:t xml:space="preserve">omparison between initialization time (InitParallel_Time) and computation time (iComputeParallel_Time) </w:t>
+        <w:t>omparison between initialization time (InitParallel_Time) and computation time (</w:t>
+      </w:r>
+      <w:proofErr w:type="spellStart"/>
+      <w:r>
+        <w:rPr>
+          <w:color w:val="0D0D0D"/>
+          <w:sz w:val="16"/>
+          <w:szCs w:val="16"/>
+          <w:shd w:val="clear" w:color="auto" w:fill="FFFFFF"/>
+        </w:rPr>
+        <w:t>ComputeParallel_Time</w:t>
+      </w:r>
+      <w:proofErr w:type="spellEnd"/>
+      <w:r>
+        <w:rPr>
+          <w:color w:val="0D0D0D"/>
+          <w:sz w:val="16"/>
+          <w:szCs w:val="16"/>
+          <w:shd w:val="clear" w:color="auto" w:fill="FFFFFF"/>
+        </w:rPr>
+        <w:t xml:space="preserve">) </w:t>
       </w:r>
       <w:r>
         <w:rPr>
@@ -8587,7 +8178,7 @@
                     </pic:cNvPicPr>
                   </pic:nvPicPr>
                   <pic:blipFill>
-                    <a:blip r:embed="rId32" cstate="print">
+                    <a:blip r:embed="rId30" cstate="print">
                       <a:extLst>
                         <a:ext uri="{28A0092B-C50C-407E-A947-70E740481C1C}">
                           <a14:useLocalDpi xmlns:a14="http://schemas.microsoft.com/office/drawing/2010/main" val="0"/>
@@ -8644,7 +8235,7 @@
           <w:szCs w:val="16"/>
           <w:shd w:val="clear" w:color="auto" w:fill="FFFFFF"/>
         </w:rPr>
-        <w:t>13</w:t>
+        <w:t>8</w:t>
       </w:r>
       <w:r>
         <w:rPr>
@@ -8671,8 +8262,9 @@
           <w:szCs w:val="16"/>
           <w:shd w:val="clear" w:color="auto" w:fill="FFFFFF"/>
         </w:rPr>
-        <w:t xml:space="preserve">omparison between initialization time (InitParallel_Time) and computation time (iComputeParallel_Time) </w:t>
-      </w:r>
+        <w:t>omparison between initialization time (InitParallel_Time) and computation time (</w:t>
+      </w:r>
+      <w:proofErr w:type="spellStart"/>
       <w:r>
         <w:rPr>
           <w:color w:val="0D0D0D"/>
@@ -8680,8 +8272,9 @@
           <w:szCs w:val="16"/>
           <w:shd w:val="clear" w:color="auto" w:fill="FFFFFF"/>
         </w:rPr>
-        <w:t xml:space="preserve">for CPU </w:t>
-      </w:r>
+        <w:t>ComputeParallel_Time</w:t>
+      </w:r>
+      <w:proofErr w:type="spellEnd"/>
       <w:r>
         <w:rPr>
           <w:color w:val="0D0D0D"/>
@@ -8689,9 +8282,8 @@
           <w:szCs w:val="16"/>
           <w:shd w:val="clear" w:color="auto" w:fill="FFFFFF"/>
         </w:rPr>
-        <w:t xml:space="preserve">16 </w:t>
-      </w:r>
-      <w:proofErr w:type="gramStart"/>
+        <w:t xml:space="preserve">) </w:t>
+      </w:r>
       <w:r>
         <w:rPr>
           <w:color w:val="0D0D0D"/>
@@ -8699,7 +8291,7 @@
           <w:szCs w:val="16"/>
           <w:shd w:val="clear" w:color="auto" w:fill="FFFFFF"/>
         </w:rPr>
-        <w:t>core</w:t>
+        <w:t xml:space="preserve">for CPU </w:t>
       </w:r>
       <w:r>
         <w:rPr>
@@ -8708,8 +8300,9 @@
           <w:szCs w:val="16"/>
           <w:shd w:val="clear" w:color="auto" w:fill="FFFFFF"/>
         </w:rPr>
-        <w:t xml:space="preserve">  </w:t>
-      </w:r>
+        <w:t xml:space="preserve">16 </w:t>
+      </w:r>
+      <w:proofErr w:type="gramStart"/>
       <w:r>
         <w:rPr>
           <w:color w:val="0D0D0D"/>
@@ -8717,9 +8310,8 @@
           <w:szCs w:val="16"/>
           <w:shd w:val="clear" w:color="auto" w:fill="FFFFFF"/>
         </w:rPr>
-        <w:t>configurations</w:t>
-      </w:r>
-      <w:proofErr w:type="gramEnd"/>
+        <w:t>core</w:t>
+      </w:r>
       <w:r>
         <w:rPr>
           <w:color w:val="0D0D0D"/>
@@ -8727,9 +8319,8 @@
           <w:szCs w:val="16"/>
           <w:shd w:val="clear" w:color="auto" w:fill="FFFFFF"/>
         </w:rPr>
-        <w:t xml:space="preserve"> across multiple </w:t>
-      </w:r>
-      <w:proofErr w:type="gramStart"/>
+        <w:t xml:space="preserve">  </w:t>
+      </w:r>
       <w:r>
         <w:rPr>
           <w:color w:val="0D0D0D"/>
@@ -8737,8 +8328,9 @@
           <w:szCs w:val="16"/>
           <w:shd w:val="clear" w:color="auto" w:fill="FFFFFF"/>
         </w:rPr>
-        <w:t>PCs</w:t>
-      </w:r>
+        <w:t>configurations</w:t>
+      </w:r>
+      <w:proofErr w:type="gramEnd"/>
       <w:r>
         <w:rPr>
           <w:color w:val="0D0D0D"/>
@@ -8746,8 +8338,9 @@
           <w:szCs w:val="16"/>
           <w:shd w:val="clear" w:color="auto" w:fill="FFFFFF"/>
         </w:rPr>
-        <w:t xml:space="preserve"> </w:t>
-      </w:r>
+        <w:t xml:space="preserve"> across multiple </w:t>
+      </w:r>
+      <w:proofErr w:type="gramStart"/>
       <w:r>
         <w:rPr>
           <w:color w:val="0D0D0D"/>
@@ -8755,6 +8348,24 @@
           <w:szCs w:val="16"/>
           <w:shd w:val="clear" w:color="auto" w:fill="FFFFFF"/>
         </w:rPr>
+        <w:t>PCs</w:t>
+      </w:r>
+      <w:r>
+        <w:rPr>
+          <w:color w:val="0D0D0D"/>
+          <w:sz w:val="16"/>
+          <w:szCs w:val="16"/>
+          <w:shd w:val="clear" w:color="auto" w:fill="FFFFFF"/>
+        </w:rPr>
+        <w:t xml:space="preserve"> </w:t>
+      </w:r>
+      <w:r>
+        <w:rPr>
+          <w:color w:val="0D0D0D"/>
+          <w:sz w:val="16"/>
+          <w:szCs w:val="16"/>
+          <w:shd w:val="clear" w:color="auto" w:fill="FFFFFF"/>
+        </w:rPr>
         <w:t>.</w:t>
       </w:r>
       <w:proofErr w:type="gramEnd"/>
@@ -8772,7 +8383,6 @@
           <w:sz w:val="22"/>
           <w:szCs w:val="22"/>
         </w:rPr>
-        <w:lastRenderedPageBreak/>
         <w:t>Graph for Evaluation Across Different PCs Using Various CPU Cores</w:t>
       </w:r>
       <w:r>
@@ -8780,20 +8390,41 @@
           <w:sz w:val="22"/>
           <w:szCs w:val="22"/>
         </w:rPr>
-        <w:t>-</w:t>
-      </w:r>
-    </w:p>
-    <w:p>
-      <w:pPr>
+        <w:t xml:space="preserve"> (</w:t>
+      </w:r>
+      <w:proofErr w:type="spellStart"/>
+      <w:r>
+        <w:t>InitParallel</w:t>
+      </w:r>
+      <w:proofErr w:type="spellEnd"/>
+      <w:r>
         <w:rPr>
           <w:sz w:val="22"/>
           <w:szCs w:val="22"/>
         </w:rPr>
+        <w:t xml:space="preserve"> vs </w:t>
+      </w:r>
+      <w:r>
+        <w:t>Init</w:t>
+      </w:r>
+      <w:r>
+        <w:t>) -</w:t>
+      </w:r>
+    </w:p>
+    <w:p>
+      <w:pPr>
+        <w:rPr>
+          <w:sz w:val="22"/>
+          <w:szCs w:val="22"/>
+        </w:rPr>
       </w:pPr>
     </w:p>
     <w:p>
       <w:r>
         <w:t>This graph compares the performance of both the new multi-threaded method (InitParallel) and the old single-threaded method (Init) across various CPU configurations (4, 6, 8, 10, and All cores) on different PCs. The goal is to evaluate how the number of cores affects the execution time of both methods.</w:t>
+      </w:r>
+      <w:r>
+        <w:t xml:space="preserve"> [Figure 9,10 &amp;11]</w:t>
       </w:r>
     </w:p>
     <w:p/>
@@ -8820,7 +8451,7 @@
                     </pic:cNvPicPr>
                   </pic:nvPicPr>
                   <pic:blipFill>
-                    <a:blip r:embed="rId33" cstate="print">
+                    <a:blip r:embed="rId31" cstate="print">
                       <a:extLst>
                         <a:ext uri="{28A0092B-C50C-407E-A947-70E740481C1C}">
                           <a14:useLocalDpi xmlns:a14="http://schemas.microsoft.com/office/drawing/2010/main" val="0"/>
@@ -8877,7 +8508,7 @@
           <w:szCs w:val="16"/>
           <w:shd w:val="clear" w:color="auto" w:fill="FFFFFF"/>
         </w:rPr>
-        <w:t>14</w:t>
+        <w:t>9</w:t>
       </w:r>
       <w:r>
         <w:rPr>
@@ -8952,8 +8583,8 @@
           <w:noProof/>
         </w:rPr>
         <w:drawing>
-          <wp:inline distT="0" distB="0" distL="0" distR="0" wp14:anchorId="4BF59B0B" wp14:editId="42F3BBDE">
-            <wp:extent cx="3089910" cy="2042160"/>
+          <wp:inline distT="0" distB="0" distL="0" distR="0" wp14:anchorId="4BF59B0B" wp14:editId="18C8E81E">
+            <wp:extent cx="3089910" cy="1755913"/>
             <wp:effectExtent l="0" t="0" r="0" b="0"/>
             <wp:docPr id="820280097" name="Picture 8" descr="A graph of different colored squares&#10;&#10;AI-generated content may be incorrect."/>
             <wp:cNvGraphicFramePr>
@@ -8969,7 +8600,7 @@
                     </pic:cNvPicPr>
                   </pic:nvPicPr>
                   <pic:blipFill>
-                    <a:blip r:embed="rId34" cstate="print">
+                    <a:blip r:embed="rId32" cstate="print">
                       <a:extLst>
                         <a:ext uri="{28A0092B-C50C-407E-A947-70E740481C1C}">
                           <a14:useLocalDpi xmlns:a14="http://schemas.microsoft.com/office/drawing/2010/main" val="0"/>
@@ -8984,7 +8615,7 @@
                   <pic:spPr bwMode="auto">
                     <a:xfrm>
                       <a:off x="0" y="0"/>
-                      <a:ext cx="3089910" cy="2042160"/>
+                      <a:ext cx="3098699" cy="1760907"/>
                     </a:xfrm>
                     <a:prstGeom prst="rect">
                       <a:avLst/>
@@ -9001,7 +8632,6 @@
         </w:drawing>
       </w:r>
     </w:p>
-    <w:p/>
     <w:p>
       <w:pPr>
         <w:jc w:val="center"/>
@@ -9031,7 +8661,7 @@
           <w:szCs w:val="16"/>
           <w:shd w:val="clear" w:color="auto" w:fill="FFFFFF"/>
         </w:rPr>
-        <w:t>16</w:t>
+        <w:t>10</w:t>
       </w:r>
       <w:r>
         <w:rPr>
@@ -9084,6 +8714,7 @@
         <w:rPr>
           <w:noProof/>
         </w:rPr>
+        <w:lastRenderedPageBreak/>
         <w:drawing>
           <wp:inline distT="0" distB="0" distL="0" distR="0" wp14:anchorId="70C713DB" wp14:editId="4E0BE01C">
             <wp:extent cx="3089910" cy="1348740"/>
@@ -9102,7 +8733,7 @@
                     </pic:cNvPicPr>
                   </pic:nvPicPr>
                   <pic:blipFill>
-                    <a:blip r:embed="rId35" cstate="print">
+                    <a:blip r:embed="rId33" cstate="print">
                       <a:extLst>
                         <a:ext uri="{28A0092B-C50C-407E-A947-70E740481C1C}">
                           <a14:useLocalDpi xmlns:a14="http://schemas.microsoft.com/office/drawing/2010/main" val="0"/>
@@ -9159,7 +8790,7 @@
           <w:szCs w:val="16"/>
           <w:shd w:val="clear" w:color="auto" w:fill="FFFFFF"/>
         </w:rPr>
-        <w:t>17</w:t>
+        <w:t>1</w:t>
       </w:r>
       <w:r>
         <w:rPr>
@@ -9168,43 +8799,61 @@
           <w:szCs w:val="16"/>
           <w:shd w:val="clear" w:color="auto" w:fill="FFFFFF"/>
         </w:rPr>
-        <w:t xml:space="preserve">: </w:t>
-      </w:r>
-      <w:r>
-        <w:rPr>
+        <w:t>1</w:t>
+      </w:r>
+      <w:r>
+        <w:rPr>
+          <w:color w:val="0D0D0D"/>
           <w:sz w:val="16"/>
           <w:szCs w:val="16"/>
-        </w:rPr>
-        <w:t>P</w:t>
+          <w:shd w:val="clear" w:color="auto" w:fill="FFFFFF"/>
+        </w:rPr>
+        <w:t xml:space="preserve">: </w:t>
       </w:r>
       <w:r>
         <w:rPr>
           <w:sz w:val="16"/>
           <w:szCs w:val="16"/>
         </w:rPr>
-        <w:t xml:space="preserve">erformance </w:t>
+        <w:t>P</w:t>
       </w:r>
       <w:r>
         <w:rPr>
           <w:sz w:val="16"/>
           <w:szCs w:val="16"/>
         </w:rPr>
-        <w:t xml:space="preserve">Comparison </w:t>
+        <w:t xml:space="preserve">erformance </w:t>
       </w:r>
       <w:r>
         <w:rPr>
           <w:sz w:val="16"/>
           <w:szCs w:val="16"/>
         </w:rPr>
-        <w:t xml:space="preserve">of both the new multi-threaded method (InitParallel) and the old single-threaded method (Init) across </w:t>
+        <w:t xml:space="preserve">Comparison </w:t>
       </w:r>
       <w:r>
         <w:rPr>
           <w:sz w:val="16"/>
           <w:szCs w:val="16"/>
         </w:rPr>
+        <w:t xml:space="preserve">of both the new multi-threaded method (InitParallel) and the old single-threaded method (Init) across </w:t>
+      </w:r>
+      <w:r>
+        <w:rPr>
+          <w:sz w:val="16"/>
+          <w:szCs w:val="16"/>
+        </w:rPr>
         <w:t>16 CPU Cores.</w:t>
       </w:r>
+    </w:p>
+    <w:p>
+      <w:pPr>
+        <w:jc w:val="center"/>
+        <w:rPr>
+          <w:sz w:val="16"/>
+          <w:szCs w:val="16"/>
+        </w:rPr>
+      </w:pPr>
     </w:p>
     <w:p>
       <w:pPr>
@@ -9714,7 +9363,6 @@
                       <w:rPr>
                         <w:noProof/>
                       </w:rPr>
-                      <w:lastRenderedPageBreak/>
                       <w:t xml:space="preserve">[5] </w:t>
                     </w:r>
                   </w:p>
@@ -10155,7 +9803,7 @@
                       <w:rPr>
                         <w:noProof/>
                       </w:rPr>
-                      <w:t xml:space="preserve">12]] </w:t>
+                      <w:t>12]]</w:t>
                     </w:r>
                   </w:p>
                 </w:tc>
@@ -10485,6 +10133,7 @@
                       <w:rPr>
                         <w:noProof/>
                       </w:rPr>
+                      <w:lastRenderedPageBreak/>
                       <w:t xml:space="preserve">[18] </w:t>
                     </w:r>
                   </w:p>
@@ -11198,8 +10847,8 @@
       </w:pPr>
     </w:p>
     <w:sectPr>
-      <w:headerReference w:type="default" r:id="rId36"/>
-      <w:footerReference w:type="default" r:id="rId37"/>
+      <w:headerReference w:type="default" r:id="rId34"/>
+      <w:footerReference w:type="default" r:id="rId35"/>
       <w:type w:val="continuous"/>
       <w:pgSz w:w="11906" w:h="16838" w:code="9"/>
       <w:pgMar w:top="1080" w:right="907" w:bottom="1440" w:left="907" w:header="720" w:footer="720" w:gutter="0"/>
@@ -12590,6 +12239,119 @@
     </w:lvl>
   </w:abstractNum>
   <w:abstractNum w:abstractNumId="4" w15:restartNumberingAfterBreak="0">
+    <w:nsid w:val="203A7C0D"/>
+    <w:multiLevelType w:val="hybridMultilevel"/>
+    <w:tmpl w:val="7FFEB8B6"/>
+    <w:lvl w:ilvl="0" w:tplc="04090003">
+      <w:start w:val="1"/>
+      <w:numFmt w:val="bullet"/>
+      <w:lvlText w:val="o"/>
+      <w:lvlJc w:val="left"/>
+      <w:pPr>
+        <w:ind w:left="720" w:hanging="360"/>
+      </w:pPr>
+      <w:rPr>
+        <w:rFonts w:ascii="Courier New" w:hAnsi="Courier New" w:cs="Courier New" w:hint="default"/>
+      </w:rPr>
+    </w:lvl>
+    <w:lvl w:ilvl="1" w:tplc="04090003" w:tentative="1">
+      <w:start w:val="1"/>
+      <w:numFmt w:val="bullet"/>
+      <w:lvlText w:val="o"/>
+      <w:lvlJc w:val="left"/>
+      <w:pPr>
+        <w:ind w:left="1440" w:hanging="360"/>
+      </w:pPr>
+      <w:rPr>
+        <w:rFonts w:ascii="Courier New" w:hAnsi="Courier New" w:cs="Courier New" w:hint="default"/>
+      </w:rPr>
+    </w:lvl>
+    <w:lvl w:ilvl="2" w:tplc="04090005" w:tentative="1">
+      <w:start w:val="1"/>
+      <w:numFmt w:val="bullet"/>
+      <w:lvlText w:val=""/>
+      <w:lvlJc w:val="left"/>
+      <w:pPr>
+        <w:ind w:left="2160" w:hanging="360"/>
+      </w:pPr>
+      <w:rPr>
+        <w:rFonts w:ascii="Wingdings" w:hAnsi="Wingdings" w:hint="default"/>
+      </w:rPr>
+    </w:lvl>
+    <w:lvl w:ilvl="3" w:tplc="04090001" w:tentative="1">
+      <w:start w:val="1"/>
+      <w:numFmt w:val="bullet"/>
+      <w:lvlText w:val=""/>
+      <w:lvlJc w:val="left"/>
+      <w:pPr>
+        <w:ind w:left="2880" w:hanging="360"/>
+      </w:pPr>
+      <w:rPr>
+        <w:rFonts w:ascii="Symbol" w:hAnsi="Symbol" w:hint="default"/>
+      </w:rPr>
+    </w:lvl>
+    <w:lvl w:ilvl="4" w:tplc="04090003" w:tentative="1">
+      <w:start w:val="1"/>
+      <w:numFmt w:val="bullet"/>
+      <w:lvlText w:val="o"/>
+      <w:lvlJc w:val="left"/>
+      <w:pPr>
+        <w:ind w:left="3600" w:hanging="360"/>
+      </w:pPr>
+      <w:rPr>
+        <w:rFonts w:ascii="Courier New" w:hAnsi="Courier New" w:cs="Courier New" w:hint="default"/>
+      </w:rPr>
+    </w:lvl>
+    <w:lvl w:ilvl="5" w:tplc="04090005" w:tentative="1">
+      <w:start w:val="1"/>
+      <w:numFmt w:val="bullet"/>
+      <w:lvlText w:val=""/>
+      <w:lvlJc w:val="left"/>
+      <w:pPr>
+        <w:ind w:left="4320" w:hanging="360"/>
+      </w:pPr>
+      <w:rPr>
+        <w:rFonts w:ascii="Wingdings" w:hAnsi="Wingdings" w:hint="default"/>
+      </w:rPr>
+    </w:lvl>
+    <w:lvl w:ilvl="6" w:tplc="04090001" w:tentative="1">
+      <w:start w:val="1"/>
+      <w:numFmt w:val="bullet"/>
+      <w:lvlText w:val=""/>
+      <w:lvlJc w:val="left"/>
+      <w:pPr>
+        <w:ind w:left="5040" w:hanging="360"/>
+      </w:pPr>
+      <w:rPr>
+        <w:rFonts w:ascii="Symbol" w:hAnsi="Symbol" w:hint="default"/>
+      </w:rPr>
+    </w:lvl>
+    <w:lvl w:ilvl="7" w:tplc="04090003" w:tentative="1">
+      <w:start w:val="1"/>
+      <w:numFmt w:val="bullet"/>
+      <w:lvlText w:val="o"/>
+      <w:lvlJc w:val="left"/>
+      <w:pPr>
+        <w:ind w:left="5760" w:hanging="360"/>
+      </w:pPr>
+      <w:rPr>
+        <w:rFonts w:ascii="Courier New" w:hAnsi="Courier New" w:cs="Courier New" w:hint="default"/>
+      </w:rPr>
+    </w:lvl>
+    <w:lvl w:ilvl="8" w:tplc="04090005" w:tentative="1">
+      <w:start w:val="1"/>
+      <w:numFmt w:val="bullet"/>
+      <w:lvlText w:val=""/>
+      <w:lvlJc w:val="left"/>
+      <w:pPr>
+        <w:ind w:left="6480" w:hanging="360"/>
+      </w:pPr>
+      <w:rPr>
+        <w:rFonts w:ascii="Wingdings" w:hAnsi="Wingdings" w:hint="default"/>
+      </w:rPr>
+    </w:lvl>
+  </w:abstractNum>
+  <w:abstractNum w:abstractNumId="5" w15:restartNumberingAfterBreak="0">
     <w:nsid w:val="26FE1FCF"/>
     <w:multiLevelType w:val="hybridMultilevel"/>
     <w:tmpl w:val="33826962"/>
@@ -12750,7 +12512,7 @@
       </w:rPr>
     </w:lvl>
   </w:abstractNum>
-  <w:abstractNum w:abstractNumId="5" w15:restartNumberingAfterBreak="0">
+  <w:abstractNum w:abstractNumId="6" w15:restartNumberingAfterBreak="0">
     <w:nsid w:val="295E475E"/>
     <w:multiLevelType w:val="multilevel"/>
     <w:tmpl w:val="55FE7FEE"/>
@@ -12863,7 +12625,7 @@
       </w:pPr>
     </w:lvl>
   </w:abstractNum>
-  <w:abstractNum w:abstractNumId="6" w15:restartNumberingAfterBreak="0">
+  <w:abstractNum w:abstractNumId="7" w15:restartNumberingAfterBreak="0">
     <w:nsid w:val="32DD0560"/>
     <w:multiLevelType w:val="multilevel"/>
     <w:tmpl w:val="AFA4D2DA"/>
@@ -13013,7 +12775,7 @@
       </w:rPr>
     </w:lvl>
   </w:abstractNum>
-  <w:abstractNum w:abstractNumId="7" w15:restartNumberingAfterBreak="0">
+  <w:abstractNum w:abstractNumId="8" w15:restartNumberingAfterBreak="0">
     <w:nsid w:val="37660336"/>
     <w:multiLevelType w:val="hybridMultilevel"/>
     <w:tmpl w:val="754EAC84"/>
@@ -13154,7 +12916,7 @@
       </w:rPr>
     </w:lvl>
   </w:abstractNum>
-  <w:abstractNum w:abstractNumId="8" w15:restartNumberingAfterBreak="0">
+  <w:abstractNum w:abstractNumId="9" w15:restartNumberingAfterBreak="0">
     <w:nsid w:val="37FE412E"/>
     <w:multiLevelType w:val="multilevel"/>
     <w:tmpl w:val="31C26738"/>
@@ -13304,7 +13066,7 @@
       </w:rPr>
     </w:lvl>
   </w:abstractNum>
-  <w:abstractNum w:abstractNumId="9" w15:restartNumberingAfterBreak="0">
+  <w:abstractNum w:abstractNumId="10" w15:restartNumberingAfterBreak="0">
     <w:nsid w:val="3DA05655"/>
     <w:multiLevelType w:val="multilevel"/>
     <w:tmpl w:val="0060CB02"/>
@@ -13454,7 +13216,7 @@
       </w:rPr>
     </w:lvl>
   </w:abstractNum>
-  <w:abstractNum w:abstractNumId="10" w15:restartNumberingAfterBreak="0">
+  <w:abstractNum w:abstractNumId="11" w15:restartNumberingAfterBreak="0">
     <w:nsid w:val="3ED65F7A"/>
     <w:multiLevelType w:val="multilevel"/>
     <w:tmpl w:val="5B74CA86"/>
@@ -13604,7 +13366,7 @@
       </w:rPr>
     </w:lvl>
   </w:abstractNum>
-  <w:abstractNum w:abstractNumId="11" w15:restartNumberingAfterBreak="0">
+  <w:abstractNum w:abstractNumId="12" w15:restartNumberingAfterBreak="0">
     <w:nsid w:val="4189603E"/>
     <w:multiLevelType w:val="multilevel"/>
     <w:tmpl w:val="1DE05D8E"/>
@@ -13810,7 +13572,7 @@
       </w:rPr>
     </w:lvl>
   </w:abstractNum>
-  <w:abstractNum w:abstractNumId="12" w15:restartNumberingAfterBreak="0">
+  <w:abstractNum w:abstractNumId="13" w15:restartNumberingAfterBreak="0">
     <w:nsid w:val="419248DC"/>
     <w:multiLevelType w:val="multilevel"/>
     <w:tmpl w:val="BA62EAE4"/>
@@ -13923,7 +13685,7 @@
       </w:pPr>
     </w:lvl>
   </w:abstractNum>
-  <w:abstractNum w:abstractNumId="13" w15:restartNumberingAfterBreak="0">
+  <w:abstractNum w:abstractNumId="14" w15:restartNumberingAfterBreak="0">
     <w:nsid w:val="493C3F76"/>
     <w:multiLevelType w:val="hybridMultilevel"/>
     <w:tmpl w:val="9A9E418C"/>
@@ -14034,7 +13796,7 @@
       </w:pPr>
     </w:lvl>
   </w:abstractNum>
-  <w:abstractNum w:abstractNumId="14" w15:restartNumberingAfterBreak="0">
+  <w:abstractNum w:abstractNumId="15" w15:restartNumberingAfterBreak="0">
     <w:nsid w:val="52CA544A"/>
     <w:multiLevelType w:val="singleLevel"/>
     <w:tmpl w:val="AED6D67E"/>
@@ -14061,7 +13823,7 @@
       </w:rPr>
     </w:lvl>
   </w:abstractNum>
-  <w:abstractNum w:abstractNumId="15" w15:restartNumberingAfterBreak="0">
+  <w:abstractNum w:abstractNumId="16" w15:restartNumberingAfterBreak="0">
     <w:nsid w:val="553D537D"/>
     <w:multiLevelType w:val="multilevel"/>
     <w:tmpl w:val="AA4E2132"/>
@@ -14211,7 +13973,7 @@
       </w:rPr>
     </w:lvl>
   </w:abstractNum>
-  <w:abstractNum w:abstractNumId="16" w15:restartNumberingAfterBreak="0">
+  <w:abstractNum w:abstractNumId="17" w15:restartNumberingAfterBreak="0">
     <w:nsid w:val="5DC47EBE"/>
     <w:multiLevelType w:val="multilevel"/>
     <w:tmpl w:val="03B6A792"/>
@@ -14324,7 +14086,7 @@
       </w:pPr>
     </w:lvl>
   </w:abstractNum>
-  <w:abstractNum w:abstractNumId="17" w15:restartNumberingAfterBreak="0">
+  <w:abstractNum w:abstractNumId="18" w15:restartNumberingAfterBreak="0">
     <w:nsid w:val="610F35F0"/>
     <w:multiLevelType w:val="multilevel"/>
     <w:tmpl w:val="E20A34CC"/>
@@ -14437,7 +14199,7 @@
       </w:pPr>
     </w:lvl>
   </w:abstractNum>
-  <w:abstractNum w:abstractNumId="18" w15:restartNumberingAfterBreak="0">
+  <w:abstractNum w:abstractNumId="19" w15:restartNumberingAfterBreak="0">
     <w:nsid w:val="62036563"/>
     <w:multiLevelType w:val="multilevel"/>
     <w:tmpl w:val="8108B7EE"/>
@@ -14586,7 +14348,7 @@
       </w:rPr>
     </w:lvl>
   </w:abstractNum>
-  <w:abstractNum w:abstractNumId="19" w15:restartNumberingAfterBreak="0">
+  <w:abstractNum w:abstractNumId="20" w15:restartNumberingAfterBreak="0">
     <w:nsid w:val="6C402C58"/>
     <w:multiLevelType w:val="hybridMultilevel"/>
     <w:tmpl w:val="9A1CA078"/>
@@ -14731,7 +14493,7 @@
       </w:rPr>
     </w:lvl>
   </w:abstractNum>
-  <w:abstractNum w:abstractNumId="20" w15:restartNumberingAfterBreak="0">
+  <w:abstractNum w:abstractNumId="21" w15:restartNumberingAfterBreak="0">
     <w:nsid w:val="6CD32DA8"/>
     <w:multiLevelType w:val="singleLevel"/>
     <w:tmpl w:val="166470C2"/>
@@ -14757,7 +14519,7 @@
       </w:rPr>
     </w:lvl>
   </w:abstractNum>
-  <w:abstractNum w:abstractNumId="21" w15:restartNumberingAfterBreak="0">
+  <w:abstractNum w:abstractNumId="22" w15:restartNumberingAfterBreak="0">
     <w:nsid w:val="78053159"/>
     <w:multiLevelType w:val="hybridMultilevel"/>
     <w:tmpl w:val="92C04ACC"/>
@@ -14872,7 +14634,7 @@
       </w:rPr>
     </w:lvl>
   </w:abstractNum>
-  <w:abstractNum w:abstractNumId="22" w15:restartNumberingAfterBreak="0">
+  <w:abstractNum w:abstractNumId="23" w15:restartNumberingAfterBreak="0">
     <w:nsid w:val="79F31FAD"/>
     <w:multiLevelType w:val="hybridMultilevel"/>
     <w:tmpl w:val="2FB8FFA8"/>
@@ -14987,7 +14749,7 @@
       </w:rPr>
     </w:lvl>
   </w:abstractNum>
-  <w:abstractNum w:abstractNumId="23" w15:restartNumberingAfterBreak="0">
+  <w:abstractNum w:abstractNumId="24" w15:restartNumberingAfterBreak="0">
     <w:nsid w:val="79F44603"/>
     <w:multiLevelType w:val="hybridMultilevel"/>
     <w:tmpl w:val="562A1320"/>
@@ -15074,7 +14836,7 @@
       </w:pPr>
     </w:lvl>
   </w:abstractNum>
-  <w:abstractNum w:abstractNumId="24" w15:restartNumberingAfterBreak="0">
+  <w:abstractNum w:abstractNumId="25" w15:restartNumberingAfterBreak="0">
     <w:nsid w:val="7DAA4735"/>
     <w:multiLevelType w:val="multilevel"/>
     <w:tmpl w:val="327040D8"/>
@@ -15225,46 +14987,46 @@
     </w:lvl>
   </w:abstractNum>
   <w:num w:numId="1" w16cid:durableId="201210135">
-    <w:abstractNumId w:val="7"/>
+    <w:abstractNumId w:val="8"/>
   </w:num>
   <w:num w:numId="2" w16cid:durableId="164590154">
-    <w:abstractNumId w:val="19"/>
+    <w:abstractNumId w:val="20"/>
   </w:num>
   <w:num w:numId="3" w16cid:durableId="1348554600">
-    <w:abstractNumId w:val="4"/>
+    <w:abstractNumId w:val="5"/>
   </w:num>
   <w:num w:numId="4" w16cid:durableId="1456287117">
+    <w:abstractNumId w:val="12"/>
+  </w:num>
+  <w:num w:numId="5" w16cid:durableId="261450582">
+    <w:abstractNumId w:val="15"/>
+  </w:num>
+  <w:num w:numId="6" w16cid:durableId="449059100">
+    <w:abstractNumId w:val="21"/>
+  </w:num>
+  <w:num w:numId="7" w16cid:durableId="964695844">
+    <w:abstractNumId w:val="14"/>
+  </w:num>
+  <w:num w:numId="8" w16cid:durableId="579994082">
+    <w:abstractNumId w:val="24"/>
+  </w:num>
+  <w:num w:numId="9" w16cid:durableId="362093316">
+    <w:abstractNumId w:val="17"/>
+  </w:num>
+  <w:num w:numId="10" w16cid:durableId="1086727680">
+    <w:abstractNumId w:val="23"/>
+  </w:num>
+  <w:num w:numId="11" w16cid:durableId="1505590616">
     <w:abstractNumId w:val="11"/>
   </w:num>
-  <w:num w:numId="5" w16cid:durableId="261450582">
-    <w:abstractNumId w:val="14"/>
+  <w:num w:numId="12" w16cid:durableId="1026640733">
+    <w:abstractNumId w:val="22"/>
   </w:num>
-  <w:num w:numId="6" w16cid:durableId="449059100">
-    <w:abstractNumId w:val="20"/>
-  </w:num>
-  <w:num w:numId="7" w16cid:durableId="964695844">
-    <w:abstractNumId w:val="13"/>
-  </w:num>
-  <w:num w:numId="8" w16cid:durableId="579994082">
-    <w:abstractNumId w:val="23"/>
-  </w:num>
-  <w:num w:numId="9" w16cid:durableId="362093316">
+  <w:num w:numId="13" w16cid:durableId="298347580">
     <w:abstractNumId w:val="16"/>
   </w:num>
-  <w:num w:numId="10" w16cid:durableId="1086727680">
-    <w:abstractNumId w:val="22"/>
-  </w:num>
-  <w:num w:numId="11" w16cid:durableId="1505590616">
-    <w:abstractNumId w:val="10"/>
-  </w:num>
-  <w:num w:numId="12" w16cid:durableId="1026640733">
-    <w:abstractNumId w:val="21"/>
-  </w:num>
-  <w:num w:numId="13" w16cid:durableId="298347580">
-    <w:abstractNumId w:val="15"/>
-  </w:num>
   <w:num w:numId="14" w16cid:durableId="1714772779">
-    <w:abstractNumId w:val="6"/>
+    <w:abstractNumId w:val="7"/>
   </w:num>
   <w:num w:numId="15" w16cid:durableId="533419177">
     <w:abstractNumId w:val="0"/>
@@ -15273,31 +15035,34 @@
     <w:abstractNumId w:val="2"/>
   </w:num>
   <w:num w:numId="17" w16cid:durableId="78139716">
-    <w:abstractNumId w:val="9"/>
+    <w:abstractNumId w:val="10"/>
   </w:num>
   <w:num w:numId="18" w16cid:durableId="2049334298">
-    <w:abstractNumId w:val="24"/>
+    <w:abstractNumId w:val="25"/>
   </w:num>
   <w:num w:numId="19" w16cid:durableId="1536771205">
     <w:abstractNumId w:val="1"/>
   </w:num>
   <w:num w:numId="20" w16cid:durableId="1237009252">
+    <w:abstractNumId w:val="19"/>
+  </w:num>
+  <w:num w:numId="21" w16cid:durableId="1507283509">
+    <w:abstractNumId w:val="13"/>
+  </w:num>
+  <w:num w:numId="22" w16cid:durableId="2072726708">
     <w:abstractNumId w:val="18"/>
   </w:num>
-  <w:num w:numId="21" w16cid:durableId="1507283509">
-    <w:abstractNumId w:val="12"/>
-  </w:num>
-  <w:num w:numId="22" w16cid:durableId="2072726708">
-    <w:abstractNumId w:val="17"/>
-  </w:num>
   <w:num w:numId="23" w16cid:durableId="340476981">
-    <w:abstractNumId w:val="8"/>
+    <w:abstractNumId w:val="9"/>
   </w:num>
   <w:num w:numId="24" w16cid:durableId="397871028">
-    <w:abstractNumId w:val="5"/>
+    <w:abstractNumId w:val="6"/>
   </w:num>
   <w:num w:numId="25" w16cid:durableId="576130007">
     <w:abstractNumId w:val="3"/>
+  </w:num>
+  <w:num w:numId="26" w16cid:durableId="1994948286">
+    <w:abstractNumId w:val="4"/>
   </w:num>
   <w:numIdMacAtCleanup w:val="23"/>
 </w:numbering>
@@ -16620,15 +16385,6 @@
 </file>
 
 <file path=customXml/item1.xml><?xml version="1.0" encoding="utf-8"?>
-<?mso-contentType ?>
-<FormTemplates xmlns="http://schemas.microsoft.com/sharepoint/v3/contenttype/forms">
-  <Display>DocumentLibraryForm</Display>
-  <Edit>DocumentLibraryForm</Edit>
-  <New>DocumentLibraryForm</New>
-</FormTemplates>
-</file>
-
-<file path=customXml/item2.xml><?xml version="1.0" encoding="utf-8"?>
 <ct:contentTypeSchema xmlns:ct="http://schemas.microsoft.com/office/2006/metadata/contentType" xmlns:ma="http://schemas.microsoft.com/office/2006/metadata/properties/metaAttributes" ct:_="" ma:_="" ma:contentTypeName="Document" ma:contentTypeID="0x010100244DA4597C2DA943933A249CF35A3C17" ma:contentTypeVersion="5" ma:contentTypeDescription="Create a new document." ma:contentTypeScope="" ma:versionID="79cd3048bded257ca59f28facd802837">
   <xsd:schema xmlns:xsd="http://www.w3.org/2001/XMLSchema" xmlns:xs="http://www.w3.org/2001/XMLSchema" xmlns:p="http://schemas.microsoft.com/office/2006/metadata/properties" xmlns:ns3="936daadb-6db6-4468-bf48-4ae045496840" targetNamespace="http://schemas.microsoft.com/office/2006/metadata/properties" ma:root="true" ma:fieldsID="e924f1278865bce780dcb264ecb06437" ns3:_="">
     <xsd:import namespace="936daadb-6db6-4468-bf48-4ae045496840"/>
@@ -16778,6 +16534,15 @@
 </ct:contentTypeSchema>
 </file>
 
+<file path=customXml/item2.xml><?xml version="1.0" encoding="utf-8"?>
+<?mso-contentType ?>
+<FormTemplates xmlns="http://schemas.microsoft.com/sharepoint/v3/contenttype/forms">
+  <Display>DocumentLibraryForm</Display>
+  <Edit>DocumentLibraryForm</Edit>
+  <New>DocumentLibraryForm</New>
+</FormTemplates>
+</file>
+
 <file path=customXml/item3.xml><?xml version="1.0" encoding="utf-8"?>
 <p:properties xmlns:p="http://schemas.microsoft.com/office/2006/metadata/properties" xmlns:xsi="http://www.w3.org/2001/XMLSchema-instance" xmlns:pc="http://schemas.microsoft.com/office/infopath/2007/PartnerControls">
   <documentManagement/>
@@ -16805,7 +16570,7 @@
     <b:JournalName>Proceedings of the 10th International Conference on Pattern Recognition Applications and Methods</b:JournalName>
     <b:Year>2021</b:Year>
     <b:Pages>98-106</b:Pages>
-    <b:RefOrder>8</b:RefOrder>
+    <b:RefOrder>1</b:RefOrder>
   </b:Source>
   <b:Source>
     <b:Tag>Jef16</b:Tag>
@@ -16827,7 +16592,7 @@
     <b:Year>2016</b:Year>
     <b:Pages>1-13</b:Pages>
     <b:Volume>10</b:Volume>
-    <b:RefOrder>28</b:RefOrder>
+    <b:RefOrder>2</b:RefOrder>
   </b:Source>
   <b:Source>
     <b:Tag>ZWT23</b:Tag>
@@ -16847,7 +16612,7 @@
     <b:Title>A New Spatial Pooler Algorithm Based on Heterogenerous Hash Group</b:Title>
     <b:JournalName>in International Joint Conference on Neural (IJCNN)</b:JournalName>
     <b:Year>2023</b:Year>
-    <b:RefOrder>19</b:RefOrder>
+    <b:RefOrder>3</b:RefOrder>
   </b:Source>
   <b:Source>
     <b:Tag>Mar11</b:Tag>
@@ -16868,7 +16633,7 @@
     <b:JournalName>Science</b:JournalName>
     <b:Year>2011</b:Year>
     <b:Pages>60-65</b:Pages>
-    <b:RefOrder>12</b:RefOrder>
+    <b:RefOrder>4</b:RefOrder>
   </b:Source>
   <b:Source>
     <b:Tag>Cis20</b:Tag>
@@ -16878,7 +16643,7 @@
     <b:Year>2020</b:Year>
     <b:ProductionCompany>Cisco</b:ProductionCompany>
     <b:URL>https://www.cisco.com/c/en/us/solutions/collateral/executive-perspectives/annual-internet-report/white-paper-c11-741490.html</b:URL>
-    <b:RefOrder>29</b:RefOrder>
+    <b:RefOrder>5</b:RefOrder>
   </b:Source>
   <b:Source>
     <b:Tag>Idc11</b:Tag>
@@ -16887,7 +16652,7 @@
     <b:Title>Idc Extracting Value From Chaos Ar</b:Title>
     <b:Year>2011</b:Year>
     <b:URL>https://www.scribd.com/doc/82195186/Idc-Extracting-Value-From-Chaos-Ar</b:URL>
-    <b:RefOrder>13</b:RefOrder>
+    <b:RefOrder>6</b:RefOrder>
   </b:Source>
   <b:Source>
     <b:Tag>Abd19</b:Tag>
@@ -16910,7 +16675,7 @@
     <b:Pages>4-14</b:Pages>
     <b:Volume>3</b:Volume>
     <b:Issue>1</b:Issue>
-    <b:RefOrder>9</b:RefOrder>
+    <b:RefOrder>7</b:RefOrder>
   </b:Source>
   <b:Source>
     <b:Tag>JHa04</b:Tag>
@@ -16929,7 +16694,7 @@
     <b:Title>On Intelligence</b:Title>
     <b:JournalName>New York: Times Books</b:JournalName>
     <b:Year>2004</b:Year>
-    <b:RefOrder>5</b:RefOrder>
+    <b:RefOrder>8</b:RefOrder>
   </b:Source>
   <b:Source>
     <b:Tag>Num11</b:Tag>
@@ -16947,7 +16712,7 @@
     <b:Title>Hierarchical temporal memory including HTM cortical learning algorithms</b:Title>
     <b:JournalName>Technical report</b:JournalName>
     <b:Year>2011</b:Year>
-    <b:RefOrder>6</b:RefOrder>
+    <b:RefOrder>9</b:RefOrder>
   </b:Source>
   <b:Source>
     <b:Tag>WJC09</b:Tag>
@@ -16968,7 +16733,7 @@
     <b:JournalName>39th International Symposium on Multiple-Valued Logic</b:JournalName>
     <b:Year>2009</b:Year>
     <b:Pages>233-238</b:Pages>
-    <b:RefOrder>22</b:RefOrder>
+    <b:RefOrder>10</b:RefOrder>
   </b:Source>
   <b:Source>
     <b:Tag>KHS08</b:Tag>
@@ -16988,7 +16753,7 @@
     <b:JournalName>International Conference on Control, Automation and Systems</b:JournalName>
     <b:Year>2008</b:Year>
     <b:Pages>2058-2061</b:Pages>
-    <b:RefOrder>23</b:RefOrder>
+    <b:RefOrder>11</b:RefOrder>
   </b:Source>
   <b:Source>
     <b:Tag>SAk06</b:Tag>
@@ -17007,7 +16772,7 @@
     <b:Title>Multi-Core Programming</b:Title>
     <b:JournalName>Intel Press</b:JournalName>
     <b:Year>2006</b:Year>
-    <b:RefOrder>24</b:RefOrder>
+    <b:RefOrder>12</b:RefOrder>
   </b:Source>
   <b:Source>
     <b:Tag>THa09</b:Tag>
@@ -17027,7 +16792,7 @@
     <b:Title>The elements of statistical learning, data mining, inference, and prediction</b:Title>
     <b:JournalName>New York: Springer-Verlag</b:JournalName>
     <b:Year>2009</b:Year>
-    <b:RefOrder>25</b:RefOrder>
+    <b:RefOrder>13</b:RefOrder>
   </b:Source>
   <b:Source>
     <b:Tag>DOH05</b:Tag>
@@ -17047,7 +16812,7 @@
     <b:Title>The Organization of Behavior: A Neuropsychological Theory, London</b:Title>
     <b:JournalName>U.K.:Psychol. Press</b:JournalName>
     <b:Year>2005</b:Year>
-    <b:RefOrder>7</b:RefOrder>
+    <b:RefOrder>14</b:RefOrder>
   </b:Source>
   <b:Source>
     <b:Tag>JLa89</b:Tag>
@@ -17068,7 +16833,7 @@
     <b:JournalName>Proc. Adv. Neural Inf. Process. Syst</b:JournalName>
     <b:Year>1989</b:Year>
     <b:Pages>703-711</b:Pages>
-    <b:RefOrder>10</b:RefOrder>
+    <b:RefOrder>15</b:RefOrder>
   </b:Source>
   <b:Source>
     <b:Tag>JHa11</b:Tag>
@@ -17087,7 +16852,7 @@
     </b:Author>
     <b:Title>Hierarchical temporal memory including HTM cortical learning algorithms</b:Title>
     <b:Year>2011</b:Year>
-    <b:RefOrder>11</b:RefOrder>
+    <b:RefOrder>16</b:RefOrder>
   </b:Source>
   <b:Source>
     <b:Tag>YCu17</b:Tag>
@@ -17108,7 +16873,7 @@
     <b:JournalName>Frontiers Comput. Neurosc</b:JournalName>
     <b:Year>2017</b:Year>
     <b:Volume>11</b:Volume>
-    <b:RefOrder>14</b:RefOrder>
+    <b:RefOrder>17</b:RefOrder>
   </b:Source>
   <b:Source>
     <b:Tag>PFö90</b:Tag>
@@ -17129,7 +16894,7 @@
     <b:Year>1990</b:Year>
     <b:Pages>165-170</b:Pages>
     <b:Volume>64</b:Volume>
-    <b:RefOrder>15</b:RefOrder>
+    <b:RefOrder>18</b:RefOrder>
   </b:Source>
   <b:Source>
     <b:Tag>KHS081</b:Tag>
@@ -17149,7 +16914,7 @@
     <b:JournalName>International Conference on Control, Automation and Systems</b:JournalName>
     <b:Year>2008</b:Year>
     <b:Pages>2058-2061</b:Pages>
-    <b:RefOrder>1</b:RefOrder>
+    <b:RefOrder>19</b:RefOrder>
   </b:Source>
   <b:Source>
     <b:Tag>SAk061</b:Tag>
@@ -17168,7 +16933,7 @@
     <b:Title>Multi-Core Programming</b:Title>
     <b:JournalName>Intel Press</b:JournalName>
     <b:Year>2006</b:Year>
-    <b:RefOrder>2</b:RefOrder>
+    <b:RefOrder>20</b:RefOrder>
   </b:Source>
   <b:Source>
     <b:Tag>HEl05</b:Tag>
@@ -17188,7 +16953,7 @@
     <b:Title>Advanced Computer Architecture and Parallel Processing (Wiley Series on Parallel and Distributed Computing) 1st ed</b:Title>
     <b:JournalName>Wiley Interscience</b:JournalName>
     <b:Year>2005</b:Year>
-    <b:RefOrder>3</b:RefOrder>
+    <b:RefOrder>21</b:RefOrder>
   </b:Source>
   <b:Source>
     <b:Tag>LBe06</b:Tag>
@@ -17209,7 +16974,7 @@
     <b:JournalName>FPGA Implementations of Neural Networks, Springer Verlag,</b:JournalName>
     <b:Year>2006</b:Year>
     <b:Pages>325-360</b:Pages>
-    <b:RefOrder>4</b:RefOrder>
+    <b:RefOrder>22</b:RefOrder>
   </b:Source>
   <b:Source>
     <b:Tag>Ada08</b:Tag>
@@ -17227,7 +16992,7 @@
     <b:Title>Epiphany Architecture Reference</b:Title>
     <b:JournalName>Adapteva Inc</b:JournalName>
     <b:Year>2008</b:Year>
-    <b:RefOrder>17</b:RefOrder>
+    <b:RefOrder>23</b:RefOrder>
   </b:Source>
   <b:Source>
     <b:Tag>SSr02</b:Tag>
@@ -17247,7 +17012,7 @@
     <b:Title>Embedded Multiprocessors Scheduling and Synchronization</b:Title>
     <b:JournalName> Embedded Multiprocessors: Scheduling and Synchronization, Marcel  Dekker, inc</b:JournalName>
     <b:Year>2002</b:Year>
-    <b:RefOrder>18</b:RefOrder>
+    <b:RefOrder>24</b:RefOrder>
   </b:Source>
   <b:Source>
     <b:Tag>Num111</b:Tag>
@@ -17265,7 +17030,7 @@
     <b:Title>Nupic application</b:Title>
     <b:Year>(2011)</b:Year>
     <b:URL>https://github.com/numenta/nupic/wiki.</b:URL>
-    <b:RefOrder>16</b:RefOrder>
+    <b:RefOrder>25</b:RefOrder>
   </b:Source>
   <b:Source>
     <b:Tag>Haw11</b:Tag>
@@ -17283,7 +17048,7 @@
       </b:Author>
     </b:Author>
     <b:Year>2011</b:Year>
-    <b:RefOrder>21</b:RefOrder>
+    <b:RefOrder>26</b:RefOrder>
   </b:Source>
   <b:Source>
     <b:Tag>Cai</b:Tag>
@@ -17303,7 +17068,7 @@
     <b:Title>Gpu accelerated restricted boltzmann machine for collaborative filtering</b:Title>
     <b:JournalName>ICA3PP’12 Proceedings of the 12th international conference on Algorithms and Architectures for Parallel Processing</b:JournalName>
     <b:Pages>303–316</b:Pages>
-    <b:RefOrder>26</b:RefOrder>
+    <b:RefOrder>27</b:RefOrder>
   </b:Source>
   <b:Source>
     <b:Tag>Cis12</b:Tag>
@@ -17321,7 +17086,7 @@
     <b:Title>Visual networking index</b:Title>
     <b:JournalName>Cisco systems</b:JournalName>
     <b:Year>2012</b:Year>
-    <b:RefOrder>27</b:RefOrder>
+    <b:RefOrder>28</b:RefOrder>
   </b:Source>
   <b:Source>
     <b:Tag>Ope10</b:Tag>
@@ -17339,20 +17104,12 @@
       </b:Author>
     </b:Author>
     <b:URL>http://www.openmp.org.</b:URL>
-    <b:RefOrder>20</b:RefOrder>
+    <b:RefOrder>29</b:RefOrder>
   </b:Source>
 </b:Sources>
 </file>
 
 <file path=customXml/itemProps1.xml><?xml version="1.0" encoding="utf-8"?>
-<ds:datastoreItem xmlns:ds="http://schemas.openxmlformats.org/officeDocument/2006/customXml" ds:itemID="{88F3F4E0-067B-40FB-A48B-6269F4A0D664}">
-  <ds:schemaRefs>
-    <ds:schemaRef ds:uri="http://schemas.microsoft.com/sharepoint/v3/contenttype/forms"/>
-  </ds:schemaRefs>
-</ds:datastoreItem>
-</file>
-
-<file path=customXml/itemProps2.xml><?xml version="1.0" encoding="utf-8"?>
 <ds:datastoreItem xmlns:ds="http://schemas.openxmlformats.org/officeDocument/2006/customXml" ds:itemID="{82C9358B-E3D9-4C38-A803-67F51DB06356}">
   <ds:schemaRefs>
     <ds:schemaRef ds:uri="http://schemas.microsoft.com/office/2006/metadata/contentType"/>
@@ -17370,6 +17127,14 @@
 </ds:datastoreItem>
 </file>
 
+<file path=customXml/itemProps2.xml><?xml version="1.0" encoding="utf-8"?>
+<ds:datastoreItem xmlns:ds="http://schemas.openxmlformats.org/officeDocument/2006/customXml" ds:itemID="{88F3F4E0-067B-40FB-A48B-6269F4A0D664}">
+  <ds:schemaRefs>
+    <ds:schemaRef ds:uri="http://schemas.microsoft.com/sharepoint/v3/contenttype/forms"/>
+  </ds:schemaRefs>
+</ds:datastoreItem>
+</file>
+
 <file path=customXml/itemProps3.xml><?xml version="1.0" encoding="utf-8"?>
 <ds:datastoreItem xmlns:ds="http://schemas.openxmlformats.org/officeDocument/2006/customXml" ds:itemID="{AF927845-869C-4CF7-85EE-10A8386E5F92}">
   <ds:schemaRefs>
@@ -17380,7 +17145,7 @@
 </file>
 
 <file path=customXml/itemProps4.xml><?xml version="1.0" encoding="utf-8"?>
-<ds:datastoreItem xmlns:ds="http://schemas.openxmlformats.org/officeDocument/2006/customXml" ds:itemID="{E2701589-7969-44AC-B7B6-B4B104586332}">
+<ds:datastoreItem xmlns:ds="http://schemas.openxmlformats.org/officeDocument/2006/customXml" ds:itemID="{6C710389-8A03-4C6E-8B47-1651F55568A8}">
   <ds:schemaRefs>
     <ds:schemaRef ds:uri="http://schemas.openxmlformats.org/officeDocument/2006/bibliography"/>
   </ds:schemaRefs>

--- a/source/MySEProject/Documentation/ML 2425-06 Implement_Temporal_Memory_Parallel_Version_Alabaster_Neo.docx
+++ b/source/MySEProject/Documentation/ML 2425-06 Implement_Temporal_Memory_Parallel_Version_Alabaster_Neo.docx
@@ -85,12 +85,14 @@
         <w:rPr>
           <w:sz w:val="18"/>
           <w:szCs w:val="18"/>
+          <w:lang w:val="de-DE"/>
         </w:rPr>
       </w:pPr>
       <w:r>
         <w:rPr>
           <w:sz w:val="18"/>
           <w:szCs w:val="18"/>
+          <w:lang w:val="de-DE"/>
         </w:rPr>
         <w:t>Omkar Salunkhe</w:t>
       </w:r>
@@ -98,6 +100,7 @@
         <w:rPr>
           <w:sz w:val="18"/>
           <w:szCs w:val="18"/>
+          <w:lang w:val="de-DE"/>
         </w:rPr>
         <w:t xml:space="preserve"> </w:t>
       </w:r>
@@ -105,6 +108,7 @@
         <w:rPr>
           <w:sz w:val="18"/>
           <w:szCs w:val="18"/>
+          <w:lang w:val="de-DE"/>
         </w:rPr>
         <w:br/>
       </w:r>
@@ -112,6 +116,7 @@
         <w:rPr>
           <w:sz w:val="18"/>
           <w:szCs w:val="18"/>
+          <w:lang w:val="de-DE"/>
         </w:rPr>
         <w:t>omkar</w:t>
       </w:r>
@@ -119,6 +124,7 @@
         <w:rPr>
           <w:sz w:val="18"/>
           <w:szCs w:val="18"/>
+          <w:lang w:val="de-DE"/>
         </w:rPr>
         <w:t>.</w:t>
       </w:r>
@@ -126,6 +132,7 @@
         <w:rPr>
           <w:sz w:val="18"/>
           <w:szCs w:val="18"/>
+          <w:lang w:val="de-DE"/>
         </w:rPr>
         <w:t>salunkhe</w:t>
       </w:r>
@@ -133,6 +140,7 @@
         <w:rPr>
           <w:sz w:val="18"/>
           <w:szCs w:val="18"/>
+          <w:lang w:val="de-DE"/>
         </w:rPr>
         <w:t>@stud.fra-uas.de</w:t>
       </w:r>
@@ -391,6 +399,17 @@
       </w:r>
       <w:r>
         <w:rPr>
+          <w:rFonts w:ascii="Segoe UI" w:eastAsia="Times New Roman" w:hAnsi="Segoe UI" w:cs="Segoe UI"/>
+          <w:b/>
+          <w:bCs/>
+          <w:color w:val="F8FAFF"/>
+          <w:sz w:val="24"/>
+          <w:szCs w:val="24"/>
+        </w:rPr>
+        <w:t xml:space="preserve"> </w:t>
+      </w:r>
+      <w:r>
+        <w:rPr>
           <w:b/>
           <w:bCs/>
           <w:i/>
@@ -398,7 +417,7 @@
           <w:sz w:val="18"/>
           <w:szCs w:val="18"/>
         </w:rPr>
-        <w:t>Temporal Memory is a brain-inspired</w:t>
+        <w:t>I</w:t>
       </w:r>
       <w:r>
         <w:rPr>
@@ -409,7 +428,7 @@
           <w:sz w:val="18"/>
           <w:szCs w:val="18"/>
         </w:rPr>
-        <w:t xml:space="preserve"> (neocortex)</w:t>
+        <w:t>magine if computers could learn patterns and predict sequences as effortlessly as the human brain. That's the promise of Hierarchical Temporal Memory (HTM) - a brain-inspired AI system. But there's a catch: traditional HTM implementations are stuck in the slow lane, processing everything one step at a time. We changed that.</w:t>
       </w:r>
       <w:r>
         <w:rPr>
@@ -420,7 +439,7 @@
           <w:sz w:val="18"/>
           <w:szCs w:val="18"/>
         </w:rPr>
-        <w:t xml:space="preserve"> algorithm that helps computers learn patterns and predict sequences, much like how humans remember and anticipate events. Unlike traditional methods, it processes information in a way that is both efficient and adaptable, making it ideal for tasks like anomaly detection and real-time predictions. </w:t>
+        <w:t xml:space="preserve"> </w:t>
       </w:r>
       <w:r>
         <w:rPr>
@@ -431,9 +450,15 @@
           <w:sz w:val="18"/>
           <w:szCs w:val="18"/>
         </w:rPr>
-        <w:t xml:space="preserve">This Project is an attempt to </w:t>
-      </w:r>
-      <w:r>
+        <w:t>In this work, we present a parallel computing approach to HTM that significantly accelerates temporal sequence processing. Our optimized implementation demonstrates a 57% reduction in initialization time and up to 3× faster overall performance while maintaining algorithmic accuracy. Rigorous testing across multi-core processors (4-16 cores) validated the scalability of our approach, with the most efficient method showing remarkable consistency (variance = 7.56) under varying workloads.</w:t>
+      </w:r>
+    </w:p>
+    <w:p>
+      <w:pPr>
+        <w:tabs>
+          <w:tab w:val="left" w:pos="288"/>
+        </w:tabs>
+        <w:jc w:val="both"/>
         <w:rPr>
           <w:b/>
           <w:bCs/>
@@ -442,8 +467,7 @@
           <w:sz w:val="18"/>
           <w:szCs w:val="18"/>
         </w:rPr>
-        <w:t>improved its performance by enabling it to handle multiple tasks simultaneously, making it faster and more scalable for real-world applications.</w:t>
-      </w:r>
+      </w:pPr>
       <w:r>
         <w:rPr>
           <w:b/>
@@ -453,9 +477,15 @@
           <w:sz w:val="18"/>
           <w:szCs w:val="18"/>
         </w:rPr>
-        <w:t xml:space="preserve"> </w:t>
-      </w:r>
-      <w:r>
+        <w:t>These performance improvements enable practical real-time applications of HTM in critical domains such as anomaly detection and predictive maintenance systems. Our work bridges the gap between neuroscience-inspired algorithms and modern computing architectures, making brain-like temporal processing feasible for industrial-scale applications.</w:t>
+      </w:r>
+    </w:p>
+    <w:p>
+      <w:pPr>
+        <w:tabs>
+          <w:tab w:val="left" w:pos="288"/>
+        </w:tabs>
+        <w:jc w:val="both"/>
         <w:rPr>
           <w:b/>
           <w:bCs/>
@@ -464,8 +494,7 @@
           <w:sz w:val="18"/>
           <w:szCs w:val="18"/>
         </w:rPr>
-        <w:t>In this project, we optimized the Temporal Memory algorithm by introducing multithreading to enhance its performance. The original implementation processed data sequentially, which often led to inefficiencies, especially with large datasets or real-time applications. To address this, we identified independent operations and loops within the algorithm and parallelized them using modern programming techniques like Parallel.ForEach and async/await in C#. This allowed multiple tasks to execute concurrently, significantly boosting computational speed without altering the algorithm's core logic. We validated our approach by rigorously testing both the single-threaded and multithreaded versions, recording performance metrics, and visualizing the results to highlight the improvements. Additionally, we used Python-based machine learning tools to analyze the data and further refine the model. The results demonstrate substantial performance gains, particularly for large-scale data processing, while maintaining the algorithm's accuracy and reliability. This work highlights the potential of multithreading to make AI systems faster, scalable, and more responsive to real-world demands.</w:t>
-      </w:r>
+      </w:pPr>
     </w:p>
     <w:p>
       <w:pPr>
@@ -503,28 +532,21 @@
           <w:sz w:val="20"/>
           <w:szCs w:val="20"/>
         </w:rPr>
-        <w:t xml:space="preserve">Keywords—Neocortex, Hierarchical Temporal Memory (HTM), </w:t>
+        <w:t>Keywords—</w:t>
       </w:r>
       <w:r>
         <w:rPr>
           <w:sz w:val="20"/>
           <w:szCs w:val="20"/>
         </w:rPr>
-        <w:t>Pattern Learning</w:t>
+        <w:t xml:space="preserve"> Hie</w:t>
       </w:r>
       <w:r>
         <w:rPr>
           <w:sz w:val="20"/>
           <w:szCs w:val="20"/>
         </w:rPr>
-        <w:t>, Data Visualization, Computational speed, Multithreading, Performance Metrics</w:t>
-      </w:r>
-      <w:r>
-        <w:rPr>
-          <w:sz w:val="20"/>
-          <w:szCs w:val="20"/>
-        </w:rPr>
-        <w:t>, Python Maching Learning</w:t>
+        <w:t>rarchical Temporal Memory, Parallel Computing, Neural Networks, Performance Optimization, Real-Time Systems</w:t>
       </w:r>
     </w:p>
     <w:p>
@@ -664,15 +686,22 @@
           <w:sz w:val="20"/>
           <w:szCs w:val="20"/>
         </w:rPr>
-        <w:t xml:space="preserve">By </w:t>
-      </w:r>
-      <w:r>
+        <w:t>By attempting to transform single-threaded processes into multithreaded systems, we have tried to achieve performance improvements while maintaining the system's accuracy and reliability.</w:t>
+      </w:r>
+    </w:p>
+    <w:p>
+      <w:pPr>
+        <w:pStyle w:val="NormalWeb"/>
+        <w:tabs>
+          <w:tab w:val="left" w:pos="288"/>
+        </w:tabs>
+        <w:spacing w:before="0" w:beforeAutospacing="0" w:after="0" w:afterAutospacing="0"/>
+        <w:jc w:val="both"/>
         <w:rPr>
           <w:sz w:val="20"/>
           <w:szCs w:val="20"/>
         </w:rPr>
-        <w:t>attempting to transform single-threaded processes into multithreaded systems, we have tried to achieve performance improvements while maintaining the system's accuracy and reliability.</w:t>
-      </w:r>
+      </w:pPr>
     </w:p>
     <w:p>
       <w:pPr>
@@ -687,26 +716,19 @@
           <w:szCs w:val="20"/>
         </w:rPr>
       </w:pPr>
-    </w:p>
-    <w:p>
-      <w:pPr>
-        <w:pStyle w:val="NormalWeb"/>
-        <w:tabs>
-          <w:tab w:val="left" w:pos="288"/>
-        </w:tabs>
-        <w:spacing w:before="0" w:beforeAutospacing="0" w:after="0" w:afterAutospacing="0"/>
-        <w:jc w:val="both"/>
+      <w:r>
         <w:rPr>
           <w:sz w:val="20"/>
           <w:szCs w:val="20"/>
         </w:rPr>
-      </w:pPr>
+        <w:t xml:space="preserve">The Temporal Memory algorithm is a fundamental component of hierarchical temporal memory (HTM) systems, </w:t>
+      </w:r>
       <w:r>
         <w:rPr>
           <w:sz w:val="20"/>
           <w:szCs w:val="20"/>
         </w:rPr>
-        <w:t xml:space="preserve">The Temporal Memory algorithm is a fundamental component of hierarchical temporal memory (HTM) systems, which are designed to mimic the functionality of the human neocortex. This algorithm plays a crucial role in pattern recognition, sequence learning, and anomaly detection by processing and storing spatial and temporal patterns. </w:t>
+        <w:t xml:space="preserve">which are designed to mimic the functionality of the human neocortex. This algorithm plays a crucial role in pattern recognition, sequence learning, and anomaly detection by processing and storing spatial and temporal patterns. </w:t>
       </w:r>
       <w:r>
         <w:rPr>
@@ -814,7 +836,7 @@
           <w:sz w:val="20"/>
           <w:szCs w:val="20"/>
         </w:rPr>
-        <w:t>, as data volumes and computational demands grow, the single-threaded implementation of the Temporal Memory algorithm faces significant performance limitations. To address this, our project focuses on enhancing the algorithm by introducing multithreading capabilities, enabling it to leverage modern hardware architectures for improved efficiency and scalability.</w:t>
+        <w:t>, as data volumes and computational demands grow, the single-threaded implementation of the Temporal Memory algorithm faces significant performance limitations.</w:t>
       </w:r>
       <w:r>
         <w:rPr>
@@ -823,26 +845,54 @@
         </w:rPr>
         <w:t xml:space="preserve"> </w:t>
       </w:r>
-      <w:r>
+    </w:p>
+    <w:p>
+      <w:pPr>
+        <w:pStyle w:val="NormalWeb"/>
+        <w:tabs>
+          <w:tab w:val="left" w:pos="288"/>
+        </w:tabs>
+        <w:spacing w:before="0" w:beforeAutospacing="0" w:after="0" w:afterAutospacing="0"/>
+        <w:jc w:val="both"/>
         <w:rPr>
           <w:sz w:val="20"/>
           <w:szCs w:val="20"/>
         </w:rPr>
-        <w:t xml:space="preserve">The current implementation of the Temporal Memory algorithm operates as a single-threaded process, which poses significant limitations in terms of scalability and performance. As datasets grow and complexity, the computational demands of Temporal Memory increase, making it challenging to process large-scale data efficiently. To address these limitations, this project focuses on refactoring the Temporal Memory algorithm to leverage modern multithreading capabilities. By parallelizing key execution paths—such as loops iterating over columns or cells and independent </w:t>
-      </w:r>
-      <w:r>
+      </w:pPr>
+    </w:p>
+    <w:p>
+      <w:pPr>
+        <w:pStyle w:val="NormalWeb"/>
+        <w:tabs>
+          <w:tab w:val="left" w:pos="288"/>
+        </w:tabs>
+        <w:spacing w:before="0" w:beforeAutospacing="0" w:after="0" w:afterAutospacing="0"/>
+        <w:jc w:val="both"/>
         <w:rPr>
           <w:sz w:val="20"/>
           <w:szCs w:val="20"/>
         </w:rPr>
-        <w:t xml:space="preserve">operations, </w:t>
-      </w:r>
+      </w:pPr>
       <w:r>
         <w:rPr>
           <w:sz w:val="20"/>
           <w:szCs w:val="20"/>
         </w:rPr>
-        <w:t>the algorithm can achieve significant performance improvements, making it more scalable and suitable for real-world applications.</w:t>
+        <w:t>The current implementation processes data sequentially, creating bottlenecks when handling large-scale data or real-time applications. This scalability challenge presents a critical barrier to deploying HTM systems in practical, data-intensive environments where timely processing is essential.</w:t>
+      </w:r>
+      <w:r>
+        <w:rPr>
+          <w:sz w:val="20"/>
+          <w:szCs w:val="20"/>
+        </w:rPr>
+        <w:t xml:space="preserve"> </w:t>
+      </w:r>
+      <w:r>
+        <w:rPr>
+          <w:sz w:val="20"/>
+          <w:szCs w:val="20"/>
+        </w:rPr>
+        <w:t>Modern applications increasingly require real-time processing of temporal patterns at unprecedented scales. While HTM's biological inspiration gives it unique advantages for sequence learning, its current computational implementation cannot meet these growing demands. This performance gap motivates the need for architectural optimizations that preserve HTM's core principles while enhancing its practical viability</w:t>
       </w:r>
     </w:p>
     <w:p>
@@ -949,6 +999,7 @@
         <w:jc w:val="center"/>
       </w:pPr>
       <w:r>
+        <w:lastRenderedPageBreak/>
         <w:t>literature review</w:t>
       </w:r>
     </w:p>
@@ -1008,15 +1059,7 @@
         <w:t xml:space="preserve"> </w:t>
       </w:r>
       <w:r>
-        <w:t>patterns through sparse distributed representations (SDRs</w:t>
-      </w:r>
-      <w:proofErr w:type="gramStart"/>
-      <w:r>
-        <w:t>),enabling</w:t>
-      </w:r>
-      <w:proofErr w:type="gramEnd"/>
-      <w:r>
-        <w:t xml:space="preserve"> robust noise-tolerant predictions</w:t>
+        <w:t>patterns through sparse distributed representations (SDRs),enabling robust noise-tolerant predictions</w:t>
       </w:r>
       <w:r>
         <w:t xml:space="preserve"> </w:t>
@@ -1385,11 +1428,24 @@
       <w:r>
         <w:t xml:space="preserve"> </w:t>
       </w:r>
-      <w:r>
-        <w:t xml:space="preserve">Representations are considered sparse because, at any moment, only a small proportion of neurons are active, while the majority remain inactive. They are distributed because the information is not carried by individual neurons alone but by the combined activity of the entire set of active neurons, which collectively define the </w:t>
-      </w:r>
-      <w:r>
-        <w:t>representation.</w:t>
+    </w:p>
+    <w:p>
+      <w:pPr>
+        <w:tabs>
+          <w:tab w:val="left" w:pos="288"/>
+        </w:tabs>
+        <w:jc w:val="both"/>
+      </w:pPr>
+    </w:p>
+    <w:p>
+      <w:pPr>
+        <w:tabs>
+          <w:tab w:val="left" w:pos="288"/>
+        </w:tabs>
+        <w:jc w:val="both"/>
+      </w:pPr>
+      <w:r>
+        <w:t>Representations are considered sparse because, at any moment, only a small proportion of neurons are active, while the majority remain inactive. They are distributed because the information is not carried by individual neurons alone but by the combined activity of the entire set of active neurons, which collectively define the representation.</w:t>
       </w:r>
       <w:r>
         <w:t xml:space="preserve"> </w:t>
@@ -1456,7 +1512,10 @@
         <w:t xml:space="preserve"> T</w:t>
       </w:r>
       <w:r>
-        <w:t>he Spatial Pooler's column-based computations naturally lend themselves to parallelization, as each column's activation can be processed independently</w:t>
+        <w:t xml:space="preserve">he Spatial Pooler's column-based computations naturally lend themselves to </w:t>
+      </w:r>
+      <w:r>
+        <w:t>parallelization, as each column's activation can be processed independently</w:t>
       </w:r>
       <w:r>
         <w:t xml:space="preserve"> </w:t>
@@ -1862,14 +1921,39 @@
         <w:t>learning and adaptation</w:t>
       </w:r>
       <w:r>
-        <w:t xml:space="preserve"> enable the system to continuously improve </w:t>
-      </w:r>
+        <w:t> enable the system to continuously improve over time by using Hebbian learning rules to adjust synaptic connections between cells based on their activity patterns.</w:t>
+      </w:r>
+      <w:r>
+        <w:t xml:space="preserve"> </w:t>
+      </w:r>
+    </w:p>
+    <w:p>
+      <w:pPr>
+        <w:tabs>
+          <w:tab w:val="left" w:pos="288"/>
+        </w:tabs>
+        <w:jc w:val="both"/>
+      </w:pPr>
+    </w:p>
+    <w:p>
+      <w:pPr>
+        <w:tabs>
+          <w:tab w:val="left" w:pos="288"/>
+        </w:tabs>
+        <w:jc w:val="both"/>
+      </w:pPr>
+    </w:p>
+    <w:p>
+      <w:pPr>
+        <w:pStyle w:val="Heading1"/>
+        <w:tabs>
+          <w:tab w:val="left" w:pos="288"/>
+        </w:tabs>
+        <w:jc w:val="center"/>
+      </w:pPr>
       <w:r>
         <w:lastRenderedPageBreak/>
-        <w:t>over time by using Hebbian learning rules to adjust synaptic connections between cells based on their activity patterns.</w:t>
-      </w:r>
-      <w:r>
-        <w:t xml:space="preserve"> </w:t>
+        <w:t>methodology</w:t>
       </w:r>
     </w:p>
     <w:p>
@@ -1878,37 +1962,326 @@
           <w:tab w:val="left" w:pos="288"/>
         </w:tabs>
         <w:jc w:val="both"/>
-      </w:pPr>
-    </w:p>
-    <w:p>
-      <w:pPr>
-        <w:pStyle w:val="Heading1"/>
-        <w:tabs>
-          <w:tab w:val="left" w:pos="288"/>
-        </w:tabs>
-        <w:jc w:val="center"/>
-      </w:pPr>
-      <w:r>
-        <w:t>methodology</w:t>
-      </w:r>
-    </w:p>
-    <w:p>
-      <w:pPr>
-        <w:tabs>
-          <w:tab w:val="left" w:pos="288"/>
-        </w:tabs>
-        <w:jc w:val="both"/>
-        <w:rPr>
-          <w:spacing w:val="-1"/>
-          <w:lang w:val="x-none" w:eastAsia="x-none"/>
-        </w:rPr>
-      </w:pPr>
-      <w:r>
         <w:rPr>
           <w:spacing w:val="-1"/>
           <w:lang w:eastAsia="x-none"/>
         </w:rPr>
-        <w:t>The methodology for this research was designed to systematically improve the performance of the Temporal Memory algorithm by introducing parallelization techniques. The goal was to identify and optimize critical sections of the code that could benefit from concurrent execution, thereby reducing overall execution time and improving efficiency. The methodology was divided into five key phases, each contributing to the successful implementation and evaluation of the parallelized algorithm.</w:t>
+      </w:pPr>
+      <w:r>
+        <w:rPr>
+          <w:spacing w:val="-1"/>
+          <w:lang w:eastAsia="x-none"/>
+        </w:rPr>
+        <w:t xml:space="preserve">The methodology for this research was designed to systematically improve the performance of the Temporal Memory algorithm by introducing parallelization techniques. The goal was to identify and optimize critical sections of the code that could benefit from concurrent execution, thereby reducing overall execution time and improving efficiency. </w:t>
+      </w:r>
+      <w:r>
+        <w:rPr>
+          <w:spacing w:val="-1"/>
+          <w:lang w:eastAsia="x-none"/>
+        </w:rPr>
+        <w:t>Our systematic approach to parallelizing the Temporal Memory algorithm followed the five-phase workflow depicted in Figure 1, where each stage directly informs the subsequent implementation and evaluation steps.</w:t>
+      </w:r>
+    </w:p>
+    <w:p>
+      <w:pPr>
+        <w:tabs>
+          <w:tab w:val="left" w:pos="288"/>
+        </w:tabs>
+        <w:jc w:val="both"/>
+        <w:rPr>
+          <w:spacing w:val="-1"/>
+          <w:lang w:eastAsia="x-none"/>
+        </w:rPr>
+      </w:pPr>
+    </w:p>
+    <w:p>
+      <w:pPr>
+        <w:tabs>
+          <w:tab w:val="left" w:pos="288"/>
+        </w:tabs>
+        <w:jc w:val="both"/>
+        <w:rPr>
+          <w:spacing w:val="-1"/>
+          <w:lang w:eastAsia="x-none"/>
+        </w:rPr>
+      </w:pPr>
+    </w:p>
+    <w:p>
+      <w:pPr>
+        <w:tabs>
+          <w:tab w:val="left" w:pos="288"/>
+        </w:tabs>
+        <w:jc w:val="both"/>
+        <w:rPr>
+          <w:spacing w:val="-1"/>
+          <w:lang w:eastAsia="x-none"/>
+        </w:rPr>
+      </w:pPr>
+      <w:r>
+        <w:rPr>
+          <w:noProof/>
+          <w:spacing w:val="-1"/>
+          <w:lang w:eastAsia="x-none"/>
+        </w:rPr>
+        <w:drawing>
+          <wp:inline distT="0" distB="0" distL="0" distR="0" wp14:anchorId="44D7AB51" wp14:editId="5060218C">
+            <wp:extent cx="3089910" cy="4107180"/>
+            <wp:effectExtent l="0" t="0" r="0" b="7620"/>
+            <wp:docPr id="1243033149" name="Picture 2" descr="A diagram of a computer&#10;&#10;AI-generated content may be incorrect."/>
+            <wp:cNvGraphicFramePr>
+              <a:graphicFrameLocks xmlns:a="http://schemas.openxmlformats.org/drawingml/2006/main" noChangeAspect="1"/>
+            </wp:cNvGraphicFramePr>
+            <a:graphic xmlns:a="http://schemas.openxmlformats.org/drawingml/2006/main">
+              <a:graphicData uri="http://schemas.openxmlformats.org/drawingml/2006/picture">
+                <pic:pic xmlns:pic="http://schemas.openxmlformats.org/drawingml/2006/picture">
+                  <pic:nvPicPr>
+                    <pic:cNvPr id="1243033149" name="Picture 2" descr="A diagram of a computer&#10;&#10;AI-generated content may be incorrect."/>
+                    <pic:cNvPicPr/>
+                  </pic:nvPicPr>
+                  <pic:blipFill>
+                    <a:blip r:embed="rId19" cstate="print">
+                      <a:extLst>
+                        <a:ext uri="{28A0092B-C50C-407E-A947-70E740481C1C}">
+                          <a14:useLocalDpi xmlns:a14="http://schemas.microsoft.com/office/drawing/2010/main" val="0"/>
+                        </a:ext>
+                      </a:extLst>
+                    </a:blip>
+                    <a:stretch>
+                      <a:fillRect/>
+                    </a:stretch>
+                  </pic:blipFill>
+                  <pic:spPr>
+                    <a:xfrm>
+                      <a:off x="0" y="0"/>
+                      <a:ext cx="3089910" cy="4107180"/>
+                    </a:xfrm>
+                    <a:prstGeom prst="rect">
+                      <a:avLst/>
+                    </a:prstGeom>
+                  </pic:spPr>
+                </pic:pic>
+              </a:graphicData>
+            </a:graphic>
+          </wp:inline>
+        </w:drawing>
+      </w:r>
+    </w:p>
+    <w:p>
+      <w:pPr>
+        <w:tabs>
+          <w:tab w:val="left" w:pos="288"/>
+        </w:tabs>
+        <w:jc w:val="both"/>
+        <w:rPr>
+          <w:spacing w:val="-1"/>
+          <w:lang w:eastAsia="x-none"/>
+        </w:rPr>
+      </w:pPr>
+    </w:p>
+    <w:p>
+      <w:pPr>
+        <w:tabs>
+          <w:tab w:val="left" w:pos="288"/>
+        </w:tabs>
+        <w:jc w:val="both"/>
+        <w:rPr>
+          <w:spacing w:val="-1"/>
+          <w:lang w:eastAsia="x-none"/>
+        </w:rPr>
+      </w:pPr>
+    </w:p>
+    <w:p>
+      <w:pPr>
+        <w:tabs>
+          <w:tab w:val="left" w:pos="288"/>
+        </w:tabs>
+        <w:jc w:val="center"/>
+        <w:rPr>
+          <w:spacing w:val="-1"/>
+          <w:sz w:val="16"/>
+          <w:szCs w:val="16"/>
+          <w:lang w:eastAsia="x-none"/>
+        </w:rPr>
+      </w:pPr>
+      <w:r>
+        <w:rPr>
+          <w:b/>
+          <w:bCs/>
+          <w:spacing w:val="-1"/>
+          <w:sz w:val="16"/>
+          <w:szCs w:val="16"/>
+          <w:lang w:eastAsia="x-none"/>
+        </w:rPr>
+        <w:t>Figure 1:</w:t>
+      </w:r>
+      <w:r>
+        <w:rPr>
+          <w:spacing w:val="-1"/>
+          <w:sz w:val="16"/>
+          <w:szCs w:val="16"/>
+          <w:lang w:eastAsia="x-none"/>
+        </w:rPr>
+        <w:t> </w:t>
+      </w:r>
+      <w:r>
+        <w:rPr>
+          <w:i/>
+          <w:iCs/>
+          <w:spacing w:val="-1"/>
+          <w:sz w:val="16"/>
+          <w:szCs w:val="16"/>
+          <w:lang w:eastAsia="x-none"/>
+        </w:rPr>
+        <w:t>HTM Parallelization Methodology</w:t>
+      </w:r>
+    </w:p>
+    <w:p>
+      <w:pPr>
+        <w:tabs>
+          <w:tab w:val="left" w:pos="288"/>
+        </w:tabs>
+        <w:jc w:val="both"/>
+        <w:rPr>
+          <w:spacing w:val="-1"/>
+          <w:lang w:eastAsia="x-none"/>
+        </w:rPr>
+      </w:pPr>
+      <w:r>
+        <w:rPr>
+          <w:spacing w:val="-1"/>
+          <w:lang w:eastAsia="x-none"/>
+        </w:rPr>
+        <w:br/>
+      </w:r>
+      <w:r>
+        <w:rPr>
+          <w:spacing w:val="-1"/>
+          <w:lang w:eastAsia="x-none"/>
+        </w:rPr>
+        <w:t xml:space="preserve">Figure 1 presents our systematic optimization framework for parallelizing Temporal Memory, following an engineered pipeline from analysis to deployment. Beginning with computational profiling of the single-threaded implementation, we identified three key bottlenecks: column initialization latency, matrix operation dependencies, and SDR processing overhead. These findings informed our design of thread-safe parallel patterns that respect HTM's biological constraints while exploiting modern multi-core architectures. Four implementation variants were rigorously evaluated against both performance benchmarks (achieving 3.2× speedup) and functional accuracy requirements (&lt;1% prediction variance), with the </w:t>
+      </w:r>
+      <w:proofErr w:type="spellStart"/>
+      <w:r>
+        <w:rPr>
+          <w:spacing w:val="-1"/>
+          <w:lang w:eastAsia="x-none"/>
+        </w:rPr>
+        <w:t>ConcurrentDictionary</w:t>
+      </w:r>
+      <w:proofErr w:type="spellEnd"/>
+      <w:r>
+        <w:rPr>
+          <w:spacing w:val="-1"/>
+          <w:lang w:eastAsia="x-none"/>
+        </w:rPr>
+        <w:t xml:space="preserve"> method emerging as the optimal solution. This end-to-end process ensures our parallelized version maintains the algorithm's core intelligence while meeting real-world speed demands.</w:t>
+      </w:r>
+    </w:p>
+    <w:p>
+      <w:pPr>
+        <w:tabs>
+          <w:tab w:val="left" w:pos="288"/>
+        </w:tabs>
+        <w:rPr>
+          <w:i/>
+          <w:iCs/>
+        </w:rPr>
+      </w:pPr>
+      <w:r>
+        <w:rPr>
+          <w:i/>
+          <w:iCs/>
+        </w:rPr>
+        <w:t>Methodology Alignment:</w:t>
+      </w:r>
+    </w:p>
+    <w:p>
+      <w:pPr>
+        <w:tabs>
+          <w:tab w:val="left" w:pos="288"/>
+        </w:tabs>
+      </w:pPr>
+    </w:p>
+    <w:p>
+      <w:pPr>
+        <w:numPr>
+          <w:ilvl w:val="0"/>
+          <w:numId w:val="27"/>
+        </w:numPr>
+        <w:tabs>
+          <w:tab w:val="left" w:pos="288"/>
+        </w:tabs>
+      </w:pPr>
+      <w:r>
+        <w:t>Stage 1: Algorithm analysis (Section A)</w:t>
+      </w:r>
+    </w:p>
+    <w:p>
+      <w:pPr>
+        <w:numPr>
+          <w:ilvl w:val="0"/>
+          <w:numId w:val="27"/>
+        </w:numPr>
+        <w:tabs>
+          <w:tab w:val="left" w:pos="288"/>
+        </w:tabs>
+      </w:pPr>
+      <w:r>
+        <w:t xml:space="preserve">Stage 2: Parallel pattern </w:t>
+      </w:r>
+      <w:r>
+        <w:t xml:space="preserve">strategy </w:t>
+      </w:r>
+      <w:r>
+        <w:t>design (Section B)</w:t>
+      </w:r>
+    </w:p>
+    <w:p>
+      <w:pPr>
+        <w:numPr>
+          <w:ilvl w:val="0"/>
+          <w:numId w:val="27"/>
+        </w:numPr>
+        <w:tabs>
+          <w:tab w:val="left" w:pos="288"/>
+        </w:tabs>
+      </w:pPr>
+      <w:r>
+        <w:t>Stage 3: Implementation variants (Section C)</w:t>
+      </w:r>
+    </w:p>
+    <w:p>
+      <w:pPr>
+        <w:numPr>
+          <w:ilvl w:val="0"/>
+          <w:numId w:val="27"/>
+        </w:numPr>
+        <w:tabs>
+          <w:tab w:val="left" w:pos="288"/>
+        </w:tabs>
+      </w:pPr>
+      <w:r>
+        <w:t>Stage 4: Performance validation (Section D)</w:t>
+      </w:r>
+    </w:p>
+    <w:p>
+      <w:pPr>
+        <w:numPr>
+          <w:ilvl w:val="0"/>
+          <w:numId w:val="27"/>
+        </w:numPr>
+        <w:tabs>
+          <w:tab w:val="left" w:pos="288"/>
+        </w:tabs>
+      </w:pPr>
+      <w:r>
+        <w:t>Stage 5: Optimal method selection</w:t>
+      </w:r>
+      <w:r>
+        <w:t xml:space="preserve"> based on results</w:t>
+      </w:r>
+      <w:r>
+        <w:t xml:space="preserve"> (Section E)</w:t>
       </w:r>
     </w:p>
     <w:p>
@@ -1993,7 +2366,6 @@
         </w:rPr>
         <w:t xml:space="preserve"> </w:t>
       </w:r>
-      <w:proofErr w:type="gramStart"/>
       <w:r>
         <w:rPr>
           <w:b/>
@@ -2012,7 +2384,6 @@
         </w:rPr>
         <w:t>  loops</w:t>
       </w:r>
-      <w:proofErr w:type="gramEnd"/>
       <w:r>
         <w:rPr>
           <w:iCs/>
@@ -2203,6 +2574,7 @@
         </w:rPr>
         <w:t>where </w:t>
       </w:r>
+      <w:proofErr w:type="spellStart"/>
       <w:r>
         <w:rPr>
           <w:i/>
@@ -2212,6 +2584,7 @@
         </w:rPr>
         <w:t>ti</w:t>
       </w:r>
+      <w:proofErr w:type="spellEnd"/>
       <w:r>
         <w:rPr>
           <w:iCs/>
@@ -2220,6 +2593,7 @@
         </w:rPr>
         <w:t>​ is the time taken to process the </w:t>
       </w:r>
+      <w:proofErr w:type="spellStart"/>
       <w:r>
         <w:rPr>
           <w:i/>
@@ -2235,7 +2609,16 @@
           <w:spacing w:val="5"/>
           <w:lang w:val="en-US"/>
         </w:rPr>
-        <w:t>-th iteration. By parallelizing the loop, the execution time is reduced to:</w:t>
+        <w:t>-th</w:t>
+      </w:r>
+      <w:proofErr w:type="spellEnd"/>
+      <w:r>
+        <w:rPr>
+          <w:iCs/>
+          <w:spacing w:val="5"/>
+          <w:lang w:val="en-US"/>
+        </w:rPr>
+        <w:t xml:space="preserve"> iteration. By parallelizing the loop, the execution time is reduced to:</w:t>
       </w:r>
     </w:p>
     <w:p>
@@ -2426,9 +2809,8 @@
           <w:spacing w:val="5"/>
           <w:lang w:val="en-US"/>
         </w:rPr>
-        <w:t>B.</w:t>
-      </w:r>
-      <w:proofErr w:type="gramStart"/>
+        <w:t xml:space="preserve">B.1  </w:t>
+      </w:r>
       <w:r>
         <w:rPr>
           <w:i/>
@@ -2436,8 +2818,9 @@
           <w:spacing w:val="5"/>
           <w:lang w:val="en-US"/>
         </w:rPr>
-        <w:t xml:space="preserve">1  </w:t>
-      </w:r>
+        <w:t xml:space="preserve">Why </w:t>
+      </w:r>
+      <w:proofErr w:type="spellStart"/>
       <w:r>
         <w:rPr>
           <w:i/>
@@ -2445,9 +2828,9 @@
           <w:spacing w:val="5"/>
           <w:lang w:val="en-US"/>
         </w:rPr>
-        <w:t>Why</w:t>
-      </w:r>
-      <w:proofErr w:type="gramEnd"/>
+        <w:t>Parallel.For</w:t>
+      </w:r>
+      <w:proofErr w:type="spellEnd"/>
       <w:r>
         <w:rPr>
           <w:i/>
@@ -2455,9 +2838,8 @@
           <w:spacing w:val="5"/>
           <w:lang w:val="en-US"/>
         </w:rPr>
-        <w:t xml:space="preserve"> </w:t>
-      </w:r>
-      <w:proofErr w:type="spellStart"/>
+        <w:t xml:space="preserve"> is the Better Choice</w:t>
+      </w:r>
       <w:r>
         <w:rPr>
           <w:i/>
@@ -2465,117 +2847,88 @@
           <w:spacing w:val="5"/>
           <w:lang w:val="en-US"/>
         </w:rPr>
-        <w:t>Parallel.For</w:t>
-      </w:r>
-      <w:proofErr w:type="spellEnd"/>
-      <w:r>
-        <w:rPr>
-          <w:i/>
+        <w:t xml:space="preserve"> ?</w:t>
+      </w:r>
+    </w:p>
+    <w:p>
+      <w:pPr>
+        <w:pStyle w:val="BodyText"/>
+        <w:spacing w:after="0"/>
+        <w:ind w:firstLine="0"/>
+        <w:rPr>
           <w:iCs/>
           <w:spacing w:val="5"/>
           <w:lang w:val="en-US"/>
         </w:rPr>
-        <w:t xml:space="preserve"> is the Better </w:t>
-      </w:r>
-      <w:proofErr w:type="gramStart"/>
-      <w:r>
-        <w:rPr>
-          <w:i/>
+      </w:pPr>
+      <w:r>
+        <w:rPr>
           <w:iCs/>
           <w:spacing w:val="5"/>
           <w:lang w:val="en-US"/>
         </w:rPr>
-        <w:t>Choice</w:t>
-      </w:r>
-      <w:r>
-        <w:rPr>
-          <w:i/>
+        <w:t xml:space="preserve">       </w:t>
+      </w:r>
+      <w:proofErr w:type="spellStart"/>
+      <w:r>
+        <w:rPr>
           <w:iCs/>
           <w:spacing w:val="5"/>
           <w:lang w:val="en-US"/>
         </w:rPr>
-        <w:t xml:space="preserve"> ?</w:t>
-      </w:r>
-      <w:proofErr w:type="gramEnd"/>
-    </w:p>
-    <w:p>
-      <w:pPr>
-        <w:pStyle w:val="BodyText"/>
-        <w:spacing w:after="0"/>
-        <w:ind w:firstLine="0"/>
+        <w:t>Parallel.For</w:t>
+      </w:r>
+      <w:proofErr w:type="spellEnd"/>
+      <w:r>
         <w:rPr>
           <w:iCs/>
           <w:spacing w:val="5"/>
           <w:lang w:val="en-US"/>
         </w:rPr>
-      </w:pPr>
+        <w:t xml:space="preserve"> is the preferred choice for CPU-bound tasks due to its efficient load balancing and scalability. It automatically divides tasks into chunks and distributes them across available CPU cores, optimizing execution without requiring explicit thread management. This approach is particularly beneficial for computationally expensive yet short-lived operations like matrix initialization. By</w:t>
+      </w:r>
       <w:r>
         <w:rPr>
           <w:iCs/>
           <w:spacing w:val="5"/>
           <w:lang w:val="en-US"/>
         </w:rPr>
-        <w:t xml:space="preserve">       </w:t>
-      </w:r>
-      <w:proofErr w:type="spellStart"/>
+        <w:t xml:space="preserve"> </w:t>
+      </w:r>
       <w:r>
         <w:rPr>
           <w:iCs/>
           <w:spacing w:val="5"/>
           <w:lang w:val="en-US"/>
         </w:rPr>
-        <w:t>Parallel.For</w:t>
-      </w:r>
-      <w:proofErr w:type="spellEnd"/>
+        <w:t xml:space="preserve">reducing synchronization overhead, </w:t>
+      </w:r>
+      <w:proofErr w:type="spellStart"/>
       <w:r>
         <w:rPr>
           <w:iCs/>
           <w:spacing w:val="5"/>
           <w:lang w:val="en-US"/>
         </w:rPr>
-        <w:t xml:space="preserve"> is the preferred choice for CPU-bound tasks due to its efficient load balancing and scalability. It automatically divides tasks into chunks and distributes them across available CPU cores, optimizing execution without requiring explicit thread management. This approach is particularly beneficial for computationally expensive yet short-lived operations like matrix initialization. By</w:t>
-      </w:r>
+        <w:t>Parallel.For</w:t>
+      </w:r>
+      <w:proofErr w:type="spellEnd"/>
       <w:r>
         <w:rPr>
           <w:iCs/>
           <w:spacing w:val="5"/>
           <w:lang w:val="en-US"/>
         </w:rPr>
-        <w:t xml:space="preserve"> </w:t>
-      </w:r>
+        <w:t xml:space="preserve"> eliminates complex locking mechanisms, minimizing performance bottlenecks. Moreover, it dynamically adjusts the number of threads based on system resources, ensuring optimal performance on both multi-core and single-core systems. Unlike manual threading, it abstracts thread management using the .NET </w:t>
+      </w:r>
+      <w:proofErr w:type="spellStart"/>
       <w:r>
         <w:rPr>
           <w:iCs/>
           <w:spacing w:val="5"/>
           <w:lang w:val="en-US"/>
         </w:rPr>
-        <w:t xml:space="preserve">reducing synchronization overhead, </w:t>
-      </w:r>
-      <w:proofErr w:type="spellStart"/>
-      <w:r>
-        <w:rPr>
-          <w:iCs/>
-          <w:spacing w:val="5"/>
-          <w:lang w:val="en-US"/>
-        </w:rPr>
-        <w:t>Parallel.For</w:t>
-      </w:r>
-      <w:proofErr w:type="spellEnd"/>
-      <w:r>
-        <w:rPr>
-          <w:iCs/>
-          <w:spacing w:val="5"/>
-          <w:lang w:val="en-US"/>
-        </w:rPr>
-        <w:t xml:space="preserve"> eliminates complex locking mechanisms, minimizing performance bottlenecks. Moreover, it dynamically adjusts the number of threads based on system resources, ensuring optimal performance on both multi-core and single-core systems. Unlike manual threading, it abstracts thread management using the .NET </w:t>
-      </w:r>
-      <w:proofErr w:type="spellStart"/>
-      <w:r>
-        <w:rPr>
-          <w:iCs/>
-          <w:spacing w:val="5"/>
-          <w:lang w:val="en-US"/>
-        </w:rPr>
+        <w:lastRenderedPageBreak/>
         <w:t>ThreadPool</w:t>
       </w:r>
       <w:proofErr w:type="spellEnd"/>
@@ -3258,13 +3611,23 @@
           <w:lang w:val="en-US"/>
         </w:rPr>
       </w:pPr>
+      <w:proofErr w:type="spellStart"/>
       <w:r>
         <w:rPr>
           <w:b/>
           <w:bCs/>
           <w:lang w:val="en-US"/>
         </w:rPr>
-        <w:t>Single_Threaded_Optimized_Init()</w:t>
+        <w:t>Single_Threaded_Optimized_Init</w:t>
+      </w:r>
+      <w:proofErr w:type="spellEnd"/>
+      <w:r>
+        <w:rPr>
+          <w:b/>
+          <w:bCs/>
+          <w:lang w:val="en-US"/>
+        </w:rPr>
+        <w:t>()</w:t>
       </w:r>
       <w:r>
         <w:rPr>
@@ -3284,19 +3647,43 @@
           <w:lang w:val="en-US"/>
         </w:rPr>
       </w:pPr>
+      <w:proofErr w:type="spellStart"/>
       <w:r>
         <w:rPr>
           <w:b/>
           <w:bCs/>
           <w:lang w:val="en-US"/>
         </w:rPr>
-        <w:t>InitParallelRegularDictionary()</w:t>
-      </w:r>
-      <w:r>
-        <w:rPr>
+        <w:t>InitParallelRegularDictionary</w:t>
+      </w:r>
+      <w:proofErr w:type="spellEnd"/>
+      <w:r>
+        <w:rPr>
+          <w:b/>
+          <w:bCs/>
           <w:lang w:val="en-US"/>
         </w:rPr>
-        <w:t>: This method introduced parallel execution using Parallel.For loops and regular dictionaries. Thread safety was ensured using locks, which prevented race conditions during concurrent updates.</w:t>
+        <w:t>()</w:t>
+      </w:r>
+      <w:r>
+        <w:rPr>
+          <w:lang w:val="en-US"/>
+        </w:rPr>
+        <w:t>: This method introduced parallel execution using </w:t>
+      </w:r>
+      <w:proofErr w:type="spellStart"/>
+      <w:r>
+        <w:rPr>
+          <w:lang w:val="en-US"/>
+        </w:rPr>
+        <w:t>Parallel.For</w:t>
+      </w:r>
+      <w:proofErr w:type="spellEnd"/>
+      <w:r>
+        <w:rPr>
+          <w:lang w:val="en-US"/>
+        </w:rPr>
+        <w:t> loops and regular dictionaries. Thread safety was ensured using locks, which prevented race conditions during concurrent updates.</w:t>
       </w:r>
     </w:p>
     <w:p>
@@ -3310,23 +3697,23 @@
           <w:lang w:val="en-US"/>
         </w:rPr>
       </w:pPr>
-      <w:proofErr w:type="gramStart"/>
+      <w:proofErr w:type="spellStart"/>
       <w:r>
         <w:rPr>
           <w:b/>
           <w:bCs/>
           <w:lang w:val="en-US"/>
         </w:rPr>
-        <w:t>InitParallelWithConcurrentDictionary(</w:t>
-      </w:r>
-      <w:proofErr w:type="gramEnd"/>
+        <w:t>InitParallelWithConcurrentDictionary</w:t>
+      </w:r>
+      <w:proofErr w:type="spellEnd"/>
       <w:r>
         <w:rPr>
           <w:b/>
           <w:bCs/>
           <w:lang w:val="en-US"/>
         </w:rPr>
-        <w:t>)</w:t>
+        <w:t>()</w:t>
       </w:r>
       <w:r>
         <w:rPr>
@@ -3372,26 +3759,29 @@
           <w:lang w:val="en-US"/>
         </w:rPr>
       </w:pPr>
+      <w:proofErr w:type="spellStart"/>
       <w:r>
         <w:rPr>
           <w:b/>
           <w:bCs/>
           <w:lang w:val="en-US"/>
         </w:rPr>
-        <w:t>InitParallelPartitioned()</w:t>
-      </w:r>
-      <w:r>
-        <w:rPr>
+        <w:t>InitParallelPartitioned</w:t>
+      </w:r>
+      <w:proofErr w:type="spellEnd"/>
+      <w:r>
+        <w:rPr>
+          <w:b/>
+          <w:bCs/>
           <w:lang w:val="en-US"/>
         </w:rPr>
-        <w:t xml:space="preserve">: This method further optimized parallel execution by partitioning the workload into smaller chunks. This approach was </w:t>
+        <w:t>()</w:t>
       </w:r>
       <w:r>
         <w:rPr>
           <w:lang w:val="en-US"/>
         </w:rPr>
-        <w:lastRenderedPageBreak/>
-        <w:t>particularly effective for large datasets, as it minimized overhead and improved resource utilization.</w:t>
+        <w:t>: This method further optimized parallel execution by partitioning the workload into smaller chunks. This approach was particularly effective for large datasets, as it minimized overhead and improved resource utilization.</w:t>
       </w:r>
     </w:p>
     <w:p>
@@ -3545,10 +3935,7 @@
     <w:p/>
     <w:p>
       <w:r>
-        <w:t xml:space="preserve">The implementation phase of this research focused on refactoring the Temporal Memory algorithm to leverage parallel processing capabilities. The goal was to optimize the initialization process by replacing synchronous code with parallelized versions, thereby reducing execution time and improving overall performance. This section details the implementation of four distinct methods, each designed to </w:t>
-      </w:r>
-      <w:r>
-        <w:t>test different parallelization strategies and optimizations. Additionally, we explain what is happening in the code at each step to provide a clear understanding of the implementation.</w:t>
+        <w:t>The implementation phase of this research focused on refactoring the Temporal Memory algorithm to leverage parallel processing capabilities. The goal was to optimize the initialization process by replacing synchronous code with parallelized versions, thereby reducing execution time and improving overall performance. This section details the implementation of four distinct methods, each designed to test different parallelization strategies and optimizations. Additionally, we explain what is happening in the code at each step to provide a clear understanding of the implementation.</w:t>
       </w:r>
     </w:p>
     <w:p>
@@ -3560,389 +3947,8 @@
         <w:spacing w:before="160" w:after="80"/>
       </w:pPr>
       <w:r>
+        <w:lastRenderedPageBreak/>
         <w:t>Single_Threaded_Optimized_Init()</w:t>
-      </w:r>
-      <w:hyperlink r:id="rId19" w:history="1">
-        <w:r>
-          <w:rPr>
-            <w:rStyle w:val="Hyperlink"/>
-          </w:rPr>
-          <w:t>[GitH</w:t>
-        </w:r>
-        <w:r>
-          <w:rPr>
-            <w:rStyle w:val="Hyperlink"/>
-          </w:rPr>
-          <w:t>u</w:t>
-        </w:r>
-        <w:r>
-          <w:rPr>
-            <w:rStyle w:val="Hyperlink"/>
-          </w:rPr>
-          <w:t>b</w:t>
-        </w:r>
-        <w:r>
-          <w:rPr>
-            <w:rStyle w:val="Hyperlink"/>
-            <w:rFonts w:hint="eastAsia"/>
-          </w:rPr>
-          <w:t xml:space="preserve"> </w:t>
-        </w:r>
-        <w:r>
-          <w:rPr>
-            <w:rStyle w:val="Hyperlink"/>
-            <w:rFonts w:hint="eastAsia"/>
-          </w:rPr>
-          <w:t>↗</w:t>
-        </w:r>
-        <w:r>
-          <w:rPr>
-            <w:rStyle w:val="Hyperlink"/>
-          </w:rPr>
-          <w:t>]</w:t>
-        </w:r>
-      </w:hyperlink>
-    </w:p>
-    <w:p/>
-    <w:p>
-      <w:r>
-        <w:t xml:space="preserve">The first method, Single_Threaded_Optimized_Init(), served as a baseline for comparison. It refines the original single-threaded implementation by reducing redundant checks and improving efficiency without introducing parallelism. </w:t>
-      </w:r>
-    </w:p>
-    <w:p/>
-    <w:p>
-      <w:pPr>
-        <w:pStyle w:val="ListParagraph"/>
-        <w:numPr>
-          <w:ilvl w:val="0"/>
-          <w:numId w:val="12"/>
-        </w:numPr>
-        <w:jc w:val="both"/>
-      </w:pPr>
-      <w:r>
-        <w:rPr>
-          <w:b/>
-          <w:bCs/>
-        </w:rPr>
-        <w:t>Null-Coalescing Operator (??):</w:t>
-      </w:r>
-      <w:r>
-        <w:t xml:space="preserve"> The null-coalescing operator is used to simplify the assignment of the matrix variable. If this.connections.Memory is null, a new SparseObjectMatrix&lt;Column&gt; is created. This eliminates unnecessary type casting and improves readability.</w:t>
-      </w:r>
-      <w:r>
-        <w:t xml:space="preserve"> </w:t>
-      </w:r>
-    </w:p>
-    <w:p>
-      <w:pPr>
-        <w:tabs>
-          <w:tab w:val="left" w:pos="288"/>
-        </w:tabs>
-        <w:jc w:val="both"/>
-        <w:rPr>
-          <w:color w:val="0D0D0D"/>
-          <w:sz w:val="16"/>
-          <w:szCs w:val="16"/>
-          <w:shd w:val="clear" w:color="auto" w:fill="FFFFFF"/>
-        </w:rPr>
-      </w:pPr>
-    </w:p>
-    <w:p/>
-    <w:p>
-      <w:pPr>
-        <w:pStyle w:val="ListParagraph"/>
-        <w:numPr>
-          <w:ilvl w:val="0"/>
-          <w:numId w:val="10"/>
-        </w:numPr>
-        <w:tabs>
-          <w:tab w:val="left" w:pos="288"/>
-        </w:tabs>
-        <w:spacing w:after="120" w:line="228" w:lineRule="auto"/>
-      </w:pPr>
-      <w:r>
-        <w:rPr>
-          <w:b/>
-          <w:bCs/>
-        </w:rPr>
-        <w:t>Reduced Redundant Checks</w:t>
-      </w:r>
-      <w:r>
-        <w:t xml:space="preserve">: </w:t>
-      </w:r>
-    </w:p>
-    <w:p>
-      <w:pPr>
-        <w:pStyle w:val="ListParagraph"/>
-        <w:tabs>
-          <w:tab w:val="left" w:pos="288"/>
-        </w:tabs>
-        <w:spacing w:after="120" w:line="228" w:lineRule="auto"/>
-        <w:rPr>
-          <w:b/>
-          <w:bCs/>
-        </w:rPr>
-      </w:pPr>
-    </w:p>
-    <w:p>
-      <w:pPr>
-        <w:pStyle w:val="ListParagraph"/>
-        <w:tabs>
-          <w:tab w:val="left" w:pos="288"/>
-        </w:tabs>
-        <w:spacing w:after="120" w:line="228" w:lineRule="auto"/>
-      </w:pPr>
-      <w:r>
-        <w:t>A </w:t>
-      </w:r>
-      <w:proofErr w:type="spellStart"/>
-      <w:r>
-        <w:t>createNewColumns</w:t>
-      </w:r>
-      <w:proofErr w:type="spellEnd"/>
-      <w:r>
-        <w:t> flag is introduced to store the result of </w:t>
-      </w:r>
-      <w:proofErr w:type="gramStart"/>
-      <w:r>
-        <w:t>matrix.GetObject</w:t>
-      </w:r>
-      <w:proofErr w:type="gramEnd"/>
-      <w:r>
-        <w:t>(0) == null. This avoids repeated checks inside the loop, reducing overhead.</w:t>
-      </w:r>
-      <w:r>
-        <w:t xml:space="preserve"> [Figure 2]</w:t>
-      </w:r>
-    </w:p>
-    <w:p>
-      <w:pPr>
-        <w:keepNext/>
-        <w:tabs>
-          <w:tab w:val="left" w:pos="288"/>
-        </w:tabs>
-      </w:pPr>
-    </w:p>
-    <w:p>
-      <w:pPr>
-        <w:numPr>
-          <w:ilvl w:val="0"/>
-          <w:numId w:val="11"/>
-        </w:numPr>
-        <w:tabs>
-          <w:tab w:val="left" w:pos="288"/>
-        </w:tabs>
-      </w:pPr>
-      <w:r>
-        <w:rPr>
-          <w:b/>
-          <w:bCs/>
-        </w:rPr>
-        <w:t>Removed Unnecessary Variables</w:t>
-      </w:r>
-      <w:r>
-        <w:rPr>
-          <w:b/>
-          <w:bCs/>
-        </w:rPr>
-        <w:t xml:space="preserve"> </w:t>
-      </w:r>
-      <w:r>
-        <w:rPr>
-          <w:b/>
-          <w:bCs/>
-        </w:rPr>
-        <w:t>(</w:t>
-      </w:r>
-      <w:proofErr w:type="spellStart"/>
-      <w:r>
-        <w:rPr>
-          <w:b/>
-          <w:bCs/>
-        </w:rPr>
-        <w:t>colZero</w:t>
-      </w:r>
-      <w:proofErr w:type="spellEnd"/>
-      <w:r>
-        <w:rPr>
-          <w:b/>
-          <w:bCs/>
-        </w:rPr>
-        <w:t>)</w:t>
-      </w:r>
-      <w:r>
-        <w:rPr>
-          <w:b/>
-          <w:bCs/>
-        </w:rPr>
-        <w:t>:</w:t>
-      </w:r>
-      <w:r>
-        <w:t xml:space="preserve"> </w:t>
-      </w:r>
-    </w:p>
-    <w:p>
-      <w:pPr>
-        <w:tabs>
-          <w:tab w:val="left" w:pos="288"/>
-        </w:tabs>
-        <w:ind w:left="720"/>
-      </w:pPr>
-    </w:p>
-    <w:p>
-      <w:pPr>
-        <w:pStyle w:val="ListParagraph"/>
-        <w:numPr>
-          <w:ilvl w:val="0"/>
-          <w:numId w:val="26"/>
-        </w:numPr>
-        <w:tabs>
-          <w:tab w:val="left" w:pos="288"/>
-        </w:tabs>
-      </w:pPr>
-      <w:r>
-        <w:t xml:space="preserve">The </w:t>
-      </w:r>
-      <w:proofErr w:type="spellStart"/>
-      <w:r>
-        <w:t>colZero</w:t>
-      </w:r>
-      <w:proofErr w:type="spellEnd"/>
-      <w:r>
-        <w:t xml:space="preserve"> variable in the Init method is used as a flag to determine if the Column objects have been previously created and initialized in the matrix.</w:t>
-      </w:r>
-      <w:r>
-        <w:t xml:space="preserve"> </w:t>
-      </w:r>
-      <w:proofErr w:type="spellStart"/>
-      <w:r>
-        <w:t>colZero</w:t>
-      </w:r>
-      <w:proofErr w:type="spellEnd"/>
-      <w:r>
-        <w:t xml:space="preserve"> is assigned the value of the first column in the matrix using </w:t>
-      </w:r>
-      <w:proofErr w:type="spellStart"/>
-      <w:proofErr w:type="gramStart"/>
-      <w:r>
-        <w:t>matrix.GetObject</w:t>
-      </w:r>
-      <w:proofErr w:type="spellEnd"/>
-      <w:proofErr w:type="gramEnd"/>
-      <w:r>
-        <w:t xml:space="preserve">(0). </w:t>
-      </w:r>
-    </w:p>
-    <w:p>
-      <w:pPr>
-        <w:tabs>
-          <w:tab w:val="left" w:pos="288"/>
-        </w:tabs>
-      </w:pPr>
-    </w:p>
-    <w:p>
-      <w:pPr>
-        <w:pStyle w:val="ListParagraph"/>
-        <w:numPr>
-          <w:ilvl w:val="0"/>
-          <w:numId w:val="26"/>
-        </w:numPr>
-        <w:tabs>
-          <w:tab w:val="left" w:pos="288"/>
-        </w:tabs>
-      </w:pPr>
-      <w:r>
-        <w:t>If the first column is null, it indicates that the columns haven't been created yet. This allows the method to initialize the columns and their respective Cell objects properly.</w:t>
-      </w:r>
-    </w:p>
-    <w:p>
-      <w:pPr>
-        <w:tabs>
-          <w:tab w:val="left" w:pos="288"/>
-        </w:tabs>
-      </w:pPr>
-    </w:p>
-    <w:p>
-      <w:pPr>
-        <w:pStyle w:val="ListParagraph"/>
-        <w:numPr>
-          <w:ilvl w:val="0"/>
-          <w:numId w:val="26"/>
-        </w:numPr>
-        <w:tabs>
-          <w:tab w:val="left" w:pos="288"/>
-        </w:tabs>
-      </w:pPr>
-      <w:r>
-        <w:t xml:space="preserve">If </w:t>
-      </w:r>
-      <w:proofErr w:type="spellStart"/>
-      <w:r>
-        <w:t>colZero</w:t>
-      </w:r>
-      <w:proofErr w:type="spellEnd"/>
-      <w:r>
-        <w:t xml:space="preserve"> is null, new Column objects are created and added to the matrix. This happens during the initialization phase, ensuring that the columns are properly set up before they are accessed in subsequent code.</w:t>
-      </w:r>
-    </w:p>
-    <w:p>
-      <w:pPr>
-        <w:tabs>
-          <w:tab w:val="left" w:pos="288"/>
-        </w:tabs>
-      </w:pPr>
-    </w:p>
-    <w:p>
-      <w:pPr>
-        <w:pStyle w:val="ListParagraph"/>
-        <w:numPr>
-          <w:ilvl w:val="0"/>
-          <w:numId w:val="26"/>
-        </w:numPr>
-        <w:tabs>
-          <w:tab w:val="left" w:pos="288"/>
-        </w:tabs>
-      </w:pPr>
-      <w:r>
-        <w:t xml:space="preserve">In the updated version of the code, the </w:t>
-      </w:r>
-      <w:proofErr w:type="spellStart"/>
-      <w:r>
-        <w:t>colZero</w:t>
-      </w:r>
-      <w:proofErr w:type="spellEnd"/>
-      <w:r>
-        <w:t xml:space="preserve"> variable was removed to simplify the logic. The check for whether the first column is null has been streamlined into a direct check with </w:t>
-      </w:r>
-      <w:proofErr w:type="spellStart"/>
-      <w:proofErr w:type="gramStart"/>
-      <w:r>
-        <w:t>matrix.GetObject</w:t>
-      </w:r>
-      <w:proofErr w:type="spellEnd"/>
-      <w:proofErr w:type="gramEnd"/>
-      <w:r>
-        <w:t>(0) == null.</w:t>
-      </w:r>
-    </w:p>
-    <w:p>
-      <w:pPr>
-        <w:keepNext/>
-        <w:tabs>
-          <w:tab w:val="left" w:pos="288"/>
-        </w:tabs>
-      </w:pPr>
-    </w:p>
-    <w:p>
-      <w:pPr>
-        <w:pStyle w:val="Heading2"/>
-        <w:tabs>
-          <w:tab w:val="left" w:pos="288"/>
-        </w:tabs>
-        <w:spacing w:before="160" w:after="80"/>
-      </w:pPr>
-      <w:r>
-        <w:t>InitParallelRegularDictionary()</w:t>
       </w:r>
       <w:hyperlink r:id="rId20" w:history="1">
         <w:r>
@@ -3973,29 +3979,75 @@
         </w:r>
       </w:hyperlink>
     </w:p>
+    <w:p/>
+    <w:p>
+      <w:r>
+        <w:t xml:space="preserve">The first method, </w:t>
+      </w:r>
+      <w:proofErr w:type="spellStart"/>
+      <w:r>
+        <w:t>Single_Threaded_Optimized_Init</w:t>
+      </w:r>
+      <w:proofErr w:type="spellEnd"/>
+      <w:r>
+        <w:t xml:space="preserve">(), served as a baseline for comparison. It refines the original single-threaded implementation by reducing redundant checks and improving efficiency without introducing parallelism. </w:t>
+      </w:r>
+    </w:p>
+    <w:p/>
+    <w:p>
+      <w:pPr>
+        <w:pStyle w:val="ListParagraph"/>
+        <w:numPr>
+          <w:ilvl w:val="0"/>
+          <w:numId w:val="12"/>
+        </w:numPr>
+        <w:jc w:val="both"/>
+      </w:pPr>
+      <w:r>
+        <w:rPr>
+          <w:b/>
+          <w:bCs/>
+        </w:rPr>
+        <w:t>Null-Coalescing Operator (??):</w:t>
+      </w:r>
+      <w:r>
+        <w:t xml:space="preserve"> The null-coalescing operator is used to simplify the assignment of the matrix variable. If </w:t>
+      </w:r>
+      <w:proofErr w:type="spellStart"/>
+      <w:r>
+        <w:t>this.connections.Memory</w:t>
+      </w:r>
+      <w:proofErr w:type="spellEnd"/>
+      <w:r>
+        <w:t xml:space="preserve"> is null, a new </w:t>
+      </w:r>
+      <w:proofErr w:type="spellStart"/>
+      <w:r>
+        <w:t>SparseObjectMatrix</w:t>
+      </w:r>
+      <w:proofErr w:type="spellEnd"/>
+      <w:r>
+        <w:t>&lt;Column&gt; is created. This eliminates unnecessary type casting and improves readability.</w:t>
+      </w:r>
+      <w:r>
+        <w:t xml:space="preserve"> </w:t>
+      </w:r>
+    </w:p>
     <w:p>
       <w:pPr>
         <w:tabs>
           <w:tab w:val="left" w:pos="288"/>
         </w:tabs>
-        <w:spacing w:after="120" w:line="228" w:lineRule="auto"/>
         <w:jc w:val="both"/>
-      </w:pPr>
-      <w:r>
-        <w:tab/>
-      </w:r>
-      <w:r>
-        <w:t xml:space="preserve">The second method, </w:t>
-      </w:r>
-      <w:proofErr w:type="gramStart"/>
-      <w:r>
-        <w:t>InitParallelRegularDictionary(</w:t>
-      </w:r>
-      <w:proofErr w:type="gramEnd"/>
-      <w:r>
-        <w:t xml:space="preserve">), introduces parallel execution using Parallel.For loops and regular dictionaries. </w:t>
-      </w:r>
-    </w:p>
+        <w:rPr>
+          <w:color w:val="0D0D0D"/>
+          <w:sz w:val="16"/>
+          <w:szCs w:val="16"/>
+          <w:shd w:val="clear" w:color="auto" w:fill="FFFFFF"/>
+        </w:rPr>
+      </w:pPr>
+    </w:p>
+    <w:p/>
     <w:p>
       <w:pPr>
         <w:pStyle w:val="ListParagraph"/>
@@ -4007,42 +4059,286 @@
           <w:tab w:val="left" w:pos="288"/>
         </w:tabs>
         <w:spacing w:after="120" w:line="228" w:lineRule="auto"/>
-        <w:jc w:val="both"/>
-      </w:pPr>
-      <w:r>
-        <w:lastRenderedPageBreak/>
-        <w:t>Parallel Column Initialization: The Parallel.For loop is used to distribute the initialization of columns across multiple threads. Each thread creates a new Column object and assigns it to the matrix.</w:t>
-      </w:r>
+      </w:pPr>
+      <w:r>
+        <w:rPr>
+          <w:b/>
+          <w:bCs/>
+        </w:rPr>
+        <w:t>Reduced Redundant Checks</w:t>
+      </w:r>
+      <w:r>
+        <w:t xml:space="preserve">: </w:t>
+      </w:r>
+    </w:p>
+    <w:p>
+      <w:pPr>
+        <w:pStyle w:val="ListParagraph"/>
+        <w:tabs>
+          <w:tab w:val="left" w:pos="288"/>
+        </w:tabs>
+        <w:spacing w:after="120" w:line="228" w:lineRule="auto"/>
+        <w:rPr>
+          <w:b/>
+          <w:bCs/>
+        </w:rPr>
+      </w:pPr>
+    </w:p>
+    <w:p>
+      <w:pPr>
+        <w:pStyle w:val="ListParagraph"/>
+        <w:tabs>
+          <w:tab w:val="left" w:pos="288"/>
+        </w:tabs>
+        <w:spacing w:after="120" w:line="228" w:lineRule="auto"/>
+      </w:pPr>
+      <w:r>
+        <w:t>A </w:t>
+      </w:r>
+      <w:proofErr w:type="spellStart"/>
+      <w:r>
+        <w:t>createNewColumns</w:t>
+      </w:r>
+      <w:proofErr w:type="spellEnd"/>
+      <w:r>
+        <w:t> flag is introduced to store the result of </w:t>
+      </w:r>
+      <w:proofErr w:type="spellStart"/>
+      <w:r>
+        <w:t>matrix.GetObject</w:t>
+      </w:r>
+      <w:proofErr w:type="spellEnd"/>
+      <w:r>
+        <w:t>(0) == null. This avoids repeated checks inside the loop, reducing overhead.</w:t>
+      </w:r>
+      <w:r>
+        <w:t xml:space="preserve"> [Figure 2]</w:t>
+      </w:r>
+    </w:p>
+    <w:p>
+      <w:pPr>
+        <w:keepNext/>
+        <w:tabs>
+          <w:tab w:val="left" w:pos="288"/>
+        </w:tabs>
+      </w:pPr>
     </w:p>
     <w:p>
       <w:pPr>
         <w:numPr>
           <w:ilvl w:val="0"/>
-          <w:numId w:val="13"/>
+          <w:numId w:val="11"/>
         </w:numPr>
         <w:tabs>
           <w:tab w:val="left" w:pos="288"/>
         </w:tabs>
-        <w:spacing w:after="120" w:line="228" w:lineRule="auto"/>
-        <w:jc w:val="both"/>
       </w:pPr>
       <w:r>
         <w:rPr>
           <w:b/>
           <w:bCs/>
         </w:rPr>
-        <w:t>Thread Safety with Locks</w:t>
-      </w:r>
-      <w:r>
-        <w:t>: Since multiple threads are accessing and modifying shared resources (the matrix and cells array), locks are used to ensure thread safety. This prevents race conditions where multiple threads might try to update the same resource simultaneously.</w:t>
-      </w:r>
+        <w:t>Removed Unnecessary Variables</w:t>
+      </w:r>
+      <w:r>
+        <w:rPr>
+          <w:b/>
+          <w:bCs/>
+        </w:rPr>
+        <w:t xml:space="preserve"> </w:t>
+      </w:r>
+      <w:r>
+        <w:rPr>
+          <w:b/>
+          <w:bCs/>
+        </w:rPr>
+        <w:t>(</w:t>
+      </w:r>
+      <w:proofErr w:type="spellStart"/>
+      <w:r>
+        <w:rPr>
+          <w:b/>
+          <w:bCs/>
+        </w:rPr>
+        <w:t>colZero</w:t>
+      </w:r>
+      <w:proofErr w:type="spellEnd"/>
+      <w:r>
+        <w:rPr>
+          <w:b/>
+          <w:bCs/>
+        </w:rPr>
+        <w:t>)</w:t>
+      </w:r>
+      <w:r>
+        <w:rPr>
+          <w:b/>
+          <w:bCs/>
+        </w:rPr>
+        <w:t>:</w:t>
+      </w:r>
+      <w:r>
+        <w:t xml:space="preserve"> </w:t>
+      </w:r>
+    </w:p>
+    <w:p>
+      <w:pPr>
+        <w:tabs>
+          <w:tab w:val="left" w:pos="288"/>
+        </w:tabs>
+        <w:ind w:left="720"/>
+      </w:pPr>
+    </w:p>
+    <w:p>
+      <w:pPr>
+        <w:pStyle w:val="ListParagraph"/>
+        <w:numPr>
+          <w:ilvl w:val="0"/>
+          <w:numId w:val="26"/>
+        </w:numPr>
+        <w:tabs>
+          <w:tab w:val="left" w:pos="288"/>
+        </w:tabs>
+      </w:pPr>
+      <w:r>
+        <w:t xml:space="preserve">The </w:t>
+      </w:r>
+      <w:proofErr w:type="spellStart"/>
+      <w:r>
+        <w:t>colZero</w:t>
+      </w:r>
+      <w:proofErr w:type="spellEnd"/>
+      <w:r>
+        <w:t xml:space="preserve"> variable in the Init method is used as a flag to determine if the Column objects have been previously created and initialized in the matrix.</w:t>
+      </w:r>
+      <w:r>
+        <w:t xml:space="preserve"> </w:t>
+      </w:r>
+      <w:proofErr w:type="spellStart"/>
+      <w:r>
+        <w:t>colZero</w:t>
+      </w:r>
+      <w:proofErr w:type="spellEnd"/>
+      <w:r>
+        <w:t xml:space="preserve"> is assigned the value of the first column in the matrix using </w:t>
+      </w:r>
+      <w:proofErr w:type="spellStart"/>
+      <w:r>
+        <w:t>matrix.GetObject</w:t>
+      </w:r>
+      <w:proofErr w:type="spellEnd"/>
+      <w:r>
+        <w:t xml:space="preserve">(0). </w:t>
+      </w:r>
+    </w:p>
+    <w:p>
+      <w:pPr>
+        <w:tabs>
+          <w:tab w:val="left" w:pos="288"/>
+        </w:tabs>
+      </w:pPr>
+    </w:p>
+    <w:p>
+      <w:pPr>
+        <w:pStyle w:val="ListParagraph"/>
+        <w:numPr>
+          <w:ilvl w:val="0"/>
+          <w:numId w:val="26"/>
+        </w:numPr>
+        <w:tabs>
+          <w:tab w:val="left" w:pos="288"/>
+        </w:tabs>
+      </w:pPr>
+      <w:r>
+        <w:t>If the first column is null, it indicates that the columns haven't been created yet. This allows the method to initialize the columns and their respective Cell objects properly.</w:t>
+      </w:r>
+    </w:p>
+    <w:p>
+      <w:pPr>
+        <w:tabs>
+          <w:tab w:val="left" w:pos="288"/>
+        </w:tabs>
+      </w:pPr>
+    </w:p>
+    <w:p>
+      <w:pPr>
+        <w:pStyle w:val="ListParagraph"/>
+        <w:numPr>
+          <w:ilvl w:val="0"/>
+          <w:numId w:val="26"/>
+        </w:numPr>
+        <w:tabs>
+          <w:tab w:val="left" w:pos="288"/>
+        </w:tabs>
+      </w:pPr>
+      <w:r>
+        <w:t xml:space="preserve">If </w:t>
+      </w:r>
+      <w:proofErr w:type="spellStart"/>
+      <w:r>
+        <w:t>colZero</w:t>
+      </w:r>
+      <w:proofErr w:type="spellEnd"/>
+      <w:r>
+        <w:t xml:space="preserve"> is null, new Column objects are created and added to the matrix. This happens during the initialization phase, ensuring that the columns are properly set up before they are accessed in subsequent code.</w:t>
+      </w:r>
+    </w:p>
+    <w:p>
+      <w:pPr>
+        <w:tabs>
+          <w:tab w:val="left" w:pos="288"/>
+        </w:tabs>
+      </w:pPr>
+    </w:p>
+    <w:p>
+      <w:pPr>
+        <w:pStyle w:val="ListParagraph"/>
+        <w:numPr>
+          <w:ilvl w:val="0"/>
+          <w:numId w:val="26"/>
+        </w:numPr>
+        <w:tabs>
+          <w:tab w:val="left" w:pos="288"/>
+        </w:tabs>
+      </w:pPr>
+      <w:r>
+        <w:t xml:space="preserve">In the updated version of the code, the </w:t>
+      </w:r>
+      <w:proofErr w:type="spellStart"/>
+      <w:r>
+        <w:t>colZero</w:t>
+      </w:r>
+      <w:proofErr w:type="spellEnd"/>
+      <w:r>
+        <w:t xml:space="preserve"> variable was removed to simplify the logic. The check for whether the first column is null has been streamlined into a direct check with </w:t>
+      </w:r>
+      <w:proofErr w:type="spellStart"/>
+      <w:r>
+        <w:t>matrix.GetObject</w:t>
+      </w:r>
+      <w:proofErr w:type="spellEnd"/>
+      <w:r>
+        <w:t>(0) == null.</w:t>
+      </w:r>
+    </w:p>
+    <w:p>
+      <w:pPr>
+        <w:keepNext/>
+        <w:tabs>
+          <w:tab w:val="left" w:pos="288"/>
+        </w:tabs>
+      </w:pPr>
     </w:p>
     <w:p>
       <w:pPr>
         <w:pStyle w:val="Heading2"/>
-      </w:pPr>
-      <w:r>
-        <w:t>InitParallelWithConcurrentDictionary()</w:t>
+        <w:tabs>
+          <w:tab w:val="left" w:pos="288"/>
+        </w:tabs>
+        <w:spacing w:before="160" w:after="80"/>
+      </w:pPr>
+      <w:r>
+        <w:t>InitParallelRegularDictionary()</w:t>
       </w:r>
       <w:hyperlink r:id="rId21" w:history="1">
         <w:r>
@@ -4073,91 +4369,101 @@
         </w:r>
       </w:hyperlink>
     </w:p>
-    <w:p/>
-    <w:p>
-      <w:r>
-        <w:t xml:space="preserve">The third method, InitParallelWithConcurrentDictionary(), improves upon the previous approach by using ConcurrentDictionary for thread-safe operations. </w:t>
-      </w:r>
-    </w:p>
-    <w:p/>
-    <w:p>
-      <w:pPr>
+    <w:p>
+      <w:pPr>
+        <w:tabs>
+          <w:tab w:val="left" w:pos="288"/>
+        </w:tabs>
+        <w:spacing w:after="120" w:line="228" w:lineRule="auto"/>
+        <w:jc w:val="both"/>
+      </w:pPr>
+      <w:r>
+        <w:tab/>
+      </w:r>
+      <w:r>
+        <w:t xml:space="preserve">The second method, </w:t>
+      </w:r>
+      <w:proofErr w:type="spellStart"/>
+      <w:r>
+        <w:t>InitParallelRegularDictionary</w:t>
+      </w:r>
+      <w:proofErr w:type="spellEnd"/>
+      <w:r>
+        <w:t xml:space="preserve">(), introduces parallel execution using </w:t>
+      </w:r>
+      <w:proofErr w:type="spellStart"/>
+      <w:r>
+        <w:t>Parallel.For</w:t>
+      </w:r>
+      <w:proofErr w:type="spellEnd"/>
+      <w:r>
+        <w:t xml:space="preserve"> loops and regular dictionaries. </w:t>
+      </w:r>
+    </w:p>
+    <w:p>
+      <w:pPr>
+        <w:pStyle w:val="ListParagraph"/>
         <w:numPr>
           <w:ilvl w:val="0"/>
-          <w:numId w:val="14"/>
+          <w:numId w:val="10"/>
         </w:numPr>
-      </w:pPr>
+        <w:tabs>
+          <w:tab w:val="left" w:pos="288"/>
+        </w:tabs>
+        <w:spacing w:after="120" w:line="228" w:lineRule="auto"/>
+        <w:jc w:val="both"/>
+      </w:pPr>
+      <w:r>
+        <w:t xml:space="preserve">Parallel Column Initialization: The </w:t>
+      </w:r>
       <w:proofErr w:type="spellStart"/>
+      <w:r>
+        <w:t>Parallel.For</w:t>
+      </w:r>
+      <w:proofErr w:type="spellEnd"/>
+      <w:r>
+        <w:t xml:space="preserve"> loop is used to distribute the initialization of columns across multiple threads. Each thread creates a new Column object and assigns it to the matrix.</w:t>
+      </w:r>
+    </w:p>
+    <w:p>
+      <w:pPr>
+        <w:numPr>
+          <w:ilvl w:val="0"/>
+          <w:numId w:val="13"/>
+        </w:numPr>
+        <w:tabs>
+          <w:tab w:val="left" w:pos="288"/>
+        </w:tabs>
+        <w:spacing w:after="120" w:line="228" w:lineRule="auto"/>
+        <w:jc w:val="both"/>
+      </w:pPr>
       <w:r>
         <w:rPr>
           <w:b/>
           <w:bCs/>
         </w:rPr>
-        <w:t>ConcurrentDictionary</w:t>
-      </w:r>
-      <w:proofErr w:type="spellEnd"/>
-      <w:r>
-        <w:rPr>
-          <w:b/>
-          <w:bCs/>
-        </w:rPr>
-        <w:t xml:space="preserve"> for Thread Safety</w:t>
-      </w:r>
-      <w:r>
-        <w:t>: The ConcurrentDictionary data structure is used to store columns during parallel initialization. This eliminates the need for explicit locks, as ConcurrentDictionary handles thread safety internally</w:t>
-      </w:r>
-      <w:r>
-        <w:t>.</w:t>
-      </w:r>
-    </w:p>
-    <w:p/>
-    <w:p>
-      <w:pPr>
-        <w:numPr>
-          <w:ilvl w:val="0"/>
-          <w:numId w:val="15"/>
-        </w:numPr>
-      </w:pPr>
-      <w:r>
-        <w:rPr>
-          <w:b/>
-          <w:bCs/>
-        </w:rPr>
-        <w:t>Reduced Redundant Checks</w:t>
-      </w:r>
-      <w:r>
-        <w:t>: The createNewColumns flag is used to avoid repeated checks inside the loop, similar to the previous methods.</w:t>
+        <w:t>Thread Safety with Locks</w:t>
+      </w:r>
+      <w:r>
+        <w:t xml:space="preserve">: Since multiple threads are accessing and modifying shared resources </w:t>
+      </w:r>
+      <w:r>
+        <w:t>(the matrix and cells array), locks are used to ensure thread safety. This prevents race conditions where multiple threads might try to update the same resource simultaneously.</w:t>
       </w:r>
     </w:p>
     <w:p>
       <w:pPr>
         <w:pStyle w:val="Heading2"/>
-        <w:tabs>
-          <w:tab w:val="left" w:pos="288"/>
-        </w:tabs>
-        <w:spacing w:before="160" w:after="80"/>
-      </w:pPr>
-      <w:r>
-        <w:t>InitParallelPartitioned()</w:t>
+      </w:pPr>
+      <w:r>
+        <w:t>InitParallelWithConcurrentDictionary()</w:t>
       </w:r>
       <w:hyperlink r:id="rId22" w:history="1">
         <w:r>
           <w:rPr>
             <w:rStyle w:val="Hyperlink"/>
           </w:rPr>
-          <w:t>[Gi</w:t>
-        </w:r>
-        <w:r>
-          <w:rPr>
-            <w:rStyle w:val="Hyperlink"/>
-          </w:rPr>
-          <w:t>t</w:t>
-        </w:r>
-        <w:r>
-          <w:rPr>
-            <w:rStyle w:val="Hyperlink"/>
-          </w:rPr>
-          <w:t>Hub</w:t>
+          <w:t>[GitHub</w:t>
         </w:r>
         <w:r>
           <w:rPr>
@@ -4184,7 +4490,151 @@
     <w:p/>
     <w:p>
       <w:r>
-        <w:t xml:space="preserve">The fourth method, InitParallelPartitioned(), further optimizes parallel execution by partitioning the workload into smaller chunks. </w:t>
+        <w:t>The third method, </w:t>
+      </w:r>
+      <w:proofErr w:type="spellStart"/>
+      <w:r>
+        <w:t>InitParallelWithConcurrentDictionary</w:t>
+      </w:r>
+      <w:proofErr w:type="spellEnd"/>
+      <w:r>
+        <w:t>(), improves upon the previous approach by using </w:t>
+      </w:r>
+      <w:proofErr w:type="spellStart"/>
+      <w:r>
+        <w:t>ConcurrentDictionary</w:t>
+      </w:r>
+      <w:proofErr w:type="spellEnd"/>
+      <w:r>
+        <w:t xml:space="preserve"> for thread-safe operations. </w:t>
+      </w:r>
+    </w:p>
+    <w:p/>
+    <w:p>
+      <w:pPr>
+        <w:numPr>
+          <w:ilvl w:val="0"/>
+          <w:numId w:val="14"/>
+        </w:numPr>
+      </w:pPr>
+      <w:proofErr w:type="spellStart"/>
+      <w:r>
+        <w:rPr>
+          <w:b/>
+          <w:bCs/>
+        </w:rPr>
+        <w:t>ConcurrentDictionary</w:t>
+      </w:r>
+      <w:proofErr w:type="spellEnd"/>
+      <w:r>
+        <w:rPr>
+          <w:b/>
+          <w:bCs/>
+        </w:rPr>
+        <w:t xml:space="preserve"> for Thread Safety</w:t>
+      </w:r>
+      <w:r>
+        <w:t>: The </w:t>
+      </w:r>
+      <w:proofErr w:type="spellStart"/>
+      <w:r>
+        <w:t>ConcurrentDictionary</w:t>
+      </w:r>
+      <w:proofErr w:type="spellEnd"/>
+      <w:r>
+        <w:t> data structure is used to store columns during parallel initialization. This eliminates the need for explicit locks, as </w:t>
+      </w:r>
+      <w:proofErr w:type="spellStart"/>
+      <w:r>
+        <w:t>ConcurrentDictionary</w:t>
+      </w:r>
+      <w:proofErr w:type="spellEnd"/>
+      <w:r>
+        <w:t> handles thread safety internally</w:t>
+      </w:r>
+      <w:r>
+        <w:t>.</w:t>
+      </w:r>
+    </w:p>
+    <w:p/>
+    <w:p>
+      <w:pPr>
+        <w:numPr>
+          <w:ilvl w:val="0"/>
+          <w:numId w:val="15"/>
+        </w:numPr>
+      </w:pPr>
+      <w:r>
+        <w:rPr>
+          <w:b/>
+          <w:bCs/>
+        </w:rPr>
+        <w:t>Reduced Redundant Checks</w:t>
+      </w:r>
+      <w:r>
+        <w:t>: The </w:t>
+      </w:r>
+      <w:proofErr w:type="spellStart"/>
+      <w:r>
+        <w:t>createNewColumns</w:t>
+      </w:r>
+      <w:proofErr w:type="spellEnd"/>
+      <w:r>
+        <w:t> flag is used to avoid repeated checks inside the loop, similar to the previous methods.</w:t>
+      </w:r>
+    </w:p>
+    <w:p>
+      <w:pPr>
+        <w:pStyle w:val="Heading2"/>
+        <w:tabs>
+          <w:tab w:val="left" w:pos="288"/>
+        </w:tabs>
+        <w:spacing w:before="160" w:after="80"/>
+      </w:pPr>
+      <w:r>
+        <w:t>InitParallelPartitioned()</w:t>
+      </w:r>
+      <w:hyperlink r:id="rId23" w:history="1">
+        <w:r>
+          <w:rPr>
+            <w:rStyle w:val="Hyperlink"/>
+          </w:rPr>
+          <w:t>[GitHub</w:t>
+        </w:r>
+        <w:r>
+          <w:rPr>
+            <w:rStyle w:val="Hyperlink"/>
+            <w:rFonts w:hint="eastAsia"/>
+          </w:rPr>
+          <w:t xml:space="preserve"> </w:t>
+        </w:r>
+        <w:r>
+          <w:rPr>
+            <w:rStyle w:val="Hyperlink"/>
+            <w:rFonts w:hint="eastAsia"/>
+          </w:rPr>
+          <w:t>↗</w:t>
+        </w:r>
+        <w:r>
+          <w:rPr>
+            <w:rStyle w:val="Hyperlink"/>
+          </w:rPr>
+          <w:t>]</w:t>
+        </w:r>
+      </w:hyperlink>
+    </w:p>
+    <w:p/>
+    <w:p>
+      <w:r>
+        <w:t>The fourth method, </w:t>
+      </w:r>
+      <w:proofErr w:type="spellStart"/>
+      <w:r>
+        <w:t>InitParallelPartitioned</w:t>
+      </w:r>
+      <w:proofErr w:type="spellEnd"/>
+      <w:r>
+        <w:t xml:space="preserve">(), further optimizes parallel execution by partitioning the workload into smaller chunks. </w:t>
       </w:r>
     </w:p>
     <w:p>
@@ -4202,7 +4652,15 @@
         <w:t>Partitioned Parallel Initialization</w:t>
       </w:r>
       <w:r>
-        <w:t>: The Partitioner.Create method is used to divide the workload into smaller partitions. This reduces overhead and improves performance for large datasets.</w:t>
+        <w:t>: The </w:t>
+      </w:r>
+      <w:proofErr w:type="spellStart"/>
+      <w:r>
+        <w:t>Partitioner.Create</w:t>
+      </w:r>
+      <w:proofErr w:type="spellEnd"/>
+      <w:r>
+        <w:t> method is used to divide the workload into smaller partitions. This reduces overhead and improves performance for large datasets.</w:t>
       </w:r>
     </w:p>
     <w:p/>
@@ -4379,30 +4837,38 @@
         <w:rPr>
           <w:color w:val="0D0D0D" w:themeColor="text1" w:themeTint="F2"/>
         </w:rPr>
-        <w:t xml:space="preserve"> a comprehensive analysis of the performance improvements achieved through the parallelization of the Temporal Memory algorithm. We </w:t>
-      </w:r>
-      <w:r>
+        <w:t xml:space="preserve"> a comprehensive analysis of the performance improvements achieved through the parallelization of the Temporal Memory algorithm. We compare the execution times, consistency, and efficiency of the four implemented methods: </w:t>
+      </w:r>
+    </w:p>
+    <w:p>
+      <w:pPr>
+        <w:tabs>
+          <w:tab w:val="left" w:pos="288"/>
+        </w:tabs>
+        <w:jc w:val="both"/>
         <w:rPr>
           <w:color w:val="0D0D0D" w:themeColor="text1" w:themeTint="F2"/>
         </w:rPr>
-        <w:t>compare the execution times, consistency, and efficiency of the four implemented methods: </w:t>
-      </w:r>
-    </w:p>
-    <w:p>
-      <w:pPr>
-        <w:tabs>
-          <w:tab w:val="left" w:pos="288"/>
-        </w:tabs>
-        <w:jc w:val="both"/>
+      </w:pPr>
+      <w:r>
         <w:rPr>
           <w:color w:val="0D0D0D" w:themeColor="text1" w:themeTint="F2"/>
         </w:rPr>
-      </w:pPr>
+        <w:t>Single_Threaded_Optimized_Init(), InitParallelRegularDictionary(), InitParallelWithConcurrentDictionary(), and </w:t>
+      </w:r>
+      <w:proofErr w:type="spellStart"/>
       <w:r>
         <w:rPr>
           <w:color w:val="0D0D0D" w:themeColor="text1" w:themeTint="F2"/>
         </w:rPr>
-        <w:t>Single_Threaded_Optimized_Init(), InitParallelRegularDictionary(), InitParallelWithConcurrentDictionary(), and InitParallelPartitioned(). The performance metrics are visualized using bar charts and scatter plots to provide a clear understanding of the improvements.</w:t>
+        <w:t>InitParallelPartitioned</w:t>
+      </w:r>
+      <w:proofErr w:type="spellEnd"/>
+      <w:r>
+        <w:rPr>
+          <w:color w:val="0D0D0D" w:themeColor="text1" w:themeTint="F2"/>
+        </w:rPr>
+        <w:t>(). The performance metrics are visualized using bar charts and scatter plots to provide a clear understanding of the improvements.</w:t>
       </w:r>
     </w:p>
     <w:p>
@@ -4416,6 +4882,7 @@
         <w:rPr>
           <w:shd w:val="clear" w:color="auto" w:fill="FFFFFF"/>
         </w:rPr>
+        <w:lastRenderedPageBreak/>
         <w:t>Performance Analysis</w:t>
       </w:r>
       <w:r>
@@ -4576,7 +5043,7 @@
           <w:shd w:val="clear" w:color="auto" w:fill="FFFFFF"/>
         </w:rPr>
       </w:pPr>
-      <w:proofErr w:type="gramStart"/>
+      <w:proofErr w:type="spellStart"/>
       <w:r>
         <w:rPr>
           <w:b/>
@@ -4584,9 +5051,9 @@
           <w:color w:val="0D0D0D"/>
           <w:shd w:val="clear" w:color="auto" w:fill="FFFFFF"/>
         </w:rPr>
-        <w:t>InitParallelWithConcurrentDictionary(</w:t>
-      </w:r>
-      <w:proofErr w:type="gramEnd"/>
+        <w:t>InitParallelWithConcurrentDictionary</w:t>
+      </w:r>
+      <w:proofErr w:type="spellEnd"/>
       <w:r>
         <w:rPr>
           <w:b/>
@@ -4594,7 +5061,7 @@
           <w:color w:val="0D0D0D"/>
           <w:shd w:val="clear" w:color="auto" w:fill="FFFFFF"/>
         </w:rPr>
-        <w:t>)</w:t>
+        <w:t>()</w:t>
       </w:r>
       <w:r>
         <w:rPr>
@@ -4953,16 +5420,13 @@
             <w:tcW w:w="1879" w:type="dxa"/>
           </w:tcPr>
           <w:p>
+            <w:proofErr w:type="spellStart"/>
             <w:r>
-              <w:t>Single_Threaded_Optimized_</w:t>
+              <w:t>Single_Threaded_Optimized_Init</w:t>
             </w:r>
-            <w:proofErr w:type="gramStart"/>
+            <w:proofErr w:type="spellEnd"/>
             <w:r>
-              <w:t>Init(</w:t>
-            </w:r>
-            <w:proofErr w:type="gramEnd"/>
-            <w:r>
-              <w:t>)</w:t>
+              <w:t>()</w:t>
             </w:r>
           </w:p>
           <w:p/>
@@ -5014,13 +5478,13 @@
             <w:tcW w:w="1879" w:type="dxa"/>
           </w:tcPr>
           <w:p>
-            <w:proofErr w:type="gramStart"/>
+            <w:proofErr w:type="spellStart"/>
             <w:r>
-              <w:t>InitParallelRegularDictionary(</w:t>
+              <w:t>InitParallelRegularDictionary</w:t>
             </w:r>
-            <w:proofErr w:type="gramEnd"/>
+            <w:proofErr w:type="spellEnd"/>
             <w:r>
-              <w:t>)</w:t>
+              <w:t>()</w:t>
             </w:r>
           </w:p>
           <w:p/>
@@ -5078,22 +5542,21 @@
                 <w:bCs/>
               </w:rPr>
             </w:pPr>
-            <w:proofErr w:type="gramStart"/>
+            <w:proofErr w:type="spellStart"/>
             <w:r>
               <w:rPr>
                 <w:b/>
                 <w:bCs/>
               </w:rPr>
-              <w:lastRenderedPageBreak/>
-              <w:t>InitParallelWithConcurrentDictionary(</w:t>
+              <w:t>InitParallelWithConcurrentDictionary</w:t>
             </w:r>
-            <w:proofErr w:type="gramEnd"/>
+            <w:proofErr w:type="spellEnd"/>
             <w:r>
               <w:rPr>
                 <w:b/>
                 <w:bCs/>
               </w:rPr>
-              <w:t>)</w:t>
+              <w:t>()</w:t>
             </w:r>
           </w:p>
           <w:p/>
@@ -5185,13 +5648,13 @@
             <w:tcW w:w="1879" w:type="dxa"/>
           </w:tcPr>
           <w:p>
-            <w:proofErr w:type="gramStart"/>
+            <w:proofErr w:type="spellStart"/>
             <w:r>
-              <w:t>InitParallelPartitioned(</w:t>
+              <w:t>InitParallelPartitioned</w:t>
             </w:r>
-            <w:proofErr w:type="gramEnd"/>
+            <w:proofErr w:type="spellEnd"/>
             <w:r>
-              <w:t>)</w:t>
+              <w:t>()</w:t>
             </w:r>
           </w:p>
           <w:p/>
@@ -5349,8 +5812,13 @@
           <w:numId w:val="22"/>
         </w:numPr>
       </w:pPr>
-      <w:r>
-        <w:t>Single_Threaded_Optimized_Init() - Our optimized baseline</w:t>
+      <w:proofErr w:type="spellStart"/>
+      <w:r>
+        <w:t>Single_Threaded_Optimized_Init</w:t>
+      </w:r>
+      <w:proofErr w:type="spellEnd"/>
+      <w:r>
+        <w:t>() - Our optimized baseline</w:t>
       </w:r>
     </w:p>
     <w:p>
@@ -5360,8 +5828,13 @@
           <w:numId w:val="22"/>
         </w:numPr>
       </w:pPr>
-      <w:r>
-        <w:t>InitParallelRegularDictionary() - Parallel with locks</w:t>
+      <w:proofErr w:type="spellStart"/>
+      <w:r>
+        <w:t>InitParallelRegularDictionary</w:t>
+      </w:r>
+      <w:proofErr w:type="spellEnd"/>
+      <w:r>
+        <w:t>() - Parallel with locks</w:t>
       </w:r>
     </w:p>
     <w:p>
@@ -5371,9 +5844,19 @@
           <w:numId w:val="22"/>
         </w:numPr>
       </w:pPr>
-      <w:r>
-        <w:t>InitParallelWithConcurrentDictionary() - Parallel with ConcurrentDictionary</w:t>
-      </w:r>
+      <w:proofErr w:type="spellStart"/>
+      <w:r>
+        <w:t>InitParallelWithConcurrentDictionary</w:t>
+      </w:r>
+      <w:proofErr w:type="spellEnd"/>
+      <w:r>
+        <w:t xml:space="preserve">() - Parallel with </w:t>
+      </w:r>
+      <w:proofErr w:type="spellStart"/>
+      <w:r>
+        <w:t>ConcurrentDictionary</w:t>
+      </w:r>
+      <w:proofErr w:type="spellEnd"/>
     </w:p>
     <w:p>
       <w:pPr>
@@ -5382,8 +5865,13 @@
           <w:numId w:val="22"/>
         </w:numPr>
       </w:pPr>
-      <w:r>
-        <w:t>InitParallelPartitioned() - Parallel with partitioned workload</w:t>
+      <w:proofErr w:type="spellStart"/>
+      <w:r>
+        <w:t>InitParallelPartitioned</w:t>
+      </w:r>
+      <w:proofErr w:type="spellEnd"/>
+      <w:r>
+        <w:t>() - Parallel with partitioned workload</w:t>
       </w:r>
     </w:p>
     <w:p>
@@ -5452,29 +5940,8 @@
                           </w:p>
                           <w:p>
                             <w:r>
-                              <w:t xml:space="preserve"> </w:t>
+                              <w:t xml:space="preserve"> HtmConfig htmConfig = new HtmConfig</w:t>
                             </w:r>
-                            <w:proofErr w:type="spellStart"/>
-                            <w:r>
-                              <w:t>HtmConfig</w:t>
-                            </w:r>
-                            <w:proofErr w:type="spellEnd"/>
-                            <w:r>
-                              <w:t xml:space="preserve"> </w:t>
-                            </w:r>
-                            <w:proofErr w:type="spellStart"/>
-                            <w:r>
-                              <w:t>htmConfig</w:t>
-                            </w:r>
-                            <w:proofErr w:type="spellEnd"/>
-                            <w:r>
-                              <w:t xml:space="preserve"> = new </w:t>
-                            </w:r>
-                            <w:proofErr w:type="spellStart"/>
-                            <w:r>
-                              <w:t>HtmConfig</w:t>
-                            </w:r>
-                            <w:proofErr w:type="spellEnd"/>
                           </w:p>
                           <w:p>
                             <w:r>
@@ -5483,70 +5950,22 @@
                           </w:p>
                           <w:p>
                             <w:r>
-                              <w:t xml:space="preserve">     </w:t>
-                            </w:r>
-                            <w:proofErr w:type="spellStart"/>
-                            <w:r>
-                              <w:t>ColumnDimensions</w:t>
-                            </w:r>
-                            <w:proofErr w:type="spellEnd"/>
-                            <w:r>
-                              <w:t xml:space="preserve"> = new </w:t>
-                            </w:r>
-                            <w:proofErr w:type="gramStart"/>
-                            <w:r>
-                              <w:t>int[</w:t>
-                            </w:r>
-                            <w:proofErr w:type="gramEnd"/>
-                            <w:r>
-                              <w:t xml:space="preserve">] </w:t>
-                            </w:r>
-                            <w:proofErr w:type="gramStart"/>
-                            <w:r>
-                              <w:t>{ 100</w:t>
-                            </w:r>
-                            <w:proofErr w:type="gramEnd"/>
-                            <w:r>
-                              <w:t xml:space="preserve"> }, // Example dimensions</w:t>
+                              <w:t xml:space="preserve">     ColumnDimensions = new int[] { 100 }, // Example dimensions</w:t>
                             </w:r>
                           </w:p>
                           <w:p>
                             <w:r>
-                              <w:t xml:space="preserve">     </w:t>
-                            </w:r>
-                            <w:proofErr w:type="spellStart"/>
-                            <w:r>
-                              <w:t>CellsPerColumn</w:t>
-                            </w:r>
-                            <w:proofErr w:type="spellEnd"/>
-                            <w:r>
-                              <w:t xml:space="preserve"> = 32,</w:t>
+                              <w:t xml:space="preserve">     CellsPerColumn = 32,</w:t>
                             </w:r>
                           </w:p>
                           <w:p>
                             <w:r>
-                              <w:t xml:space="preserve">     </w:t>
-                            </w:r>
-                            <w:proofErr w:type="spellStart"/>
-                            <w:r>
-                              <w:t>SynPermConnected</w:t>
-                            </w:r>
-                            <w:proofErr w:type="spellEnd"/>
-                            <w:r>
-                              <w:t xml:space="preserve"> = 0.1,</w:t>
+                              <w:t xml:space="preserve">     SynPermConnected = 0.1,</w:t>
                             </w:r>
                           </w:p>
                           <w:p>
                             <w:r>
-                              <w:t xml:space="preserve">     </w:t>
-                            </w:r>
-                            <w:proofErr w:type="spellStart"/>
-                            <w:r>
-                              <w:t>NumInputs</w:t>
-                            </w:r>
-                            <w:proofErr w:type="spellEnd"/>
-                            <w:r>
-                              <w:t xml:space="preserve"> = 100</w:t>
+                              <w:t xml:space="preserve">     NumInputs = 100</w:t>
                             </w:r>
                           </w:p>
                           <w:p>
@@ -5587,29 +6006,8 @@
                     </w:p>
                     <w:p>
                       <w:r>
-                        <w:t xml:space="preserve"> </w:t>
+                        <w:t xml:space="preserve"> HtmConfig htmConfig = new HtmConfig</w:t>
                       </w:r>
-                      <w:proofErr w:type="spellStart"/>
-                      <w:r>
-                        <w:t>HtmConfig</w:t>
-                      </w:r>
-                      <w:proofErr w:type="spellEnd"/>
-                      <w:r>
-                        <w:t xml:space="preserve"> </w:t>
-                      </w:r>
-                      <w:proofErr w:type="spellStart"/>
-                      <w:r>
-                        <w:t>htmConfig</w:t>
-                      </w:r>
-                      <w:proofErr w:type="spellEnd"/>
-                      <w:r>
-                        <w:t xml:space="preserve"> = new </w:t>
-                      </w:r>
-                      <w:proofErr w:type="spellStart"/>
-                      <w:r>
-                        <w:t>HtmConfig</w:t>
-                      </w:r>
-                      <w:proofErr w:type="spellEnd"/>
                     </w:p>
                     <w:p>
                       <w:r>
@@ -5618,70 +6016,22 @@
                     </w:p>
                     <w:p>
                       <w:r>
-                        <w:t xml:space="preserve">     </w:t>
-                      </w:r>
-                      <w:proofErr w:type="spellStart"/>
-                      <w:r>
-                        <w:t>ColumnDimensions</w:t>
-                      </w:r>
-                      <w:proofErr w:type="spellEnd"/>
-                      <w:r>
-                        <w:t xml:space="preserve"> = new </w:t>
-                      </w:r>
-                      <w:proofErr w:type="gramStart"/>
-                      <w:r>
-                        <w:t>int[</w:t>
-                      </w:r>
-                      <w:proofErr w:type="gramEnd"/>
-                      <w:r>
-                        <w:t xml:space="preserve">] </w:t>
-                      </w:r>
-                      <w:proofErr w:type="gramStart"/>
-                      <w:r>
-                        <w:t>{ 100</w:t>
-                      </w:r>
-                      <w:proofErr w:type="gramEnd"/>
-                      <w:r>
-                        <w:t xml:space="preserve"> }, // Example dimensions</w:t>
+                        <w:t xml:space="preserve">     ColumnDimensions = new int[] { 100 }, // Example dimensions</w:t>
                       </w:r>
                     </w:p>
                     <w:p>
                       <w:r>
-                        <w:t xml:space="preserve">     </w:t>
-                      </w:r>
-                      <w:proofErr w:type="spellStart"/>
-                      <w:r>
-                        <w:t>CellsPerColumn</w:t>
-                      </w:r>
-                      <w:proofErr w:type="spellEnd"/>
-                      <w:r>
-                        <w:t xml:space="preserve"> = 32,</w:t>
+                        <w:t xml:space="preserve">     CellsPerColumn = 32,</w:t>
                       </w:r>
                     </w:p>
                     <w:p>
                       <w:r>
-                        <w:t xml:space="preserve">     </w:t>
-                      </w:r>
-                      <w:proofErr w:type="spellStart"/>
-                      <w:r>
-                        <w:t>SynPermConnected</w:t>
-                      </w:r>
-                      <w:proofErr w:type="spellEnd"/>
-                      <w:r>
-                        <w:t xml:space="preserve"> = 0.1,</w:t>
+                        <w:t xml:space="preserve">     SynPermConnected = 0.1,</w:t>
                       </w:r>
                     </w:p>
                     <w:p>
                       <w:r>
-                        <w:t xml:space="preserve">     </w:t>
-                      </w:r>
-                      <w:proofErr w:type="spellStart"/>
-                      <w:r>
-                        <w:t>NumInputs</w:t>
-                      </w:r>
-                      <w:proofErr w:type="spellEnd"/>
-                      <w:r>
-                        <w:t xml:space="preserve"> = 100</w:t>
+                        <w:t xml:space="preserve">     NumInputs = 100</w:t>
                       </w:r>
                     </w:p>
                     <w:p>
@@ -5715,7 +6065,19 @@
         <w:rPr>
           <w:color w:val="0D0D0D" w:themeColor="text1" w:themeTint="F2"/>
         </w:rPr>
-        <w:t>The results showed clear performance differences between the methods:</w:t>
+        <w:t xml:space="preserve">The results </w:t>
+      </w:r>
+      <w:r>
+        <w:rPr>
+          <w:color w:val="0D0D0D" w:themeColor="text1" w:themeTint="F2"/>
+        </w:rPr>
+        <w:t xml:space="preserve">in figure 2 </w:t>
+      </w:r>
+      <w:r>
+        <w:rPr>
+          <w:color w:val="0D0D0D" w:themeColor="text1" w:themeTint="F2"/>
+        </w:rPr>
+        <w:t>showed clear performance differences between the methods:</w:t>
       </w:r>
     </w:p>
     <w:p>
@@ -5760,7 +6122,7 @@
                     <pic:cNvPicPr/>
                   </pic:nvPicPr>
                   <pic:blipFill>
-                    <a:blip r:embed="rId23"/>
+                    <a:blip r:embed="rId24"/>
                     <a:stretch>
                       <a:fillRect/>
                     </a:stretch>
@@ -5821,7 +6183,7 @@
           <w:szCs w:val="16"/>
           <w:shd w:val="clear" w:color="auto" w:fill="FFFFFF"/>
         </w:rPr>
-        <w:t>1</w:t>
+        <w:t>2</w:t>
       </w:r>
       <w:r>
         <w:rPr>
@@ -5884,14 +6246,7 @@
           <w:color w:val="0D0D0D"/>
           <w:shd w:val="clear" w:color="auto" w:fill="FFFFFF"/>
         </w:rPr>
-        <w:t xml:space="preserve">To assess the worst-case performance of each method, we calculated the ratio of the maximum execution time to the minimum execution time for both initialization and </w:t>
-      </w:r>
-      <w:r>
-        <w:rPr>
-          <w:color w:val="0D0D0D"/>
-          <w:shd w:val="clear" w:color="auto" w:fill="FFFFFF"/>
-        </w:rPr>
-        <w:t>computation phases. A lower ratio indicates better performance consistency.</w:t>
+        <w:t>To assess the worst-case performance of each method, we calculated the ratio of the maximum execution time to the minimum execution time for both initialization and computation phases. A lower ratio indicates better performance consistency.</w:t>
       </w:r>
     </w:p>
     <w:p>
@@ -5998,19 +6353,12 @@
           <w:p>
             <w:proofErr w:type="spellStart"/>
             <w:r>
-              <w:t>Single_Threaded_Optimized_</w:t>
-            </w:r>
-            <w:proofErr w:type="gramStart"/>
-            <w:r>
-              <w:t>Init</w:t>
+              <w:lastRenderedPageBreak/>
+              <w:t>Single_Threaded_Optimized_Init</w:t>
             </w:r>
             <w:proofErr w:type="spellEnd"/>
             <w:r>
-              <w:t>(</w:t>
-            </w:r>
-            <w:proofErr w:type="gramEnd"/>
-            <w:r>
-              <w:t>)</w:t>
+              <w:t>()</w:t>
             </w:r>
           </w:p>
         </w:tc>
@@ -6052,17 +6400,12 @@
           </w:tcPr>
           <w:p>
             <w:proofErr w:type="spellStart"/>
-            <w:proofErr w:type="gramStart"/>
             <w:r>
               <w:t>InitParallelRegularDictionary</w:t>
             </w:r>
             <w:proofErr w:type="spellEnd"/>
             <w:r>
-              <w:t>(</w:t>
-            </w:r>
-            <w:proofErr w:type="gramEnd"/>
-            <w:r>
-              <w:t>)</w:t>
+              <w:t>()</w:t>
             </w:r>
           </w:p>
         </w:tc>
@@ -6104,17 +6447,12 @@
           </w:tcPr>
           <w:p>
             <w:proofErr w:type="spellStart"/>
-            <w:proofErr w:type="gramStart"/>
             <w:r>
               <w:t>InitParallelWithConcurrentDictionary</w:t>
             </w:r>
             <w:proofErr w:type="spellEnd"/>
             <w:r>
-              <w:t>(</w:t>
-            </w:r>
-            <w:proofErr w:type="gramEnd"/>
-            <w:r>
-              <w:t>)</w:t>
+              <w:t>()</w:t>
             </w:r>
           </w:p>
         </w:tc>
@@ -6166,17 +6504,12 @@
           </w:tcPr>
           <w:p>
             <w:proofErr w:type="spellStart"/>
-            <w:proofErr w:type="gramStart"/>
             <w:r>
               <w:t>InitParallelPartitioned</w:t>
             </w:r>
             <w:proofErr w:type="spellEnd"/>
             <w:r>
-              <w:t>(</w:t>
-            </w:r>
-            <w:proofErr w:type="gramEnd"/>
-            <w:r>
-              <w:t>)</w:t>
+              <w:t>()</w:t>
             </w:r>
           </w:p>
         </w:tc>
@@ -6305,7 +6638,6 @@
         <w:t>The </w:t>
       </w:r>
       <w:proofErr w:type="spellStart"/>
-      <w:proofErr w:type="gramStart"/>
       <w:r>
         <w:rPr>
           <w:color w:val="0D0D0D"/>
@@ -6319,15 +6651,7 @@
           <w:color w:val="0D0D0D"/>
           <w:shd w:val="clear" w:color="auto" w:fill="FFFFFF"/>
         </w:rPr>
-        <w:t>(</w:t>
-      </w:r>
-      <w:proofErr w:type="gramEnd"/>
-      <w:r>
-        <w:rPr>
-          <w:color w:val="0D0D0D"/>
-          <w:shd w:val="clear" w:color="auto" w:fill="FFFFFF"/>
-        </w:rPr>
-        <w:t>) method demonstrates the lowest max/min ratio, indicating that it offers the most consistent performance even in worst-case scenarios.</w:t>
+        <w:t>() method demonstrates the lowest max/min ratio, indicating that it offers the most consistent performance even in worst-case scenarios.</w:t>
       </w:r>
     </w:p>
     <w:p>
@@ -6423,7 +6747,6 @@
         </w:rPr>
       </w:pPr>
       <w:proofErr w:type="spellStart"/>
-      <w:proofErr w:type="gramStart"/>
       <w:r>
         <w:rPr>
           <w:color w:val="0D0D0D"/>
@@ -6437,15 +6760,7 @@
           <w:color w:val="0D0D0D"/>
           <w:shd w:val="clear" w:color="auto" w:fill="FFFFFF"/>
         </w:rPr>
-        <w:t>(</w:t>
-      </w:r>
-      <w:proofErr w:type="gramEnd"/>
-      <w:r>
-        <w:rPr>
-          <w:color w:val="0D0D0D"/>
-          <w:shd w:val="clear" w:color="auto" w:fill="FFFFFF"/>
-        </w:rPr>
-        <w:t>) method outperforms the other methods in terms of </w:t>
+        <w:t>() method outperforms the other methods in terms of </w:t>
       </w:r>
       <w:r>
         <w:rPr>
@@ -6558,7 +6873,6 @@
         <w:t>The </w:t>
       </w:r>
       <w:proofErr w:type="spellStart"/>
-      <w:proofErr w:type="gramStart"/>
       <w:r>
         <w:rPr>
           <w:color w:val="0D0D0D"/>
@@ -6572,15 +6886,7 @@
           <w:color w:val="0D0D0D"/>
           <w:shd w:val="clear" w:color="auto" w:fill="FFFFFF"/>
         </w:rPr>
-        <w:t>(</w:t>
-      </w:r>
-      <w:proofErr w:type="gramEnd"/>
-      <w:r>
-        <w:rPr>
-          <w:color w:val="0D0D0D"/>
-          <w:shd w:val="clear" w:color="auto" w:fill="FFFFFF"/>
-        </w:rPr>
-        <w:t>) meth</w:t>
+        <w:t>() meth</w:t>
       </w:r>
       <w:r>
         <w:rPr>
@@ -6761,7 +7067,6 @@
         <w:rPr>
           <w:shd w:val="clear" w:color="auto" w:fill="FFFFFF"/>
         </w:rPr>
-        <w:lastRenderedPageBreak/>
         <w:t>Bar Chart for Initialization and Computation Time Comparison</w:t>
       </w:r>
     </w:p>
@@ -6793,7 +7098,37 @@
           <w:color w:val="0D0D0D"/>
           <w:shd w:val="clear" w:color="auto" w:fill="FFFFFF"/>
         </w:rPr>
-        <w:t>The bar chart compares the initialization and computation times for the InitParallelWithConcurrentDictionary() method across different test cases. The X-axis represents the test cases, and the Y-axis represents the time in seconds. The chart uses blue bars for initialization time and green bars for computation time.</w:t>
+        <w:t xml:space="preserve">The bar chart </w:t>
+      </w:r>
+      <w:r>
+        <w:rPr>
+          <w:color w:val="0D0D0D"/>
+          <w:shd w:val="clear" w:color="auto" w:fill="FFFFFF"/>
+        </w:rPr>
+        <w:t xml:space="preserve">in figure 3 and 4 </w:t>
+      </w:r>
+      <w:r>
+        <w:rPr>
+          <w:color w:val="0D0D0D"/>
+          <w:shd w:val="clear" w:color="auto" w:fill="FFFFFF"/>
+        </w:rPr>
+        <w:t>compares the initialization and computation times for the </w:t>
+      </w:r>
+      <w:proofErr w:type="spellStart"/>
+      <w:r>
+        <w:rPr>
+          <w:color w:val="0D0D0D"/>
+          <w:shd w:val="clear" w:color="auto" w:fill="FFFFFF"/>
+        </w:rPr>
+        <w:t>InitParallelWithConcurrentDictionary</w:t>
+      </w:r>
+      <w:proofErr w:type="spellEnd"/>
+      <w:r>
+        <w:rPr>
+          <w:color w:val="0D0D0D"/>
+          <w:shd w:val="clear" w:color="auto" w:fill="FFFFFF"/>
+        </w:rPr>
+        <w:t>() method across different test cases. The X-axis represents the test cases, and the Y-axis represents the time in seconds. The chart uses blue bars for initialization time and green bars for computation time.</w:t>
       </w:r>
     </w:p>
     <w:p>
@@ -6816,7 +7151,23 @@
           <w:color w:val="0D0D0D"/>
           <w:shd w:val="clear" w:color="auto" w:fill="FFFFFF"/>
         </w:rPr>
-        <w:t>Initialization Time: The parallelized method (InitParallelWithConcurrentDictionary()) consistently outperforms the single-threaded method, with a significant reduction in initialization time.</w:t>
+        <w:t>Initialization Time: The parallelized method (</w:t>
+      </w:r>
+      <w:proofErr w:type="spellStart"/>
+      <w:r>
+        <w:rPr>
+          <w:color w:val="0D0D0D"/>
+          <w:shd w:val="clear" w:color="auto" w:fill="FFFFFF"/>
+        </w:rPr>
+        <w:t>InitParallelWithConcurrentDictionary</w:t>
+      </w:r>
+      <w:proofErr w:type="spellEnd"/>
+      <w:r>
+        <w:rPr>
+          <w:color w:val="0D0D0D"/>
+          <w:shd w:val="clear" w:color="auto" w:fill="FFFFFF"/>
+        </w:rPr>
+        <w:t>()) consistently outperforms the single-threaded method, with a significant reduction in initialization time.</w:t>
       </w:r>
     </w:p>
     <w:p>
@@ -6896,7 +7247,7 @@
         </w:rPr>
         <w:t> performance of the </w:t>
       </w:r>
-      <w:proofErr w:type="gramStart"/>
+      <w:proofErr w:type="spellStart"/>
       <w:r>
         <w:rPr>
           <w:b/>
@@ -6904,9 +7255,9 @@
           <w:color w:val="0D0D0D"/>
           <w:shd w:val="clear" w:color="auto" w:fill="FFFFFF"/>
         </w:rPr>
-        <w:t>InitParallelWithConcurrentDictionary(</w:t>
-      </w:r>
-      <w:proofErr w:type="gramEnd"/>
+        <w:t>InitParallelWithConcurrentDictionary</w:t>
+      </w:r>
+      <w:proofErr w:type="spellEnd"/>
       <w:r>
         <w:rPr>
           <w:b/>
@@ -6914,37 +7265,21 @@
           <w:color w:val="0D0D0D"/>
           <w:shd w:val="clear" w:color="auto" w:fill="FFFFFF"/>
         </w:rPr>
-        <w:t>)</w:t>
-      </w:r>
-      <w:r>
-        <w:rPr>
-          <w:color w:val="0D0D0D"/>
-          <w:shd w:val="clear" w:color="auto" w:fill="FFFFFF"/>
-        </w:rPr>
-        <w:t xml:space="preserve"> method in relation to traditional </w:t>
-      </w:r>
-      <w:proofErr w:type="gramStart"/>
-      <w:r>
-        <w:rPr>
-          <w:color w:val="0D0D0D"/>
-          <w:shd w:val="clear" w:color="auto" w:fill="FFFFFF"/>
-        </w:rPr>
-        <w:t>methods.</w:t>
-      </w:r>
-      <w:r>
-        <w:rPr>
-          <w:color w:val="0D0D0D"/>
-          <w:shd w:val="clear" w:color="auto" w:fill="FFFFFF"/>
-        </w:rPr>
-        <w:t>[</w:t>
-      </w:r>
-      <w:proofErr w:type="gramEnd"/>
-      <w:r>
-        <w:rPr>
-          <w:color w:val="0D0D0D"/>
-          <w:shd w:val="clear" w:color="auto" w:fill="FFFFFF"/>
-        </w:rPr>
-        <w:t>Figure 2 &amp; 3]</w:t>
+        <w:t>()</w:t>
+      </w:r>
+      <w:r>
+        <w:rPr>
+          <w:color w:val="0D0D0D"/>
+          <w:shd w:val="clear" w:color="auto" w:fill="FFFFFF"/>
+        </w:rPr>
+        <w:t> method in relation to traditional methods.</w:t>
+      </w:r>
+      <w:r>
+        <w:rPr>
+          <w:color w:val="0D0D0D"/>
+          <w:shd w:val="clear" w:color="auto" w:fill="FFFFFF"/>
+        </w:rPr>
+        <w:t>[Figure 2 &amp; 3]</w:t>
       </w:r>
     </w:p>
     <w:p>
@@ -7005,7 +7340,7 @@
                     </pic:cNvPicPr>
                   </pic:nvPicPr>
                   <pic:blipFill>
-                    <a:blip r:embed="rId24" cstate="print">
+                    <a:blip r:embed="rId25" cstate="print">
                       <a:extLst>
                         <a:ext uri="{28A0092B-C50C-407E-A947-70E740481C1C}">
                           <a14:useLocalDpi xmlns:a14="http://schemas.microsoft.com/office/drawing/2010/main" val="0"/>
@@ -7068,7 +7403,7 @@
           <w:szCs w:val="16"/>
           <w:shd w:val="clear" w:color="auto" w:fill="FFFFFF"/>
         </w:rPr>
-        <w:t>2</w:t>
+        <w:t>3</w:t>
       </w:r>
       <w:r>
         <w:rPr>
@@ -7134,7 +7469,7 @@
                     </pic:cNvPicPr>
                   </pic:nvPicPr>
                   <pic:blipFill>
-                    <a:blip r:embed="rId25" cstate="print">
+                    <a:blip r:embed="rId26" cstate="print">
                       <a:extLst>
                         <a:ext uri="{28A0092B-C50C-407E-A947-70E740481C1C}">
                           <a14:useLocalDpi xmlns:a14="http://schemas.microsoft.com/office/drawing/2010/main" val="0"/>
@@ -7195,7 +7530,7 @@
           <w:szCs w:val="16"/>
           <w:shd w:val="clear" w:color="auto" w:fill="FFFFFF"/>
         </w:rPr>
-        <w:t>3</w:t>
+        <w:t>4</w:t>
       </w:r>
       <w:r>
         <w:rPr>
@@ -7289,7 +7624,73 @@
           <w:color w:val="0D0D0D"/>
           <w:shd w:val="clear" w:color="auto" w:fill="FFFFFF"/>
         </w:rPr>
-        <w:t>The scatter plot visualizes the relationship between initialization time and computation time for the InitParallelWithConcurrentDictionary() method. The X-axis represents the test cases, and the Y-axis represents the execution times in seconds. Blue circles represent the standard initialization time, while red crosses represent the parallel initialization time.</w:t>
+        <w:t xml:space="preserve">The </w:t>
+      </w:r>
+      <w:r>
+        <w:rPr>
+          <w:color w:val="0D0D0D"/>
+          <w:shd w:val="clear" w:color="auto" w:fill="FFFFFF"/>
+        </w:rPr>
+        <w:t>following figures 5 and 6</w:t>
+      </w:r>
+      <w:r>
+        <w:rPr>
+          <w:color w:val="0D0D0D"/>
+          <w:shd w:val="clear" w:color="auto" w:fill="FFFFFF"/>
+        </w:rPr>
+        <w:t xml:space="preserve"> </w:t>
+      </w:r>
+      <w:r>
+        <w:rPr>
+          <w:color w:val="0D0D0D"/>
+          <w:shd w:val="clear" w:color="auto" w:fill="FFFFFF"/>
+        </w:rPr>
+        <w:t xml:space="preserve">depicts </w:t>
+      </w:r>
+      <w:r>
+        <w:rPr>
+          <w:color w:val="0D0D0D"/>
+          <w:shd w:val="clear" w:color="auto" w:fill="FFFFFF"/>
+        </w:rPr>
+        <w:t>visualiz</w:t>
+      </w:r>
+      <w:r>
+        <w:rPr>
+          <w:color w:val="0D0D0D"/>
+          <w:shd w:val="clear" w:color="auto" w:fill="FFFFFF"/>
+        </w:rPr>
+        <w:t xml:space="preserve">ation of </w:t>
+      </w:r>
+      <w:r>
+        <w:rPr>
+          <w:color w:val="0D0D0D"/>
+          <w:shd w:val="clear" w:color="auto" w:fill="FFFFFF"/>
+        </w:rPr>
+        <w:t xml:space="preserve"> the relationship between initialization time and computation time </w:t>
+      </w:r>
+      <w:r>
+        <w:rPr>
+          <w:color w:val="0D0D0D"/>
+          <w:shd w:val="clear" w:color="auto" w:fill="FFFFFF"/>
+        </w:rPr>
+        <w:lastRenderedPageBreak/>
+        <w:t>for the </w:t>
+      </w:r>
+      <w:proofErr w:type="spellStart"/>
+      <w:r>
+        <w:rPr>
+          <w:color w:val="0D0D0D"/>
+          <w:shd w:val="clear" w:color="auto" w:fill="FFFFFF"/>
+        </w:rPr>
+        <w:t>InitParallelWithConcurrentDictionary</w:t>
+      </w:r>
+      <w:proofErr w:type="spellEnd"/>
+      <w:r>
+        <w:rPr>
+          <w:color w:val="0D0D0D"/>
+          <w:shd w:val="clear" w:color="auto" w:fill="FFFFFF"/>
+        </w:rPr>
+        <w:t>() method. The X-axis represents the test cases, and the Y-axis represents the execution times in seconds. Blue circles represent the standard initialization time, while red crosses represent the parallel initialization time.</w:t>
       </w:r>
     </w:p>
     <w:p>
@@ -7329,7 +7730,6 @@
         <w:t xml:space="preserve"> method (</w:t>
       </w:r>
       <w:proofErr w:type="spellStart"/>
-      <w:proofErr w:type="gramStart"/>
       <w:r>
         <w:rPr>
           <w:color w:val="0D0D0D"/>
@@ -7343,15 +7743,7 @@
           <w:color w:val="0D0D0D"/>
           <w:shd w:val="clear" w:color="auto" w:fill="FFFFFF"/>
         </w:rPr>
-        <w:t>(</w:t>
-      </w:r>
-      <w:proofErr w:type="gramEnd"/>
-      <w:r>
-        <w:rPr>
-          <w:color w:val="0D0D0D"/>
-          <w:shd w:val="clear" w:color="auto" w:fill="FFFFFF"/>
-        </w:rPr>
-        <w:t>)) has a lower initialization time compared to the single-threaded method across all test cases.</w:t>
+        <w:t>()) has a lower initialization time compared to the single-threaded method across all test cases.</w:t>
       </w:r>
     </w:p>
     <w:p>
@@ -7374,30 +7766,14 @@
           <w:color w:val="0D0D0D"/>
           <w:shd w:val="clear" w:color="auto" w:fill="FFFFFF"/>
         </w:rPr>
-        <w:t xml:space="preserve">Computation Time: The scatter plot also highlights the consistency of the parallelized method, with most data points clustered around lower execution </w:t>
-      </w:r>
-      <w:proofErr w:type="gramStart"/>
-      <w:r>
-        <w:rPr>
-          <w:color w:val="0D0D0D"/>
-          <w:shd w:val="clear" w:color="auto" w:fill="FFFFFF"/>
-        </w:rPr>
-        <w:t>times.</w:t>
-      </w:r>
-      <w:r>
-        <w:rPr>
-          <w:color w:val="0D0D0D"/>
-          <w:shd w:val="clear" w:color="auto" w:fill="FFFFFF"/>
-        </w:rPr>
-        <w:t>[</w:t>
-      </w:r>
-      <w:proofErr w:type="gramEnd"/>
-      <w:r>
-        <w:rPr>
-          <w:color w:val="0D0D0D"/>
-          <w:shd w:val="clear" w:color="auto" w:fill="FFFFFF"/>
-        </w:rPr>
-        <w:t>Figure 4 &amp; 5]</w:t>
+        <w:t>Computation Time: The scatter plot also highlights the consistency of the parallelized method, with most data points clustered around lower execution times.</w:t>
+      </w:r>
+      <w:r>
+        <w:rPr>
+          <w:color w:val="0D0D0D"/>
+          <w:shd w:val="clear" w:color="auto" w:fill="FFFFFF"/>
+        </w:rPr>
+        <w:t>[Figure 4 &amp; 5]</w:t>
       </w:r>
     </w:p>
     <w:p>
@@ -7446,7 +7822,7 @@
                     </pic:cNvPicPr>
                   </pic:nvPicPr>
                   <pic:blipFill>
-                    <a:blip r:embed="rId26" cstate="print">
+                    <a:blip r:embed="rId27" cstate="print">
                       <a:extLst>
                         <a:ext uri="{28A0092B-C50C-407E-A947-70E740481C1C}">
                           <a14:useLocalDpi xmlns:a14="http://schemas.microsoft.com/office/drawing/2010/main" val="0"/>
@@ -7521,7 +7897,7 @@
           <w:szCs w:val="16"/>
           <w:shd w:val="clear" w:color="auto" w:fill="FFFFFF"/>
         </w:rPr>
-        <w:t>4</w:t>
+        <w:t>5</w:t>
       </w:r>
       <w:r>
         <w:rPr>
@@ -7560,7 +7936,6 @@
         <w:rPr>
           <w:color w:val="0D0D0D"/>
           <w:shd w:val="clear" w:color="auto" w:fill="FFFFFF"/>
-          <w:lang w:val="de-DE"/>
         </w:rPr>
       </w:pPr>
     </w:p>
@@ -7597,7 +7972,7 @@
                     </pic:cNvPicPr>
                   </pic:nvPicPr>
                   <pic:blipFill>
-                    <a:blip r:embed="rId27" cstate="print">
+                    <a:blip r:embed="rId28" cstate="print">
                       <a:extLst>
                         <a:ext uri="{28A0092B-C50C-407E-A947-70E740481C1C}">
                           <a14:useLocalDpi xmlns:a14="http://schemas.microsoft.com/office/drawing/2010/main" val="0"/>
@@ -7686,7 +8061,7 @@
           <w:szCs w:val="16"/>
           <w:shd w:val="clear" w:color="auto" w:fill="FFFFFF"/>
         </w:rPr>
-        <w:t>5</w:t>
+        <w:t>6</w:t>
       </w:r>
       <w:r>
         <w:rPr>
@@ -7704,21 +8079,30 @@
           <w:szCs w:val="16"/>
           <w:shd w:val="clear" w:color="auto" w:fill="FFFFFF"/>
         </w:rPr>
-        <w:t xml:space="preserve">  compares the computation times.</w:t>
-      </w:r>
-    </w:p>
-    <w:p>
-      <w:pPr>
-        <w:tabs>
-          <w:tab w:val="left" w:pos="288"/>
-        </w:tabs>
-        <w:jc w:val="both"/>
+        <w:t xml:space="preserve"> compares</w:t>
+      </w:r>
+      <w:r>
         <w:rPr>
           <w:color w:val="0D0D0D"/>
           <w:sz w:val="16"/>
           <w:szCs w:val="16"/>
           <w:shd w:val="clear" w:color="auto" w:fill="FFFFFF"/>
         </w:rPr>
+        <w:t xml:space="preserve"> the computation times.</w:t>
+      </w:r>
+    </w:p>
+    <w:p>
+      <w:pPr>
+        <w:tabs>
+          <w:tab w:val="left" w:pos="288"/>
+        </w:tabs>
+        <w:jc w:val="both"/>
+        <w:rPr>
+          <w:color w:val="0D0D0D"/>
+          <w:sz w:val="16"/>
+          <w:szCs w:val="16"/>
+          <w:shd w:val="clear" w:color="auto" w:fill="FFFFFF"/>
+        </w:rPr>
       </w:pPr>
     </w:p>
     <w:p>
@@ -7732,14 +8116,32 @@
         <w:rPr>
           <w:shd w:val="clear" w:color="auto" w:fill="FFFFFF"/>
         </w:rPr>
-        <w:lastRenderedPageBreak/>
         <w:t>Comparison of New Method (InitParallel - Multi-thread) vs. Old Method (Init - Single-thread) Across Various CPU Cores</w:t>
       </w:r>
     </w:p>
     <w:p/>
     <w:p>
       <w:r>
-        <w:t>In this section, we compare the performance of the new multi-threaded method (InitParallel) with the old single-threaded method (Init) across different CPU core configurations (4, 6, 8, 10, and All cores) on differnt PC'S. The results are visualized through box-and-whisker plots, highlighting the differences in initialization and computation times.</w:t>
+        <w:t>In this section, we compare the performance of the new multi-threaded method (</w:t>
+      </w:r>
+      <w:proofErr w:type="spellStart"/>
+      <w:r>
+        <w:t>InitParallel</w:t>
+      </w:r>
+      <w:proofErr w:type="spellEnd"/>
+      <w:r>
+        <w:t xml:space="preserve">) with the old single-threaded method (Init) across different CPU core configurations (4, 6, 8, 10, and All cores) on </w:t>
+      </w:r>
+      <w:proofErr w:type="spellStart"/>
+      <w:r>
+        <w:t>differnt</w:t>
+      </w:r>
+      <w:proofErr w:type="spellEnd"/>
+      <w:r>
+        <w:t xml:space="preserve"> PC'S. The results are visualized through box-and-whisker plots, </w:t>
+      </w:r>
+      <w:r>
+        <w:t>highlighting the differences in initialization and computation times.</w:t>
       </w:r>
     </w:p>
     <w:p>
@@ -7754,7 +8156,23 @@
           <w:b/>
           <w:bCs/>
         </w:rPr>
-        <w:t>New Method (InitParallel)</w:t>
+        <w:t>New Method (</w:t>
+      </w:r>
+      <w:proofErr w:type="spellStart"/>
+      <w:r>
+        <w:rPr>
+          <w:b/>
+          <w:bCs/>
+        </w:rPr>
+        <w:t>InitParallel</w:t>
+      </w:r>
+      <w:proofErr w:type="spellEnd"/>
+      <w:r>
+        <w:rPr>
+          <w:b/>
+          <w:bCs/>
+        </w:rPr>
+        <w:t>)</w:t>
       </w:r>
       <w:r>
         <w:t>: Utilizes a multi-threading approach for faster initialization.</w:t>
@@ -7807,10 +8225,44 @@
     <w:p/>
     <w:p>
       <w:r>
-        <w:t>This graph visualizes the performance comparison between initialization time (InitParallel_Time) and computation time (iComputeParallel_Time) for different CPU core configurations across multiple PCs. The graph provides insight into how both tasks scale with the number of CPU cores.</w:t>
-      </w:r>
-      <w:r>
-        <w:t xml:space="preserve"> [Figure 6,7 &amp; 8]</w:t>
+        <w:t>This graph visualizes the performance comparison between initialization time (</w:t>
+      </w:r>
+      <w:proofErr w:type="spellStart"/>
+      <w:r>
+        <w:t>InitParallel_Time</w:t>
+      </w:r>
+      <w:proofErr w:type="spellEnd"/>
+      <w:r>
+        <w:t>) and computation time (</w:t>
+      </w:r>
+      <w:proofErr w:type="spellStart"/>
+      <w:r>
+        <w:t>iComputeParallel_Time</w:t>
+      </w:r>
+      <w:proofErr w:type="spellEnd"/>
+      <w:r>
+        <w:t>) for different CPU core configurations across multiple PCs. The graph provides insight into how both tasks scale with the number of CPU cores</w:t>
+      </w:r>
+      <w:r>
+        <w:t xml:space="preserve"> </w:t>
+      </w:r>
+      <w:r>
+        <w:t xml:space="preserve">[Figure 7 </w:t>
+      </w:r>
+      <w:r>
+        <w:t>,</w:t>
+      </w:r>
+      <w:r>
+        <w:t>8</w:t>
+      </w:r>
+      <w:r>
+        <w:t xml:space="preserve"> and 9</w:t>
+      </w:r>
+      <w:r>
+        <w:t>]</w:t>
+      </w:r>
+      <w:r>
+        <w:t>.</w:t>
       </w:r>
     </w:p>
     <w:p/>
@@ -7837,7 +8289,7 @@
                     </pic:cNvPicPr>
                   </pic:nvPicPr>
                   <pic:blipFill>
-                    <a:blip r:embed="rId28" cstate="print">
+                    <a:blip r:embed="rId29" cstate="print">
                       <a:extLst>
                         <a:ext uri="{28A0092B-C50C-407E-A947-70E740481C1C}">
                           <a14:useLocalDpi xmlns:a14="http://schemas.microsoft.com/office/drawing/2010/main" val="0"/>
@@ -7903,7 +8355,7 @@
           <w:szCs w:val="16"/>
           <w:shd w:val="clear" w:color="auto" w:fill="FFFFFF"/>
         </w:rPr>
-        <w:t>6</w:t>
+        <w:t>7</w:t>
       </w:r>
       <w:r>
         <w:rPr>
@@ -7930,7 +8382,27 @@
           <w:szCs w:val="16"/>
           <w:shd w:val="clear" w:color="auto" w:fill="FFFFFF"/>
         </w:rPr>
-        <w:t>omparison between initialization time (InitParallel_Time) and computation time (</w:t>
+        <w:t>omparison between initialization time (</w:t>
+      </w:r>
+      <w:proofErr w:type="spellStart"/>
+      <w:r>
+        <w:rPr>
+          <w:color w:val="0D0D0D"/>
+          <w:sz w:val="16"/>
+          <w:szCs w:val="16"/>
+          <w:shd w:val="clear" w:color="auto" w:fill="FFFFFF"/>
+        </w:rPr>
+        <w:t>InitParallel_Time</w:t>
+      </w:r>
+      <w:proofErr w:type="spellEnd"/>
+      <w:r>
+        <w:rPr>
+          <w:color w:val="0D0D0D"/>
+          <w:sz w:val="16"/>
+          <w:szCs w:val="16"/>
+          <w:shd w:val="clear" w:color="auto" w:fill="FFFFFF"/>
+        </w:rPr>
+        <w:t>) and computation time (</w:t>
       </w:r>
       <w:proofErr w:type="spellStart"/>
       <w:r>
@@ -8004,7 +8476,7 @@
                     </pic:cNvPicPr>
                   </pic:nvPicPr>
                   <pic:blipFill>
-                    <a:blip r:embed="rId29" cstate="print">
+                    <a:blip r:embed="rId30" cstate="print">
                       <a:extLst>
                         <a:ext uri="{28A0092B-C50C-407E-A947-70E740481C1C}">
                           <a14:useLocalDpi xmlns:a14="http://schemas.microsoft.com/office/drawing/2010/main" val="0"/>
@@ -8067,7 +8539,7 @@
           <w:szCs w:val="16"/>
           <w:shd w:val="clear" w:color="auto" w:fill="FFFFFF"/>
         </w:rPr>
-        <w:t>7</w:t>
+        <w:t>8</w:t>
       </w:r>
       <w:r>
         <w:rPr>
@@ -8094,7 +8566,7 @@
           <w:szCs w:val="16"/>
           <w:shd w:val="clear" w:color="auto" w:fill="FFFFFF"/>
         </w:rPr>
-        <w:t>omparison between initialization time (InitParallel_Time) and computation time (</w:t>
+        <w:t>omparison between initialization time (</w:t>
       </w:r>
       <w:proofErr w:type="spellStart"/>
       <w:r>
@@ -8104,7 +8576,7 @@
           <w:szCs w:val="16"/>
           <w:shd w:val="clear" w:color="auto" w:fill="FFFFFF"/>
         </w:rPr>
-        <w:t>ComputeParallel_Time</w:t>
+        <w:t>InitParallel_Time</w:t>
       </w:r>
       <w:proofErr w:type="spellEnd"/>
       <w:r>
@@ -8114,8 +8586,9 @@
           <w:szCs w:val="16"/>
           <w:shd w:val="clear" w:color="auto" w:fill="FFFFFF"/>
         </w:rPr>
-        <w:t xml:space="preserve">) </w:t>
-      </w:r>
+        <w:t>) and computation time (</w:t>
+      </w:r>
+      <w:proofErr w:type="spellStart"/>
       <w:r>
         <w:rPr>
           <w:color w:val="0D0D0D"/>
@@ -8123,8 +8596,9 @@
           <w:szCs w:val="16"/>
           <w:shd w:val="clear" w:color="auto" w:fill="FFFFFF"/>
         </w:rPr>
-        <w:t>for CPU core</w:t>
-      </w:r>
+        <w:t>ComputeParallel_Time</w:t>
+      </w:r>
+      <w:proofErr w:type="spellEnd"/>
       <w:r>
         <w:rPr>
           <w:color w:val="0D0D0D"/>
@@ -8132,7 +8606,7 @@
           <w:szCs w:val="16"/>
           <w:shd w:val="clear" w:color="auto" w:fill="FFFFFF"/>
         </w:rPr>
-        <w:t xml:space="preserve"> 8 &amp;10 </w:t>
+        <w:t xml:space="preserve">) </w:t>
       </w:r>
       <w:r>
         <w:rPr>
@@ -8141,7 +8615,7 @@
           <w:szCs w:val="16"/>
           <w:shd w:val="clear" w:color="auto" w:fill="FFFFFF"/>
         </w:rPr>
-        <w:t>configurations across multiple PCs</w:t>
+        <w:t>for CPU core</w:t>
       </w:r>
       <w:r>
         <w:rPr>
@@ -8150,6 +8624,24 @@
           <w:szCs w:val="16"/>
           <w:shd w:val="clear" w:color="auto" w:fill="FFFFFF"/>
         </w:rPr>
+        <w:t xml:space="preserve"> 8 &amp;10 </w:t>
+      </w:r>
+      <w:r>
+        <w:rPr>
+          <w:color w:val="0D0D0D"/>
+          <w:sz w:val="16"/>
+          <w:szCs w:val="16"/>
+          <w:shd w:val="clear" w:color="auto" w:fill="FFFFFF"/>
+        </w:rPr>
+        <w:t>configurations across multiple PCs</w:t>
+      </w:r>
+      <w:r>
+        <w:rPr>
+          <w:color w:val="0D0D0D"/>
+          <w:sz w:val="16"/>
+          <w:szCs w:val="16"/>
+          <w:shd w:val="clear" w:color="auto" w:fill="FFFFFF"/>
+        </w:rPr>
         <w:t>.</w:t>
       </w:r>
     </w:p>
@@ -8160,6 +8652,7 @@
         <w:rPr>
           <w:noProof/>
         </w:rPr>
+        <w:lastRenderedPageBreak/>
         <w:drawing>
           <wp:inline distT="0" distB="0" distL="0" distR="0" wp14:anchorId="34371C27" wp14:editId="777F6F9C">
             <wp:extent cx="3089910" cy="1463040"/>
@@ -8178,7 +8671,7 @@
                     </pic:cNvPicPr>
                   </pic:nvPicPr>
                   <pic:blipFill>
-                    <a:blip r:embed="rId30" cstate="print">
+                    <a:blip r:embed="rId31" cstate="print">
                       <a:extLst>
                         <a:ext uri="{28A0092B-C50C-407E-A947-70E740481C1C}">
                           <a14:useLocalDpi xmlns:a14="http://schemas.microsoft.com/office/drawing/2010/main" val="0"/>
@@ -8235,7 +8728,7 @@
           <w:szCs w:val="16"/>
           <w:shd w:val="clear" w:color="auto" w:fill="FFFFFF"/>
         </w:rPr>
-        <w:t>8</w:t>
+        <w:t>9</w:t>
       </w:r>
       <w:r>
         <w:rPr>
@@ -8262,7 +8755,7 @@
           <w:szCs w:val="16"/>
           <w:shd w:val="clear" w:color="auto" w:fill="FFFFFF"/>
         </w:rPr>
-        <w:t>omparison between initialization time (InitParallel_Time) and computation time (</w:t>
+        <w:t>omparison between initialization time (</w:t>
       </w:r>
       <w:proofErr w:type="spellStart"/>
       <w:r>
@@ -8272,7 +8765,7 @@
           <w:szCs w:val="16"/>
           <w:shd w:val="clear" w:color="auto" w:fill="FFFFFF"/>
         </w:rPr>
-        <w:t>ComputeParallel_Time</w:t>
+        <w:t>InitParallel_Time</w:t>
       </w:r>
       <w:proofErr w:type="spellEnd"/>
       <w:r>
@@ -8282,8 +8775,9 @@
           <w:szCs w:val="16"/>
           <w:shd w:val="clear" w:color="auto" w:fill="FFFFFF"/>
         </w:rPr>
-        <w:t xml:space="preserve">) </w:t>
-      </w:r>
+        <w:t>) and computation time (</w:t>
+      </w:r>
+      <w:proofErr w:type="spellStart"/>
       <w:r>
         <w:rPr>
           <w:color w:val="0D0D0D"/>
@@ -8291,8 +8785,9 @@
           <w:szCs w:val="16"/>
           <w:shd w:val="clear" w:color="auto" w:fill="FFFFFF"/>
         </w:rPr>
-        <w:t xml:space="preserve">for CPU </w:t>
-      </w:r>
+        <w:t>ComputeParallel_Time</w:t>
+      </w:r>
+      <w:proofErr w:type="spellEnd"/>
       <w:r>
         <w:rPr>
           <w:color w:val="0D0D0D"/>
@@ -8300,9 +8795,8 @@
           <w:szCs w:val="16"/>
           <w:shd w:val="clear" w:color="auto" w:fill="FFFFFF"/>
         </w:rPr>
-        <w:t xml:space="preserve">16 </w:t>
-      </w:r>
-      <w:proofErr w:type="gramStart"/>
+        <w:t xml:space="preserve">) </w:t>
+      </w:r>
       <w:r>
         <w:rPr>
           <w:color w:val="0D0D0D"/>
@@ -8310,7 +8804,7 @@
           <w:szCs w:val="16"/>
           <w:shd w:val="clear" w:color="auto" w:fill="FFFFFF"/>
         </w:rPr>
-        <w:t>core</w:t>
+        <w:t xml:space="preserve">for CPU </w:t>
       </w:r>
       <w:r>
         <w:rPr>
@@ -8319,7 +8813,7 @@
           <w:szCs w:val="16"/>
           <w:shd w:val="clear" w:color="auto" w:fill="FFFFFF"/>
         </w:rPr>
-        <w:t xml:space="preserve">  </w:t>
+        <w:t xml:space="preserve">16 </w:t>
       </w:r>
       <w:r>
         <w:rPr>
@@ -8328,9 +8822,8 @@
           <w:szCs w:val="16"/>
           <w:shd w:val="clear" w:color="auto" w:fill="FFFFFF"/>
         </w:rPr>
-        <w:t>configurations</w:t>
-      </w:r>
-      <w:proofErr w:type="gramEnd"/>
+        <w:t>core</w:t>
+      </w:r>
       <w:r>
         <w:rPr>
           <w:color w:val="0D0D0D"/>
@@ -8338,9 +8831,8 @@
           <w:szCs w:val="16"/>
           <w:shd w:val="clear" w:color="auto" w:fill="FFFFFF"/>
         </w:rPr>
-        <w:t xml:space="preserve"> across multiple </w:t>
-      </w:r>
-      <w:proofErr w:type="gramStart"/>
+        <w:t xml:space="preserve">  </w:t>
+      </w:r>
       <w:r>
         <w:rPr>
           <w:color w:val="0D0D0D"/>
@@ -8348,7 +8840,7 @@
           <w:szCs w:val="16"/>
           <w:shd w:val="clear" w:color="auto" w:fill="FFFFFF"/>
         </w:rPr>
-        <w:t>PCs</w:t>
+        <w:t>configurations across multiple PCs</w:t>
       </w:r>
       <w:r>
         <w:rPr>
@@ -8368,7 +8860,6 @@
         </w:rPr>
         <w:t>.</w:t>
       </w:r>
-      <w:proofErr w:type="gramEnd"/>
     </w:p>
     <w:p/>
     <w:p>
@@ -8405,10 +8896,7 @@
         <w:t xml:space="preserve"> vs </w:t>
       </w:r>
       <w:r>
-        <w:t>Init</w:t>
-      </w:r>
-      <w:r>
-        <w:t>) -</w:t>
+        <w:t>Init) -</w:t>
       </w:r>
     </w:p>
     <w:p>
@@ -8421,10 +8909,33 @@
     </w:p>
     <w:p>
       <w:r>
-        <w:t>This graph compares the performance of both the new multi-threaded method (InitParallel) and the old single-threaded method (Init) across various CPU configurations (4, 6, 8, 10, and All cores) on different PCs. The goal is to evaluate how the number of cores affects the execution time of both methods.</w:t>
-      </w:r>
-      <w:r>
-        <w:t xml:space="preserve"> [Figure 9,10 &amp;11]</w:t>
+        <w:t>This graph compares the performance of both the new multi-threaded method (</w:t>
+      </w:r>
+      <w:proofErr w:type="spellStart"/>
+      <w:r>
+        <w:t>InitParallel</w:t>
+      </w:r>
+      <w:proofErr w:type="spellEnd"/>
+      <w:r>
+        <w:t>) and the old single-threaded method (Init) across various CPU configurations (4, 6, 8, 10, and All cores) on different PCs. The goal is to evaluate how the number of cores affects the execution time of both methods</w:t>
+      </w:r>
+      <w:r>
+        <w:t xml:space="preserve"> [Figure 10</w:t>
+      </w:r>
+      <w:r>
+        <w:t xml:space="preserve">, </w:t>
+      </w:r>
+      <w:r>
+        <w:t>11</w:t>
+      </w:r>
+      <w:r>
+        <w:t xml:space="preserve"> and 12</w:t>
+      </w:r>
+      <w:r>
+        <w:t>]</w:t>
+      </w:r>
+      <w:r>
+        <w:t>.</w:t>
       </w:r>
     </w:p>
     <w:p/>
@@ -8451,7 +8962,7 @@
                     </pic:cNvPicPr>
                   </pic:nvPicPr>
                   <pic:blipFill>
-                    <a:blip r:embed="rId31" cstate="print">
+                    <a:blip r:embed="rId32" cstate="print">
                       <a:extLst>
                         <a:ext uri="{28A0092B-C50C-407E-A947-70E740481C1C}">
                           <a14:useLocalDpi xmlns:a14="http://schemas.microsoft.com/office/drawing/2010/main" val="0"/>
@@ -8508,7 +9019,7 @@
           <w:szCs w:val="16"/>
           <w:shd w:val="clear" w:color="auto" w:fill="FFFFFF"/>
         </w:rPr>
-        <w:t>9</w:t>
+        <w:t>10</w:t>
       </w:r>
       <w:r>
         <w:rPr>
@@ -8545,7 +9056,23 @@
           <w:sz w:val="16"/>
           <w:szCs w:val="16"/>
         </w:rPr>
-        <w:t xml:space="preserve">of both the new multi-threaded method (InitParallel) and the old single-threaded method (Init) across </w:t>
+        <w:t>of both the new multi-threaded method (</w:t>
+      </w:r>
+      <w:proofErr w:type="spellStart"/>
+      <w:r>
+        <w:rPr>
+          <w:sz w:val="16"/>
+          <w:szCs w:val="16"/>
+        </w:rPr>
+        <w:t>InitParallel</w:t>
+      </w:r>
+      <w:proofErr w:type="spellEnd"/>
+      <w:r>
+        <w:rPr>
+          <w:sz w:val="16"/>
+          <w:szCs w:val="16"/>
+        </w:rPr>
+        <w:t xml:space="preserve">) and the old single-threaded method (Init) across </w:t>
       </w:r>
       <w:r>
         <w:rPr>
@@ -8600,7 +9127,7 @@
                     </pic:cNvPicPr>
                   </pic:nvPicPr>
                   <pic:blipFill>
-                    <a:blip r:embed="rId32" cstate="print">
+                    <a:blip r:embed="rId33" cstate="print">
                       <a:extLst>
                         <a:ext uri="{28A0092B-C50C-407E-A947-70E740481C1C}">
                           <a14:useLocalDpi xmlns:a14="http://schemas.microsoft.com/office/drawing/2010/main" val="0"/>
@@ -8661,7 +9188,7 @@
           <w:szCs w:val="16"/>
           <w:shd w:val="clear" w:color="auto" w:fill="FFFFFF"/>
         </w:rPr>
-        <w:t>10</w:t>
+        <w:t>1</w:t>
       </w:r>
       <w:r>
         <w:rPr>
@@ -8670,41 +9197,66 @@
           <w:szCs w:val="16"/>
           <w:shd w:val="clear" w:color="auto" w:fill="FFFFFF"/>
         </w:rPr>
-        <w:t xml:space="preserve">: </w:t>
-      </w:r>
-      <w:r>
-        <w:rPr>
+        <w:t>1</w:t>
+      </w:r>
+      <w:r>
+        <w:rPr>
+          <w:color w:val="0D0D0D"/>
           <w:sz w:val="16"/>
           <w:szCs w:val="16"/>
-        </w:rPr>
-        <w:t>P</w:t>
+          <w:shd w:val="clear" w:color="auto" w:fill="FFFFFF"/>
+        </w:rPr>
+        <w:t xml:space="preserve">: </w:t>
       </w:r>
       <w:r>
         <w:rPr>
           <w:sz w:val="16"/>
           <w:szCs w:val="16"/>
         </w:rPr>
-        <w:t xml:space="preserve">erformance </w:t>
+        <w:t>P</w:t>
       </w:r>
       <w:r>
         <w:rPr>
           <w:sz w:val="16"/>
           <w:szCs w:val="16"/>
         </w:rPr>
-        <w:t xml:space="preserve">Comparison </w:t>
+        <w:t xml:space="preserve">erformance </w:t>
       </w:r>
       <w:r>
         <w:rPr>
           <w:sz w:val="16"/>
           <w:szCs w:val="16"/>
         </w:rPr>
-        <w:t xml:space="preserve">of both the new multi-threaded method (InitParallel) and the old single-threaded method (Init) across </w:t>
+        <w:t xml:space="preserve">Comparison </w:t>
       </w:r>
       <w:r>
         <w:rPr>
           <w:sz w:val="16"/>
           <w:szCs w:val="16"/>
         </w:rPr>
+        <w:t>of both the new multi-threaded method (</w:t>
+      </w:r>
+      <w:proofErr w:type="spellStart"/>
+      <w:r>
+        <w:rPr>
+          <w:sz w:val="16"/>
+          <w:szCs w:val="16"/>
+        </w:rPr>
+        <w:t>InitParallel</w:t>
+      </w:r>
+      <w:proofErr w:type="spellEnd"/>
+      <w:r>
+        <w:rPr>
+          <w:sz w:val="16"/>
+          <w:szCs w:val="16"/>
+        </w:rPr>
+        <w:t xml:space="preserve">) and the old single-threaded method (Init) across </w:t>
+      </w:r>
+      <w:r>
+        <w:rPr>
+          <w:sz w:val="16"/>
+          <w:szCs w:val="16"/>
+        </w:rPr>
         <w:t>8 &amp; 10 CPU Core.</w:t>
       </w:r>
     </w:p>
@@ -8714,7 +9266,6 @@
         <w:rPr>
           <w:noProof/>
         </w:rPr>
-        <w:lastRenderedPageBreak/>
         <w:drawing>
           <wp:inline distT="0" distB="0" distL="0" distR="0" wp14:anchorId="70C713DB" wp14:editId="4E0BE01C">
             <wp:extent cx="3089910" cy="1348740"/>
@@ -8733,7 +9284,7 @@
                     </pic:cNvPicPr>
                   </pic:nvPicPr>
                   <pic:blipFill>
-                    <a:blip r:embed="rId33" cstate="print">
+                    <a:blip r:embed="rId34" cstate="print">
                       <a:extLst>
                         <a:ext uri="{28A0092B-C50C-407E-A947-70E740481C1C}">
                           <a14:useLocalDpi xmlns:a14="http://schemas.microsoft.com/office/drawing/2010/main" val="0"/>
@@ -8799,7 +9350,7 @@
           <w:szCs w:val="16"/>
           <w:shd w:val="clear" w:color="auto" w:fill="FFFFFF"/>
         </w:rPr>
-        <w:t>1</w:t>
+        <w:t>2</w:t>
       </w:r>
       <w:r>
         <w:rPr>
@@ -8836,23 +9387,39 @@
           <w:sz w:val="16"/>
           <w:szCs w:val="16"/>
         </w:rPr>
-        <w:t xml:space="preserve">of both the new multi-threaded method (InitParallel) and the old single-threaded method (Init) across </w:t>
-      </w:r>
+        <w:t>of both the new multi-threaded method (</w:t>
+      </w:r>
+      <w:proofErr w:type="spellStart"/>
       <w:r>
         <w:rPr>
           <w:sz w:val="16"/>
           <w:szCs w:val="16"/>
         </w:rPr>
-        <w:t>16 CPU Cores.</w:t>
-      </w:r>
-    </w:p>
-    <w:p>
-      <w:pPr>
-        <w:jc w:val="center"/>
+        <w:t>InitParallel</w:t>
+      </w:r>
+      <w:proofErr w:type="spellEnd"/>
+      <w:r>
         <w:rPr>
           <w:sz w:val="16"/>
           <w:szCs w:val="16"/>
         </w:rPr>
+        <w:t xml:space="preserve">) and the old single-threaded method (Init) across </w:t>
+      </w:r>
+      <w:r>
+        <w:rPr>
+          <w:sz w:val="16"/>
+          <w:szCs w:val="16"/>
+        </w:rPr>
+        <w:t>16 CPU Cores.</w:t>
+      </w:r>
+    </w:p>
+    <w:p>
+      <w:pPr>
+        <w:jc w:val="center"/>
+        <w:rPr>
+          <w:sz w:val="16"/>
+          <w:szCs w:val="16"/>
+        </w:rPr>
       </w:pPr>
     </w:p>
     <w:p>
@@ -8887,7 +9454,39 @@
           <w:color w:val="0D0D0D"/>
           <w:shd w:val="clear" w:color="auto" w:fill="FFFFFF"/>
         </w:rPr>
-        <w:t>The successful parallelization of the Temporal Memory algorithm marks a significant step forward in enhancing the efficiency and scalability of Hierarchical Temporal Memory (HTM) systems. By transitioning from a single-threaded to a multithreaded architecture, we have demonstrated substantial improvements in computational performance while preserving the algorithm’s core functionality and accuracy. Our implementation leveraged modern parallel programming techniques, including Parallel.ForEach and thread-safe data structures like ConcurrentDictionary, to distribute workloads efficiently across multiple CPU cores.</w:t>
+        <w:t>The successful parallelization of the Temporal Memory algorithm marks a significant step forward in enhancing the efficiency and scalability of Hierarchical Temporal Memory (HTM) systems. By transitioning from a single-threaded to a multithreaded architecture, we have demonstrated substantial improvements in computational performance while preserving the algorithm’s core functionality and accuracy. Our implementation leveraged modern parallel programming techniques, including </w:t>
+      </w:r>
+      <w:proofErr w:type="spellStart"/>
+      <w:r>
+        <w:rPr>
+          <w:color w:val="0D0D0D"/>
+          <w:shd w:val="clear" w:color="auto" w:fill="FFFFFF"/>
+        </w:rPr>
+        <w:t>Parallel.ForEach</w:t>
+      </w:r>
+      <w:proofErr w:type="spellEnd"/>
+      <w:r>
+        <w:rPr>
+          <w:color w:val="0D0D0D"/>
+          <w:shd w:val="clear" w:color="auto" w:fill="FFFFFF"/>
+        </w:rPr>
+        <w:t> and thread-safe data structures like </w:t>
+      </w:r>
+      <w:proofErr w:type="spellStart"/>
+      <w:r>
+        <w:rPr>
+          <w:color w:val="0D0D0D"/>
+          <w:shd w:val="clear" w:color="auto" w:fill="FFFFFF"/>
+        </w:rPr>
+        <w:t>ConcurrentDictionary</w:t>
+      </w:r>
+      <w:proofErr w:type="spellEnd"/>
+      <w:r>
+        <w:rPr>
+          <w:color w:val="0D0D0D"/>
+          <w:shd w:val="clear" w:color="auto" w:fill="FFFFFF"/>
+        </w:rPr>
+        <w:t>, to distribute workloads efficiently across multiple CPU cores.</w:t>
       </w:r>
     </w:p>
     <w:p>
@@ -8920,6 +9519,7 @@
         </w:rPr>
         <w:t>Key findings from our experiments highlight that the </w:t>
       </w:r>
+      <w:proofErr w:type="spellStart"/>
       <w:r>
         <w:rPr>
           <w:b/>
@@ -8927,7 +9527,17 @@
           <w:color w:val="0D0D0D"/>
           <w:shd w:val="clear" w:color="auto" w:fill="FFFFFF"/>
         </w:rPr>
-        <w:t>InitParallelWithConcurrentDictionary()</w:t>
+        <w:t>InitParallelWithConcurrentDictionary</w:t>
+      </w:r>
+      <w:proofErr w:type="spellEnd"/>
+      <w:r>
+        <w:rPr>
+          <w:b/>
+          <w:bCs/>
+          <w:color w:val="0D0D0D"/>
+          <w:shd w:val="clear" w:color="auto" w:fill="FFFFFF"/>
+        </w:rPr>
+        <w:t>()</w:t>
       </w:r>
       <w:r>
         <w:rPr>
@@ -9088,17 +9698,17 @@
                 <w:tblLook w:val="04A0" w:firstRow="1" w:lastRow="0" w:firstColumn="1" w:lastColumn="0" w:noHBand="0" w:noVBand="1"/>
               </w:tblPr>
               <w:tblGrid>
-                <w:gridCol w:w="429"/>
-                <w:gridCol w:w="4437"/>
+                <w:gridCol w:w="374"/>
+                <w:gridCol w:w="4492"/>
               </w:tblGrid>
               <w:tr>
                 <w:trPr>
-                  <w:divId w:val="794906200"/>
+                  <w:divId w:val="328797456"/>
                   <w:tblCellSpacing w:w="15" w:type="dxa"/>
                 </w:trPr>
                 <w:tc>
                   <w:tcPr>
-                    <w:tcW w:w="50" w:type="pct"/>
+                    <w:tcW w:w="338" w:type="pct"/>
                     <w:hideMark/>
                   </w:tcPr>
                   <w:p>
@@ -9110,11 +9720,11 @@
                         <w:szCs w:val="24"/>
                       </w:rPr>
                     </w:pPr>
-                    <w:bookmarkStart w:id="4" w:name="R1" w:colFirst="0" w:colLast="1"/>
-                    <w:r>
-                      <w:rPr>
-                        <w:noProof/>
-                      </w:rPr>
+                    <w:r>
+                      <w:rPr>
+                        <w:noProof/>
+                      </w:rPr>
+                      <w:lastRenderedPageBreak/>
                       <w:t xml:space="preserve">[1] </w:t>
                     </w:r>
                   </w:p>
@@ -9135,7 +9745,79 @@
                       <w:rPr>
                         <w:noProof/>
                       </w:rPr>
-                      <w:t xml:space="preserve">J. H. a. S. Ahmad, "Why Neurons Have Thousands of Synapses, a Theory of Sequence Memory in Neocortex," </w:t>
+                      <w:t>A</w:t>
+                    </w:r>
+                    <w:r>
+                      <w:rPr>
+                        <w:noProof/>
+                      </w:rPr>
+                      <w:t>ndreas</w:t>
+                    </w:r>
+                    <w:r>
+                      <w:rPr>
+                        <w:noProof/>
+                      </w:rPr>
+                      <w:t>. P</w:t>
+                    </w:r>
+                    <w:r>
+                      <w:rPr>
+                        <w:noProof/>
+                      </w:rPr>
+                      <w:t>ech</w:t>
+                    </w:r>
+                    <w:r>
+                      <w:rPr>
+                        <w:noProof/>
+                      </w:rPr>
+                      <w:t>. B</w:t>
+                    </w:r>
+                    <w:r>
+                      <w:rPr>
+                        <w:noProof/>
+                      </w:rPr>
+                      <w:t>ogdan</w:t>
+                    </w:r>
+                    <w:r>
+                      <w:rPr>
+                        <w:noProof/>
+                      </w:rPr>
+                      <w:t>. G</w:t>
+                    </w:r>
+                    <w:r>
+                      <w:rPr>
+                        <w:noProof/>
+                      </w:rPr>
+                      <w:t>hita</w:t>
+                    </w:r>
+                    <w:r>
+                      <w:rPr>
+                        <w:noProof/>
+                      </w:rPr>
+                      <w:t>. T</w:t>
+                    </w:r>
+                    <w:r>
+                      <w:rPr>
+                        <w:noProof/>
+                      </w:rPr>
+                      <w:t>homas</w:t>
+                    </w:r>
+                    <w:r>
+                      <w:rPr>
+                        <w:noProof/>
+                      </w:rPr>
+                      <w:t>. W</w:t>
+                    </w:r>
+                    <w:r>
+                      <w:rPr>
+                        <w:noProof/>
+                      </w:rPr>
+                      <w:t>ennekers and</w:t>
+                    </w:r>
+                    <w:r>
+                      <w:rPr>
+                        <w:noProof/>
+                      </w:rPr>
+                      <w:t xml:space="preserve"> Damir Dobric, "Improved HTM Spatial Pooler with Homeostatic Plasticity Control," </w:t>
                     </w:r>
                     <w:r>
                       <w:rPr>
@@ -9143,25 +9825,25 @@
                         <w:iCs/>
                         <w:noProof/>
                       </w:rPr>
-                      <w:t xml:space="preserve">Frontiers in Neural Network, </w:t>
-                    </w:r>
-                    <w:r>
-                      <w:rPr>
-                        <w:noProof/>
-                      </w:rPr>
-                      <w:t xml:space="preserve">vol. 10, pp. 1-13, 2016. </w:t>
+                      <w:t xml:space="preserve">Proceedings of the 10th International Conference on Pattern Recognition Applications and Methods, </w:t>
+                    </w:r>
+                    <w:r>
+                      <w:rPr>
+                        <w:noProof/>
+                      </w:rPr>
+                      <w:t xml:space="preserve">pp. 98-106, 2021. </w:t>
                     </w:r>
                   </w:p>
                 </w:tc>
               </w:tr>
               <w:tr>
                 <w:trPr>
-                  <w:divId w:val="794906200"/>
+                  <w:divId w:val="328797456"/>
                   <w:tblCellSpacing w:w="15" w:type="dxa"/>
                 </w:trPr>
                 <w:tc>
                   <w:tcPr>
-                    <w:tcW w:w="50" w:type="pct"/>
+                    <w:tcW w:w="338" w:type="pct"/>
                     <w:hideMark/>
                   </w:tcPr>
                   <w:p>
@@ -9171,8 +9853,6 @@
                         <w:noProof/>
                       </w:rPr>
                     </w:pPr>
-                    <w:bookmarkStart w:id="5" w:name="R2" w:colFirst="0" w:colLast="1"/>
-                    <w:bookmarkEnd w:id="4"/>
                     <w:r>
                       <w:rPr>
                         <w:noProof/>
@@ -9196,8 +9876,204 @@
                     <w:r>
                       <w:rPr>
                         <w:noProof/>
-                      </w:rPr>
-                      <w:t xml:space="preserve">A. P. B. G. T. W. Damir Dobric, "Improved HTM Spatial Pooler with Homeostatic Plasticity Control," </w:t>
+                        <w:lang w:val="de-DE"/>
+                      </w:rPr>
+                      <w:t>Z</w:t>
+                    </w:r>
+                    <w:r>
+                      <w:rPr>
+                        <w:noProof/>
+                        <w:lang w:val="de-DE"/>
+                      </w:rPr>
+                      <w:t>hidong</w:t>
+                    </w:r>
+                    <w:r>
+                      <w:rPr>
+                        <w:noProof/>
+                        <w:lang w:val="de-DE"/>
+                      </w:rPr>
+                      <w:t xml:space="preserve"> W</w:t>
+                    </w:r>
+                    <w:r>
+                      <w:rPr>
+                        <w:noProof/>
+                        <w:lang w:val="de-DE"/>
+                      </w:rPr>
+                      <w:t>ang</w:t>
+                    </w:r>
+                    <w:r>
+                      <w:rPr>
+                        <w:noProof/>
+                        <w:lang w:val="de-DE"/>
+                      </w:rPr>
+                      <w:t>. T</w:t>
+                    </w:r>
+                    <w:r>
+                      <w:rPr>
+                        <w:noProof/>
+                        <w:lang w:val="de-DE"/>
+                      </w:rPr>
+                      <w:t>ao</w:t>
+                    </w:r>
+                    <w:r>
+                      <w:rPr>
+                        <w:noProof/>
+                        <w:lang w:val="de-DE"/>
+                      </w:rPr>
+                      <w:t>. C</w:t>
+                    </w:r>
+                    <w:r>
+                      <w:rPr>
+                        <w:noProof/>
+                        <w:lang w:val="de-DE"/>
+                      </w:rPr>
+                      <w:t>ai</w:t>
+                    </w:r>
+                    <w:r>
+                      <w:rPr>
+                        <w:noProof/>
+                        <w:lang w:val="de-DE"/>
+                      </w:rPr>
+                      <w:t>. L</w:t>
+                    </w:r>
+                    <w:r>
+                      <w:rPr>
+                        <w:noProof/>
+                        <w:lang w:val="de-DE"/>
+                      </w:rPr>
+                      <w:t>ei</w:t>
+                    </w:r>
+                    <w:r>
+                      <w:rPr>
+                        <w:noProof/>
+                        <w:lang w:val="de-DE"/>
+                      </w:rPr>
+                      <w:t>. L</w:t>
+                    </w:r>
+                    <w:r>
+                      <w:rPr>
+                        <w:noProof/>
+                        <w:lang w:val="de-DE"/>
+                      </w:rPr>
+                      <w:t>i</w:t>
+                    </w:r>
+                    <w:r>
+                      <w:rPr>
+                        <w:noProof/>
+                        <w:lang w:val="de-DE"/>
+                      </w:rPr>
+                      <w:t>. J</w:t>
+                    </w:r>
+                    <w:r>
+                      <w:rPr>
+                        <w:noProof/>
+                        <w:lang w:val="de-DE"/>
+                      </w:rPr>
+                      <w:t>ie</w:t>
+                    </w:r>
+                    <w:r>
+                      <w:rPr>
+                        <w:noProof/>
+                        <w:lang w:val="de-DE"/>
+                      </w:rPr>
+                      <w:t>. J</w:t>
+                    </w:r>
+                    <w:r>
+                      <w:rPr>
+                        <w:noProof/>
+                        <w:lang w:val="de-DE"/>
+                      </w:rPr>
+                      <w:t>iang</w:t>
+                    </w:r>
+                    <w:r>
+                      <w:rPr>
+                        <w:noProof/>
+                        <w:lang w:val="de-DE"/>
+                      </w:rPr>
+                      <w:t xml:space="preserve">. </w:t>
+                    </w:r>
+                    <w:r>
+                      <w:rPr>
+                        <w:noProof/>
+                        <w:lang w:val="de-DE"/>
+                      </w:rPr>
+                      <w:t>Y</w:t>
+                    </w:r>
+                    <w:r>
+                      <w:rPr>
+                        <w:noProof/>
+                        <w:lang w:val="de-DE"/>
+                      </w:rPr>
+                      <w:t>uhan</w:t>
+                    </w:r>
+                    <w:r>
+                      <w:rPr>
+                        <w:noProof/>
+                        <w:lang w:val="de-DE"/>
+                      </w:rPr>
+                      <w:t>. C</w:t>
+                    </w:r>
+                    <w:r>
+                      <w:rPr>
+                        <w:noProof/>
+                        <w:lang w:val="de-DE"/>
+                      </w:rPr>
+                      <w:t>hen</w:t>
+                    </w:r>
+                    <w:r>
+                      <w:rPr>
+                        <w:noProof/>
+                        <w:lang w:val="de-DE"/>
+                      </w:rPr>
+                      <w:t>. Z</w:t>
+                    </w:r>
+                    <w:r>
+                      <w:rPr>
+                        <w:noProof/>
+                        <w:lang w:val="de-DE"/>
+                      </w:rPr>
+                      <w:t>huoran</w:t>
+                    </w:r>
+                    <w:r>
+                      <w:rPr>
+                        <w:noProof/>
+                        <w:lang w:val="de-DE"/>
+                      </w:rPr>
+                      <w:t>. L</w:t>
+                    </w:r>
+                    <w:r>
+                      <w:rPr>
+                        <w:noProof/>
+                        <w:lang w:val="de-DE"/>
+                      </w:rPr>
+                      <w:t>i</w:t>
+                    </w:r>
+                    <w:r>
+                      <w:rPr>
+                        <w:noProof/>
+                        <w:lang w:val="de-DE"/>
+                      </w:rPr>
+                      <w:t>. D</w:t>
+                    </w:r>
+                    <w:r>
+                      <w:rPr>
+                        <w:noProof/>
+                        <w:lang w:val="de-DE"/>
+                      </w:rPr>
+                      <w:t>ejiao</w:t>
+                    </w:r>
+                    <w:r>
+                      <w:rPr>
+                        <w:noProof/>
+                        <w:lang w:val="de-DE"/>
+                      </w:rPr>
+                      <w:t xml:space="preserve">. </w:t>
+                    </w:r>
+                    <w:r>
+                      <w:rPr>
+                        <w:noProof/>
+                      </w:rPr>
+                      <w:t xml:space="preserve">Niu, "A New Spatial Pooler Algorithm Based on Heterogenerous Hash Group," </w:t>
                     </w:r>
                     <w:r>
                       <w:rPr>
@@ -9205,25 +10081,25 @@
                         <w:iCs/>
                         <w:noProof/>
                       </w:rPr>
-                      <w:t xml:space="preserve">Proceedings of the 10th International Conference on Pattern Recognition Applications and Methods, </w:t>
-                    </w:r>
-                    <w:r>
-                      <w:rPr>
-                        <w:noProof/>
-                      </w:rPr>
-                      <w:t xml:space="preserve">pp. 98-106, 2021. </w:t>
+                      <w:t xml:space="preserve">in International Joint Conference on Neural (IJCNN), </w:t>
+                    </w:r>
+                    <w:r>
+                      <w:rPr>
+                        <w:noProof/>
+                      </w:rPr>
+                      <w:t xml:space="preserve">2023. </w:t>
                     </w:r>
                   </w:p>
                 </w:tc>
               </w:tr>
               <w:tr>
                 <w:trPr>
-                  <w:divId w:val="794906200"/>
+                  <w:divId w:val="328797456"/>
                   <w:tblCellSpacing w:w="15" w:type="dxa"/>
                 </w:trPr>
                 <w:tc>
                   <w:tcPr>
-                    <w:tcW w:w="50" w:type="pct"/>
+                    <w:tcW w:w="338" w:type="pct"/>
                     <w:hideMark/>
                   </w:tcPr>
                   <w:p>
@@ -9233,8 +10109,6 @@
                         <w:noProof/>
                       </w:rPr>
                     </w:pPr>
-                    <w:bookmarkStart w:id="6" w:name="R3" w:colFirst="0" w:colLast="1"/>
-                    <w:bookmarkEnd w:id="5"/>
                     <w:r>
                       <w:rPr>
                         <w:noProof/>
@@ -9259,7 +10133,43 @@
                       <w:rPr>
                         <w:noProof/>
                       </w:rPr>
-                      <w:t xml:space="preserve">Y. K.H.Seok, "A new robot motion authoring method using HTM," </w:t>
+                      <w:t>M</w:t>
+                    </w:r>
+                    <w:r>
+                      <w:rPr>
+                        <w:noProof/>
+                      </w:rPr>
+                      <w:t>artin</w:t>
+                    </w:r>
+                    <w:r>
+                      <w:rPr>
+                        <w:noProof/>
+                      </w:rPr>
+                      <w:t>. H</w:t>
+                    </w:r>
+                    <w:r>
+                      <w:rPr>
+                        <w:noProof/>
+                      </w:rPr>
+                      <w:t>illbert</w:t>
+                    </w:r>
+                    <w:r>
+                      <w:rPr>
+                        <w:noProof/>
+                      </w:rPr>
+                      <w:t>. P</w:t>
+                    </w:r>
+                    <w:r>
+                      <w:rPr>
+                        <w:noProof/>
+                      </w:rPr>
+                      <w:t>riscila and</w:t>
+                    </w:r>
+                    <w:r>
+                      <w:rPr>
+                        <w:noProof/>
+                      </w:rPr>
+                      <w:t xml:space="preserve"> López, "The World’s Technological Capacity to Store, Communicate, and Compute Information," </w:t>
                     </w:r>
                     <w:r>
                       <w:rPr>
@@ -9267,25 +10177,25 @@
                         <w:iCs/>
                         <w:noProof/>
                       </w:rPr>
-                      <w:t xml:space="preserve">International Conference on Control, Automation and Systems, </w:t>
-                    </w:r>
-                    <w:r>
-                      <w:rPr>
-                        <w:noProof/>
-                      </w:rPr>
-                      <w:t xml:space="preserve">pp. 2058-2061, 2008. </w:t>
+                      <w:t xml:space="preserve">Science, </w:t>
+                    </w:r>
+                    <w:r>
+                      <w:rPr>
+                        <w:noProof/>
+                      </w:rPr>
+                      <w:t xml:space="preserve">pp. 60-65, 2011. </w:t>
                     </w:r>
                   </w:p>
                 </w:tc>
               </w:tr>
               <w:tr>
                 <w:trPr>
-                  <w:divId w:val="794906200"/>
+                  <w:divId w:val="328797456"/>
                   <w:tblCellSpacing w:w="15" w:type="dxa"/>
                 </w:trPr>
                 <w:tc>
                   <w:tcPr>
-                    <w:tcW w:w="50" w:type="pct"/>
+                    <w:tcW w:w="338" w:type="pct"/>
                     <w:hideMark/>
                   </w:tcPr>
                   <w:p>
@@ -9295,8 +10205,6 @@
                         <w:noProof/>
                       </w:rPr>
                     </w:pPr>
-                    <w:bookmarkStart w:id="7" w:name="R4" w:colFirst="0" w:colLast="1"/>
-                    <w:bookmarkEnd w:id="6"/>
                     <w:r>
                       <w:rPr>
                         <w:noProof/>
@@ -9321,33 +10229,19 @@
                       <w:rPr>
                         <w:noProof/>
                       </w:rPr>
-                      <w:t xml:space="preserve">J. S.Akhter, "Multi-Core Programming," </w:t>
-                    </w:r>
-                    <w:r>
-                      <w:rPr>
-                        <w:i/>
-                        <w:iCs/>
-                        <w:noProof/>
-                      </w:rPr>
-                      <w:t xml:space="preserve">Intel Press, </w:t>
-                    </w:r>
-                    <w:r>
-                      <w:rPr>
-                        <w:noProof/>
-                      </w:rPr>
-                      <w:t xml:space="preserve">2006. </w:t>
+                      <w:t>"Cisco Annual Internet Report (2018–2023) White Paper," Cisco, 2020. [Online]. Available: https://www.cisco.com/c/en/us/solutions/collateral/executive-perspectives/annual-internet-report/white-paper-c11-741490.html.</w:t>
                     </w:r>
                   </w:p>
                 </w:tc>
               </w:tr>
               <w:tr>
                 <w:trPr>
-                  <w:divId w:val="794906200"/>
+                  <w:divId w:val="328797456"/>
                   <w:tblCellSpacing w:w="15" w:type="dxa"/>
                 </w:trPr>
                 <w:tc>
                   <w:tcPr>
-                    <w:tcW w:w="50" w:type="pct"/>
+                    <w:tcW w:w="338" w:type="pct"/>
                     <w:hideMark/>
                   </w:tcPr>
                   <w:p>
@@ -9357,8 +10251,6 @@
                         <w:noProof/>
                       </w:rPr>
                     </w:pPr>
-                    <w:bookmarkStart w:id="8" w:name="R5" w:colFirst="0" w:colLast="1"/>
-                    <w:bookmarkEnd w:id="7"/>
                     <w:r>
                       <w:rPr>
                         <w:noProof/>
@@ -9383,33 +10275,19 @@
                       <w:rPr>
                         <w:noProof/>
                       </w:rPr>
-                      <w:t xml:space="preserve">H.-R. a. M.Abd-El-Barr, "Advanced Computer Architecture and Parallel Processing (Wiley Series on Parallel and Distributed Computing) 1st ed," </w:t>
-                    </w:r>
-                    <w:r>
-                      <w:rPr>
-                        <w:i/>
-                        <w:iCs/>
-                        <w:noProof/>
-                      </w:rPr>
-                      <w:t xml:space="preserve">Wiley Interscience, </w:t>
-                    </w:r>
-                    <w:r>
-                      <w:rPr>
-                        <w:noProof/>
-                      </w:rPr>
-                      <w:t xml:space="preserve">2005. </w:t>
+                      <w:t>"Idc Extracting Value From Chaos Ar," 2011. [Online]. Available: https://www.scribd.com/doc/82195186/Idc-Extracting-Value-From-Chaos-Ar.</w:t>
                     </w:r>
                   </w:p>
                 </w:tc>
               </w:tr>
               <w:tr>
                 <w:trPr>
-                  <w:divId w:val="794906200"/>
+                  <w:divId w:val="328797456"/>
                   <w:tblCellSpacing w:w="15" w:type="dxa"/>
                 </w:trPr>
                 <w:tc>
                   <w:tcPr>
-                    <w:tcW w:w="50" w:type="pct"/>
+                    <w:tcW w:w="338" w:type="pct"/>
                     <w:hideMark/>
                   </w:tcPr>
                   <w:p>
@@ -9419,8 +10297,6 @@
                         <w:noProof/>
                       </w:rPr>
                     </w:pPr>
-                    <w:bookmarkStart w:id="9" w:name="R6" w:colFirst="0" w:colLast="1"/>
-                    <w:bookmarkEnd w:id="8"/>
                     <w:r>
                       <w:rPr>
                         <w:noProof/>
@@ -9445,7 +10321,31 @@
                       <w:rPr>
                         <w:noProof/>
                       </w:rPr>
-                      <w:t xml:space="preserve">A. T. B. a. M. L.Bengtsson, "The REMAP reconfigurable architecture: a retrospective, in FPGA implementations of neural networks," </w:t>
+                      <w:t>S</w:t>
+                    </w:r>
+                    <w:r>
+                      <w:rPr>
+                        <w:noProof/>
+                      </w:rPr>
+                      <w:t>andra Blakeslee</w:t>
+                    </w:r>
+                    <w:r>
+                      <w:rPr>
+                        <w:noProof/>
+                      </w:rPr>
+                      <w:t>. J</w:t>
+                    </w:r>
+                    <w:r>
+                      <w:rPr>
+                        <w:noProof/>
+                      </w:rPr>
+                      <w:t xml:space="preserve">eff </w:t>
+                    </w:r>
+                    <w:r>
+                      <w:rPr>
+                        <w:noProof/>
+                      </w:rPr>
+                      <w:t xml:space="preserve">.Hawkins, "On Intelligence," </w:t>
                     </w:r>
                     <w:r>
                       <w:rPr>
@@ -9453,25 +10353,25 @@
                         <w:iCs/>
                         <w:noProof/>
                       </w:rPr>
-                      <w:t xml:space="preserve">FPGA Implementations of Neural Networks, Springer Verlag,, </w:t>
-                    </w:r>
-                    <w:r>
-                      <w:rPr>
-                        <w:noProof/>
-                      </w:rPr>
-                      <w:t xml:space="preserve">pp. 325-360, 2006. </w:t>
+                      <w:t xml:space="preserve">New York: Times Books, </w:t>
+                    </w:r>
+                    <w:r>
+                      <w:rPr>
+                        <w:noProof/>
+                      </w:rPr>
+                      <w:t xml:space="preserve">2004. </w:t>
                     </w:r>
                   </w:p>
                 </w:tc>
               </w:tr>
               <w:tr>
                 <w:trPr>
-                  <w:divId w:val="794906200"/>
+                  <w:divId w:val="328797456"/>
                   <w:tblCellSpacing w:w="15" w:type="dxa"/>
                 </w:trPr>
                 <w:tc>
                   <w:tcPr>
-                    <w:tcW w:w="50" w:type="pct"/>
+                    <w:tcW w:w="338" w:type="pct"/>
                     <w:hideMark/>
                   </w:tcPr>
                   <w:p>
@@ -9481,8 +10381,6 @@
                         <w:noProof/>
                       </w:rPr>
                     </w:pPr>
-                    <w:bookmarkStart w:id="10" w:name="R7" w:colFirst="0" w:colLast="1"/>
-                    <w:bookmarkEnd w:id="9"/>
                     <w:r>
                       <w:rPr>
                         <w:noProof/>
@@ -9507,7 +10405,7 @@
                       <w:rPr>
                         <w:noProof/>
                       </w:rPr>
-                      <w:t xml:space="preserve">S. J.Hawkins, "On Intelligence," </w:t>
+                      <w:t xml:space="preserve">Numenta, "Hierarchical temporal memory including HTM cortical learning algorithms," </w:t>
                     </w:r>
                     <w:r>
                       <w:rPr>
@@ -9515,25 +10413,25 @@
                         <w:iCs/>
                         <w:noProof/>
                       </w:rPr>
-                      <w:t xml:space="preserve">New York: Times Books, </w:t>
-                    </w:r>
-                    <w:r>
-                      <w:rPr>
-                        <w:noProof/>
-                      </w:rPr>
-                      <w:t xml:space="preserve">2004. </w:t>
+                      <w:t xml:space="preserve">Technical report, </w:t>
+                    </w:r>
+                    <w:r>
+                      <w:rPr>
+                        <w:noProof/>
+                      </w:rPr>
+                      <w:t xml:space="preserve">2011. </w:t>
                     </w:r>
                   </w:p>
                 </w:tc>
               </w:tr>
               <w:tr>
                 <w:trPr>
-                  <w:divId w:val="794906200"/>
+                  <w:divId w:val="328797456"/>
                   <w:tblCellSpacing w:w="15" w:type="dxa"/>
                 </w:trPr>
                 <w:tc>
                   <w:tcPr>
-                    <w:tcW w:w="50" w:type="pct"/>
+                    <w:tcW w:w="338" w:type="pct"/>
                     <w:hideMark/>
                   </w:tcPr>
                   <w:p>
@@ -9543,8 +10441,6 @@
                         <w:noProof/>
                       </w:rPr>
                     </w:pPr>
-                    <w:bookmarkStart w:id="11" w:name="R8" w:colFirst="0" w:colLast="1"/>
-                    <w:bookmarkEnd w:id="10"/>
                     <w:r>
                       <w:rPr>
                         <w:noProof/>
@@ -9569,7 +10465,43 @@
                       <w:rPr>
                         <w:noProof/>
                       </w:rPr>
-                      <w:t xml:space="preserve">Numenta, "Hierarchical temporal memory including HTM cortical learning algorithms," </w:t>
+                      <w:t>S</w:t>
+                    </w:r>
+                    <w:r>
+                      <w:rPr>
+                        <w:noProof/>
+                      </w:rPr>
+                      <w:t>huhei Chizuwa</w:t>
+                    </w:r>
+                    <w:r>
+                      <w:rPr>
+                        <w:noProof/>
+                      </w:rPr>
+                      <w:t>. M</w:t>
+                    </w:r>
+                    <w:r>
+                      <w:rPr>
+                        <w:noProof/>
+                      </w:rPr>
+                      <w:t>ichitaka Kameyama and</w:t>
+                    </w:r>
+                    <w:r>
+                      <w:rPr>
+                        <w:noProof/>
+                      </w:rPr>
+                      <w:t xml:space="preserve"> W</w:t>
+                    </w:r>
+                    <w:r>
+                      <w:rPr>
+                        <w:noProof/>
+                      </w:rPr>
+                      <w:t>im</w:t>
+                    </w:r>
+                    <w:r>
+                      <w:rPr>
+                        <w:noProof/>
+                      </w:rPr>
+                      <w:t xml:space="preserve">.J.C.Melis, "Evaluation of the hierarchical temporal memory as soft computing platform and its VLSI architecture," </w:t>
                     </w:r>
                     <w:r>
                       <w:rPr>
@@ -9577,25 +10509,25 @@
                         <w:iCs/>
                         <w:noProof/>
                       </w:rPr>
-                      <w:t xml:space="preserve">Technical report, </w:t>
-                    </w:r>
-                    <w:r>
-                      <w:rPr>
-                        <w:noProof/>
-                      </w:rPr>
-                      <w:t xml:space="preserve">2011. </w:t>
+                      <w:t xml:space="preserve">39th International Symposium on Multiple-Valued Logic, </w:t>
+                    </w:r>
+                    <w:r>
+                      <w:rPr>
+                        <w:noProof/>
+                      </w:rPr>
+                      <w:t xml:space="preserve">pp. 233-238, 2009. </w:t>
                     </w:r>
                   </w:p>
                 </w:tc>
               </w:tr>
               <w:tr>
                 <w:trPr>
-                  <w:divId w:val="794906200"/>
+                  <w:divId w:val="328797456"/>
                   <w:tblCellSpacing w:w="15" w:type="dxa"/>
                 </w:trPr>
                 <w:tc>
                   <w:tcPr>
-                    <w:tcW w:w="50" w:type="pct"/>
+                    <w:tcW w:w="338" w:type="pct"/>
                     <w:hideMark/>
                   </w:tcPr>
                   <w:p>
@@ -9605,8 +10537,6 @@
                         <w:noProof/>
                       </w:rPr>
                     </w:pPr>
-                    <w:bookmarkStart w:id="12" w:name="R9" w:colFirst="0" w:colLast="1"/>
-                    <w:bookmarkEnd w:id="11"/>
                     <w:r>
                       <w:rPr>
                         <w:noProof/>
@@ -9631,7 +10561,43 @@
                       <w:rPr>
                         <w:noProof/>
                       </w:rPr>
-                      <w:t xml:space="preserve">D. O. Hebb, "The Organization of Behavior: A Neuropsychological Theory, London," </w:t>
+                      <w:t>Y</w:t>
+                    </w:r>
+                    <w:r>
+                      <w:rPr>
+                        <w:noProof/>
+                      </w:rPr>
+                      <w:t>oon Sang Kim</w:t>
+                    </w:r>
+                    <w:r>
+                      <w:rPr>
+                        <w:noProof/>
+                      </w:rPr>
+                      <w:t>. K</w:t>
+                    </w:r>
+                    <w:r>
+                      <w:rPr>
+                        <w:noProof/>
+                      </w:rPr>
+                      <w:t>wang-</w:t>
+                    </w:r>
+                    <w:r>
+                      <w:rPr>
+                        <w:noProof/>
+                      </w:rPr>
+                      <w:t>H</w:t>
+                    </w:r>
+                    <w:r>
+                      <w:rPr>
+                        <w:noProof/>
+                      </w:rPr>
+                      <w:t xml:space="preserve">o </w:t>
+                    </w:r>
+                    <w:r>
+                      <w:rPr>
+                        <w:noProof/>
+                      </w:rPr>
+                      <w:t xml:space="preserve">Seok, "A new robot motion authoring method using HTM," </w:t>
                     </w:r>
                     <w:r>
                       <w:rPr>
@@ -9639,25 +10605,25 @@
                         <w:iCs/>
                         <w:noProof/>
                       </w:rPr>
-                      <w:t xml:space="preserve">U.K.:Psychol. Press, </w:t>
-                    </w:r>
-                    <w:r>
-                      <w:rPr>
-                        <w:noProof/>
-                      </w:rPr>
-                      <w:t xml:space="preserve">2005. </w:t>
+                      <w:t xml:space="preserve">International Conference on Control, Automation and Systems, </w:t>
+                    </w:r>
+                    <w:r>
+                      <w:rPr>
+                        <w:noProof/>
+                      </w:rPr>
+                      <w:t xml:space="preserve">pp. 2058-2061, 2008. </w:t>
                     </w:r>
                   </w:p>
                 </w:tc>
               </w:tr>
               <w:tr>
                 <w:trPr>
-                  <w:divId w:val="794906200"/>
+                  <w:divId w:val="328797456"/>
                   <w:tblCellSpacing w:w="15" w:type="dxa"/>
                 </w:trPr>
                 <w:tc>
                   <w:tcPr>
-                    <w:tcW w:w="50" w:type="pct"/>
+                    <w:tcW w:w="338" w:type="pct"/>
                     <w:hideMark/>
                   </w:tcPr>
                   <w:p>
@@ -9667,8 +10633,6 @@
                         <w:noProof/>
                       </w:rPr>
                     </w:pPr>
-                    <w:bookmarkStart w:id="13" w:name="R10" w:colFirst="0" w:colLast="1"/>
-                    <w:bookmarkEnd w:id="12"/>
                     <w:r>
                       <w:rPr>
                         <w:noProof/>
@@ -9693,7 +10657,31 @@
                       <w:rPr>
                         <w:noProof/>
                       </w:rPr>
-                      <w:t xml:space="preserve">A. M. Z. a. D. Kudithipud, "Neuromorphic Architecture for the Hierarchical Temporal Memory," </w:t>
+                      <w:t>J</w:t>
+                    </w:r>
+                    <w:r>
+                      <w:rPr>
+                        <w:noProof/>
+                      </w:rPr>
+                      <w:t>ason Roberts and</w:t>
+                    </w:r>
+                    <w:r>
+                      <w:rPr>
+                        <w:noProof/>
+                      </w:rPr>
+                      <w:t xml:space="preserve"> S</w:t>
+                    </w:r>
+                    <w:r>
+                      <w:rPr>
+                        <w:noProof/>
+                      </w:rPr>
+                      <w:t>hameen</w:t>
+                    </w:r>
+                    <w:r>
+                      <w:rPr>
+                        <w:noProof/>
+                      </w:rPr>
+                      <w:t xml:space="preserve">.Akhter, "Multi-Core Programming," </w:t>
                     </w:r>
                     <w:r>
                       <w:rPr>
@@ -9701,25 +10689,25 @@
                         <w:iCs/>
                         <w:noProof/>
                       </w:rPr>
-                      <w:t xml:space="preserve">IEEE Transactions on Emerging Topics in Computational Intelligence, </w:t>
-                    </w:r>
-                    <w:r>
-                      <w:rPr>
-                        <w:noProof/>
-                      </w:rPr>
-                      <w:t xml:space="preserve">vol. 3, no. 1, pp. 4-14, 2019. </w:t>
+                      <w:t xml:space="preserve">Intel Press, </w:t>
+                    </w:r>
+                    <w:r>
+                      <w:rPr>
+                        <w:noProof/>
+                      </w:rPr>
+                      <w:t xml:space="preserve">2006. </w:t>
                     </w:r>
                   </w:p>
                 </w:tc>
               </w:tr>
               <w:tr>
                 <w:trPr>
-                  <w:divId w:val="794906200"/>
+                  <w:divId w:val="328797456"/>
                   <w:tblCellSpacing w:w="15" w:type="dxa"/>
                 </w:trPr>
                 <w:tc>
                   <w:tcPr>
-                    <w:tcW w:w="50" w:type="pct"/>
+                    <w:tcW w:w="338" w:type="pct"/>
                     <w:hideMark/>
                   </w:tcPr>
                   <w:p>
@@ -9729,8 +10717,6 @@
                         <w:noProof/>
                       </w:rPr>
                     </w:pPr>
-                    <w:bookmarkStart w:id="14" w:name="R11" w:colFirst="0" w:colLast="1"/>
-                    <w:bookmarkEnd w:id="13"/>
                     <w:r>
                       <w:rPr>
                         <w:noProof/>
@@ -9755,7 +10741,43 @@
                       <w:rPr>
                         <w:noProof/>
                       </w:rPr>
-                      <w:t xml:space="preserve">S. R. M. A. M. a. C. A. M. J. Lazzaro, "Winner-take-all networks of o (n) complexity," </w:t>
+                      <w:t>R</w:t>
+                    </w:r>
+                    <w:r>
+                      <w:rPr>
+                        <w:noProof/>
+                      </w:rPr>
+                      <w:t>obert Tibshirani,</w:t>
+                    </w:r>
+                    <w:r>
+                      <w:rPr>
+                        <w:noProof/>
+                      </w:rPr>
+                      <w:t xml:space="preserve"> J</w:t>
+                    </w:r>
+                    <w:r>
+                      <w:rPr>
+                        <w:noProof/>
+                      </w:rPr>
+                      <w:t xml:space="preserve">erome Friedman and </w:t>
+                    </w:r>
+                    <w:r>
+                      <w:rPr>
+                        <w:noProof/>
+                      </w:rPr>
+                      <w:t>T</w:t>
+                    </w:r>
+                    <w:r>
+                      <w:rPr>
+                        <w:noProof/>
+                      </w:rPr>
+                      <w:t>revor</w:t>
+                    </w:r>
+                    <w:r>
+                      <w:rPr>
+                        <w:noProof/>
+                      </w:rPr>
+                      <w:t xml:space="preserve">.Hastie, "The elements of statistical learning, data mining, inference, and prediction," </w:t>
                     </w:r>
                     <w:r>
                       <w:rPr>
@@ -9763,25 +10785,25 @@
                         <w:iCs/>
                         <w:noProof/>
                       </w:rPr>
-                      <w:t xml:space="preserve">Proc. Adv. Neural Inf. Process. Syst, </w:t>
-                    </w:r>
-                    <w:r>
-                      <w:rPr>
-                        <w:noProof/>
-                      </w:rPr>
-                      <w:t xml:space="preserve">pp. 703-711, 1989. </w:t>
+                      <w:t xml:space="preserve">New York: Springer-Verlag, </w:t>
+                    </w:r>
+                    <w:r>
+                      <w:rPr>
+                        <w:noProof/>
+                      </w:rPr>
+                      <w:t xml:space="preserve">2009. </w:t>
                     </w:r>
                   </w:p>
                 </w:tc>
               </w:tr>
               <w:tr>
                 <w:trPr>
-                  <w:divId w:val="794906200"/>
+                  <w:divId w:val="328797456"/>
                   <w:tblCellSpacing w:w="15" w:type="dxa"/>
                 </w:trPr>
                 <w:tc>
                   <w:tcPr>
-                    <w:tcW w:w="50" w:type="pct"/>
+                    <w:tcW w:w="338" w:type="pct"/>
                     <w:hideMark/>
                   </w:tcPr>
                   <w:p>
@@ -9791,19 +10813,11 @@
                         <w:noProof/>
                       </w:rPr>
                     </w:pPr>
-                    <w:bookmarkStart w:id="15" w:name="R12" w:colFirst="0" w:colLast="1"/>
-                    <w:bookmarkEnd w:id="14"/>
-                    <w:r>
-                      <w:rPr>
-                        <w:noProof/>
-                      </w:rPr>
-                      <w:t>[</w:t>
-                    </w:r>
-                    <w:r>
-                      <w:rPr>
-                        <w:noProof/>
-                      </w:rPr>
-                      <w:t>12]]</w:t>
+                    <w:r>
+                      <w:rPr>
+                        <w:noProof/>
+                      </w:rPr>
+                      <w:t xml:space="preserve">[12] </w:t>
                     </w:r>
                   </w:p>
                 </w:tc>
@@ -9823,19 +10837,33 @@
                       <w:rPr>
                         <w:noProof/>
                       </w:rPr>
-                      <w:t xml:space="preserve">S. A. a. D. D. J. Hawkins, "Hierarchical temporal memory including HTM cortical learning algorithms," 2011. </w:t>
+                      <w:t xml:space="preserve">D. O. Hebb, "The Organization of Behavior: A Neuropsychological Theory, London," </w:t>
+                    </w:r>
+                    <w:r>
+                      <w:rPr>
+                        <w:i/>
+                        <w:iCs/>
+                        <w:noProof/>
+                      </w:rPr>
+                      <w:t xml:space="preserve">U.K.:Psychol. Press, </w:t>
+                    </w:r>
+                    <w:r>
+                      <w:rPr>
+                        <w:noProof/>
+                      </w:rPr>
+                      <w:t xml:space="preserve">2005. </w:t>
                     </w:r>
                   </w:p>
                 </w:tc>
               </w:tr>
               <w:tr>
                 <w:trPr>
-                  <w:divId w:val="794906200"/>
+                  <w:divId w:val="328797456"/>
                   <w:tblCellSpacing w:w="15" w:type="dxa"/>
                 </w:trPr>
                 <w:tc>
                   <w:tcPr>
-                    <w:tcW w:w="50" w:type="pct"/>
+                    <w:tcW w:w="338" w:type="pct"/>
                     <w:hideMark/>
                   </w:tcPr>
                   <w:p>
@@ -9845,8 +10873,6 @@
                         <w:noProof/>
                       </w:rPr>
                     </w:pPr>
-                    <w:bookmarkStart w:id="16" w:name="R13" w:colFirst="0" w:colLast="1"/>
-                    <w:bookmarkEnd w:id="15"/>
                     <w:r>
                       <w:rPr>
                         <w:noProof/>
@@ -9871,7 +10897,43 @@
                       <w:rPr>
                         <w:noProof/>
                       </w:rPr>
-                      <w:t xml:space="preserve">M. H. a. P. López, "The World’s Technological Capacity to Store, Communicate, and Compute Information," </w:t>
+                      <w:t>S. R.</w:t>
+                    </w:r>
+                    <w:r>
+                      <w:rPr>
+                        <w:noProof/>
+                      </w:rPr>
+                      <w:t>yckebusch,</w:t>
+                    </w:r>
+                    <w:r>
+                      <w:rPr>
+                        <w:noProof/>
+                      </w:rPr>
+                      <w:t xml:space="preserve"> M. A. M</w:t>
+                    </w:r>
+                    <w:r>
+                      <w:rPr>
+                        <w:noProof/>
+                      </w:rPr>
+                      <w:t xml:space="preserve">ahowald, </w:t>
+                    </w:r>
+                    <w:r>
+                      <w:rPr>
+                        <w:noProof/>
+                      </w:rPr>
+                      <w:t>C. A. M</w:t>
+                    </w:r>
+                    <w:r>
+                      <w:rPr>
+                        <w:noProof/>
+                      </w:rPr>
+                      <w:t>ead and</w:t>
+                    </w:r>
+                    <w:r>
+                      <w:rPr>
+                        <w:noProof/>
+                      </w:rPr>
+                      <w:t xml:space="preserve"> J. Lazzaro, "Winner-take-all networks of o (n) complexity," </w:t>
                     </w:r>
                     <w:r>
                       <w:rPr>
@@ -9879,25 +10941,25 @@
                         <w:iCs/>
                         <w:noProof/>
                       </w:rPr>
-                      <w:t xml:space="preserve">Science, </w:t>
-                    </w:r>
-                    <w:r>
-                      <w:rPr>
-                        <w:noProof/>
-                      </w:rPr>
-                      <w:t xml:space="preserve">pp. 60-65, 2011. </w:t>
+                      <w:t xml:space="preserve">Proc. Adv. Neural Inf. Process. Syst, </w:t>
+                    </w:r>
+                    <w:r>
+                      <w:rPr>
+                        <w:noProof/>
+                      </w:rPr>
+                      <w:t xml:space="preserve">pp. 703-711, 1989. </w:t>
                     </w:r>
                   </w:p>
                 </w:tc>
               </w:tr>
               <w:tr>
                 <w:trPr>
-                  <w:divId w:val="794906200"/>
+                  <w:divId w:val="328797456"/>
                   <w:tblCellSpacing w:w="15" w:type="dxa"/>
                 </w:trPr>
                 <w:tc>
                   <w:tcPr>
-                    <w:tcW w:w="50" w:type="pct"/>
+                    <w:tcW w:w="338" w:type="pct"/>
                     <w:hideMark/>
                   </w:tcPr>
                   <w:p>
@@ -9907,8 +10969,6 @@
                         <w:noProof/>
                       </w:rPr>
                     </w:pPr>
-                    <w:bookmarkStart w:id="17" w:name="R14" w:colFirst="0" w:colLast="1"/>
-                    <w:bookmarkEnd w:id="16"/>
                     <w:r>
                       <w:rPr>
                         <w:noProof/>
@@ -9933,19 +10993,43 @@
                       <w:rPr>
                         <w:noProof/>
                       </w:rPr>
-                      <w:t>"Idc Extracting Value From Chaos Ar," 2011. [Online]. Available: https://www.scribd.com/doc/82195186/Idc-Extracting-Value-From-Chaos-Ar.</w:t>
+                      <w:t>S. A</w:t>
+                    </w:r>
+                    <w:r>
+                      <w:rPr>
+                        <w:noProof/>
+                      </w:rPr>
+                      <w:t>hmad,</w:t>
+                    </w:r>
+                    <w:r>
+                      <w:rPr>
+                        <w:noProof/>
+                      </w:rPr>
+                      <w:t xml:space="preserve"> D. D</w:t>
+                    </w:r>
+                    <w:r>
+                      <w:rPr>
+                        <w:noProof/>
+                      </w:rPr>
+                      <w:t xml:space="preserve">ubinsky and </w:t>
+                    </w:r>
+                    <w:r>
+                      <w:rPr>
+                        <w:noProof/>
+                      </w:rPr>
+                      <w:t xml:space="preserve">J. Hawkins, "Hierarchical temporal memory including HTM cortical learning algorithms," 2011. </w:t>
                     </w:r>
                   </w:p>
                 </w:tc>
               </w:tr>
               <w:tr>
                 <w:trPr>
-                  <w:divId w:val="794906200"/>
+                  <w:divId w:val="328797456"/>
                   <w:tblCellSpacing w:w="15" w:type="dxa"/>
                 </w:trPr>
                 <w:tc>
                   <w:tcPr>
-                    <w:tcW w:w="50" w:type="pct"/>
+                    <w:tcW w:w="338" w:type="pct"/>
                     <w:hideMark/>
                   </w:tcPr>
                   <w:p>
@@ -9955,8 +11039,6 @@
                         <w:noProof/>
                       </w:rPr>
                     </w:pPr>
-                    <w:bookmarkStart w:id="18" w:name="R15" w:colFirst="0" w:colLast="1"/>
-                    <w:bookmarkEnd w:id="17"/>
                     <w:r>
                       <w:rPr>
                         <w:noProof/>
@@ -9981,7 +11063,31 @@
                       <w:rPr>
                         <w:noProof/>
                       </w:rPr>
-                      <w:t xml:space="preserve">S. A. a. J. H. Y. Cui, "The htm spatial poolera neocortical algorithm for online sparse distributed coding," </w:t>
+                      <w:t>S. A</w:t>
+                    </w:r>
+                    <w:r>
+                      <w:rPr>
+                        <w:noProof/>
+                      </w:rPr>
+                      <w:t>hmad,</w:t>
+                    </w:r>
+                    <w:r>
+                      <w:rPr>
+                        <w:noProof/>
+                      </w:rPr>
+                      <w:t xml:space="preserve"> J. H</w:t>
+                    </w:r>
+                    <w:r>
+                      <w:rPr>
+                        <w:noProof/>
+                      </w:rPr>
+                      <w:t>awkins and</w:t>
+                    </w:r>
+                    <w:r>
+                      <w:rPr>
+                        <w:noProof/>
+                      </w:rPr>
+                      <w:t xml:space="preserve"> Y. Cui, "The htm spatial poolera neocortical algorithm for online sparse distributed coding," </w:t>
                     </w:r>
                     <w:r>
                       <w:rPr>
@@ -10002,12 +11108,12 @@
               </w:tr>
               <w:tr>
                 <w:trPr>
-                  <w:divId w:val="794906200"/>
+                  <w:divId w:val="328797456"/>
                   <w:tblCellSpacing w:w="15" w:type="dxa"/>
                 </w:trPr>
                 <w:tc>
                   <w:tcPr>
-                    <w:tcW w:w="50" w:type="pct"/>
+                    <w:tcW w:w="338" w:type="pct"/>
                     <w:hideMark/>
                   </w:tcPr>
                   <w:p>
@@ -10017,8 +11123,6 @@
                         <w:noProof/>
                       </w:rPr>
                     </w:pPr>
-                    <w:bookmarkStart w:id="19" w:name="R16" w:colFirst="0" w:colLast="1"/>
-                    <w:bookmarkEnd w:id="18"/>
                     <w:r>
                       <w:rPr>
                         <w:noProof/>
@@ -10064,12 +11168,12 @@
               </w:tr>
               <w:tr>
                 <w:trPr>
-                  <w:divId w:val="794906200"/>
+                  <w:divId w:val="328797456"/>
                   <w:tblCellSpacing w:w="15" w:type="dxa"/>
                 </w:trPr>
                 <w:tc>
                   <w:tcPr>
-                    <w:tcW w:w="50" w:type="pct"/>
+                    <w:tcW w:w="338" w:type="pct"/>
                     <w:hideMark/>
                   </w:tcPr>
                   <w:p>
@@ -10079,8 +11183,6 @@
                         <w:noProof/>
                       </w:rPr>
                     </w:pPr>
-                    <w:bookmarkStart w:id="20" w:name="R17" w:colFirst="0" w:colLast="1"/>
-                    <w:bookmarkEnd w:id="19"/>
                     <w:r>
                       <w:rPr>
                         <w:noProof/>
@@ -10105,19 +11207,39 @@
                       <w:rPr>
                         <w:noProof/>
                       </w:rPr>
-                      <w:t>Numenta, "Nupic application," (2011). [Online]. Available: https://github.com/numenta/nupic/wiki..</w:t>
+                      <w:t>Yoon Sang Kim. Kwang-Ho Seok</w:t>
+                    </w:r>
+                    <w:r>
+                      <w:rPr>
+                        <w:noProof/>
+                      </w:rPr>
+                      <w:t xml:space="preserve">, "A new robot motion authoring method using HTM," </w:t>
+                    </w:r>
+                    <w:r>
+                      <w:rPr>
+                        <w:i/>
+                        <w:iCs/>
+                        <w:noProof/>
+                      </w:rPr>
+                      <w:t xml:space="preserve">International Conference on Control, Automation and Systems, </w:t>
+                    </w:r>
+                    <w:r>
+                      <w:rPr>
+                        <w:noProof/>
+                      </w:rPr>
+                      <w:t xml:space="preserve">pp. 2058-2061, 2008. </w:t>
                     </w:r>
                   </w:p>
                 </w:tc>
               </w:tr>
               <w:tr>
                 <w:trPr>
-                  <w:divId w:val="794906200"/>
+                  <w:divId w:val="328797456"/>
                   <w:tblCellSpacing w:w="15" w:type="dxa"/>
                 </w:trPr>
                 <w:tc>
                   <w:tcPr>
-                    <w:tcW w:w="50" w:type="pct"/>
+                    <w:tcW w:w="338" w:type="pct"/>
                     <w:hideMark/>
                   </w:tcPr>
                   <w:p>
@@ -10127,13 +11249,10 @@
                         <w:noProof/>
                       </w:rPr>
                     </w:pPr>
-                    <w:bookmarkStart w:id="21" w:name="R18" w:colFirst="0" w:colLast="1"/>
-                    <w:bookmarkEnd w:id="20"/>
-                    <w:r>
-                      <w:rPr>
-                        <w:noProof/>
-                      </w:rPr>
-                      <w:lastRenderedPageBreak/>
+                    <w:r>
+                      <w:rPr>
+                        <w:noProof/>
+                      </w:rPr>
                       <w:t xml:space="preserve">[18] </w:t>
                     </w:r>
                   </w:p>
@@ -10154,7 +11273,13 @@
                       <w:rPr>
                         <w:noProof/>
                       </w:rPr>
-                      <w:t xml:space="preserve">Adapteva, "Epiphany Architecture Reference," </w:t>
+                      <w:t>Jason Roberts and Shameen.Akhter</w:t>
+                    </w:r>
+                    <w:r>
+                      <w:rPr>
+                        <w:noProof/>
+                      </w:rPr>
+                      <w:t xml:space="preserve">, "Multi-Core Programming," </w:t>
                     </w:r>
                     <w:r>
                       <w:rPr>
@@ -10162,25 +11287,25 @@
                         <w:iCs/>
                         <w:noProof/>
                       </w:rPr>
-                      <w:t xml:space="preserve">Adapteva Inc, </w:t>
-                    </w:r>
-                    <w:r>
-                      <w:rPr>
-                        <w:noProof/>
-                      </w:rPr>
-                      <w:t xml:space="preserve">2008. </w:t>
+                      <w:t xml:space="preserve">Intel Press, </w:t>
+                    </w:r>
+                    <w:r>
+                      <w:rPr>
+                        <w:noProof/>
+                      </w:rPr>
+                      <w:t xml:space="preserve">2006. </w:t>
                     </w:r>
                   </w:p>
                 </w:tc>
               </w:tr>
               <w:tr>
                 <w:trPr>
-                  <w:divId w:val="794906200"/>
+                  <w:divId w:val="328797456"/>
                   <w:tblCellSpacing w:w="15" w:type="dxa"/>
                 </w:trPr>
                 <w:tc>
                   <w:tcPr>
-                    <w:tcW w:w="50" w:type="pct"/>
+                    <w:tcW w:w="338" w:type="pct"/>
                     <w:hideMark/>
                   </w:tcPr>
                   <w:p>
@@ -10190,8 +11315,6 @@
                         <w:noProof/>
                       </w:rPr>
                     </w:pPr>
-                    <w:bookmarkStart w:id="22" w:name="R19" w:colFirst="0" w:colLast="1"/>
-                    <w:bookmarkEnd w:id="21"/>
                     <w:r>
                       <w:rPr>
                         <w:noProof/>
@@ -10216,7 +11339,19 @@
                       <w:rPr>
                         <w:noProof/>
                       </w:rPr>
-                      <w:t xml:space="preserve">a. S. S.Sriram, "Embedded Multiprocessors Scheduling and Synchronization," </w:t>
+                      <w:t>H</w:t>
+                    </w:r>
+                    <w:r>
+                      <w:rPr>
+                        <w:noProof/>
+                      </w:rPr>
+                      <w:t>. EI-Rewini and</w:t>
+                    </w:r>
+                    <w:r>
+                      <w:rPr>
+                        <w:noProof/>
+                      </w:rPr>
+                      <w:t xml:space="preserve"> M.Abd-El-Barr, "Advanced Computer Architecture and Parallel Processing (Wiley Series on Parallel and Distributed Computing) 1st ed," </w:t>
                     </w:r>
                     <w:r>
                       <w:rPr>
@@ -10224,25 +11359,25 @@
                         <w:iCs/>
                         <w:noProof/>
                       </w:rPr>
-                      <w:t xml:space="preserve">Embedded Multiprocessors: Scheduling and Synchronization, Marcel Dekker, inc, </w:t>
-                    </w:r>
-                    <w:r>
-                      <w:rPr>
-                        <w:noProof/>
-                      </w:rPr>
-                      <w:t xml:space="preserve">2002. </w:t>
+                      <w:t xml:space="preserve">Wiley Interscience, </w:t>
+                    </w:r>
+                    <w:r>
+                      <w:rPr>
+                        <w:noProof/>
+                      </w:rPr>
+                      <w:t xml:space="preserve">2005. </w:t>
                     </w:r>
                   </w:p>
                 </w:tc>
               </w:tr>
               <w:tr>
                 <w:trPr>
-                  <w:divId w:val="794906200"/>
+                  <w:divId w:val="328797456"/>
                   <w:tblCellSpacing w:w="15" w:type="dxa"/>
                 </w:trPr>
                 <w:tc>
                   <w:tcPr>
-                    <w:tcW w:w="50" w:type="pct"/>
+                    <w:tcW w:w="338" w:type="pct"/>
                     <w:hideMark/>
                   </w:tcPr>
                   <w:p>
@@ -10252,8 +11387,6 @@
                         <w:noProof/>
                       </w:rPr>
                     </w:pPr>
-                    <w:bookmarkStart w:id="23" w:name="R20" w:colFirst="0" w:colLast="1"/>
-                    <w:bookmarkEnd w:id="22"/>
                     <w:r>
                       <w:rPr>
                         <w:noProof/>
@@ -10278,7 +11411,79 @@
                       <w:rPr>
                         <w:noProof/>
                       </w:rPr>
-                      <w:t xml:space="preserve">Z. W. T. C. L. L. J. J. Y. C. Z. L. D. Niu1, "A New Spatial Pooler Algorithm Based on Heterogenerous Hash Group," </w:t>
+                      <w:t>A</w:t>
+                    </w:r>
+                    <w:r>
+                      <w:rPr>
+                        <w:noProof/>
+                      </w:rPr>
+                      <w:t>rne Linde</w:t>
+                    </w:r>
+                    <w:r>
+                      <w:rPr>
+                        <w:noProof/>
+                      </w:rPr>
+                      <w:t>. T</w:t>
+                    </w:r>
+                    <w:r>
+                      <w:rPr>
+                        <w:noProof/>
+                      </w:rPr>
+                      <w:t>omas Nordstrom,</w:t>
+                    </w:r>
+                    <w:r>
+                      <w:rPr>
+                        <w:noProof/>
+                      </w:rPr>
+                      <w:t xml:space="preserve"> B</w:t>
+                    </w:r>
+                    <w:r>
+                      <w:rPr>
+                        <w:noProof/>
+                      </w:rPr>
+                      <w:t>ertil Svensson</w:t>
+                    </w:r>
+                    <w:r>
+                      <w:rPr>
+                        <w:noProof/>
+                      </w:rPr>
+                      <w:t>. a</w:t>
+                    </w:r>
+                    <w:r>
+                      <w:rPr>
+                        <w:noProof/>
+                      </w:rPr>
+                      <w:t>nd</w:t>
+                    </w:r>
+                    <w:r>
+                      <w:rPr>
+                        <w:noProof/>
+                      </w:rPr>
+                      <w:t xml:space="preserve"> M</w:t>
+                    </w:r>
+                    <w:r>
+                      <w:rPr>
+                        <w:noProof/>
+                      </w:rPr>
+                      <w:t>ikael Taveniku and</w:t>
+                    </w:r>
+                    <w:r>
+                      <w:rPr>
+                        <w:noProof/>
+                      </w:rPr>
+                      <w:t xml:space="preserve"> L</w:t>
+                    </w:r>
+                    <w:r>
+                      <w:rPr>
+                        <w:noProof/>
+                      </w:rPr>
+                      <w:t>ars</w:t>
+                    </w:r>
+                    <w:r>
+                      <w:rPr>
+                        <w:noProof/>
+                      </w:rPr>
+                      <w:t xml:space="preserve">.Bengtsson, "The REMAP reconfigurable architecture: a retrospective, in FPGA implementations of neural networks," </w:t>
                     </w:r>
                     <w:r>
                       <w:rPr>
@@ -10286,25 +11491,25 @@
                         <w:iCs/>
                         <w:noProof/>
                       </w:rPr>
-                      <w:t xml:space="preserve">in International Joint Conference on Neural (IJCNN), </w:t>
-                    </w:r>
-                    <w:r>
-                      <w:rPr>
-                        <w:noProof/>
-                      </w:rPr>
-                      <w:t xml:space="preserve">2023. </w:t>
+                      <w:t xml:space="preserve">FPGA Implementations of Neural Networks, Springer Verlag,, </w:t>
+                    </w:r>
+                    <w:r>
+                      <w:rPr>
+                        <w:noProof/>
+                      </w:rPr>
+                      <w:t xml:space="preserve">pp. 325-360, 2006. </w:t>
                     </w:r>
                   </w:p>
                 </w:tc>
               </w:tr>
               <w:tr>
                 <w:trPr>
-                  <w:divId w:val="794906200"/>
+                  <w:divId w:val="328797456"/>
                   <w:tblCellSpacing w:w="15" w:type="dxa"/>
                 </w:trPr>
                 <w:tc>
                   <w:tcPr>
-                    <w:tcW w:w="50" w:type="pct"/>
+                    <w:tcW w:w="338" w:type="pct"/>
                     <w:hideMark/>
                   </w:tcPr>
                   <w:p>
@@ -10314,8 +11519,6 @@
                         <w:noProof/>
                       </w:rPr>
                     </w:pPr>
-                    <w:bookmarkStart w:id="24" w:name="R21" w:colFirst="0" w:colLast="1"/>
-                    <w:bookmarkEnd w:id="23"/>
                     <w:r>
                       <w:rPr>
                         <w:noProof/>
@@ -10340,19 +11543,33 @@
                       <w:rPr>
                         <w:noProof/>
                       </w:rPr>
-                      <w:t>OpenMP, "Openmp library," 2010. [Online]. Available: http://www.openmp.org..</w:t>
+                      <w:t xml:space="preserve">Adapteva, "Epiphany Architecture Reference," </w:t>
+                    </w:r>
+                    <w:r>
+                      <w:rPr>
+                        <w:i/>
+                        <w:iCs/>
+                        <w:noProof/>
+                      </w:rPr>
+                      <w:t xml:space="preserve">Adapteva Inc, </w:t>
+                    </w:r>
+                    <w:r>
+                      <w:rPr>
+                        <w:noProof/>
+                      </w:rPr>
+                      <w:t xml:space="preserve">2008. </w:t>
                     </w:r>
                   </w:p>
                 </w:tc>
               </w:tr>
               <w:tr>
                 <w:trPr>
-                  <w:divId w:val="794906200"/>
+                  <w:divId w:val="328797456"/>
                   <w:tblCellSpacing w:w="15" w:type="dxa"/>
                 </w:trPr>
                 <w:tc>
                   <w:tcPr>
-                    <w:tcW w:w="50" w:type="pct"/>
+                    <w:tcW w:w="338" w:type="pct"/>
                     <w:hideMark/>
                   </w:tcPr>
                   <w:p>
@@ -10362,8 +11579,6 @@
                         <w:noProof/>
                       </w:rPr>
                     </w:pPr>
-                    <w:bookmarkStart w:id="25" w:name="R22" w:colFirst="0" w:colLast="1"/>
-                    <w:bookmarkEnd w:id="24"/>
                     <w:r>
                       <w:rPr>
                         <w:noProof/>
@@ -10388,19 +11603,57 @@
                       <w:rPr>
                         <w:noProof/>
                       </w:rPr>
-                      <w:t xml:space="preserve">J. a. A. S. Hawkins, 2011. </w:t>
+                      <w:t>S</w:t>
+                    </w:r>
+                    <w:r>
+                      <w:rPr>
+                        <w:noProof/>
+                      </w:rPr>
+                      <w:t>huvra S Bhattacharya and</w:t>
+                    </w:r>
+                    <w:r>
+                      <w:rPr>
+                        <w:noProof/>
+                      </w:rPr>
+                      <w:t xml:space="preserve"> S</w:t>
+                    </w:r>
+                    <w:r>
+                      <w:rPr>
+                        <w:noProof/>
+                      </w:rPr>
+                      <w:t xml:space="preserve">undararajan </w:t>
+                    </w:r>
+                    <w:r>
+                      <w:rPr>
+                        <w:noProof/>
+                      </w:rPr>
+                      <w:t xml:space="preserve">.Sriram, "Embedded Multiprocessors Scheduling and Synchronization," </w:t>
+                    </w:r>
+                    <w:r>
+                      <w:rPr>
+                        <w:i/>
+                        <w:iCs/>
+                        <w:noProof/>
+                      </w:rPr>
+                      <w:t xml:space="preserve">Embedded Multiprocessors: Scheduling and Synchronization, Marcel Dekker, inc, </w:t>
+                    </w:r>
+                    <w:r>
+                      <w:rPr>
+                        <w:noProof/>
+                      </w:rPr>
+                      <w:t xml:space="preserve">2002. </w:t>
                     </w:r>
                   </w:p>
                 </w:tc>
               </w:tr>
               <w:tr>
                 <w:trPr>
-                  <w:divId w:val="794906200"/>
+                  <w:divId w:val="328797456"/>
                   <w:tblCellSpacing w:w="15" w:type="dxa"/>
                 </w:trPr>
                 <w:tc>
                   <w:tcPr>
-                    <w:tcW w:w="50" w:type="pct"/>
+                    <w:tcW w:w="338" w:type="pct"/>
                     <w:hideMark/>
                   </w:tcPr>
                   <w:p>
@@ -10410,8 +11663,6 @@
                         <w:noProof/>
                       </w:rPr>
                     </w:pPr>
-                    <w:bookmarkStart w:id="26" w:name="R23" w:colFirst="0" w:colLast="1"/>
-                    <w:bookmarkEnd w:id="25"/>
                     <w:r>
                       <w:rPr>
                         <w:noProof/>
@@ -10436,33 +11687,19 @@
                       <w:rPr>
                         <w:noProof/>
                       </w:rPr>
-                      <w:t xml:space="preserve">S. a. M. W.J.C.Melis, "Evaluation of the hierarchical temporal memory as soft computing platform and its VLSI architecture," </w:t>
-                    </w:r>
-                    <w:r>
-                      <w:rPr>
-                        <w:i/>
-                        <w:iCs/>
-                        <w:noProof/>
-                      </w:rPr>
-                      <w:t xml:space="preserve">39th International Symposium on Multiple-Valued Logic, </w:t>
-                    </w:r>
-                    <w:r>
-                      <w:rPr>
-                        <w:noProof/>
-                      </w:rPr>
-                      <w:t xml:space="preserve">pp. 233-238, 2009. </w:t>
+                      <w:t>Numenta, "Nupic application," (2011). [Online]. Available: https://github.com/numenta/nupic/wiki..</w:t>
                     </w:r>
                   </w:p>
                 </w:tc>
               </w:tr>
               <w:tr>
                 <w:trPr>
-                  <w:divId w:val="794906200"/>
+                  <w:divId w:val="328797456"/>
                   <w:tblCellSpacing w:w="15" w:type="dxa"/>
                 </w:trPr>
                 <w:tc>
                   <w:tcPr>
-                    <w:tcW w:w="50" w:type="pct"/>
+                    <w:tcW w:w="338" w:type="pct"/>
                     <w:hideMark/>
                   </w:tcPr>
                   <w:p>
@@ -10472,8 +11709,6 @@
                         <w:noProof/>
                       </w:rPr>
                     </w:pPr>
-                    <w:bookmarkStart w:id="27" w:name="R24" w:colFirst="0" w:colLast="1"/>
-                    <w:bookmarkEnd w:id="26"/>
                     <w:r>
                       <w:rPr>
                         <w:noProof/>
@@ -10498,7 +11733,7 @@
                       <w:rPr>
                         <w:noProof/>
                       </w:rPr>
-                      <w:t xml:space="preserve">Y. K.H.Seok, "A new robot motion authoring method using HTM," </w:t>
+                      <w:t xml:space="preserve">Jeff. Hawkins and Subutai Ahmad, "Why Neurons Have Thousands of Synapses, a Theory of Sequence Memory in Neocortex," </w:t>
                     </w:r>
                     <w:r>
                       <w:rPr>
@@ -10506,25 +11741,31 @@
                         <w:iCs/>
                         <w:noProof/>
                       </w:rPr>
-                      <w:t xml:space="preserve">International Conference on Control, Automation and Systems, </w:t>
-                    </w:r>
-                    <w:r>
-                      <w:rPr>
-                        <w:noProof/>
-                      </w:rPr>
-                      <w:t xml:space="preserve">pp. 2058-2061, 2008. </w:t>
+                      <w:t xml:space="preserve">Frontiers in Neural Network, </w:t>
+                    </w:r>
+                    <w:r>
+                      <w:rPr>
+                        <w:noProof/>
+                      </w:rPr>
+                      <w:t>vol. 10, pp. 1-13, 2016.</w:t>
+                    </w:r>
+                    <w:r>
+                      <w:rPr>
+                        <w:noProof/>
+                      </w:rPr>
+                      <w:t xml:space="preserve"> </w:t>
                     </w:r>
                   </w:p>
                 </w:tc>
               </w:tr>
               <w:tr>
                 <w:trPr>
-                  <w:divId w:val="794906200"/>
+                  <w:divId w:val="328797456"/>
                   <w:tblCellSpacing w:w="15" w:type="dxa"/>
                 </w:trPr>
                 <w:tc>
                   <w:tcPr>
-                    <w:tcW w:w="50" w:type="pct"/>
+                    <w:tcW w:w="338" w:type="pct"/>
                     <w:hideMark/>
                   </w:tcPr>
                   <w:p>
@@ -10534,8 +11775,6 @@
                         <w:noProof/>
                       </w:rPr>
                     </w:pPr>
-                    <w:bookmarkStart w:id="28" w:name="R25" w:colFirst="0" w:colLast="1"/>
-                    <w:bookmarkEnd w:id="27"/>
                     <w:r>
                       <w:rPr>
                         <w:noProof/>
@@ -10560,7 +11799,127 @@
                       <w:rPr>
                         <w:noProof/>
                       </w:rPr>
-                      <w:t xml:space="preserve">J. S.Akhter, "Multi-Core Programming," </w:t>
+                      <w:t>X</w:t>
+                    </w:r>
+                    <w:r>
+                      <w:rPr>
+                        <w:noProof/>
+                      </w:rPr>
+                      <w:t>iaola Lin</w:t>
+                    </w:r>
+                    <w:r>
+                      <w:rPr>
+                        <w:noProof/>
+                      </w:rPr>
+                      <w:t>. X</w:t>
+                    </w:r>
+                    <w:r>
+                      <w:rPr>
+                        <w:noProof/>
+                      </w:rPr>
+                      <w:t>u</w:t>
+                    </w:r>
+                    <w:r>
+                      <w:rPr>
+                        <w:noProof/>
+                      </w:rPr>
+                      <w:t>. Z</w:t>
+                    </w:r>
+                    <w:r>
+                      <w:rPr>
+                        <w:noProof/>
+                      </w:rPr>
+                      <w:t>hanpeng</w:t>
+                    </w:r>
+                    <w:r>
+                      <w:rPr>
+                        <w:noProof/>
+                      </w:rPr>
+                      <w:t>. L</w:t>
+                    </w:r>
+                    <w:r>
+                      <w:rPr>
+                        <w:noProof/>
+                      </w:rPr>
+                      <w:t>ai</w:t>
+                    </w:r>
+                    <w:r>
+                      <w:rPr>
+                        <w:noProof/>
+                      </w:rPr>
+                      <w:t>. G</w:t>
+                    </w:r>
+                    <w:r>
+                      <w:rPr>
+                        <w:noProof/>
+                      </w:rPr>
+                      <w:t>uoming</w:t>
+                    </w:r>
+                    <w:r>
+                      <w:rPr>
+                        <w:noProof/>
+                      </w:rPr>
+                      <w:t xml:space="preserve">. </w:t>
+                    </w:r>
+                    <w:r>
+                      <w:rPr>
+                        <w:noProof/>
+                      </w:rPr>
+                      <w:t>W</w:t>
+                    </w:r>
+                    <w:r>
+                      <w:rPr>
+                        <w:noProof/>
+                      </w:rPr>
+                      <w:t>u</w:t>
+                    </w:r>
+                    <w:r>
+                      <w:rPr>
+                        <w:noProof/>
+                      </w:rPr>
+                      <w:t>. C</w:t>
+                    </w:r>
+                    <w:r>
+                      <w:rPr>
+                        <w:noProof/>
+                      </w:rPr>
+                      <w:t>hengwei</w:t>
+                    </w:r>
+                    <w:r>
+                      <w:rPr>
+                        <w:noProof/>
+                      </w:rPr>
+                      <w:t>. a</w:t>
+                    </w:r>
+                    <w:r>
+                      <w:rPr>
+                        <w:noProof/>
+                      </w:rPr>
+                      <w:t>nd</w:t>
+                    </w:r>
+                    <w:r>
+                      <w:rPr>
+                        <w:noProof/>
+                      </w:rPr>
+                      <w:t>. L. X</w:t>
+                    </w:r>
+                    <w:r>
+                      <w:rPr>
+                        <w:noProof/>
+                      </w:rPr>
+                      <w:t>ianggao</w:t>
+                    </w:r>
+                    <w:r>
+                      <w:rPr>
+                        <w:noProof/>
+                      </w:rPr>
+                      <w:t xml:space="preserve">. </w:t>
+                    </w:r>
+                    <w:r>
+                      <w:rPr>
+                        <w:noProof/>
+                      </w:rPr>
+                      <w:t xml:space="preserve">Cai, "Gpu accelerated restricted boltzmann machine for collaborative filtering," </w:t>
                     </w:r>
                     <w:r>
                       <w:rPr>
@@ -10568,25 +11927,25 @@
                         <w:iCs/>
                         <w:noProof/>
                       </w:rPr>
-                      <w:t xml:space="preserve">Intel Press, </w:t>
-                    </w:r>
-                    <w:r>
-                      <w:rPr>
-                        <w:noProof/>
-                      </w:rPr>
-                      <w:t xml:space="preserve">2006. </w:t>
+                      <w:t xml:space="preserve">ICA3PP’12 Proceedings of the 12th international conference on Algorithms and Architectures for Parallel Processing, </w:t>
+                    </w:r>
+                    <w:r>
+                      <w:rPr>
+                        <w:noProof/>
+                      </w:rPr>
+                      <w:t xml:space="preserve">p. 303–316. </w:t>
                     </w:r>
                   </w:p>
                 </w:tc>
               </w:tr>
               <w:tr>
                 <w:trPr>
-                  <w:divId w:val="794906200"/>
+                  <w:divId w:val="328797456"/>
                   <w:tblCellSpacing w:w="15" w:type="dxa"/>
                 </w:trPr>
                 <w:tc>
                   <w:tcPr>
-                    <w:tcW w:w="50" w:type="pct"/>
+                    <w:tcW w:w="338" w:type="pct"/>
                     <w:hideMark/>
                   </w:tcPr>
                   <w:p>
@@ -10596,8 +11955,6 @@
                         <w:noProof/>
                       </w:rPr>
                     </w:pPr>
-                    <w:bookmarkStart w:id="29" w:name="R26" w:colFirst="0" w:colLast="1"/>
-                    <w:bookmarkEnd w:id="28"/>
                     <w:r>
                       <w:rPr>
                         <w:noProof/>
@@ -10622,7 +11979,7 @@
                       <w:rPr>
                         <w:noProof/>
                       </w:rPr>
-                      <w:t xml:space="preserve">R. a. J. T.Hastie, "The elements of statistical learning, data mining, inference, and prediction," </w:t>
+                      <w:t xml:space="preserve">Cisco, "Visual networking index," </w:t>
                     </w:r>
                     <w:r>
                       <w:rPr>
@@ -10630,25 +11987,25 @@
                         <w:iCs/>
                         <w:noProof/>
                       </w:rPr>
-                      <w:t xml:space="preserve">New York: Springer-Verlag, </w:t>
-                    </w:r>
-                    <w:r>
-                      <w:rPr>
-                        <w:noProof/>
-                      </w:rPr>
-                      <w:t xml:space="preserve">2009. </w:t>
+                      <w:t xml:space="preserve">Cisco systems, </w:t>
+                    </w:r>
+                    <w:r>
+                      <w:rPr>
+                        <w:noProof/>
+                      </w:rPr>
+                      <w:t xml:space="preserve">2012. </w:t>
                     </w:r>
                   </w:p>
                 </w:tc>
               </w:tr>
               <w:tr>
                 <w:trPr>
-                  <w:divId w:val="794906200"/>
+                  <w:divId w:val="328797456"/>
                   <w:tblCellSpacing w:w="15" w:type="dxa"/>
                 </w:trPr>
                 <w:tc>
                   <w:tcPr>
-                    <w:tcW w:w="50" w:type="pct"/>
+                    <w:tcW w:w="338" w:type="pct"/>
                     <w:hideMark/>
                   </w:tcPr>
                   <w:p>
@@ -10658,8 +12015,6 @@
                         <w:noProof/>
                       </w:rPr>
                     </w:pPr>
-                    <w:bookmarkStart w:id="30" w:name="R27" w:colFirst="0" w:colLast="1"/>
-                    <w:bookmarkEnd w:id="29"/>
                     <w:r>
                       <w:rPr>
                         <w:noProof/>
@@ -10684,33 +12039,19 @@
                       <w:rPr>
                         <w:noProof/>
                       </w:rPr>
-                      <w:t xml:space="preserve">X. X. Z. L. G. W. C. a. L. X. Cai, "Gpu accelerated restricted boltzmann machine for collaborative filtering," </w:t>
-                    </w:r>
-                    <w:r>
-                      <w:rPr>
-                        <w:i/>
-                        <w:iCs/>
-                        <w:noProof/>
-                      </w:rPr>
-                      <w:t xml:space="preserve">ICA3PP’12 Proceedings of the 12th international conference on Algorithms and Architectures for Parallel Processing, </w:t>
-                    </w:r>
-                    <w:r>
-                      <w:rPr>
-                        <w:noProof/>
-                      </w:rPr>
-                      <w:t xml:space="preserve">p. 303–316. </w:t>
+                      <w:t>OpenMP, "Openmp library," 2010. [Online]. Available: http://www.openmp.org..</w:t>
                     </w:r>
                   </w:p>
                 </w:tc>
               </w:tr>
               <w:tr>
                 <w:trPr>
-                  <w:divId w:val="794906200"/>
+                  <w:divId w:val="328797456"/>
                   <w:tblCellSpacing w:w="15" w:type="dxa"/>
                 </w:trPr>
                 <w:tc>
                   <w:tcPr>
-                    <w:tcW w:w="50" w:type="pct"/>
+                    <w:tcW w:w="338" w:type="pct"/>
                     <w:hideMark/>
                   </w:tcPr>
                   <w:p>
@@ -10720,8 +12061,6 @@
                         <w:noProof/>
                       </w:rPr>
                     </w:pPr>
-                    <w:bookmarkStart w:id="31" w:name="R28" w:colFirst="0" w:colLast="1"/>
-                    <w:bookmarkEnd w:id="30"/>
                     <w:r>
                       <w:rPr>
                         <w:noProof/>
@@ -10746,7 +12085,43 @@
                       <w:rPr>
                         <w:noProof/>
                       </w:rPr>
-                      <w:t xml:space="preserve">Cisco, "Visual networking index," </w:t>
+                      <w:t>A</w:t>
+                    </w:r>
+                    <w:r>
+                      <w:rPr>
+                        <w:noProof/>
+                      </w:rPr>
+                      <w:t>bdullah</w:t>
+                    </w:r>
+                    <w:r>
+                      <w:rPr>
+                        <w:noProof/>
+                      </w:rPr>
+                      <w:t>. M. Z</w:t>
+                    </w:r>
+                    <w:r>
+                      <w:rPr>
+                        <w:noProof/>
+                      </w:rPr>
+                      <w:t xml:space="preserve">yrah, </w:t>
+                    </w:r>
+                    <w:r>
+                      <w:rPr>
+                        <w:noProof/>
+                      </w:rPr>
+                      <w:t>D</w:t>
+                    </w:r>
+                    <w:r>
+                      <w:rPr>
+                        <w:noProof/>
+                      </w:rPr>
+                      <w:t xml:space="preserve">hireesha and </w:t>
+                    </w:r>
+                    <w:r>
+                      <w:rPr>
+                        <w:noProof/>
+                      </w:rPr>
+                      <w:t xml:space="preserve">Kudithipud, "Neuromorphic Architecture for the Hierarchical Temporal Memory," </w:t>
                     </w:r>
                     <w:r>
                       <w:rPr>
@@ -10754,71 +12129,21 @@
                         <w:iCs/>
                         <w:noProof/>
                       </w:rPr>
-                      <w:t xml:space="preserve">Cisco systems, </w:t>
-                    </w:r>
-                    <w:r>
-                      <w:rPr>
-                        <w:noProof/>
-                      </w:rPr>
-                      <w:t xml:space="preserve">2012. </w:t>
+                      <w:t xml:space="preserve">IEEE Transactions on Emerging Topics in Computational Intelligence, </w:t>
+                    </w:r>
+                    <w:r>
+                      <w:rPr>
+                        <w:noProof/>
+                      </w:rPr>
+                      <w:t xml:space="preserve">vol. 3, no. 1, pp. 4-14, 2019. </w:t>
                     </w:r>
                   </w:p>
                 </w:tc>
               </w:tr>
-              <w:tr>
-                <w:trPr>
-                  <w:divId w:val="794906200"/>
-                  <w:trHeight w:val="159"/>
-                  <w:tblCellSpacing w:w="15" w:type="dxa"/>
-                </w:trPr>
-                <w:tc>
-                  <w:tcPr>
-                    <w:tcW w:w="50" w:type="pct"/>
-                    <w:hideMark/>
-                  </w:tcPr>
-                  <w:p>
-                    <w:pPr>
-                      <w:pStyle w:val="Bibliography"/>
-                      <w:rPr>
-                        <w:noProof/>
-                      </w:rPr>
-                    </w:pPr>
-                    <w:bookmarkStart w:id="32" w:name="R29" w:colFirst="0" w:colLast="1"/>
-                    <w:bookmarkEnd w:id="31"/>
-                    <w:r>
-                      <w:rPr>
-                        <w:noProof/>
-                      </w:rPr>
-                      <w:t xml:space="preserve">[29] </w:t>
-                    </w:r>
-                  </w:p>
-                </w:tc>
-                <w:tc>
-                  <w:tcPr>
-                    <w:tcW w:w="0" w:type="auto"/>
-                    <w:hideMark/>
-                  </w:tcPr>
-                  <w:p>
-                    <w:pPr>
-                      <w:pStyle w:val="Bibliography"/>
-                      <w:rPr>
-                        <w:noProof/>
-                      </w:rPr>
-                    </w:pPr>
-                    <w:r>
-                      <w:rPr>
-                        <w:noProof/>
-                      </w:rPr>
-                      <w:t>"Cisco Annual Internet Report (2018–2023) White Paper," Cisco, 2020. [Online]. Available: https://www.cisco.com/c/en/us/solutions/collateral/executive-perspectives/annual-internet-report/white-paper-c11-741490.html.</w:t>
-                    </w:r>
-                  </w:p>
-                </w:tc>
-              </w:tr>
-              <w:bookmarkEnd w:id="32"/>
             </w:tbl>
             <w:p>
               <w:pPr>
-                <w:divId w:val="794906200"/>
+                <w:divId w:val="328797456"/>
                 <w:rPr>
                   <w:rFonts w:eastAsia="Times New Roman"/>
                   <w:noProof/>
@@ -10847,8 +12172,8 @@
       </w:pPr>
     </w:p>
     <w:sectPr>
-      <w:headerReference w:type="default" r:id="rId34"/>
-      <w:footerReference w:type="default" r:id="rId35"/>
+      <w:headerReference w:type="default" r:id="rId35"/>
+      <w:footerReference w:type="default" r:id="rId36"/>
       <w:type w:val="continuous"/>
       <w:pgSz w:w="11906" w:h="16838" w:code="9"/>
       <w:pgMar w:top="1080" w:right="907" w:bottom="1440" w:left="907" w:header="720" w:footer="720" w:gutter="0"/>
@@ -12513,6 +13838,155 @@
     </w:lvl>
   </w:abstractNum>
   <w:abstractNum w:abstractNumId="6" w15:restartNumberingAfterBreak="0">
+    <w:nsid w:val="283C422F"/>
+    <w:multiLevelType w:val="multilevel"/>
+    <w:tmpl w:val="AC84B624"/>
+    <w:lvl w:ilvl="0">
+      <w:start w:val="1"/>
+      <w:numFmt w:val="bullet"/>
+      <w:lvlText w:val=""/>
+      <w:lvlJc w:val="left"/>
+      <w:pPr>
+        <w:tabs>
+          <w:tab w:val="num" w:pos="720"/>
+        </w:tabs>
+        <w:ind w:left="720" w:hanging="360"/>
+      </w:pPr>
+      <w:rPr>
+        <w:rFonts w:ascii="Symbol" w:hAnsi="Symbol" w:hint="default"/>
+        <w:sz w:val="20"/>
+      </w:rPr>
+    </w:lvl>
+    <w:lvl w:ilvl="1" w:tentative="1">
+      <w:start w:val="1"/>
+      <w:numFmt w:val="bullet"/>
+      <w:lvlText w:val="o"/>
+      <w:lvlJc w:val="left"/>
+      <w:pPr>
+        <w:tabs>
+          <w:tab w:val="num" w:pos="1440"/>
+        </w:tabs>
+        <w:ind w:left="1440" w:hanging="360"/>
+      </w:pPr>
+      <w:rPr>
+        <w:rFonts w:ascii="Courier New" w:hAnsi="Courier New" w:hint="default"/>
+        <w:sz w:val="20"/>
+      </w:rPr>
+    </w:lvl>
+    <w:lvl w:ilvl="2" w:tentative="1">
+      <w:start w:val="1"/>
+      <w:numFmt w:val="bullet"/>
+      <w:lvlText w:val=""/>
+      <w:lvlJc w:val="left"/>
+      <w:pPr>
+        <w:tabs>
+          <w:tab w:val="num" w:pos="2160"/>
+        </w:tabs>
+        <w:ind w:left="2160" w:hanging="360"/>
+      </w:pPr>
+      <w:rPr>
+        <w:rFonts w:ascii="Wingdings" w:hAnsi="Wingdings" w:hint="default"/>
+        <w:sz w:val="20"/>
+      </w:rPr>
+    </w:lvl>
+    <w:lvl w:ilvl="3" w:tentative="1">
+      <w:start w:val="1"/>
+      <w:numFmt w:val="bullet"/>
+      <w:lvlText w:val=""/>
+      <w:lvlJc w:val="left"/>
+      <w:pPr>
+        <w:tabs>
+          <w:tab w:val="num" w:pos="2880"/>
+        </w:tabs>
+        <w:ind w:left="2880" w:hanging="360"/>
+      </w:pPr>
+      <w:rPr>
+        <w:rFonts w:ascii="Wingdings" w:hAnsi="Wingdings" w:hint="default"/>
+        <w:sz w:val="20"/>
+      </w:rPr>
+    </w:lvl>
+    <w:lvl w:ilvl="4" w:tentative="1">
+      <w:start w:val="1"/>
+      <w:numFmt w:val="bullet"/>
+      <w:lvlText w:val=""/>
+      <w:lvlJc w:val="left"/>
+      <w:pPr>
+        <w:tabs>
+          <w:tab w:val="num" w:pos="3600"/>
+        </w:tabs>
+        <w:ind w:left="3600" w:hanging="360"/>
+      </w:pPr>
+      <w:rPr>
+        <w:rFonts w:ascii="Wingdings" w:hAnsi="Wingdings" w:hint="default"/>
+        <w:sz w:val="20"/>
+      </w:rPr>
+    </w:lvl>
+    <w:lvl w:ilvl="5" w:tentative="1">
+      <w:start w:val="1"/>
+      <w:numFmt w:val="bullet"/>
+      <w:lvlText w:val=""/>
+      <w:lvlJc w:val="left"/>
+      <w:pPr>
+        <w:tabs>
+          <w:tab w:val="num" w:pos="4320"/>
+        </w:tabs>
+        <w:ind w:left="4320" w:hanging="360"/>
+      </w:pPr>
+      <w:rPr>
+        <w:rFonts w:ascii="Wingdings" w:hAnsi="Wingdings" w:hint="default"/>
+        <w:sz w:val="20"/>
+      </w:rPr>
+    </w:lvl>
+    <w:lvl w:ilvl="6" w:tentative="1">
+      <w:start w:val="1"/>
+      <w:numFmt w:val="bullet"/>
+      <w:lvlText w:val=""/>
+      <w:lvlJc w:val="left"/>
+      <w:pPr>
+        <w:tabs>
+          <w:tab w:val="num" w:pos="5040"/>
+        </w:tabs>
+        <w:ind w:left="5040" w:hanging="360"/>
+      </w:pPr>
+      <w:rPr>
+        <w:rFonts w:ascii="Wingdings" w:hAnsi="Wingdings" w:hint="default"/>
+        <w:sz w:val="20"/>
+      </w:rPr>
+    </w:lvl>
+    <w:lvl w:ilvl="7" w:tentative="1">
+      <w:start w:val="1"/>
+      <w:numFmt w:val="bullet"/>
+      <w:lvlText w:val=""/>
+      <w:lvlJc w:val="left"/>
+      <w:pPr>
+        <w:tabs>
+          <w:tab w:val="num" w:pos="5760"/>
+        </w:tabs>
+        <w:ind w:left="5760" w:hanging="360"/>
+      </w:pPr>
+      <w:rPr>
+        <w:rFonts w:ascii="Wingdings" w:hAnsi="Wingdings" w:hint="default"/>
+        <w:sz w:val="20"/>
+      </w:rPr>
+    </w:lvl>
+    <w:lvl w:ilvl="8" w:tentative="1">
+      <w:start w:val="1"/>
+      <w:numFmt w:val="bullet"/>
+      <w:lvlText w:val=""/>
+      <w:lvlJc w:val="left"/>
+      <w:pPr>
+        <w:tabs>
+          <w:tab w:val="num" w:pos="6480"/>
+        </w:tabs>
+        <w:ind w:left="6480" w:hanging="360"/>
+      </w:pPr>
+      <w:rPr>
+        <w:rFonts w:ascii="Wingdings" w:hAnsi="Wingdings" w:hint="default"/>
+        <w:sz w:val="20"/>
+      </w:rPr>
+    </w:lvl>
+  </w:abstractNum>
+  <w:abstractNum w:abstractNumId="7" w15:restartNumberingAfterBreak="0">
     <w:nsid w:val="295E475E"/>
     <w:multiLevelType w:val="multilevel"/>
     <w:tmpl w:val="55FE7FEE"/>
@@ -12625,7 +14099,7 @@
       </w:pPr>
     </w:lvl>
   </w:abstractNum>
-  <w:abstractNum w:abstractNumId="7" w15:restartNumberingAfterBreak="0">
+  <w:abstractNum w:abstractNumId="8" w15:restartNumberingAfterBreak="0">
     <w:nsid w:val="32DD0560"/>
     <w:multiLevelType w:val="multilevel"/>
     <w:tmpl w:val="AFA4D2DA"/>
@@ -12775,7 +14249,7 @@
       </w:rPr>
     </w:lvl>
   </w:abstractNum>
-  <w:abstractNum w:abstractNumId="8" w15:restartNumberingAfterBreak="0">
+  <w:abstractNum w:abstractNumId="9" w15:restartNumberingAfterBreak="0">
     <w:nsid w:val="37660336"/>
     <w:multiLevelType w:val="hybridMultilevel"/>
     <w:tmpl w:val="754EAC84"/>
@@ -12916,7 +14390,7 @@
       </w:rPr>
     </w:lvl>
   </w:abstractNum>
-  <w:abstractNum w:abstractNumId="9" w15:restartNumberingAfterBreak="0">
+  <w:abstractNum w:abstractNumId="10" w15:restartNumberingAfterBreak="0">
     <w:nsid w:val="37FE412E"/>
     <w:multiLevelType w:val="multilevel"/>
     <w:tmpl w:val="31C26738"/>
@@ -13066,7 +14540,7 @@
       </w:rPr>
     </w:lvl>
   </w:abstractNum>
-  <w:abstractNum w:abstractNumId="10" w15:restartNumberingAfterBreak="0">
+  <w:abstractNum w:abstractNumId="11" w15:restartNumberingAfterBreak="0">
     <w:nsid w:val="3DA05655"/>
     <w:multiLevelType w:val="multilevel"/>
     <w:tmpl w:val="0060CB02"/>
@@ -13216,7 +14690,7 @@
       </w:rPr>
     </w:lvl>
   </w:abstractNum>
-  <w:abstractNum w:abstractNumId="11" w15:restartNumberingAfterBreak="0">
+  <w:abstractNum w:abstractNumId="12" w15:restartNumberingAfterBreak="0">
     <w:nsid w:val="3ED65F7A"/>
     <w:multiLevelType w:val="multilevel"/>
     <w:tmpl w:val="5B74CA86"/>
@@ -13366,7 +14840,7 @@
       </w:rPr>
     </w:lvl>
   </w:abstractNum>
-  <w:abstractNum w:abstractNumId="12" w15:restartNumberingAfterBreak="0">
+  <w:abstractNum w:abstractNumId="13" w15:restartNumberingAfterBreak="0">
     <w:nsid w:val="4189603E"/>
     <w:multiLevelType w:val="multilevel"/>
     <w:tmpl w:val="1DE05D8E"/>
@@ -13572,7 +15046,7 @@
       </w:rPr>
     </w:lvl>
   </w:abstractNum>
-  <w:abstractNum w:abstractNumId="13" w15:restartNumberingAfterBreak="0">
+  <w:abstractNum w:abstractNumId="14" w15:restartNumberingAfterBreak="0">
     <w:nsid w:val="419248DC"/>
     <w:multiLevelType w:val="multilevel"/>
     <w:tmpl w:val="BA62EAE4"/>
@@ -13685,7 +15159,7 @@
       </w:pPr>
     </w:lvl>
   </w:abstractNum>
-  <w:abstractNum w:abstractNumId="14" w15:restartNumberingAfterBreak="0">
+  <w:abstractNum w:abstractNumId="15" w15:restartNumberingAfterBreak="0">
     <w:nsid w:val="493C3F76"/>
     <w:multiLevelType w:val="hybridMultilevel"/>
     <w:tmpl w:val="9A9E418C"/>
@@ -13796,7 +15270,7 @@
       </w:pPr>
     </w:lvl>
   </w:abstractNum>
-  <w:abstractNum w:abstractNumId="15" w15:restartNumberingAfterBreak="0">
+  <w:abstractNum w:abstractNumId="16" w15:restartNumberingAfterBreak="0">
     <w:nsid w:val="52CA544A"/>
     <w:multiLevelType w:val="singleLevel"/>
     <w:tmpl w:val="AED6D67E"/>
@@ -13823,7 +15297,7 @@
       </w:rPr>
     </w:lvl>
   </w:abstractNum>
-  <w:abstractNum w:abstractNumId="16" w15:restartNumberingAfterBreak="0">
+  <w:abstractNum w:abstractNumId="17" w15:restartNumberingAfterBreak="0">
     <w:nsid w:val="553D537D"/>
     <w:multiLevelType w:val="multilevel"/>
     <w:tmpl w:val="AA4E2132"/>
@@ -13973,7 +15447,7 @@
       </w:rPr>
     </w:lvl>
   </w:abstractNum>
-  <w:abstractNum w:abstractNumId="17" w15:restartNumberingAfterBreak="0">
+  <w:abstractNum w:abstractNumId="18" w15:restartNumberingAfterBreak="0">
     <w:nsid w:val="5DC47EBE"/>
     <w:multiLevelType w:val="multilevel"/>
     <w:tmpl w:val="03B6A792"/>
@@ -14086,7 +15560,7 @@
       </w:pPr>
     </w:lvl>
   </w:abstractNum>
-  <w:abstractNum w:abstractNumId="18" w15:restartNumberingAfterBreak="0">
+  <w:abstractNum w:abstractNumId="19" w15:restartNumberingAfterBreak="0">
     <w:nsid w:val="610F35F0"/>
     <w:multiLevelType w:val="multilevel"/>
     <w:tmpl w:val="E20A34CC"/>
@@ -14199,7 +15673,7 @@
       </w:pPr>
     </w:lvl>
   </w:abstractNum>
-  <w:abstractNum w:abstractNumId="19" w15:restartNumberingAfterBreak="0">
+  <w:abstractNum w:abstractNumId="20" w15:restartNumberingAfterBreak="0">
     <w:nsid w:val="62036563"/>
     <w:multiLevelType w:val="multilevel"/>
     <w:tmpl w:val="8108B7EE"/>
@@ -14348,7 +15822,7 @@
       </w:rPr>
     </w:lvl>
   </w:abstractNum>
-  <w:abstractNum w:abstractNumId="20" w15:restartNumberingAfterBreak="0">
+  <w:abstractNum w:abstractNumId="21" w15:restartNumberingAfterBreak="0">
     <w:nsid w:val="6C402C58"/>
     <w:multiLevelType w:val="hybridMultilevel"/>
     <w:tmpl w:val="9A1CA078"/>
@@ -14493,7 +15967,7 @@
       </w:rPr>
     </w:lvl>
   </w:abstractNum>
-  <w:abstractNum w:abstractNumId="21" w15:restartNumberingAfterBreak="0">
+  <w:abstractNum w:abstractNumId="22" w15:restartNumberingAfterBreak="0">
     <w:nsid w:val="6CD32DA8"/>
     <w:multiLevelType w:val="singleLevel"/>
     <w:tmpl w:val="166470C2"/>
@@ -14519,7 +15993,7 @@
       </w:rPr>
     </w:lvl>
   </w:abstractNum>
-  <w:abstractNum w:abstractNumId="22" w15:restartNumberingAfterBreak="0">
+  <w:abstractNum w:abstractNumId="23" w15:restartNumberingAfterBreak="0">
     <w:nsid w:val="78053159"/>
     <w:multiLevelType w:val="hybridMultilevel"/>
     <w:tmpl w:val="92C04ACC"/>
@@ -14634,7 +16108,7 @@
       </w:rPr>
     </w:lvl>
   </w:abstractNum>
-  <w:abstractNum w:abstractNumId="23" w15:restartNumberingAfterBreak="0">
+  <w:abstractNum w:abstractNumId="24" w15:restartNumberingAfterBreak="0">
     <w:nsid w:val="79F31FAD"/>
     <w:multiLevelType w:val="hybridMultilevel"/>
     <w:tmpl w:val="2FB8FFA8"/>
@@ -14749,7 +16223,7 @@
       </w:rPr>
     </w:lvl>
   </w:abstractNum>
-  <w:abstractNum w:abstractNumId="24" w15:restartNumberingAfterBreak="0">
+  <w:abstractNum w:abstractNumId="25" w15:restartNumberingAfterBreak="0">
     <w:nsid w:val="79F44603"/>
     <w:multiLevelType w:val="hybridMultilevel"/>
     <w:tmpl w:val="562A1320"/>
@@ -14836,7 +16310,7 @@
       </w:pPr>
     </w:lvl>
   </w:abstractNum>
-  <w:abstractNum w:abstractNumId="25" w15:restartNumberingAfterBreak="0">
+  <w:abstractNum w:abstractNumId="26" w15:restartNumberingAfterBreak="0">
     <w:nsid w:val="7DAA4735"/>
     <w:multiLevelType w:val="multilevel"/>
     <w:tmpl w:val="327040D8"/>
@@ -14987,46 +16461,46 @@
     </w:lvl>
   </w:abstractNum>
   <w:num w:numId="1" w16cid:durableId="201210135">
-    <w:abstractNumId w:val="8"/>
+    <w:abstractNumId w:val="9"/>
   </w:num>
   <w:num w:numId="2" w16cid:durableId="164590154">
-    <w:abstractNumId w:val="20"/>
+    <w:abstractNumId w:val="21"/>
   </w:num>
   <w:num w:numId="3" w16cid:durableId="1348554600">
     <w:abstractNumId w:val="5"/>
   </w:num>
   <w:num w:numId="4" w16cid:durableId="1456287117">
+    <w:abstractNumId w:val="13"/>
+  </w:num>
+  <w:num w:numId="5" w16cid:durableId="261450582">
+    <w:abstractNumId w:val="16"/>
+  </w:num>
+  <w:num w:numId="6" w16cid:durableId="449059100">
+    <w:abstractNumId w:val="22"/>
+  </w:num>
+  <w:num w:numId="7" w16cid:durableId="964695844">
+    <w:abstractNumId w:val="15"/>
+  </w:num>
+  <w:num w:numId="8" w16cid:durableId="579994082">
+    <w:abstractNumId w:val="25"/>
+  </w:num>
+  <w:num w:numId="9" w16cid:durableId="362093316">
+    <w:abstractNumId w:val="18"/>
+  </w:num>
+  <w:num w:numId="10" w16cid:durableId="1086727680">
+    <w:abstractNumId w:val="24"/>
+  </w:num>
+  <w:num w:numId="11" w16cid:durableId="1505590616">
     <w:abstractNumId w:val="12"/>
   </w:num>
-  <w:num w:numId="5" w16cid:durableId="261450582">
-    <w:abstractNumId w:val="15"/>
+  <w:num w:numId="12" w16cid:durableId="1026640733">
+    <w:abstractNumId w:val="23"/>
   </w:num>
-  <w:num w:numId="6" w16cid:durableId="449059100">
-    <w:abstractNumId w:val="21"/>
-  </w:num>
-  <w:num w:numId="7" w16cid:durableId="964695844">
-    <w:abstractNumId w:val="14"/>
-  </w:num>
-  <w:num w:numId="8" w16cid:durableId="579994082">
-    <w:abstractNumId w:val="24"/>
-  </w:num>
-  <w:num w:numId="9" w16cid:durableId="362093316">
+  <w:num w:numId="13" w16cid:durableId="298347580">
     <w:abstractNumId w:val="17"/>
   </w:num>
-  <w:num w:numId="10" w16cid:durableId="1086727680">
-    <w:abstractNumId w:val="23"/>
-  </w:num>
-  <w:num w:numId="11" w16cid:durableId="1505590616">
-    <w:abstractNumId w:val="11"/>
-  </w:num>
-  <w:num w:numId="12" w16cid:durableId="1026640733">
-    <w:abstractNumId w:val="22"/>
-  </w:num>
-  <w:num w:numId="13" w16cid:durableId="298347580">
-    <w:abstractNumId w:val="16"/>
-  </w:num>
   <w:num w:numId="14" w16cid:durableId="1714772779">
-    <w:abstractNumId w:val="7"/>
+    <w:abstractNumId w:val="8"/>
   </w:num>
   <w:num w:numId="15" w16cid:durableId="533419177">
     <w:abstractNumId w:val="0"/>
@@ -15035,34 +16509,37 @@
     <w:abstractNumId w:val="2"/>
   </w:num>
   <w:num w:numId="17" w16cid:durableId="78139716">
-    <w:abstractNumId w:val="10"/>
+    <w:abstractNumId w:val="11"/>
   </w:num>
   <w:num w:numId="18" w16cid:durableId="2049334298">
-    <w:abstractNumId w:val="25"/>
+    <w:abstractNumId w:val="26"/>
   </w:num>
   <w:num w:numId="19" w16cid:durableId="1536771205">
     <w:abstractNumId w:val="1"/>
   </w:num>
   <w:num w:numId="20" w16cid:durableId="1237009252">
+    <w:abstractNumId w:val="20"/>
+  </w:num>
+  <w:num w:numId="21" w16cid:durableId="1507283509">
+    <w:abstractNumId w:val="14"/>
+  </w:num>
+  <w:num w:numId="22" w16cid:durableId="2072726708">
     <w:abstractNumId w:val="19"/>
   </w:num>
-  <w:num w:numId="21" w16cid:durableId="1507283509">
-    <w:abstractNumId w:val="13"/>
-  </w:num>
-  <w:num w:numId="22" w16cid:durableId="2072726708">
-    <w:abstractNumId w:val="18"/>
-  </w:num>
   <w:num w:numId="23" w16cid:durableId="340476981">
-    <w:abstractNumId w:val="9"/>
+    <w:abstractNumId w:val="10"/>
   </w:num>
   <w:num w:numId="24" w16cid:durableId="397871028">
-    <w:abstractNumId w:val="6"/>
+    <w:abstractNumId w:val="7"/>
   </w:num>
   <w:num w:numId="25" w16cid:durableId="576130007">
     <w:abstractNumId w:val="3"/>
   </w:num>
   <w:num w:numId="26" w16cid:durableId="1994948286">
     <w:abstractNumId w:val="4"/>
+  </w:num>
+  <w:num w:numId="27" w16cid:durableId="238059342">
+    <w:abstractNumId w:val="6"/>
   </w:num>
   <w:numIdMacAtCleanup w:val="23"/>
 </w:numbering>
@@ -15509,6 +16986,7 @@
   <w:style w:type="character" w:default="1" w:styleId="DefaultParagraphFont">
     <w:name w:val="Default Paragraph Font"/>
     <w:uiPriority w:val="1"/>
+    <w:semiHidden/>
     <w:unhideWhenUsed/>
   </w:style>
   <w:style w:type="table" w:default="1" w:styleId="TableNormal">
@@ -16544,12 +18022,6 @@
 </file>
 
 <file path=customXml/item3.xml><?xml version="1.0" encoding="utf-8"?>
-<p:properties xmlns:p="http://schemas.microsoft.com/office/2006/metadata/properties" xmlns:xsi="http://www.w3.org/2001/XMLSchema-instance" xmlns:pc="http://schemas.microsoft.com/office/infopath/2007/PartnerControls">
-  <documentManagement/>
-</p:properties>
-</file>
-
-<file path=customXml/item4.xml><?xml version="1.0" encoding="utf-8"?>
 <b:Sources xmlns:b="http://schemas.openxmlformats.org/officeDocument/2006/bibliography" xmlns="http://schemas.openxmlformats.org/officeDocument/2006/bibliography" SelectedStyle="\IEEE2006OfficeOnline.xsl" StyleName="IEEE" Version="2006">
   <b:Source>
     <b:Tag>Dam21</b:Tag>
@@ -16573,28 +18045,6 @@
     <b:RefOrder>1</b:RefOrder>
   </b:Source>
   <b:Source>
-    <b:Tag>Jef16</b:Tag>
-    <b:SourceType>JournalArticle</b:SourceType>
-    <b:Guid>{B28F5480-02CE-4EED-8EA4-CA7BD311BE48}</b:Guid>
-    <b:Author>
-      <b:Author>
-        <b:NameList>
-          <b:Person>
-            <b:Last>Ahmad</b:Last>
-            <b:First>Jeff</b:First>
-            <b:Middle>Hawkins and Subutai</b:Middle>
-          </b:Person>
-        </b:NameList>
-      </b:Author>
-    </b:Author>
-    <b:Title>Why Neurons Have Thousands of Synapses, a Theory of Sequence Memory in Neocortex</b:Title>
-    <b:JournalName>Frontiers in Neural Network</b:JournalName>
-    <b:Year>2016</b:Year>
-    <b:Pages>1-13</b:Pages>
-    <b:Volume>10</b:Volume>
-    <b:RefOrder>2</b:RefOrder>
-  </b:Source>
-  <b:Source>
     <b:Tag>ZWT23</b:Tag>
     <b:SourceType>JournalArticle</b:SourceType>
     <b:Guid>{BF6E7C58-7133-452A-8938-7A5B23CE4AD2}</b:Guid>
@@ -16612,7 +18062,7 @@
     <b:Title>A New Spatial Pooler Algorithm Based on Heterogenerous Hash Group</b:Title>
     <b:JournalName>in International Joint Conference on Neural (IJCNN)</b:JournalName>
     <b:Year>2023</b:Year>
-    <b:RefOrder>3</b:RefOrder>
+    <b:RefOrder>2</b:RefOrder>
   </b:Source>
   <b:Source>
     <b:Tag>Mar11</b:Tag>
@@ -16633,7 +18083,7 @@
     <b:JournalName>Science</b:JournalName>
     <b:Year>2011</b:Year>
     <b:Pages>60-65</b:Pages>
-    <b:RefOrder>4</b:RefOrder>
+    <b:RefOrder>3</b:RefOrder>
   </b:Source>
   <b:Source>
     <b:Tag>Cis20</b:Tag>
@@ -16643,7 +18093,7 @@
     <b:Year>2020</b:Year>
     <b:ProductionCompany>Cisco</b:ProductionCompany>
     <b:URL>https://www.cisco.com/c/en/us/solutions/collateral/executive-perspectives/annual-internet-report/white-paper-c11-741490.html</b:URL>
-    <b:RefOrder>5</b:RefOrder>
+    <b:RefOrder>4</b:RefOrder>
   </b:Source>
   <b:Source>
     <b:Tag>Idc11</b:Tag>
@@ -16652,30 +18102,7 @@
     <b:Title>Idc Extracting Value From Chaos Ar</b:Title>
     <b:Year>2011</b:Year>
     <b:URL>https://www.scribd.com/doc/82195186/Idc-Extracting-Value-From-Chaos-Ar</b:URL>
-    <b:RefOrder>6</b:RefOrder>
-  </b:Source>
-  <b:Source>
-    <b:Tag>Abd19</b:Tag>
-    <b:SourceType>JournalArticle</b:SourceType>
-    <b:Guid>{B55A269F-CCC9-4B1F-958B-A4A0DDADE596}</b:Guid>
-    <b:Title>Neuromorphic Architecture for the Hierarchical Temporal Memory</b:Title>
-    <b:Year>2019</b:Year>
-    <b:Author>
-      <b:Author>
-        <b:NameList>
-          <b:Person>
-            <b:Last>Kudithipud</b:Last>
-            <b:First>Abdullah</b:First>
-            <b:Middle>M. Zyarah and Dhireesha</b:Middle>
-          </b:Person>
-        </b:NameList>
-      </b:Author>
-    </b:Author>
-    <b:JournalName> IEEE Transactions on Emerging Topics in Computational Intelligence</b:JournalName>
-    <b:Pages>4-14</b:Pages>
-    <b:Volume>3</b:Volume>
-    <b:Issue>1</b:Issue>
-    <b:RefOrder>7</b:RefOrder>
+    <b:RefOrder>5</b:RefOrder>
   </b:Source>
   <b:Source>
     <b:Tag>JHa04</b:Tag>
@@ -16694,7 +18121,7 @@
     <b:Title>On Intelligence</b:Title>
     <b:JournalName>New York: Times Books</b:JournalName>
     <b:Year>2004</b:Year>
-    <b:RefOrder>8</b:RefOrder>
+    <b:RefOrder>6</b:RefOrder>
   </b:Source>
   <b:Source>
     <b:Tag>Num11</b:Tag>
@@ -16712,7 +18139,7 @@
     <b:Title>Hierarchical temporal memory including HTM cortical learning algorithms</b:Title>
     <b:JournalName>Technical report</b:JournalName>
     <b:Year>2011</b:Year>
-    <b:RefOrder>9</b:RefOrder>
+    <b:RefOrder>7</b:RefOrder>
   </b:Source>
   <b:Source>
     <b:Tag>WJC09</b:Tag>
@@ -16733,7 +18160,7 @@
     <b:JournalName>39th International Symposium on Multiple-Valued Logic</b:JournalName>
     <b:Year>2009</b:Year>
     <b:Pages>233-238</b:Pages>
-    <b:RefOrder>10</b:RefOrder>
+    <b:RefOrder>8</b:RefOrder>
   </b:Source>
   <b:Source>
     <b:Tag>KHS08</b:Tag>
@@ -16753,7 +18180,7 @@
     <b:JournalName>International Conference on Control, Automation and Systems</b:JournalName>
     <b:Year>2008</b:Year>
     <b:Pages>2058-2061</b:Pages>
-    <b:RefOrder>11</b:RefOrder>
+    <b:RefOrder>9</b:RefOrder>
   </b:Source>
   <b:Source>
     <b:Tag>SAk06</b:Tag>
@@ -16772,7 +18199,7 @@
     <b:Title>Multi-Core Programming</b:Title>
     <b:JournalName>Intel Press</b:JournalName>
     <b:Year>2006</b:Year>
-    <b:RefOrder>12</b:RefOrder>
+    <b:RefOrder>10</b:RefOrder>
   </b:Source>
   <b:Source>
     <b:Tag>THa09</b:Tag>
@@ -16792,7 +18219,7 @@
     <b:Title>The elements of statistical learning, data mining, inference, and prediction</b:Title>
     <b:JournalName>New York: Springer-Verlag</b:JournalName>
     <b:Year>2009</b:Year>
-    <b:RefOrder>13</b:RefOrder>
+    <b:RefOrder>11</b:RefOrder>
   </b:Source>
   <b:Source>
     <b:Tag>DOH05</b:Tag>
@@ -16812,7 +18239,7 @@
     <b:Title>The Organization of Behavior: A Neuropsychological Theory, London</b:Title>
     <b:JournalName>U.K.:Psychol. Press</b:JournalName>
     <b:Year>2005</b:Year>
-    <b:RefOrder>14</b:RefOrder>
+    <b:RefOrder>12</b:RefOrder>
   </b:Source>
   <b:Source>
     <b:Tag>JLa89</b:Tag>
@@ -16833,7 +18260,7 @@
     <b:JournalName>Proc. Adv. Neural Inf. Process. Syst</b:JournalName>
     <b:Year>1989</b:Year>
     <b:Pages>703-711</b:Pages>
-    <b:RefOrder>15</b:RefOrder>
+    <b:RefOrder>13</b:RefOrder>
   </b:Source>
   <b:Source>
     <b:Tag>JHa11</b:Tag>
@@ -16852,7 +18279,7 @@
     </b:Author>
     <b:Title>Hierarchical temporal memory including HTM cortical learning algorithms</b:Title>
     <b:Year>2011</b:Year>
-    <b:RefOrder>16</b:RefOrder>
+    <b:RefOrder>14</b:RefOrder>
   </b:Source>
   <b:Source>
     <b:Tag>YCu17</b:Tag>
@@ -16873,7 +18300,7 @@
     <b:JournalName>Frontiers Comput. Neurosc</b:JournalName>
     <b:Year>2017</b:Year>
     <b:Volume>11</b:Volume>
-    <b:RefOrder>17</b:RefOrder>
+    <b:RefOrder>15</b:RefOrder>
   </b:Source>
   <b:Source>
     <b:Tag>PFö90</b:Tag>
@@ -16894,7 +18321,7 @@
     <b:Year>1990</b:Year>
     <b:Pages>165-170</b:Pages>
     <b:Volume>64</b:Volume>
-    <b:RefOrder>18</b:RefOrder>
+    <b:RefOrder>16</b:RefOrder>
   </b:Source>
   <b:Source>
     <b:Tag>KHS081</b:Tag>
@@ -16914,7 +18341,7 @@
     <b:JournalName>International Conference on Control, Automation and Systems</b:JournalName>
     <b:Year>2008</b:Year>
     <b:Pages>2058-2061</b:Pages>
-    <b:RefOrder>19</b:RefOrder>
+    <b:RefOrder>17</b:RefOrder>
   </b:Source>
   <b:Source>
     <b:Tag>SAk061</b:Tag>
@@ -16933,7 +18360,7 @@
     <b:Title>Multi-Core Programming</b:Title>
     <b:JournalName>Intel Press</b:JournalName>
     <b:Year>2006</b:Year>
-    <b:RefOrder>20</b:RefOrder>
+    <b:RefOrder>18</b:RefOrder>
   </b:Source>
   <b:Source>
     <b:Tag>HEl05</b:Tag>
@@ -16953,7 +18380,7 @@
     <b:Title>Advanced Computer Architecture and Parallel Processing (Wiley Series on Parallel and Distributed Computing) 1st ed</b:Title>
     <b:JournalName>Wiley Interscience</b:JournalName>
     <b:Year>2005</b:Year>
-    <b:RefOrder>21</b:RefOrder>
+    <b:RefOrder>19</b:RefOrder>
   </b:Source>
   <b:Source>
     <b:Tag>LBe06</b:Tag>
@@ -16974,7 +18401,7 @@
     <b:JournalName>FPGA Implementations of Neural Networks, Springer Verlag,</b:JournalName>
     <b:Year>2006</b:Year>
     <b:Pages>325-360</b:Pages>
-    <b:RefOrder>22</b:RefOrder>
+    <b:RefOrder>20</b:RefOrder>
   </b:Source>
   <b:Source>
     <b:Tag>Ada08</b:Tag>
@@ -16992,7 +18419,7 @@
     <b:Title>Epiphany Architecture Reference</b:Title>
     <b:JournalName>Adapteva Inc</b:JournalName>
     <b:Year>2008</b:Year>
-    <b:RefOrder>23</b:RefOrder>
+    <b:RefOrder>21</b:RefOrder>
   </b:Source>
   <b:Source>
     <b:Tag>SSr02</b:Tag>
@@ -17012,7 +18439,7 @@
     <b:Title>Embedded Multiprocessors Scheduling and Synchronization</b:Title>
     <b:JournalName> Embedded Multiprocessors: Scheduling and Synchronization, Marcel  Dekker, inc</b:JournalName>
     <b:Year>2002</b:Year>
-    <b:RefOrder>24</b:RefOrder>
+    <b:RefOrder>22</b:RefOrder>
   </b:Source>
   <b:Source>
     <b:Tag>Num111</b:Tag>
@@ -17030,7 +18457,7 @@
     <b:Title>Nupic application</b:Title>
     <b:Year>(2011)</b:Year>
     <b:URL>https://github.com/numenta/nupic/wiki.</b:URL>
-    <b:RefOrder>25</b:RefOrder>
+    <b:RefOrder>23</b:RefOrder>
   </b:Source>
   <b:Source>
     <b:Tag>Haw11</b:Tag>
@@ -17048,7 +18475,7 @@
       </b:Author>
     </b:Author>
     <b:Year>2011</b:Year>
-    <b:RefOrder>26</b:RefOrder>
+    <b:RefOrder>24</b:RefOrder>
   </b:Source>
   <b:Source>
     <b:Tag>Cai</b:Tag>
@@ -17068,7 +18495,7 @@
     <b:Title>Gpu accelerated restricted boltzmann machine for collaborative filtering</b:Title>
     <b:JournalName>ICA3PP’12 Proceedings of the 12th international conference on Algorithms and Architectures for Parallel Processing</b:JournalName>
     <b:Pages>303–316</b:Pages>
-    <b:RefOrder>27</b:RefOrder>
+    <b:RefOrder>25</b:RefOrder>
   </b:Source>
   <b:Source>
     <b:Tag>Cis12</b:Tag>
@@ -17086,7 +18513,7 @@
     <b:Title>Visual networking index</b:Title>
     <b:JournalName>Cisco systems</b:JournalName>
     <b:Year>2012</b:Year>
-    <b:RefOrder>28</b:RefOrder>
+    <b:RefOrder>26</b:RefOrder>
   </b:Source>
   <b:Source>
     <b:Tag>Ope10</b:Tag>
@@ -17104,9 +18531,60 @@
       </b:Author>
     </b:Author>
     <b:URL>http://www.openmp.org.</b:URL>
+    <b:RefOrder>27</b:RefOrder>
+  </b:Source>
+  <b:Source>
+    <b:Tag>Kud19</b:Tag>
+    <b:SourceType>JournalArticle</b:SourceType>
+    <b:Guid>{F78882E2-7043-45A6-AFCA-D32F7E526AFD}</b:Guid>
+    <b:Title>Neuromorphic Architecture for the Hierarchical Temporal Memory</b:Title>
+    <b:Year>2019</b:Year>
+    <b:Author>
+      <b:Author>
+        <b:NameList>
+          <b:Person>
+            <b:Last>Kudithipud</b:Last>
+            <b:First>Abdullah</b:First>
+            <b:Middle>M. Zyarah and Dhireesha</b:Middle>
+          </b:Person>
+        </b:NameList>
+      </b:Author>
+    </b:Author>
+    <b:JournalName>IEEE Transactions on Emerging Topics in Computational Intelligence</b:JournalName>
+    <b:Pages>4-14</b:Pages>
+    <b:Volume>3</b:Volume>
+    <b:Issue>1</b:Issue>
+    <b:RefOrder>28</b:RefOrder>
+  </b:Source>
+  <b:Source>
+    <b:Tag>Jef16</b:Tag>
+    <b:SourceType>JournalArticle</b:SourceType>
+    <b:Guid>{6A5CCCE1-D369-4D74-BAB1-348BDEBADDED}</b:Guid>
+    <b:Author>
+      <b:Author>
+        <b:NameList>
+          <b:Person>
+            <b:Last>Ahmad</b:Last>
+            <b:First>Jeff</b:First>
+            <b:Middle>Hawkins and Subutai</b:Middle>
+          </b:Person>
+        </b:NameList>
+      </b:Author>
+    </b:Author>
+    <b:Title>Why Neurons Have Thousands of Synapses, a Theory of Sequence Memory in Neocortex</b:Title>
+    <b:JournalName>Frontiers in Neural Network</b:JournalName>
+    <b:Year>2016</b:Year>
+    <b:Pages>1-13</b:Pages>
+    <b:Volume>10</b:Volume>
     <b:RefOrder>29</b:RefOrder>
   </b:Source>
 </b:Sources>
+</file>
+
+<file path=customXml/item4.xml><?xml version="1.0" encoding="utf-8"?>
+<p:properties xmlns:p="http://schemas.microsoft.com/office/2006/metadata/properties" xmlns:xsi="http://www.w3.org/2001/XMLSchema-instance" xmlns:pc="http://schemas.microsoft.com/office/infopath/2007/PartnerControls">
+  <documentManagement/>
+</p:properties>
 </file>
 
 <file path=customXml/itemProps1.xml><?xml version="1.0" encoding="utf-8"?>
@@ -17136,18 +18614,18 @@
 </file>
 
 <file path=customXml/itemProps3.xml><?xml version="1.0" encoding="utf-8"?>
+<ds:datastoreItem xmlns:ds="http://schemas.openxmlformats.org/officeDocument/2006/customXml" ds:itemID="{9E93547A-5D10-4E37-8A3C-6D2A2F7F390C}">
+  <ds:schemaRefs>
+    <ds:schemaRef ds:uri="http://schemas.openxmlformats.org/officeDocument/2006/bibliography"/>
+  </ds:schemaRefs>
+</ds:datastoreItem>
+</file>
+
+<file path=customXml/itemProps4.xml><?xml version="1.0" encoding="utf-8"?>
 <ds:datastoreItem xmlns:ds="http://schemas.openxmlformats.org/officeDocument/2006/customXml" ds:itemID="{AF927845-869C-4CF7-85EE-10A8386E5F92}">
   <ds:schemaRefs>
     <ds:schemaRef ds:uri="http://schemas.microsoft.com/office/2006/metadata/properties"/>
     <ds:schemaRef ds:uri="http://schemas.microsoft.com/office/infopath/2007/PartnerControls"/>
   </ds:schemaRefs>
 </ds:datastoreItem>
-</file>
-
-<file path=customXml/itemProps4.xml><?xml version="1.0" encoding="utf-8"?>
-<ds:datastoreItem xmlns:ds="http://schemas.openxmlformats.org/officeDocument/2006/customXml" ds:itemID="{6C710389-8A03-4C6E-8B47-1651F55568A8}">
-  <ds:schemaRefs>
-    <ds:schemaRef ds:uri="http://schemas.openxmlformats.org/officeDocument/2006/bibliography"/>
-  </ds:schemaRefs>
-</ds:datastoreItem>
 </file>
--- a/source/MySEProject/Documentation/ML 2425-06 Implement_Temporal_Memory_Parallel_Version_Alabaster_Neo.docx
+++ b/source/MySEProject/Documentation/ML 2425-06 Implement_Temporal_Memory_Parallel_Version_Alabaster_Neo.docx
@@ -161,6 +161,7 @@
         <w:rPr>
           <w:sz w:val="18"/>
           <w:szCs w:val="18"/>
+          <w:lang w:val="en-IN"/>
         </w:rPr>
         <w:br w:type="column"/>
       </w:r>
@@ -452,13 +453,7 @@
         </w:rPr>
         <w:t>In this work, we present a parallel computing approach to HTM that significantly accelerates temporal sequence processing. Our optimized implementation demonstrates a 57% reduction in initialization time and up to 3× faster overall performance while maintaining algorithmic accuracy. Rigorous testing across multi-core processors (4-16 cores) validated the scalability of our approach, with the most efficient method showing remarkable consistency (variance = 7.56) under varying workloads.</w:t>
       </w:r>
-    </w:p>
-    <w:p>
-      <w:pPr>
-        <w:tabs>
-          <w:tab w:val="left" w:pos="288"/>
-        </w:tabs>
-        <w:jc w:val="both"/>
+      <w:r>
         <w:rPr>
           <w:b/>
           <w:bCs/>
@@ -467,7 +462,8 @@
           <w:sz w:val="18"/>
           <w:szCs w:val="18"/>
         </w:rPr>
-      </w:pPr>
+        <w:t xml:space="preserve"> </w:t>
+      </w:r>
       <w:r>
         <w:rPr>
           <w:b/>
@@ -600,7 +596,7 @@
         </w:rPr>
         <w:t xml:space="preserve"> </w:t>
       </w:r>
-      <w:hyperlink w:anchor="R1" w:history="1">
+      <w:hyperlink w:anchor="Andreas01" w:history="1">
         <w:r>
           <w:rPr>
             <w:rStyle w:val="Hyperlink"/>
@@ -793,7 +789,7 @@
         </w:rPr>
         <w:t xml:space="preserve"> </w:t>
       </w:r>
-      <w:hyperlink w:anchor="R2" w:history="1">
+      <w:hyperlink w:anchor="Wang02" w:history="1">
         <w:r>
           <w:rPr>
             <w:rStyle w:val="Hyperlink"/>
@@ -1044,7 +1040,13 @@
         <w:t xml:space="preserve"> </w:t>
       </w:r>
       <w:r>
-        <w:t xml:space="preserve">and parallelization </w:t>
+        <w:t>and parallelization</w:t>
+      </w:r>
+      <w:r>
+        <w:t>,</w:t>
+      </w:r>
+      <w:r>
+        <w:t xml:space="preserve"> </w:t>
       </w:r>
       <w:r>
         <w:t>which forms the basis of this paper, exploring various avenues to achieve a more efficient system.</w:t>
@@ -1059,12 +1061,18 @@
         <w:t xml:space="preserve"> </w:t>
       </w:r>
       <w:r>
-        <w:t>patterns through sparse distributed representations (SDRs),enabling robust noise-tolerant predictions</w:t>
+        <w:t>patterns through sparse distributed representations (SDRs),</w:t>
       </w:r>
       <w:r>
         <w:t xml:space="preserve"> </w:t>
       </w:r>
-      <w:hyperlink w:anchor="R3" w:history="1">
+      <w:r>
+        <w:t>enabling robust noise-tolerant predictions</w:t>
+      </w:r>
+      <w:r>
+        <w:t xml:space="preserve"> </w:t>
+      </w:r>
+      <w:hyperlink w:anchor="Hillbert03" w:history="1">
         <w:r>
           <w:rPr>
             <w:rStyle w:val="Hyperlink"/>
@@ -1084,7 +1092,7 @@
       <w:r>
         <w:t xml:space="preserve"> </w:t>
       </w:r>
-      <w:hyperlink w:anchor="R4" w:history="1">
+      <w:hyperlink w:anchor="Report04" w:history="1">
         <w:r>
           <w:rPr>
             <w:rStyle w:val="Hyperlink"/>
@@ -1116,7 +1124,7 @@
       <w:r>
         <w:t xml:space="preserve"> </w:t>
       </w:r>
-      <w:hyperlink w:anchor="R5" w:history="1">
+      <w:hyperlink w:anchor="Value05" w:history="1">
         <w:r>
           <w:rPr>
             <w:rStyle w:val="Hyperlink"/>
@@ -1131,23 +1139,14 @@
         <w:t xml:space="preserve"> </w:t>
       </w:r>
       <w:r>
-        <w:t xml:space="preserve">Prior parallel implementations of HTM achieved limited speedup(≤2x) due to sequential bottlenecks in critical </w:t>
-      </w:r>
-      <w:proofErr w:type="spellStart"/>
-      <w:r>
-        <w:t>function</w:t>
+        <w:t>Prior parallel implementations of HTM achieved limited speedup(≤2x) due to sequential bottlenecks in critical function</w:t>
       </w:r>
       <w:r>
         <w:t>l</w:t>
       </w:r>
       <w:r>
-        <w:t>ike</w:t>
-      </w:r>
-      <w:proofErr w:type="spellEnd"/>
-      <w:r>
-        <w:t> </w:t>
-      </w:r>
-      <w:proofErr w:type="spellStart"/>
+        <w:t>ike </w:t>
+      </w:r>
       <w:r>
         <w:rPr>
           <w:b/>
@@ -1155,11 +1154,9 @@
         </w:rPr>
         <w:t>segmentActive</w:t>
       </w:r>
-      <w:proofErr w:type="spellEnd"/>
       <w:r>
         <w:t> and </w:t>
       </w:r>
-      <w:proofErr w:type="spellStart"/>
       <w:r>
         <w:rPr>
           <w:b/>
@@ -1167,11 +1164,10 @@
         </w:rPr>
         <w:t>getBestMatchingSegment</w:t>
       </w:r>
-      <w:proofErr w:type="spellEnd"/>
       <w:r>
         <w:t> </w:t>
       </w:r>
-      <w:hyperlink w:anchor="R6" w:history="1">
+      <w:hyperlink w:anchor="Hawkins06" w:history="1">
         <w:r>
           <w:rPr>
             <w:rStyle w:val="Hyperlink"/>
@@ -1207,7 +1203,7 @@
       <w:r>
         <w:t xml:space="preserve"> </w:t>
       </w:r>
-      <w:hyperlink w:anchor="R7" w:history="1">
+      <w:hyperlink w:anchor="Technical07" w:history="1">
         <w:r>
           <w:rPr>
             <w:rStyle w:val="Hyperlink"/>
@@ -1221,7 +1217,7 @@
       <w:r>
         <w:t xml:space="preserve"> </w:t>
       </w:r>
-      <w:hyperlink w:anchor="R8" w:history="1">
+      <w:hyperlink w:anchor="Chizuwa08" w:history="1">
         <w:r>
           <w:rPr>
             <w:rStyle w:val="Hyperlink"/>
@@ -1238,7 +1234,7 @@
       <w:r>
         <w:t xml:space="preserve">architecture </w:t>
       </w:r>
-      <w:hyperlink w:anchor="R7" w:history="1">
+      <w:hyperlink w:anchor="Technical07" w:history="1">
         <w:r>
           <w:rPr>
             <w:rStyle w:val="Hyperlink"/>
@@ -1258,7 +1254,7 @@
       <w:r>
         <w:t xml:space="preserve"> </w:t>
       </w:r>
-      <w:hyperlink w:anchor="R9" w:history="1">
+      <w:hyperlink w:anchor="SAngKimm09" w:history="1">
         <w:r>
           <w:rPr>
             <w:rStyle w:val="Hyperlink"/>
@@ -1278,7 +1274,7 @@
       <w:r>
         <w:t xml:space="preserve"> </w:t>
       </w:r>
-      <w:hyperlink w:anchor="R9" w:history="1">
+      <w:hyperlink w:anchor="SAngKimm09" w:history="1">
         <w:r>
           <w:rPr>
             <w:rStyle w:val="Hyperlink"/>
@@ -1298,7 +1294,7 @@
       <w:r>
         <w:t xml:space="preserve"> </w:t>
       </w:r>
-      <w:hyperlink w:anchor="R2" w:history="1">
+      <w:hyperlink w:anchor="Wang02" w:history="1">
         <w:r>
           <w:rPr>
             <w:rStyle w:val="Hyperlink"/>
@@ -1321,7 +1317,7 @@
       <w:r>
         <w:t xml:space="preserve"> </w:t>
       </w:r>
-      <w:hyperlink w:anchor="R10" w:history="1">
+      <w:hyperlink w:anchor="Roberts10" w:history="1">
         <w:r>
           <w:rPr>
             <w:rStyle w:val="Hyperlink"/>
@@ -1341,7 +1337,7 @@
       <w:r>
         <w:t xml:space="preserve"> </w:t>
       </w:r>
-      <w:hyperlink w:anchor="R11" w:history="1">
+      <w:hyperlink w:anchor="Tibshirani11" w:history="1">
         <w:r>
           <w:rPr>
             <w:rStyle w:val="Hyperlink"/>
@@ -1365,7 +1361,7 @@
         </w:rPr>
         <w:t xml:space="preserve"> </w:t>
       </w:r>
-      <w:hyperlink w:anchor="R12" w:history="1">
+      <w:hyperlink w:anchor="Hebb12" w:history="1">
         <w:r>
           <w:rPr>
             <w:rStyle w:val="Hyperlink"/>
@@ -1391,7 +1387,7 @@
       <w:r>
         <w:t xml:space="preserve"> </w:t>
       </w:r>
-      <w:hyperlink w:anchor="R13" w:history="1">
+      <w:hyperlink w:anchor="Mahowald13" w:history="1">
         <w:r>
           <w:rPr>
             <w:rStyle w:val="Hyperlink"/>
@@ -1408,7 +1404,7 @@
       <w:r>
         <w:t xml:space="preserve"> </w:t>
       </w:r>
-      <w:hyperlink w:anchor="R14" w:history="1">
+      <w:hyperlink w:anchor="Ahmad14" w:history="1">
         <w:r>
           <w:rPr>
             <w:rStyle w:val="Hyperlink"/>
@@ -1460,7 +1456,7 @@
         </w:rPr>
         <w:t xml:space="preserve"> </w:t>
       </w:r>
-      <w:hyperlink w:anchor="R15" w:history="1">
+      <w:hyperlink w:anchor="AhmadHawkins15" w:history="1">
         <w:r>
           <w:rPr>
             <w:rStyle w:val="Hyperlink"/>
@@ -1494,7 +1490,7 @@
         </w:rPr>
         <w:t xml:space="preserve"> </w:t>
       </w:r>
-      <w:hyperlink w:anchor="R16" w:history="1">
+      <w:hyperlink w:anchor="Földia16" w:history="1">
         <w:r>
           <w:rPr>
             <w:rStyle w:val="Hyperlink"/>
@@ -1520,7 +1516,7 @@
       <w:r>
         <w:t xml:space="preserve"> </w:t>
       </w:r>
-      <w:hyperlink w:anchor="R17" w:history="1">
+      <w:hyperlink w:anchor="Kwang17" w:history="1">
         <w:r>
           <w:rPr>
             <w:rStyle w:val="Hyperlink"/>
@@ -1553,7 +1549,7 @@
       <w:r>
         <w:t xml:space="preserve"> </w:t>
       </w:r>
-      <w:hyperlink w:anchor="R18" w:history="1">
+      <w:hyperlink w:anchor="JasonRoberts18" w:history="1">
         <w:r>
           <w:rPr>
             <w:rStyle w:val="Hyperlink"/>
@@ -1577,7 +1573,7 @@
       <w:r>
         <w:t xml:space="preserve"> </w:t>
       </w:r>
-      <w:hyperlink w:anchor="R19" w:history="1">
+      <w:hyperlink w:anchor="ArneLinde19" w:history="1">
         <w:r>
           <w:rPr>
             <w:rStyle w:val="Hyperlink"/>
@@ -1601,7 +1597,7 @@
       <w:r>
         <w:t xml:space="preserve"> </w:t>
       </w:r>
-      <w:hyperlink w:anchor="R20" w:history="1">
+      <w:hyperlink w:anchor="Tomas20" w:history="1">
         <w:r>
           <w:rPr>
             <w:rStyle w:val="Hyperlink"/>
@@ -1618,7 +1614,7 @@
       <w:r>
         <w:t xml:space="preserve">OpenMP's directive-based model </w:t>
       </w:r>
-      <w:hyperlink w:anchor="R21" w:history="1">
+      <w:hyperlink w:anchor="Adapteva21" w:history="1">
         <w:r>
           <w:rPr>
             <w:rStyle w:val="Hyperlink"/>
@@ -1639,7 +1635,7 @@
         </w:rPr>
         <w:t xml:space="preserve"> </w:t>
       </w:r>
-      <w:hyperlink w:anchor="R22" w:history="1">
+      <w:hyperlink w:anchor="Shuvra22" w:history="1">
         <w:r>
           <w:rPr>
             <w:rStyle w:val="Hyperlink"/>
@@ -1681,7 +1677,7 @@
       <w:r>
         <w:t xml:space="preserve"> </w:t>
       </w:r>
-      <w:hyperlink w:anchor="R8" w:history="1">
+      <w:hyperlink w:anchor="Chizuwa08" w:history="1">
         <w:r>
           <w:rPr>
             <w:rStyle w:val="Hyperlink"/>
@@ -1698,7 +1694,7 @@
       <w:r>
         <w:t xml:space="preserve"> </w:t>
       </w:r>
-      <w:hyperlink w:anchor="R23" w:history="1">
+      <w:hyperlink w:anchor="Numenta23" w:history="1">
         <w:r>
           <w:rPr>
             <w:rStyle w:val="Hyperlink"/>
@@ -1712,7 +1708,7 @@
       <w:r>
         <w:t xml:space="preserve"> </w:t>
       </w:r>
-      <w:hyperlink w:anchor="R24" w:history="1">
+      <w:hyperlink w:anchor="HawkinsandSubutaiAhmad24" w:history="1">
         <w:r>
           <w:rPr>
             <w:rStyle w:val="Hyperlink"/>
@@ -1729,7 +1725,7 @@
       <w:r>
         <w:t xml:space="preserve"> </w:t>
       </w:r>
-      <w:hyperlink w:anchor="R25" w:history="1">
+      <w:hyperlink w:anchor="Xiaola25" w:history="1">
         <w:r>
           <w:rPr>
             <w:rStyle w:val="Hyperlink"/>
@@ -1776,7 +1772,7 @@
       <w:r>
         <w:t>Segment) </w:t>
       </w:r>
-      <w:hyperlink w:anchor="R26" w:history="1">
+      <w:hyperlink w:anchor="Cisco26" w:history="1">
         <w:r>
           <w:rPr>
             <w:rStyle w:val="Hyperlink"/>
@@ -1799,7 +1795,7 @@
       <w:r>
         <w:t>As shown in GPU-accelerated neural networks (Cai et al., 2012), careful memory synchronization is critical for parallel HTM implementations—a challenge addressed in our CPU-based design</w:t>
       </w:r>
-      <w:hyperlink w:anchor="R27" w:history="1">
+      <w:hyperlink w:anchor="OpenMP27" w:history="1">
         <w:r>
           <w:rPr>
             <w:rStyle w:val="Hyperlink"/>
@@ -1824,7 +1820,7 @@
       <w:r>
         <w:t>While parallel processing handles large datasets</w:t>
       </w:r>
-      <w:hyperlink w:anchor="R28" w:history="1">
+      <w:hyperlink w:anchor="Abdullah28" w:history="1">
         <w:r>
           <w:rPr>
             <w:rStyle w:val="Hyperlink"/>
@@ -2158,23 +2154,7 @@
           <w:spacing w:val="-1"/>
           <w:lang w:eastAsia="x-none"/>
         </w:rPr>
-        <w:t xml:space="preserve">Figure 1 presents our systematic optimization framework for parallelizing Temporal Memory, following an engineered pipeline from analysis to deployment. Beginning with computational profiling of the single-threaded implementation, we identified three key bottlenecks: column initialization latency, matrix operation dependencies, and SDR processing overhead. These findings informed our design of thread-safe parallel patterns that respect HTM's biological constraints while exploiting modern multi-core architectures. Four implementation variants were rigorously evaluated against both performance benchmarks (achieving 3.2× speedup) and functional accuracy requirements (&lt;1% prediction variance), with the </w:t>
-      </w:r>
-      <w:proofErr w:type="spellStart"/>
-      <w:r>
-        <w:rPr>
-          <w:spacing w:val="-1"/>
-          <w:lang w:eastAsia="x-none"/>
-        </w:rPr>
-        <w:t>ConcurrentDictionary</w:t>
-      </w:r>
-      <w:proofErr w:type="spellEnd"/>
-      <w:r>
-        <w:rPr>
-          <w:spacing w:val="-1"/>
-          <w:lang w:eastAsia="x-none"/>
-        </w:rPr>
-        <w:t xml:space="preserve"> method emerging as the optimal solution. This end-to-end process ensures our parallelized version maintains the algorithm's core intelligence while meeting real-world speed demands.</w:t>
+        <w:t>Figure 1 presents our systematic optimization framework for parallelizing Temporal Memory, following an engineered pipeline from analysis to deployment. Beginning with computational profiling of the single-threaded implementation, we identified three key bottlenecks: column initialization latency, matrix operation dependencies, and SDR processing overhead. These findings informed our design of thread-safe parallel patterns that respect HTM's biological constraints while exploiting modern multi-core architectures. Four implementation variants were rigorously evaluated against both performance benchmarks (achieving 3.2× speedup) and functional accuracy requirements (&lt;1% prediction variance), with the ConcurrentDictionary method emerging as the optimal solution. This end-to-end process ensures our parallelized version maintains the algorithm's core intelligence while meeting real-world speed demands.</w:t>
       </w:r>
     </w:p>
     <w:p>
@@ -2400,7 +2380,6 @@
         </w:rPr>
         <w:t>were replaced with </w:t>
       </w:r>
-      <w:proofErr w:type="spellStart"/>
       <w:r>
         <w:rPr>
           <w:b/>
@@ -2410,7 +2389,6 @@
         </w:rPr>
         <w:t>Parallel.For</w:t>
       </w:r>
-      <w:proofErr w:type="spellEnd"/>
       <w:r>
         <w:rPr>
           <w:iCs/>
@@ -2574,7 +2552,6 @@
         </w:rPr>
         <w:t>where </w:t>
       </w:r>
-      <w:proofErr w:type="spellStart"/>
       <w:r>
         <w:rPr>
           <w:i/>
@@ -2584,7 +2561,6 @@
         </w:rPr>
         <w:t>ti</w:t>
       </w:r>
-      <w:proofErr w:type="spellEnd"/>
       <w:r>
         <w:rPr>
           <w:iCs/>
@@ -2593,7 +2569,6 @@
         </w:rPr>
         <w:t>​ is the time taken to process the </w:t>
       </w:r>
-      <w:proofErr w:type="spellStart"/>
       <w:r>
         <w:rPr>
           <w:i/>
@@ -2609,16 +2584,7 @@
           <w:spacing w:val="5"/>
           <w:lang w:val="en-US"/>
         </w:rPr>
-        <w:t>-th</w:t>
-      </w:r>
-      <w:proofErr w:type="spellEnd"/>
-      <w:r>
-        <w:rPr>
-          <w:iCs/>
-          <w:spacing w:val="5"/>
-          <w:lang w:val="en-US"/>
-        </w:rPr>
-        <w:t xml:space="preserve"> iteration. By parallelizing the loop, the execution time is reduced to:</w:t>
+        <w:t>-th iteration. By parallelizing the loop, the execution time is reduced to:</w:t>
       </w:r>
     </w:p>
     <w:p>
@@ -2818,9 +2784,8 @@
           <w:spacing w:val="5"/>
           <w:lang w:val="en-US"/>
         </w:rPr>
-        <w:t xml:space="preserve">Why </w:t>
-      </w:r>
-      <w:proofErr w:type="spellStart"/>
+        <w:t>Why Parallel.For is the Better Choice</w:t>
+      </w:r>
       <w:r>
         <w:rPr>
           <w:i/>
@@ -2828,64 +2793,60 @@
           <w:spacing w:val="5"/>
           <w:lang w:val="en-US"/>
         </w:rPr>
-        <w:t>Parallel.For</w:t>
-      </w:r>
-      <w:proofErr w:type="spellEnd"/>
-      <w:r>
-        <w:rPr>
-          <w:i/>
+        <w:t xml:space="preserve"> ?</w:t>
+      </w:r>
+    </w:p>
+    <w:p>
+      <w:pPr>
+        <w:pStyle w:val="BodyText"/>
+        <w:spacing w:after="0"/>
+        <w:ind w:firstLine="0"/>
+        <w:rPr>
           <w:iCs/>
           <w:spacing w:val="5"/>
           <w:lang w:val="en-US"/>
         </w:rPr>
-        <w:t xml:space="preserve"> is the Better Choice</w:t>
-      </w:r>
-      <w:r>
-        <w:rPr>
-          <w:i/>
+      </w:pPr>
+      <w:r>
+        <w:rPr>
           <w:iCs/>
           <w:spacing w:val="5"/>
           <w:lang w:val="en-US"/>
         </w:rPr>
-        <w:t xml:space="preserve"> ?</w:t>
-      </w:r>
-    </w:p>
-    <w:p>
-      <w:pPr>
-        <w:pStyle w:val="BodyText"/>
-        <w:spacing w:after="0"/>
-        <w:ind w:firstLine="0"/>
+        <w:t xml:space="preserve">       </w:t>
+      </w:r>
+      <w:r>
         <w:rPr>
           <w:iCs/>
           <w:spacing w:val="5"/>
           <w:lang w:val="en-US"/>
         </w:rPr>
-      </w:pPr>
+        <w:t>Parallel.For is the preferred choice for CPU-bound tasks due to its efficient load balancing and scalability. It automatically divides tasks into chunks and distributes them across available CPU cores, optimizing execution without requiring explicit thread management. This approach is particularly beneficial for computationally expensive yet short-lived operations like matrix initialization. By</w:t>
+      </w:r>
       <w:r>
         <w:rPr>
           <w:iCs/>
           <w:spacing w:val="5"/>
           <w:lang w:val="en-US"/>
         </w:rPr>
-        <w:t xml:space="preserve">       </w:t>
-      </w:r>
-      <w:proofErr w:type="spellStart"/>
+        <w:t xml:space="preserve"> </w:t>
+      </w:r>
       <w:r>
         <w:rPr>
           <w:iCs/>
           <w:spacing w:val="5"/>
           <w:lang w:val="en-US"/>
         </w:rPr>
-        <w:t>Parallel.For</w:t>
-      </w:r>
-      <w:proofErr w:type="spellEnd"/>
+        <w:t xml:space="preserve">reducing synchronization overhead, Parallel.For eliminates complex locking mechanisms, minimizing performance bottlenecks. Moreover, it dynamically adjusts the number of threads based on system resources, ensuring optimal performance on both multi-core and single-core systems. Unlike manual threading, it abstracts thread management using the .NET </w:t>
+      </w:r>
       <w:r>
         <w:rPr>
           <w:iCs/>
           <w:spacing w:val="5"/>
           <w:lang w:val="en-US"/>
         </w:rPr>
-        <w:t xml:space="preserve"> is the preferred choice for CPU-bound tasks due to its efficient load balancing and scalability. It automatically divides tasks into chunks and distributes them across available CPU cores, optimizing execution without requiring explicit thread management. This approach is particularly beneficial for computationally expensive yet short-lived operations like matrix initialization. By</w:t>
+        <w:lastRenderedPageBreak/>
+        <w:t>ThreadPool, simplifying implementation while maintaining non-blocking execution. As a result, Parallel.For maximizes throughput by running multiple threads concurrently, making it an ideal solution for scalable parallel processing.</w:t>
       </w:r>
       <w:r>
         <w:rPr>
@@ -2893,70 +2854,7 @@
           <w:spacing w:val="5"/>
           <w:lang w:val="en-US"/>
         </w:rPr>
-        <w:t xml:space="preserve"> </w:t>
-      </w:r>
-      <w:r>
-        <w:rPr>
-          <w:iCs/>
-          <w:spacing w:val="5"/>
-          <w:lang w:val="en-US"/>
-        </w:rPr>
-        <w:t xml:space="preserve">reducing synchronization overhead, </w:t>
-      </w:r>
-      <w:proofErr w:type="spellStart"/>
-      <w:r>
-        <w:rPr>
-          <w:iCs/>
-          <w:spacing w:val="5"/>
-          <w:lang w:val="en-US"/>
-        </w:rPr>
-        <w:t>Parallel.For</w:t>
-      </w:r>
-      <w:proofErr w:type="spellEnd"/>
-      <w:r>
-        <w:rPr>
-          <w:iCs/>
-          <w:spacing w:val="5"/>
-          <w:lang w:val="en-US"/>
-        </w:rPr>
-        <w:t xml:space="preserve"> eliminates complex locking mechanisms, minimizing performance bottlenecks. Moreover, it dynamically adjusts the number of threads based on system resources, ensuring optimal performance on both multi-core and single-core systems. Unlike manual threading, it abstracts thread management using the .NET </w:t>
-      </w:r>
-      <w:proofErr w:type="spellStart"/>
-      <w:r>
-        <w:rPr>
-          <w:iCs/>
-          <w:spacing w:val="5"/>
-          <w:lang w:val="en-US"/>
-        </w:rPr>
-        <w:lastRenderedPageBreak/>
-        <w:t>ThreadPool</w:t>
-      </w:r>
-      <w:proofErr w:type="spellEnd"/>
-      <w:r>
-        <w:rPr>
-          <w:iCs/>
-          <w:spacing w:val="5"/>
-          <w:lang w:val="en-US"/>
-        </w:rPr>
-        <w:t xml:space="preserve">, simplifying implementation while maintaining non-blocking execution. As a result, </w:t>
-      </w:r>
-      <w:proofErr w:type="spellStart"/>
-      <w:r>
-        <w:rPr>
-          <w:iCs/>
-          <w:spacing w:val="5"/>
-          <w:lang w:val="en-US"/>
-        </w:rPr>
-        <w:t>Parallel.For</w:t>
-      </w:r>
-      <w:proofErr w:type="spellEnd"/>
-      <w:r>
-        <w:rPr>
-          <w:iCs/>
-          <w:spacing w:val="5"/>
-          <w:lang w:val="en-US"/>
-        </w:rPr>
-        <w:t xml:space="preserve"> maximizes throughput by running multiple threads concurrently, making it an ideal solution for scalable parallel processing.</w:t>
+        <w:t xml:space="preserve"> [Table 1]</w:t>
       </w:r>
     </w:p>
     <w:p>
@@ -3035,7 +2933,6 @@
                 <w:lang w:val="en-US"/>
               </w:rPr>
             </w:pPr>
-            <w:proofErr w:type="spellStart"/>
             <w:r>
               <w:rPr>
                 <w:b/>
@@ -3044,18 +2941,7 @@
                 <w:spacing w:val="5"/>
                 <w:lang w:val="en-US"/>
               </w:rPr>
-              <w:t>Parallel.For</w:t>
-            </w:r>
-            <w:proofErr w:type="spellEnd"/>
-            <w:r>
-              <w:rPr>
-                <w:b/>
-                <w:bCs/>
-                <w:iCs/>
-                <w:spacing w:val="5"/>
-                <w:lang w:val="en-US"/>
-              </w:rPr>
-              <w:t xml:space="preserve"> (Recommended)</w:t>
+              <w:t>Parallel.For (Recommended)</w:t>
             </w:r>
           </w:p>
         </w:tc>
@@ -3329,18 +3215,8 @@
                 <w:spacing w:val="5"/>
                 <w:lang w:val="en-US"/>
               </w:rPr>
-              <w:t xml:space="preserve">Use of </w:t>
+              <w:t>Use of ThreadPool</w:t>
             </w:r>
-            <w:proofErr w:type="spellStart"/>
-            <w:r>
-              <w:rPr>
-                <w:iCs/>
-                <w:spacing w:val="5"/>
-                <w:lang w:val="en-US"/>
-              </w:rPr>
-              <w:t>ThreadPool</w:t>
-            </w:r>
-            <w:proofErr w:type="spellEnd"/>
           </w:p>
         </w:tc>
         <w:tc>
@@ -3492,6 +3368,8 @@
       </w:pPr>
       <w:r>
         <w:rPr>
+          <w:b/>
+          <w:bCs/>
           <w:color w:val="0D0D0D"/>
           <w:sz w:val="16"/>
           <w:szCs w:val="16"/>
@@ -3524,27 +3402,7 @@
           <w:szCs w:val="16"/>
           <w:shd w:val="clear" w:color="auto" w:fill="FFFFFF"/>
         </w:rPr>
-        <w:t xml:space="preserve">Comparison: </w:t>
-      </w:r>
-      <w:proofErr w:type="spellStart"/>
-      <w:r>
-        <w:rPr>
-          <w:color w:val="0D0D0D"/>
-          <w:sz w:val="16"/>
-          <w:szCs w:val="16"/>
-          <w:shd w:val="clear" w:color="auto" w:fill="FFFFFF"/>
-        </w:rPr>
-        <w:t>Parallel.For</w:t>
-      </w:r>
-      <w:proofErr w:type="spellEnd"/>
-      <w:r>
-        <w:rPr>
-          <w:color w:val="0D0D0D"/>
-          <w:sz w:val="16"/>
-          <w:szCs w:val="16"/>
-          <w:shd w:val="clear" w:color="auto" w:fill="FFFFFF"/>
-        </w:rPr>
-        <w:t xml:space="preserve"> vs async for CPU-Bound Tasks</w:t>
+        <w:t>Comparison: Parallel.For vs async for CPU-Bound Tasks</w:t>
       </w:r>
     </w:p>
     <w:p>
@@ -3611,23 +3469,13 @@
           <w:lang w:val="en-US"/>
         </w:rPr>
       </w:pPr>
-      <w:proofErr w:type="spellStart"/>
       <w:r>
         <w:rPr>
           <w:b/>
           <w:bCs/>
           <w:lang w:val="en-US"/>
         </w:rPr>
-        <w:t>Single_Threaded_Optimized_Init</w:t>
-      </w:r>
-      <w:proofErr w:type="spellEnd"/>
-      <w:r>
-        <w:rPr>
-          <w:b/>
-          <w:bCs/>
-          <w:lang w:val="en-US"/>
-        </w:rPr>
-        <w:t>()</w:t>
+        <w:t>Single_Threaded_Optimized_Init()</w:t>
       </w:r>
       <w:r>
         <w:rPr>
@@ -3647,43 +3495,19 @@
           <w:lang w:val="en-US"/>
         </w:rPr>
       </w:pPr>
-      <w:proofErr w:type="spellStart"/>
       <w:r>
         <w:rPr>
           <w:b/>
           <w:bCs/>
           <w:lang w:val="en-US"/>
         </w:rPr>
-        <w:t>InitParallelRegularDictionary</w:t>
-      </w:r>
-      <w:proofErr w:type="spellEnd"/>
-      <w:r>
-        <w:rPr>
-          <w:b/>
-          <w:bCs/>
+        <w:t>InitParallelRegularDictionary()</w:t>
+      </w:r>
+      <w:r>
+        <w:rPr>
           <w:lang w:val="en-US"/>
         </w:rPr>
-        <w:t>()</w:t>
-      </w:r>
-      <w:r>
-        <w:rPr>
-          <w:lang w:val="en-US"/>
-        </w:rPr>
-        <w:t>: This method introduced parallel execution using </w:t>
-      </w:r>
-      <w:proofErr w:type="spellStart"/>
-      <w:r>
-        <w:rPr>
-          <w:lang w:val="en-US"/>
-        </w:rPr>
-        <w:t>Parallel.For</w:t>
-      </w:r>
-      <w:proofErr w:type="spellEnd"/>
-      <w:r>
-        <w:rPr>
-          <w:lang w:val="en-US"/>
-        </w:rPr>
-        <w:t> loops and regular dictionaries. Thread safety was ensured using locks, which prevented race conditions during concurrent updates.</w:t>
+        <w:t>: This method introduced parallel execution using Parallel.For loops and regular dictionaries. Thread safety was ensured using locks, which prevented race conditions during concurrent updates.</w:t>
       </w:r>
     </w:p>
     <w:p>
@@ -3697,55 +3521,67 @@
           <w:lang w:val="en-US"/>
         </w:rPr>
       </w:pPr>
-      <w:proofErr w:type="spellStart"/>
       <w:r>
         <w:rPr>
           <w:b/>
           <w:bCs/>
           <w:lang w:val="en-US"/>
         </w:rPr>
-        <w:t>InitParallelWithConcurrentDictionary</w:t>
-      </w:r>
-      <w:proofErr w:type="spellEnd"/>
-      <w:r>
-        <w:rPr>
-          <w:b/>
-          <w:bCs/>
+        <w:t>InitParallelWithConcurrentDictionary()</w:t>
+      </w:r>
+      <w:r>
+        <w:rPr>
           <w:lang w:val="en-US"/>
         </w:rPr>
-        <w:t>()</w:t>
+        <w:t>: This method improved upon the previous approach by replacing</w:t>
       </w:r>
       <w:r>
         <w:rPr>
           <w:lang w:val="en-US"/>
         </w:rPr>
-        <w:t>: This method improved upon the previous approach by replacing</w:t>
+        <w:t> </w:t>
       </w:r>
       <w:r>
         <w:rPr>
           <w:lang w:val="en-US"/>
         </w:rPr>
-        <w:t xml:space="preserve"> </w:t>
+        <w:t>regular</w:t>
       </w:r>
       <w:r>
         <w:rPr>
           <w:lang w:val="en-US"/>
         </w:rPr>
-        <w:t>regular dictionaries with </w:t>
-      </w:r>
-      <w:proofErr w:type="spellStart"/>
+        <w:t> </w:t>
+      </w:r>
       <w:r>
         <w:rPr>
           <w:lang w:val="en-US"/>
         </w:rPr>
-        <w:t>ConcurrentDictionary</w:t>
-      </w:r>
-      <w:proofErr w:type="spellEnd"/>
+        <w:t>dictionaries</w:t>
+      </w:r>
       <w:r>
         <w:rPr>
           <w:lang w:val="en-US"/>
         </w:rPr>
-        <w:t>, a thread-safe data structure. This eliminated the need for explicit locks, reducing synchronization overhead and improving performance.</w:t>
+        <w:t> </w:t>
+      </w:r>
+      <w:r>
+        <w:rPr>
+          <w:lang w:val="en-US"/>
+        </w:rPr>
+        <w:t>with ConcurrentDicti</w:t>
+      </w:r>
+      <w:r>
+        <w:rPr>
+          <w:lang w:val="en-US"/>
+        </w:rPr>
+        <w:t>-</w:t>
+      </w:r>
+      <w:r>
+        <w:rPr>
+          <w:lang w:val="en-US"/>
+        </w:rPr>
+        <w:t>onary, a thread-safe data structure. This eliminated the need for explicit locks, reducing synchronization overhead and improving performance.</w:t>
       </w:r>
     </w:p>
     <w:p>
@@ -3759,23 +3595,13 @@
           <w:lang w:val="en-US"/>
         </w:rPr>
       </w:pPr>
-      <w:proofErr w:type="spellStart"/>
       <w:r>
         <w:rPr>
           <w:b/>
           <w:bCs/>
           <w:lang w:val="en-US"/>
         </w:rPr>
-        <w:t>InitParallelPartitioned</w:t>
-      </w:r>
-      <w:proofErr w:type="spellEnd"/>
-      <w:r>
-        <w:rPr>
-          <w:b/>
-          <w:bCs/>
-          <w:lang w:val="en-US"/>
-        </w:rPr>
-        <w:t>()</w:t>
+        <w:t>InitParallelPartitioned()</w:t>
       </w:r>
       <w:r>
         <w:rPr>
@@ -3982,15 +3808,7 @@
     <w:p/>
     <w:p>
       <w:r>
-        <w:t xml:space="preserve">The first method, </w:t>
-      </w:r>
-      <w:proofErr w:type="spellStart"/>
-      <w:r>
-        <w:t>Single_Threaded_Optimized_Init</w:t>
-      </w:r>
-      <w:proofErr w:type="spellEnd"/>
-      <w:r>
-        <w:t xml:space="preserve">(), served as a baseline for comparison. It refines the original single-threaded implementation by reducing redundant checks and improving efficiency without introducing parallelism. </w:t>
+        <w:t xml:space="preserve">The first method, Single_Threaded_Optimized_Init(), served as a baseline for comparison. It refines the original single-threaded implementation by reducing redundant checks and improving efficiency without introducing parallelism. </w:t>
       </w:r>
     </w:p>
     <w:p/>
@@ -4011,23 +3829,7 @@
         <w:t>Null-Coalescing Operator (??):</w:t>
       </w:r>
       <w:r>
-        <w:t xml:space="preserve"> The null-coalescing operator is used to simplify the assignment of the matrix variable. If </w:t>
-      </w:r>
-      <w:proofErr w:type="spellStart"/>
-      <w:r>
-        <w:t>this.connections.Memory</w:t>
-      </w:r>
-      <w:proofErr w:type="spellEnd"/>
-      <w:r>
-        <w:t xml:space="preserve"> is null, a new </w:t>
-      </w:r>
-      <w:proofErr w:type="spellStart"/>
-      <w:r>
-        <w:t>SparseObjectMatrix</w:t>
-      </w:r>
-      <w:proofErr w:type="spellEnd"/>
-      <w:r>
-        <w:t>&lt;Column&gt; is created. This eliminates unnecessary type casting and improves readability.</w:t>
+        <w:t xml:space="preserve"> The null-coalescing operator is used to simplify the assignment of the matrix variable. If this.connections.Memory is null, a new SparseObjectMatrix&lt;Column&gt; is created. This eliminates unnecessary type casting and improves readability.</w:t>
       </w:r>
       <w:r>
         <w:t xml:space="preserve"> </w:t>
@@ -4093,26 +3895,10 @@
         <w:spacing w:after="120" w:line="228" w:lineRule="auto"/>
       </w:pPr>
       <w:r>
-        <w:t>A </w:t>
-      </w:r>
-      <w:proofErr w:type="spellStart"/>
-      <w:r>
-        <w:t>createNewColumns</w:t>
-      </w:r>
-      <w:proofErr w:type="spellEnd"/>
-      <w:r>
-        <w:t> flag is introduced to store the result of </w:t>
-      </w:r>
-      <w:proofErr w:type="spellStart"/>
-      <w:r>
-        <w:t>matrix.GetObject</w:t>
-      </w:r>
-      <w:proofErr w:type="spellEnd"/>
-      <w:r>
-        <w:t>(0) == null. This avoids repeated checks inside the loop, reducing overhead.</w:t>
-      </w:r>
-      <w:r>
-        <w:t xml:space="preserve"> [Figure 2]</w:t>
+        <w:t>A createNewColumns flag is introduced to store the result of matrix.GetObject(0) == null. This avoids repeated checks inside the loop, reducing overhead.</w:t>
+      </w:r>
+      <w:r>
+        <w:t xml:space="preserve"> </w:t>
       </w:r>
     </w:p>
     <w:p>
@@ -4152,23 +3938,7 @@
           <w:b/>
           <w:bCs/>
         </w:rPr>
-        <w:t>(</w:t>
-      </w:r>
-      <w:proofErr w:type="spellStart"/>
-      <w:r>
-        <w:rPr>
-          <w:b/>
-          <w:bCs/>
-        </w:rPr>
-        <w:t>colZero</w:t>
-      </w:r>
-      <w:proofErr w:type="spellEnd"/>
-      <w:r>
-        <w:rPr>
-          <w:b/>
-          <w:bCs/>
-        </w:rPr>
-        <w:t>)</w:t>
+        <w:t>(colZero)</w:t>
       </w:r>
       <w:r>
         <w:rPr>
@@ -4201,34 +3971,13 @@
         </w:tabs>
       </w:pPr>
       <w:r>
-        <w:t xml:space="preserve">The </w:t>
-      </w:r>
-      <w:proofErr w:type="spellStart"/>
-      <w:r>
-        <w:t>colZero</w:t>
-      </w:r>
-      <w:proofErr w:type="spellEnd"/>
-      <w:r>
-        <w:t xml:space="preserve"> variable in the Init method is used as a flag to determine if the Column objects have been previously created and initialized in the matrix.</w:t>
+        <w:t>The colZero variable in the Init method is used as a flag to determine if the Column objects have been previously created and initialized in the matrix.</w:t>
       </w:r>
       <w:r>
         <w:t xml:space="preserve"> </w:t>
       </w:r>
-      <w:proofErr w:type="spellStart"/>
-      <w:r>
-        <w:t>colZero</w:t>
-      </w:r>
-      <w:proofErr w:type="spellEnd"/>
-      <w:r>
-        <w:t xml:space="preserve"> is assigned the value of the first column in the matrix using </w:t>
-      </w:r>
-      <w:proofErr w:type="spellStart"/>
-      <w:r>
-        <w:t>matrix.GetObject</w:t>
-      </w:r>
-      <w:proofErr w:type="spellEnd"/>
-      <w:r>
-        <w:t xml:space="preserve">(0). </w:t>
+      <w:r>
+        <w:t xml:space="preserve">colZero is assigned the value of the first column in the matrix using matrix.GetObject(0). </w:t>
       </w:r>
     </w:p>
     <w:p>
@@ -4272,15 +4021,7 @@
         </w:tabs>
       </w:pPr>
       <w:r>
-        <w:t xml:space="preserve">If </w:t>
-      </w:r>
-      <w:proofErr w:type="spellStart"/>
-      <w:r>
-        <w:t>colZero</w:t>
-      </w:r>
-      <w:proofErr w:type="spellEnd"/>
-      <w:r>
-        <w:t xml:space="preserve"> is null, new Column objects are created and added to the matrix. This happens during the initialization phase, ensuring that the columns are properly set up before they are accessed in subsequent code.</w:t>
+        <w:t>If colZero is null, new Column objects are created and added to the matrix. This happens during the initialization phase, ensuring that the columns are properly set up before they are accessed in subsequent code.</w:t>
       </w:r>
     </w:p>
     <w:p>
@@ -4302,23 +4043,7 @@
         </w:tabs>
       </w:pPr>
       <w:r>
-        <w:t xml:space="preserve">In the updated version of the code, the </w:t>
-      </w:r>
-      <w:proofErr w:type="spellStart"/>
-      <w:r>
-        <w:t>colZero</w:t>
-      </w:r>
-      <w:proofErr w:type="spellEnd"/>
-      <w:r>
-        <w:t xml:space="preserve"> variable was removed to simplify the logic. The check for whether the first column is null has been streamlined into a direct check with </w:t>
-      </w:r>
-      <w:proofErr w:type="spellStart"/>
-      <w:r>
-        <w:t>matrix.GetObject</w:t>
-      </w:r>
-      <w:proofErr w:type="spellEnd"/>
-      <w:r>
-        <w:t>(0) == null.</w:t>
+        <w:t>In the updated version of the code, the colZero variable was removed to simplify the logic. The check for whether the first column is null has been streamlined into a direct check with matrix.GetObject(0) == null.</w:t>
       </w:r>
     </w:p>
     <w:p>
@@ -4381,23 +4106,7 @@
         <w:tab/>
       </w:r>
       <w:r>
-        <w:t xml:space="preserve">The second method, </w:t>
-      </w:r>
-      <w:proofErr w:type="spellStart"/>
-      <w:r>
-        <w:t>InitParallelRegularDictionary</w:t>
-      </w:r>
-      <w:proofErr w:type="spellEnd"/>
-      <w:r>
-        <w:t xml:space="preserve">(), introduces parallel execution using </w:t>
-      </w:r>
-      <w:proofErr w:type="spellStart"/>
-      <w:r>
-        <w:t>Parallel.For</w:t>
-      </w:r>
-      <w:proofErr w:type="spellEnd"/>
-      <w:r>
-        <w:t xml:space="preserve"> loops and regular dictionaries. </w:t>
+        <w:t xml:space="preserve">The second method, InitParallelRegularDictionary(), introduces parallel execution using Parallel.For loops and regular dictionaries. </w:t>
       </w:r>
     </w:p>
     <w:p>
@@ -4414,15 +4123,7 @@
         <w:jc w:val="both"/>
       </w:pPr>
       <w:r>
-        <w:t xml:space="preserve">Parallel Column Initialization: The </w:t>
-      </w:r>
-      <w:proofErr w:type="spellStart"/>
-      <w:r>
-        <w:t>Parallel.For</w:t>
-      </w:r>
-      <w:proofErr w:type="spellEnd"/>
-      <w:r>
-        <w:t xml:space="preserve"> loop is used to distribute the initialization of columns across multiple threads. Each thread creates a new Column object and assigns it to the matrix.</w:t>
+        <w:t>Parallel Column Initialization: The Parallel.For loop is used to distribute the initialization of columns across multiple threads. Each thread creates a new Column object and assigns it to the matrix.</w:t>
       </w:r>
     </w:p>
     <w:p>
@@ -4490,23 +4191,7 @@
     <w:p/>
     <w:p>
       <w:r>
-        <w:t>The third method, </w:t>
-      </w:r>
-      <w:proofErr w:type="spellStart"/>
-      <w:r>
-        <w:t>InitParallelWithConcurrentDictionary</w:t>
-      </w:r>
-      <w:proofErr w:type="spellEnd"/>
-      <w:r>
-        <w:t>(), improves upon the previous approach by using </w:t>
-      </w:r>
-      <w:proofErr w:type="spellStart"/>
-      <w:r>
-        <w:t>ConcurrentDictionary</w:t>
-      </w:r>
-      <w:proofErr w:type="spellEnd"/>
-      <w:r>
-        <w:t xml:space="preserve"> for thread-safe operations. </w:t>
+        <w:t xml:space="preserve">The third method, InitParallelWithConcurrentDictionary(), improves upon the previous approach by using ConcurrentDictionary for thread-safe operations. </w:t>
       </w:r>
     </w:p>
     <w:p/>
@@ -4517,40 +4202,15 @@
           <w:numId w:val="14"/>
         </w:numPr>
       </w:pPr>
-      <w:proofErr w:type="spellStart"/>
       <w:r>
         <w:rPr>
           <w:b/>
           <w:bCs/>
         </w:rPr>
-        <w:t>ConcurrentDictionary</w:t>
-      </w:r>
-      <w:proofErr w:type="spellEnd"/>
-      <w:r>
-        <w:rPr>
-          <w:b/>
-          <w:bCs/>
-        </w:rPr>
-        <w:t xml:space="preserve"> for Thread Safety</w:t>
-      </w:r>
-      <w:r>
-        <w:t>: The </w:t>
-      </w:r>
-      <w:proofErr w:type="spellStart"/>
-      <w:r>
-        <w:t>ConcurrentDictionary</w:t>
-      </w:r>
-      <w:proofErr w:type="spellEnd"/>
-      <w:r>
-        <w:t> data structure is used to store columns during parallel initialization. This eliminates the need for explicit locks, as </w:t>
-      </w:r>
-      <w:proofErr w:type="spellStart"/>
-      <w:r>
-        <w:t>ConcurrentDictionary</w:t>
-      </w:r>
-      <w:proofErr w:type="spellEnd"/>
-      <w:r>
-        <w:t> handles thread safety internally</w:t>
+        <w:t>ConcurrentDictionary for Thread Safety</w:t>
+      </w:r>
+      <w:r>
+        <w:t>: The ConcurrentDictionary data structure is used to store columns during parallel initialization. This eliminates the need for explicit locks, as ConcurrentDictionary handles thread safety internally</w:t>
       </w:r>
       <w:r>
         <w:t>.</w:t>
@@ -4572,15 +4232,7 @@
         <w:t>Reduced Redundant Checks</w:t>
       </w:r>
       <w:r>
-        <w:t>: The </w:t>
-      </w:r>
-      <w:proofErr w:type="spellStart"/>
-      <w:r>
-        <w:t>createNewColumns</w:t>
-      </w:r>
-      <w:proofErr w:type="spellEnd"/>
-      <w:r>
-        <w:t> flag is used to avoid repeated checks inside the loop, similar to the previous methods.</w:t>
+        <w:t>: The createNewColumns flag is used to avoid repeated checks inside the loop, similar to the previous methods.</w:t>
       </w:r>
     </w:p>
     <w:p>
@@ -4626,15 +4278,7 @@
     <w:p/>
     <w:p>
       <w:r>
-        <w:t>The fourth method, </w:t>
-      </w:r>
-      <w:proofErr w:type="spellStart"/>
-      <w:r>
-        <w:t>InitParallelPartitioned</w:t>
-      </w:r>
-      <w:proofErr w:type="spellEnd"/>
-      <w:r>
-        <w:t xml:space="preserve">(), further optimizes parallel execution by partitioning the workload into smaller chunks. </w:t>
+        <w:t xml:space="preserve">The fourth method, InitParallelPartitioned(), further optimizes parallel execution by partitioning the workload into smaller chunks. </w:t>
       </w:r>
     </w:p>
     <w:p>
@@ -4652,15 +4296,7 @@
         <w:t>Partitioned Parallel Initialization</w:t>
       </w:r>
       <w:r>
-        <w:t>: The </w:t>
-      </w:r>
-      <w:proofErr w:type="spellStart"/>
-      <w:r>
-        <w:t>Partitioner.Create</w:t>
-      </w:r>
-      <w:proofErr w:type="spellEnd"/>
-      <w:r>
-        <w:t> method is used to divide the workload into smaller partitions. This reduces overhead and improves performance for large datasets.</w:t>
+        <w:t>: The Partitioner.Create method is used to divide the workload into smaller partitions. This reduces overhead and improves performance for large datasets.</w:t>
       </w:r>
     </w:p>
     <w:p/>
@@ -4854,21 +4490,7 @@
         <w:rPr>
           <w:color w:val="0D0D0D" w:themeColor="text1" w:themeTint="F2"/>
         </w:rPr>
-        <w:t>Single_Threaded_Optimized_Init(), InitParallelRegularDictionary(), InitParallelWithConcurrentDictionary(), and </w:t>
-      </w:r>
-      <w:proofErr w:type="spellStart"/>
-      <w:r>
-        <w:rPr>
-          <w:color w:val="0D0D0D" w:themeColor="text1" w:themeTint="F2"/>
-        </w:rPr>
-        <w:t>InitParallelPartitioned</w:t>
-      </w:r>
-      <w:proofErr w:type="spellEnd"/>
-      <w:r>
-        <w:rPr>
-          <w:color w:val="0D0D0D" w:themeColor="text1" w:themeTint="F2"/>
-        </w:rPr>
-        <w:t>(). The performance metrics are visualized using bar charts and scatter plots to provide a clear understanding of the improvements.</w:t>
+        <w:t>Single_Threaded_Optimized_Init(), InitParallelRegularDictionary(), InitParallelWithConcurrentDictionary(), and InitParallelPartitioned(). The performance metrics are visualized using bar charts and scatter plots to provide a clear understanding of the improvements.</w:t>
       </w:r>
     </w:p>
     <w:p>
@@ -5043,7 +4665,6 @@
           <w:shd w:val="clear" w:color="auto" w:fill="FFFFFF"/>
         </w:rPr>
       </w:pPr>
-      <w:proofErr w:type="spellStart"/>
       <w:r>
         <w:rPr>
           <w:b/>
@@ -5051,17 +4672,7 @@
           <w:color w:val="0D0D0D"/>
           <w:shd w:val="clear" w:color="auto" w:fill="FFFFFF"/>
         </w:rPr>
-        <w:t>InitParallelWithConcurrentDictionary</w:t>
-      </w:r>
-      <w:proofErr w:type="spellEnd"/>
-      <w:r>
-        <w:rPr>
-          <w:b/>
-          <w:bCs/>
-          <w:color w:val="0D0D0D"/>
-          <w:shd w:val="clear" w:color="auto" w:fill="FFFFFF"/>
-        </w:rPr>
-        <w:t>()</w:t>
+        <w:t>InitParallelWithConcurrentDictionary()</w:t>
       </w:r>
       <w:r>
         <w:rPr>
@@ -5105,7 +4716,31 @@
         <w:rPr>
           <w:color w:val="0D0D0D" w:themeColor="text1" w:themeTint="F2"/>
         </w:rPr>
-        <w:t>The performance of each method was evaluated based on key metrics such as </w:t>
+        <w:t>The performance of each method was evaluated based on key metrics</w:t>
+      </w:r>
+      <w:r>
+        <w:rPr>
+          <w:color w:val="0D0D0D" w:themeColor="text1" w:themeTint="F2"/>
+        </w:rPr>
+        <w:t> </w:t>
+      </w:r>
+      <w:r>
+        <w:rPr>
+          <w:color w:val="0D0D0D" w:themeColor="text1" w:themeTint="F2"/>
+        </w:rPr>
+        <w:t>such</w:t>
+      </w:r>
+      <w:r>
+        <w:rPr>
+          <w:color w:val="0D0D0D" w:themeColor="text1" w:themeTint="F2"/>
+        </w:rPr>
+        <w:t> </w:t>
+      </w:r>
+      <w:r>
+        <w:rPr>
+          <w:color w:val="0D0D0D" w:themeColor="text1" w:themeTint="F2"/>
+        </w:rPr>
+        <w:t>as </w:t>
       </w:r>
       <w:r>
         <w:rPr>
@@ -5113,13 +4748,7 @@
           <w:bCs/>
           <w:color w:val="0D0D0D" w:themeColor="text1" w:themeTint="F2"/>
         </w:rPr>
-        <w:t>initialization time</w:t>
-      </w:r>
-      <w:r>
-        <w:rPr>
-          <w:color w:val="0D0D0D" w:themeColor="text1" w:themeTint="F2"/>
-        </w:rPr>
-        <w:t>, </w:t>
+        <w:t>initialization</w:t>
       </w:r>
       <w:r>
         <w:rPr>
@@ -5127,13 +4756,7 @@
           <w:bCs/>
           <w:color w:val="0D0D0D" w:themeColor="text1" w:themeTint="F2"/>
         </w:rPr>
-        <w:t>computation time</w:t>
-      </w:r>
-      <w:r>
-        <w:rPr>
-          <w:color w:val="0D0D0D" w:themeColor="text1" w:themeTint="F2"/>
-        </w:rPr>
-        <w:t>, </w:t>
+        <w:t> </w:t>
       </w:r>
       <w:r>
         <w:rPr>
@@ -5141,7 +4764,7 @@
           <w:bCs/>
           <w:color w:val="0D0D0D" w:themeColor="text1" w:themeTint="F2"/>
         </w:rPr>
-        <w:t>mean execution time</w:t>
+        <w:t>time</w:t>
       </w:r>
       <w:r>
         <w:rPr>
@@ -5155,13 +4778,7 @@
           <w:bCs/>
           <w:color w:val="0D0D0D" w:themeColor="text1" w:themeTint="F2"/>
         </w:rPr>
-        <w:t>variance</w:t>
-      </w:r>
-      <w:r>
-        <w:rPr>
-          <w:color w:val="0D0D0D" w:themeColor="text1" w:themeTint="F2"/>
-        </w:rPr>
-        <w:t>, and </w:t>
+        <w:t>computation</w:t>
       </w:r>
       <w:r>
         <w:rPr>
@@ -5169,13 +4786,80 @@
           <w:bCs/>
           <w:color w:val="0D0D0D" w:themeColor="text1" w:themeTint="F2"/>
         </w:rPr>
+        <w:t> </w:t>
+      </w:r>
+      <w:r>
+        <w:rPr>
+          <w:b/>
+          <w:bCs/>
+          <w:color w:val="0D0D0D" w:themeColor="text1" w:themeTint="F2"/>
+        </w:rPr>
+        <w:t>time</w:t>
+      </w:r>
+      <w:r>
+        <w:rPr>
+          <w:color w:val="0D0D0D" w:themeColor="text1" w:themeTint="F2"/>
+        </w:rPr>
+        <w:t>, </w:t>
+      </w:r>
+    </w:p>
+    <w:p>
+      <w:pPr>
+        <w:tabs>
+          <w:tab w:val="left" w:pos="288"/>
+        </w:tabs>
+        <w:jc w:val="both"/>
+        <w:rPr>
+          <w:color w:val="0D0D0D" w:themeColor="text1" w:themeTint="F2"/>
+        </w:rPr>
+      </w:pPr>
+      <w:r>
+        <w:rPr>
+          <w:b/>
+          <w:bCs/>
+          <w:color w:val="0D0D0D" w:themeColor="text1" w:themeTint="F2"/>
+        </w:rPr>
+        <w:t>mean execution time</w:t>
+      </w:r>
+      <w:r>
+        <w:rPr>
+          <w:color w:val="0D0D0D" w:themeColor="text1" w:themeTint="F2"/>
+        </w:rPr>
+        <w:t>, </w:t>
+      </w:r>
+      <w:r>
+        <w:rPr>
+          <w:b/>
+          <w:bCs/>
+          <w:color w:val="0D0D0D" w:themeColor="text1" w:themeTint="F2"/>
+        </w:rPr>
+        <w:t>variance</w:t>
+      </w:r>
+      <w:r>
+        <w:rPr>
+          <w:color w:val="0D0D0D" w:themeColor="text1" w:themeTint="F2"/>
+        </w:rPr>
+        <w:t>, and </w:t>
+      </w:r>
+      <w:r>
+        <w:rPr>
+          <w:b/>
+          <w:bCs/>
+          <w:color w:val="0D0D0D" w:themeColor="text1" w:themeTint="F2"/>
+        </w:rPr>
         <w:t>standard deviation</w:t>
       </w:r>
       <w:r>
         <w:rPr>
           <w:color w:val="0D0D0D" w:themeColor="text1" w:themeTint="F2"/>
         </w:rPr>
-        <w:t>. These metrics were calculated across multiple test cases to ensure consistency and reliability.</w:t>
+        <w:t>. These metrics were calculated across multiple test cases to ensure consistency and reliability</w:t>
+      </w:r>
+      <w:r>
+        <w:rPr>
+          <w:color w:val="0D0D0D" w:themeColor="text1" w:themeTint="F2"/>
+        </w:rPr>
+        <w:t>. [Table 2]</w:t>
       </w:r>
     </w:p>
     <w:p>
@@ -5420,13 +5104,8 @@
             <w:tcW w:w="1879" w:type="dxa"/>
           </w:tcPr>
           <w:p>
-            <w:proofErr w:type="spellStart"/>
             <w:r>
-              <w:t>Single_Threaded_Optimized_Init</w:t>
-            </w:r>
-            <w:proofErr w:type="spellEnd"/>
-            <w:r>
-              <w:t>()</w:t>
+              <w:t>Single_Threaded_Optimized_Init()</w:t>
             </w:r>
           </w:p>
           <w:p/>
@@ -5478,13 +5157,8 @@
             <w:tcW w:w="1879" w:type="dxa"/>
           </w:tcPr>
           <w:p>
-            <w:proofErr w:type="spellStart"/>
             <w:r>
-              <w:t>InitParallelRegularDictionary</w:t>
-            </w:r>
-            <w:proofErr w:type="spellEnd"/>
-            <w:r>
-              <w:t>()</w:t>
+              <w:t>InitParallelRegularDictionary()</w:t>
             </w:r>
           </w:p>
           <w:p/>
@@ -5542,21 +5216,12 @@
                 <w:bCs/>
               </w:rPr>
             </w:pPr>
-            <w:proofErr w:type="spellStart"/>
             <w:r>
               <w:rPr>
                 <w:b/>
                 <w:bCs/>
               </w:rPr>
-              <w:t>InitParallelWithConcurrentDictionary</w:t>
-            </w:r>
-            <w:proofErr w:type="spellEnd"/>
-            <w:r>
-              <w:rPr>
-                <w:b/>
-                <w:bCs/>
-              </w:rPr>
-              <w:t>()</w:t>
+              <w:t>InitParallelWithConcurrentDictionary()</w:t>
             </w:r>
           </w:p>
           <w:p/>
@@ -5648,13 +5313,8 @@
             <w:tcW w:w="1879" w:type="dxa"/>
           </w:tcPr>
           <w:p>
-            <w:proofErr w:type="spellStart"/>
             <w:r>
-              <w:t>InitParallelPartitioned</w:t>
-            </w:r>
-            <w:proofErr w:type="spellEnd"/>
-            <w:r>
-              <w:t>()</w:t>
+              <w:t>InitParallelPartitioned()</w:t>
             </w:r>
           </w:p>
           <w:p/>
@@ -5727,6 +5387,8 @@
       </w:pPr>
       <w:r>
         <w:rPr>
+          <w:b/>
+          <w:bCs/>
           <w:color w:val="0D0D0D"/>
           <w:sz w:val="16"/>
           <w:szCs w:val="16"/>
@@ -5812,13 +5474,8 @@
           <w:numId w:val="22"/>
         </w:numPr>
       </w:pPr>
-      <w:proofErr w:type="spellStart"/>
-      <w:r>
-        <w:t>Single_Threaded_Optimized_Init</w:t>
-      </w:r>
-      <w:proofErr w:type="spellEnd"/>
-      <w:r>
-        <w:t>() - Our optimized baseline</w:t>
+      <w:r>
+        <w:t>Single_Threaded_Optimized_Init() - Our optimized baseline</w:t>
       </w:r>
     </w:p>
     <w:p>
@@ -5828,13 +5485,8 @@
           <w:numId w:val="22"/>
         </w:numPr>
       </w:pPr>
-      <w:proofErr w:type="spellStart"/>
-      <w:r>
-        <w:t>InitParallelRegularDictionary</w:t>
-      </w:r>
-      <w:proofErr w:type="spellEnd"/>
-      <w:r>
-        <w:t>() - Parallel with locks</w:t>
+      <w:r>
+        <w:t>InitParallelRegularDictionary() - Parallel with locks</w:t>
       </w:r>
     </w:p>
     <w:p>
@@ -5844,19 +5496,9 @@
           <w:numId w:val="22"/>
         </w:numPr>
       </w:pPr>
-      <w:proofErr w:type="spellStart"/>
-      <w:r>
-        <w:t>InitParallelWithConcurrentDictionary</w:t>
-      </w:r>
-      <w:proofErr w:type="spellEnd"/>
-      <w:r>
-        <w:t xml:space="preserve">() - Parallel with </w:t>
-      </w:r>
-      <w:proofErr w:type="spellStart"/>
-      <w:r>
-        <w:t>ConcurrentDictionary</w:t>
-      </w:r>
-      <w:proofErr w:type="spellEnd"/>
+      <w:r>
+        <w:t>InitParallelWithConcurrentDictionary() - Parallel with ConcurrentDictionary</w:t>
+      </w:r>
     </w:p>
     <w:p>
       <w:pPr>
@@ -5865,13 +5507,8 @@
           <w:numId w:val="22"/>
         </w:numPr>
       </w:pPr>
-      <w:proofErr w:type="spellStart"/>
-      <w:r>
-        <w:t>InitParallelPartitioned</w:t>
-      </w:r>
-      <w:proofErr w:type="spellEnd"/>
-      <w:r>
-        <w:t>() - Parallel with partitioned workload</w:t>
+      <w:r>
+        <w:t>InitParallelPartitioned() - Parallel with partitioned workload</w:t>
       </w:r>
     </w:p>
     <w:p>
@@ -6169,6 +5806,8 @@
       </w:pPr>
       <w:r>
         <w:rPr>
+          <w:b/>
+          <w:bCs/>
           <w:color w:val="0D0D0D"/>
           <w:sz w:val="16"/>
           <w:szCs w:val="16"/>
@@ -6178,6 +5817,8 @@
       </w:r>
       <w:r>
         <w:rPr>
+          <w:b/>
+          <w:bCs/>
           <w:color w:val="0D0D0D"/>
           <w:sz w:val="16"/>
           <w:szCs w:val="16"/>
@@ -6246,7 +5887,14 @@
           <w:color w:val="0D0D0D"/>
           <w:shd w:val="clear" w:color="auto" w:fill="FFFFFF"/>
         </w:rPr>
-        <w:t>To assess the worst-case performance of each method, we calculated the ratio of the maximum execution time to the minimum execution time for both initialization and computation phases. A lower ratio indicates better performance consistency.</w:t>
+        <w:t>To assess the worst-case performance of each method, we calculated the ratio of the maximum execution time to the minimum execution time for both initialization and computation phases. A lower ratio indicates better performance consistency</w:t>
+      </w:r>
+      <w:r>
+        <w:rPr>
+          <w:color w:val="0D0D0D"/>
+          <w:shd w:val="clear" w:color="auto" w:fill="FFFFFF"/>
+        </w:rPr>
+        <w:t>. [Table 3]</w:t>
       </w:r>
     </w:p>
     <w:p>
@@ -6351,14 +5999,9 @@
             <w:tcW w:w="3196" w:type="dxa"/>
           </w:tcPr>
           <w:p>
-            <w:proofErr w:type="spellStart"/>
             <w:r>
               <w:lastRenderedPageBreak/>
-              <w:t>Single_Threaded_Optimized_Init</w:t>
-            </w:r>
-            <w:proofErr w:type="spellEnd"/>
-            <w:r>
-              <w:t>()</w:t>
+              <w:t>Single_Threaded_Optimized_Init()</w:t>
             </w:r>
           </w:p>
         </w:tc>
@@ -6399,13 +6042,8 @@
             <w:tcW w:w="3196" w:type="dxa"/>
           </w:tcPr>
           <w:p>
-            <w:proofErr w:type="spellStart"/>
             <w:r>
-              <w:t>InitParallelRegularDictionary</w:t>
-            </w:r>
-            <w:proofErr w:type="spellEnd"/>
-            <w:r>
-              <w:t>()</w:t>
+              <w:t>InitParallelRegularDictionary()</w:t>
             </w:r>
           </w:p>
         </w:tc>
@@ -6446,13 +6084,8 @@
             <w:tcW w:w="3196" w:type="dxa"/>
           </w:tcPr>
           <w:p>
-            <w:proofErr w:type="spellStart"/>
             <w:r>
-              <w:t>InitParallelWithConcurrentDictionary</w:t>
-            </w:r>
-            <w:proofErr w:type="spellEnd"/>
-            <w:r>
-              <w:t>()</w:t>
+              <w:t>InitParallelWithConcurrentDictionary()</w:t>
             </w:r>
           </w:p>
         </w:tc>
@@ -6503,13 +6136,8 @@
             <w:tcW w:w="3196" w:type="dxa"/>
           </w:tcPr>
           <w:p>
-            <w:proofErr w:type="spellStart"/>
             <w:r>
-              <w:t>InitParallelPartitioned</w:t>
-            </w:r>
-            <w:proofErr w:type="spellEnd"/>
-            <w:r>
-              <w:t>()</w:t>
+              <w:t>InitParallelPartitioned()</w:t>
             </w:r>
           </w:p>
         </w:tc>
@@ -6572,6 +6200,8 @@
       </w:pPr>
       <w:r>
         <w:rPr>
+          <w:b/>
+          <w:bCs/>
           <w:color w:val="0D0D0D"/>
           <w:sz w:val="16"/>
           <w:szCs w:val="16"/>
@@ -6635,23 +6265,7 @@
           <w:color w:val="0D0D0D"/>
           <w:shd w:val="clear" w:color="auto" w:fill="FFFFFF"/>
         </w:rPr>
-        <w:t>The </w:t>
-      </w:r>
-      <w:proofErr w:type="spellStart"/>
-      <w:r>
-        <w:rPr>
-          <w:color w:val="0D0D0D"/>
-          <w:shd w:val="clear" w:color="auto" w:fill="FFFFFF"/>
-        </w:rPr>
-        <w:t>InitParallelWithConcurrentDictionary</w:t>
-      </w:r>
-      <w:proofErr w:type="spellEnd"/>
-      <w:r>
-        <w:rPr>
-          <w:color w:val="0D0D0D"/>
-          <w:shd w:val="clear" w:color="auto" w:fill="FFFFFF"/>
-        </w:rPr>
-        <w:t>() method demonstrates the lowest max/min ratio, indicating that it offers the most consistent performance even in worst-case scenarios.</w:t>
+        <w:t>The InitParallelWithConcurrentDictionary() method demonstrates the lowest max/min ratio, indicating that it offers the most consistent performance even in worst-case scenarios.</w:t>
       </w:r>
     </w:p>
     <w:p>
@@ -6746,21 +6360,12 @@
           <w:shd w:val="clear" w:color="auto" w:fill="FFFFFF"/>
         </w:rPr>
       </w:pPr>
-      <w:proofErr w:type="spellStart"/>
-      <w:r>
-        <w:rPr>
-          <w:color w:val="0D0D0D"/>
-          <w:shd w:val="clear" w:color="auto" w:fill="FFFFFF"/>
-        </w:rPr>
-        <w:t>InitParallelWithConcurrentDictionary</w:t>
-      </w:r>
-      <w:proofErr w:type="spellEnd"/>
-      <w:r>
-        <w:rPr>
-          <w:color w:val="0D0D0D"/>
-          <w:shd w:val="clear" w:color="auto" w:fill="FFFFFF"/>
-        </w:rPr>
-        <w:t>() method outperforms the other methods in terms of </w:t>
+      <w:r>
+        <w:rPr>
+          <w:color w:val="0D0D0D"/>
+          <w:shd w:val="clear" w:color="auto" w:fill="FFFFFF"/>
+        </w:rPr>
+        <w:t>InitParallelWithConcurrentDictionary() method outperforms the other methods in terms of </w:t>
       </w:r>
       <w:r>
         <w:rPr>
@@ -6870,23 +6475,7 @@
           <w:color w:val="0D0D0D"/>
           <w:shd w:val="clear" w:color="auto" w:fill="FFFFFF"/>
         </w:rPr>
-        <w:t>The </w:t>
-      </w:r>
-      <w:proofErr w:type="spellStart"/>
-      <w:r>
-        <w:rPr>
-          <w:color w:val="0D0D0D"/>
-          <w:shd w:val="clear" w:color="auto" w:fill="FFFFFF"/>
-        </w:rPr>
-        <w:t>InitParallelWithConcurrentDictionary</w:t>
-      </w:r>
-      <w:proofErr w:type="spellEnd"/>
-      <w:r>
-        <w:rPr>
-          <w:color w:val="0D0D0D"/>
-          <w:shd w:val="clear" w:color="auto" w:fill="FFFFFF"/>
-        </w:rPr>
-        <w:t>() meth</w:t>
+        <w:t>The InitParallelWithConcurrentDictionary() meth</w:t>
       </w:r>
       <w:r>
         <w:rPr>
@@ -7112,23 +6701,21 @@
           <w:color w:val="0D0D0D"/>
           <w:shd w:val="clear" w:color="auto" w:fill="FFFFFF"/>
         </w:rPr>
-        <w:t>compares the initialization and computation times for the </w:t>
-      </w:r>
-      <w:proofErr w:type="spellStart"/>
-      <w:r>
-        <w:rPr>
-          <w:color w:val="0D0D0D"/>
-          <w:shd w:val="clear" w:color="auto" w:fill="FFFFFF"/>
-        </w:rPr>
-        <w:t>InitParallelWithConcurrentDictionary</w:t>
-      </w:r>
-      <w:proofErr w:type="spellEnd"/>
-      <w:r>
-        <w:rPr>
-          <w:color w:val="0D0D0D"/>
-          <w:shd w:val="clear" w:color="auto" w:fill="FFFFFF"/>
-        </w:rPr>
-        <w:t>() method across different test cases. The X-axis represents the test cases, and the Y-axis represents the time in seconds. The chart uses blue bars for initialization time and green bars for computation time.</w:t>
+        <w:t xml:space="preserve">compares the initialization and </w:t>
+      </w:r>
+      <w:r>
+        <w:rPr>
+          <w:color w:val="0D0D0D"/>
+          <w:shd w:val="clear" w:color="auto" w:fill="FFFFFF"/>
+        </w:rPr>
+        <w:t>computation  time for </w:t>
+      </w:r>
+      <w:r>
+        <w:rPr>
+          <w:color w:val="0D0D0D"/>
+          <w:shd w:val="clear" w:color="auto" w:fill="FFFFFF"/>
+        </w:rPr>
+        <w:t>the InitParallelWithConcurrentDictionary() method across different test cases. The X-axis represents the test cases, and the Y-axis represents the time in seconds. The chart uses blue bars for initialization time and green bars for computation time.</w:t>
       </w:r>
     </w:p>
     <w:p>
@@ -7151,23 +6738,14 @@
           <w:color w:val="0D0D0D"/>
           <w:shd w:val="clear" w:color="auto" w:fill="FFFFFF"/>
         </w:rPr>
-        <w:t>Initialization Time: The parallelized method (</w:t>
-      </w:r>
-      <w:proofErr w:type="spellStart"/>
-      <w:r>
-        <w:rPr>
-          <w:color w:val="0D0D0D"/>
-          <w:shd w:val="clear" w:color="auto" w:fill="FFFFFF"/>
-        </w:rPr>
-        <w:t>InitParallelWithConcurrentDictionary</w:t>
-      </w:r>
-      <w:proofErr w:type="spellEnd"/>
-      <w:r>
-        <w:rPr>
-          <w:color w:val="0D0D0D"/>
-          <w:shd w:val="clear" w:color="auto" w:fill="FFFFFF"/>
-        </w:rPr>
-        <w:t>()) consistently outperforms the single-threaded method, with a significant reduction in initialization time.</w:t>
+        <w:t xml:space="preserve">Initialization Time: The parallelized method (InitParallelWithConcurrentDictionary()) </w:t>
+      </w:r>
+      <w:r>
+        <w:rPr>
+          <w:color w:val="0D0D0D"/>
+          <w:shd w:val="clear" w:color="auto" w:fill="FFFFFF"/>
+        </w:rPr>
+        <w:t>consistently outperforms the single-threaded method, with a significant reduction in initialization time.</w:t>
       </w:r>
     </w:p>
     <w:p>
@@ -7247,7 +6825,6 @@
         </w:rPr>
         <w:t> performance of the </w:t>
       </w:r>
-      <w:proofErr w:type="spellStart"/>
       <w:r>
         <w:rPr>
           <w:b/>
@@ -7255,17 +6832,7 @@
           <w:color w:val="0D0D0D"/>
           <w:shd w:val="clear" w:color="auto" w:fill="FFFFFF"/>
         </w:rPr>
-        <w:t>InitParallelWithConcurrentDictionary</w:t>
-      </w:r>
-      <w:proofErr w:type="spellEnd"/>
-      <w:r>
-        <w:rPr>
-          <w:b/>
-          <w:bCs/>
-          <w:color w:val="0D0D0D"/>
-          <w:shd w:val="clear" w:color="auto" w:fill="FFFFFF"/>
-        </w:rPr>
-        <w:t>()</w:t>
+        <w:t>InitParallelWithConcurrentDictionary()</w:t>
       </w:r>
       <w:r>
         <w:rPr>
@@ -7279,7 +6846,35 @@
           <w:color w:val="0D0D0D"/>
           <w:shd w:val="clear" w:color="auto" w:fill="FFFFFF"/>
         </w:rPr>
-        <w:t>[Figure 2 &amp; 3]</w:t>
+        <w:t xml:space="preserve">[Figure </w:t>
+      </w:r>
+      <w:r>
+        <w:rPr>
+          <w:color w:val="0D0D0D"/>
+          <w:shd w:val="clear" w:color="auto" w:fill="FFFFFF"/>
+        </w:rPr>
+        <w:t>3</w:t>
+      </w:r>
+      <w:r>
+        <w:rPr>
+          <w:color w:val="0D0D0D"/>
+          <w:shd w:val="clear" w:color="auto" w:fill="FFFFFF"/>
+        </w:rPr>
+        <w:t xml:space="preserve"> &amp; </w:t>
+      </w:r>
+      <w:r>
+        <w:rPr>
+          <w:color w:val="0D0D0D"/>
+          <w:shd w:val="clear" w:color="auto" w:fill="FFFFFF"/>
+        </w:rPr>
+        <w:t>4</w:t>
+      </w:r>
+      <w:r>
+        <w:rPr>
+          <w:color w:val="0D0D0D"/>
+          <w:shd w:val="clear" w:color="auto" w:fill="FFFFFF"/>
+        </w:rPr>
+        <w:t>]</w:t>
       </w:r>
     </w:p>
     <w:p>
@@ -7323,9 +6918,9 @@
           <w:noProof/>
         </w:rPr>
         <w:drawing>
-          <wp:inline distT="0" distB="0" distL="0" distR="0" wp14:anchorId="04B7B483" wp14:editId="66305F57">
-            <wp:extent cx="3192780" cy="2232660"/>
-            <wp:effectExtent l="0" t="0" r="7620" b="0"/>
+          <wp:inline distT="0" distB="0" distL="0" distR="0" wp14:anchorId="04B7B483" wp14:editId="6CE468C4">
+            <wp:extent cx="3447207" cy="2459355"/>
+            <wp:effectExtent l="0" t="0" r="1270" b="0"/>
             <wp:docPr id="1037449082" name="Picture 2" descr="A graph showing a number of people&#10;&#10;AI-generated content may be incorrect."/>
             <wp:cNvGraphicFramePr>
               <a:graphicFrameLocks xmlns:a="http://schemas.openxmlformats.org/drawingml/2006/main" noChangeAspect="1"/>
@@ -7355,7 +6950,7 @@
                   <pic:spPr bwMode="auto">
                     <a:xfrm>
                       <a:off x="0" y="0"/>
-                      <a:ext cx="3192780" cy="2232660"/>
+                      <a:ext cx="3455083" cy="2464974"/>
                     </a:xfrm>
                     <a:prstGeom prst="rect">
                       <a:avLst/>
@@ -7388,6 +6983,8 @@
       <w:bookmarkStart w:id="3" w:name="_Ref162223876"/>
       <w:r>
         <w:rPr>
+          <w:b/>
+          <w:bCs/>
           <w:color w:val="0D0D0D"/>
           <w:sz w:val="16"/>
           <w:szCs w:val="16"/>
@@ -7398,6 +6995,8 @@
       <w:bookmarkEnd w:id="3"/>
       <w:r>
         <w:rPr>
+          <w:b/>
+          <w:bCs/>
           <w:color w:val="0D0D0D"/>
           <w:sz w:val="16"/>
           <w:szCs w:val="16"/>
@@ -7452,9 +7051,9 @@
           <w:noProof/>
         </w:rPr>
         <w:drawing>
-          <wp:inline distT="0" distB="0" distL="0" distR="0" wp14:anchorId="317F3A52" wp14:editId="2C9C572B">
-            <wp:extent cx="3314700" cy="2263140"/>
-            <wp:effectExtent l="0" t="0" r="0" b="3810"/>
+          <wp:inline distT="0" distB="0" distL="0" distR="0" wp14:anchorId="317F3A52" wp14:editId="62B3A73C">
+            <wp:extent cx="3576320" cy="2451887"/>
+            <wp:effectExtent l="0" t="0" r="5080" b="5715"/>
             <wp:docPr id="646655556" name="Picture 3" descr="A graph showing different colored bars&#10;&#10;AI-generated content may be incorrect."/>
             <wp:cNvGraphicFramePr>
               <a:graphicFrameLocks xmlns:a="http://schemas.openxmlformats.org/drawingml/2006/main" noChangeAspect="1"/>
@@ -7484,7 +7083,7 @@
                   <pic:spPr bwMode="auto">
                     <a:xfrm>
                       <a:off x="0" y="0"/>
-                      <a:ext cx="3314700" cy="2263140"/>
+                      <a:ext cx="3583643" cy="2456907"/>
                     </a:xfrm>
                     <a:prstGeom prst="rect">
                       <a:avLst/>
@@ -7516,6 +7115,8 @@
       </w:pPr>
       <w:r>
         <w:rPr>
+          <w:b/>
+          <w:bCs/>
           <w:color w:val="0D0D0D"/>
           <w:sz w:val="16"/>
           <w:szCs w:val="16"/>
@@ -7525,6 +7126,8 @@
       </w:r>
       <w:r>
         <w:rPr>
+          <w:b/>
+          <w:bCs/>
           <w:color w:val="0D0D0D"/>
           <w:sz w:val="16"/>
           <w:szCs w:val="16"/>
@@ -7674,23 +7277,7 @@
           <w:shd w:val="clear" w:color="auto" w:fill="FFFFFF"/>
         </w:rPr>
         <w:lastRenderedPageBreak/>
-        <w:t>for the </w:t>
-      </w:r>
-      <w:proofErr w:type="spellStart"/>
-      <w:r>
-        <w:rPr>
-          <w:color w:val="0D0D0D"/>
-          <w:shd w:val="clear" w:color="auto" w:fill="FFFFFF"/>
-        </w:rPr>
-        <w:t>InitParallelWithConcurrentDictionary</w:t>
-      </w:r>
-      <w:proofErr w:type="spellEnd"/>
-      <w:r>
-        <w:rPr>
-          <w:color w:val="0D0D0D"/>
-          <w:shd w:val="clear" w:color="auto" w:fill="FFFFFF"/>
-        </w:rPr>
-        <w:t>() method. The X-axis represents the test cases, and the Y-axis represents the execution times in seconds. Blue circles represent the standard initialization time, while red crosses represent the parallel initialization time.</w:t>
+        <w:t>for the InitParallelWithConcurrentDictionary() method. The X-axis represents the test cases, and the Y-axis represents the execution times in seconds. Blue circles represent the standard initialization time, while red crosses represent the parallel initialization time.</w:t>
       </w:r>
     </w:p>
     <w:p>
@@ -7727,23 +7314,7 @@
           <w:color w:val="0D0D0D"/>
           <w:shd w:val="clear" w:color="auto" w:fill="FFFFFF"/>
         </w:rPr>
-        <w:t xml:space="preserve"> method (</w:t>
-      </w:r>
-      <w:proofErr w:type="spellStart"/>
-      <w:r>
-        <w:rPr>
-          <w:color w:val="0D0D0D"/>
-          <w:shd w:val="clear" w:color="auto" w:fill="FFFFFF"/>
-        </w:rPr>
-        <w:t>InitParallelWithConcurrentDictionary</w:t>
-      </w:r>
-      <w:proofErr w:type="spellEnd"/>
-      <w:r>
-        <w:rPr>
-          <w:color w:val="0D0D0D"/>
-          <w:shd w:val="clear" w:color="auto" w:fill="FFFFFF"/>
-        </w:rPr>
-        <w:t>()) has a lower initialization time compared to the single-threaded method across all test cases.</w:t>
+        <w:t xml:space="preserve"> method (InitParallelWithConcurrentDictionary()) has a lower initialization time compared to the single-threaded method across all test cases.</w:t>
       </w:r>
     </w:p>
     <w:p>
@@ -7773,7 +7344,35 @@
           <w:color w:val="0D0D0D"/>
           <w:shd w:val="clear" w:color="auto" w:fill="FFFFFF"/>
         </w:rPr>
-        <w:t>[Figure 4 &amp; 5]</w:t>
+        <w:t xml:space="preserve">[Figure </w:t>
+      </w:r>
+      <w:r>
+        <w:rPr>
+          <w:color w:val="0D0D0D"/>
+          <w:shd w:val="clear" w:color="auto" w:fill="FFFFFF"/>
+        </w:rPr>
+        <w:t>5</w:t>
+      </w:r>
+      <w:r>
+        <w:rPr>
+          <w:color w:val="0D0D0D"/>
+          <w:shd w:val="clear" w:color="auto" w:fill="FFFFFF"/>
+        </w:rPr>
+        <w:t xml:space="preserve"> &amp; </w:t>
+      </w:r>
+      <w:r>
+        <w:rPr>
+          <w:color w:val="0D0D0D"/>
+          <w:shd w:val="clear" w:color="auto" w:fill="FFFFFF"/>
+        </w:rPr>
+        <w:t>6</w:t>
+      </w:r>
+      <w:r>
+        <w:rPr>
+          <w:color w:val="0D0D0D"/>
+          <w:shd w:val="clear" w:color="auto" w:fill="FFFFFF"/>
+        </w:rPr>
+        <w:t>]</w:t>
       </w:r>
     </w:p>
     <w:p>
@@ -7805,9 +7404,9 @@
           <w:noProof/>
         </w:rPr>
         <w:drawing>
-          <wp:inline distT="0" distB="0" distL="0" distR="0" wp14:anchorId="4B18EADF" wp14:editId="0C5B6658">
-            <wp:extent cx="3405505" cy="2292626"/>
-            <wp:effectExtent l="0" t="0" r="4445" b="0"/>
+          <wp:inline distT="0" distB="0" distL="0" distR="0" wp14:anchorId="4B18EADF" wp14:editId="3A78D843">
+            <wp:extent cx="3357880" cy="2443795"/>
+            <wp:effectExtent l="0" t="0" r="0" b="0"/>
             <wp:docPr id="2084677659" name="Picture 10" descr="A diagram of a graph&#10;&#10;AI-generated content may be incorrect."/>
             <wp:cNvGraphicFramePr>
               <a:graphicFrameLocks xmlns:a="http://schemas.openxmlformats.org/drawingml/2006/main" noChangeAspect="1"/>
@@ -7837,7 +7436,7 @@
                   <pic:spPr bwMode="auto">
                     <a:xfrm>
                       <a:off x="0" y="0"/>
-                      <a:ext cx="3410155" cy="2295756"/>
+                      <a:ext cx="3376542" cy="2457377"/>
                     </a:xfrm>
                     <a:prstGeom prst="rect">
                       <a:avLst/>
@@ -7883,6 +7482,8 @@
       </w:pPr>
       <w:r>
         <w:rPr>
+          <w:b/>
+          <w:bCs/>
           <w:color w:val="0D0D0D"/>
           <w:sz w:val="16"/>
           <w:szCs w:val="16"/>
@@ -7892,6 +7493,8 @@
       </w:r>
       <w:r>
         <w:rPr>
+          <w:b/>
+          <w:bCs/>
           <w:color w:val="0D0D0D"/>
           <w:sz w:val="16"/>
           <w:szCs w:val="16"/>
@@ -7955,9 +7558,9 @@
           <w:noProof/>
         </w:rPr>
         <w:drawing>
-          <wp:inline distT="0" distB="0" distL="0" distR="0" wp14:anchorId="5FF4E1F1" wp14:editId="47E3C2E1">
-            <wp:extent cx="3399155" cy="2213113"/>
-            <wp:effectExtent l="0" t="0" r="0" b="0"/>
+          <wp:inline distT="0" distB="0" distL="0" distR="0" wp14:anchorId="5FF4E1F1" wp14:editId="53079C16">
+            <wp:extent cx="3301365" cy="2451887"/>
+            <wp:effectExtent l="0" t="0" r="0" b="5715"/>
             <wp:docPr id="1470617314" name="Picture 11" descr="A diagram of a graph&#10;&#10;AI-generated content may be incorrect."/>
             <wp:cNvGraphicFramePr>
               <a:graphicFrameLocks xmlns:a="http://schemas.openxmlformats.org/drawingml/2006/main" noChangeAspect="1"/>
@@ -7987,7 +7590,7 @@
                   <pic:spPr bwMode="auto">
                     <a:xfrm>
                       <a:off x="0" y="0"/>
-                      <a:ext cx="3409726" cy="2219995"/>
+                      <a:ext cx="3323179" cy="2468088"/>
                     </a:xfrm>
                     <a:prstGeom prst="rect">
                       <a:avLst/>
@@ -8047,6 +7650,8 @@
       </w:r>
       <w:r>
         <w:rPr>
+          <w:b/>
+          <w:bCs/>
           <w:color w:val="0D0D0D"/>
           <w:sz w:val="16"/>
           <w:szCs w:val="16"/>
@@ -8056,6 +7661,8 @@
       </w:r>
       <w:r>
         <w:rPr>
+          <w:b/>
+          <w:bCs/>
           <w:color w:val="0D0D0D"/>
           <w:sz w:val="16"/>
           <w:szCs w:val="16"/>
@@ -8065,6 +7672,8 @@
       </w:r>
       <w:r>
         <w:rPr>
+          <w:b/>
+          <w:bCs/>
           <w:color w:val="0D0D0D"/>
           <w:sz w:val="16"/>
           <w:szCs w:val="16"/>
@@ -8122,26 +7731,10 @@
     <w:p/>
     <w:p>
       <w:r>
-        <w:t>In this section, we compare the performance of the new multi-threaded method (</w:t>
-      </w:r>
-      <w:proofErr w:type="spellStart"/>
-      <w:r>
-        <w:t>InitParallel</w:t>
-      </w:r>
-      <w:proofErr w:type="spellEnd"/>
-      <w:r>
-        <w:t xml:space="preserve">) with the old single-threaded method (Init) across different CPU core configurations (4, 6, 8, 10, and All cores) on </w:t>
-      </w:r>
-      <w:proofErr w:type="spellStart"/>
-      <w:r>
-        <w:t>differnt</w:t>
-      </w:r>
-      <w:proofErr w:type="spellEnd"/>
-      <w:r>
-        <w:t xml:space="preserve"> PC'S. The results are visualized through box-and-whisker plots, </w:t>
-      </w:r>
-      <w:r>
-        <w:t>highlighting the differences in initialization and computation times.</w:t>
+        <w:t xml:space="preserve">In this section, we compare the performance of the new multi-threaded method (InitParallel) with the old single-threaded method (Init) across different CPU core </w:t>
+      </w:r>
+      <w:r>
+        <w:t>configurations (4, 6, 8, 10, and All cores) on differnt PC'S. The results are visualized through box-and-whisker plots, highlighting the differences in initialization and computation times.</w:t>
       </w:r>
     </w:p>
     <w:p>
@@ -8156,23 +7749,7 @@
           <w:b/>
           <w:bCs/>
         </w:rPr>
-        <w:t>New Method (</w:t>
-      </w:r>
-      <w:proofErr w:type="spellStart"/>
-      <w:r>
-        <w:rPr>
-          <w:b/>
-          <w:bCs/>
-        </w:rPr>
-        <w:t>InitParallel</w:t>
-      </w:r>
-      <w:proofErr w:type="spellEnd"/>
-      <w:r>
-        <w:rPr>
-          <w:b/>
-          <w:bCs/>
-        </w:rPr>
-        <w:t>)</w:t>
+        <w:t>New Method (InitParallel)</w:t>
       </w:r>
       <w:r>
         <w:t>: Utilizes a multi-threading approach for faster initialization.</w:t>
@@ -8203,45 +7780,13 @@
     </w:p>
     <w:p>
       <w:r>
-        <w:t xml:space="preserve">Graph between </w:t>
-      </w:r>
-      <w:proofErr w:type="spellStart"/>
-      <w:r>
-        <w:t>InitParallel_Time</w:t>
-      </w:r>
-      <w:proofErr w:type="spellEnd"/>
-      <w:r>
-        <w:t xml:space="preserve"> vs </w:t>
-      </w:r>
-      <w:proofErr w:type="spellStart"/>
-      <w:r>
-        <w:t>ComputeParallel_Time</w:t>
-      </w:r>
-      <w:proofErr w:type="spellEnd"/>
-      <w:r>
-        <w:t xml:space="preserve"> for All CPU Cores on Different PCs-</w:t>
+        <w:t>Graph between InitParallel_Time vs ComputeParallel_Time for All CPU Cores on Different PCs-</w:t>
       </w:r>
     </w:p>
     <w:p/>
     <w:p>
       <w:r>
-        <w:t>This graph visualizes the performance comparison between initialization time (</w:t>
-      </w:r>
-      <w:proofErr w:type="spellStart"/>
-      <w:r>
-        <w:t>InitParallel_Time</w:t>
-      </w:r>
-      <w:proofErr w:type="spellEnd"/>
-      <w:r>
-        <w:t>) and computation time (</w:t>
-      </w:r>
-      <w:proofErr w:type="spellStart"/>
-      <w:r>
-        <w:t>iComputeParallel_Time</w:t>
-      </w:r>
-      <w:proofErr w:type="spellEnd"/>
-      <w:r>
-        <w:t>) for different CPU core configurations across multiple PCs. The graph provides insight into how both tasks scale with the number of CPU cores</w:t>
+        <w:t>This graph visualizes the performance comparison between initialization time (InitParallel_Time) and computation time (iComputeParallel_Time) for different CPU core configurations across multiple PCs. The graph provides insight into how both tasks scale with the number of CPU cores</w:t>
       </w:r>
       <w:r>
         <w:t xml:space="preserve"> </w:t>
@@ -8272,9 +7817,9 @@
           <w:noProof/>
         </w:rPr>
         <w:drawing>
-          <wp:inline distT="0" distB="0" distL="0" distR="0" wp14:anchorId="20BC57CE" wp14:editId="1C52C8DF">
-            <wp:extent cx="3089910" cy="1973580"/>
-            <wp:effectExtent l="0" t="0" r="0" b="7620"/>
+          <wp:inline distT="0" distB="0" distL="0" distR="0" wp14:anchorId="20BC57CE" wp14:editId="24D45E53">
+            <wp:extent cx="3325495" cy="2427610"/>
+            <wp:effectExtent l="0" t="0" r="8255" b="0"/>
             <wp:docPr id="672542656" name="Picture 4" descr="A group of graphs with different colored squares&#10;&#10;AI-generated content may be incorrect."/>
             <wp:cNvGraphicFramePr>
               <a:graphicFrameLocks xmlns:a="http://schemas.openxmlformats.org/drawingml/2006/main" noChangeAspect="1"/>
@@ -8304,7 +7849,7 @@
                   <pic:spPr bwMode="auto">
                     <a:xfrm>
                       <a:off x="0" y="0"/>
-                      <a:ext cx="3089910" cy="1973580"/>
+                      <a:ext cx="3343403" cy="2440683"/>
                     </a:xfrm>
                     <a:prstGeom prst="rect">
                       <a:avLst/>
@@ -8341,6 +7886,8 @@
       </w:pPr>
       <w:r>
         <w:rPr>
+          <w:b/>
+          <w:bCs/>
           <w:color w:val="0D0D0D"/>
           <w:sz w:val="16"/>
           <w:szCs w:val="16"/>
@@ -8350,6 +7897,8 @@
       </w:r>
       <w:r>
         <w:rPr>
+          <w:b/>
+          <w:bCs/>
           <w:color w:val="0D0D0D"/>
           <w:sz w:val="16"/>
           <w:szCs w:val="16"/>
@@ -8382,9 +7931,8 @@
           <w:szCs w:val="16"/>
           <w:shd w:val="clear" w:color="auto" w:fill="FFFFFF"/>
         </w:rPr>
-        <w:t>omparison between initialization time (</w:t>
-      </w:r>
-      <w:proofErr w:type="spellStart"/>
+        <w:t>omparison between initialization time (InitParallel_Time) and computation time (ComputeParallel_Time) for CPU core</w:t>
+      </w:r>
       <w:r>
         <w:rPr>
           <w:color w:val="0D0D0D"/>
@@ -8392,9 +7940,8 @@
           <w:szCs w:val="16"/>
           <w:shd w:val="clear" w:color="auto" w:fill="FFFFFF"/>
         </w:rPr>
-        <w:t>InitParallel_Time</w:t>
-      </w:r>
-      <w:proofErr w:type="spellEnd"/>
+        <w:t xml:space="preserve"> 4 &amp; 6</w:t>
+      </w:r>
       <w:r>
         <w:rPr>
           <w:color w:val="0D0D0D"/>
@@ -8402,9 +7949,8 @@
           <w:szCs w:val="16"/>
           <w:shd w:val="clear" w:color="auto" w:fill="FFFFFF"/>
         </w:rPr>
-        <w:t>) and computation time (</w:t>
-      </w:r>
-      <w:proofErr w:type="spellStart"/>
+        <w:t xml:space="preserve"> configurations across multiple PCs</w:t>
+      </w:r>
       <w:r>
         <w:rPr>
           <w:color w:val="0D0D0D"/>
@@ -8412,43 +7958,6 @@
           <w:szCs w:val="16"/>
           <w:shd w:val="clear" w:color="auto" w:fill="FFFFFF"/>
         </w:rPr>
-        <w:t>ComputeParallel_Time</w:t>
-      </w:r>
-      <w:proofErr w:type="spellEnd"/>
-      <w:r>
-        <w:rPr>
-          <w:color w:val="0D0D0D"/>
-          <w:sz w:val="16"/>
-          <w:szCs w:val="16"/>
-          <w:shd w:val="clear" w:color="auto" w:fill="FFFFFF"/>
-        </w:rPr>
-        <w:t>) for CPU core</w:t>
-      </w:r>
-      <w:r>
-        <w:rPr>
-          <w:color w:val="0D0D0D"/>
-          <w:sz w:val="16"/>
-          <w:szCs w:val="16"/>
-          <w:shd w:val="clear" w:color="auto" w:fill="FFFFFF"/>
-        </w:rPr>
-        <w:t xml:space="preserve"> 4 &amp; 6</w:t>
-      </w:r>
-      <w:r>
-        <w:rPr>
-          <w:color w:val="0D0D0D"/>
-          <w:sz w:val="16"/>
-          <w:szCs w:val="16"/>
-          <w:shd w:val="clear" w:color="auto" w:fill="FFFFFF"/>
-        </w:rPr>
-        <w:t xml:space="preserve"> configurations across multiple PCs</w:t>
-      </w:r>
-      <w:r>
-        <w:rPr>
-          <w:color w:val="0D0D0D"/>
-          <w:sz w:val="16"/>
-          <w:szCs w:val="16"/>
-          <w:shd w:val="clear" w:color="auto" w:fill="FFFFFF"/>
-        </w:rPr>
         <w:t>.</w:t>
       </w:r>
     </w:p>
@@ -8459,9 +7968,9 @@
           <w:noProof/>
         </w:rPr>
         <w:drawing>
-          <wp:inline distT="0" distB="0" distL="0" distR="0" wp14:anchorId="14825D7C" wp14:editId="10A2FC28">
-            <wp:extent cx="3089910" cy="1821180"/>
-            <wp:effectExtent l="0" t="0" r="0" b="7620"/>
+          <wp:inline distT="0" distB="0" distL="0" distR="0" wp14:anchorId="14825D7C" wp14:editId="5D093966">
+            <wp:extent cx="3325495" cy="2516505"/>
+            <wp:effectExtent l="0" t="0" r="8255" b="0"/>
             <wp:docPr id="1162038797" name="Picture 5" descr="A group of boxes with different colored squares&#10;&#10;AI-generated content may be incorrect."/>
             <wp:cNvGraphicFramePr>
               <a:graphicFrameLocks xmlns:a="http://schemas.openxmlformats.org/drawingml/2006/main" noChangeAspect="1"/>
@@ -8491,7 +8000,7 @@
                   <pic:spPr bwMode="auto">
                     <a:xfrm>
                       <a:off x="0" y="0"/>
-                      <a:ext cx="3089910" cy="1821180"/>
+                      <a:ext cx="3332521" cy="2521822"/>
                     </a:xfrm>
                     <a:prstGeom prst="rect">
                       <a:avLst/>
@@ -8525,6 +8034,8 @@
       </w:pPr>
       <w:r>
         <w:rPr>
+          <w:b/>
+          <w:bCs/>
           <w:color w:val="0D0D0D"/>
           <w:sz w:val="16"/>
           <w:szCs w:val="16"/>
@@ -8534,6 +8045,8 @@
       </w:r>
       <w:r>
         <w:rPr>
+          <w:b/>
+          <w:bCs/>
           <w:color w:val="0D0D0D"/>
           <w:sz w:val="16"/>
           <w:szCs w:val="16"/>
@@ -8566,9 +8079,8 @@
           <w:szCs w:val="16"/>
           <w:shd w:val="clear" w:color="auto" w:fill="FFFFFF"/>
         </w:rPr>
-        <w:t>omparison between initialization time (</w:t>
-      </w:r>
-      <w:proofErr w:type="spellStart"/>
+        <w:t xml:space="preserve">omparison between initialization time (InitParallel_Time) and computation time (ComputeParallel_Time) </w:t>
+      </w:r>
       <w:r>
         <w:rPr>
           <w:color w:val="0D0D0D"/>
@@ -8576,9 +8088,8 @@
           <w:szCs w:val="16"/>
           <w:shd w:val="clear" w:color="auto" w:fill="FFFFFF"/>
         </w:rPr>
-        <w:t>InitParallel_Time</w:t>
-      </w:r>
-      <w:proofErr w:type="spellEnd"/>
+        <w:t>for CPU core</w:t>
+      </w:r>
       <w:r>
         <w:rPr>
           <w:color w:val="0D0D0D"/>
@@ -8586,9 +8097,8 @@
           <w:szCs w:val="16"/>
           <w:shd w:val="clear" w:color="auto" w:fill="FFFFFF"/>
         </w:rPr>
-        <w:t>) and computation time (</w:t>
-      </w:r>
-      <w:proofErr w:type="spellStart"/>
+        <w:t xml:space="preserve"> 8 &amp;10 </w:t>
+      </w:r>
       <w:r>
         <w:rPr>
           <w:color w:val="0D0D0D"/>
@@ -8596,9 +8106,8 @@
           <w:szCs w:val="16"/>
           <w:shd w:val="clear" w:color="auto" w:fill="FFFFFF"/>
         </w:rPr>
-        <w:t>ComputeParallel_Time</w:t>
-      </w:r>
-      <w:proofErr w:type="spellEnd"/>
+        <w:t>configurations across multiple PCs</w:t>
+      </w:r>
       <w:r>
         <w:rPr>
           <w:color w:val="0D0D0D"/>
@@ -8606,42 +8115,6 @@
           <w:szCs w:val="16"/>
           <w:shd w:val="clear" w:color="auto" w:fill="FFFFFF"/>
         </w:rPr>
-        <w:t xml:space="preserve">) </w:t>
-      </w:r>
-      <w:r>
-        <w:rPr>
-          <w:color w:val="0D0D0D"/>
-          <w:sz w:val="16"/>
-          <w:szCs w:val="16"/>
-          <w:shd w:val="clear" w:color="auto" w:fill="FFFFFF"/>
-        </w:rPr>
-        <w:t>for CPU core</w:t>
-      </w:r>
-      <w:r>
-        <w:rPr>
-          <w:color w:val="0D0D0D"/>
-          <w:sz w:val="16"/>
-          <w:szCs w:val="16"/>
-          <w:shd w:val="clear" w:color="auto" w:fill="FFFFFF"/>
-        </w:rPr>
-        <w:t xml:space="preserve"> 8 &amp;10 </w:t>
-      </w:r>
-      <w:r>
-        <w:rPr>
-          <w:color w:val="0D0D0D"/>
-          <w:sz w:val="16"/>
-          <w:szCs w:val="16"/>
-          <w:shd w:val="clear" w:color="auto" w:fill="FFFFFF"/>
-        </w:rPr>
-        <w:t>configurations across multiple PCs</w:t>
-      </w:r>
-      <w:r>
-        <w:rPr>
-          <w:color w:val="0D0D0D"/>
-          <w:sz w:val="16"/>
-          <w:szCs w:val="16"/>
-          <w:shd w:val="clear" w:color="auto" w:fill="FFFFFF"/>
-        </w:rPr>
         <w:t>.</w:t>
       </w:r>
     </w:p>
@@ -8652,11 +8125,10 @@
         <w:rPr>
           <w:noProof/>
         </w:rPr>
-        <w:lastRenderedPageBreak/>
         <w:drawing>
-          <wp:inline distT="0" distB="0" distL="0" distR="0" wp14:anchorId="34371C27" wp14:editId="777F6F9C">
-            <wp:extent cx="3089910" cy="1463040"/>
-            <wp:effectExtent l="0" t="0" r="0" b="3810"/>
+          <wp:inline distT="0" distB="0" distL="0" distR="0" wp14:anchorId="34371C27" wp14:editId="199DA628">
+            <wp:extent cx="3147695" cy="1966364"/>
+            <wp:effectExtent l="0" t="0" r="0" b="0"/>
             <wp:docPr id="2104649091" name="Picture 6" descr="A graph with a line and a line&#10;&#10;AI-generated content may be incorrect."/>
             <wp:cNvGraphicFramePr>
               <a:graphicFrameLocks xmlns:a="http://schemas.openxmlformats.org/drawingml/2006/main" noChangeAspect="1"/>
@@ -8686,7 +8158,7 @@
                   <pic:spPr bwMode="auto">
                     <a:xfrm>
                       <a:off x="0" y="0"/>
-                      <a:ext cx="3089910" cy="1463040"/>
+                      <a:ext cx="3159647" cy="1973831"/>
                     </a:xfrm>
                     <a:prstGeom prst="rect">
                       <a:avLst/>
@@ -8714,6 +8186,8 @@
       </w:pPr>
       <w:r>
         <w:rPr>
+          <w:b/>
+          <w:bCs/>
           <w:color w:val="0D0D0D"/>
           <w:sz w:val="16"/>
           <w:szCs w:val="16"/>
@@ -8723,6 +8197,8 @@
       </w:r>
       <w:r>
         <w:rPr>
+          <w:b/>
+          <w:bCs/>
           <w:color w:val="0D0D0D"/>
           <w:sz w:val="16"/>
           <w:szCs w:val="16"/>
@@ -8755,9 +8231,8 @@
           <w:szCs w:val="16"/>
           <w:shd w:val="clear" w:color="auto" w:fill="FFFFFF"/>
         </w:rPr>
-        <w:t>omparison between initialization time (</w:t>
-      </w:r>
-      <w:proofErr w:type="spellStart"/>
+        <w:t xml:space="preserve">omparison between initialization time (InitParallel_Time) and computation time (ComputeParallel_Time) </w:t>
+      </w:r>
       <w:r>
         <w:rPr>
           <w:color w:val="0D0D0D"/>
@@ -8765,9 +8240,8 @@
           <w:szCs w:val="16"/>
           <w:shd w:val="clear" w:color="auto" w:fill="FFFFFF"/>
         </w:rPr>
-        <w:t>InitParallel_Time</w:t>
-      </w:r>
-      <w:proofErr w:type="spellEnd"/>
+        <w:t xml:space="preserve">for CPU </w:t>
+      </w:r>
       <w:r>
         <w:rPr>
           <w:color w:val="0D0D0D"/>
@@ -8775,9 +8249,8 @@
           <w:szCs w:val="16"/>
           <w:shd w:val="clear" w:color="auto" w:fill="FFFFFF"/>
         </w:rPr>
-        <w:t>) and computation time (</w:t>
-      </w:r>
-      <w:proofErr w:type="spellStart"/>
+        <w:t xml:space="preserve">16 </w:t>
+      </w:r>
       <w:r>
         <w:rPr>
           <w:color w:val="0D0D0D"/>
@@ -8785,9 +8258,8 @@
           <w:szCs w:val="16"/>
           <w:shd w:val="clear" w:color="auto" w:fill="FFFFFF"/>
         </w:rPr>
-        <w:t>ComputeParallel_Time</w:t>
-      </w:r>
-      <w:proofErr w:type="spellEnd"/>
+        <w:t>core</w:t>
+      </w:r>
       <w:r>
         <w:rPr>
           <w:color w:val="0D0D0D"/>
@@ -8795,7 +8267,7 @@
           <w:szCs w:val="16"/>
           <w:shd w:val="clear" w:color="auto" w:fill="FFFFFF"/>
         </w:rPr>
-        <w:t xml:space="preserve">) </w:t>
+        <w:t xml:space="preserve">  </w:t>
       </w:r>
       <w:r>
         <w:rPr>
@@ -8804,7 +8276,7 @@
           <w:szCs w:val="16"/>
           <w:shd w:val="clear" w:color="auto" w:fill="FFFFFF"/>
         </w:rPr>
-        <w:t xml:space="preserve">for CPU </w:t>
+        <w:t>configurations across multiple PCs</w:t>
       </w:r>
       <w:r>
         <w:rPr>
@@ -8813,7 +8285,7 @@
           <w:szCs w:val="16"/>
           <w:shd w:val="clear" w:color="auto" w:fill="FFFFFF"/>
         </w:rPr>
-        <w:t xml:space="preserve">16 </w:t>
+        <w:t xml:space="preserve"> </w:t>
       </w:r>
       <w:r>
         <w:rPr>
@@ -8822,42 +8294,6 @@
           <w:szCs w:val="16"/>
           <w:shd w:val="clear" w:color="auto" w:fill="FFFFFF"/>
         </w:rPr>
-        <w:t>core</w:t>
-      </w:r>
-      <w:r>
-        <w:rPr>
-          <w:color w:val="0D0D0D"/>
-          <w:sz w:val="16"/>
-          <w:szCs w:val="16"/>
-          <w:shd w:val="clear" w:color="auto" w:fill="FFFFFF"/>
-        </w:rPr>
-        <w:t xml:space="preserve">  </w:t>
-      </w:r>
-      <w:r>
-        <w:rPr>
-          <w:color w:val="0D0D0D"/>
-          <w:sz w:val="16"/>
-          <w:szCs w:val="16"/>
-          <w:shd w:val="clear" w:color="auto" w:fill="FFFFFF"/>
-        </w:rPr>
-        <w:t>configurations across multiple PCs</w:t>
-      </w:r>
-      <w:r>
-        <w:rPr>
-          <w:color w:val="0D0D0D"/>
-          <w:sz w:val="16"/>
-          <w:szCs w:val="16"/>
-          <w:shd w:val="clear" w:color="auto" w:fill="FFFFFF"/>
-        </w:rPr>
-        <w:t xml:space="preserve"> </w:t>
-      </w:r>
-      <w:r>
-        <w:rPr>
-          <w:color w:val="0D0D0D"/>
-          <w:sz w:val="16"/>
-          <w:szCs w:val="16"/>
-          <w:shd w:val="clear" w:color="auto" w:fill="FFFFFF"/>
-        </w:rPr>
         <w:t>.</w:t>
       </w:r>
     </w:p>
@@ -8883,11 +8319,9 @@
         </w:rPr>
         <w:t xml:space="preserve"> (</w:t>
       </w:r>
-      <w:proofErr w:type="spellStart"/>
       <w:r>
         <w:t>InitParallel</w:t>
       </w:r>
-      <w:proofErr w:type="spellEnd"/>
       <w:r>
         <w:rPr>
           <w:sz w:val="22"/>
@@ -8909,15 +8343,7 @@
     </w:p>
     <w:p>
       <w:r>
-        <w:t>This graph compares the performance of both the new multi-threaded method (</w:t>
-      </w:r>
-      <w:proofErr w:type="spellStart"/>
-      <w:r>
-        <w:t>InitParallel</w:t>
-      </w:r>
-      <w:proofErr w:type="spellEnd"/>
-      <w:r>
-        <w:t>) and the old single-threaded method (Init) across various CPU configurations (4, 6, 8, 10, and All cores) on different PCs. The goal is to evaluate how the number of cores affects the execution time of both methods</w:t>
+        <w:t>This graph compares the performance of both the new multi-threaded method (InitParallel) and the old single-threaded method (Init) across various CPU configurations (4, 6, 8, 10, and All cores) on different PCs. The goal is to evaluate how the number of cores affects the execution time of both methods</w:t>
       </w:r>
       <w:r>
         <w:t xml:space="preserve"> [Figure 10</w:t>
@@ -8945,9 +8371,9 @@
           <w:noProof/>
         </w:rPr>
         <w:drawing>
-          <wp:inline distT="0" distB="0" distL="0" distR="0" wp14:anchorId="0060F149" wp14:editId="27CC99A6">
-            <wp:extent cx="3089910" cy="2118360"/>
-            <wp:effectExtent l="0" t="0" r="0" b="0"/>
+          <wp:inline distT="0" distB="0" distL="0" distR="0" wp14:anchorId="0060F149" wp14:editId="050A9DA8">
+            <wp:extent cx="3089836" cy="2152481"/>
+            <wp:effectExtent l="0" t="0" r="0" b="635"/>
             <wp:docPr id="1189779081" name="Picture 7" descr="A group of boxes with different colored squares&#10;&#10;AI-generated content may be incorrect."/>
             <wp:cNvGraphicFramePr>
               <a:graphicFrameLocks xmlns:a="http://schemas.openxmlformats.org/drawingml/2006/main" noChangeAspect="1"/>
@@ -8977,7 +8403,7 @@
                   <pic:spPr bwMode="auto">
                     <a:xfrm>
                       <a:off x="0" y="0"/>
-                      <a:ext cx="3089910" cy="2118360"/>
+                      <a:ext cx="3107872" cy="2165046"/>
                     </a:xfrm>
                     <a:prstGeom prst="rect">
                       <a:avLst/>
@@ -8994,7 +8420,14 @@
         </w:drawing>
       </w:r>
     </w:p>
-    <w:p/>
+    <w:p>
+      <w:pPr>
+        <w:rPr>
+          <w:b/>
+          <w:bCs/>
+        </w:rPr>
+      </w:pPr>
+    </w:p>
     <w:p>
       <w:pPr>
         <w:jc w:val="center"/>
@@ -9005,6 +8438,8 @@
       </w:pPr>
       <w:r>
         <w:rPr>
+          <w:b/>
+          <w:bCs/>
           <w:color w:val="0D0D0D"/>
           <w:sz w:val="16"/>
           <w:szCs w:val="16"/>
@@ -9014,6 +8449,8 @@
       </w:r>
       <w:r>
         <w:rPr>
+          <w:b/>
+          <w:bCs/>
           <w:color w:val="0D0D0D"/>
           <w:sz w:val="16"/>
           <w:szCs w:val="16"/>
@@ -9056,23 +8493,7 @@
           <w:sz w:val="16"/>
           <w:szCs w:val="16"/>
         </w:rPr>
-        <w:t>of both the new multi-threaded method (</w:t>
-      </w:r>
-      <w:proofErr w:type="spellStart"/>
-      <w:r>
-        <w:rPr>
-          <w:sz w:val="16"/>
-          <w:szCs w:val="16"/>
-        </w:rPr>
-        <w:t>InitParallel</w:t>
-      </w:r>
-      <w:proofErr w:type="spellEnd"/>
-      <w:r>
-        <w:rPr>
-          <w:sz w:val="16"/>
-          <w:szCs w:val="16"/>
-        </w:rPr>
-        <w:t xml:space="preserve">) and the old single-threaded method (Init) across </w:t>
+        <w:t xml:space="preserve">of both the new multi-threaded method (InitParallel) and the old single-threaded method (Init) across </w:t>
       </w:r>
       <w:r>
         <w:rPr>
@@ -9174,6 +8595,8 @@
       </w:pPr>
       <w:r>
         <w:rPr>
+          <w:b/>
+          <w:bCs/>
           <w:color w:val="0D0D0D"/>
           <w:sz w:val="16"/>
           <w:szCs w:val="16"/>
@@ -9183,6 +8606,8 @@
       </w:r>
       <w:r>
         <w:rPr>
+          <w:b/>
+          <w:bCs/>
           <w:color w:val="0D0D0D"/>
           <w:sz w:val="16"/>
           <w:szCs w:val="16"/>
@@ -9192,6 +8617,8 @@
       </w:r>
       <w:r>
         <w:rPr>
+          <w:b/>
+          <w:bCs/>
           <w:color w:val="0D0D0D"/>
           <w:sz w:val="16"/>
           <w:szCs w:val="16"/>
@@ -9234,29 +8661,13 @@
           <w:sz w:val="16"/>
           <w:szCs w:val="16"/>
         </w:rPr>
-        <w:t>of both the new multi-threaded method (</w:t>
-      </w:r>
-      <w:proofErr w:type="spellStart"/>
+        <w:t xml:space="preserve">of both the new multi-threaded method (InitParallel) and the old single-threaded method (Init) across </w:t>
+      </w:r>
       <w:r>
         <w:rPr>
           <w:sz w:val="16"/>
           <w:szCs w:val="16"/>
         </w:rPr>
-        <w:t>InitParallel</w:t>
-      </w:r>
-      <w:proofErr w:type="spellEnd"/>
-      <w:r>
-        <w:rPr>
-          <w:sz w:val="16"/>
-          <w:szCs w:val="16"/>
-        </w:rPr>
-        <w:t xml:space="preserve">) and the old single-threaded method (Init) across </w:t>
-      </w:r>
-      <w:r>
-        <w:rPr>
-          <w:sz w:val="16"/>
-          <w:szCs w:val="16"/>
-        </w:rPr>
         <w:t>8 &amp; 10 CPU Core.</w:t>
       </w:r>
     </w:p>
@@ -9267,9 +8678,9 @@
           <w:noProof/>
         </w:rPr>
         <w:drawing>
-          <wp:inline distT="0" distB="0" distL="0" distR="0" wp14:anchorId="70C713DB" wp14:editId="4E0BE01C">
-            <wp:extent cx="3089910" cy="1348740"/>
-            <wp:effectExtent l="0" t="0" r="0" b="3810"/>
+          <wp:inline distT="0" distB="0" distL="0" distR="0" wp14:anchorId="70C713DB" wp14:editId="51680E8F">
+            <wp:extent cx="3089910" cy="1755972"/>
+            <wp:effectExtent l="0" t="0" r="0" b="0"/>
             <wp:docPr id="374617252" name="Picture 9" descr="A graph with red and grey lines&#10;&#10;AI-generated content may be incorrect."/>
             <wp:cNvGraphicFramePr>
               <a:graphicFrameLocks xmlns:a="http://schemas.openxmlformats.org/drawingml/2006/main" noChangeAspect="1"/>
@@ -9299,7 +8710,7 @@
                   <pic:spPr bwMode="auto">
                     <a:xfrm>
                       <a:off x="0" y="0"/>
-                      <a:ext cx="3089910" cy="1348740"/>
+                      <a:ext cx="3097245" cy="1760140"/>
                     </a:xfrm>
                     <a:prstGeom prst="rect">
                       <a:avLst/>
@@ -9316,7 +8727,14 @@
         </w:drawing>
       </w:r>
     </w:p>
-    <w:p/>
+    <w:p>
+      <w:pPr>
+        <w:rPr>
+          <w:b/>
+          <w:bCs/>
+        </w:rPr>
+      </w:pPr>
+    </w:p>
     <w:p>
       <w:pPr>
         <w:jc w:val="center"/>
@@ -9327,6 +8745,8 @@
       </w:pPr>
       <w:r>
         <w:rPr>
+          <w:b/>
+          <w:bCs/>
           <w:color w:val="0D0D0D"/>
           <w:sz w:val="16"/>
           <w:szCs w:val="16"/>
@@ -9336,6 +8756,8 @@
       </w:r>
       <w:r>
         <w:rPr>
+          <w:b/>
+          <w:bCs/>
           <w:color w:val="0D0D0D"/>
           <w:sz w:val="16"/>
           <w:szCs w:val="16"/>
@@ -9345,6 +8767,8 @@
       </w:r>
       <w:r>
         <w:rPr>
+          <w:b/>
+          <w:bCs/>
           <w:color w:val="0D0D0D"/>
           <w:sz w:val="16"/>
           <w:szCs w:val="16"/>
@@ -9387,39 +8811,23 @@
           <w:sz w:val="16"/>
           <w:szCs w:val="16"/>
         </w:rPr>
-        <w:t>of both the new multi-threaded method (</w:t>
-      </w:r>
-      <w:proofErr w:type="spellStart"/>
+        <w:t xml:space="preserve">of both the new multi-threaded method (InitParallel) and the old single-threaded method (Init) across </w:t>
+      </w:r>
       <w:r>
         <w:rPr>
           <w:sz w:val="16"/>
           <w:szCs w:val="16"/>
         </w:rPr>
-        <w:t>InitParallel</w:t>
-      </w:r>
-      <w:proofErr w:type="spellEnd"/>
-      <w:r>
+        <w:t>16 CPU Cores.</w:t>
+      </w:r>
+    </w:p>
+    <w:p>
+      <w:pPr>
+        <w:jc w:val="center"/>
         <w:rPr>
           <w:sz w:val="16"/>
           <w:szCs w:val="16"/>
         </w:rPr>
-        <w:t xml:space="preserve">) and the old single-threaded method (Init) across </w:t>
-      </w:r>
-      <w:r>
-        <w:rPr>
-          <w:sz w:val="16"/>
-          <w:szCs w:val="16"/>
-        </w:rPr>
-        <w:t>16 CPU Cores.</w:t>
-      </w:r>
-    </w:p>
-    <w:p>
-      <w:pPr>
-        <w:jc w:val="center"/>
-        <w:rPr>
-          <w:sz w:val="16"/>
-          <w:szCs w:val="16"/>
-        </w:rPr>
       </w:pPr>
     </w:p>
     <w:p>
@@ -9454,39 +8862,7 @@
           <w:color w:val="0D0D0D"/>
           <w:shd w:val="clear" w:color="auto" w:fill="FFFFFF"/>
         </w:rPr>
-        <w:t>The successful parallelization of the Temporal Memory algorithm marks a significant step forward in enhancing the efficiency and scalability of Hierarchical Temporal Memory (HTM) systems. By transitioning from a single-threaded to a multithreaded architecture, we have demonstrated substantial improvements in computational performance while preserving the algorithm’s core functionality and accuracy. Our implementation leveraged modern parallel programming techniques, including </w:t>
-      </w:r>
-      <w:proofErr w:type="spellStart"/>
-      <w:r>
-        <w:rPr>
-          <w:color w:val="0D0D0D"/>
-          <w:shd w:val="clear" w:color="auto" w:fill="FFFFFF"/>
-        </w:rPr>
-        <w:t>Parallel.ForEach</w:t>
-      </w:r>
-      <w:proofErr w:type="spellEnd"/>
-      <w:r>
-        <w:rPr>
-          <w:color w:val="0D0D0D"/>
-          <w:shd w:val="clear" w:color="auto" w:fill="FFFFFF"/>
-        </w:rPr>
-        <w:t> and thread-safe data structures like </w:t>
-      </w:r>
-      <w:proofErr w:type="spellStart"/>
-      <w:r>
-        <w:rPr>
-          <w:color w:val="0D0D0D"/>
-          <w:shd w:val="clear" w:color="auto" w:fill="FFFFFF"/>
-        </w:rPr>
-        <w:t>ConcurrentDictionary</w:t>
-      </w:r>
-      <w:proofErr w:type="spellEnd"/>
-      <w:r>
-        <w:rPr>
-          <w:color w:val="0D0D0D"/>
-          <w:shd w:val="clear" w:color="auto" w:fill="FFFFFF"/>
-        </w:rPr>
-        <w:t>, to distribute workloads efficiently across multiple CPU cores.</w:t>
+        <w:t>The successful parallelization of the Temporal Memory algorithm marks a significant step forward in enhancing the efficiency and scalability of Hierarchical Temporal Memory (HTM) systems. By transitioning from a single-threaded to a multithreaded architecture, we have demonstrated substantial improvements in computational performance while preserving the algorithm’s core functionality and accuracy. Our implementation leveraged modern parallel programming techniques, including Parallel.ForEach and thread-safe data structures like ConcurrentDictionary, to distribute workloads efficiently across multiple CPU cores.</w:t>
       </w:r>
     </w:p>
     <w:p>
@@ -9519,7 +8895,6 @@
         </w:rPr>
         <w:t>Key findings from our experiments highlight that the </w:t>
       </w:r>
-      <w:proofErr w:type="spellStart"/>
       <w:r>
         <w:rPr>
           <w:b/>
@@ -9527,17 +8902,7 @@
           <w:color w:val="0D0D0D"/>
           <w:shd w:val="clear" w:color="auto" w:fill="FFFFFF"/>
         </w:rPr>
-        <w:t>InitParallelWithConcurrentDictionary</w:t>
-      </w:r>
-      <w:proofErr w:type="spellEnd"/>
-      <w:r>
-        <w:rPr>
-          <w:b/>
-          <w:bCs/>
-          <w:color w:val="0D0D0D"/>
-          <w:shd w:val="clear" w:color="auto" w:fill="FFFFFF"/>
-        </w:rPr>
-        <w:t>()</w:t>
+        <w:t>InitParallelWithConcurrentDictionary()</w:t>
       </w:r>
       <w:r>
         <w:rPr>
@@ -9625,6 +8990,7 @@
           <w:color w:val="0D0D0D"/>
           <w:shd w:val="clear" w:color="auto" w:fill="FFFFFF"/>
         </w:rPr>
+        <w:lastRenderedPageBreak/>
         <w:t>Ultimately, our project underscores the transformative potential of multithreading in AI, enabling faster, more responsive, and resource-efficient algorithms that align with the growing demands of modern computing.</w:t>
       </w:r>
     </w:p>
@@ -9687,7 +9053,7 @@
             </w:p>
             <w:tbl>
               <w:tblPr>
-                <w:tblW w:w="5000" w:type="pct"/>
+                <w:tblW w:w="5099" w:type="pct"/>
                 <w:tblCellSpacing w:w="15" w:type="dxa"/>
                 <w:tblCellMar>
                   <w:top w:w="15" w:type="dxa"/>
@@ -9698,8 +9064,8 @@
                 <w:tblLook w:val="04A0" w:firstRow="1" w:lastRow="0" w:firstColumn="1" w:lastColumn="0" w:noHBand="0" w:noVBand="1"/>
               </w:tblPr>
               <w:tblGrid>
-                <w:gridCol w:w="374"/>
-                <w:gridCol w:w="4492"/>
+                <w:gridCol w:w="409"/>
+                <w:gridCol w:w="5008"/>
               </w:tblGrid>
               <w:tr>
                 <w:trPr>
@@ -9708,7 +9074,7 @@
                 </w:trPr>
                 <w:tc>
                   <w:tcPr>
-                    <w:tcW w:w="338" w:type="pct"/>
+                    <w:tcW w:w="332" w:type="pct"/>
                     <w:hideMark/>
                   </w:tcPr>
                   <w:p>
@@ -9724,14 +9090,13 @@
                       <w:rPr>
                         <w:noProof/>
                       </w:rPr>
-                      <w:lastRenderedPageBreak/>
                       <w:t xml:space="preserve">[1] </w:t>
                     </w:r>
                   </w:p>
                 </w:tc>
                 <w:tc>
                   <w:tcPr>
-                    <w:tcW w:w="0" w:type="auto"/>
+                    <w:tcW w:w="4578" w:type="pct"/>
                     <w:hideMark/>
                   </w:tcPr>
                   <w:p>
@@ -9741,6 +9106,7 @@
                         <w:noProof/>
                       </w:rPr>
                     </w:pPr>
+                    <w:bookmarkStart w:id="4" w:name="Andreas01"/>
                     <w:r>
                       <w:rPr>
                         <w:noProof/>
@@ -9753,6 +9119,7 @@
                       </w:rPr>
                       <w:t>ndreas</w:t>
                     </w:r>
+                    <w:bookmarkEnd w:id="4"/>
                     <w:r>
                       <w:rPr>
                         <w:noProof/>
@@ -9843,7 +9210,7 @@
                 </w:trPr>
                 <w:tc>
                   <w:tcPr>
-                    <w:tcW w:w="338" w:type="pct"/>
+                    <w:tcW w:w="332" w:type="pct"/>
                     <w:hideMark/>
                   </w:tcPr>
                   <w:p>
@@ -9863,7 +9230,7 @@
                 </w:tc>
                 <w:tc>
                   <w:tcPr>
-                    <w:tcW w:w="0" w:type="auto"/>
+                    <w:tcW w:w="4578" w:type="pct"/>
                     <w:hideMark/>
                   </w:tcPr>
                   <w:p>
@@ -9892,15 +9259,24 @@
                         <w:noProof/>
                         <w:lang w:val="de-DE"/>
                       </w:rPr>
-                      <w:t xml:space="preserve"> W</w:t>
-                    </w:r>
+                      <w:t xml:space="preserve"> </w:t>
+                    </w:r>
+                    <w:bookmarkStart w:id="5" w:name="Wang02"/>
                     <w:r>
                       <w:rPr>
                         <w:noProof/>
                         <w:lang w:val="de-DE"/>
                       </w:rPr>
+                      <w:t>W</w:t>
+                    </w:r>
+                    <w:r>
+                      <w:rPr>
+                        <w:noProof/>
+                        <w:lang w:val="de-DE"/>
+                      </w:rPr>
                       <w:t>ang</w:t>
                     </w:r>
+                    <w:bookmarkEnd w:id="5"/>
                     <w:r>
                       <w:rPr>
                         <w:noProof/>
@@ -10099,7 +9475,7 @@
                 </w:trPr>
                 <w:tc>
                   <w:tcPr>
-                    <w:tcW w:w="338" w:type="pct"/>
+                    <w:tcW w:w="332" w:type="pct"/>
                     <w:hideMark/>
                   </w:tcPr>
                   <w:p>
@@ -10119,7 +9495,7 @@
                 </w:tc>
                 <w:tc>
                   <w:tcPr>
-                    <w:tcW w:w="0" w:type="auto"/>
+                    <w:tcW w:w="4578" w:type="pct"/>
                     <w:hideMark/>
                   </w:tcPr>
                   <w:p>
@@ -10145,7 +9521,14 @@
                       <w:rPr>
                         <w:noProof/>
                       </w:rPr>
-                      <w:t>. H</w:t>
+                      <w:t xml:space="preserve">. </w:t>
+                    </w:r>
+                    <w:bookmarkStart w:id="6" w:name="Hillbert03"/>
+                    <w:r>
+                      <w:rPr>
+                        <w:noProof/>
+                      </w:rPr>
+                      <w:t>H</w:t>
                     </w:r>
                     <w:r>
                       <w:rPr>
@@ -10153,6 +9536,7 @@
                       </w:rPr>
                       <w:t>illbert</w:t>
                     </w:r>
+                    <w:bookmarkEnd w:id="6"/>
                     <w:r>
                       <w:rPr>
                         <w:noProof/>
@@ -10195,7 +9579,7 @@
                 </w:trPr>
                 <w:tc>
                   <w:tcPr>
-                    <w:tcW w:w="338" w:type="pct"/>
+                    <w:tcW w:w="332" w:type="pct"/>
                     <w:hideMark/>
                   </w:tcPr>
                   <w:p>
@@ -10215,7 +9599,7 @@
                 </w:tc>
                 <w:tc>
                   <w:tcPr>
-                    <w:tcW w:w="0" w:type="auto"/>
+                    <w:tcW w:w="4578" w:type="pct"/>
                     <w:hideMark/>
                   </w:tcPr>
                   <w:p>
@@ -10229,7 +9613,21 @@
                       <w:rPr>
                         <w:noProof/>
                       </w:rPr>
-                      <w:t>"Cisco Annual Internet Report (2018–2023) White Paper," Cisco, 2020. [Online]. Available: https://www.cisco.com/c/en/us/solutions/collateral/executive-perspectives/annual-internet-report/white-paper-c11-741490.html.</w:t>
+                      <w:t xml:space="preserve">"Cisco Annual Internet </w:t>
+                    </w:r>
+                    <w:bookmarkStart w:id="7" w:name="Report04"/>
+                    <w:r>
+                      <w:rPr>
+                        <w:noProof/>
+                      </w:rPr>
+                      <w:t>Report</w:t>
+                    </w:r>
+                    <w:bookmarkEnd w:id="7"/>
+                    <w:r>
+                      <w:rPr>
+                        <w:noProof/>
+                      </w:rPr>
+                      <w:t xml:space="preserve"> (2018–2023) White Paper," Cisco, 2020. [Online]. Available: https://www.cisco.com/c/en/us/solutions/collateral/executive-perspectives/annual-internet-report/white-paper-c11-741490.html.</w:t>
                     </w:r>
                   </w:p>
                 </w:tc>
@@ -10241,7 +9639,7 @@
                 </w:trPr>
                 <w:tc>
                   <w:tcPr>
-                    <w:tcW w:w="338" w:type="pct"/>
+                    <w:tcW w:w="332" w:type="pct"/>
                     <w:hideMark/>
                   </w:tcPr>
                   <w:p>
@@ -10261,7 +9659,7 @@
                 </w:tc>
                 <w:tc>
                   <w:tcPr>
-                    <w:tcW w:w="0" w:type="auto"/>
+                    <w:tcW w:w="4578" w:type="pct"/>
                     <w:hideMark/>
                   </w:tcPr>
                   <w:p>
@@ -10275,7 +9673,21 @@
                       <w:rPr>
                         <w:noProof/>
                       </w:rPr>
-                      <w:t>"Idc Extracting Value From Chaos Ar," 2011. [Online]. Available: https://www.scribd.com/doc/82195186/Idc-Extracting-Value-From-Chaos-Ar.</w:t>
+                      <w:t xml:space="preserve">"Idc Extracting </w:t>
+                    </w:r>
+                    <w:bookmarkStart w:id="8" w:name="Value05"/>
+                    <w:r>
+                      <w:rPr>
+                        <w:noProof/>
+                      </w:rPr>
+                      <w:t>Value</w:t>
+                    </w:r>
+                    <w:bookmarkEnd w:id="8"/>
+                    <w:r>
+                      <w:rPr>
+                        <w:noProof/>
+                      </w:rPr>
+                      <w:t xml:space="preserve"> From Chaos Ar," 2011. [Online]. Available: https://www.scribd.com/doc/82195186/Idc-Extracting-Value-From-Chaos-Ar.</w:t>
                     </w:r>
                   </w:p>
                 </w:tc>
@@ -10287,7 +9699,7 @@
                 </w:trPr>
                 <w:tc>
                   <w:tcPr>
-                    <w:tcW w:w="338" w:type="pct"/>
+                    <w:tcW w:w="332" w:type="pct"/>
                     <w:hideMark/>
                   </w:tcPr>
                   <w:p>
@@ -10307,7 +9719,7 @@
                 </w:tc>
                 <w:tc>
                   <w:tcPr>
-                    <w:tcW w:w="0" w:type="auto"/>
+                    <w:tcW w:w="4578" w:type="pct"/>
                     <w:hideMark/>
                   </w:tcPr>
                   <w:p>
@@ -10345,7 +9757,21 @@
                       <w:rPr>
                         <w:noProof/>
                       </w:rPr>
-                      <w:t xml:space="preserve">.Hawkins, "On Intelligence," </w:t>
+                      <w:t>.</w:t>
+                    </w:r>
+                    <w:bookmarkStart w:id="9" w:name="Hawkins06"/>
+                    <w:r>
+                      <w:rPr>
+                        <w:noProof/>
+                      </w:rPr>
+                      <w:t>Hawkins</w:t>
+                    </w:r>
+                    <w:bookmarkEnd w:id="9"/>
+                    <w:r>
+                      <w:rPr>
+                        <w:noProof/>
+                      </w:rPr>
+                      <w:t xml:space="preserve">, "On Intelligence," </w:t>
                     </w:r>
                     <w:r>
                       <w:rPr>
@@ -10371,7 +9797,7 @@
                 </w:trPr>
                 <w:tc>
                   <w:tcPr>
-                    <w:tcW w:w="338" w:type="pct"/>
+                    <w:tcW w:w="332" w:type="pct"/>
                     <w:hideMark/>
                   </w:tcPr>
                   <w:p>
@@ -10391,7 +9817,7 @@
                 </w:tc>
                 <w:tc>
                   <w:tcPr>
-                    <w:tcW w:w="0" w:type="auto"/>
+                    <w:tcW w:w="4578" w:type="pct"/>
                     <w:hideMark/>
                   </w:tcPr>
                   <w:p>
@@ -10407,13 +9833,23 @@
                       </w:rPr>
                       <w:t xml:space="preserve">Numenta, "Hierarchical temporal memory including HTM cortical learning algorithms," </w:t>
                     </w:r>
+                    <w:bookmarkStart w:id="10" w:name="Technical07"/>
                     <w:r>
                       <w:rPr>
                         <w:i/>
                         <w:iCs/>
                         <w:noProof/>
                       </w:rPr>
-                      <w:t xml:space="preserve">Technical report, </w:t>
+                      <w:t>Technical</w:t>
+                    </w:r>
+                    <w:bookmarkEnd w:id="10"/>
+                    <w:r>
+                      <w:rPr>
+                        <w:i/>
+                        <w:iCs/>
+                        <w:noProof/>
+                      </w:rPr>
+                      <w:t xml:space="preserve"> report, </w:t>
                     </w:r>
                     <w:r>
                       <w:rPr>
@@ -10431,7 +9867,7 @@
                 </w:trPr>
                 <w:tc>
                   <w:tcPr>
-                    <w:tcW w:w="338" w:type="pct"/>
+                    <w:tcW w:w="332" w:type="pct"/>
                     <w:hideMark/>
                   </w:tcPr>
                   <w:p>
@@ -10451,7 +9887,7 @@
                 </w:tc>
                 <w:tc>
                   <w:tcPr>
-                    <w:tcW w:w="0" w:type="auto"/>
+                    <w:tcW w:w="4578" w:type="pct"/>
                     <w:hideMark/>
                   </w:tcPr>
                   <w:p>
@@ -10471,8 +9907,16 @@
                       <w:rPr>
                         <w:noProof/>
                       </w:rPr>
-                      <w:t>huhei Chizuwa</w:t>
-                    </w:r>
+                      <w:t xml:space="preserve">huhei </w:t>
+                    </w:r>
+                    <w:bookmarkStart w:id="11" w:name="Chizuwa08"/>
+                    <w:r>
+                      <w:rPr>
+                        <w:noProof/>
+                      </w:rPr>
+                      <w:t>Chizuwa</w:t>
+                    </w:r>
+                    <w:bookmarkEnd w:id="11"/>
                     <w:r>
                       <w:rPr>
                         <w:noProof/>
@@ -10527,7 +9971,7 @@
                 </w:trPr>
                 <w:tc>
                   <w:tcPr>
-                    <w:tcW w:w="338" w:type="pct"/>
+                    <w:tcW w:w="332" w:type="pct"/>
                     <w:hideMark/>
                   </w:tcPr>
                   <w:p>
@@ -10547,7 +9991,7 @@
                 </w:tc>
                 <w:tc>
                   <w:tcPr>
-                    <w:tcW w:w="0" w:type="auto"/>
+                    <w:tcW w:w="4578" w:type="pct"/>
                     <w:hideMark/>
                   </w:tcPr>
                   <w:p>
@@ -10567,8 +10011,16 @@
                       <w:rPr>
                         <w:noProof/>
                       </w:rPr>
-                      <w:t>oon Sang Kim</w:t>
-                    </w:r>
+                      <w:t xml:space="preserve">oon Sang </w:t>
+                    </w:r>
+                    <w:bookmarkStart w:id="12" w:name="SAngKimm09"/>
+                    <w:r>
+                      <w:rPr>
+                        <w:noProof/>
+                      </w:rPr>
+                      <w:t>Kim</w:t>
+                    </w:r>
+                    <w:bookmarkEnd w:id="12"/>
                     <w:r>
                       <w:rPr>
                         <w:noProof/>
@@ -10623,7 +10075,7 @@
                 </w:trPr>
                 <w:tc>
                   <w:tcPr>
-                    <w:tcW w:w="338" w:type="pct"/>
+                    <w:tcW w:w="332" w:type="pct"/>
                     <w:hideMark/>
                   </w:tcPr>
                   <w:p>
@@ -10643,7 +10095,7 @@
                 </w:tc>
                 <w:tc>
                   <w:tcPr>
-                    <w:tcW w:w="0" w:type="auto"/>
+                    <w:tcW w:w="4578" w:type="pct"/>
                     <w:hideMark/>
                   </w:tcPr>
                   <w:p>
@@ -10663,7 +10115,21 @@
                       <w:rPr>
                         <w:noProof/>
                       </w:rPr>
-                      <w:t>ason Roberts and</w:t>
+                      <w:t xml:space="preserve">ason </w:t>
+                    </w:r>
+                    <w:bookmarkStart w:id="13" w:name="Roberts10"/>
+                    <w:r>
+                      <w:rPr>
+                        <w:noProof/>
+                      </w:rPr>
+                      <w:t>Roberts</w:t>
+                    </w:r>
+                    <w:bookmarkEnd w:id="13"/>
+                    <w:r>
+                      <w:rPr>
+                        <w:noProof/>
+                      </w:rPr>
+                      <w:t xml:space="preserve"> and</w:t>
                     </w:r>
                     <w:r>
                       <w:rPr>
@@ -10707,7 +10173,7 @@
                 </w:trPr>
                 <w:tc>
                   <w:tcPr>
-                    <w:tcW w:w="338" w:type="pct"/>
+                    <w:tcW w:w="332" w:type="pct"/>
                     <w:hideMark/>
                   </w:tcPr>
                   <w:p>
@@ -10727,7 +10193,7 @@
                 </w:tc>
                 <w:tc>
                   <w:tcPr>
-                    <w:tcW w:w="0" w:type="auto"/>
+                    <w:tcW w:w="4578" w:type="pct"/>
                     <w:hideMark/>
                   </w:tcPr>
                   <w:p>
@@ -10747,7 +10213,21 @@
                       <w:rPr>
                         <w:noProof/>
                       </w:rPr>
-                      <w:t>obert Tibshirani,</w:t>
+                      <w:t xml:space="preserve">obert </w:t>
+                    </w:r>
+                    <w:bookmarkStart w:id="14" w:name="Tibshirani11"/>
+                    <w:r>
+                      <w:rPr>
+                        <w:noProof/>
+                      </w:rPr>
+                      <w:t>Tibshirani</w:t>
+                    </w:r>
+                    <w:bookmarkEnd w:id="14"/>
+                    <w:r>
+                      <w:rPr>
+                        <w:noProof/>
+                      </w:rPr>
+                      <w:t>,</w:t>
                     </w:r>
                     <w:r>
                       <w:rPr>
@@ -10803,7 +10283,7 @@
                 </w:trPr>
                 <w:tc>
                   <w:tcPr>
-                    <w:tcW w:w="338" w:type="pct"/>
+                    <w:tcW w:w="332" w:type="pct"/>
                     <w:hideMark/>
                   </w:tcPr>
                   <w:p>
@@ -10823,7 +10303,7 @@
                 </w:tc>
                 <w:tc>
                   <w:tcPr>
-                    <w:tcW w:w="0" w:type="auto"/>
+                    <w:tcW w:w="4578" w:type="pct"/>
                     <w:hideMark/>
                   </w:tcPr>
                   <w:p>
@@ -10837,7 +10317,21 @@
                       <w:rPr>
                         <w:noProof/>
                       </w:rPr>
-                      <w:t xml:space="preserve">D. O. Hebb, "The Organization of Behavior: A Neuropsychological Theory, London," </w:t>
+                      <w:t xml:space="preserve">D. O. </w:t>
+                    </w:r>
+                    <w:bookmarkStart w:id="15" w:name="Hebb12"/>
+                    <w:r>
+                      <w:rPr>
+                        <w:noProof/>
+                      </w:rPr>
+                      <w:t>Hebb</w:t>
+                    </w:r>
+                    <w:bookmarkEnd w:id="15"/>
+                    <w:r>
+                      <w:rPr>
+                        <w:noProof/>
+                      </w:rPr>
+                      <w:t xml:space="preserve">, "The Organization of Behavior: A Neuropsychological Theory, London," </w:t>
                     </w:r>
                     <w:r>
                       <w:rPr>
@@ -10863,7 +10357,7 @@
                 </w:trPr>
                 <w:tc>
                   <w:tcPr>
-                    <w:tcW w:w="338" w:type="pct"/>
+                    <w:tcW w:w="332" w:type="pct"/>
                     <w:hideMark/>
                   </w:tcPr>
                   <w:p>
@@ -10883,7 +10377,7 @@
                 </w:tc>
                 <w:tc>
                   <w:tcPr>
-                    <w:tcW w:w="0" w:type="auto"/>
+                    <w:tcW w:w="4578" w:type="pct"/>
                     <w:hideMark/>
                   </w:tcPr>
                   <w:p>
@@ -10909,13 +10403,27 @@
                       <w:rPr>
                         <w:noProof/>
                       </w:rPr>
-                      <w:t xml:space="preserve"> M. A. M</w:t>
-                    </w:r>
-                    <w:r>
-                      <w:rPr>
-                        <w:noProof/>
-                      </w:rPr>
-                      <w:t xml:space="preserve">ahowald, </w:t>
+                      <w:t xml:space="preserve"> M. A. </w:t>
+                    </w:r>
+                    <w:bookmarkStart w:id="16" w:name="Mahowald13"/>
+                    <w:r>
+                      <w:rPr>
+                        <w:noProof/>
+                      </w:rPr>
+                      <w:t>M</w:t>
+                    </w:r>
+                    <w:r>
+                      <w:rPr>
+                        <w:noProof/>
+                      </w:rPr>
+                      <w:t>ahowald</w:t>
+                    </w:r>
+                    <w:bookmarkEnd w:id="16"/>
+                    <w:r>
+                      <w:rPr>
+                        <w:noProof/>
+                      </w:rPr>
+                      <w:t xml:space="preserve">, </w:t>
                     </w:r>
                     <w:r>
                       <w:rPr>
@@ -10959,7 +10467,7 @@
                 </w:trPr>
                 <w:tc>
                   <w:tcPr>
-                    <w:tcW w:w="338" w:type="pct"/>
+                    <w:tcW w:w="332" w:type="pct"/>
                     <w:hideMark/>
                   </w:tcPr>
                   <w:p>
@@ -10979,7 +10487,7 @@
                 </w:tc>
                 <w:tc>
                   <w:tcPr>
-                    <w:tcW w:w="0" w:type="auto"/>
+                    <w:tcW w:w="4578" w:type="pct"/>
                     <w:hideMark/>
                   </w:tcPr>
                   <w:p>
@@ -10993,13 +10501,27 @@
                       <w:rPr>
                         <w:noProof/>
                       </w:rPr>
-                      <w:t>S. A</w:t>
-                    </w:r>
-                    <w:r>
-                      <w:rPr>
-                        <w:noProof/>
-                      </w:rPr>
-                      <w:t>hmad,</w:t>
+                      <w:t xml:space="preserve">S. </w:t>
+                    </w:r>
+                    <w:bookmarkStart w:id="17" w:name="Ahmad14"/>
+                    <w:r>
+                      <w:rPr>
+                        <w:noProof/>
+                      </w:rPr>
+                      <w:t>A</w:t>
+                    </w:r>
+                    <w:r>
+                      <w:rPr>
+                        <w:noProof/>
+                      </w:rPr>
+                      <w:t>hmad</w:t>
+                    </w:r>
+                    <w:bookmarkEnd w:id="17"/>
+                    <w:r>
+                      <w:rPr>
+                        <w:noProof/>
+                      </w:rPr>
+                      <w:t>,</w:t>
                     </w:r>
                     <w:r>
                       <w:rPr>
@@ -11029,7 +10551,7 @@
                 </w:trPr>
                 <w:tc>
                   <w:tcPr>
-                    <w:tcW w:w="338" w:type="pct"/>
+                    <w:tcW w:w="332" w:type="pct"/>
                     <w:hideMark/>
                   </w:tcPr>
                   <w:p>
@@ -11049,7 +10571,7 @@
                 </w:tc>
                 <w:tc>
                   <w:tcPr>
-                    <w:tcW w:w="0" w:type="auto"/>
+                    <w:tcW w:w="4578" w:type="pct"/>
                     <w:hideMark/>
                   </w:tcPr>
                   <w:p>
@@ -11063,7 +10585,14 @@
                       <w:rPr>
                         <w:noProof/>
                       </w:rPr>
-                      <w:t>S. A</w:t>
+                      <w:t xml:space="preserve">S. </w:t>
+                    </w:r>
+                    <w:bookmarkStart w:id="18" w:name="AhmadHawkins15"/>
+                    <w:r>
+                      <w:rPr>
+                        <w:noProof/>
+                      </w:rPr>
+                      <w:t>A</w:t>
                     </w:r>
                     <w:r>
                       <w:rPr>
@@ -11081,7 +10610,14 @@
                       <w:rPr>
                         <w:noProof/>
                       </w:rPr>
-                      <w:t>awkins and</w:t>
+                      <w:t>awkins</w:t>
+                    </w:r>
+                    <w:bookmarkEnd w:id="18"/>
+                    <w:r>
+                      <w:rPr>
+                        <w:noProof/>
+                      </w:rPr>
+                      <w:t xml:space="preserve"> and</w:t>
                     </w:r>
                     <w:r>
                       <w:rPr>
@@ -11113,7 +10649,7 @@
                 </w:trPr>
                 <w:tc>
                   <w:tcPr>
-                    <w:tcW w:w="338" w:type="pct"/>
+                    <w:tcW w:w="332" w:type="pct"/>
                     <w:hideMark/>
                   </w:tcPr>
                   <w:p>
@@ -11133,7 +10669,7 @@
                 </w:tc>
                 <w:tc>
                   <w:tcPr>
-                    <w:tcW w:w="0" w:type="auto"/>
+                    <w:tcW w:w="4578" w:type="pct"/>
                     <w:hideMark/>
                   </w:tcPr>
                   <w:p>
@@ -11147,7 +10683,21 @@
                       <w:rPr>
                         <w:noProof/>
                       </w:rPr>
-                      <w:t xml:space="preserve">P. Földia, "Forming sparse representations by local anti-hebbian learning," </w:t>
+                      <w:t xml:space="preserve">P. </w:t>
+                    </w:r>
+                    <w:bookmarkStart w:id="19" w:name="Földia16"/>
+                    <w:r>
+                      <w:rPr>
+                        <w:noProof/>
+                      </w:rPr>
+                      <w:t>Földia</w:t>
+                    </w:r>
+                    <w:bookmarkEnd w:id="19"/>
+                    <w:r>
+                      <w:rPr>
+                        <w:noProof/>
+                      </w:rPr>
+                      <w:t xml:space="preserve">, "Forming sparse representations by local anti-hebbian learning," </w:t>
                     </w:r>
                     <w:r>
                       <w:rPr>
@@ -11173,7 +10723,7 @@
                 </w:trPr>
                 <w:tc>
                   <w:tcPr>
-                    <w:tcW w:w="338" w:type="pct"/>
+                    <w:tcW w:w="332" w:type="pct"/>
                     <w:hideMark/>
                   </w:tcPr>
                   <w:p>
@@ -11193,7 +10743,7 @@
                 </w:tc>
                 <w:tc>
                   <w:tcPr>
-                    <w:tcW w:w="0" w:type="auto"/>
+                    <w:tcW w:w="4578" w:type="pct"/>
                     <w:hideMark/>
                   </w:tcPr>
                   <w:p>
@@ -11207,7 +10757,21 @@
                       <w:rPr>
                         <w:noProof/>
                       </w:rPr>
-                      <w:t>Yoon Sang Kim. Kwang-Ho Seok</w:t>
+                      <w:t xml:space="preserve">Yoon Sang Kim. </w:t>
+                    </w:r>
+                    <w:bookmarkStart w:id="20" w:name="Kwang17"/>
+                    <w:r>
+                      <w:rPr>
+                        <w:noProof/>
+                      </w:rPr>
+                      <w:t>Kwang</w:t>
+                    </w:r>
+                    <w:bookmarkEnd w:id="20"/>
+                    <w:r>
+                      <w:rPr>
+                        <w:noProof/>
+                      </w:rPr>
+                      <w:t>-Ho Seok</w:t>
                     </w:r>
                     <w:r>
                       <w:rPr>
@@ -11239,7 +10803,7 @@
                 </w:trPr>
                 <w:tc>
                   <w:tcPr>
-                    <w:tcW w:w="338" w:type="pct"/>
+                    <w:tcW w:w="332" w:type="pct"/>
                     <w:hideMark/>
                   </w:tcPr>
                   <w:p>
@@ -11259,7 +10823,7 @@
                 </w:tc>
                 <w:tc>
                   <w:tcPr>
-                    <w:tcW w:w="0" w:type="auto"/>
+                    <w:tcW w:w="4578" w:type="pct"/>
                     <w:hideMark/>
                   </w:tcPr>
                   <w:p>
@@ -11269,11 +10833,19 @@
                         <w:noProof/>
                       </w:rPr>
                     </w:pPr>
-                    <w:r>
-                      <w:rPr>
-                        <w:noProof/>
-                      </w:rPr>
-                      <w:t>Jason Roberts and Shameen.Akhter</w:t>
+                    <w:bookmarkStart w:id="21" w:name="JasonRoberts18"/>
+                    <w:r>
+                      <w:rPr>
+                        <w:noProof/>
+                      </w:rPr>
+                      <w:t>Jason Roberts</w:t>
+                    </w:r>
+                    <w:bookmarkEnd w:id="21"/>
+                    <w:r>
+                      <w:rPr>
+                        <w:noProof/>
+                      </w:rPr>
+                      <w:t xml:space="preserve"> and Shameen.Akhter</w:t>
                     </w:r>
                     <w:r>
                       <w:rPr>
@@ -11305,7 +10877,7 @@
                 </w:trPr>
                 <w:tc>
                   <w:tcPr>
-                    <w:tcW w:w="338" w:type="pct"/>
+                    <w:tcW w:w="332" w:type="pct"/>
                     <w:hideMark/>
                   </w:tcPr>
                   <w:p>
@@ -11325,7 +10897,7 @@
                 </w:tc>
                 <w:tc>
                   <w:tcPr>
-                    <w:tcW w:w="0" w:type="auto"/>
+                    <w:tcW w:w="4578" w:type="pct"/>
                     <w:hideMark/>
                   </w:tcPr>
                   <w:p>
@@ -11345,7 +10917,33 @@
                       <w:rPr>
                         <w:noProof/>
                       </w:rPr>
-                      <w:t>. EI-Rewini and</w:t>
+                      <w:t xml:space="preserve">. </w:t>
+                    </w:r>
+                    <w:bookmarkStart w:id="22" w:name="ArneLinde19"/>
+                    <w:r>
+                      <w:rPr>
+                        <w:noProof/>
+                      </w:rPr>
+                      <w:t>Arne Linde</w:t>
+                    </w:r>
+                    <w:bookmarkEnd w:id="22"/>
+                    <w:r>
+                      <w:rPr>
+                        <w:noProof/>
+                      </w:rPr>
+                      <w:t xml:space="preserve"> Arne Linde Arne Linde Arne Linde Linde</w:t>
+                    </w:r>
+                    <w:r>
+                      <w:rPr>
+                        <w:noProof/>
+                      </w:rPr>
+                      <w:t xml:space="preserve"> Arne Linde</w:t>
+                    </w:r>
+                    <w:r>
+                      <w:rPr>
+                        <w:noProof/>
+                      </w:rPr>
+                      <w:t xml:space="preserve"> and</w:t>
                     </w:r>
                     <w:r>
                       <w:rPr>
@@ -11377,7 +10975,7 @@
                 </w:trPr>
                 <w:tc>
                   <w:tcPr>
-                    <w:tcW w:w="338" w:type="pct"/>
+                    <w:tcW w:w="332" w:type="pct"/>
                     <w:hideMark/>
                   </w:tcPr>
                   <w:p>
@@ -11397,7 +10995,7 @@
                 </w:tc>
                 <w:tc>
                   <w:tcPr>
-                    <w:tcW w:w="0" w:type="auto"/>
+                    <w:tcW w:w="4578" w:type="pct"/>
                     <w:hideMark/>
                   </w:tcPr>
                   <w:p>
@@ -11411,25 +11009,33 @@
                       <w:rPr>
                         <w:noProof/>
                       </w:rPr>
-                      <w:t>A</w:t>
-                    </w:r>
-                    <w:r>
-                      <w:rPr>
-                        <w:noProof/>
-                      </w:rPr>
-                      <w:t>rne Linde</w:t>
-                    </w:r>
-                    <w:r>
-                      <w:rPr>
-                        <w:noProof/>
-                      </w:rPr>
-                      <w:t>. T</w:t>
-                    </w:r>
-                    <w:r>
-                      <w:rPr>
-                        <w:noProof/>
-                      </w:rPr>
-                      <w:t>omas Nordstrom,</w:t>
+                      <w:t>Arne Linde</w:t>
+                    </w:r>
+                    <w:r>
+                      <w:rPr>
+                        <w:noProof/>
+                      </w:rPr>
+                      <w:t xml:space="preserve"> </w:t>
+                    </w:r>
+                    <w:bookmarkStart w:id="23" w:name="Tomas20"/>
+                    <w:r>
+                      <w:rPr>
+                        <w:noProof/>
+                      </w:rPr>
+                      <w:t>T</w:t>
+                    </w:r>
+                    <w:r>
+                      <w:rPr>
+                        <w:noProof/>
+                      </w:rPr>
+                      <w:t>omas</w:t>
+                    </w:r>
+                    <w:bookmarkEnd w:id="23"/>
+                    <w:r>
+                      <w:rPr>
+                        <w:noProof/>
+                      </w:rPr>
+                      <w:t xml:space="preserve"> Nordstrom,</w:t>
                     </w:r>
                     <w:r>
                       <w:rPr>
@@ -11509,7 +11115,7 @@
                 </w:trPr>
                 <w:tc>
                   <w:tcPr>
-                    <w:tcW w:w="338" w:type="pct"/>
+                    <w:tcW w:w="332" w:type="pct"/>
                     <w:hideMark/>
                   </w:tcPr>
                   <w:p>
@@ -11529,7 +11135,7 @@
                 </w:tc>
                 <w:tc>
                   <w:tcPr>
-                    <w:tcW w:w="0" w:type="auto"/>
+                    <w:tcW w:w="4578" w:type="pct"/>
                     <w:hideMark/>
                   </w:tcPr>
                   <w:p>
@@ -11539,11 +11145,19 @@
                         <w:noProof/>
                       </w:rPr>
                     </w:pPr>
-                    <w:r>
-                      <w:rPr>
-                        <w:noProof/>
-                      </w:rPr>
-                      <w:t xml:space="preserve">Adapteva, "Epiphany Architecture Reference," </w:t>
+                    <w:bookmarkStart w:id="24" w:name="Adapteva21"/>
+                    <w:r>
+                      <w:rPr>
+                        <w:noProof/>
+                      </w:rPr>
+                      <w:t>Adapteva</w:t>
+                    </w:r>
+                    <w:bookmarkEnd w:id="24"/>
+                    <w:r>
+                      <w:rPr>
+                        <w:noProof/>
+                      </w:rPr>
+                      <w:t xml:space="preserve">, "Epiphany Architecture Reference," </w:t>
                     </w:r>
                     <w:r>
                       <w:rPr>
@@ -11569,7 +11183,7 @@
                 </w:trPr>
                 <w:tc>
                   <w:tcPr>
-                    <w:tcW w:w="338" w:type="pct"/>
+                    <w:tcW w:w="332" w:type="pct"/>
                     <w:hideMark/>
                   </w:tcPr>
                   <w:p>
@@ -11589,7 +11203,7 @@
                 </w:tc>
                 <w:tc>
                   <w:tcPr>
-                    <w:tcW w:w="0" w:type="auto"/>
+                    <w:tcW w:w="4578" w:type="pct"/>
                     <w:hideMark/>
                   </w:tcPr>
                   <w:p>
@@ -11599,6 +11213,7 @@
                         <w:noProof/>
                       </w:rPr>
                     </w:pPr>
+                    <w:bookmarkStart w:id="25" w:name="Shuvra22"/>
                     <w:r>
                       <w:rPr>
                         <w:noProof/>
@@ -11609,7 +11224,14 @@
                       <w:rPr>
                         <w:noProof/>
                       </w:rPr>
-                      <w:t>huvra S Bhattacharya and</w:t>
+                      <w:t>huvra</w:t>
+                    </w:r>
+                    <w:bookmarkEnd w:id="25"/>
+                    <w:r>
+                      <w:rPr>
+                        <w:noProof/>
+                      </w:rPr>
+                      <w:t xml:space="preserve"> S Bhattacharya and</w:t>
                     </w:r>
                     <w:r>
                       <w:rPr>
@@ -11653,7 +11275,7 @@
                 </w:trPr>
                 <w:tc>
                   <w:tcPr>
-                    <w:tcW w:w="338" w:type="pct"/>
+                    <w:tcW w:w="332" w:type="pct"/>
                     <w:hideMark/>
                   </w:tcPr>
                   <w:p>
@@ -11673,7 +11295,7 @@
                 </w:tc>
                 <w:tc>
                   <w:tcPr>
-                    <w:tcW w:w="0" w:type="auto"/>
+                    <w:tcW w:w="4578" w:type="pct"/>
                     <w:hideMark/>
                   </w:tcPr>
                   <w:p>
@@ -11683,11 +11305,19 @@
                         <w:noProof/>
                       </w:rPr>
                     </w:pPr>
-                    <w:r>
-                      <w:rPr>
-                        <w:noProof/>
-                      </w:rPr>
-                      <w:t>Numenta, "Nupic application," (2011). [Online]. Available: https://github.com/numenta/nupic/wiki..</w:t>
+                    <w:bookmarkStart w:id="26" w:name="Numenta23"/>
+                    <w:r>
+                      <w:rPr>
+                        <w:noProof/>
+                      </w:rPr>
+                      <w:t>Numenta</w:t>
+                    </w:r>
+                    <w:bookmarkEnd w:id="26"/>
+                    <w:r>
+                      <w:rPr>
+                        <w:noProof/>
+                      </w:rPr>
+                      <w:t>, "Nupic application," (2011). [Online]. Available: https://github.com/numenta/nupic/wiki..</w:t>
                     </w:r>
                   </w:p>
                 </w:tc>
@@ -11699,7 +11329,7 @@
                 </w:trPr>
                 <w:tc>
                   <w:tcPr>
-                    <w:tcW w:w="338" w:type="pct"/>
+                    <w:tcW w:w="332" w:type="pct"/>
                     <w:hideMark/>
                   </w:tcPr>
                   <w:p>
@@ -11719,7 +11349,7 @@
                 </w:tc>
                 <w:tc>
                   <w:tcPr>
-                    <w:tcW w:w="0" w:type="auto"/>
+                    <w:tcW w:w="4578" w:type="pct"/>
                     <w:hideMark/>
                   </w:tcPr>
                   <w:p>
@@ -11733,7 +11363,21 @@
                       <w:rPr>
                         <w:noProof/>
                       </w:rPr>
-                      <w:t xml:space="preserve">Jeff. Hawkins and Subutai Ahmad, "Why Neurons Have Thousands of Synapses, a Theory of Sequence Memory in Neocortex," </w:t>
+                      <w:t xml:space="preserve">Jeff. </w:t>
+                    </w:r>
+                    <w:bookmarkStart w:id="27" w:name="HawkinsandSubutaiAhmad24"/>
+                    <w:r>
+                      <w:rPr>
+                        <w:noProof/>
+                      </w:rPr>
+                      <w:t>Hawkins and Subutai Ahmad</w:t>
+                    </w:r>
+                    <w:bookmarkEnd w:id="27"/>
+                    <w:r>
+                      <w:rPr>
+                        <w:noProof/>
+                      </w:rPr>
+                      <w:t xml:space="preserve">, "Why Neurons Have Thousands of Synapses, a Theory of Sequence Memory in Neocortex," </w:t>
                     </w:r>
                     <w:r>
                       <w:rPr>
@@ -11765,7 +11409,7 @@
                 </w:trPr>
                 <w:tc>
                   <w:tcPr>
-                    <w:tcW w:w="338" w:type="pct"/>
+                    <w:tcW w:w="332" w:type="pct"/>
                     <w:hideMark/>
                   </w:tcPr>
                   <w:p>
@@ -11785,7 +11429,7 @@
                 </w:tc>
                 <w:tc>
                   <w:tcPr>
-                    <w:tcW w:w="0" w:type="auto"/>
+                    <w:tcW w:w="4578" w:type="pct"/>
                     <w:hideMark/>
                   </w:tcPr>
                   <w:p>
@@ -11795,6 +11439,7 @@
                         <w:noProof/>
                       </w:rPr>
                     </w:pPr>
+                    <w:bookmarkStart w:id="28" w:name="Xiaola25"/>
                     <w:r>
                       <w:rPr>
                         <w:noProof/>
@@ -11805,7 +11450,14 @@
                       <w:rPr>
                         <w:noProof/>
                       </w:rPr>
-                      <w:t>iaola Lin</w:t>
+                      <w:t>iaola</w:t>
+                    </w:r>
+                    <w:bookmarkEnd w:id="28"/>
+                    <w:r>
+                      <w:rPr>
+                        <w:noProof/>
+                      </w:rPr>
+                      <w:t xml:space="preserve"> Lin</w:t>
                     </w:r>
                     <w:r>
                       <w:rPr>
@@ -11945,7 +11597,7 @@
                 </w:trPr>
                 <w:tc>
                   <w:tcPr>
-                    <w:tcW w:w="338" w:type="pct"/>
+                    <w:tcW w:w="332" w:type="pct"/>
                     <w:hideMark/>
                   </w:tcPr>
                   <w:p>
@@ -11965,7 +11617,7 @@
                 </w:tc>
                 <w:tc>
                   <w:tcPr>
-                    <w:tcW w:w="0" w:type="auto"/>
+                    <w:tcW w:w="4578" w:type="pct"/>
                     <w:hideMark/>
                   </w:tcPr>
                   <w:p>
@@ -11975,11 +11627,19 @@
                         <w:noProof/>
                       </w:rPr>
                     </w:pPr>
-                    <w:r>
-                      <w:rPr>
-                        <w:noProof/>
-                      </w:rPr>
-                      <w:t xml:space="preserve">Cisco, "Visual networking index," </w:t>
+                    <w:bookmarkStart w:id="29" w:name="Cisco26"/>
+                    <w:r>
+                      <w:rPr>
+                        <w:noProof/>
+                      </w:rPr>
+                      <w:t>Cisco</w:t>
+                    </w:r>
+                    <w:bookmarkEnd w:id="29"/>
+                    <w:r>
+                      <w:rPr>
+                        <w:noProof/>
+                      </w:rPr>
+                      <w:t xml:space="preserve">, "Visual networking index," </w:t>
                     </w:r>
                     <w:r>
                       <w:rPr>
@@ -12005,7 +11665,7 @@
                 </w:trPr>
                 <w:tc>
                   <w:tcPr>
-                    <w:tcW w:w="338" w:type="pct"/>
+                    <w:tcW w:w="332" w:type="pct"/>
                     <w:hideMark/>
                   </w:tcPr>
                   <w:p>
@@ -12025,7 +11685,7 @@
                 </w:tc>
                 <w:tc>
                   <w:tcPr>
-                    <w:tcW w:w="0" w:type="auto"/>
+                    <w:tcW w:w="4578" w:type="pct"/>
                     <w:hideMark/>
                   </w:tcPr>
                   <w:p>
@@ -12035,11 +11695,19 @@
                         <w:noProof/>
                       </w:rPr>
                     </w:pPr>
-                    <w:r>
-                      <w:rPr>
-                        <w:noProof/>
-                      </w:rPr>
-                      <w:t>OpenMP, "Openmp library," 2010. [Online]. Available: http://www.openmp.org..</w:t>
+                    <w:bookmarkStart w:id="30" w:name="OpenMP27"/>
+                    <w:r>
+                      <w:rPr>
+                        <w:noProof/>
+                      </w:rPr>
+                      <w:t>OpenMP</w:t>
+                    </w:r>
+                    <w:bookmarkEnd w:id="30"/>
+                    <w:r>
+                      <w:rPr>
+                        <w:noProof/>
+                      </w:rPr>
+                      <w:t>, "Openmp library," 2010. [Online]. Available: http://www.openmp.org..</w:t>
                     </w:r>
                   </w:p>
                 </w:tc>
@@ -12051,7 +11719,7 @@
                 </w:trPr>
                 <w:tc>
                   <w:tcPr>
-                    <w:tcW w:w="338" w:type="pct"/>
+                    <w:tcW w:w="332" w:type="pct"/>
                     <w:hideMark/>
                   </w:tcPr>
                   <w:p>
@@ -12071,7 +11739,7 @@
                 </w:tc>
                 <w:tc>
                   <w:tcPr>
-                    <w:tcW w:w="0" w:type="auto"/>
+                    <w:tcW w:w="4578" w:type="pct"/>
                     <w:hideMark/>
                   </w:tcPr>
                   <w:p>
@@ -12081,6 +11749,7 @@
                         <w:noProof/>
                       </w:rPr>
                     </w:pPr>
+                    <w:bookmarkStart w:id="31" w:name="Abdullah28"/>
                     <w:r>
                       <w:rPr>
                         <w:noProof/>
@@ -12093,6 +11762,7 @@
                       </w:rPr>
                       <w:t>bdullah</w:t>
                     </w:r>
+                    <w:bookmarkEnd w:id="31"/>
                     <w:r>
                       <w:rPr>
                         <w:noProof/>
@@ -17863,165 +17533,6 @@
 </file>
 
 <file path=customXml/item1.xml><?xml version="1.0" encoding="utf-8"?>
-<ct:contentTypeSchema xmlns:ct="http://schemas.microsoft.com/office/2006/metadata/contentType" xmlns:ma="http://schemas.microsoft.com/office/2006/metadata/properties/metaAttributes" ct:_="" ma:_="" ma:contentTypeName="Document" ma:contentTypeID="0x010100244DA4597C2DA943933A249CF35A3C17" ma:contentTypeVersion="5" ma:contentTypeDescription="Create a new document." ma:contentTypeScope="" ma:versionID="79cd3048bded257ca59f28facd802837">
-  <xsd:schema xmlns:xsd="http://www.w3.org/2001/XMLSchema" xmlns:xs="http://www.w3.org/2001/XMLSchema" xmlns:p="http://schemas.microsoft.com/office/2006/metadata/properties" xmlns:ns3="936daadb-6db6-4468-bf48-4ae045496840" targetNamespace="http://schemas.microsoft.com/office/2006/metadata/properties" ma:root="true" ma:fieldsID="e924f1278865bce780dcb264ecb06437" ns3:_="">
-    <xsd:import namespace="936daadb-6db6-4468-bf48-4ae045496840"/>
-    <xsd:element name="properties">
-      <xsd:complexType>
-        <xsd:sequence>
-          <xsd:element name="documentManagement">
-            <xsd:complexType>
-              <xsd:all>
-                <xsd:element ref="ns3:MediaServiceDateTaken" minOccurs="0"/>
-                <xsd:element ref="ns3:MediaServiceMetadata" minOccurs="0"/>
-                <xsd:element ref="ns3:MediaServiceFastMetadata" minOccurs="0"/>
-                <xsd:element ref="ns3:MediaServiceSearchProperties" minOccurs="0"/>
-                <xsd:element ref="ns3:MediaServiceObjectDetectorVersions" minOccurs="0"/>
-              </xsd:all>
-            </xsd:complexType>
-          </xsd:element>
-        </xsd:sequence>
-      </xsd:complexType>
-    </xsd:element>
-  </xsd:schema>
-  <xsd:schema xmlns:xsd="http://www.w3.org/2001/XMLSchema" xmlns:xs="http://www.w3.org/2001/XMLSchema" xmlns:dms="http://schemas.microsoft.com/office/2006/documentManagement/types" xmlns:pc="http://schemas.microsoft.com/office/infopath/2007/PartnerControls" targetNamespace="936daadb-6db6-4468-bf48-4ae045496840" elementFormDefault="qualified">
-    <xsd:import namespace="http://schemas.microsoft.com/office/2006/documentManagement/types"/>
-    <xsd:import namespace="http://schemas.microsoft.com/office/infopath/2007/PartnerControls"/>
-    <xsd:element name="MediaServiceDateTaken" ma:index="8" nillable="true" ma:displayName="MediaServiceDateTaken" ma:hidden="true" ma:indexed="true" ma:internalName="MediaServiceDateTaken" ma:readOnly="true">
-      <xsd:simpleType>
-        <xsd:restriction base="dms:Text"/>
-      </xsd:simpleType>
-    </xsd:element>
-    <xsd:element name="MediaServiceMetadata" ma:index="9" nillable="true" ma:displayName="MediaServiceMetadata" ma:hidden="true" ma:internalName="MediaServiceMetadata" ma:readOnly="true">
-      <xsd:simpleType>
-        <xsd:restriction base="dms:Note"/>
-      </xsd:simpleType>
-    </xsd:element>
-    <xsd:element name="MediaServiceFastMetadata" ma:index="10" nillable="true" ma:displayName="MediaServiceFastMetadata" ma:hidden="true" ma:internalName="MediaServiceFastMetadata" ma:readOnly="true">
-      <xsd:simpleType>
-        <xsd:restriction base="dms:Note"/>
-      </xsd:simpleType>
-    </xsd:element>
-    <xsd:element name="MediaServiceSearchProperties" ma:index="11" nillable="true" ma:displayName="MediaServiceSearchProperties" ma:hidden="true" ma:internalName="MediaServiceSearchProperties" ma:readOnly="true">
-      <xsd:simpleType>
-        <xsd:restriction base="dms:Note"/>
-      </xsd:simpleType>
-    </xsd:element>
-    <xsd:element name="MediaServiceObjectDetectorVersions" ma:index="12" nillable="true" ma:displayName="MediaServiceObjectDetectorVersions" ma:hidden="true" ma:indexed="true" ma:internalName="MediaServiceObjectDetectorVersions" ma:readOnly="true">
-      <xsd:simpleType>
-        <xsd:restriction base="dms:Text"/>
-      </xsd:simpleType>
-    </xsd:element>
-  </xsd:schema>
-  <xsd:schema xmlns="http://schemas.openxmlformats.org/package/2006/metadata/core-properties" xmlns:xsd="http://www.w3.org/2001/XMLSchema" xmlns:xsi="http://www.w3.org/2001/XMLSchema-instance" xmlns:dc="http://purl.org/dc/elements/1.1/" xmlns:dcterms="http://purl.org/dc/terms/" xmlns:odoc="http://schemas.microsoft.com/internal/obd" targetNamespace="http://schemas.openxmlformats.org/package/2006/metadata/core-properties" elementFormDefault="qualified" attributeFormDefault="unqualified" blockDefault="#all">
-    <xsd:import namespace="http://purl.org/dc/elements/1.1/" schemaLocation="http://dublincore.org/schemas/xmls/qdc/2003/04/02/dc.xsd"/>
-    <xsd:import namespace="http://purl.org/dc/terms/" schemaLocation="http://dublincore.org/schemas/xmls/qdc/2003/04/02/dcterms.xsd"/>
-    <xsd:element name="coreProperties" type="CT_coreProperties"/>
-    <xsd:complexType name="CT_coreProperties">
-      <xsd:all>
-        <xsd:element ref="dc:creator" minOccurs="0" maxOccurs="1"/>
-        <xsd:element ref="dcterms:created" minOccurs="0" maxOccurs="1"/>
-        <xsd:element ref="dc:identifier" minOccurs="0" maxOccurs="1"/>
-        <xsd:element name="contentType" minOccurs="0" maxOccurs="1" type="xsd:string" ma:index="0" ma:displayName="Content Type"/>
-        <xsd:element ref="dc:title" minOccurs="0" maxOccurs="1" ma:index="4" ma:displayName="Title"/>
-        <xsd:element ref="dc:subject" minOccurs="0" maxOccurs="1"/>
-        <xsd:element ref="dc:description" minOccurs="0" maxOccurs="1"/>
-        <xsd:element name="keywords" minOccurs="0" maxOccurs="1" type="xsd:string"/>
-        <xsd:element ref="dc:language" minOccurs="0" maxOccurs="1"/>
-        <xsd:element name="category" minOccurs="0" maxOccurs="1" type="xsd:string"/>
-        <xsd:element name="version" minOccurs="0" maxOccurs="1" type="xsd:string"/>
-        <xsd:element name="revision" minOccurs="0" maxOccurs="1" type="xsd:string">
-          <xsd:annotation>
-            <xsd:documentation>
-                        This value indicates the number of saves or revisions. The application is responsible for updating this value after each revision.
-                    </xsd:documentation>
-          </xsd:annotation>
-        </xsd:element>
-        <xsd:element name="lastModifiedBy" minOccurs="0" maxOccurs="1" type="xsd:string"/>
-        <xsd:element ref="dcterms:modified" minOccurs="0" maxOccurs="1"/>
-        <xsd:element name="contentStatus" minOccurs="0" maxOccurs="1" type="xsd:string"/>
-      </xsd:all>
-    </xsd:complexType>
-  </xsd:schema>
-  <xs:schema xmlns:pc="http://schemas.microsoft.com/office/infopath/2007/PartnerControls" xmlns:xs="http://www.w3.org/2001/XMLSchema" targetNamespace="http://schemas.microsoft.com/office/infopath/2007/PartnerControls" elementFormDefault="qualified" attributeFormDefault="unqualified">
-    <xs:element name="Person">
-      <xs:complexType>
-        <xs:sequence>
-          <xs:element ref="pc:DisplayName" minOccurs="0"/>
-          <xs:element ref="pc:AccountId" minOccurs="0"/>
-          <xs:element ref="pc:AccountType" minOccurs="0"/>
-        </xs:sequence>
-      </xs:complexType>
-    </xs:element>
-    <xs:element name="DisplayName" type="xs:string"/>
-    <xs:element name="AccountId" type="xs:string"/>
-    <xs:element name="AccountType" type="xs:string"/>
-    <xs:element name="BDCAssociatedEntity">
-      <xs:complexType>
-        <xs:sequence>
-          <xs:element ref="pc:BDCEntity" minOccurs="0" maxOccurs="unbounded"/>
-        </xs:sequence>
-        <xs:attribute ref="pc:EntityNamespace"/>
-        <xs:attribute ref="pc:EntityName"/>
-        <xs:attribute ref="pc:SystemInstanceName"/>
-        <xs:attribute ref="pc:AssociationName"/>
-      </xs:complexType>
-    </xs:element>
-    <xs:attribute name="EntityNamespace" type="xs:string"/>
-    <xs:attribute name="EntityName" type="xs:string"/>
-    <xs:attribute name="SystemInstanceName" type="xs:string"/>
-    <xs:attribute name="AssociationName" type="xs:string"/>
-    <xs:element name="BDCEntity">
-      <xs:complexType>
-        <xs:sequence>
-          <xs:element ref="pc:EntityDisplayName" minOccurs="0"/>
-          <xs:element ref="pc:EntityInstanceReference" minOccurs="0"/>
-          <xs:element ref="pc:EntityId1" minOccurs="0"/>
-          <xs:element ref="pc:EntityId2" minOccurs="0"/>
-          <xs:element ref="pc:EntityId3" minOccurs="0"/>
-          <xs:element ref="pc:EntityId4" minOccurs="0"/>
-          <xs:element ref="pc:EntityId5" minOccurs="0"/>
-        </xs:sequence>
-      </xs:complexType>
-    </xs:element>
-    <xs:element name="EntityDisplayName" type="xs:string"/>
-    <xs:element name="EntityInstanceReference" type="xs:string"/>
-    <xs:element name="EntityId1" type="xs:string"/>
-    <xs:element name="EntityId2" type="xs:string"/>
-    <xs:element name="EntityId3" type="xs:string"/>
-    <xs:element name="EntityId4" type="xs:string"/>
-    <xs:element name="EntityId5" type="xs:string"/>
-    <xs:element name="Terms">
-      <xs:complexType>
-        <xs:sequence>
-          <xs:element ref="pc:TermInfo" minOccurs="0" maxOccurs="unbounded"/>
-        </xs:sequence>
-      </xs:complexType>
-    </xs:element>
-    <xs:element name="TermInfo">
-      <xs:complexType>
-        <xs:sequence>
-          <xs:element ref="pc:TermName" minOccurs="0"/>
-          <xs:element ref="pc:TermId" minOccurs="0"/>
-        </xs:sequence>
-      </xs:complexType>
-    </xs:element>
-    <xs:element name="TermName" type="xs:string"/>
-    <xs:element name="TermId" type="xs:string"/>
-  </xs:schema>
-</ct:contentTypeSchema>
-</file>
-
-<file path=customXml/item2.xml><?xml version="1.0" encoding="utf-8"?>
-<?mso-contentType ?>
-<FormTemplates xmlns="http://schemas.microsoft.com/sharepoint/v3/contenttype/forms">
-  <Display>DocumentLibraryForm</Display>
-  <Edit>DocumentLibraryForm</Edit>
-  <New>DocumentLibraryForm</New>
-</FormTemplates>
-</file>
-
-<file path=customXml/item3.xml><?xml version="1.0" encoding="utf-8"?>
 <b:Sources xmlns:b="http://schemas.openxmlformats.org/officeDocument/2006/bibliography" xmlns="http://schemas.openxmlformats.org/officeDocument/2006/bibliography" SelectedStyle="\IEEE2006OfficeOnline.xsl" StyleName="IEEE" Version="2006">
   <b:Source>
     <b:Tag>Dam21</b:Tag>
@@ -18581,6 +18092,165 @@
 </b:Sources>
 </file>
 
+<file path=customXml/item2.xml><?xml version="1.0" encoding="utf-8"?>
+<?mso-contentType ?>
+<FormTemplates xmlns="http://schemas.microsoft.com/sharepoint/v3/contenttype/forms">
+  <Display>DocumentLibraryForm</Display>
+  <Edit>DocumentLibraryForm</Edit>
+  <New>DocumentLibraryForm</New>
+</FormTemplates>
+</file>
+
+<file path=customXml/item3.xml><?xml version="1.0" encoding="utf-8"?>
+<ct:contentTypeSchema xmlns:ct="http://schemas.microsoft.com/office/2006/metadata/contentType" xmlns:ma="http://schemas.microsoft.com/office/2006/metadata/properties/metaAttributes" ct:_="" ma:_="" ma:contentTypeName="Document" ma:contentTypeID="0x010100244DA4597C2DA943933A249CF35A3C17" ma:contentTypeVersion="5" ma:contentTypeDescription="Create a new document." ma:contentTypeScope="" ma:versionID="79cd3048bded257ca59f28facd802837">
+  <xsd:schema xmlns:xsd="http://www.w3.org/2001/XMLSchema" xmlns:xs="http://www.w3.org/2001/XMLSchema" xmlns:p="http://schemas.microsoft.com/office/2006/metadata/properties" xmlns:ns3="936daadb-6db6-4468-bf48-4ae045496840" targetNamespace="http://schemas.microsoft.com/office/2006/metadata/properties" ma:root="true" ma:fieldsID="e924f1278865bce780dcb264ecb06437" ns3:_="">
+    <xsd:import namespace="936daadb-6db6-4468-bf48-4ae045496840"/>
+    <xsd:element name="properties">
+      <xsd:complexType>
+        <xsd:sequence>
+          <xsd:element name="documentManagement">
+            <xsd:complexType>
+              <xsd:all>
+                <xsd:element ref="ns3:MediaServiceDateTaken" minOccurs="0"/>
+                <xsd:element ref="ns3:MediaServiceMetadata" minOccurs="0"/>
+                <xsd:element ref="ns3:MediaServiceFastMetadata" minOccurs="0"/>
+                <xsd:element ref="ns3:MediaServiceSearchProperties" minOccurs="0"/>
+                <xsd:element ref="ns3:MediaServiceObjectDetectorVersions" minOccurs="0"/>
+              </xsd:all>
+            </xsd:complexType>
+          </xsd:element>
+        </xsd:sequence>
+      </xsd:complexType>
+    </xsd:element>
+  </xsd:schema>
+  <xsd:schema xmlns:xsd="http://www.w3.org/2001/XMLSchema" xmlns:xs="http://www.w3.org/2001/XMLSchema" xmlns:dms="http://schemas.microsoft.com/office/2006/documentManagement/types" xmlns:pc="http://schemas.microsoft.com/office/infopath/2007/PartnerControls" targetNamespace="936daadb-6db6-4468-bf48-4ae045496840" elementFormDefault="qualified">
+    <xsd:import namespace="http://schemas.microsoft.com/office/2006/documentManagement/types"/>
+    <xsd:import namespace="http://schemas.microsoft.com/office/infopath/2007/PartnerControls"/>
+    <xsd:element name="MediaServiceDateTaken" ma:index="8" nillable="true" ma:displayName="MediaServiceDateTaken" ma:hidden="true" ma:indexed="true" ma:internalName="MediaServiceDateTaken" ma:readOnly="true">
+      <xsd:simpleType>
+        <xsd:restriction base="dms:Text"/>
+      </xsd:simpleType>
+    </xsd:element>
+    <xsd:element name="MediaServiceMetadata" ma:index="9" nillable="true" ma:displayName="MediaServiceMetadata" ma:hidden="true" ma:internalName="MediaServiceMetadata" ma:readOnly="true">
+      <xsd:simpleType>
+        <xsd:restriction base="dms:Note"/>
+      </xsd:simpleType>
+    </xsd:element>
+    <xsd:element name="MediaServiceFastMetadata" ma:index="10" nillable="true" ma:displayName="MediaServiceFastMetadata" ma:hidden="true" ma:internalName="MediaServiceFastMetadata" ma:readOnly="true">
+      <xsd:simpleType>
+        <xsd:restriction base="dms:Note"/>
+      </xsd:simpleType>
+    </xsd:element>
+    <xsd:element name="MediaServiceSearchProperties" ma:index="11" nillable="true" ma:displayName="MediaServiceSearchProperties" ma:hidden="true" ma:internalName="MediaServiceSearchProperties" ma:readOnly="true">
+      <xsd:simpleType>
+        <xsd:restriction base="dms:Note"/>
+      </xsd:simpleType>
+    </xsd:element>
+    <xsd:element name="MediaServiceObjectDetectorVersions" ma:index="12" nillable="true" ma:displayName="MediaServiceObjectDetectorVersions" ma:hidden="true" ma:indexed="true" ma:internalName="MediaServiceObjectDetectorVersions" ma:readOnly="true">
+      <xsd:simpleType>
+        <xsd:restriction base="dms:Text"/>
+      </xsd:simpleType>
+    </xsd:element>
+  </xsd:schema>
+  <xsd:schema xmlns="http://schemas.openxmlformats.org/package/2006/metadata/core-properties" xmlns:xsd="http://www.w3.org/2001/XMLSchema" xmlns:xsi="http://www.w3.org/2001/XMLSchema-instance" xmlns:dc="http://purl.org/dc/elements/1.1/" xmlns:dcterms="http://purl.org/dc/terms/" xmlns:odoc="http://schemas.microsoft.com/internal/obd" targetNamespace="http://schemas.openxmlformats.org/package/2006/metadata/core-properties" elementFormDefault="qualified" attributeFormDefault="unqualified" blockDefault="#all">
+    <xsd:import namespace="http://purl.org/dc/elements/1.1/" schemaLocation="http://dublincore.org/schemas/xmls/qdc/2003/04/02/dc.xsd"/>
+    <xsd:import namespace="http://purl.org/dc/terms/" schemaLocation="http://dublincore.org/schemas/xmls/qdc/2003/04/02/dcterms.xsd"/>
+    <xsd:element name="coreProperties" type="CT_coreProperties"/>
+    <xsd:complexType name="CT_coreProperties">
+      <xsd:all>
+        <xsd:element ref="dc:creator" minOccurs="0" maxOccurs="1"/>
+        <xsd:element ref="dcterms:created" minOccurs="0" maxOccurs="1"/>
+        <xsd:element ref="dc:identifier" minOccurs="0" maxOccurs="1"/>
+        <xsd:element name="contentType" minOccurs="0" maxOccurs="1" type="xsd:string" ma:index="0" ma:displayName="Content Type"/>
+        <xsd:element ref="dc:title" minOccurs="0" maxOccurs="1" ma:index="4" ma:displayName="Title"/>
+        <xsd:element ref="dc:subject" minOccurs="0" maxOccurs="1"/>
+        <xsd:element ref="dc:description" minOccurs="0" maxOccurs="1"/>
+        <xsd:element name="keywords" minOccurs="0" maxOccurs="1" type="xsd:string"/>
+        <xsd:element ref="dc:language" minOccurs="0" maxOccurs="1"/>
+        <xsd:element name="category" minOccurs="0" maxOccurs="1" type="xsd:string"/>
+        <xsd:element name="version" minOccurs="0" maxOccurs="1" type="xsd:string"/>
+        <xsd:element name="revision" minOccurs="0" maxOccurs="1" type="xsd:string">
+          <xsd:annotation>
+            <xsd:documentation>
+                        This value indicates the number of saves or revisions. The application is responsible for updating this value after each revision.
+                    </xsd:documentation>
+          </xsd:annotation>
+        </xsd:element>
+        <xsd:element name="lastModifiedBy" minOccurs="0" maxOccurs="1" type="xsd:string"/>
+        <xsd:element ref="dcterms:modified" minOccurs="0" maxOccurs="1"/>
+        <xsd:element name="contentStatus" minOccurs="0" maxOccurs="1" type="xsd:string"/>
+      </xsd:all>
+    </xsd:complexType>
+  </xsd:schema>
+  <xs:schema xmlns:pc="http://schemas.microsoft.com/office/infopath/2007/PartnerControls" xmlns:xs="http://www.w3.org/2001/XMLSchema" targetNamespace="http://schemas.microsoft.com/office/infopath/2007/PartnerControls" elementFormDefault="qualified" attributeFormDefault="unqualified">
+    <xs:element name="Person">
+      <xs:complexType>
+        <xs:sequence>
+          <xs:element ref="pc:DisplayName" minOccurs="0"/>
+          <xs:element ref="pc:AccountId" minOccurs="0"/>
+          <xs:element ref="pc:AccountType" minOccurs="0"/>
+        </xs:sequence>
+      </xs:complexType>
+    </xs:element>
+    <xs:element name="DisplayName" type="xs:string"/>
+    <xs:element name="AccountId" type="xs:string"/>
+    <xs:element name="AccountType" type="xs:string"/>
+    <xs:element name="BDCAssociatedEntity">
+      <xs:complexType>
+        <xs:sequence>
+          <xs:element ref="pc:BDCEntity" minOccurs="0" maxOccurs="unbounded"/>
+        </xs:sequence>
+        <xs:attribute ref="pc:EntityNamespace"/>
+        <xs:attribute ref="pc:EntityName"/>
+        <xs:attribute ref="pc:SystemInstanceName"/>
+        <xs:attribute ref="pc:AssociationName"/>
+      </xs:complexType>
+    </xs:element>
+    <xs:attribute name="EntityNamespace" type="xs:string"/>
+    <xs:attribute name="EntityName" type="xs:string"/>
+    <xs:attribute name="SystemInstanceName" type="xs:string"/>
+    <xs:attribute name="AssociationName" type="xs:string"/>
+    <xs:element name="BDCEntity">
+      <xs:complexType>
+        <xs:sequence>
+          <xs:element ref="pc:EntityDisplayName" minOccurs="0"/>
+          <xs:element ref="pc:EntityInstanceReference" minOccurs="0"/>
+          <xs:element ref="pc:EntityId1" minOccurs="0"/>
+          <xs:element ref="pc:EntityId2" minOccurs="0"/>
+          <xs:element ref="pc:EntityId3" minOccurs="0"/>
+          <xs:element ref="pc:EntityId4" minOccurs="0"/>
+          <xs:element ref="pc:EntityId5" minOccurs="0"/>
+        </xs:sequence>
+      </xs:complexType>
+    </xs:element>
+    <xs:element name="EntityDisplayName" type="xs:string"/>
+    <xs:element name="EntityInstanceReference" type="xs:string"/>
+    <xs:element name="EntityId1" type="xs:string"/>
+    <xs:element name="EntityId2" type="xs:string"/>
+    <xs:element name="EntityId3" type="xs:string"/>
+    <xs:element name="EntityId4" type="xs:string"/>
+    <xs:element name="EntityId5" type="xs:string"/>
+    <xs:element name="Terms">
+      <xs:complexType>
+        <xs:sequence>
+          <xs:element ref="pc:TermInfo" minOccurs="0" maxOccurs="unbounded"/>
+        </xs:sequence>
+      </xs:complexType>
+    </xs:element>
+    <xs:element name="TermInfo">
+      <xs:complexType>
+        <xs:sequence>
+          <xs:element ref="pc:TermName" minOccurs="0"/>
+          <xs:element ref="pc:TermId" minOccurs="0"/>
+        </xs:sequence>
+      </xs:complexType>
+    </xs:element>
+    <xs:element name="TermName" type="xs:string"/>
+    <xs:element name="TermId" type="xs:string"/>
+  </xs:schema>
+</ct:contentTypeSchema>
+</file>
+
 <file path=customXml/item4.xml><?xml version="1.0" encoding="utf-8"?>
 <p:properties xmlns:p="http://schemas.microsoft.com/office/2006/metadata/properties" xmlns:xsi="http://www.w3.org/2001/XMLSchema-instance" xmlns:pc="http://schemas.microsoft.com/office/infopath/2007/PartnerControls">
   <documentManagement/>
@@ -18588,6 +18258,22 @@
 </file>
 
 <file path=customXml/itemProps1.xml><?xml version="1.0" encoding="utf-8"?>
+<ds:datastoreItem xmlns:ds="http://schemas.openxmlformats.org/officeDocument/2006/customXml" ds:itemID="{9E93547A-5D10-4E37-8A3C-6D2A2F7F390C}">
+  <ds:schemaRefs>
+    <ds:schemaRef ds:uri="http://schemas.openxmlformats.org/officeDocument/2006/bibliography"/>
+  </ds:schemaRefs>
+</ds:datastoreItem>
+</file>
+
+<file path=customXml/itemProps2.xml><?xml version="1.0" encoding="utf-8"?>
+<ds:datastoreItem xmlns:ds="http://schemas.openxmlformats.org/officeDocument/2006/customXml" ds:itemID="{88F3F4E0-067B-40FB-A48B-6269F4A0D664}">
+  <ds:schemaRefs>
+    <ds:schemaRef ds:uri="http://schemas.microsoft.com/sharepoint/v3/contenttype/forms"/>
+  </ds:schemaRefs>
+</ds:datastoreItem>
+</file>
+
+<file path=customXml/itemProps3.xml><?xml version="1.0" encoding="utf-8"?>
 <ds:datastoreItem xmlns:ds="http://schemas.openxmlformats.org/officeDocument/2006/customXml" ds:itemID="{82C9358B-E3D9-4C38-A803-67F51DB06356}">
   <ds:schemaRefs>
     <ds:schemaRef ds:uri="http://schemas.microsoft.com/office/2006/metadata/contentType"/>
@@ -18605,22 +18291,6 @@
 </ds:datastoreItem>
 </file>
 
-<file path=customXml/itemProps2.xml><?xml version="1.0" encoding="utf-8"?>
-<ds:datastoreItem xmlns:ds="http://schemas.openxmlformats.org/officeDocument/2006/customXml" ds:itemID="{88F3F4E0-067B-40FB-A48B-6269F4A0D664}">
-  <ds:schemaRefs>
-    <ds:schemaRef ds:uri="http://schemas.microsoft.com/sharepoint/v3/contenttype/forms"/>
-  </ds:schemaRefs>
-</ds:datastoreItem>
-</file>
-
-<file path=customXml/itemProps3.xml><?xml version="1.0" encoding="utf-8"?>
-<ds:datastoreItem xmlns:ds="http://schemas.openxmlformats.org/officeDocument/2006/customXml" ds:itemID="{9E93547A-5D10-4E37-8A3C-6D2A2F7F390C}">
-  <ds:schemaRefs>
-    <ds:schemaRef ds:uri="http://schemas.openxmlformats.org/officeDocument/2006/bibliography"/>
-  </ds:schemaRefs>
-</ds:datastoreItem>
-</file>
-
 <file path=customXml/itemProps4.xml><?xml version="1.0" encoding="utf-8"?>
 <ds:datastoreItem xmlns:ds="http://schemas.openxmlformats.org/officeDocument/2006/customXml" ds:itemID="{AF927845-869C-4CF7-85EE-10A8386E5F92}">
   <ds:schemaRefs>

--- a/source/MySEProject/Documentation/ML 2425-06 Implement_Temporal_Memory_Parallel_Version_Alabaster_Neo.docx
+++ b/source/MySEProject/Documentation/ML 2425-06 Implement_Temporal_Memory_Parallel_Version_Alabaster_Neo.docx
@@ -1139,14 +1139,23 @@
         <w:t xml:space="preserve"> </w:t>
       </w:r>
       <w:r>
-        <w:t>Prior parallel implementations of HTM achieved limited speedup(≤2x) due to sequential bottlenecks in critical function</w:t>
+        <w:t xml:space="preserve">Prior parallel implementations of HTM achieved limited speedup(≤2x) due to sequential bottlenecks in critical </w:t>
+      </w:r>
+      <w:proofErr w:type="spellStart"/>
+      <w:r>
+        <w:t>function</w:t>
       </w:r>
       <w:r>
         <w:t>l</w:t>
       </w:r>
       <w:r>
-        <w:t>ike </w:t>
-      </w:r>
+        <w:t>ike</w:t>
+      </w:r>
+      <w:proofErr w:type="spellEnd"/>
+      <w:r>
+        <w:t> </w:t>
+      </w:r>
+      <w:proofErr w:type="spellStart"/>
       <w:r>
         <w:rPr>
           <w:b/>
@@ -1154,9 +1163,11 @@
         </w:rPr>
         <w:t>segmentActive</w:t>
       </w:r>
+      <w:proofErr w:type="spellEnd"/>
       <w:r>
         <w:t> and </w:t>
       </w:r>
+      <w:proofErr w:type="spellStart"/>
       <w:r>
         <w:rPr>
           <w:b/>
@@ -1164,6 +1175,7 @@
         </w:rPr>
         <w:t>getBestMatchingSegment</w:t>
       </w:r>
+      <w:proofErr w:type="spellEnd"/>
       <w:r>
         <w:t> </w:t>
       </w:r>
@@ -2154,7 +2166,23 @@
           <w:spacing w:val="-1"/>
           <w:lang w:eastAsia="x-none"/>
         </w:rPr>
-        <w:t>Figure 1 presents our systematic optimization framework for parallelizing Temporal Memory, following an engineered pipeline from analysis to deployment. Beginning with computational profiling of the single-threaded implementation, we identified three key bottlenecks: column initialization latency, matrix operation dependencies, and SDR processing overhead. These findings informed our design of thread-safe parallel patterns that respect HTM's biological constraints while exploiting modern multi-core architectures. Four implementation variants were rigorously evaluated against both performance benchmarks (achieving 3.2× speedup) and functional accuracy requirements (&lt;1% prediction variance), with the ConcurrentDictionary method emerging as the optimal solution. This end-to-end process ensures our parallelized version maintains the algorithm's core intelligence while meeting real-world speed demands.</w:t>
+        <w:t xml:space="preserve">Figure 1 presents our systematic optimization framework for parallelizing Temporal Memory, following an engineered pipeline from analysis to deployment. Beginning with computational profiling of the single-threaded implementation, we identified three key bottlenecks: column initialization latency, matrix operation dependencies, and SDR processing overhead. These findings informed our design of thread-safe parallel patterns that respect HTM's biological constraints while exploiting modern multi-core architectures. Four implementation variants were rigorously evaluated against both performance benchmarks (achieving 3.2× speedup) and functional accuracy requirements (&lt;1% prediction variance), with the </w:t>
+      </w:r>
+      <w:proofErr w:type="spellStart"/>
+      <w:r>
+        <w:rPr>
+          <w:spacing w:val="-1"/>
+          <w:lang w:eastAsia="x-none"/>
+        </w:rPr>
+        <w:t>ConcurrentDictionary</w:t>
+      </w:r>
+      <w:proofErr w:type="spellEnd"/>
+      <w:r>
+        <w:rPr>
+          <w:spacing w:val="-1"/>
+          <w:lang w:eastAsia="x-none"/>
+        </w:rPr>
+        <w:t xml:space="preserve"> method emerging as the optimal solution. This end-to-end process ensures our parallelized version maintains the algorithm's core intelligence while meeting real-world speed demands.</w:t>
       </w:r>
     </w:p>
     <w:p>
@@ -2346,6 +2374,7 @@
         </w:rPr>
         <w:t xml:space="preserve"> </w:t>
       </w:r>
+      <w:proofErr w:type="gramStart"/>
       <w:r>
         <w:rPr>
           <w:b/>
@@ -2364,6 +2393,7 @@
         </w:rPr>
         <w:t>  loops</w:t>
       </w:r>
+      <w:proofErr w:type="gramEnd"/>
       <w:r>
         <w:rPr>
           <w:iCs/>
@@ -2380,6 +2410,7 @@
         </w:rPr>
         <w:t>were replaced with </w:t>
       </w:r>
+      <w:proofErr w:type="spellStart"/>
       <w:r>
         <w:rPr>
           <w:b/>
@@ -2389,6 +2420,7 @@
         </w:rPr>
         <w:t>Parallel.For</w:t>
       </w:r>
+      <w:proofErr w:type="spellEnd"/>
       <w:r>
         <w:rPr>
           <w:iCs/>
@@ -2552,6 +2584,7 @@
         </w:rPr>
         <w:t>where </w:t>
       </w:r>
+      <w:proofErr w:type="spellStart"/>
       <w:r>
         <w:rPr>
           <w:i/>
@@ -2561,6 +2594,7 @@
         </w:rPr>
         <w:t>ti</w:t>
       </w:r>
+      <w:proofErr w:type="spellEnd"/>
       <w:r>
         <w:rPr>
           <w:iCs/>
@@ -2569,6 +2603,7 @@
         </w:rPr>
         <w:t>​ is the time taken to process the </w:t>
       </w:r>
+      <w:proofErr w:type="spellStart"/>
       <w:r>
         <w:rPr>
           <w:i/>
@@ -2584,7 +2619,16 @@
           <w:spacing w:val="5"/>
           <w:lang w:val="en-US"/>
         </w:rPr>
-        <w:t>-th iteration. By parallelizing the loop, the execution time is reduced to:</w:t>
+        <w:t>-th</w:t>
+      </w:r>
+      <w:proofErr w:type="spellEnd"/>
+      <w:r>
+        <w:rPr>
+          <w:iCs/>
+          <w:spacing w:val="5"/>
+          <w:lang w:val="en-US"/>
+        </w:rPr>
+        <w:t xml:space="preserve"> iteration. By parallelizing the loop, the execution time is reduced to:</w:t>
       </w:r>
     </w:p>
     <w:p>
@@ -2775,8 +2819,9 @@
           <w:spacing w:val="5"/>
           <w:lang w:val="en-US"/>
         </w:rPr>
-        <w:t xml:space="preserve">B.1  </w:t>
-      </w:r>
+        <w:t>B.</w:t>
+      </w:r>
+      <w:proofErr w:type="gramStart"/>
       <w:r>
         <w:rPr>
           <w:i/>
@@ -2784,7 +2829,7 @@
           <w:spacing w:val="5"/>
           <w:lang w:val="en-US"/>
         </w:rPr>
-        <w:t>Why Parallel.For is the Better Choice</w:t>
+        <w:t xml:space="preserve">1  </w:t>
       </w:r>
       <w:r>
         <w:rPr>
@@ -2793,8 +2838,58 @@
           <w:spacing w:val="5"/>
           <w:lang w:val="en-US"/>
         </w:rPr>
+        <w:t>Why</w:t>
+      </w:r>
+      <w:proofErr w:type="gramEnd"/>
+      <w:r>
+        <w:rPr>
+          <w:i/>
+          <w:iCs/>
+          <w:spacing w:val="5"/>
+          <w:lang w:val="en-US"/>
+        </w:rPr>
+        <w:t xml:space="preserve"> </w:t>
+      </w:r>
+      <w:proofErr w:type="spellStart"/>
+      <w:r>
+        <w:rPr>
+          <w:i/>
+          <w:iCs/>
+          <w:spacing w:val="5"/>
+          <w:lang w:val="en-US"/>
+        </w:rPr>
+        <w:t>Parallel.For</w:t>
+      </w:r>
+      <w:proofErr w:type="spellEnd"/>
+      <w:r>
+        <w:rPr>
+          <w:i/>
+          <w:iCs/>
+          <w:spacing w:val="5"/>
+          <w:lang w:val="en-US"/>
+        </w:rPr>
+        <w:t xml:space="preserve"> is the Better </w:t>
+      </w:r>
+      <w:proofErr w:type="gramStart"/>
+      <w:r>
+        <w:rPr>
+          <w:i/>
+          <w:iCs/>
+          <w:spacing w:val="5"/>
+          <w:lang w:val="en-US"/>
+        </w:rPr>
+        <w:t>Choice</w:t>
+      </w:r>
+      <w:r>
+        <w:rPr>
+          <w:i/>
+          <w:iCs/>
+          <w:spacing w:val="5"/>
+          <w:lang w:val="en-US"/>
+        </w:rPr>
         <w:t xml:space="preserve"> ?</w:t>
       </w:r>
+      <w:proofErr w:type="gramEnd"/>
     </w:p>
     <w:p>
       <w:pPr>
@@ -2815,21 +2910,23 @@
         </w:rPr>
         <w:t xml:space="preserve">       </w:t>
       </w:r>
+      <w:proofErr w:type="spellStart"/>
       <w:r>
         <w:rPr>
           <w:iCs/>
           <w:spacing w:val="5"/>
           <w:lang w:val="en-US"/>
         </w:rPr>
-        <w:t>Parallel.For is the preferred choice for CPU-bound tasks due to its efficient load balancing and scalability. It automatically divides tasks into chunks and distributes them across available CPU cores, optimizing execution without requiring explicit thread management. This approach is particularly beneficial for computationally expensive yet short-lived operations like matrix initialization. By</w:t>
-      </w:r>
+        <w:t>Parallel.For</w:t>
+      </w:r>
+      <w:proofErr w:type="spellEnd"/>
       <w:r>
         <w:rPr>
           <w:iCs/>
           <w:spacing w:val="5"/>
           <w:lang w:val="en-US"/>
         </w:rPr>
-        <w:t xml:space="preserve"> </w:t>
+        <w:t xml:space="preserve"> is the preferred choice for CPU-bound tasks due to its efficient load balancing and scalability. It automatically divides tasks into chunks and distributes them across available CPU cores, optimizing execution without requiring explicit thread management. This approach is particularly beneficial for computationally expensive yet short-lived operations like matrix initialization. By</w:t>
       </w:r>
       <w:r>
         <w:rPr>
@@ -2837,7 +2934,7 @@
           <w:spacing w:val="5"/>
           <w:lang w:val="en-US"/>
         </w:rPr>
-        <w:t xml:space="preserve">reducing synchronization overhead, Parallel.For eliminates complex locking mechanisms, minimizing performance bottlenecks. Moreover, it dynamically adjusts the number of threads based on system resources, ensuring optimal performance on both multi-core and single-core systems. Unlike manual threading, it abstracts thread management using the .NET </w:t>
+        <w:t xml:space="preserve"> </w:t>
       </w:r>
       <w:r>
         <w:rPr>
@@ -2845,8 +2942,62 @@
           <w:spacing w:val="5"/>
           <w:lang w:val="en-US"/>
         </w:rPr>
+        <w:t xml:space="preserve">reducing synchronization overhead, </w:t>
+      </w:r>
+      <w:proofErr w:type="spellStart"/>
+      <w:r>
+        <w:rPr>
+          <w:iCs/>
+          <w:spacing w:val="5"/>
+          <w:lang w:val="en-US"/>
+        </w:rPr>
+        <w:t>Parallel.For</w:t>
+      </w:r>
+      <w:proofErr w:type="spellEnd"/>
+      <w:r>
+        <w:rPr>
+          <w:iCs/>
+          <w:spacing w:val="5"/>
+          <w:lang w:val="en-US"/>
+        </w:rPr>
+        <w:t xml:space="preserve"> eliminates complex locking mechanisms, minimizing performance bottlenecks. Moreover, it dynamically adjusts the number of threads based on system resources, ensuring optimal performance on both multi-core and single-core systems. Unlike manual threading, it abstracts thread management using the .NET </w:t>
+      </w:r>
+      <w:proofErr w:type="spellStart"/>
+      <w:r>
+        <w:rPr>
+          <w:iCs/>
+          <w:spacing w:val="5"/>
+          <w:lang w:val="en-US"/>
+        </w:rPr>
         <w:lastRenderedPageBreak/>
-        <w:t>ThreadPool, simplifying implementation while maintaining non-blocking execution. As a result, Parallel.For maximizes throughput by running multiple threads concurrently, making it an ideal solution for scalable parallel processing.</w:t>
+        <w:t>ThreadPool</w:t>
+      </w:r>
+      <w:proofErr w:type="spellEnd"/>
+      <w:r>
+        <w:rPr>
+          <w:iCs/>
+          <w:spacing w:val="5"/>
+          <w:lang w:val="en-US"/>
+        </w:rPr>
+        <w:t xml:space="preserve">, simplifying implementation while maintaining non-blocking execution. As a result, </w:t>
+      </w:r>
+      <w:proofErr w:type="spellStart"/>
+      <w:r>
+        <w:rPr>
+          <w:iCs/>
+          <w:spacing w:val="5"/>
+          <w:lang w:val="en-US"/>
+        </w:rPr>
+        <w:t>Parallel.For</w:t>
+      </w:r>
+      <w:proofErr w:type="spellEnd"/>
+      <w:r>
+        <w:rPr>
+          <w:iCs/>
+          <w:spacing w:val="5"/>
+          <w:lang w:val="en-US"/>
+        </w:rPr>
+        <w:t xml:space="preserve"> maximizes throughput by running multiple threads concurrently, making it an ideal solution for scalable parallel processing.</w:t>
       </w:r>
       <w:r>
         <w:rPr>
@@ -2933,6 +3084,7 @@
                 <w:lang w:val="en-US"/>
               </w:rPr>
             </w:pPr>
+            <w:proofErr w:type="spellStart"/>
             <w:r>
               <w:rPr>
                 <w:b/>
@@ -2941,7 +3093,18 @@
                 <w:spacing w:val="5"/>
                 <w:lang w:val="en-US"/>
               </w:rPr>
-              <w:t>Parallel.For (Recommended)</w:t>
+              <w:t>Parallel.For</w:t>
+            </w:r>
+            <w:proofErr w:type="spellEnd"/>
+            <w:r>
+              <w:rPr>
+                <w:b/>
+                <w:bCs/>
+                <w:iCs/>
+                <w:spacing w:val="5"/>
+                <w:lang w:val="en-US"/>
+              </w:rPr>
+              <w:t xml:space="preserve"> (Recommended)</w:t>
             </w:r>
           </w:p>
         </w:tc>
@@ -3215,8 +3378,18 @@
                 <w:spacing w:val="5"/>
                 <w:lang w:val="en-US"/>
               </w:rPr>
-              <w:t>Use of ThreadPool</w:t>
+              <w:t xml:space="preserve">Use of </w:t>
             </w:r>
+            <w:proofErr w:type="spellStart"/>
+            <w:r>
+              <w:rPr>
+                <w:iCs/>
+                <w:spacing w:val="5"/>
+                <w:lang w:val="en-US"/>
+              </w:rPr>
+              <w:t>ThreadPool</w:t>
+            </w:r>
+            <w:proofErr w:type="spellEnd"/>
           </w:p>
         </w:tc>
         <w:tc>
@@ -3402,7 +3575,27 @@
           <w:szCs w:val="16"/>
           <w:shd w:val="clear" w:color="auto" w:fill="FFFFFF"/>
         </w:rPr>
-        <w:t>Comparison: Parallel.For vs async for CPU-Bound Tasks</w:t>
+        <w:t xml:space="preserve">Comparison: </w:t>
+      </w:r>
+      <w:proofErr w:type="spellStart"/>
+      <w:r>
+        <w:rPr>
+          <w:color w:val="0D0D0D"/>
+          <w:sz w:val="16"/>
+          <w:szCs w:val="16"/>
+          <w:shd w:val="clear" w:color="auto" w:fill="FFFFFF"/>
+        </w:rPr>
+        <w:t>Parallel.For</w:t>
+      </w:r>
+      <w:proofErr w:type="spellEnd"/>
+      <w:r>
+        <w:rPr>
+          <w:color w:val="0D0D0D"/>
+          <w:sz w:val="16"/>
+          <w:szCs w:val="16"/>
+          <w:shd w:val="clear" w:color="auto" w:fill="FFFFFF"/>
+        </w:rPr>
+        <w:t xml:space="preserve"> vs async for CPU-Bound Tasks</w:t>
       </w:r>
     </w:p>
     <w:p>
@@ -3469,13 +3662,41 @@
           <w:lang w:val="en-US"/>
         </w:rPr>
       </w:pPr>
+      <w:proofErr w:type="spellStart"/>
       <w:r>
         <w:rPr>
           <w:b/>
           <w:bCs/>
           <w:lang w:val="en-US"/>
         </w:rPr>
-        <w:t>Single_Threaded_Optimized_Init()</w:t>
+        <w:t>Single_Threaded_Optimized_</w:t>
+      </w:r>
+      <w:proofErr w:type="gramStart"/>
+      <w:r>
+        <w:rPr>
+          <w:b/>
+          <w:bCs/>
+          <w:lang w:val="en-US"/>
+        </w:rPr>
+        <w:t>Init</w:t>
+      </w:r>
+      <w:proofErr w:type="spellEnd"/>
+      <w:r>
+        <w:rPr>
+          <w:b/>
+          <w:bCs/>
+          <w:lang w:val="en-US"/>
+        </w:rPr>
+        <w:t>(</w:t>
+      </w:r>
+      <w:proofErr w:type="gramEnd"/>
+      <w:r>
+        <w:rPr>
+          <w:b/>
+          <w:bCs/>
+          <w:lang w:val="en-US"/>
+        </w:rPr>
+        <w:t>)</w:t>
       </w:r>
       <w:r>
         <w:rPr>
@@ -3495,19 +3716,53 @@
           <w:lang w:val="en-US"/>
         </w:rPr>
       </w:pPr>
+      <w:proofErr w:type="spellStart"/>
+      <w:proofErr w:type="gramStart"/>
       <w:r>
         <w:rPr>
           <w:b/>
           <w:bCs/>
           <w:lang w:val="en-US"/>
         </w:rPr>
-        <w:t>InitParallelRegularDictionary()</w:t>
-      </w:r>
-      <w:r>
-        <w:rPr>
+        <w:t>InitParallelRegularDictionary</w:t>
+      </w:r>
+      <w:proofErr w:type="spellEnd"/>
+      <w:r>
+        <w:rPr>
+          <w:b/>
+          <w:bCs/>
           <w:lang w:val="en-US"/>
         </w:rPr>
-        <w:t>: This method introduced parallel execution using Parallel.For loops and regular dictionaries. Thread safety was ensured using locks, which prevented race conditions during concurrent updates.</w:t>
+        <w:t>(</w:t>
+      </w:r>
+      <w:proofErr w:type="gramEnd"/>
+      <w:r>
+        <w:rPr>
+          <w:b/>
+          <w:bCs/>
+          <w:lang w:val="en-US"/>
+        </w:rPr>
+        <w:t>)</w:t>
+      </w:r>
+      <w:r>
+        <w:rPr>
+          <w:lang w:val="en-US"/>
+        </w:rPr>
+        <w:t>: This method introduced parallel execution using </w:t>
+      </w:r>
+      <w:proofErr w:type="spellStart"/>
+      <w:r>
+        <w:rPr>
+          <w:lang w:val="en-US"/>
+        </w:rPr>
+        <w:t>Parallel.For</w:t>
+      </w:r>
+      <w:proofErr w:type="spellEnd"/>
+      <w:r>
+        <w:rPr>
+          <w:lang w:val="en-US"/>
+        </w:rPr>
+        <w:t> loops and regular dictionaries. Thread safety was ensured using locks, which prevented race conditions during concurrent updates.</w:t>
       </w:r>
     </w:p>
     <w:p>
@@ -3521,18 +3776,38 @@
           <w:lang w:val="en-US"/>
         </w:rPr>
       </w:pPr>
+      <w:proofErr w:type="spellStart"/>
+      <w:proofErr w:type="gramStart"/>
       <w:r>
         <w:rPr>
           <w:b/>
           <w:bCs/>
           <w:lang w:val="en-US"/>
         </w:rPr>
-        <w:t>InitParallelWithConcurrentDictionary()</w:t>
-      </w:r>
-      <w:r>
-        <w:rPr>
+        <w:t>InitParallelWithConcurrentDictionary</w:t>
+      </w:r>
+      <w:proofErr w:type="spellEnd"/>
+      <w:r>
+        <w:rPr>
+          <w:b/>
+          <w:bCs/>
           <w:lang w:val="en-US"/>
         </w:rPr>
+        <w:t>(</w:t>
+      </w:r>
+      <w:proofErr w:type="gramEnd"/>
+      <w:r>
+        <w:rPr>
+          <w:b/>
+          <w:bCs/>
+          <w:lang w:val="en-US"/>
+        </w:rPr>
+        <w:t>)</w:t>
+      </w:r>
+      <w:r>
+        <w:rPr>
+          <w:lang w:val="en-US"/>
+        </w:rPr>
         <w:t>: This method improved upon the previous approach by replacing</w:t>
       </w:r>
       <w:r>
@@ -3569,19 +3844,33 @@
         <w:rPr>
           <w:lang w:val="en-US"/>
         </w:rPr>
-        <w:t>with ConcurrentDicti</w:t>
-      </w:r>
+        <w:t>with </w:t>
+      </w:r>
+      <w:proofErr w:type="spellStart"/>
       <w:r>
         <w:rPr>
           <w:lang w:val="en-US"/>
         </w:rPr>
+        <w:t>ConcurrentDicti</w:t>
+      </w:r>
+      <w:r>
+        <w:rPr>
+          <w:lang w:val="en-US"/>
+        </w:rPr>
         <w:t>-</w:t>
       </w:r>
       <w:r>
         <w:rPr>
           <w:lang w:val="en-US"/>
         </w:rPr>
-        <w:t>onary, a thread-safe data structure. This eliminated the need for explicit locks, reducing synchronization overhead and improving performance.</w:t>
+        <w:t>onary</w:t>
+      </w:r>
+      <w:proofErr w:type="spellEnd"/>
+      <w:r>
+        <w:rPr>
+          <w:lang w:val="en-US"/>
+        </w:rPr>
+        <w:t>, a thread-safe data structure. This eliminated the need for explicit locks, reducing synchronization overhead and improving performance.</w:t>
       </w:r>
     </w:p>
     <w:p>
@@ -3595,20 +3884,49 @@
           <w:lang w:val="en-US"/>
         </w:rPr>
       </w:pPr>
+      <w:proofErr w:type="spellStart"/>
+      <w:proofErr w:type="gramStart"/>
       <w:r>
         <w:rPr>
           <w:b/>
           <w:bCs/>
           <w:lang w:val="en-US"/>
         </w:rPr>
-        <w:t>InitParallelPartitioned()</w:t>
-      </w:r>
-      <w:r>
-        <w:rPr>
+        <w:t>InitParallelPartitioned</w:t>
+      </w:r>
+      <w:proofErr w:type="spellEnd"/>
+      <w:r>
+        <w:rPr>
+          <w:b/>
+          <w:bCs/>
           <w:lang w:val="en-US"/>
         </w:rPr>
+        <w:t>(</w:t>
+      </w:r>
+      <w:proofErr w:type="gramEnd"/>
+      <w:r>
+        <w:rPr>
+          <w:b/>
+          <w:bCs/>
+          <w:lang w:val="en-US"/>
+        </w:rPr>
+        <w:t>)</w:t>
+      </w:r>
+      <w:r>
+        <w:rPr>
+          <w:lang w:val="en-US"/>
+        </w:rPr>
         <w:t>: This method further optimized parallel execution by partitioning the workload into smaller chunks. This approach was particularly effective for large datasets, as it minimized overhead and improved resource utilization.</w:t>
       </w:r>
+    </w:p>
+    <w:p>
+      <w:pPr>
+        <w:pStyle w:val="BodyText"/>
+        <w:ind w:left="720" w:firstLine="0"/>
+        <w:rPr>
+          <w:lang w:val="en-US"/>
+        </w:rPr>
+      </w:pPr>
     </w:p>
     <w:p>
       <w:pPr>
@@ -3776,12 +4094,24 @@
         <w:lastRenderedPageBreak/>
         <w:t>Single_Threaded_Optimized_Init()</w:t>
       </w:r>
-      <w:hyperlink r:id="rId20" w:history="1">
+      <w:hyperlink r:id="rId20" w:anchor="L44-L83" w:history="1">
         <w:r>
           <w:rPr>
             <w:rStyle w:val="Hyperlink"/>
           </w:rPr>
-          <w:t>[GitHub</w:t>
+          <w:t>[GitH</w:t>
+        </w:r>
+        <w:r>
+          <w:rPr>
+            <w:rStyle w:val="Hyperlink"/>
+          </w:rPr>
+          <w:t>u</w:t>
+        </w:r>
+        <w:r>
+          <w:rPr>
+            <w:rStyle w:val="Hyperlink"/>
+          </w:rPr>
+          <w:t>b</w:t>
         </w:r>
         <w:r>
           <w:rPr>
@@ -3808,7 +4138,23 @@
     <w:p/>
     <w:p>
       <w:r>
-        <w:t xml:space="preserve">The first method, Single_Threaded_Optimized_Init(), served as a baseline for comparison. It refines the original single-threaded implementation by reducing redundant checks and improving efficiency without introducing parallelism. </w:t>
+        <w:t xml:space="preserve">The first method, </w:t>
+      </w:r>
+      <w:proofErr w:type="spellStart"/>
+      <w:r>
+        <w:t>Single_Threaded_Optimized_</w:t>
+      </w:r>
+      <w:proofErr w:type="gramStart"/>
+      <w:r>
+        <w:t>Init</w:t>
+      </w:r>
+      <w:proofErr w:type="spellEnd"/>
+      <w:r>
+        <w:t>(</w:t>
+      </w:r>
+      <w:proofErr w:type="gramEnd"/>
+      <w:r>
+        <w:t xml:space="preserve">), served as a baseline for comparison. It refines the original single-threaded implementation by reducing redundant checks and improving efficiency without introducing parallelism. </w:t>
       </w:r>
     </w:p>
     <w:p/>
@@ -3829,7 +4175,28 @@
         <w:t>Null-Coalescing Operator (??):</w:t>
       </w:r>
       <w:r>
-        <w:t xml:space="preserve"> The null-coalescing operator is used to simplify the assignment of the matrix variable. If this.connections.Memory is null, a new SparseObjectMatrix&lt;Column&gt; is created. This eliminates unnecessary type casting and improves readability.</w:t>
+        <w:t xml:space="preserve"> The null-coalescing operator is used to simplify the assignment of the matrix variable. If </w:t>
+      </w:r>
+      <w:proofErr w:type="spellStart"/>
+      <w:proofErr w:type="gramStart"/>
+      <w:r>
+        <w:t>this.connections</w:t>
+      </w:r>
+      <w:proofErr w:type="gramEnd"/>
+      <w:r>
+        <w:t>.Memory</w:t>
+      </w:r>
+      <w:proofErr w:type="spellEnd"/>
+      <w:r>
+        <w:t xml:space="preserve"> is null, a new </w:t>
+      </w:r>
+      <w:proofErr w:type="spellStart"/>
+      <w:r>
+        <w:t>SparseObjectMatrix</w:t>
+      </w:r>
+      <w:proofErr w:type="spellEnd"/>
+      <w:r>
+        <w:t>&lt;Column&gt; is created. This eliminates unnecessary type casting and improves readability.</w:t>
       </w:r>
       <w:r>
         <w:t xml:space="preserve"> </w:t>
@@ -3895,7 +4262,25 @@
         <w:spacing w:after="120" w:line="228" w:lineRule="auto"/>
       </w:pPr>
       <w:r>
-        <w:t>A createNewColumns flag is introduced to store the result of matrix.GetObject(0) == null. This avoids repeated checks inside the loop, reducing overhead.</w:t>
+        <w:t>A </w:t>
+      </w:r>
+      <w:proofErr w:type="spellStart"/>
+      <w:r>
+        <w:t>createNewColumns</w:t>
+      </w:r>
+      <w:proofErr w:type="spellEnd"/>
+      <w:r>
+        <w:t> flag is introduced to store the result of </w:t>
+      </w:r>
+      <w:proofErr w:type="spellStart"/>
+      <w:proofErr w:type="gramStart"/>
+      <w:r>
+        <w:t>matrix.GetObject</w:t>
+      </w:r>
+      <w:proofErr w:type="spellEnd"/>
+      <w:proofErr w:type="gramEnd"/>
+      <w:r>
+        <w:t>(0) == null. This avoids repeated checks inside the loop, reducing overhead.</w:t>
       </w:r>
       <w:r>
         <w:t xml:space="preserve"> </w:t>
@@ -3938,7 +4323,23 @@
           <w:b/>
           <w:bCs/>
         </w:rPr>
-        <w:t>(colZero)</w:t>
+        <w:t>(</w:t>
+      </w:r>
+      <w:proofErr w:type="spellStart"/>
+      <w:r>
+        <w:rPr>
+          <w:b/>
+          <w:bCs/>
+        </w:rPr>
+        <w:t>colZero</w:t>
+      </w:r>
+      <w:proofErr w:type="spellEnd"/>
+      <w:r>
+        <w:rPr>
+          <w:b/>
+          <w:bCs/>
+        </w:rPr>
+        <w:t>)</w:t>
       </w:r>
       <w:r>
         <w:rPr>
@@ -3971,13 +4372,36 @@
         </w:tabs>
       </w:pPr>
       <w:r>
-        <w:t>The colZero variable in the Init method is used as a flag to determine if the Column objects have been previously created and initialized in the matrix.</w:t>
+        <w:t xml:space="preserve">The </w:t>
+      </w:r>
+      <w:proofErr w:type="spellStart"/>
+      <w:r>
+        <w:t>colZero</w:t>
+      </w:r>
+      <w:proofErr w:type="spellEnd"/>
+      <w:r>
+        <w:t xml:space="preserve"> variable in the Init method is used as a flag to determine if the Column objects have been previously created and initialized in the matrix.</w:t>
       </w:r>
       <w:r>
         <w:t xml:space="preserve"> </w:t>
       </w:r>
-      <w:r>
-        <w:t xml:space="preserve">colZero is assigned the value of the first column in the matrix using matrix.GetObject(0). </w:t>
+      <w:proofErr w:type="spellStart"/>
+      <w:r>
+        <w:t>colZero</w:t>
+      </w:r>
+      <w:proofErr w:type="spellEnd"/>
+      <w:r>
+        <w:t xml:space="preserve"> is assigned the value of the first column in the matrix using </w:t>
+      </w:r>
+      <w:proofErr w:type="spellStart"/>
+      <w:proofErr w:type="gramStart"/>
+      <w:r>
+        <w:t>matrix.GetObject</w:t>
+      </w:r>
+      <w:proofErr w:type="spellEnd"/>
+      <w:proofErr w:type="gramEnd"/>
+      <w:r>
+        <w:t xml:space="preserve">(0). </w:t>
       </w:r>
     </w:p>
     <w:p>
@@ -4021,7 +4445,15 @@
         </w:tabs>
       </w:pPr>
       <w:r>
-        <w:t>If colZero is null, new Column objects are created and added to the matrix. This happens during the initialization phase, ensuring that the columns are properly set up before they are accessed in subsequent code.</w:t>
+        <w:t xml:space="preserve">If </w:t>
+      </w:r>
+      <w:proofErr w:type="spellStart"/>
+      <w:r>
+        <w:t>colZero</w:t>
+      </w:r>
+      <w:proofErr w:type="spellEnd"/>
+      <w:r>
+        <w:t xml:space="preserve"> is null, new Column objects are created and added to the matrix. This happens during the initialization phase, ensuring that the columns are properly set up before they are accessed in subsequent code.</w:t>
       </w:r>
     </w:p>
     <w:p>
@@ -4043,7 +4475,25 @@
         </w:tabs>
       </w:pPr>
       <w:r>
-        <w:t>In the updated version of the code, the colZero variable was removed to simplify the logic. The check for whether the first column is null has been streamlined into a direct check with matrix.GetObject(0) == null.</w:t>
+        <w:t xml:space="preserve">In the updated version of the code, the </w:t>
+      </w:r>
+      <w:proofErr w:type="spellStart"/>
+      <w:r>
+        <w:t>colZero</w:t>
+      </w:r>
+      <w:proofErr w:type="spellEnd"/>
+      <w:r>
+        <w:t xml:space="preserve"> variable was removed to simplify the logic. The check for whether the first column is null has been streamlined into a direct check with </w:t>
+      </w:r>
+      <w:proofErr w:type="spellStart"/>
+      <w:proofErr w:type="gramStart"/>
+      <w:r>
+        <w:t>matrix.GetObject</w:t>
+      </w:r>
+      <w:proofErr w:type="spellEnd"/>
+      <w:proofErr w:type="gramEnd"/>
+      <w:r>
+        <w:t>(0) == null.</w:t>
       </w:r>
     </w:p>
     <w:p>
@@ -4065,12 +4515,24 @@
       <w:r>
         <w:t>InitParallelRegularDictionary()</w:t>
       </w:r>
-      <w:hyperlink r:id="rId21" w:history="1">
+      <w:hyperlink r:id="rId21" w:anchor="L96-L166" w:history="1">
         <w:r>
           <w:rPr>
             <w:rStyle w:val="Hyperlink"/>
           </w:rPr>
-          <w:t>[GitHub</w:t>
+          <w:t>[GitH</w:t>
+        </w:r>
+        <w:r>
+          <w:rPr>
+            <w:rStyle w:val="Hyperlink"/>
+          </w:rPr>
+          <w:t>u</w:t>
+        </w:r>
+        <w:r>
+          <w:rPr>
+            <w:rStyle w:val="Hyperlink"/>
+          </w:rPr>
+          <w:t>b</w:t>
         </w:r>
         <w:r>
           <w:rPr>
@@ -4106,7 +4568,28 @@
         <w:tab/>
       </w:r>
       <w:r>
-        <w:t xml:space="preserve">The second method, InitParallelRegularDictionary(), introduces parallel execution using Parallel.For loops and regular dictionaries. </w:t>
+        <w:t xml:space="preserve">The second method, </w:t>
+      </w:r>
+      <w:proofErr w:type="spellStart"/>
+      <w:proofErr w:type="gramStart"/>
+      <w:r>
+        <w:t>InitParallelRegularDictionary</w:t>
+      </w:r>
+      <w:proofErr w:type="spellEnd"/>
+      <w:r>
+        <w:t>(</w:t>
+      </w:r>
+      <w:proofErr w:type="gramEnd"/>
+      <w:r>
+        <w:t xml:space="preserve">), introduces parallel execution using </w:t>
+      </w:r>
+      <w:proofErr w:type="spellStart"/>
+      <w:r>
+        <w:t>Parallel.For</w:t>
+      </w:r>
+      <w:proofErr w:type="spellEnd"/>
+      <w:r>
+        <w:t xml:space="preserve"> loops and regular dictionaries. </w:t>
       </w:r>
     </w:p>
     <w:p>
@@ -4123,7 +4606,15 @@
         <w:jc w:val="both"/>
       </w:pPr>
       <w:r>
-        <w:t>Parallel Column Initialization: The Parallel.For loop is used to distribute the initialization of columns across multiple threads. Each thread creates a new Column object and assigns it to the matrix.</w:t>
+        <w:t xml:space="preserve">Parallel Column Initialization: The </w:t>
+      </w:r>
+      <w:proofErr w:type="spellStart"/>
+      <w:r>
+        <w:t>Parallel.For</w:t>
+      </w:r>
+      <w:proofErr w:type="spellEnd"/>
+      <w:r>
+        <w:t xml:space="preserve"> loop is used to distribute the initialization of columns across multiple threads. Each thread creates a new Column object and assigns it to the matrix.</w:t>
       </w:r>
     </w:p>
     <w:p>
@@ -4159,12 +4650,24 @@
       <w:r>
         <w:t>InitParallelWithConcurrentDictionary()</w:t>
       </w:r>
-      <w:hyperlink r:id="rId22" w:history="1">
+      <w:hyperlink r:id="rId22" w:anchor="L180-L238" w:history="1">
         <w:r>
           <w:rPr>
             <w:rStyle w:val="Hyperlink"/>
           </w:rPr>
-          <w:t>[GitHub</w:t>
+          <w:t>[Git</w:t>
+        </w:r>
+        <w:r>
+          <w:rPr>
+            <w:rStyle w:val="Hyperlink"/>
+          </w:rPr>
+          <w:t>H</w:t>
+        </w:r>
+        <w:r>
+          <w:rPr>
+            <w:rStyle w:val="Hyperlink"/>
+          </w:rPr>
+          <w:t>ub</w:t>
         </w:r>
         <w:r>
           <w:rPr>
@@ -4191,7 +4694,28 @@
     <w:p/>
     <w:p>
       <w:r>
-        <w:t xml:space="preserve">The third method, InitParallelWithConcurrentDictionary(), improves upon the previous approach by using ConcurrentDictionary for thread-safe operations. </w:t>
+        <w:t>The third method, </w:t>
+      </w:r>
+      <w:proofErr w:type="spellStart"/>
+      <w:proofErr w:type="gramStart"/>
+      <w:r>
+        <w:t>InitParallelWithConcurrentDictionary</w:t>
+      </w:r>
+      <w:proofErr w:type="spellEnd"/>
+      <w:r>
+        <w:t>(</w:t>
+      </w:r>
+      <w:proofErr w:type="gramEnd"/>
+      <w:r>
+        <w:t>), improves upon the previous approach by using </w:t>
+      </w:r>
+      <w:proofErr w:type="spellStart"/>
+      <w:r>
+        <w:t>ConcurrentDictionary</w:t>
+      </w:r>
+      <w:proofErr w:type="spellEnd"/>
+      <w:r>
+        <w:t xml:space="preserve"> for thread-safe operations. </w:t>
       </w:r>
     </w:p>
     <w:p/>
@@ -4202,15 +4726,40 @@
           <w:numId w:val="14"/>
         </w:numPr>
       </w:pPr>
+      <w:proofErr w:type="spellStart"/>
       <w:r>
         <w:rPr>
           <w:b/>
           <w:bCs/>
         </w:rPr>
-        <w:t>ConcurrentDictionary for Thread Safety</w:t>
-      </w:r>
-      <w:r>
-        <w:t>: The ConcurrentDictionary data structure is used to store columns during parallel initialization. This eliminates the need for explicit locks, as ConcurrentDictionary handles thread safety internally</w:t>
+        <w:t>ConcurrentDictionary</w:t>
+      </w:r>
+      <w:proofErr w:type="spellEnd"/>
+      <w:r>
+        <w:rPr>
+          <w:b/>
+          <w:bCs/>
+        </w:rPr>
+        <w:t xml:space="preserve"> for Thread Safety</w:t>
+      </w:r>
+      <w:r>
+        <w:t>: The </w:t>
+      </w:r>
+      <w:proofErr w:type="spellStart"/>
+      <w:r>
+        <w:t>ConcurrentDictionary</w:t>
+      </w:r>
+      <w:proofErr w:type="spellEnd"/>
+      <w:r>
+        <w:t> data structure is used to store columns during parallel initialization. This eliminates the need for explicit locks, as </w:t>
+      </w:r>
+      <w:proofErr w:type="spellStart"/>
+      <w:r>
+        <w:t>ConcurrentDictionary</w:t>
+      </w:r>
+      <w:proofErr w:type="spellEnd"/>
+      <w:r>
+        <w:t> handles thread safety internally</w:t>
       </w:r>
       <w:r>
         <w:t>.</w:t>
@@ -4232,7 +4781,15 @@
         <w:t>Reduced Redundant Checks</w:t>
       </w:r>
       <w:r>
-        <w:t>: The createNewColumns flag is used to avoid repeated checks inside the loop, similar to the previous methods.</w:t>
+        <w:t>: The </w:t>
+      </w:r>
+      <w:proofErr w:type="spellStart"/>
+      <w:r>
+        <w:t>createNewColumns</w:t>
+      </w:r>
+      <w:proofErr w:type="spellEnd"/>
+      <w:r>
+        <w:t> flag is used to avoid repeated checks inside the loop, similar to the previous methods.</w:t>
       </w:r>
     </w:p>
     <w:p>
@@ -4246,12 +4803,24 @@
       <w:r>
         <w:t>InitParallelPartitioned()</w:t>
       </w:r>
-      <w:hyperlink r:id="rId23" w:history="1">
+      <w:hyperlink r:id="rId23" w:anchor="L250-L334" w:history="1">
         <w:r>
           <w:rPr>
             <w:rStyle w:val="Hyperlink"/>
           </w:rPr>
-          <w:t>[GitHub</w:t>
+          <w:t>[GitH</w:t>
+        </w:r>
+        <w:r>
+          <w:rPr>
+            <w:rStyle w:val="Hyperlink"/>
+          </w:rPr>
+          <w:t>u</w:t>
+        </w:r>
+        <w:r>
+          <w:rPr>
+            <w:rStyle w:val="Hyperlink"/>
+          </w:rPr>
+          <w:t>b</w:t>
         </w:r>
         <w:r>
           <w:rPr>
@@ -4278,7 +4847,20 @@
     <w:p/>
     <w:p>
       <w:r>
-        <w:t xml:space="preserve">The fourth method, InitParallelPartitioned(), further optimizes parallel execution by partitioning the workload into smaller chunks. </w:t>
+        <w:t>The fourth method, </w:t>
+      </w:r>
+      <w:proofErr w:type="spellStart"/>
+      <w:proofErr w:type="gramStart"/>
+      <w:r>
+        <w:t>InitParallelPartitioned</w:t>
+      </w:r>
+      <w:proofErr w:type="spellEnd"/>
+      <w:r>
+        <w:t>(</w:t>
+      </w:r>
+      <w:proofErr w:type="gramEnd"/>
+      <w:r>
+        <w:t xml:space="preserve">), further optimizes parallel execution by partitioning the workload into smaller chunks. </w:t>
       </w:r>
     </w:p>
     <w:p>
@@ -4296,7 +4878,15 @@
         <w:t>Partitioned Parallel Initialization</w:t>
       </w:r>
       <w:r>
-        <w:t>: The Partitioner.Create method is used to divide the workload into smaller partitions. This reduces overhead and improves performance for large datasets.</w:t>
+        <w:t>: The </w:t>
+      </w:r>
+      <w:proofErr w:type="spellStart"/>
+      <w:r>
+        <w:t>Partitioner.Create</w:t>
+      </w:r>
+      <w:proofErr w:type="spellEnd"/>
+      <w:r>
+        <w:t> method is used to divide the workload into smaller partitions. This reduces overhead and improves performance for large datasets.</w:t>
       </w:r>
     </w:p>
     <w:p/>
@@ -4440,6 +5030,62 @@
         </w:rPr>
         <w:t>results</w:t>
       </w:r>
+      <w:r>
+        <w:rPr>
+          <w:rStyle w:val="Strong"/>
+        </w:rPr>
+        <w:t xml:space="preserve"> </w:t>
+      </w:r>
+      <w:hyperlink r:id="rId24" w:history="1">
+        <w:r>
+          <w:rPr>
+            <w:rStyle w:val="Hyperlink"/>
+          </w:rPr>
+          <w:t>[</w:t>
+        </w:r>
+        <w:r>
+          <w:rPr>
+            <w:rStyle w:val="Hyperlink"/>
+            <w:bCs/>
+          </w:rPr>
+          <w:t>Performance No</w:t>
+        </w:r>
+        <w:r>
+          <w:rPr>
+            <w:rStyle w:val="Hyperlink"/>
+            <w:bCs/>
+          </w:rPr>
+          <w:t>t</w:t>
+        </w:r>
+        <w:r>
+          <w:rPr>
+            <w:rStyle w:val="Hyperlink"/>
+            <w:bCs/>
+          </w:rPr>
+          <w:t>ebook</w:t>
+        </w:r>
+        <w:r>
+          <w:rPr>
+            <w:rStyle w:val="Hyperlink"/>
+            <w:bCs/>
+          </w:rPr>
+          <w:t xml:space="preserve"> </w:t>
+        </w:r>
+        <w:r>
+          <w:rPr>
+            <w:rStyle w:val="Hyperlink"/>
+            <w:rFonts w:hint="eastAsia"/>
+            <w:bCs/>
+          </w:rPr>
+          <w:t>↗</w:t>
+        </w:r>
+        <w:r>
+          <w:rPr>
+            <w:rStyle w:val="Hyperlink"/>
+          </w:rPr>
+          <w:t>]</w:t>
+        </w:r>
+      </w:hyperlink>
     </w:p>
     <w:p>
       <w:pPr>
@@ -4490,7 +5136,78 @@
         <w:rPr>
           <w:color w:val="0D0D0D" w:themeColor="text1" w:themeTint="F2"/>
         </w:rPr>
-        <w:t>Single_Threaded_Optimized_Init(), InitParallelRegularDictionary(), InitParallelWithConcurrentDictionary(), and InitParallelPartitioned(). The performance metrics are visualized using bar charts and scatter plots to provide a clear understanding of the improvements.</w:t>
+        <w:t>Single_Threaded_Optimized_</w:t>
+      </w:r>
+      <w:proofErr w:type="gramStart"/>
+      <w:r>
+        <w:rPr>
+          <w:color w:val="0D0D0D" w:themeColor="text1" w:themeTint="F2"/>
+        </w:rPr>
+        <w:t>Init(</w:t>
+      </w:r>
+      <w:proofErr w:type="gramEnd"/>
+      <w:r>
+        <w:rPr>
+          <w:color w:val="0D0D0D" w:themeColor="text1" w:themeTint="F2"/>
+        </w:rPr>
+        <w:t>), </w:t>
+      </w:r>
+      <w:proofErr w:type="gramStart"/>
+      <w:r>
+        <w:rPr>
+          <w:color w:val="0D0D0D" w:themeColor="text1" w:themeTint="F2"/>
+        </w:rPr>
+        <w:t>InitParallelRegularDictionary(</w:t>
+      </w:r>
+      <w:proofErr w:type="gramEnd"/>
+      <w:r>
+        <w:rPr>
+          <w:color w:val="0D0D0D" w:themeColor="text1" w:themeTint="F2"/>
+        </w:rPr>
+        <w:t>), </w:t>
+      </w:r>
+      <w:proofErr w:type="gramStart"/>
+      <w:r>
+        <w:rPr>
+          <w:color w:val="0D0D0D" w:themeColor="text1" w:themeTint="F2"/>
+        </w:rPr>
+        <w:t>InitParallelWithConcurrentDictionary(</w:t>
+      </w:r>
+      <w:proofErr w:type="gramEnd"/>
+      <w:r>
+        <w:rPr>
+          <w:color w:val="0D0D0D" w:themeColor="text1" w:themeTint="F2"/>
+        </w:rPr>
+        <w:t>), and </w:t>
+      </w:r>
+      <w:proofErr w:type="spellStart"/>
+      <w:proofErr w:type="gramStart"/>
+      <w:r>
+        <w:rPr>
+          <w:color w:val="0D0D0D" w:themeColor="text1" w:themeTint="F2"/>
+        </w:rPr>
+        <w:t>InitParallelPartitioned</w:t>
+      </w:r>
+      <w:proofErr w:type="spellEnd"/>
+      <w:r>
+        <w:rPr>
+          <w:color w:val="0D0D0D" w:themeColor="text1" w:themeTint="F2"/>
+        </w:rPr>
+        <w:t>(</w:t>
+      </w:r>
+      <w:proofErr w:type="gramEnd"/>
+      <w:r>
+        <w:rPr>
+          <w:color w:val="0D0D0D" w:themeColor="text1" w:themeTint="F2"/>
+        </w:rPr>
+        <w:t xml:space="preserve">). The performance metrics are </w:t>
+      </w:r>
+      <w:r>
+        <w:rPr>
+          <w:color w:val="0D0D0D" w:themeColor="text1" w:themeTint="F2"/>
+        </w:rPr>
+        <w:lastRenderedPageBreak/>
+        <w:t>visualized using bar charts and scatter plots to provide a clear understanding of the improvements.</w:t>
       </w:r>
     </w:p>
     <w:p>
@@ -4504,7 +5221,6 @@
         <w:rPr>
           <w:shd w:val="clear" w:color="auto" w:fill="FFFFFF"/>
         </w:rPr>
-        <w:lastRenderedPageBreak/>
         <w:t>Performance Analysis</w:t>
       </w:r>
       <w:r>
@@ -4665,6 +5381,8 @@
           <w:shd w:val="clear" w:color="auto" w:fill="FFFFFF"/>
         </w:rPr>
       </w:pPr>
+      <w:proofErr w:type="spellStart"/>
+      <w:proofErr w:type="gramStart"/>
       <w:r>
         <w:rPr>
           <w:b/>
@@ -4672,7 +5390,27 @@
           <w:color w:val="0D0D0D"/>
           <w:shd w:val="clear" w:color="auto" w:fill="FFFFFF"/>
         </w:rPr>
-        <w:t>InitParallelWithConcurrentDictionary()</w:t>
+        <w:t>InitParallelWithConcurrentDictionary</w:t>
+      </w:r>
+      <w:proofErr w:type="spellEnd"/>
+      <w:r>
+        <w:rPr>
+          <w:b/>
+          <w:bCs/>
+          <w:color w:val="0D0D0D"/>
+          <w:shd w:val="clear" w:color="auto" w:fill="FFFFFF"/>
+        </w:rPr>
+        <w:t>(</w:t>
+      </w:r>
+      <w:proofErr w:type="gramEnd"/>
+      <w:r>
+        <w:rPr>
+          <w:b/>
+          <w:bCs/>
+          <w:color w:val="0D0D0D"/>
+          <w:shd w:val="clear" w:color="auto" w:fill="FFFFFF"/>
+        </w:rPr>
+        <w:t>)</w:t>
       </w:r>
       <w:r>
         <w:rPr>
@@ -5104,8 +5842,21 @@
             <w:tcW w:w="1879" w:type="dxa"/>
           </w:tcPr>
           <w:p>
+            <w:proofErr w:type="spellStart"/>
             <w:r>
-              <w:t>Single_Threaded_Optimized_Init()</w:t>
+              <w:t>Single_Threaded_Optimized_</w:t>
+            </w:r>
+            <w:proofErr w:type="gramStart"/>
+            <w:r>
+              <w:t>Init</w:t>
+            </w:r>
+            <w:proofErr w:type="spellEnd"/>
+            <w:r>
+              <w:t>(</w:t>
+            </w:r>
+            <w:proofErr w:type="gramEnd"/>
+            <w:r>
+              <w:t>)</w:t>
             </w:r>
           </w:p>
           <w:p/>
@@ -5157,8 +5908,18 @@
             <w:tcW w:w="1879" w:type="dxa"/>
           </w:tcPr>
           <w:p>
+            <w:proofErr w:type="spellStart"/>
+            <w:proofErr w:type="gramStart"/>
             <w:r>
-              <w:t>InitParallelRegularDictionary()</w:t>
+              <w:t>InitParallelRegularDictionary</w:t>
+            </w:r>
+            <w:proofErr w:type="spellEnd"/>
+            <w:r>
+              <w:t>(</w:t>
+            </w:r>
+            <w:proofErr w:type="gramEnd"/>
+            <w:r>
+              <w:t>)</w:t>
             </w:r>
           </w:p>
           <w:p/>
@@ -5216,12 +5977,30 @@
                 <w:bCs/>
               </w:rPr>
             </w:pPr>
+            <w:proofErr w:type="spellStart"/>
+            <w:proofErr w:type="gramStart"/>
             <w:r>
               <w:rPr>
                 <w:b/>
                 <w:bCs/>
               </w:rPr>
-              <w:t>InitParallelWithConcurrentDictionary()</w:t>
+              <w:t>InitParallelWithConcurrentDictionary</w:t>
+            </w:r>
+            <w:proofErr w:type="spellEnd"/>
+            <w:r>
+              <w:rPr>
+                <w:b/>
+                <w:bCs/>
+              </w:rPr>
+              <w:t>(</w:t>
+            </w:r>
+            <w:proofErr w:type="gramEnd"/>
+            <w:r>
+              <w:rPr>
+                <w:b/>
+                <w:bCs/>
+              </w:rPr>
+              <w:t>)</w:t>
             </w:r>
           </w:p>
           <w:p/>
@@ -5313,8 +6092,18 @@
             <w:tcW w:w="1879" w:type="dxa"/>
           </w:tcPr>
           <w:p>
+            <w:proofErr w:type="spellStart"/>
+            <w:proofErr w:type="gramStart"/>
             <w:r>
-              <w:t>InitParallelPartitioned()</w:t>
+              <w:t>InitParallelPartitioned</w:t>
+            </w:r>
+            <w:proofErr w:type="spellEnd"/>
+            <w:r>
+              <w:t>(</w:t>
+            </w:r>
+            <w:proofErr w:type="gramEnd"/>
+            <w:r>
+              <w:t>)</w:t>
             </w:r>
           </w:p>
           <w:p/>
@@ -5474,8 +6263,21 @@
           <w:numId w:val="22"/>
         </w:numPr>
       </w:pPr>
-      <w:r>
-        <w:t>Single_Threaded_Optimized_Init() - Our optimized baseline</w:t>
+      <w:proofErr w:type="spellStart"/>
+      <w:r>
+        <w:t>Single_Threaded_Optimized_</w:t>
+      </w:r>
+      <w:proofErr w:type="gramStart"/>
+      <w:r>
+        <w:t>Init</w:t>
+      </w:r>
+      <w:proofErr w:type="spellEnd"/>
+      <w:r>
+        <w:t>(</w:t>
+      </w:r>
+      <w:proofErr w:type="gramEnd"/>
+      <w:r>
+        <w:t>) - Our optimized baseline</w:t>
       </w:r>
     </w:p>
     <w:p>
@@ -5485,8 +6287,18 @@
           <w:numId w:val="22"/>
         </w:numPr>
       </w:pPr>
-      <w:r>
-        <w:t>InitParallelRegularDictionary() - Parallel with locks</w:t>
+      <w:proofErr w:type="spellStart"/>
+      <w:proofErr w:type="gramStart"/>
+      <w:r>
+        <w:t>InitParallelRegularDictionary</w:t>
+      </w:r>
+      <w:proofErr w:type="spellEnd"/>
+      <w:r>
+        <w:t>(</w:t>
+      </w:r>
+      <w:proofErr w:type="gramEnd"/>
+      <w:r>
+        <w:t>) - Parallel with locks</w:t>
       </w:r>
     </w:p>
     <w:p>
@@ -5496,9 +6308,24 @@
           <w:numId w:val="22"/>
         </w:numPr>
       </w:pPr>
-      <w:r>
-        <w:t>InitParallelWithConcurrentDictionary() - Parallel with ConcurrentDictionary</w:t>
-      </w:r>
+      <w:proofErr w:type="spellStart"/>
+      <w:proofErr w:type="gramStart"/>
+      <w:r>
+        <w:t>InitParallelWithConcurrentDictionary</w:t>
+      </w:r>
+      <w:proofErr w:type="spellEnd"/>
+      <w:r>
+        <w:t>(</w:t>
+      </w:r>
+      <w:proofErr w:type="gramEnd"/>
+      <w:r>
+        <w:t xml:space="preserve">) - Parallel with </w:t>
+      </w:r>
+      <w:proofErr w:type="spellStart"/>
+      <w:r>
+        <w:t>ConcurrentDictionary</w:t>
+      </w:r>
+      <w:proofErr w:type="spellEnd"/>
     </w:p>
     <w:p>
       <w:pPr>
@@ -5507,8 +6334,18 @@
           <w:numId w:val="22"/>
         </w:numPr>
       </w:pPr>
-      <w:r>
-        <w:t>InitParallelPartitioned() - Parallel with partitioned workload</w:t>
+      <w:proofErr w:type="spellStart"/>
+      <w:proofErr w:type="gramStart"/>
+      <w:r>
+        <w:t>InitParallelPartitioned</w:t>
+      </w:r>
+      <w:proofErr w:type="spellEnd"/>
+      <w:r>
+        <w:t>(</w:t>
+      </w:r>
+      <w:proofErr w:type="gramEnd"/>
+      <w:r>
+        <w:t>) - Parallel with partitioned workload</w:t>
       </w:r>
     </w:p>
     <w:p>
@@ -5577,8 +6414,29 @@
                           </w:p>
                           <w:p>
                             <w:r>
-                              <w:t xml:space="preserve"> HtmConfig htmConfig = new HtmConfig</w:t>
+                              <w:t xml:space="preserve"> </w:t>
                             </w:r>
+                            <w:proofErr w:type="spellStart"/>
+                            <w:r>
+                              <w:t>HtmConfig</w:t>
+                            </w:r>
+                            <w:proofErr w:type="spellEnd"/>
+                            <w:r>
+                              <w:t xml:space="preserve"> </w:t>
+                            </w:r>
+                            <w:proofErr w:type="spellStart"/>
+                            <w:r>
+                              <w:t>htmConfig</w:t>
+                            </w:r>
+                            <w:proofErr w:type="spellEnd"/>
+                            <w:r>
+                              <w:t xml:space="preserve"> = new </w:t>
+                            </w:r>
+                            <w:proofErr w:type="spellStart"/>
+                            <w:r>
+                              <w:t>HtmConfig</w:t>
+                            </w:r>
+                            <w:proofErr w:type="spellEnd"/>
                           </w:p>
                           <w:p>
                             <w:r>
@@ -5587,22 +6445,70 @@
                           </w:p>
                           <w:p>
                             <w:r>
-                              <w:t xml:space="preserve">     ColumnDimensions = new int[] { 100 }, // Example dimensions</w:t>
+                              <w:t xml:space="preserve">     </w:t>
+                            </w:r>
+                            <w:proofErr w:type="spellStart"/>
+                            <w:r>
+                              <w:t>ColumnDimensions</w:t>
+                            </w:r>
+                            <w:proofErr w:type="spellEnd"/>
+                            <w:r>
+                              <w:t xml:space="preserve"> = new </w:t>
+                            </w:r>
+                            <w:proofErr w:type="gramStart"/>
+                            <w:r>
+                              <w:t>int[</w:t>
+                            </w:r>
+                            <w:proofErr w:type="gramEnd"/>
+                            <w:r>
+                              <w:t xml:space="preserve">] </w:t>
+                            </w:r>
+                            <w:proofErr w:type="gramStart"/>
+                            <w:r>
+                              <w:t>{ 100</w:t>
+                            </w:r>
+                            <w:proofErr w:type="gramEnd"/>
+                            <w:r>
+                              <w:t xml:space="preserve"> }, // Example dimensions</w:t>
                             </w:r>
                           </w:p>
                           <w:p>
                             <w:r>
-                              <w:t xml:space="preserve">     CellsPerColumn = 32,</w:t>
+                              <w:t xml:space="preserve">     </w:t>
+                            </w:r>
+                            <w:proofErr w:type="spellStart"/>
+                            <w:r>
+                              <w:t>CellsPerColumn</w:t>
+                            </w:r>
+                            <w:proofErr w:type="spellEnd"/>
+                            <w:r>
+                              <w:t xml:space="preserve"> = 32,</w:t>
                             </w:r>
                           </w:p>
                           <w:p>
                             <w:r>
-                              <w:t xml:space="preserve">     SynPermConnected = 0.1,</w:t>
+                              <w:t xml:space="preserve">     </w:t>
+                            </w:r>
+                            <w:proofErr w:type="spellStart"/>
+                            <w:r>
+                              <w:t>SynPermConnected</w:t>
+                            </w:r>
+                            <w:proofErr w:type="spellEnd"/>
+                            <w:r>
+                              <w:t xml:space="preserve"> = 0.1,</w:t>
                             </w:r>
                           </w:p>
                           <w:p>
                             <w:r>
-                              <w:t xml:space="preserve">     NumInputs = 100</w:t>
+                              <w:t xml:space="preserve">     </w:t>
+                            </w:r>
+                            <w:proofErr w:type="spellStart"/>
+                            <w:r>
+                              <w:t>NumInputs</w:t>
+                            </w:r>
+                            <w:proofErr w:type="spellEnd"/>
+                            <w:r>
+                              <w:t xml:space="preserve"> = 100</w:t>
                             </w:r>
                           </w:p>
                           <w:p>
@@ -5759,7 +6665,7 @@
                     <pic:cNvPicPr/>
                   </pic:nvPicPr>
                   <pic:blipFill>
-                    <a:blip r:embed="rId24"/>
+                    <a:blip r:embed="rId25"/>
                     <a:stretch>
                       <a:fillRect/>
                     </a:stretch>
@@ -5968,7 +6874,11 @@
           </w:tcPr>
           <w:p>
             <w:r>
-              <w:t>Max Initialization Time (s)</w:t>
+              <w:t xml:space="preserve">Max Initialization </w:t>
+            </w:r>
+            <w:r>
+              <w:lastRenderedPageBreak/>
+              <w:t>Time (s)</w:t>
             </w:r>
           </w:p>
         </w:tc>
@@ -5978,7 +6888,12 @@
           </w:tcPr>
           <w:p>
             <w:r>
-              <w:t>Min Initialization Time (s)</w:t>
+              <w:lastRenderedPageBreak/>
+              <w:t xml:space="preserve">Min Initialization </w:t>
+            </w:r>
+            <w:r>
+              <w:lastRenderedPageBreak/>
+              <w:t>Time (s)</w:t>
             </w:r>
           </w:p>
         </w:tc>
@@ -5988,6 +6903,7 @@
           </w:tcPr>
           <w:p>
             <w:r>
+              <w:lastRenderedPageBreak/>
               <w:t>Ratio (Max/Min)</w:t>
             </w:r>
           </w:p>
@@ -5999,9 +6915,21 @@
             <w:tcW w:w="3196" w:type="dxa"/>
           </w:tcPr>
           <w:p>
+            <w:proofErr w:type="spellStart"/>
             <w:r>
-              <w:lastRenderedPageBreak/>
-              <w:t>Single_Threaded_Optimized_Init()</w:t>
+              <w:t>Single_Threaded_Optimized_</w:t>
+            </w:r>
+            <w:proofErr w:type="gramStart"/>
+            <w:r>
+              <w:t>Init</w:t>
+            </w:r>
+            <w:proofErr w:type="spellEnd"/>
+            <w:r>
+              <w:t>(</w:t>
+            </w:r>
+            <w:proofErr w:type="gramEnd"/>
+            <w:r>
+              <w:t>)</w:t>
             </w:r>
           </w:p>
         </w:tc>
@@ -6042,8 +6970,18 @@
             <w:tcW w:w="3196" w:type="dxa"/>
           </w:tcPr>
           <w:p>
+            <w:proofErr w:type="spellStart"/>
+            <w:proofErr w:type="gramStart"/>
             <w:r>
-              <w:t>InitParallelRegularDictionary()</w:t>
+              <w:t>InitParallelRegularDictionary</w:t>
+            </w:r>
+            <w:proofErr w:type="spellEnd"/>
+            <w:r>
+              <w:t>(</w:t>
+            </w:r>
+            <w:proofErr w:type="gramEnd"/>
+            <w:r>
+              <w:t>)</w:t>
             </w:r>
           </w:p>
         </w:tc>
@@ -6084,8 +7022,18 @@
             <w:tcW w:w="3196" w:type="dxa"/>
           </w:tcPr>
           <w:p>
+            <w:proofErr w:type="spellStart"/>
+            <w:proofErr w:type="gramStart"/>
             <w:r>
-              <w:t>InitParallelWithConcurrentDictionary()</w:t>
+              <w:t>InitParallelWithConcurrentDictionary</w:t>
+            </w:r>
+            <w:proofErr w:type="spellEnd"/>
+            <w:r>
+              <w:t>(</w:t>
+            </w:r>
+            <w:proofErr w:type="gramEnd"/>
+            <w:r>
+              <w:t>)</w:t>
             </w:r>
           </w:p>
         </w:tc>
@@ -6136,8 +7084,18 @@
             <w:tcW w:w="3196" w:type="dxa"/>
           </w:tcPr>
           <w:p>
+            <w:proofErr w:type="spellStart"/>
+            <w:proofErr w:type="gramStart"/>
             <w:r>
-              <w:t>InitParallelPartitioned()</w:t>
+              <w:t>InitParallelPartitioned</w:t>
+            </w:r>
+            <w:proofErr w:type="spellEnd"/>
+            <w:r>
+              <w:t>(</w:t>
+            </w:r>
+            <w:proofErr w:type="gramEnd"/>
+            <w:r>
+              <w:t>)</w:t>
             </w:r>
           </w:p>
         </w:tc>
@@ -6265,7 +7223,32 @@
           <w:color w:val="0D0D0D"/>
           <w:shd w:val="clear" w:color="auto" w:fill="FFFFFF"/>
         </w:rPr>
-        <w:t>The InitParallelWithConcurrentDictionary() method demonstrates the lowest max/min ratio, indicating that it offers the most consistent performance even in worst-case scenarios.</w:t>
+        <w:t>The </w:t>
+      </w:r>
+      <w:proofErr w:type="spellStart"/>
+      <w:proofErr w:type="gramStart"/>
+      <w:r>
+        <w:rPr>
+          <w:color w:val="0D0D0D"/>
+          <w:shd w:val="clear" w:color="auto" w:fill="FFFFFF"/>
+        </w:rPr>
+        <w:t>InitParallelWithConcurrentDictionary</w:t>
+      </w:r>
+      <w:proofErr w:type="spellEnd"/>
+      <w:r>
+        <w:rPr>
+          <w:color w:val="0D0D0D"/>
+          <w:shd w:val="clear" w:color="auto" w:fill="FFFFFF"/>
+        </w:rPr>
+        <w:t>(</w:t>
+      </w:r>
+      <w:proofErr w:type="gramEnd"/>
+      <w:r>
+        <w:rPr>
+          <w:color w:val="0D0D0D"/>
+          <w:shd w:val="clear" w:color="auto" w:fill="FFFFFF"/>
+        </w:rPr>
+        <w:t>) method demonstrates the lowest max/min ratio, indicating that it offers the most consistent performance even in worst-case scenarios.</w:t>
       </w:r>
     </w:p>
     <w:p>
@@ -6360,12 +7343,30 @@
           <w:shd w:val="clear" w:color="auto" w:fill="FFFFFF"/>
         </w:rPr>
       </w:pPr>
-      <w:r>
-        <w:rPr>
-          <w:color w:val="0D0D0D"/>
-          <w:shd w:val="clear" w:color="auto" w:fill="FFFFFF"/>
-        </w:rPr>
-        <w:t>InitParallelWithConcurrentDictionary() method outperforms the other methods in terms of </w:t>
+      <w:proofErr w:type="spellStart"/>
+      <w:proofErr w:type="gramStart"/>
+      <w:r>
+        <w:rPr>
+          <w:color w:val="0D0D0D"/>
+          <w:shd w:val="clear" w:color="auto" w:fill="FFFFFF"/>
+        </w:rPr>
+        <w:t>InitParallelWithConcurrentDictionary</w:t>
+      </w:r>
+      <w:proofErr w:type="spellEnd"/>
+      <w:r>
+        <w:rPr>
+          <w:color w:val="0D0D0D"/>
+          <w:shd w:val="clear" w:color="auto" w:fill="FFFFFF"/>
+        </w:rPr>
+        <w:t>(</w:t>
+      </w:r>
+      <w:proofErr w:type="gramEnd"/>
+      <w:r>
+        <w:rPr>
+          <w:color w:val="0D0D0D"/>
+          <w:shd w:val="clear" w:color="auto" w:fill="FFFFFF"/>
+        </w:rPr>
+        <w:t>) method outperforms the other methods in terms of </w:t>
       </w:r>
       <w:r>
         <w:rPr>
@@ -6475,7 +7476,32 @@
           <w:color w:val="0D0D0D"/>
           <w:shd w:val="clear" w:color="auto" w:fill="FFFFFF"/>
         </w:rPr>
-        <w:t>The InitParallelWithConcurrentDictionary() meth</w:t>
+        <w:t>The </w:t>
+      </w:r>
+      <w:proofErr w:type="spellStart"/>
+      <w:proofErr w:type="gramStart"/>
+      <w:r>
+        <w:rPr>
+          <w:color w:val="0D0D0D"/>
+          <w:shd w:val="clear" w:color="auto" w:fill="FFFFFF"/>
+        </w:rPr>
+        <w:t>InitParallelWithConcurrentDictionary</w:t>
+      </w:r>
+      <w:proofErr w:type="spellEnd"/>
+      <w:r>
+        <w:rPr>
+          <w:color w:val="0D0D0D"/>
+          <w:shd w:val="clear" w:color="auto" w:fill="FFFFFF"/>
+        </w:rPr>
+        <w:t>(</w:t>
+      </w:r>
+      <w:proofErr w:type="gramEnd"/>
+      <w:r>
+        <w:rPr>
+          <w:color w:val="0D0D0D"/>
+          <w:shd w:val="clear" w:color="auto" w:fill="FFFFFF"/>
+        </w:rPr>
+        <w:t>) meth</w:t>
       </w:r>
       <w:r>
         <w:rPr>
@@ -6703,19 +7729,44 @@
         </w:rPr>
         <w:t xml:space="preserve">compares the initialization and </w:t>
       </w:r>
-      <w:r>
-        <w:rPr>
-          <w:color w:val="0D0D0D"/>
-          <w:shd w:val="clear" w:color="auto" w:fill="FFFFFF"/>
-        </w:rPr>
-        <w:t>computation  time for </w:t>
-      </w:r>
-      <w:r>
-        <w:rPr>
-          <w:color w:val="0D0D0D"/>
-          <w:shd w:val="clear" w:color="auto" w:fill="FFFFFF"/>
-        </w:rPr>
-        <w:t>the InitParallelWithConcurrentDictionary() method across different test cases. The X-axis represents the test cases, and the Y-axis represents the time in seconds. The chart uses blue bars for initialization time and green bars for computation time.</w:t>
+      <w:proofErr w:type="gramStart"/>
+      <w:r>
+        <w:rPr>
+          <w:color w:val="0D0D0D"/>
+          <w:shd w:val="clear" w:color="auto" w:fill="FFFFFF"/>
+        </w:rPr>
+        <w:t>computation  time</w:t>
+      </w:r>
+      <w:proofErr w:type="gramEnd"/>
+      <w:r>
+        <w:rPr>
+          <w:color w:val="0D0D0D"/>
+          <w:shd w:val="clear" w:color="auto" w:fill="FFFFFF"/>
+        </w:rPr>
+        <w:t> for </w:t>
+      </w:r>
+      <w:r>
+        <w:rPr>
+          <w:color w:val="0D0D0D"/>
+          <w:shd w:val="clear" w:color="auto" w:fill="FFFFFF"/>
+        </w:rPr>
+        <w:t>the </w:t>
+      </w:r>
+      <w:proofErr w:type="gramStart"/>
+      <w:r>
+        <w:rPr>
+          <w:color w:val="0D0D0D"/>
+          <w:shd w:val="clear" w:color="auto" w:fill="FFFFFF"/>
+        </w:rPr>
+        <w:t>InitParallelWithConcurrentDictionary(</w:t>
+      </w:r>
+      <w:proofErr w:type="gramEnd"/>
+      <w:r>
+        <w:rPr>
+          <w:color w:val="0D0D0D"/>
+          <w:shd w:val="clear" w:color="auto" w:fill="FFFFFF"/>
+        </w:rPr>
+        <w:t>) method across different test cases. The X-axis represents the test cases, and the Y-axis represents the time in seconds. The chart uses blue bars for initialization time and green bars for computation time.</w:t>
       </w:r>
     </w:p>
     <w:p>
@@ -6738,14 +7789,32 @@
           <w:color w:val="0D0D0D"/>
           <w:shd w:val="clear" w:color="auto" w:fill="FFFFFF"/>
         </w:rPr>
-        <w:t xml:space="preserve">Initialization Time: The parallelized method (InitParallelWithConcurrentDictionary()) </w:t>
-      </w:r>
-      <w:r>
-        <w:rPr>
-          <w:color w:val="0D0D0D"/>
-          <w:shd w:val="clear" w:color="auto" w:fill="FFFFFF"/>
-        </w:rPr>
-        <w:t>consistently outperforms the single-threaded method, with a significant reduction in initialization time.</w:t>
+        <w:t>Initialization Time: The parallelized method (</w:t>
+      </w:r>
+      <w:proofErr w:type="spellStart"/>
+      <w:proofErr w:type="gramStart"/>
+      <w:r>
+        <w:rPr>
+          <w:color w:val="0D0D0D"/>
+          <w:shd w:val="clear" w:color="auto" w:fill="FFFFFF"/>
+        </w:rPr>
+        <w:t>InitParallelWithConcurrentDictionary</w:t>
+      </w:r>
+      <w:proofErr w:type="spellEnd"/>
+      <w:r>
+        <w:rPr>
+          <w:color w:val="0D0D0D"/>
+          <w:shd w:val="clear" w:color="auto" w:fill="FFFFFF"/>
+        </w:rPr>
+        <w:t>(</w:t>
+      </w:r>
+      <w:proofErr w:type="gramEnd"/>
+      <w:r>
+        <w:rPr>
+          <w:color w:val="0D0D0D"/>
+          <w:shd w:val="clear" w:color="auto" w:fill="FFFFFF"/>
+        </w:rPr>
+        <w:t>)) consistently outperforms the single-threaded method, with a significant reduction in initialization time.</w:t>
       </w:r>
     </w:p>
     <w:p>
@@ -6825,6 +7894,8 @@
         </w:rPr>
         <w:t> performance of the </w:t>
       </w:r>
+      <w:proofErr w:type="spellStart"/>
+      <w:proofErr w:type="gramStart"/>
       <w:r>
         <w:rPr>
           <w:b/>
@@ -6832,21 +7903,57 @@
           <w:color w:val="0D0D0D"/>
           <w:shd w:val="clear" w:color="auto" w:fill="FFFFFF"/>
         </w:rPr>
-        <w:t>InitParallelWithConcurrentDictionary()</w:t>
-      </w:r>
-      <w:r>
-        <w:rPr>
-          <w:color w:val="0D0D0D"/>
-          <w:shd w:val="clear" w:color="auto" w:fill="FFFFFF"/>
-        </w:rPr>
-        <w:t> method in relation to traditional methods.</w:t>
-      </w:r>
-      <w:r>
-        <w:rPr>
-          <w:color w:val="0D0D0D"/>
-          <w:shd w:val="clear" w:color="auto" w:fill="FFFFFF"/>
-        </w:rPr>
-        <w:t xml:space="preserve">[Figure </w:t>
+        <w:t>InitParallelWithConcurrentDictionary</w:t>
+      </w:r>
+      <w:proofErr w:type="spellEnd"/>
+      <w:r>
+        <w:rPr>
+          <w:b/>
+          <w:bCs/>
+          <w:color w:val="0D0D0D"/>
+          <w:shd w:val="clear" w:color="auto" w:fill="FFFFFF"/>
+        </w:rPr>
+        <w:t>(</w:t>
+      </w:r>
+      <w:proofErr w:type="gramEnd"/>
+      <w:r>
+        <w:rPr>
+          <w:b/>
+          <w:bCs/>
+          <w:color w:val="0D0D0D"/>
+          <w:shd w:val="clear" w:color="auto" w:fill="FFFFFF"/>
+        </w:rPr>
+        <w:t>)</w:t>
+      </w:r>
+      <w:r>
+        <w:rPr>
+          <w:color w:val="0D0D0D"/>
+          <w:shd w:val="clear" w:color="auto" w:fill="FFFFFF"/>
+        </w:rPr>
+        <w:t xml:space="preserve"> method in relation to traditional </w:t>
+      </w:r>
+      <w:proofErr w:type="gramStart"/>
+      <w:r>
+        <w:rPr>
+          <w:color w:val="0D0D0D"/>
+          <w:shd w:val="clear" w:color="auto" w:fill="FFFFFF"/>
+        </w:rPr>
+        <w:t>methods.</w:t>
+      </w:r>
+      <w:r>
+        <w:rPr>
+          <w:color w:val="0D0D0D"/>
+          <w:shd w:val="clear" w:color="auto" w:fill="FFFFFF"/>
+        </w:rPr>
+        <w:t>[</w:t>
+      </w:r>
+      <w:proofErr w:type="gramEnd"/>
+      <w:r>
+        <w:rPr>
+          <w:color w:val="0D0D0D"/>
+          <w:shd w:val="clear" w:color="auto" w:fill="FFFFFF"/>
+        </w:rPr>
+        <w:t xml:space="preserve">Figure </w:t>
       </w:r>
       <w:r>
         <w:rPr>
@@ -6935,7 +8042,7 @@
                     </pic:cNvPicPr>
                   </pic:nvPicPr>
                   <pic:blipFill>
-                    <a:blip r:embed="rId25" cstate="print">
+                    <a:blip r:embed="rId26" cstate="print">
                       <a:extLst>
                         <a:ext uri="{28A0092B-C50C-407E-A947-70E740481C1C}">
                           <a14:useLocalDpi xmlns:a14="http://schemas.microsoft.com/office/drawing/2010/main" val="0"/>
@@ -7068,7 +8175,7 @@
                     </pic:cNvPicPr>
                   </pic:nvPicPr>
                   <pic:blipFill>
-                    <a:blip r:embed="rId26" cstate="print">
+                    <a:blip r:embed="rId27" cstate="print">
                       <a:extLst>
                         <a:ext uri="{28A0092B-C50C-407E-A947-70E740481C1C}">
                           <a14:useLocalDpi xmlns:a14="http://schemas.microsoft.com/office/drawing/2010/main" val="0"/>
@@ -7227,6 +8334,7 @@
           <w:color w:val="0D0D0D"/>
           <w:shd w:val="clear" w:color="auto" w:fill="FFFFFF"/>
         </w:rPr>
+        <w:lastRenderedPageBreak/>
         <w:t xml:space="preserve">The </w:t>
       </w:r>
       <w:r>
@@ -7262,22 +8370,55 @@
           <w:color w:val="0D0D0D"/>
           <w:shd w:val="clear" w:color="auto" w:fill="FFFFFF"/>
         </w:rPr>
-        <w:t xml:space="preserve">ation of </w:t>
-      </w:r>
-      <w:r>
-        <w:rPr>
-          <w:color w:val="0D0D0D"/>
-          <w:shd w:val="clear" w:color="auto" w:fill="FFFFFF"/>
-        </w:rPr>
-        <w:t xml:space="preserve"> the relationship between initialization time and computation time </w:t>
-      </w:r>
-      <w:r>
-        <w:rPr>
-          <w:color w:val="0D0D0D"/>
-          <w:shd w:val="clear" w:color="auto" w:fill="FFFFFF"/>
-        </w:rPr>
-        <w:lastRenderedPageBreak/>
-        <w:t>for the InitParallelWithConcurrentDictionary() method. The X-axis represents the test cases, and the Y-axis represents the execution times in seconds. Blue circles represent the standard initialization time, while red crosses represent the parallel initialization time.</w:t>
+        <w:t xml:space="preserve">ation </w:t>
+      </w:r>
+      <w:proofErr w:type="gramStart"/>
+      <w:r>
+        <w:rPr>
+          <w:color w:val="0D0D0D"/>
+          <w:shd w:val="clear" w:color="auto" w:fill="FFFFFF"/>
+        </w:rPr>
+        <w:t xml:space="preserve">of </w:t>
+      </w:r>
+      <w:r>
+        <w:rPr>
+          <w:color w:val="0D0D0D"/>
+          <w:shd w:val="clear" w:color="auto" w:fill="FFFFFF"/>
+        </w:rPr>
+        <w:t xml:space="preserve"> the</w:t>
+      </w:r>
+      <w:proofErr w:type="gramEnd"/>
+      <w:r>
+        <w:rPr>
+          <w:color w:val="0D0D0D"/>
+          <w:shd w:val="clear" w:color="auto" w:fill="FFFFFF"/>
+        </w:rPr>
+        <w:t xml:space="preserve"> relationship between initialization time and computation time for the </w:t>
+      </w:r>
+      <w:proofErr w:type="spellStart"/>
+      <w:proofErr w:type="gramStart"/>
+      <w:r>
+        <w:rPr>
+          <w:color w:val="0D0D0D"/>
+          <w:shd w:val="clear" w:color="auto" w:fill="FFFFFF"/>
+        </w:rPr>
+        <w:t>InitParallelWithConcurrentDictionary</w:t>
+      </w:r>
+      <w:proofErr w:type="spellEnd"/>
+      <w:r>
+        <w:rPr>
+          <w:color w:val="0D0D0D"/>
+          <w:shd w:val="clear" w:color="auto" w:fill="FFFFFF"/>
+        </w:rPr>
+        <w:t>(</w:t>
+      </w:r>
+      <w:proofErr w:type="gramEnd"/>
+      <w:r>
+        <w:rPr>
+          <w:color w:val="0D0D0D"/>
+          <w:shd w:val="clear" w:color="auto" w:fill="FFFFFF"/>
+        </w:rPr>
+        <w:t>) method. The X-axis represents the test cases, and the Y-axis represents the execution times in seconds. Blue circles represent the standard initialization time, while red crosses represent the parallel initialization time.</w:t>
       </w:r>
     </w:p>
     <w:p>
@@ -7314,7 +8455,32 @@
           <w:color w:val="0D0D0D"/>
           <w:shd w:val="clear" w:color="auto" w:fill="FFFFFF"/>
         </w:rPr>
-        <w:t xml:space="preserve"> method (InitParallelWithConcurrentDictionary()) has a lower initialization time compared to the single-threaded method across all test cases.</w:t>
+        <w:t xml:space="preserve"> method (</w:t>
+      </w:r>
+      <w:proofErr w:type="spellStart"/>
+      <w:proofErr w:type="gramStart"/>
+      <w:r>
+        <w:rPr>
+          <w:color w:val="0D0D0D"/>
+          <w:shd w:val="clear" w:color="auto" w:fill="FFFFFF"/>
+        </w:rPr>
+        <w:t>InitParallelWithConcurrentDictionary</w:t>
+      </w:r>
+      <w:proofErr w:type="spellEnd"/>
+      <w:r>
+        <w:rPr>
+          <w:color w:val="0D0D0D"/>
+          <w:shd w:val="clear" w:color="auto" w:fill="FFFFFF"/>
+        </w:rPr>
+        <w:t>(</w:t>
+      </w:r>
+      <w:proofErr w:type="gramEnd"/>
+      <w:r>
+        <w:rPr>
+          <w:color w:val="0D0D0D"/>
+          <w:shd w:val="clear" w:color="auto" w:fill="FFFFFF"/>
+        </w:rPr>
+        <w:t>)) has a lower initialization time compared to the single-threaded method across all test cases.</w:t>
       </w:r>
     </w:p>
     <w:p>
@@ -7337,14 +8503,30 @@
           <w:color w:val="0D0D0D"/>
           <w:shd w:val="clear" w:color="auto" w:fill="FFFFFF"/>
         </w:rPr>
-        <w:t>Computation Time: The scatter plot also highlights the consistency of the parallelized method, with most data points clustered around lower execution times.</w:t>
-      </w:r>
-      <w:r>
-        <w:rPr>
-          <w:color w:val="0D0D0D"/>
-          <w:shd w:val="clear" w:color="auto" w:fill="FFFFFF"/>
-        </w:rPr>
-        <w:t xml:space="preserve">[Figure </w:t>
+        <w:t xml:space="preserve">Computation Time: The scatter plot also highlights the consistency of the parallelized method, with most data points clustered around lower execution </w:t>
+      </w:r>
+      <w:proofErr w:type="gramStart"/>
+      <w:r>
+        <w:rPr>
+          <w:color w:val="0D0D0D"/>
+          <w:shd w:val="clear" w:color="auto" w:fill="FFFFFF"/>
+        </w:rPr>
+        <w:t>times.</w:t>
+      </w:r>
+      <w:r>
+        <w:rPr>
+          <w:color w:val="0D0D0D"/>
+          <w:shd w:val="clear" w:color="auto" w:fill="FFFFFF"/>
+        </w:rPr>
+        <w:t>[</w:t>
+      </w:r>
+      <w:proofErr w:type="gramEnd"/>
+      <w:r>
+        <w:rPr>
+          <w:color w:val="0D0D0D"/>
+          <w:shd w:val="clear" w:color="auto" w:fill="FFFFFF"/>
+        </w:rPr>
+        <w:t xml:space="preserve">Figure </w:t>
       </w:r>
       <w:r>
         <w:rPr>
@@ -7421,7 +8603,7 @@
                     </pic:cNvPicPr>
                   </pic:nvPicPr>
                   <pic:blipFill>
-                    <a:blip r:embed="rId27" cstate="print">
+                    <a:blip r:embed="rId28" cstate="print">
                       <a:extLst>
                         <a:ext uri="{28A0092B-C50C-407E-A947-70E740481C1C}">
                           <a14:useLocalDpi xmlns:a14="http://schemas.microsoft.com/office/drawing/2010/main" val="0"/>
@@ -7575,7 +8757,7 @@
                     </pic:cNvPicPr>
                   </pic:nvPicPr>
                   <pic:blipFill>
-                    <a:blip r:embed="rId28" cstate="print">
+                    <a:blip r:embed="rId29" cstate="print">
                       <a:extLst>
                         <a:ext uri="{28A0092B-C50C-407E-A947-70E740481C1C}">
                           <a14:useLocalDpi xmlns:a14="http://schemas.microsoft.com/office/drawing/2010/main" val="0"/>
@@ -7731,10 +8913,23 @@
     <w:p/>
     <w:p>
       <w:r>
-        <w:t xml:space="preserve">In this section, we compare the performance of the new multi-threaded method (InitParallel) with the old single-threaded method (Init) across different CPU core </w:t>
-      </w:r>
-      <w:r>
-        <w:t>configurations (4, 6, 8, 10, and All cores) on differnt PC'S. The results are visualized through box-and-whisker plots, highlighting the differences in initialization and computation times.</w:t>
+        <w:t>In this section, we compare the performance of the new multi-threaded method (</w:t>
+      </w:r>
+      <w:proofErr w:type="spellStart"/>
+      <w:r>
+        <w:t>InitParallel</w:t>
+      </w:r>
+      <w:proofErr w:type="spellEnd"/>
+      <w:r>
+        <w:t xml:space="preserve">) with the old single-threaded method (Init) across different CPU core configurations (4, 6, 8, 10, and All cores) on </w:t>
+      </w:r>
+      <w:proofErr w:type="spellStart"/>
+      <w:r>
+        <w:t>differnt</w:t>
+      </w:r>
+      <w:proofErr w:type="spellEnd"/>
+      <w:r>
+        <w:t xml:space="preserve"> PC'S. The results are visualized through box-and-whisker plots, highlighting the differences in initialization and computation times.</w:t>
       </w:r>
     </w:p>
     <w:p>
@@ -7749,7 +8944,23 @@
           <w:b/>
           <w:bCs/>
         </w:rPr>
-        <w:t>New Method (InitParallel)</w:t>
+        <w:t>New Method (</w:t>
+      </w:r>
+      <w:proofErr w:type="spellStart"/>
+      <w:r>
+        <w:rPr>
+          <w:b/>
+          <w:bCs/>
+        </w:rPr>
+        <w:t>InitParallel</w:t>
+      </w:r>
+      <w:proofErr w:type="spellEnd"/>
+      <w:r>
+        <w:rPr>
+          <w:b/>
+          <w:bCs/>
+        </w:rPr>
+        <w:t>)</w:t>
       </w:r>
       <w:r>
         <w:t>: Utilizes a multi-threading approach for faster initialization.</w:t>
@@ -7780,13 +8991,45 @@
     </w:p>
     <w:p>
       <w:r>
-        <w:t>Graph between InitParallel_Time vs ComputeParallel_Time for All CPU Cores on Different PCs-</w:t>
+        <w:t xml:space="preserve">Graph between </w:t>
+      </w:r>
+      <w:proofErr w:type="spellStart"/>
+      <w:r>
+        <w:t>InitParallel_Time</w:t>
+      </w:r>
+      <w:proofErr w:type="spellEnd"/>
+      <w:r>
+        <w:t xml:space="preserve"> vs </w:t>
+      </w:r>
+      <w:proofErr w:type="spellStart"/>
+      <w:r>
+        <w:t>ComputeParallel_Time</w:t>
+      </w:r>
+      <w:proofErr w:type="spellEnd"/>
+      <w:r>
+        <w:t xml:space="preserve"> for All CPU Cores on Different PCs-</w:t>
       </w:r>
     </w:p>
     <w:p/>
     <w:p>
       <w:r>
-        <w:t>This graph visualizes the performance comparison between initialization time (InitParallel_Time) and computation time (iComputeParallel_Time) for different CPU core configurations across multiple PCs. The graph provides insight into how both tasks scale with the number of CPU cores</w:t>
+        <w:t>This graph visualizes the performance comparison between initialization time (</w:t>
+      </w:r>
+      <w:proofErr w:type="spellStart"/>
+      <w:r>
+        <w:t>InitParallel_Time</w:t>
+      </w:r>
+      <w:proofErr w:type="spellEnd"/>
+      <w:r>
+        <w:t>) and computation time (</w:t>
+      </w:r>
+      <w:proofErr w:type="spellStart"/>
+      <w:r>
+        <w:t>iComputeParallel_Time</w:t>
+      </w:r>
+      <w:proofErr w:type="spellEnd"/>
+      <w:r>
+        <w:t>) for different CPU core configurations across multiple PCs. The graph provides insight into how both tasks scale with the number of CPU cores</w:t>
       </w:r>
       <w:r>
         <w:t xml:space="preserve"> </w:t>
@@ -7834,7 +9077,7 @@
                     </pic:cNvPicPr>
                   </pic:nvPicPr>
                   <pic:blipFill>
-                    <a:blip r:embed="rId29" cstate="print">
+                    <a:blip r:embed="rId30" cstate="print">
                       <a:extLst>
                         <a:ext uri="{28A0092B-C50C-407E-A947-70E740481C1C}">
                           <a14:useLocalDpi xmlns:a14="http://schemas.microsoft.com/office/drawing/2010/main" val="0"/>
@@ -7931,8 +9174,9 @@
           <w:szCs w:val="16"/>
           <w:shd w:val="clear" w:color="auto" w:fill="FFFFFF"/>
         </w:rPr>
-        <w:t>omparison between initialization time (InitParallel_Time) and computation time (ComputeParallel_Time) for CPU core</w:t>
-      </w:r>
+        <w:t>omparison between initialization time (</w:t>
+      </w:r>
+      <w:proofErr w:type="spellStart"/>
       <w:r>
         <w:rPr>
           <w:color w:val="0D0D0D"/>
@@ -7940,8 +9184,9 @@
           <w:szCs w:val="16"/>
           <w:shd w:val="clear" w:color="auto" w:fill="FFFFFF"/>
         </w:rPr>
-        <w:t xml:space="preserve"> 4 &amp; 6</w:t>
-      </w:r>
+        <w:t>InitParallel_Time</w:t>
+      </w:r>
+      <w:proofErr w:type="spellEnd"/>
       <w:r>
         <w:rPr>
           <w:color w:val="0D0D0D"/>
@@ -7949,8 +9194,9 @@
           <w:szCs w:val="16"/>
           <w:shd w:val="clear" w:color="auto" w:fill="FFFFFF"/>
         </w:rPr>
-        <w:t xml:space="preserve"> configurations across multiple PCs</w:t>
-      </w:r>
+        <w:t>) and computation time (</w:t>
+      </w:r>
+      <w:proofErr w:type="spellStart"/>
       <w:r>
         <w:rPr>
           <w:color w:val="0D0D0D"/>
@@ -7958,6 +9204,43 @@
           <w:szCs w:val="16"/>
           <w:shd w:val="clear" w:color="auto" w:fill="FFFFFF"/>
         </w:rPr>
+        <w:t>ComputeParallel_Time</w:t>
+      </w:r>
+      <w:proofErr w:type="spellEnd"/>
+      <w:r>
+        <w:rPr>
+          <w:color w:val="0D0D0D"/>
+          <w:sz w:val="16"/>
+          <w:szCs w:val="16"/>
+          <w:shd w:val="clear" w:color="auto" w:fill="FFFFFF"/>
+        </w:rPr>
+        <w:t>) for CPU core</w:t>
+      </w:r>
+      <w:r>
+        <w:rPr>
+          <w:color w:val="0D0D0D"/>
+          <w:sz w:val="16"/>
+          <w:szCs w:val="16"/>
+          <w:shd w:val="clear" w:color="auto" w:fill="FFFFFF"/>
+        </w:rPr>
+        <w:t xml:space="preserve"> 4 &amp; 6</w:t>
+      </w:r>
+      <w:r>
+        <w:rPr>
+          <w:color w:val="0D0D0D"/>
+          <w:sz w:val="16"/>
+          <w:szCs w:val="16"/>
+          <w:shd w:val="clear" w:color="auto" w:fill="FFFFFF"/>
+        </w:rPr>
+        <w:t xml:space="preserve"> configurations across multiple PCs</w:t>
+      </w:r>
+      <w:r>
+        <w:rPr>
+          <w:color w:val="0D0D0D"/>
+          <w:sz w:val="16"/>
+          <w:szCs w:val="16"/>
+          <w:shd w:val="clear" w:color="auto" w:fill="FFFFFF"/>
+        </w:rPr>
         <w:t>.</w:t>
       </w:r>
     </w:p>
@@ -7968,9 +9251,9 @@
           <w:noProof/>
         </w:rPr>
         <w:drawing>
-          <wp:inline distT="0" distB="0" distL="0" distR="0" wp14:anchorId="14825D7C" wp14:editId="5D093966">
-            <wp:extent cx="3325495" cy="2516505"/>
-            <wp:effectExtent l="0" t="0" r="8255" b="0"/>
+          <wp:inline distT="0" distB="0" distL="0" distR="0" wp14:anchorId="14825D7C" wp14:editId="02B0D50B">
+            <wp:extent cx="3325495" cy="2164080"/>
+            <wp:effectExtent l="0" t="0" r="8255" b="7620"/>
             <wp:docPr id="1162038797" name="Picture 5" descr="A group of boxes with different colored squares&#10;&#10;AI-generated content may be incorrect."/>
             <wp:cNvGraphicFramePr>
               <a:graphicFrameLocks xmlns:a="http://schemas.openxmlformats.org/drawingml/2006/main" noChangeAspect="1"/>
@@ -7980,164 +9263,6 @@
                 <pic:pic xmlns:pic="http://schemas.openxmlformats.org/drawingml/2006/picture">
                   <pic:nvPicPr>
                     <pic:cNvPr id="1162038797" name="Picture 5" descr="A group of boxes with different colored squares&#10;&#10;AI-generated content may be incorrect."/>
-                    <pic:cNvPicPr>
-                      <a:picLocks noChangeAspect="1" noChangeArrowheads="1"/>
-                    </pic:cNvPicPr>
-                  </pic:nvPicPr>
-                  <pic:blipFill>
-                    <a:blip r:embed="rId30" cstate="print">
-                      <a:extLst>
-                        <a:ext uri="{28A0092B-C50C-407E-A947-70E740481C1C}">
-                          <a14:useLocalDpi xmlns:a14="http://schemas.microsoft.com/office/drawing/2010/main" val="0"/>
-                        </a:ext>
-                      </a:extLst>
-                    </a:blip>
-                    <a:srcRect/>
-                    <a:stretch>
-                      <a:fillRect/>
-                    </a:stretch>
-                  </pic:blipFill>
-                  <pic:spPr bwMode="auto">
-                    <a:xfrm>
-                      <a:off x="0" y="0"/>
-                      <a:ext cx="3332521" cy="2521822"/>
-                    </a:xfrm>
-                    <a:prstGeom prst="rect">
-                      <a:avLst/>
-                    </a:prstGeom>
-                    <a:noFill/>
-                    <a:ln>
-                      <a:noFill/>
-                    </a:ln>
-                  </pic:spPr>
-                </pic:pic>
-              </a:graphicData>
-            </a:graphic>
-          </wp:inline>
-        </w:drawing>
-      </w:r>
-    </w:p>
-    <w:p>
-      <w:pPr>
-        <w:jc w:val="center"/>
-      </w:pPr>
-    </w:p>
-    <w:p>
-      <w:pPr>
-        <w:jc w:val="center"/>
-        <w:rPr>
-          <w:color w:val="0D0D0D"/>
-          <w:sz w:val="16"/>
-          <w:szCs w:val="16"/>
-          <w:shd w:val="clear" w:color="auto" w:fill="FFFFFF"/>
-        </w:rPr>
-      </w:pPr>
-      <w:r>
-        <w:rPr>
-          <w:b/>
-          <w:bCs/>
-          <w:color w:val="0D0D0D"/>
-          <w:sz w:val="16"/>
-          <w:szCs w:val="16"/>
-          <w:shd w:val="clear" w:color="auto" w:fill="FFFFFF"/>
-        </w:rPr>
-        <w:t xml:space="preserve">Figure </w:t>
-      </w:r>
-      <w:r>
-        <w:rPr>
-          <w:b/>
-          <w:bCs/>
-          <w:color w:val="0D0D0D"/>
-          <w:sz w:val="16"/>
-          <w:szCs w:val="16"/>
-          <w:shd w:val="clear" w:color="auto" w:fill="FFFFFF"/>
-        </w:rPr>
-        <w:t>8</w:t>
-      </w:r>
-      <w:r>
-        <w:rPr>
-          <w:color w:val="0D0D0D"/>
-          <w:sz w:val="16"/>
-          <w:szCs w:val="16"/>
-          <w:shd w:val="clear" w:color="auto" w:fill="FFFFFF"/>
-        </w:rPr>
-        <w:t xml:space="preserve">: </w:t>
-      </w:r>
-      <w:r>
-        <w:rPr>
-          <w:color w:val="0D0D0D"/>
-          <w:sz w:val="16"/>
-          <w:szCs w:val="16"/>
-          <w:shd w:val="clear" w:color="auto" w:fill="FFFFFF"/>
-        </w:rPr>
-        <w:t>C</w:t>
-      </w:r>
-      <w:r>
-        <w:rPr>
-          <w:color w:val="0D0D0D"/>
-          <w:sz w:val="16"/>
-          <w:szCs w:val="16"/>
-          <w:shd w:val="clear" w:color="auto" w:fill="FFFFFF"/>
-        </w:rPr>
-        <w:t xml:space="preserve">omparison between initialization time (InitParallel_Time) and computation time (ComputeParallel_Time) </w:t>
-      </w:r>
-      <w:r>
-        <w:rPr>
-          <w:color w:val="0D0D0D"/>
-          <w:sz w:val="16"/>
-          <w:szCs w:val="16"/>
-          <w:shd w:val="clear" w:color="auto" w:fill="FFFFFF"/>
-        </w:rPr>
-        <w:t>for CPU core</w:t>
-      </w:r>
-      <w:r>
-        <w:rPr>
-          <w:color w:val="0D0D0D"/>
-          <w:sz w:val="16"/>
-          <w:szCs w:val="16"/>
-          <w:shd w:val="clear" w:color="auto" w:fill="FFFFFF"/>
-        </w:rPr>
-        <w:t xml:space="preserve"> 8 &amp;10 </w:t>
-      </w:r>
-      <w:r>
-        <w:rPr>
-          <w:color w:val="0D0D0D"/>
-          <w:sz w:val="16"/>
-          <w:szCs w:val="16"/>
-          <w:shd w:val="clear" w:color="auto" w:fill="FFFFFF"/>
-        </w:rPr>
-        <w:t>configurations across multiple PCs</w:t>
-      </w:r>
-      <w:r>
-        <w:rPr>
-          <w:color w:val="0D0D0D"/>
-          <w:sz w:val="16"/>
-          <w:szCs w:val="16"/>
-          <w:shd w:val="clear" w:color="auto" w:fill="FFFFFF"/>
-        </w:rPr>
-        <w:t>.</w:t>
-      </w:r>
-    </w:p>
-    <w:p/>
-    <w:p/>
-    <w:p>
-      <w:r>
-        <w:rPr>
-          <w:noProof/>
-        </w:rPr>
-        <w:drawing>
-          <wp:inline distT="0" distB="0" distL="0" distR="0" wp14:anchorId="34371C27" wp14:editId="199DA628">
-            <wp:extent cx="3147695" cy="1966364"/>
-            <wp:effectExtent l="0" t="0" r="0" b="0"/>
-            <wp:docPr id="2104649091" name="Picture 6" descr="A graph with a line and a line&#10;&#10;AI-generated content may be incorrect."/>
-            <wp:cNvGraphicFramePr>
-              <a:graphicFrameLocks xmlns:a="http://schemas.openxmlformats.org/drawingml/2006/main" noChangeAspect="1"/>
-            </wp:cNvGraphicFramePr>
-            <a:graphic xmlns:a="http://schemas.openxmlformats.org/drawingml/2006/main">
-              <a:graphicData uri="http://schemas.openxmlformats.org/drawingml/2006/picture">
-                <pic:pic xmlns:pic="http://schemas.openxmlformats.org/drawingml/2006/picture">
-                  <pic:nvPicPr>
-                    <pic:cNvPr id="2104649091" name="Picture 6" descr="A graph with a line and a line&#10;&#10;AI-generated content may be incorrect."/>
                     <pic:cNvPicPr>
                       <a:picLocks noChangeAspect="1" noChangeArrowheads="1"/>
                     </pic:cNvPicPr>
@@ -8158,7 +9283,7 @@
                   <pic:spPr bwMode="auto">
                     <a:xfrm>
                       <a:off x="0" y="0"/>
-                      <a:ext cx="3159647" cy="1973831"/>
+                      <a:ext cx="3332529" cy="2168657"/>
                     </a:xfrm>
                     <a:prstGeom prst="rect">
                       <a:avLst/>
@@ -8183,6 +9308,12 @@
     <w:p>
       <w:pPr>
         <w:jc w:val="center"/>
+        <w:rPr>
+          <w:color w:val="0D0D0D"/>
+          <w:sz w:val="16"/>
+          <w:szCs w:val="16"/>
+          <w:shd w:val="clear" w:color="auto" w:fill="FFFFFF"/>
+        </w:rPr>
       </w:pPr>
       <w:r>
         <w:rPr>
@@ -8204,7 +9335,7 @@
           <w:szCs w:val="16"/>
           <w:shd w:val="clear" w:color="auto" w:fill="FFFFFF"/>
         </w:rPr>
-        <w:t>9</w:t>
+        <w:t>8</w:t>
       </w:r>
       <w:r>
         <w:rPr>
@@ -8231,8 +9362,9 @@
           <w:szCs w:val="16"/>
           <w:shd w:val="clear" w:color="auto" w:fill="FFFFFF"/>
         </w:rPr>
-        <w:t xml:space="preserve">omparison between initialization time (InitParallel_Time) and computation time (ComputeParallel_Time) </w:t>
-      </w:r>
+        <w:t>omparison between initialization time (</w:t>
+      </w:r>
+      <w:proofErr w:type="spellStart"/>
       <w:r>
         <w:rPr>
           <w:color w:val="0D0D0D"/>
@@ -8240,8 +9372,9 @@
           <w:szCs w:val="16"/>
           <w:shd w:val="clear" w:color="auto" w:fill="FFFFFF"/>
         </w:rPr>
-        <w:t xml:space="preserve">for CPU </w:t>
-      </w:r>
+        <w:t>InitParallel_Time</w:t>
+      </w:r>
+      <w:proofErr w:type="spellEnd"/>
       <w:r>
         <w:rPr>
           <w:color w:val="0D0D0D"/>
@@ -8249,8 +9382,9 @@
           <w:szCs w:val="16"/>
           <w:shd w:val="clear" w:color="auto" w:fill="FFFFFF"/>
         </w:rPr>
-        <w:t xml:space="preserve">16 </w:t>
-      </w:r>
+        <w:t>) and computation time (</w:t>
+      </w:r>
+      <w:proofErr w:type="spellStart"/>
       <w:r>
         <w:rPr>
           <w:color w:val="0D0D0D"/>
@@ -8258,8 +9392,9 @@
           <w:szCs w:val="16"/>
           <w:shd w:val="clear" w:color="auto" w:fill="FFFFFF"/>
         </w:rPr>
-        <w:t>core</w:t>
-      </w:r>
+        <w:t>ComputeParallel_Time</w:t>
+      </w:r>
+      <w:proofErr w:type="spellEnd"/>
       <w:r>
         <w:rPr>
           <w:color w:val="0D0D0D"/>
@@ -8267,7 +9402,7 @@
           <w:szCs w:val="16"/>
           <w:shd w:val="clear" w:color="auto" w:fill="FFFFFF"/>
         </w:rPr>
-        <w:t xml:space="preserve">  </w:t>
+        <w:t xml:space="preserve">) </w:t>
       </w:r>
       <w:r>
         <w:rPr>
@@ -8276,7 +9411,7 @@
           <w:szCs w:val="16"/>
           <w:shd w:val="clear" w:color="auto" w:fill="FFFFFF"/>
         </w:rPr>
-        <w:t>configurations across multiple PCs</w:t>
+        <w:t>for CPU core</w:t>
       </w:r>
       <w:r>
         <w:rPr>
@@ -8285,7 +9420,7 @@
           <w:szCs w:val="16"/>
           <w:shd w:val="clear" w:color="auto" w:fill="FFFFFF"/>
         </w:rPr>
-        <w:t xml:space="preserve"> </w:t>
+        <w:t xml:space="preserve"> 8 &amp;10 </w:t>
       </w:r>
       <w:r>
         <w:rPr>
@@ -8294,8 +9429,258 @@
           <w:szCs w:val="16"/>
           <w:shd w:val="clear" w:color="auto" w:fill="FFFFFF"/>
         </w:rPr>
+        <w:t>configurations across multiple PCs</w:t>
+      </w:r>
+      <w:r>
+        <w:rPr>
+          <w:color w:val="0D0D0D"/>
+          <w:sz w:val="16"/>
+          <w:szCs w:val="16"/>
+          <w:shd w:val="clear" w:color="auto" w:fill="FFFFFF"/>
+        </w:rPr>
         <w:t>.</w:t>
       </w:r>
+    </w:p>
+    <w:p/>
+    <w:p/>
+    <w:p>
+      <w:r>
+        <w:rPr>
+          <w:noProof/>
+        </w:rPr>
+        <w:drawing>
+          <wp:inline distT="0" distB="0" distL="0" distR="0" wp14:anchorId="34371C27" wp14:editId="00021926">
+            <wp:extent cx="3147047" cy="1882140"/>
+            <wp:effectExtent l="0" t="0" r="0" b="3810"/>
+            <wp:docPr id="2104649091" name="Picture 6" descr="A graph with a line and a line&#10;&#10;AI-generated content may be incorrect."/>
+            <wp:cNvGraphicFramePr>
+              <a:graphicFrameLocks xmlns:a="http://schemas.openxmlformats.org/drawingml/2006/main" noChangeAspect="1"/>
+            </wp:cNvGraphicFramePr>
+            <a:graphic xmlns:a="http://schemas.openxmlformats.org/drawingml/2006/main">
+              <a:graphicData uri="http://schemas.openxmlformats.org/drawingml/2006/picture">
+                <pic:pic xmlns:pic="http://schemas.openxmlformats.org/drawingml/2006/picture">
+                  <pic:nvPicPr>
+                    <pic:cNvPr id="2104649091" name="Picture 6" descr="A graph with a line and a line&#10;&#10;AI-generated content may be incorrect."/>
+                    <pic:cNvPicPr>
+                      <a:picLocks noChangeAspect="1" noChangeArrowheads="1"/>
+                    </pic:cNvPicPr>
+                  </pic:nvPicPr>
+                  <pic:blipFill>
+                    <a:blip r:embed="rId32" cstate="print">
+                      <a:extLst>
+                        <a:ext uri="{28A0092B-C50C-407E-A947-70E740481C1C}">
+                          <a14:useLocalDpi xmlns:a14="http://schemas.microsoft.com/office/drawing/2010/main" val="0"/>
+                        </a:ext>
+                      </a:extLst>
+                    </a:blip>
+                    <a:srcRect/>
+                    <a:stretch>
+                      <a:fillRect/>
+                    </a:stretch>
+                  </pic:blipFill>
+                  <pic:spPr bwMode="auto">
+                    <a:xfrm>
+                      <a:off x="0" y="0"/>
+                      <a:ext cx="3167151" cy="1894163"/>
+                    </a:xfrm>
+                    <a:prstGeom prst="rect">
+                      <a:avLst/>
+                    </a:prstGeom>
+                    <a:noFill/>
+                    <a:ln>
+                      <a:noFill/>
+                    </a:ln>
+                  </pic:spPr>
+                </pic:pic>
+              </a:graphicData>
+            </a:graphic>
+          </wp:inline>
+        </w:drawing>
+      </w:r>
+    </w:p>
+    <w:p>
+      <w:pPr>
+        <w:jc w:val="center"/>
+      </w:pPr>
+    </w:p>
+    <w:p>
+      <w:pPr>
+        <w:jc w:val="center"/>
+      </w:pPr>
+      <w:r>
+        <w:rPr>
+          <w:b/>
+          <w:bCs/>
+          <w:color w:val="0D0D0D"/>
+          <w:sz w:val="16"/>
+          <w:szCs w:val="16"/>
+          <w:shd w:val="clear" w:color="auto" w:fill="FFFFFF"/>
+        </w:rPr>
+        <w:t xml:space="preserve">Figure </w:t>
+      </w:r>
+      <w:r>
+        <w:rPr>
+          <w:b/>
+          <w:bCs/>
+          <w:color w:val="0D0D0D"/>
+          <w:sz w:val="16"/>
+          <w:szCs w:val="16"/>
+          <w:shd w:val="clear" w:color="auto" w:fill="FFFFFF"/>
+        </w:rPr>
+        <w:t>9</w:t>
+      </w:r>
+      <w:r>
+        <w:rPr>
+          <w:color w:val="0D0D0D"/>
+          <w:sz w:val="16"/>
+          <w:szCs w:val="16"/>
+          <w:shd w:val="clear" w:color="auto" w:fill="FFFFFF"/>
+        </w:rPr>
+        <w:t xml:space="preserve">: </w:t>
+      </w:r>
+      <w:r>
+        <w:rPr>
+          <w:color w:val="0D0D0D"/>
+          <w:sz w:val="16"/>
+          <w:szCs w:val="16"/>
+          <w:shd w:val="clear" w:color="auto" w:fill="FFFFFF"/>
+        </w:rPr>
+        <w:t>C</w:t>
+      </w:r>
+      <w:r>
+        <w:rPr>
+          <w:color w:val="0D0D0D"/>
+          <w:sz w:val="16"/>
+          <w:szCs w:val="16"/>
+          <w:shd w:val="clear" w:color="auto" w:fill="FFFFFF"/>
+        </w:rPr>
+        <w:t>omparison between initialization time (</w:t>
+      </w:r>
+      <w:proofErr w:type="spellStart"/>
+      <w:r>
+        <w:rPr>
+          <w:color w:val="0D0D0D"/>
+          <w:sz w:val="16"/>
+          <w:szCs w:val="16"/>
+          <w:shd w:val="clear" w:color="auto" w:fill="FFFFFF"/>
+        </w:rPr>
+        <w:t>InitParallel_Time</w:t>
+      </w:r>
+      <w:proofErr w:type="spellEnd"/>
+      <w:r>
+        <w:rPr>
+          <w:color w:val="0D0D0D"/>
+          <w:sz w:val="16"/>
+          <w:szCs w:val="16"/>
+          <w:shd w:val="clear" w:color="auto" w:fill="FFFFFF"/>
+        </w:rPr>
+        <w:t>) and computation time (</w:t>
+      </w:r>
+      <w:proofErr w:type="spellStart"/>
+      <w:r>
+        <w:rPr>
+          <w:color w:val="0D0D0D"/>
+          <w:sz w:val="16"/>
+          <w:szCs w:val="16"/>
+          <w:shd w:val="clear" w:color="auto" w:fill="FFFFFF"/>
+        </w:rPr>
+        <w:t>ComputeParallel_Time</w:t>
+      </w:r>
+      <w:proofErr w:type="spellEnd"/>
+      <w:r>
+        <w:rPr>
+          <w:color w:val="0D0D0D"/>
+          <w:sz w:val="16"/>
+          <w:szCs w:val="16"/>
+          <w:shd w:val="clear" w:color="auto" w:fill="FFFFFF"/>
+        </w:rPr>
+        <w:t xml:space="preserve">) </w:t>
+      </w:r>
+      <w:r>
+        <w:rPr>
+          <w:color w:val="0D0D0D"/>
+          <w:sz w:val="16"/>
+          <w:szCs w:val="16"/>
+          <w:shd w:val="clear" w:color="auto" w:fill="FFFFFF"/>
+        </w:rPr>
+        <w:t xml:space="preserve">for CPU </w:t>
+      </w:r>
+      <w:r>
+        <w:rPr>
+          <w:color w:val="0D0D0D"/>
+          <w:sz w:val="16"/>
+          <w:szCs w:val="16"/>
+          <w:shd w:val="clear" w:color="auto" w:fill="FFFFFF"/>
+        </w:rPr>
+        <w:t xml:space="preserve">16 </w:t>
+      </w:r>
+      <w:proofErr w:type="gramStart"/>
+      <w:r>
+        <w:rPr>
+          <w:color w:val="0D0D0D"/>
+          <w:sz w:val="16"/>
+          <w:szCs w:val="16"/>
+          <w:shd w:val="clear" w:color="auto" w:fill="FFFFFF"/>
+        </w:rPr>
+        <w:t>core</w:t>
+      </w:r>
+      <w:r>
+        <w:rPr>
+          <w:color w:val="0D0D0D"/>
+          <w:sz w:val="16"/>
+          <w:szCs w:val="16"/>
+          <w:shd w:val="clear" w:color="auto" w:fill="FFFFFF"/>
+        </w:rPr>
+        <w:t xml:space="preserve">  </w:t>
+      </w:r>
+      <w:r>
+        <w:rPr>
+          <w:color w:val="0D0D0D"/>
+          <w:sz w:val="16"/>
+          <w:szCs w:val="16"/>
+          <w:shd w:val="clear" w:color="auto" w:fill="FFFFFF"/>
+        </w:rPr>
+        <w:t>configurations</w:t>
+      </w:r>
+      <w:proofErr w:type="gramEnd"/>
+      <w:r>
+        <w:rPr>
+          <w:color w:val="0D0D0D"/>
+          <w:sz w:val="16"/>
+          <w:szCs w:val="16"/>
+          <w:shd w:val="clear" w:color="auto" w:fill="FFFFFF"/>
+        </w:rPr>
+        <w:t xml:space="preserve"> across multiple </w:t>
+      </w:r>
+      <w:proofErr w:type="gramStart"/>
+      <w:r>
+        <w:rPr>
+          <w:color w:val="0D0D0D"/>
+          <w:sz w:val="16"/>
+          <w:szCs w:val="16"/>
+          <w:shd w:val="clear" w:color="auto" w:fill="FFFFFF"/>
+        </w:rPr>
+        <w:t>PCs</w:t>
+      </w:r>
+      <w:r>
+        <w:rPr>
+          <w:color w:val="0D0D0D"/>
+          <w:sz w:val="16"/>
+          <w:szCs w:val="16"/>
+          <w:shd w:val="clear" w:color="auto" w:fill="FFFFFF"/>
+        </w:rPr>
+        <w:t xml:space="preserve"> </w:t>
+      </w:r>
+      <w:r>
+        <w:rPr>
+          <w:color w:val="0D0D0D"/>
+          <w:sz w:val="16"/>
+          <w:szCs w:val="16"/>
+          <w:shd w:val="clear" w:color="auto" w:fill="FFFFFF"/>
+        </w:rPr>
+        <w:t>.</w:t>
+      </w:r>
+      <w:proofErr w:type="gramEnd"/>
     </w:p>
     <w:p/>
     <w:p>
@@ -8319,9 +9704,11 @@
         </w:rPr>
         <w:t xml:space="preserve"> (</w:t>
       </w:r>
+      <w:proofErr w:type="spellStart"/>
       <w:r>
         <w:t>InitParallel</w:t>
       </w:r>
+      <w:proofErr w:type="spellEnd"/>
       <w:r>
         <w:rPr>
           <w:sz w:val="22"/>
@@ -8343,7 +9730,15 @@
     </w:p>
     <w:p>
       <w:r>
-        <w:t>This graph compares the performance of both the new multi-threaded method (InitParallel) and the old single-threaded method (Init) across various CPU configurations (4, 6, 8, 10, and All cores) on different PCs. The goal is to evaluate how the number of cores affects the execution time of both methods</w:t>
+        <w:t>This graph compares the performance of both the new multi-threaded method (</w:t>
+      </w:r>
+      <w:proofErr w:type="spellStart"/>
+      <w:r>
+        <w:t>InitParallel</w:t>
+      </w:r>
+      <w:proofErr w:type="spellEnd"/>
+      <w:r>
+        <w:t>) and the old single-threaded method (Init) across various CPU configurations (4, 6, 8, 10, and All cores) on different PCs. The goal is to evaluate how the number of cores affects the execution time of both methods</w:t>
       </w:r>
       <w:r>
         <w:t xml:space="preserve"> [Figure 10</w:t>
@@ -8388,7 +9783,7 @@
                     </pic:cNvPicPr>
                   </pic:nvPicPr>
                   <pic:blipFill>
-                    <a:blip r:embed="rId32" cstate="print">
+                    <a:blip r:embed="rId33" cstate="print">
                       <a:extLst>
                         <a:ext uri="{28A0092B-C50C-407E-A947-70E740481C1C}">
                           <a14:useLocalDpi xmlns:a14="http://schemas.microsoft.com/office/drawing/2010/main" val="0"/>
@@ -8493,7 +9888,23 @@
           <w:sz w:val="16"/>
           <w:szCs w:val="16"/>
         </w:rPr>
-        <w:t xml:space="preserve">of both the new multi-threaded method (InitParallel) and the old single-threaded method (Init) across </w:t>
+        <w:t>of both the new multi-threaded method (</w:t>
+      </w:r>
+      <w:proofErr w:type="spellStart"/>
+      <w:r>
+        <w:rPr>
+          <w:sz w:val="16"/>
+          <w:szCs w:val="16"/>
+        </w:rPr>
+        <w:t>InitParallel</w:t>
+      </w:r>
+      <w:proofErr w:type="spellEnd"/>
+      <w:r>
+        <w:rPr>
+          <w:sz w:val="16"/>
+          <w:szCs w:val="16"/>
+        </w:rPr>
+        <w:t xml:space="preserve">) and the old single-threaded method (Init) across </w:t>
       </w:r>
       <w:r>
         <w:rPr>
@@ -8548,7 +9959,7 @@
                     </pic:cNvPicPr>
                   </pic:nvPicPr>
                   <pic:blipFill>
-                    <a:blip r:embed="rId33" cstate="print">
+                    <a:blip r:embed="rId34" cstate="print">
                       <a:extLst>
                         <a:ext uri="{28A0092B-C50C-407E-A947-70E740481C1C}">
                           <a14:useLocalDpi xmlns:a14="http://schemas.microsoft.com/office/drawing/2010/main" val="0"/>
@@ -8661,7 +10072,23 @@
           <w:sz w:val="16"/>
           <w:szCs w:val="16"/>
         </w:rPr>
-        <w:t xml:space="preserve">of both the new multi-threaded method (InitParallel) and the old single-threaded method (Init) across </w:t>
+        <w:t>of both the new multi-threaded method (</w:t>
+      </w:r>
+      <w:proofErr w:type="spellStart"/>
+      <w:r>
+        <w:rPr>
+          <w:sz w:val="16"/>
+          <w:szCs w:val="16"/>
+        </w:rPr>
+        <w:t>InitParallel</w:t>
+      </w:r>
+      <w:proofErr w:type="spellEnd"/>
+      <w:r>
+        <w:rPr>
+          <w:sz w:val="16"/>
+          <w:szCs w:val="16"/>
+        </w:rPr>
+        <w:t xml:space="preserve">) and the old single-threaded method (Init) across </w:t>
       </w:r>
       <w:r>
         <w:rPr>
@@ -8695,7 +10122,7 @@
                     </pic:cNvPicPr>
                   </pic:nvPicPr>
                   <pic:blipFill>
-                    <a:blip r:embed="rId34" cstate="print">
+                    <a:blip r:embed="rId35" cstate="print">
                       <a:extLst>
                         <a:ext uri="{28A0092B-C50C-407E-A947-70E740481C1C}">
                           <a14:useLocalDpi xmlns:a14="http://schemas.microsoft.com/office/drawing/2010/main" val="0"/>
@@ -8811,23 +10238,39 @@
           <w:sz w:val="16"/>
           <w:szCs w:val="16"/>
         </w:rPr>
-        <w:t xml:space="preserve">of both the new multi-threaded method (InitParallel) and the old single-threaded method (Init) across </w:t>
-      </w:r>
+        <w:t>of both the new multi-threaded method (</w:t>
+      </w:r>
+      <w:proofErr w:type="spellStart"/>
       <w:r>
         <w:rPr>
           <w:sz w:val="16"/>
           <w:szCs w:val="16"/>
         </w:rPr>
-        <w:t>16 CPU Cores.</w:t>
-      </w:r>
-    </w:p>
-    <w:p>
-      <w:pPr>
-        <w:jc w:val="center"/>
+        <w:t>InitParallel</w:t>
+      </w:r>
+      <w:proofErr w:type="spellEnd"/>
+      <w:r>
         <w:rPr>
           <w:sz w:val="16"/>
           <w:szCs w:val="16"/>
         </w:rPr>
+        <w:t xml:space="preserve">) and the old single-threaded method (Init) across </w:t>
+      </w:r>
+      <w:r>
+        <w:rPr>
+          <w:sz w:val="16"/>
+          <w:szCs w:val="16"/>
+        </w:rPr>
+        <w:t>16 CPU Cores.</w:t>
+      </w:r>
+    </w:p>
+    <w:p>
+      <w:pPr>
+        <w:jc w:val="center"/>
+        <w:rPr>
+          <w:sz w:val="16"/>
+          <w:szCs w:val="16"/>
+        </w:rPr>
       </w:pPr>
     </w:p>
     <w:p>
@@ -8862,7 +10305,39 @@
           <w:color w:val="0D0D0D"/>
           <w:shd w:val="clear" w:color="auto" w:fill="FFFFFF"/>
         </w:rPr>
-        <w:t>The successful parallelization of the Temporal Memory algorithm marks a significant step forward in enhancing the efficiency and scalability of Hierarchical Temporal Memory (HTM) systems. By transitioning from a single-threaded to a multithreaded architecture, we have demonstrated substantial improvements in computational performance while preserving the algorithm’s core functionality and accuracy. Our implementation leveraged modern parallel programming techniques, including Parallel.ForEach and thread-safe data structures like ConcurrentDictionary, to distribute workloads efficiently across multiple CPU cores.</w:t>
+        <w:t>The successful parallelization of the Temporal Memory algorithm marks a significant step forward in enhancing the efficiency and scalability of Hierarchical Temporal Memory (HTM) systems. By transitioning from a single-threaded to a multithreaded architecture, we have demonstrated substantial improvements in computational performance while preserving the algorithm’s core functionality and accuracy. Our implementation leveraged modern parallel programming techniques, including </w:t>
+      </w:r>
+      <w:proofErr w:type="spellStart"/>
+      <w:r>
+        <w:rPr>
+          <w:color w:val="0D0D0D"/>
+          <w:shd w:val="clear" w:color="auto" w:fill="FFFFFF"/>
+        </w:rPr>
+        <w:t>Parallel.ForEach</w:t>
+      </w:r>
+      <w:proofErr w:type="spellEnd"/>
+      <w:r>
+        <w:rPr>
+          <w:color w:val="0D0D0D"/>
+          <w:shd w:val="clear" w:color="auto" w:fill="FFFFFF"/>
+        </w:rPr>
+        <w:t> and thread-safe data structures like </w:t>
+      </w:r>
+      <w:proofErr w:type="spellStart"/>
+      <w:r>
+        <w:rPr>
+          <w:color w:val="0D0D0D"/>
+          <w:shd w:val="clear" w:color="auto" w:fill="FFFFFF"/>
+        </w:rPr>
+        <w:t>ConcurrentDictionary</w:t>
+      </w:r>
+      <w:proofErr w:type="spellEnd"/>
+      <w:r>
+        <w:rPr>
+          <w:color w:val="0D0D0D"/>
+          <w:shd w:val="clear" w:color="auto" w:fill="FFFFFF"/>
+        </w:rPr>
+        <w:t>, to distribute workloads efficiently across multiple CPU cores.</w:t>
       </w:r>
     </w:p>
     <w:p>
@@ -8895,6 +10370,8 @@
         </w:rPr>
         <w:t>Key findings from our experiments highlight that the </w:t>
       </w:r>
+      <w:proofErr w:type="spellStart"/>
+      <w:proofErr w:type="gramStart"/>
       <w:r>
         <w:rPr>
           <w:b/>
@@ -8902,7 +10379,27 @@
           <w:color w:val="0D0D0D"/>
           <w:shd w:val="clear" w:color="auto" w:fill="FFFFFF"/>
         </w:rPr>
-        <w:t>InitParallelWithConcurrentDictionary()</w:t>
+        <w:t>InitParallelWithConcurrentDictionary</w:t>
+      </w:r>
+      <w:proofErr w:type="spellEnd"/>
+      <w:r>
+        <w:rPr>
+          <w:b/>
+          <w:bCs/>
+          <w:color w:val="0D0D0D"/>
+          <w:shd w:val="clear" w:color="auto" w:fill="FFFFFF"/>
+        </w:rPr>
+        <w:t>(</w:t>
+      </w:r>
+      <w:proofErr w:type="gramEnd"/>
+      <w:r>
+        <w:rPr>
+          <w:b/>
+          <w:bCs/>
+          <w:color w:val="0D0D0D"/>
+          <w:shd w:val="clear" w:color="auto" w:fill="FFFFFF"/>
+        </w:rPr>
+        <w:t>)</w:t>
       </w:r>
       <w:r>
         <w:rPr>
@@ -11842,8 +13339,8 @@
       </w:pPr>
     </w:p>
     <w:sectPr>
-      <w:headerReference w:type="default" r:id="rId35"/>
-      <w:footerReference w:type="default" r:id="rId36"/>
+      <w:headerReference w:type="default" r:id="rId36"/>
+      <w:footerReference w:type="default" r:id="rId37"/>
       <w:type w:val="continuous"/>
       <w:pgSz w:w="11906" w:h="16838" w:code="9"/>
       <w:pgMar w:top="1080" w:right="907" w:bottom="1440" w:left="907" w:header="720" w:footer="720" w:gutter="0"/>
@@ -16656,7 +18153,6 @@
   <w:style w:type="character" w:default="1" w:styleId="DefaultParagraphFont">
     <w:name w:val="Default Paragraph Font"/>
     <w:uiPriority w:val="1"/>
-    <w:semiHidden/>
     <w:unhideWhenUsed/>
   </w:style>
   <w:style w:type="table" w:default="1" w:styleId="TableNormal">
@@ -17533,6 +19029,15 @@
 </file>
 
 <file path=customXml/item1.xml><?xml version="1.0" encoding="utf-8"?>
+<?mso-contentType ?>
+<FormTemplates xmlns="http://schemas.microsoft.com/sharepoint/v3/contenttype/forms">
+  <Display>DocumentLibraryForm</Display>
+  <Edit>DocumentLibraryForm</Edit>
+  <New>DocumentLibraryForm</New>
+</FormTemplates>
+</file>
+
+<file path=customXml/item2.xml><?xml version="1.0" encoding="utf-8"?>
 <b:Sources xmlns:b="http://schemas.openxmlformats.org/officeDocument/2006/bibliography" xmlns="http://schemas.openxmlformats.org/officeDocument/2006/bibliography" SelectedStyle="\IEEE2006OfficeOnline.xsl" StyleName="IEEE" Version="2006">
   <b:Source>
     <b:Tag>Dam21</b:Tag>
@@ -18092,16 +19597,13 @@
 </b:Sources>
 </file>
 
-<file path=customXml/item2.xml><?xml version="1.0" encoding="utf-8"?>
-<?mso-contentType ?>
-<FormTemplates xmlns="http://schemas.microsoft.com/sharepoint/v3/contenttype/forms">
-  <Display>DocumentLibraryForm</Display>
-  <Edit>DocumentLibraryForm</Edit>
-  <New>DocumentLibraryForm</New>
-</FormTemplates>
+<file path=customXml/item3.xml><?xml version="1.0" encoding="utf-8"?>
+<p:properties xmlns:p="http://schemas.microsoft.com/office/2006/metadata/properties" xmlns:xsi="http://www.w3.org/2001/XMLSchema-instance" xmlns:pc="http://schemas.microsoft.com/office/infopath/2007/PartnerControls">
+  <documentManagement/>
+</p:properties>
 </file>
 
-<file path=customXml/item3.xml><?xml version="1.0" encoding="utf-8"?>
+<file path=customXml/item4.xml><?xml version="1.0" encoding="utf-8"?>
 <ct:contentTypeSchema xmlns:ct="http://schemas.microsoft.com/office/2006/metadata/contentType" xmlns:ma="http://schemas.microsoft.com/office/2006/metadata/properties/metaAttributes" ct:_="" ma:_="" ma:contentTypeName="Document" ma:contentTypeID="0x010100244DA4597C2DA943933A249CF35A3C17" ma:contentTypeVersion="5" ma:contentTypeDescription="Create a new document." ma:contentTypeScope="" ma:versionID="79cd3048bded257ca59f28facd802837">
   <xsd:schema xmlns:xsd="http://www.w3.org/2001/XMLSchema" xmlns:xs="http://www.w3.org/2001/XMLSchema" xmlns:p="http://schemas.microsoft.com/office/2006/metadata/properties" xmlns:ns3="936daadb-6db6-4468-bf48-4ae045496840" targetNamespace="http://schemas.microsoft.com/office/2006/metadata/properties" ma:root="true" ma:fieldsID="e924f1278865bce780dcb264ecb06437" ns3:_="">
     <xsd:import namespace="936daadb-6db6-4468-bf48-4ae045496840"/>
@@ -18251,13 +19753,15 @@
 </ct:contentTypeSchema>
 </file>
 
-<file path=customXml/item4.xml><?xml version="1.0" encoding="utf-8"?>
-<p:properties xmlns:p="http://schemas.microsoft.com/office/2006/metadata/properties" xmlns:xsi="http://www.w3.org/2001/XMLSchema-instance" xmlns:pc="http://schemas.microsoft.com/office/infopath/2007/PartnerControls">
-  <documentManagement/>
-</p:properties>
+<file path=customXml/itemProps1.xml><?xml version="1.0" encoding="utf-8"?>
+<ds:datastoreItem xmlns:ds="http://schemas.openxmlformats.org/officeDocument/2006/customXml" ds:itemID="{88F3F4E0-067B-40FB-A48B-6269F4A0D664}">
+  <ds:schemaRefs>
+    <ds:schemaRef ds:uri="http://schemas.microsoft.com/sharepoint/v3/contenttype/forms"/>
+  </ds:schemaRefs>
+</ds:datastoreItem>
 </file>
 
-<file path=customXml/itemProps1.xml><?xml version="1.0" encoding="utf-8"?>
+<file path=customXml/itemProps2.xml><?xml version="1.0" encoding="utf-8"?>
 <ds:datastoreItem xmlns:ds="http://schemas.openxmlformats.org/officeDocument/2006/customXml" ds:itemID="{9E93547A-5D10-4E37-8A3C-6D2A2F7F390C}">
   <ds:schemaRefs>
     <ds:schemaRef ds:uri="http://schemas.openxmlformats.org/officeDocument/2006/bibliography"/>
@@ -18265,15 +19769,16 @@
 </ds:datastoreItem>
 </file>
 
-<file path=customXml/itemProps2.xml><?xml version="1.0" encoding="utf-8"?>
-<ds:datastoreItem xmlns:ds="http://schemas.openxmlformats.org/officeDocument/2006/customXml" ds:itemID="{88F3F4E0-067B-40FB-A48B-6269F4A0D664}">
+<file path=customXml/itemProps3.xml><?xml version="1.0" encoding="utf-8"?>
+<ds:datastoreItem xmlns:ds="http://schemas.openxmlformats.org/officeDocument/2006/customXml" ds:itemID="{AF927845-869C-4CF7-85EE-10A8386E5F92}">
   <ds:schemaRefs>
-    <ds:schemaRef ds:uri="http://schemas.microsoft.com/sharepoint/v3/contenttype/forms"/>
+    <ds:schemaRef ds:uri="http://schemas.microsoft.com/office/2006/metadata/properties"/>
+    <ds:schemaRef ds:uri="http://schemas.microsoft.com/office/infopath/2007/PartnerControls"/>
   </ds:schemaRefs>
 </ds:datastoreItem>
 </file>
 
-<file path=customXml/itemProps3.xml><?xml version="1.0" encoding="utf-8"?>
+<file path=customXml/itemProps4.xml><?xml version="1.0" encoding="utf-8"?>
 <ds:datastoreItem xmlns:ds="http://schemas.openxmlformats.org/officeDocument/2006/customXml" ds:itemID="{82C9358B-E3D9-4C38-A803-67F51DB06356}">
   <ds:schemaRefs>
     <ds:schemaRef ds:uri="http://schemas.microsoft.com/office/2006/metadata/contentType"/>
@@ -18289,13 +19794,4 @@
     <ds:schemaRef ds:uri="http://schemas.microsoft.com/internal/obd"/>
   </ds:schemaRefs>
 </ds:datastoreItem>
-</file>
-
-<file path=customXml/itemProps4.xml><?xml version="1.0" encoding="utf-8"?>
-<ds:datastoreItem xmlns:ds="http://schemas.openxmlformats.org/officeDocument/2006/customXml" ds:itemID="{AF927845-869C-4CF7-85EE-10A8386E5F92}">
-  <ds:schemaRefs>
-    <ds:schemaRef ds:uri="http://schemas.microsoft.com/office/2006/metadata/properties"/>
-    <ds:schemaRef ds:uri="http://schemas.microsoft.com/office/infopath/2007/PartnerControls"/>
-  </ds:schemaRefs>
-</ds:datastoreItem>
 </file>
--- a/source/MySEProject/Documentation/ML 2425-06 Implement_Temporal_Memory_Parallel_Version_Alabaster_Neo.docx
+++ b/source/MySEProject/Documentation/ML 2425-06 Implement_Temporal_Memory_Parallel_Version_Alabaster_Neo.docx
@@ -161,7 +161,6 @@
         <w:rPr>
           <w:sz w:val="18"/>
           <w:szCs w:val="18"/>
-          <w:lang w:val="en-IN"/>
         </w:rPr>
         <w:br w:type="column"/>
       </w:r>
@@ -418,8 +417,9 @@
           <w:sz w:val="18"/>
           <w:szCs w:val="18"/>
         </w:rPr>
-        <w:t>I</w:t>
-      </w:r>
+        <w:t xml:space="preserve">Imagine if computers could learn patterns and predict sequences as effortlessly as the human brain. Our software engineering implementation delivers this capability through optimized parallel processing. That's the promise of Hierarchical Temporal Memory (HTM) - a brain-inspired AI system. But there's a catch: traditional HTM implementations are stuck in the slow lane, processing everything one step at a time. We changed that. In this work, we present a parallelized Temporal Memory algorithm that leverages </w:t>
+      </w:r>
+      <w:proofErr w:type="spellStart"/>
       <w:r>
         <w:rPr>
           <w:b/>
@@ -429,8 +429,9 @@
           <w:sz w:val="18"/>
           <w:szCs w:val="18"/>
         </w:rPr>
-        <w:t>magine if computers could learn patterns and predict sequences as effortlessly as the human brain. That's the promise of Hierarchical Temporal Memory (HTM) - a brain-inspired AI system. But there's a catch: traditional HTM implementations are stuck in the slow lane, processing everything one step at a time. We changed that.</w:t>
-      </w:r>
+        <w:t>ConcurrentDictionary</w:t>
+      </w:r>
+      <w:proofErr w:type="spellEnd"/>
       <w:r>
         <w:rPr>
           <w:b/>
@@ -440,8 +441,9 @@
           <w:sz w:val="18"/>
           <w:szCs w:val="18"/>
         </w:rPr>
-        <w:t xml:space="preserve"> </w:t>
-      </w:r>
+        <w:t xml:space="preserve"> for thread-safe operations and </w:t>
+      </w:r>
+      <w:proofErr w:type="spellStart"/>
       <w:r>
         <w:rPr>
           <w:b/>
@@ -451,8 +453,9 @@
           <w:sz w:val="18"/>
           <w:szCs w:val="18"/>
         </w:rPr>
-        <w:t>In this work, we present a parallel computing approach to HTM that significantly accelerates temporal sequence processing. Our optimized implementation demonstrates a 57% reduction in initialization time and up to 3× faster overall performance while maintaining algorithmic accuracy. Rigorous testing across multi-core processors (4-16 cores) validated the scalability of our approach, with the most efficient method showing remarkable consistency (variance = 7.56) under varying workloads.</w:t>
-      </w:r>
+        <w:t>Parallel.For</w:t>
+      </w:r>
+      <w:proofErr w:type="spellEnd"/>
       <w:r>
         <w:rPr>
           <w:b/>
@@ -462,9 +465,15 @@
           <w:sz w:val="18"/>
           <w:szCs w:val="18"/>
         </w:rPr>
-        <w:t xml:space="preserve"> </w:t>
-      </w:r>
-      <w:r>
+        <w:t xml:space="preserve"> for workload distribution, achieving a 57% reduction in initialization time and 3× faster processing on 16-core architectures while maintaining algorithmic accuracy (&lt;1% prediction variance). Rigorous multi-core testing (4-16 cores) demonstrated exceptional consistency (variance = 7.56), enabling practical real-time applications in critical domains like anomaly detection and predictive maintenance systems. These improvements address HTM's scalability challenges while preserving its biological fidelity.</w:t>
+      </w:r>
+    </w:p>
+    <w:p>
+      <w:pPr>
+        <w:tabs>
+          <w:tab w:val="left" w:pos="288"/>
+        </w:tabs>
+        <w:jc w:val="both"/>
         <w:rPr>
           <w:b/>
           <w:bCs/>
@@ -473,39 +482,6 @@
           <w:sz w:val="18"/>
           <w:szCs w:val="18"/>
         </w:rPr>
-        <w:t>These performance improvements enable practical real-time applications of HTM in critical domains such as anomaly detection and predictive maintenance systems. Our work bridges the gap between neuroscience-inspired algorithms and modern computing architectures, making brain-like temporal processing feasible for industrial-scale applications.</w:t>
-      </w:r>
-    </w:p>
-    <w:p>
-      <w:pPr>
-        <w:tabs>
-          <w:tab w:val="left" w:pos="288"/>
-        </w:tabs>
-        <w:jc w:val="both"/>
-        <w:rPr>
-          <w:b/>
-          <w:bCs/>
-          <w:i/>
-          <w:iCs/>
-          <w:sz w:val="18"/>
-          <w:szCs w:val="18"/>
-        </w:rPr>
-      </w:pPr>
-    </w:p>
-    <w:p>
-      <w:pPr>
-        <w:tabs>
-          <w:tab w:val="left" w:pos="288"/>
-        </w:tabs>
-        <w:jc w:val="both"/>
-        <w:rPr>
-          <w:b/>
-          <w:bCs/>
-          <w:i/>
-          <w:iCs/>
-          <w:sz w:val="18"/>
-          <w:szCs w:val="18"/>
-        </w:rPr>
       </w:pPr>
     </w:p>
     <w:p>
@@ -535,14 +511,14 @@
           <w:sz w:val="20"/>
           <w:szCs w:val="20"/>
         </w:rPr>
-        <w:t xml:space="preserve"> Hie</w:t>
+        <w:t xml:space="preserve"> </w:t>
       </w:r>
       <w:r>
         <w:rPr>
           <w:sz w:val="20"/>
           <w:szCs w:val="20"/>
         </w:rPr>
-        <w:t>rarchical Temporal Memory, Parallel Computing, Neural Networks, Performance Optimization, Real-Time Systems</w:t>
+        <w:t>Hierarchical Temporal Memory, Parallel Computing, Neural Networks, Performance Optimization, Real-Time Systems</w:t>
       </w:r>
     </w:p>
     <w:p>
@@ -717,14 +693,14 @@
           <w:sz w:val="20"/>
           <w:szCs w:val="20"/>
         </w:rPr>
-        <w:t xml:space="preserve">The Temporal Memory algorithm is a fundamental component of hierarchical temporal memory (HTM) systems, </w:t>
+        <w:t xml:space="preserve">The Temporal Memory algorithm is a fundamental component of hierarchical temporal memory (HTM) systems, which are designed to mimic the functionality of the human neocortex. This algorithm plays a crucial role in pattern recognition, sequence learning, and anomaly detection by </w:t>
       </w:r>
       <w:r>
         <w:rPr>
           <w:sz w:val="20"/>
           <w:szCs w:val="20"/>
         </w:rPr>
-        <w:t xml:space="preserve">which are designed to mimic the functionality of the human neocortex. This algorithm plays a crucial role in pattern recognition, sequence learning, and anomaly detection by processing and storing spatial and temporal patterns. </w:t>
+        <w:t xml:space="preserve">processing and storing spatial and temporal patterns. </w:t>
       </w:r>
       <w:r>
         <w:rPr>
@@ -995,61 +971,64 @@
         <w:jc w:val="center"/>
       </w:pPr>
       <w:r>
+        <w:t>literature review</w:t>
+      </w:r>
+    </w:p>
+    <w:p>
+      <w:pPr>
+        <w:tabs>
+          <w:tab w:val="left" w:pos="288"/>
+        </w:tabs>
+        <w:jc w:val="both"/>
+      </w:pPr>
+      <w:r>
+        <w:tab/>
+      </w:r>
+      <w:r>
+        <w:t>The aim of this section is to understand the functioning of HTM</w:t>
+      </w:r>
+      <w:r>
+        <w:t xml:space="preserve"> algorithms – Temporal memory and </w:t>
+      </w:r>
+      <w:r>
+        <w:t>S</w:t>
+      </w:r>
+      <w:r>
+        <w:t xml:space="preserve">patial </w:t>
+      </w:r>
+      <w:r>
+        <w:t>P</w:t>
+      </w:r>
+      <w:r>
+        <w:t>ooler</w:t>
+      </w:r>
+      <w:r>
+        <w:t xml:space="preserve"> </w:t>
+      </w:r>
+      <w:r>
+        <w:t xml:space="preserve">and </w:t>
+      </w:r>
+      <w:r>
+        <w:t>the process of generating SDRs</w:t>
+      </w:r>
+      <w:r>
+        <w:t xml:space="preserve"> </w:t>
+      </w:r>
+      <w:r>
+        <w:t>and parallelization</w:t>
+      </w:r>
+      <w:r>
+        <w:t>,</w:t>
+      </w:r>
+      <w:r>
+        <w:t xml:space="preserve"> </w:t>
+      </w:r>
+      <w:r>
+        <w:t xml:space="preserve">which </w:t>
+      </w:r>
+      <w:r>
         <w:lastRenderedPageBreak/>
-        <w:t>literature review</w:t>
-      </w:r>
-    </w:p>
-    <w:p>
-      <w:pPr>
-        <w:tabs>
-          <w:tab w:val="left" w:pos="288"/>
-        </w:tabs>
-        <w:jc w:val="both"/>
-      </w:pPr>
-      <w:r>
-        <w:tab/>
-      </w:r>
-      <w:r>
-        <w:t>The aim of this section is to understand the functioning of HTM</w:t>
-      </w:r>
-      <w:r>
-        <w:t xml:space="preserve"> algorithms – Temporal memory and </w:t>
-      </w:r>
-      <w:r>
-        <w:t>S</w:t>
-      </w:r>
-      <w:r>
-        <w:t xml:space="preserve">patial </w:t>
-      </w:r>
-      <w:r>
-        <w:t>P</w:t>
-      </w:r>
-      <w:r>
-        <w:t>ooler</w:t>
-      </w:r>
-      <w:r>
-        <w:t xml:space="preserve"> </w:t>
-      </w:r>
-      <w:r>
-        <w:t xml:space="preserve">and </w:t>
-      </w:r>
-      <w:r>
-        <w:t>the process of generating SDRs</w:t>
-      </w:r>
-      <w:r>
-        <w:t xml:space="preserve"> </w:t>
-      </w:r>
-      <w:r>
-        <w:t>and parallelization</w:t>
-      </w:r>
-      <w:r>
-        <w:t>,</w:t>
-      </w:r>
-      <w:r>
-        <w:t xml:space="preserve"> </w:t>
-      </w:r>
-      <w:r>
-        <w:t>which forms the basis of this paper, exploring various avenues to achieve a more efficient system.</w:t>
+        <w:t>forms the basis of this paper, exploring various avenues to achieve a more efficient system.</w:t>
       </w:r>
       <w:r>
         <w:t xml:space="preserve"> </w:t>
@@ -1520,10 +1499,7 @@
         <w:t xml:space="preserve"> T</w:t>
       </w:r>
       <w:r>
-        <w:t xml:space="preserve">he Spatial Pooler's column-based computations naturally lend themselves to </w:t>
-      </w:r>
-      <w:r>
-        <w:t>parallelization, as each column's activation can be processed independently</w:t>
+        <w:t>he Spatial Pooler's column-based computations naturally lend themselves to parallelization, as each column's activation can be processed independently</w:t>
       </w:r>
       <w:r>
         <w:t xml:space="preserve"> </w:t>
@@ -1549,7 +1525,10 @@
         <w:t xml:space="preserve">. </w:t>
       </w:r>
       <w:r>
-        <w:t>HTM’s reliance on Hebbian learning for synaptic updates introduces thread-safety challenges in shared-memory systems, necessitating careful synchronization to avoid race conditions</w:t>
+        <w:t xml:space="preserve">HTM’s reliance on Hebbian learning for synaptic updates introduces thread-safety </w:t>
+      </w:r>
+      <w:r>
+        <w:t>challenges in shared-memory systems, necessitating careful synchronization to avoid race conditions</w:t>
       </w:r>
       <w:r>
         <w:rPr>
@@ -1960,7 +1939,6 @@
         <w:jc w:val="center"/>
       </w:pPr>
       <w:r>
-        <w:lastRenderedPageBreak/>
         <w:t>methodology</w:t>
       </w:r>
     </w:p>
@@ -1980,7 +1958,15 @@
           <w:spacing w:val="-1"/>
           <w:lang w:eastAsia="x-none"/>
         </w:rPr>
-        <w:t xml:space="preserve">The methodology for this research was designed to systematically improve the performance of the Temporal Memory algorithm by introducing parallelization techniques. The goal was to identify and optimize critical sections of the code that could benefit from concurrent execution, thereby reducing overall execution time and improving efficiency. </w:t>
+        <w:t xml:space="preserve">The methodology for this research was designed to systematically improve the performance of the Temporal Memory algorithm by introducing parallelization techniques. The goal was to identify and optimize critical sections of the code that could benefit from concurrent execution, thereby </w:t>
+      </w:r>
+      <w:r>
+        <w:rPr>
+          <w:spacing w:val="-1"/>
+          <w:lang w:eastAsia="x-none"/>
+        </w:rPr>
+        <w:lastRenderedPageBreak/>
+        <w:t xml:space="preserve">reducing overall execution time and improving efficiency. </w:t>
       </w:r>
       <w:r>
         <w:rPr>
@@ -2374,7 +2360,6 @@
         </w:rPr>
         <w:t xml:space="preserve"> </w:t>
       </w:r>
-      <w:proofErr w:type="gramStart"/>
       <w:r>
         <w:rPr>
           <w:b/>
@@ -2393,7 +2378,6 @@
         </w:rPr>
         <w:t>  loops</w:t>
       </w:r>
-      <w:proofErr w:type="gramEnd"/>
       <w:r>
         <w:rPr>
           <w:iCs/>
@@ -2819,9 +2803,8 @@
           <w:spacing w:val="5"/>
           <w:lang w:val="en-US"/>
         </w:rPr>
-        <w:t>B.</w:t>
-      </w:r>
-      <w:proofErr w:type="gramStart"/>
+        <w:t xml:space="preserve">B.1  </w:t>
+      </w:r>
       <w:r>
         <w:rPr>
           <w:i/>
@@ -2829,8 +2812,9 @@
           <w:spacing w:val="5"/>
           <w:lang w:val="en-US"/>
         </w:rPr>
-        <w:t xml:space="preserve">1  </w:t>
-      </w:r>
+        <w:t xml:space="preserve">Why </w:t>
+      </w:r>
+      <w:proofErr w:type="spellStart"/>
       <w:r>
         <w:rPr>
           <w:i/>
@@ -2838,9 +2822,9 @@
           <w:spacing w:val="5"/>
           <w:lang w:val="en-US"/>
         </w:rPr>
-        <w:t>Why</w:t>
-      </w:r>
-      <w:proofErr w:type="gramEnd"/>
+        <w:t>Parallel.For</w:t>
+      </w:r>
+      <w:proofErr w:type="spellEnd"/>
       <w:r>
         <w:rPr>
           <w:i/>
@@ -2848,9 +2832,8 @@
           <w:spacing w:val="5"/>
           <w:lang w:val="en-US"/>
         </w:rPr>
-        <w:t xml:space="preserve"> </w:t>
-      </w:r>
-      <w:proofErr w:type="spellStart"/>
+        <w:t xml:space="preserve"> Outperforms Async and Manual Threading for CPU-Bound Tasks</w:t>
+      </w:r>
       <w:r>
         <w:rPr>
           <w:i/>
@@ -2858,38 +2841,184 @@
           <w:spacing w:val="5"/>
           <w:lang w:val="en-US"/>
         </w:rPr>
-        <w:t>Parallel.For</w:t>
-      </w:r>
-      <w:proofErr w:type="spellEnd"/>
-      <w:r>
-        <w:rPr>
-          <w:i/>
+        <w:t>?</w:t>
+      </w:r>
+    </w:p>
+    <w:p>
+      <w:pPr>
+        <w:pStyle w:val="BodyText"/>
+        <w:spacing w:after="0"/>
+        <w:ind w:firstLine="0"/>
+        <w:rPr>
           <w:iCs/>
           <w:spacing w:val="5"/>
           <w:lang w:val="en-US"/>
         </w:rPr>
-        <w:t xml:space="preserve"> is the Better </w:t>
-      </w:r>
-      <w:proofErr w:type="gramStart"/>
-      <w:r>
-        <w:rPr>
-          <w:i/>
+      </w:pPr>
+      <w:r>
+        <w:rPr>
           <w:iCs/>
           <w:spacing w:val="5"/>
           <w:lang w:val="en-US"/>
         </w:rPr>
-        <w:t>Choice</w:t>
-      </w:r>
-      <w:r>
-        <w:rPr>
-          <w:i/>
+        <w:t xml:space="preserve">       </w:t>
+      </w:r>
+      <w:proofErr w:type="spellStart"/>
+      <w:r>
+        <w:rPr>
           <w:iCs/>
           <w:spacing w:val="5"/>
           <w:lang w:val="en-US"/>
         </w:rPr>
-        <w:t xml:space="preserve"> ?</w:t>
-      </w:r>
-      <w:proofErr w:type="gramEnd"/>
+        <w:t>Parallel.For</w:t>
+      </w:r>
+      <w:proofErr w:type="spellEnd"/>
+      <w:r>
+        <w:rPr>
+          <w:iCs/>
+          <w:spacing w:val="5"/>
+          <w:lang w:val="en-US"/>
+        </w:rPr>
+        <w:t xml:space="preserve"> is the preferred choice for CPU-bound tasks due to its efficient load balancing and scalability. </w:t>
+      </w:r>
+      <w:r>
+        <w:rPr>
+          <w:iCs/>
+          <w:spacing w:val="5"/>
+          <w:lang w:val="en-US"/>
+        </w:rPr>
+        <w:t>It automatically divides tasks across CPU cores without explicit thread management. This approach:</w:t>
+      </w:r>
+      <w:r>
+        <w:rPr>
+          <w:iCs/>
+          <w:spacing w:val="5"/>
+          <w:lang w:val="en-US"/>
+        </w:rPr>
+        <w:t xml:space="preserve"> </w:t>
+      </w:r>
+    </w:p>
+    <w:p>
+      <w:pPr>
+        <w:pStyle w:val="BodyText"/>
+        <w:numPr>
+          <w:ilvl w:val="0"/>
+          <w:numId w:val="28"/>
+        </w:numPr>
+        <w:rPr>
+          <w:iCs/>
+          <w:spacing w:val="5"/>
+          <w:sz w:val="18"/>
+          <w:szCs w:val="18"/>
+        </w:rPr>
+      </w:pPr>
+      <w:r>
+        <w:rPr>
+          <w:b/>
+          <w:bCs/>
+          <w:iCs/>
+          <w:spacing w:val="5"/>
+          <w:sz w:val="18"/>
+          <w:szCs w:val="18"/>
+        </w:rPr>
+        <w:t>Beats </w:t>
+      </w:r>
+      <w:r>
+        <w:rPr>
+          <w:iCs/>
+          <w:spacing w:val="5"/>
+          <w:sz w:val="18"/>
+          <w:szCs w:val="18"/>
+        </w:rPr>
+        <w:t>async: Avoids unnecessary task scheduling overhead (async is for I/O, not CPU work).</w:t>
+      </w:r>
+    </w:p>
+    <w:p>
+      <w:pPr>
+        <w:pStyle w:val="BodyText"/>
+        <w:numPr>
+          <w:ilvl w:val="0"/>
+          <w:numId w:val="28"/>
+        </w:numPr>
+        <w:rPr>
+          <w:iCs/>
+          <w:spacing w:val="5"/>
+          <w:sz w:val="18"/>
+          <w:szCs w:val="18"/>
+        </w:rPr>
+      </w:pPr>
+      <w:r>
+        <w:rPr>
+          <w:b/>
+          <w:bCs/>
+          <w:iCs/>
+          <w:spacing w:val="5"/>
+          <w:sz w:val="18"/>
+          <w:szCs w:val="18"/>
+        </w:rPr>
+        <w:t>Beats manual threading</w:t>
+      </w:r>
+      <w:r>
+        <w:rPr>
+          <w:iCs/>
+          <w:spacing w:val="5"/>
+          <w:sz w:val="18"/>
+          <w:szCs w:val="18"/>
+        </w:rPr>
+        <w:t>: Eliminates complex lock statements (race condition risks).</w:t>
+      </w:r>
+    </w:p>
+    <w:p>
+      <w:pPr>
+        <w:pStyle w:val="BodyText"/>
+        <w:numPr>
+          <w:ilvl w:val="0"/>
+          <w:numId w:val="28"/>
+        </w:numPr>
+        <w:rPr>
+          <w:iCs/>
+          <w:spacing w:val="5"/>
+        </w:rPr>
+      </w:pPr>
+      <w:r>
+        <w:rPr>
+          <w:b/>
+          <w:bCs/>
+          <w:iCs/>
+          <w:spacing w:val="5"/>
+          <w:sz w:val="18"/>
+          <w:szCs w:val="18"/>
+        </w:rPr>
+        <w:t>Beats sequential loops</w:t>
+      </w:r>
+      <w:r>
+        <w:rPr>
+          <w:iCs/>
+          <w:spacing w:val="5"/>
+          <w:sz w:val="18"/>
+          <w:szCs w:val="18"/>
+        </w:rPr>
+        <w:t>: 3× faster initialization (Fig 3) with lower variance (7.56 vs 10.33).</w:t>
+      </w:r>
+      <w:r>
+        <w:rPr>
+          <w:iCs/>
+          <w:spacing w:val="5"/>
+          <w:sz w:val="18"/>
+          <w:szCs w:val="18"/>
+        </w:rPr>
+        <w:br/>
+        <w:t>Unlike manual threading, it dynamically adjusts threads for optimal performance on any system</w:t>
+      </w:r>
+      <w:r>
+        <w:rPr>
+          <w:iCs/>
+          <w:spacing w:val="5"/>
+          <w:sz w:val="18"/>
+          <w:szCs w:val="18"/>
+        </w:rPr>
+        <w:t>.</w:t>
+      </w:r>
     </w:p>
     <w:p>
       <w:pPr>
@@ -2908,105 +3037,106 @@
           <w:spacing w:val="5"/>
           <w:lang w:val="en-US"/>
         </w:rPr>
-        <w:t xml:space="preserve">       </w:t>
-      </w:r>
-      <w:proofErr w:type="spellStart"/>
+        <w:t>This approach is particularly beneficial for computationally expensive yet short-lived operations like matrix initialization. By</w:t>
+      </w:r>
       <w:r>
         <w:rPr>
           <w:iCs/>
           <w:spacing w:val="5"/>
           <w:lang w:val="en-US"/>
         </w:rPr>
-        <w:t>Parallel.For</w:t>
-      </w:r>
-      <w:proofErr w:type="spellEnd"/>
+        <w:t xml:space="preserve"> </w:t>
+      </w:r>
       <w:r>
         <w:rPr>
           <w:iCs/>
           <w:spacing w:val="5"/>
           <w:lang w:val="en-US"/>
         </w:rPr>
-        <w:t xml:space="preserve"> is the preferred choice for CPU-bound tasks due to its efficient load balancing and scalability. It automatically divides tasks into chunks and distributes them across available CPU cores, optimizing execution without requiring explicit thread management. This approach is particularly beneficial for computationally expensive yet short-lived operations like matrix initialization. By</w:t>
-      </w:r>
+        <w:t xml:space="preserve">reducing synchronization overhead, </w:t>
+      </w:r>
+      <w:proofErr w:type="spellStart"/>
       <w:r>
         <w:rPr>
           <w:iCs/>
           <w:spacing w:val="5"/>
           <w:lang w:val="en-US"/>
         </w:rPr>
-        <w:t xml:space="preserve"> </w:t>
-      </w:r>
+        <w:t>Parallel.For</w:t>
+      </w:r>
+      <w:proofErr w:type="spellEnd"/>
       <w:r>
         <w:rPr>
           <w:iCs/>
           <w:spacing w:val="5"/>
           <w:lang w:val="en-US"/>
         </w:rPr>
-        <w:t xml:space="preserve">reducing synchronization overhead, </w:t>
-      </w:r>
-      <w:proofErr w:type="spellStart"/>
+        <w:t xml:space="preserve"> eliminates complex locking mechanisms, minimizing performance bottlenecks. Moreover, it dynamically adjusts the number of threads based on system resources, ensuring optimal performance </w:t>
+      </w:r>
       <w:r>
         <w:rPr>
           <w:iCs/>
           <w:spacing w:val="5"/>
           <w:lang w:val="en-US"/>
         </w:rPr>
-        <w:t>Parallel.For</w:t>
-      </w:r>
-      <w:proofErr w:type="spellEnd"/>
+        <w:lastRenderedPageBreak/>
+        <w:t xml:space="preserve">on both multi-core and single-core systems. Unlike manual threading, it abstracts thread management using the .NET </w:t>
+      </w:r>
+      <w:proofErr w:type="spellStart"/>
       <w:r>
         <w:rPr>
           <w:iCs/>
           <w:spacing w:val="5"/>
           <w:lang w:val="en-US"/>
         </w:rPr>
-        <w:t xml:space="preserve"> eliminates complex locking mechanisms, minimizing performance bottlenecks. Moreover, it dynamically adjusts the number of threads based on system resources, ensuring optimal performance on both multi-core and single-core systems. Unlike manual threading, it abstracts thread management using the .NET </w:t>
-      </w:r>
-      <w:proofErr w:type="spellStart"/>
+        <w:t>ThreadPool</w:t>
+      </w:r>
+      <w:proofErr w:type="spellEnd"/>
       <w:r>
         <w:rPr>
           <w:iCs/>
           <w:spacing w:val="5"/>
           <w:lang w:val="en-US"/>
         </w:rPr>
-        <w:lastRenderedPageBreak/>
-        <w:t>ThreadPool</w:t>
-      </w:r>
-      <w:proofErr w:type="spellEnd"/>
+        <w:t xml:space="preserve">, simplifying implementation while maintaining non-blocking execution. As a result, </w:t>
+      </w:r>
+      <w:proofErr w:type="spellStart"/>
       <w:r>
         <w:rPr>
           <w:iCs/>
           <w:spacing w:val="5"/>
           <w:lang w:val="en-US"/>
         </w:rPr>
-        <w:t xml:space="preserve">, simplifying implementation while maintaining non-blocking execution. As a result, </w:t>
-      </w:r>
-      <w:proofErr w:type="spellStart"/>
+        <w:t>Parallel.For</w:t>
+      </w:r>
+      <w:proofErr w:type="spellEnd"/>
       <w:r>
         <w:rPr>
           <w:iCs/>
           <w:spacing w:val="5"/>
           <w:lang w:val="en-US"/>
         </w:rPr>
-        <w:t>Parallel.For</w:t>
-      </w:r>
-      <w:proofErr w:type="spellEnd"/>
+        <w:t xml:space="preserve"> maximizes throughput by running multiple threads concurrently, making it an ideal solution for scalable parallel processing.</w:t>
+      </w:r>
       <w:r>
         <w:rPr>
           <w:iCs/>
           <w:spacing w:val="5"/>
           <w:lang w:val="en-US"/>
         </w:rPr>
-        <w:t xml:space="preserve"> maximizes throughput by running multiple threads concurrently, making it an ideal solution for scalable parallel processing.</w:t>
-      </w:r>
-      <w:r>
+        <w:t xml:space="preserve"> [Table 1]</w:t>
+      </w:r>
+    </w:p>
+    <w:p>
+      <w:pPr>
+        <w:pStyle w:val="BodyText"/>
+        <w:ind w:firstLine="0"/>
         <w:rPr>
           <w:iCs/>
           <w:spacing w:val="5"/>
           <w:lang w:val="en-US"/>
         </w:rPr>
-        <w:t xml:space="preserve"> [Table 1]</w:t>
-      </w:r>
+      </w:pPr>
     </w:p>
     <w:p>
       <w:pPr>
@@ -3018,513 +3148,48 @@
           <w:lang w:val="en-US"/>
         </w:rPr>
       </w:pPr>
-    </w:p>
-    <w:p>
-      <w:pPr>
-        <w:pStyle w:val="BodyText"/>
-        <w:ind w:firstLine="0"/>
+      <w:r>
         <w:rPr>
           <w:iCs/>
           <w:spacing w:val="5"/>
           <w:lang w:val="en-US"/>
         </w:rPr>
-      </w:pPr>
-    </w:p>
-    <w:tbl>
-      <w:tblPr>
-        <w:tblStyle w:val="TableGrid"/>
-        <w:tblW w:w="0" w:type="auto"/>
-        <w:tblLook w:val="04A0" w:firstRow="1" w:lastRow="0" w:firstColumn="1" w:lastColumn="0" w:noHBand="0" w:noVBand="1"/>
-      </w:tblPr>
-      <w:tblGrid>
-        <w:gridCol w:w="1579"/>
-        <w:gridCol w:w="1681"/>
-        <w:gridCol w:w="1596"/>
-      </w:tblGrid>
-      <w:tr>
-        <w:tc>
-          <w:tcPr>
-            <w:tcW w:w="1618" w:type="dxa"/>
-          </w:tcPr>
-          <w:p>
-            <w:pPr>
-              <w:pStyle w:val="BodyText"/>
-              <w:ind w:firstLine="0"/>
-              <w:rPr>
-                <w:b/>
-                <w:bCs/>
-                <w:iCs/>
-                <w:spacing w:val="5"/>
-                <w:lang w:val="en-US"/>
-              </w:rPr>
-            </w:pPr>
-            <w:r>
-              <w:rPr>
-                <w:b/>
-                <w:bCs/>
-                <w:iCs/>
-                <w:spacing w:val="5"/>
-                <w:lang w:val="en-US"/>
-              </w:rPr>
-              <w:t>Aspect</w:t>
-            </w:r>
-          </w:p>
-        </w:tc>
-        <w:tc>
-          <w:tcPr>
-            <w:tcW w:w="1619" w:type="dxa"/>
-          </w:tcPr>
-          <w:p>
-            <w:pPr>
-              <w:pStyle w:val="BodyText"/>
-              <w:ind w:firstLine="0"/>
-              <w:rPr>
-                <w:iCs/>
-                <w:spacing w:val="5"/>
-                <w:lang w:val="en-US"/>
-              </w:rPr>
-            </w:pPr>
-            <w:proofErr w:type="spellStart"/>
-            <w:r>
-              <w:rPr>
-                <w:b/>
-                <w:bCs/>
-                <w:iCs/>
-                <w:spacing w:val="5"/>
-                <w:lang w:val="en-US"/>
-              </w:rPr>
-              <w:t>Parallel.For</w:t>
-            </w:r>
-            <w:proofErr w:type="spellEnd"/>
-            <w:r>
-              <w:rPr>
-                <w:b/>
-                <w:bCs/>
-                <w:iCs/>
-                <w:spacing w:val="5"/>
-                <w:lang w:val="en-US"/>
-              </w:rPr>
-              <w:t xml:space="preserve"> (Recommended)</w:t>
-            </w:r>
-          </w:p>
-        </w:tc>
-        <w:tc>
-          <w:tcPr>
-            <w:tcW w:w="1619" w:type="dxa"/>
-          </w:tcPr>
-          <w:p>
-            <w:pPr>
-              <w:pStyle w:val="BodyText"/>
-              <w:ind w:firstLine="0"/>
-              <w:rPr>
-                <w:iCs/>
-                <w:spacing w:val="5"/>
-                <w:lang w:val="en-US"/>
-              </w:rPr>
-            </w:pPr>
-            <w:r>
-              <w:rPr>
-                <w:b/>
-                <w:bCs/>
-                <w:iCs/>
-                <w:spacing w:val="5"/>
-                <w:lang w:val="en-US"/>
-              </w:rPr>
-              <w:t>Async (Unnecessary Overhead)</w:t>
-            </w:r>
-          </w:p>
-        </w:tc>
-      </w:tr>
-      <w:tr>
-        <w:tc>
-          <w:tcPr>
-            <w:tcW w:w="1618" w:type="dxa"/>
-          </w:tcPr>
-          <w:p>
-            <w:pPr>
-              <w:pStyle w:val="BodyText"/>
-              <w:ind w:firstLine="0"/>
-              <w:rPr>
-                <w:iCs/>
-                <w:spacing w:val="5"/>
-                <w:lang w:val="en-US"/>
-              </w:rPr>
-            </w:pPr>
-            <w:r>
-              <w:rPr>
-                <w:iCs/>
-                <w:spacing w:val="5"/>
-                <w:lang w:val="en-US"/>
-              </w:rPr>
-              <w:t>Best for</w:t>
-            </w:r>
-          </w:p>
-        </w:tc>
-        <w:tc>
-          <w:tcPr>
-            <w:tcW w:w="1619" w:type="dxa"/>
-          </w:tcPr>
-          <w:p>
-            <w:pPr>
-              <w:pStyle w:val="BodyText"/>
-              <w:ind w:firstLine="0"/>
-              <w:rPr>
-                <w:iCs/>
-                <w:spacing w:val="5"/>
-                <w:lang w:val="en-US"/>
-              </w:rPr>
-            </w:pPr>
-            <w:r>
-              <w:rPr>
-                <w:iCs/>
-                <w:spacing w:val="5"/>
-                <w:lang w:val="en-US"/>
-              </w:rPr>
-              <w:t>CPU-bound tasks</w:t>
-            </w:r>
-          </w:p>
-        </w:tc>
-        <w:tc>
-          <w:tcPr>
-            <w:tcW w:w="1619" w:type="dxa"/>
-          </w:tcPr>
-          <w:p>
-            <w:pPr>
-              <w:pStyle w:val="BodyText"/>
-              <w:ind w:firstLine="0"/>
-              <w:rPr>
-                <w:iCs/>
-                <w:spacing w:val="5"/>
-                <w:lang w:val="en-US"/>
-              </w:rPr>
-            </w:pPr>
-            <w:r>
-              <w:rPr>
-                <w:iCs/>
-                <w:spacing w:val="5"/>
-                <w:lang w:val="en-US"/>
-              </w:rPr>
-              <w:t>I/O-bound tasks</w:t>
-            </w:r>
-          </w:p>
-        </w:tc>
-      </w:tr>
-      <w:tr>
-        <w:tc>
-          <w:tcPr>
-            <w:tcW w:w="1618" w:type="dxa"/>
-          </w:tcPr>
-          <w:p>
-            <w:pPr>
-              <w:pStyle w:val="BodyText"/>
-              <w:ind w:firstLine="0"/>
-              <w:rPr>
-                <w:iCs/>
-                <w:spacing w:val="5"/>
-                <w:lang w:val="en-US"/>
-              </w:rPr>
-            </w:pPr>
-            <w:r>
-              <w:rPr>
-                <w:iCs/>
-                <w:spacing w:val="5"/>
-                <w:lang w:val="en-US"/>
-              </w:rPr>
-              <w:t>Execution Speed</w:t>
-            </w:r>
-          </w:p>
-        </w:tc>
-        <w:tc>
-          <w:tcPr>
-            <w:tcW w:w="1619" w:type="dxa"/>
-          </w:tcPr>
-          <w:p>
-            <w:pPr>
-              <w:pStyle w:val="BodyText"/>
-              <w:ind w:firstLine="0"/>
-              <w:rPr>
-                <w:iCs/>
-                <w:spacing w:val="5"/>
-                <w:lang w:val="en-US"/>
-              </w:rPr>
-            </w:pPr>
-            <w:r>
-              <w:rPr>
-                <w:iCs/>
-                <w:spacing w:val="5"/>
-                <w:lang w:val="en-US"/>
-              </w:rPr>
-              <w:t>Faster</w:t>
-            </w:r>
-          </w:p>
-        </w:tc>
-        <w:tc>
-          <w:tcPr>
-            <w:tcW w:w="1619" w:type="dxa"/>
-          </w:tcPr>
-          <w:p>
-            <w:pPr>
-              <w:pStyle w:val="BodyText"/>
-              <w:ind w:firstLine="0"/>
-              <w:rPr>
-                <w:iCs/>
-                <w:spacing w:val="5"/>
-                <w:lang w:val="en-US"/>
-              </w:rPr>
-            </w:pPr>
-            <w:r>
-              <w:rPr>
-                <w:iCs/>
-                <w:spacing w:val="5"/>
-                <w:lang w:val="en-US"/>
-              </w:rPr>
-              <w:t>Slower (Extra task scheduling)</w:t>
-            </w:r>
-          </w:p>
-        </w:tc>
-      </w:tr>
-      <w:tr>
-        <w:tc>
-          <w:tcPr>
-            <w:tcW w:w="1618" w:type="dxa"/>
-          </w:tcPr>
-          <w:p>
-            <w:pPr>
-              <w:pStyle w:val="BodyText"/>
-              <w:ind w:firstLine="0"/>
-              <w:rPr>
-                <w:iCs/>
-                <w:spacing w:val="5"/>
-                <w:lang w:val="en-US"/>
-              </w:rPr>
-            </w:pPr>
-            <w:r>
-              <w:rPr>
-                <w:iCs/>
-                <w:spacing w:val="5"/>
-                <w:lang w:val="en-US"/>
-              </w:rPr>
-              <w:t>CPU Utilization</w:t>
-            </w:r>
-          </w:p>
-        </w:tc>
-        <w:tc>
-          <w:tcPr>
-            <w:tcW w:w="1619" w:type="dxa"/>
-          </w:tcPr>
-          <w:p>
-            <w:pPr>
-              <w:pStyle w:val="BodyText"/>
-              <w:ind w:firstLine="0"/>
-              <w:rPr>
-                <w:iCs/>
-                <w:spacing w:val="5"/>
-                <w:lang w:val="en-US"/>
-              </w:rPr>
-            </w:pPr>
-            <w:r>
-              <w:rPr>
-                <w:iCs/>
-                <w:spacing w:val="5"/>
-                <w:lang w:val="en-US"/>
-              </w:rPr>
-              <w:t>Fully Utilized</w:t>
-            </w:r>
-          </w:p>
-        </w:tc>
-        <w:tc>
-          <w:tcPr>
-            <w:tcW w:w="1619" w:type="dxa"/>
-          </w:tcPr>
-          <w:p>
-            <w:pPr>
-              <w:pStyle w:val="BodyText"/>
-              <w:ind w:firstLine="0"/>
-              <w:rPr>
-                <w:iCs/>
-                <w:spacing w:val="5"/>
-                <w:lang w:val="en-US"/>
-              </w:rPr>
-            </w:pPr>
-            <w:r>
-              <w:rPr>
-                <w:iCs/>
-                <w:spacing w:val="5"/>
-                <w:lang w:val="en-US"/>
-              </w:rPr>
-              <w:t>Context switching overhead</w:t>
-            </w:r>
-          </w:p>
-        </w:tc>
-      </w:tr>
-      <w:tr>
-        <w:tc>
-          <w:tcPr>
-            <w:tcW w:w="1618" w:type="dxa"/>
-          </w:tcPr>
-          <w:p>
-            <w:pPr>
-              <w:pStyle w:val="BodyText"/>
-              <w:ind w:firstLine="0"/>
-              <w:rPr>
-                <w:iCs/>
-                <w:spacing w:val="5"/>
-                <w:lang w:val="en-US"/>
-              </w:rPr>
-            </w:pPr>
-            <w:r>
-              <w:rPr>
-                <w:iCs/>
-                <w:spacing w:val="5"/>
-                <w:lang w:val="en-US"/>
-              </w:rPr>
-              <w:t xml:space="preserve">Use of </w:t>
-            </w:r>
-            <w:proofErr w:type="spellStart"/>
-            <w:r>
-              <w:rPr>
-                <w:iCs/>
-                <w:spacing w:val="5"/>
-                <w:lang w:val="en-US"/>
-              </w:rPr>
-              <w:t>ThreadPool</w:t>
-            </w:r>
-            <w:proofErr w:type="spellEnd"/>
-          </w:p>
-        </w:tc>
-        <w:tc>
-          <w:tcPr>
-            <w:tcW w:w="1619" w:type="dxa"/>
-          </w:tcPr>
-          <w:p>
-            <w:pPr>
-              <w:pStyle w:val="BodyText"/>
-              <w:ind w:firstLine="0"/>
-              <w:rPr>
-                <w:iCs/>
-                <w:spacing w:val="5"/>
-                <w:lang w:val="en-US"/>
-              </w:rPr>
-            </w:pPr>
-            <w:r>
-              <w:rPr>
-                <w:iCs/>
-                <w:spacing w:val="5"/>
-                <w:lang w:val="en-US"/>
-              </w:rPr>
-              <w:t>Yes (Efficient)</w:t>
-            </w:r>
-          </w:p>
-        </w:tc>
-        <w:tc>
-          <w:tcPr>
-            <w:tcW w:w="1619" w:type="dxa"/>
-          </w:tcPr>
-          <w:p>
-            <w:pPr>
-              <w:spacing w:after="168"/>
-              <w:jc w:val="both"/>
-              <w:rPr>
-                <w:color w:val="292929"/>
-              </w:rPr>
-            </w:pPr>
-            <w:r>
-              <w:rPr>
-                <w:color w:val="292929"/>
-              </w:rPr>
-              <w:t>Yes, but unnecessary overhead</w:t>
-            </w:r>
-          </w:p>
-        </w:tc>
-      </w:tr>
-      <w:tr>
-        <w:tc>
-          <w:tcPr>
-            <w:tcW w:w="1618" w:type="dxa"/>
-          </w:tcPr>
-          <w:p>
-            <w:pPr>
-              <w:pStyle w:val="BodyText"/>
-              <w:ind w:firstLine="0"/>
-              <w:rPr>
-                <w:iCs/>
-                <w:spacing w:val="5"/>
-                <w:lang w:val="en-US"/>
-              </w:rPr>
-            </w:pPr>
-            <w:r>
-              <w:rPr>
-                <w:iCs/>
-                <w:spacing w:val="5"/>
-                <w:lang w:val="en-US"/>
-              </w:rPr>
-              <w:t>Performance</w:t>
-            </w:r>
-          </w:p>
-        </w:tc>
-        <w:tc>
-          <w:tcPr>
-            <w:tcW w:w="1619" w:type="dxa"/>
-          </w:tcPr>
-          <w:p>
-            <w:pPr>
-              <w:pStyle w:val="BodyText"/>
-              <w:ind w:firstLine="0"/>
-              <w:rPr>
-                <w:iCs/>
-                <w:spacing w:val="5"/>
-                <w:lang w:val="en-US"/>
-              </w:rPr>
-            </w:pPr>
-            <w:r>
-              <w:rPr>
-                <w:iCs/>
-                <w:spacing w:val="5"/>
-                <w:lang w:val="en-US"/>
-              </w:rPr>
-              <w:t>Optimized for multi-threading</w:t>
-            </w:r>
-          </w:p>
-        </w:tc>
-        <w:tc>
-          <w:tcPr>
-            <w:tcW w:w="1619" w:type="dxa"/>
-          </w:tcPr>
-          <w:p>
-            <w:pPr>
-              <w:pStyle w:val="BodyText"/>
-              <w:ind w:firstLine="0"/>
-              <w:rPr>
-                <w:iCs/>
-                <w:spacing w:val="5"/>
-                <w:lang w:val="en-US"/>
-              </w:rPr>
-            </w:pPr>
-            <w:r>
-              <w:rPr>
-                <w:iCs/>
-                <w:spacing w:val="5"/>
-                <w:lang w:val="en-US"/>
-              </w:rPr>
-              <w:t>Adds delay without benefits</w:t>
-            </w:r>
-          </w:p>
-        </w:tc>
-      </w:tr>
-    </w:tbl>
-    <w:p>
-      <w:pPr>
-        <w:tabs>
-          <w:tab w:val="left" w:pos="288"/>
-        </w:tabs>
-        <w:jc w:val="both"/>
-        <w:rPr>
-          <w:color w:val="0D0D0D"/>
-          <w:sz w:val="16"/>
-          <w:szCs w:val="16"/>
-          <w:shd w:val="clear" w:color="auto" w:fill="FFFFFF"/>
-        </w:rPr>
-      </w:pPr>
+        <w:drawing>
+          <wp:inline distT="0" distB="0" distL="0" distR="0" wp14:anchorId="30FD8949" wp14:editId="65D1431B">
+            <wp:extent cx="3089910" cy="2090420"/>
+            <wp:effectExtent l="0" t="0" r="0" b="5080"/>
+            <wp:docPr id="968019593" name="Picture 1" descr="A white sheet with black text&#10;&#10;AI-generated content may be incorrect."/>
+            <wp:cNvGraphicFramePr>
+              <a:graphicFrameLocks xmlns:a="http://schemas.openxmlformats.org/drawingml/2006/main" noChangeAspect="1"/>
+            </wp:cNvGraphicFramePr>
+            <a:graphic xmlns:a="http://schemas.openxmlformats.org/drawingml/2006/main">
+              <a:graphicData uri="http://schemas.openxmlformats.org/drawingml/2006/picture">
+                <pic:pic xmlns:pic="http://schemas.openxmlformats.org/drawingml/2006/picture">
+                  <pic:nvPicPr>
+                    <pic:cNvPr id="968019593" name="Picture 1" descr="A white sheet with black text&#10;&#10;AI-generated content may be incorrect."/>
+                    <pic:cNvPicPr/>
+                  </pic:nvPicPr>
+                  <pic:blipFill>
+                    <a:blip r:embed="rId20"/>
+                    <a:stretch>
+                      <a:fillRect/>
+                    </a:stretch>
+                  </pic:blipFill>
+                  <pic:spPr>
+                    <a:xfrm>
+                      <a:off x="0" y="0"/>
+                      <a:ext cx="3089910" cy="2090420"/>
+                    </a:xfrm>
+                    <a:prstGeom prst="rect">
+                      <a:avLst/>
+                    </a:prstGeom>
+                  </pic:spPr>
+                </pic:pic>
+              </a:graphicData>
+            </a:graphic>
+          </wp:inline>
+        </w:drawing>
+      </w:r>
     </w:p>
     <w:p>
       <w:pPr>
@@ -3669,34 +3334,16 @@
           <w:bCs/>
           <w:lang w:val="en-US"/>
         </w:rPr>
-        <w:t>Single_Threaded_Optimized_</w:t>
-      </w:r>
-      <w:proofErr w:type="gramStart"/>
+        <w:t>Single_Threaded_Optimized_Init</w:t>
+      </w:r>
+      <w:proofErr w:type="spellEnd"/>
       <w:r>
         <w:rPr>
           <w:b/>
           <w:bCs/>
           <w:lang w:val="en-US"/>
         </w:rPr>
-        <w:t>Init</w:t>
-      </w:r>
-      <w:proofErr w:type="spellEnd"/>
-      <w:r>
-        <w:rPr>
-          <w:b/>
-          <w:bCs/>
-          <w:lang w:val="en-US"/>
-        </w:rPr>
-        <w:t>(</w:t>
-      </w:r>
-      <w:proofErr w:type="gramEnd"/>
-      <w:r>
-        <w:rPr>
-          <w:b/>
-          <w:bCs/>
-          <w:lang w:val="en-US"/>
-        </w:rPr>
-        <w:t>)</w:t>
+        <w:t>()</w:t>
       </w:r>
       <w:r>
         <w:rPr>
@@ -3717,7 +3364,6 @@
         </w:rPr>
       </w:pPr>
       <w:proofErr w:type="spellStart"/>
-      <w:proofErr w:type="gramStart"/>
       <w:r>
         <w:rPr>
           <w:b/>
@@ -3733,16 +3379,7 @@
           <w:bCs/>
           <w:lang w:val="en-US"/>
         </w:rPr>
-        <w:t>(</w:t>
-      </w:r>
-      <w:proofErr w:type="gramEnd"/>
-      <w:r>
-        <w:rPr>
-          <w:b/>
-          <w:bCs/>
-          <w:lang w:val="en-US"/>
-        </w:rPr>
-        <w:t>)</w:t>
+        <w:t>()</w:t>
       </w:r>
       <w:r>
         <w:rPr>
@@ -3777,7 +3414,6 @@
         </w:rPr>
       </w:pPr>
       <w:proofErr w:type="spellStart"/>
-      <w:proofErr w:type="gramStart"/>
       <w:r>
         <w:rPr>
           <w:b/>
@@ -3793,16 +3429,7 @@
           <w:bCs/>
           <w:lang w:val="en-US"/>
         </w:rPr>
-        <w:t>(</w:t>
-      </w:r>
-      <w:proofErr w:type="gramEnd"/>
-      <w:r>
-        <w:rPr>
-          <w:b/>
-          <w:bCs/>
-          <w:lang w:val="en-US"/>
-        </w:rPr>
-        <w:t>)</w:t>
+        <w:t>()</w:t>
       </w:r>
       <w:r>
         <w:rPr>
@@ -3885,7 +3512,6 @@
         </w:rPr>
       </w:pPr>
       <w:proofErr w:type="spellStart"/>
-      <w:proofErr w:type="gramStart"/>
       <w:r>
         <w:rPr>
           <w:b/>
@@ -3901,32 +3527,14 @@
           <w:bCs/>
           <w:lang w:val="en-US"/>
         </w:rPr>
-        <w:t>(</w:t>
-      </w:r>
-      <w:proofErr w:type="gramEnd"/>
-      <w:r>
-        <w:rPr>
-          <w:b/>
-          <w:bCs/>
+        <w:t>()</w:t>
+      </w:r>
+      <w:r>
+        <w:rPr>
           <w:lang w:val="en-US"/>
         </w:rPr>
-        <w:t>)</w:t>
-      </w:r>
-      <w:r>
-        <w:rPr>
-          <w:lang w:val="en-US"/>
-        </w:rPr>
         <w:t>: This method further optimized parallel execution by partitioning the workload into smaller chunks. This approach was particularly effective for large datasets, as it minimized overhead and improved resource utilization.</w:t>
       </w:r>
-    </w:p>
-    <w:p>
-      <w:pPr>
-        <w:pStyle w:val="BodyText"/>
-        <w:ind w:left="720" w:firstLine="0"/>
-        <w:rPr>
-          <w:lang w:val="en-US"/>
-        </w:rPr>
-      </w:pPr>
     </w:p>
     <w:p>
       <w:pPr>
@@ -3951,7 +3559,10 @@
         <w:jc w:val="both"/>
       </w:pPr>
       <w:r>
-        <w:t>After implementing the parallelized methods, we conducted a thorough performance analysis to evaluate their effectiveness. Key metrics such as execution time, CPU utilization, and memory usage were measured for each method. Additionally, statistical measures such as mean, maximum, minimum, variance, and standard deviation were calculated to assess the consistency and reliability of each approach. These metrics provided valuable insights into the performance improvements achieved through parallelization and helped identify the most efficient method.</w:t>
+        <w:t xml:space="preserve">After implementing the parallelized methods, we conducted a thorough performance analysis to evaluate their effectiveness. Key metrics such as execution time, CPU utilization, and memory usage were measured for each </w:t>
+      </w:r>
+      <w:r>
+        <w:t>method. Additionally, statistical measures such as mean, maximum, minimum, variance, and standard deviation were calculated to assess the consistency and reliability of each approach. These metrics provided valuable insights into the performance improvements achieved through parallelization and helped identify the most efficient method.</w:t>
       </w:r>
     </w:p>
     <w:p>
@@ -4078,6 +3689,9 @@
     </w:p>
     <w:p/>
     <w:p>
+      <w:pPr>
+        <w:jc w:val="both"/>
+      </w:pPr>
       <w:r>
         <w:t>The implementation phase of this research focused on refactoring the Temporal Memory algorithm to leverage parallel processing capabilities. The goal was to optimize the initialization process by replacing synchronous code with parallelized versions, thereby reducing execution time and improving overall performance. This section details the implementation of four distinct methods, each designed to test different parallelization strategies and optimizations. Additionally, we explain what is happening in the code at each step to provide a clear understanding of the implementation.</w:t>
       </w:r>
@@ -4091,27 +3705,14 @@
         <w:spacing w:before="160" w:after="80"/>
       </w:pPr>
       <w:r>
-        <w:lastRenderedPageBreak/>
         <w:t>Single_Threaded_Optimized_Init()</w:t>
       </w:r>
-      <w:hyperlink r:id="rId20" w:anchor="L44-L83" w:history="1">
+      <w:hyperlink r:id="rId21" w:anchor="L44-L83" w:history="1">
         <w:r>
           <w:rPr>
             <w:rStyle w:val="Hyperlink"/>
           </w:rPr>
-          <w:t>[GitH</w:t>
-        </w:r>
-        <w:r>
-          <w:rPr>
-            <w:rStyle w:val="Hyperlink"/>
-          </w:rPr>
-          <w:t>u</w:t>
-        </w:r>
-        <w:r>
-          <w:rPr>
-            <w:rStyle w:val="Hyperlink"/>
-          </w:rPr>
-          <w:t>b</w:t>
+          <w:t>[GitHub</w:t>
         </w:r>
         <w:r>
           <w:rPr>
@@ -4142,19 +3743,15 @@
       </w:r>
       <w:proofErr w:type="spellStart"/>
       <w:r>
-        <w:t>Single_Threaded_Optimized_</w:t>
-      </w:r>
-      <w:proofErr w:type="gramStart"/>
-      <w:r>
-        <w:t>Init</w:t>
+        <w:t>Single_Threaded_Optimized_Init</w:t>
       </w:r>
       <w:proofErr w:type="spellEnd"/>
       <w:r>
-        <w:t>(</w:t>
-      </w:r>
-      <w:proofErr w:type="gramEnd"/>
-      <w:r>
-        <w:t xml:space="preserve">), served as a baseline for comparison. It refines the original single-threaded implementation by reducing redundant checks and improving efficiency without introducing parallelism. </w:t>
+        <w:t xml:space="preserve">(), served as a baseline for comparison. It refines the original single-threaded implementation by reducing redundant </w:t>
+      </w:r>
+      <w:r>
+        <w:lastRenderedPageBreak/>
+        <w:t xml:space="preserve">checks and improving efficiency without introducing parallelism. </w:t>
       </w:r>
     </w:p>
     <w:p/>
@@ -4178,13 +3775,8 @@
         <w:t xml:space="preserve"> The null-coalescing operator is used to simplify the assignment of the matrix variable. If </w:t>
       </w:r>
       <w:proofErr w:type="spellStart"/>
-      <w:proofErr w:type="gramStart"/>
-      <w:r>
-        <w:t>this.connections</w:t>
-      </w:r>
-      <w:proofErr w:type="gramEnd"/>
-      <w:r>
-        <w:t>.Memory</w:t>
+      <w:r>
+        <w:t>this.connections.Memory</w:t>
       </w:r>
       <w:proofErr w:type="spellEnd"/>
       <w:r>
@@ -4273,12 +3865,10 @@
         <w:t> flag is introduced to store the result of </w:t>
       </w:r>
       <w:proofErr w:type="spellStart"/>
-      <w:proofErr w:type="gramStart"/>
       <w:r>
         <w:t>matrix.GetObject</w:t>
       </w:r>
       <w:proofErr w:type="spellEnd"/>
-      <w:proofErr w:type="gramEnd"/>
       <w:r>
         <w:t>(0) == null. This avoids repeated checks inside the loop, reducing overhead.</w:t>
       </w:r>
@@ -4394,12 +3984,10 @@
         <w:t xml:space="preserve"> is assigned the value of the first column in the matrix using </w:t>
       </w:r>
       <w:proofErr w:type="spellStart"/>
-      <w:proofErr w:type="gramStart"/>
       <w:r>
         <w:t>matrix.GetObject</w:t>
       </w:r>
       <w:proofErr w:type="spellEnd"/>
-      <w:proofErr w:type="gramEnd"/>
       <w:r>
         <w:t xml:space="preserve">(0). </w:t>
       </w:r>
@@ -4486,12 +4074,10 @@
         <w:t xml:space="preserve"> variable was removed to simplify the logic. The check for whether the first column is null has been streamlined into a direct check with </w:t>
       </w:r>
       <w:proofErr w:type="spellStart"/>
-      <w:proofErr w:type="gramStart"/>
       <w:r>
         <w:t>matrix.GetObject</w:t>
       </w:r>
       <w:proofErr w:type="spellEnd"/>
-      <w:proofErr w:type="gramEnd"/>
       <w:r>
         <w:t>(0) == null.</w:t>
       </w:r>
@@ -4515,24 +4101,12 @@
       <w:r>
         <w:t>InitParallelRegularDictionary()</w:t>
       </w:r>
-      <w:hyperlink r:id="rId21" w:anchor="L96-L166" w:history="1">
+      <w:hyperlink r:id="rId22" w:anchor="L96-L166" w:history="1">
         <w:r>
           <w:rPr>
             <w:rStyle w:val="Hyperlink"/>
           </w:rPr>
-          <w:t>[GitH</w:t>
-        </w:r>
-        <w:r>
-          <w:rPr>
-            <w:rStyle w:val="Hyperlink"/>
-          </w:rPr>
-          <w:t>u</w:t>
-        </w:r>
-        <w:r>
-          <w:rPr>
-            <w:rStyle w:val="Hyperlink"/>
-          </w:rPr>
-          <w:t>b</w:t>
+          <w:t>[GitHub</w:t>
         </w:r>
         <w:r>
           <w:rPr>
@@ -4571,17 +4145,12 @@
         <w:t xml:space="preserve">The second method, </w:t>
       </w:r>
       <w:proofErr w:type="spellStart"/>
-      <w:proofErr w:type="gramStart"/>
       <w:r>
         <w:t>InitParallelRegularDictionary</w:t>
       </w:r>
       <w:proofErr w:type="spellEnd"/>
       <w:r>
-        <w:t>(</w:t>
-      </w:r>
-      <w:proofErr w:type="gramEnd"/>
-      <w:r>
-        <w:t xml:space="preserve">), introduces parallel execution using </w:t>
+        <w:t xml:space="preserve">(), introduces parallel execution using </w:t>
       </w:r>
       <w:proofErr w:type="spellStart"/>
       <w:r>
@@ -4637,10 +4206,7 @@
         <w:t>Thread Safety with Locks</w:t>
       </w:r>
       <w:r>
-        <w:t xml:space="preserve">: Since multiple threads are accessing and modifying shared resources </w:t>
-      </w:r>
-      <w:r>
-        <w:t>(the matrix and cells array), locks are used to ensure thread safety. This prevents race conditions where multiple threads might try to update the same resource simultaneously.</w:t>
+        <w:t>: Since multiple threads are accessing and modifying shared resources (the matrix and cells array), locks are used to ensure thread safety. This prevents race conditions where multiple threads might try to update the same resource simultaneously.</w:t>
       </w:r>
     </w:p>
     <w:p>
@@ -4650,24 +4216,12 @@
       <w:r>
         <w:t>InitParallelWithConcurrentDictionary()</w:t>
       </w:r>
-      <w:hyperlink r:id="rId22" w:anchor="L180-L238" w:history="1">
+      <w:hyperlink r:id="rId23" w:anchor="L180-L238" w:history="1">
         <w:r>
           <w:rPr>
             <w:rStyle w:val="Hyperlink"/>
           </w:rPr>
-          <w:t>[Git</w:t>
-        </w:r>
-        <w:r>
-          <w:rPr>
-            <w:rStyle w:val="Hyperlink"/>
-          </w:rPr>
-          <w:t>H</w:t>
-        </w:r>
-        <w:r>
-          <w:rPr>
-            <w:rStyle w:val="Hyperlink"/>
-          </w:rPr>
-          <w:t>ub</w:t>
+          <w:t>[GitHub</w:t>
         </w:r>
         <w:r>
           <w:rPr>
@@ -4697,17 +4251,12 @@
         <w:t>The third method, </w:t>
       </w:r>
       <w:proofErr w:type="spellStart"/>
-      <w:proofErr w:type="gramStart"/>
       <w:r>
         <w:t>InitParallelWithConcurrentDictionary</w:t>
       </w:r>
       <w:proofErr w:type="spellEnd"/>
       <w:r>
-        <w:t>(</w:t>
-      </w:r>
-      <w:proofErr w:type="gramEnd"/>
-      <w:r>
-        <w:t>), improves upon the previous approach by using </w:t>
+        <w:t>(), improves upon the previous approach by using </w:t>
       </w:r>
       <w:proofErr w:type="spellStart"/>
       <w:r>
@@ -4803,24 +4352,12 @@
       <w:r>
         <w:t>InitParallelPartitioned()</w:t>
       </w:r>
-      <w:hyperlink r:id="rId23" w:anchor="L250-L334" w:history="1">
+      <w:hyperlink r:id="rId24" w:anchor="L250-L334" w:history="1">
         <w:r>
           <w:rPr>
             <w:rStyle w:val="Hyperlink"/>
           </w:rPr>
-          <w:t>[GitH</w:t>
-        </w:r>
-        <w:r>
-          <w:rPr>
-            <w:rStyle w:val="Hyperlink"/>
-          </w:rPr>
-          <w:t>u</w:t>
-        </w:r>
-        <w:r>
-          <w:rPr>
-            <w:rStyle w:val="Hyperlink"/>
-          </w:rPr>
-          <w:t>b</w:t>
+          <w:t>[GitHub</w:t>
         </w:r>
         <w:r>
           <w:rPr>
@@ -4846,21 +4383,19 @@
     </w:p>
     <w:p/>
     <w:p>
+      <w:pPr>
+        <w:jc w:val="both"/>
+      </w:pPr>
       <w:r>
         <w:t>The fourth method, </w:t>
       </w:r>
       <w:proofErr w:type="spellStart"/>
-      <w:proofErr w:type="gramStart"/>
       <w:r>
         <w:t>InitParallelPartitioned</w:t>
       </w:r>
       <w:proofErr w:type="spellEnd"/>
       <w:r>
-        <w:t>(</w:t>
-      </w:r>
-      <w:proofErr w:type="gramEnd"/>
-      <w:r>
-        <w:t xml:space="preserve">), further optimizes parallel execution by partitioning the workload into smaller chunks. </w:t>
+        <w:t xml:space="preserve">(), further optimizes parallel execution by partitioning the workload into smaller chunks. </w:t>
       </w:r>
     </w:p>
     <w:p>
@@ -4869,6 +4404,7 @@
           <w:ilvl w:val="0"/>
           <w:numId w:val="16"/>
         </w:numPr>
+        <w:jc w:val="both"/>
       </w:pPr>
       <w:r>
         <w:rPr>
@@ -4889,7 +4425,11 @@
         <w:t> method is used to divide the workload into smaller partitions. This reduces overhead and improves performance for large datasets.</w:t>
       </w:r>
     </w:p>
-    <w:p/>
+    <w:p>
+      <w:pPr>
+        <w:jc w:val="both"/>
+      </w:pPr>
+    </w:p>
     <w:p>
       <w:pPr>
         <w:pStyle w:val="ListParagraph"/>
@@ -5036,7 +4576,7 @@
         </w:rPr>
         <w:t xml:space="preserve"> </w:t>
       </w:r>
-      <w:hyperlink r:id="rId24" w:history="1">
+      <w:hyperlink r:id="rId25" w:history="1">
         <w:r>
           <w:rPr>
             <w:rStyle w:val="Hyperlink"/>
@@ -5048,28 +4588,7 @@
             <w:rStyle w:val="Hyperlink"/>
             <w:bCs/>
           </w:rPr>
-          <w:t>Performance No</w:t>
-        </w:r>
-        <w:r>
-          <w:rPr>
-            <w:rStyle w:val="Hyperlink"/>
-            <w:bCs/>
-          </w:rPr>
-          <w:t>t</w:t>
-        </w:r>
-        <w:r>
-          <w:rPr>
-            <w:rStyle w:val="Hyperlink"/>
-            <w:bCs/>
-          </w:rPr>
-          <w:t>ebook</w:t>
-        </w:r>
-        <w:r>
-          <w:rPr>
-            <w:rStyle w:val="Hyperlink"/>
-            <w:bCs/>
-          </w:rPr>
-          <w:t xml:space="preserve"> </w:t>
+          <w:t xml:space="preserve">Performance Notebook </w:t>
         </w:r>
         <w:r>
           <w:rPr>
@@ -5136,78 +4655,21 @@
         <w:rPr>
           <w:color w:val="0D0D0D" w:themeColor="text1" w:themeTint="F2"/>
         </w:rPr>
-        <w:t>Single_Threaded_Optimized_</w:t>
-      </w:r>
-      <w:proofErr w:type="gramStart"/>
+        <w:t>Single_Threaded_Optimized_Init(), InitParallelRegularDictionary(), InitParallelWithConcurrentDictionary(), and </w:t>
+      </w:r>
+      <w:proofErr w:type="spellStart"/>
       <w:r>
         <w:rPr>
           <w:color w:val="0D0D0D" w:themeColor="text1" w:themeTint="F2"/>
         </w:rPr>
-        <w:t>Init(</w:t>
-      </w:r>
-      <w:proofErr w:type="gramEnd"/>
+        <w:t>InitParallelPartitioned</w:t>
+      </w:r>
+      <w:proofErr w:type="spellEnd"/>
       <w:r>
         <w:rPr>
           <w:color w:val="0D0D0D" w:themeColor="text1" w:themeTint="F2"/>
         </w:rPr>
-        <w:t>), </w:t>
-      </w:r>
-      <w:proofErr w:type="gramStart"/>
-      <w:r>
-        <w:rPr>
-          <w:color w:val="0D0D0D" w:themeColor="text1" w:themeTint="F2"/>
-        </w:rPr>
-        <w:t>InitParallelRegularDictionary(</w:t>
-      </w:r>
-      <w:proofErr w:type="gramEnd"/>
-      <w:r>
-        <w:rPr>
-          <w:color w:val="0D0D0D" w:themeColor="text1" w:themeTint="F2"/>
-        </w:rPr>
-        <w:t>), </w:t>
-      </w:r>
-      <w:proofErr w:type="gramStart"/>
-      <w:r>
-        <w:rPr>
-          <w:color w:val="0D0D0D" w:themeColor="text1" w:themeTint="F2"/>
-        </w:rPr>
-        <w:t>InitParallelWithConcurrentDictionary(</w:t>
-      </w:r>
-      <w:proofErr w:type="gramEnd"/>
-      <w:r>
-        <w:rPr>
-          <w:color w:val="0D0D0D" w:themeColor="text1" w:themeTint="F2"/>
-        </w:rPr>
-        <w:t>), and </w:t>
-      </w:r>
-      <w:proofErr w:type="spellStart"/>
-      <w:proofErr w:type="gramStart"/>
-      <w:r>
-        <w:rPr>
-          <w:color w:val="0D0D0D" w:themeColor="text1" w:themeTint="F2"/>
-        </w:rPr>
-        <w:t>InitParallelPartitioned</w:t>
-      </w:r>
-      <w:proofErr w:type="spellEnd"/>
-      <w:r>
-        <w:rPr>
-          <w:color w:val="0D0D0D" w:themeColor="text1" w:themeTint="F2"/>
-        </w:rPr>
-        <w:t>(</w:t>
-      </w:r>
-      <w:proofErr w:type="gramEnd"/>
-      <w:r>
-        <w:rPr>
-          <w:color w:val="0D0D0D" w:themeColor="text1" w:themeTint="F2"/>
-        </w:rPr>
-        <w:t xml:space="preserve">). The performance metrics are </w:t>
-      </w:r>
-      <w:r>
-        <w:rPr>
-          <w:color w:val="0D0D0D" w:themeColor="text1" w:themeTint="F2"/>
-        </w:rPr>
-        <w:lastRenderedPageBreak/>
-        <w:t>visualized using bar charts and scatter plots to provide a clear understanding of the improvements.</w:t>
+        <w:t>(). The performance metrics are visualized using bar charts and scatter plots to provide a clear understanding of the improvements.</w:t>
       </w:r>
     </w:p>
     <w:p>
@@ -5248,7 +4710,15 @@
           <w:color w:val="0D0D0D"/>
           <w:shd w:val="clear" w:color="auto" w:fill="FFFFFF"/>
         </w:rPr>
-        <w:t xml:space="preserve">After implementing the four methods, we conducted a thorough performance analysis to evaluate their effectiveness. Key metrics such as </w:t>
+        <w:t xml:space="preserve">After implementing the four methods, we conducted a thorough performance analysis to evaluate their </w:t>
+      </w:r>
+      <w:r>
+        <w:rPr>
+          <w:color w:val="0D0D0D"/>
+          <w:shd w:val="clear" w:color="auto" w:fill="FFFFFF"/>
+        </w:rPr>
+        <w:lastRenderedPageBreak/>
+        <w:t xml:space="preserve">effectiveness. Key metrics such as </w:t>
       </w:r>
       <w:r>
         <w:rPr>
@@ -5382,7 +4852,6 @@
         </w:rPr>
       </w:pPr>
       <w:proofErr w:type="spellStart"/>
-      <w:proofErr w:type="gramStart"/>
       <w:r>
         <w:rPr>
           <w:b/>
@@ -5400,17 +4869,7 @@
           <w:color w:val="0D0D0D"/>
           <w:shd w:val="clear" w:color="auto" w:fill="FFFFFF"/>
         </w:rPr>
-        <w:t>(</w:t>
-      </w:r>
-      <w:proofErr w:type="gramEnd"/>
-      <w:r>
-        <w:rPr>
-          <w:b/>
-          <w:bCs/>
-          <w:color w:val="0D0D0D"/>
-          <w:shd w:val="clear" w:color="auto" w:fill="FFFFFF"/>
-        </w:rPr>
-        <w:t>)</w:t>
+        <w:t>()</w:t>
       </w:r>
       <w:r>
         <w:rPr>
@@ -5775,19 +5234,20 @@
       <w:tblPr>
         <w:tblStyle w:val="TableGrid"/>
         <w:tblW w:w="0" w:type="auto"/>
+        <w:tblLayout w:type="fixed"/>
         <w:tblLook w:val="04A0" w:firstRow="1" w:lastRow="0" w:firstColumn="1" w:lastColumn="0" w:noHBand="0" w:noVBand="1"/>
       </w:tblPr>
       <w:tblGrid>
-        <w:gridCol w:w="1881"/>
-        <w:gridCol w:w="709"/>
+        <w:gridCol w:w="1705"/>
+        <w:gridCol w:w="885"/>
         <w:gridCol w:w="720"/>
-        <w:gridCol w:w="773"/>
-        <w:gridCol w:w="773"/>
+        <w:gridCol w:w="735"/>
+        <w:gridCol w:w="811"/>
       </w:tblGrid>
       <w:tr>
         <w:tc>
           <w:tcPr>
-            <w:tcW w:w="1879" w:type="dxa"/>
+            <w:tcW w:w="1705" w:type="dxa"/>
           </w:tcPr>
           <w:p>
             <w:r>
@@ -5797,7 +5257,7 @@
         </w:tc>
         <w:tc>
           <w:tcPr>
-            <w:tcW w:w="1879" w:type="dxa"/>
+            <w:tcW w:w="885" w:type="dxa"/>
           </w:tcPr>
           <w:p>
             <w:r>
@@ -5807,7 +5267,7 @@
         </w:tc>
         <w:tc>
           <w:tcPr>
-            <w:tcW w:w="1879" w:type="dxa"/>
+            <w:tcW w:w="720" w:type="dxa"/>
           </w:tcPr>
           <w:p>
             <w:r>
@@ -5817,7 +5277,7 @@
         </w:tc>
         <w:tc>
           <w:tcPr>
-            <w:tcW w:w="1879" w:type="dxa"/>
+            <w:tcW w:w="735" w:type="dxa"/>
           </w:tcPr>
           <w:p>
             <w:r>
@@ -5827,7 +5287,7 @@
         </w:tc>
         <w:tc>
           <w:tcPr>
-            <w:tcW w:w="1880" w:type="dxa"/>
+            <w:tcW w:w="811" w:type="dxa"/>
           </w:tcPr>
           <w:p>
             <w:r>
@@ -5839,64 +5299,72 @@
       <w:tr>
         <w:tc>
           <w:tcPr>
-            <w:tcW w:w="1879" w:type="dxa"/>
+            <w:tcW w:w="1705" w:type="dxa"/>
           </w:tcPr>
           <w:p>
             <w:proofErr w:type="spellStart"/>
             <w:r>
-              <w:t>Single_Threaded_Optimized_</w:t>
-            </w:r>
-            <w:proofErr w:type="gramStart"/>
-            <w:r>
-              <w:t>Init</w:t>
+              <w:t>Single_Threaded_Optimized_Init</w:t>
             </w:r>
             <w:proofErr w:type="spellEnd"/>
             <w:r>
-              <w:t>(</w:t>
-            </w:r>
-            <w:proofErr w:type="gramEnd"/>
-            <w:r>
-              <w:t>)</w:t>
+              <w:t>()</w:t>
             </w:r>
           </w:p>
           <w:p/>
         </w:tc>
         <w:tc>
           <w:tcPr>
-            <w:tcW w:w="1879" w:type="dxa"/>
+            <w:tcW w:w="885" w:type="dxa"/>
           </w:tcPr>
           <w:p>
             <w:r>
+              <w:rPr>
+                <w:sz w:val="16"/>
+                <w:szCs w:val="16"/>
+              </w:rPr>
               <w:t>3.3529</w:t>
             </w:r>
           </w:p>
         </w:tc>
         <w:tc>
           <w:tcPr>
-            <w:tcW w:w="1879" w:type="dxa"/>
+            <w:tcW w:w="720" w:type="dxa"/>
           </w:tcPr>
           <w:p>
             <w:r>
+              <w:rPr>
+                <w:sz w:val="16"/>
+                <w:szCs w:val="16"/>
+              </w:rPr>
               <w:t>4.8810</w:t>
             </w:r>
           </w:p>
         </w:tc>
         <w:tc>
           <w:tcPr>
-            <w:tcW w:w="1879" w:type="dxa"/>
+            <w:tcW w:w="735" w:type="dxa"/>
           </w:tcPr>
           <w:p>
             <w:r>
+              <w:rPr>
+                <w:sz w:val="16"/>
+                <w:szCs w:val="16"/>
+              </w:rPr>
               <w:t>10.3280</w:t>
             </w:r>
           </w:p>
         </w:tc>
         <w:tc>
           <w:tcPr>
-            <w:tcW w:w="1880" w:type="dxa"/>
+            <w:tcW w:w="811" w:type="dxa"/>
           </w:tcPr>
           <w:p>
             <w:r>
+              <w:rPr>
+                <w:sz w:val="14"/>
+                <w:szCs w:val="14"/>
+              </w:rPr>
               <w:t>106.6683</w:t>
             </w:r>
           </w:p>
@@ -5905,61 +5373,78 @@
       <w:tr>
         <w:tc>
           <w:tcPr>
-            <w:tcW w:w="1879" w:type="dxa"/>
+            <w:tcW w:w="1705" w:type="dxa"/>
           </w:tcPr>
           <w:p>
             <w:proofErr w:type="spellStart"/>
-            <w:proofErr w:type="gramStart"/>
             <w:r>
               <w:t>InitParallelRegularDictionary</w:t>
             </w:r>
             <w:proofErr w:type="spellEnd"/>
             <w:r>
-              <w:t>(</w:t>
-            </w:r>
-            <w:proofErr w:type="gramEnd"/>
-            <w:r>
-              <w:t>)</w:t>
+              <w:t>()</w:t>
             </w:r>
           </w:p>
           <w:p/>
         </w:tc>
         <w:tc>
           <w:tcPr>
-            <w:tcW w:w="1879" w:type="dxa"/>
+            <w:tcW w:w="885" w:type="dxa"/>
           </w:tcPr>
           <w:p>
             <w:r>
+              <w:rPr>
+                <w:sz w:val="16"/>
+                <w:szCs w:val="16"/>
+              </w:rPr>
               <w:t>3.5418</w:t>
             </w:r>
           </w:p>
         </w:tc>
         <w:tc>
           <w:tcPr>
-            <w:tcW w:w="1879" w:type="dxa"/>
+            <w:tcW w:w="720" w:type="dxa"/>
           </w:tcPr>
           <w:p>
             <w:r>
+              <w:rPr>
+                <w:sz w:val="16"/>
+                <w:szCs w:val="16"/>
+              </w:rPr>
               <w:t>4.9795</w:t>
             </w:r>
           </w:p>
         </w:tc>
         <w:tc>
           <w:tcPr>
-            <w:tcW w:w="1879" w:type="dxa"/>
+            <w:tcW w:w="735" w:type="dxa"/>
           </w:tcPr>
           <w:p>
+            <w:pPr>
+              <w:rPr>
+                <w:sz w:val="16"/>
+                <w:szCs w:val="16"/>
+              </w:rPr>
+            </w:pPr>
             <w:r>
+              <w:rPr>
+                <w:sz w:val="16"/>
+                <w:szCs w:val="16"/>
+              </w:rPr>
               <w:t>9.9502</w:t>
             </w:r>
           </w:p>
         </w:tc>
         <w:tc>
           <w:tcPr>
-            <w:tcW w:w="1880" w:type="dxa"/>
+            <w:tcW w:w="811" w:type="dxa"/>
           </w:tcPr>
           <w:p>
             <w:r>
+              <w:rPr>
+                <w:sz w:val="16"/>
+                <w:szCs w:val="16"/>
+              </w:rPr>
               <w:t>99.0066</w:t>
             </w:r>
           </w:p>
@@ -5968,7 +5453,7 @@
       <w:tr>
         <w:tc>
           <w:tcPr>
-            <w:tcW w:w="1879" w:type="dxa"/>
+            <w:tcW w:w="1705" w:type="dxa"/>
           </w:tcPr>
           <w:p>
             <w:pPr>
@@ -5978,7 +5463,6 @@
               </w:rPr>
             </w:pPr>
             <w:proofErr w:type="spellStart"/>
-            <w:proofErr w:type="gramStart"/>
             <w:r>
               <w:rPr>
                 <w:b/>
@@ -5992,22 +5476,14 @@
                 <w:b/>
                 <w:bCs/>
               </w:rPr>
-              <w:t>(</w:t>
-            </w:r>
-            <w:proofErr w:type="gramEnd"/>
-            <w:r>
-              <w:rPr>
-                <w:b/>
-                <w:bCs/>
-              </w:rPr>
-              <w:t>)</w:t>
+              <w:t>()</w:t>
             </w:r>
           </w:p>
           <w:p/>
         </w:tc>
         <w:tc>
           <w:tcPr>
-            <w:tcW w:w="1879" w:type="dxa"/>
+            <w:tcW w:w="885" w:type="dxa"/>
           </w:tcPr>
           <w:p>
             <w:pPr>
@@ -6020,6 +5496,8 @@
               <w:rPr>
                 <w:b/>
                 <w:bCs/>
+                <w:sz w:val="16"/>
+                <w:szCs w:val="16"/>
               </w:rPr>
               <w:t>2.7113</w:t>
             </w:r>
@@ -6027,7 +5505,7 @@
         </w:tc>
         <w:tc>
           <w:tcPr>
-            <w:tcW w:w="1879" w:type="dxa"/>
+            <w:tcW w:w="720" w:type="dxa"/>
           </w:tcPr>
           <w:p>
             <w:pPr>
@@ -6040,6 +5518,8 @@
               <w:rPr>
                 <w:b/>
                 <w:bCs/>
+                <w:sz w:val="16"/>
+                <w:szCs w:val="16"/>
               </w:rPr>
               <w:t>5.8884</w:t>
             </w:r>
@@ -6047,7 +5527,7 @@
         </w:tc>
         <w:tc>
           <w:tcPr>
-            <w:tcW w:w="1879" w:type="dxa"/>
+            <w:tcW w:w="735" w:type="dxa"/>
           </w:tcPr>
           <w:p>
             <w:pPr>
@@ -6060,6 +5540,8 @@
               <w:rPr>
                 <w:b/>
                 <w:bCs/>
+                <w:sz w:val="16"/>
+                <w:szCs w:val="16"/>
               </w:rPr>
               <w:t>7.5676</w:t>
             </w:r>
@@ -6067,7 +5549,7 @@
         </w:tc>
         <w:tc>
           <w:tcPr>
-            <w:tcW w:w="1880" w:type="dxa"/>
+            <w:tcW w:w="811" w:type="dxa"/>
           </w:tcPr>
           <w:p>
             <w:pPr>
@@ -6080,6 +5562,8 @@
               <w:rPr>
                 <w:b/>
                 <w:bCs/>
+                <w:sz w:val="16"/>
+                <w:szCs w:val="16"/>
               </w:rPr>
               <w:t>57.2691</w:t>
             </w:r>
@@ -6089,61 +5573,72 @@
       <w:tr>
         <w:tc>
           <w:tcPr>
-            <w:tcW w:w="1879" w:type="dxa"/>
+            <w:tcW w:w="1705" w:type="dxa"/>
           </w:tcPr>
           <w:p>
             <w:proofErr w:type="spellStart"/>
-            <w:proofErr w:type="gramStart"/>
             <w:r>
               <w:t>InitParallelPartitioned</w:t>
             </w:r>
             <w:proofErr w:type="spellEnd"/>
             <w:r>
-              <w:t>(</w:t>
-            </w:r>
-            <w:proofErr w:type="gramEnd"/>
-            <w:r>
-              <w:t>)</w:t>
+              <w:t>()</w:t>
             </w:r>
           </w:p>
           <w:p/>
         </w:tc>
         <w:tc>
           <w:tcPr>
-            <w:tcW w:w="1879" w:type="dxa"/>
+            <w:tcW w:w="885" w:type="dxa"/>
           </w:tcPr>
           <w:p>
             <w:r>
+              <w:rPr>
+                <w:sz w:val="16"/>
+                <w:szCs w:val="16"/>
+              </w:rPr>
               <w:t>3.4371</w:t>
             </w:r>
           </w:p>
         </w:tc>
         <w:tc>
           <w:tcPr>
-            <w:tcW w:w="1879" w:type="dxa"/>
+            <w:tcW w:w="720" w:type="dxa"/>
           </w:tcPr>
           <w:p>
             <w:r>
+              <w:rPr>
+                <w:sz w:val="16"/>
+                <w:szCs w:val="16"/>
+              </w:rPr>
               <w:t>5.8980</w:t>
             </w:r>
           </w:p>
         </w:tc>
         <w:tc>
           <w:tcPr>
-            <w:tcW w:w="1879" w:type="dxa"/>
+            <w:tcW w:w="735" w:type="dxa"/>
           </w:tcPr>
           <w:p>
             <w:r>
+              <w:rPr>
+                <w:sz w:val="16"/>
+                <w:szCs w:val="16"/>
+              </w:rPr>
               <w:t>8.048</w:t>
             </w:r>
           </w:p>
         </w:tc>
         <w:tc>
           <w:tcPr>
-            <w:tcW w:w="1880" w:type="dxa"/>
+            <w:tcW w:w="811" w:type="dxa"/>
           </w:tcPr>
           <w:p>
             <w:r>
+              <w:rPr>
+                <w:sz w:val="16"/>
+                <w:szCs w:val="16"/>
+              </w:rPr>
               <w:t>64.7798</w:t>
             </w:r>
           </w:p>
@@ -6252,6 +5747,9 @@
     </w:p>
     <w:p/>
     <w:p>
+      <w:pPr>
+        <w:jc w:val="both"/>
+      </w:pPr>
       <w:r>
         <w:t>To further validate our parallelization approaches, we conducted detailed performance measurements comparing four initialization methods:</w:t>
       </w:r>
@@ -6265,19 +5763,11 @@
       </w:pPr>
       <w:proofErr w:type="spellStart"/>
       <w:r>
-        <w:t>Single_Threaded_Optimized_</w:t>
-      </w:r>
-      <w:proofErr w:type="gramStart"/>
-      <w:r>
-        <w:t>Init</w:t>
+        <w:t>Single_Threaded_Optimized_Init</w:t>
       </w:r>
       <w:proofErr w:type="spellEnd"/>
       <w:r>
-        <w:t>(</w:t>
-      </w:r>
-      <w:proofErr w:type="gramEnd"/>
-      <w:r>
-        <w:t>) - Our optimized baseline</w:t>
+        <w:t>() - Our optimized baseline</w:t>
       </w:r>
     </w:p>
     <w:p>
@@ -6288,17 +5778,12 @@
         </w:numPr>
       </w:pPr>
       <w:proofErr w:type="spellStart"/>
-      <w:proofErr w:type="gramStart"/>
       <w:r>
         <w:t>InitParallelRegularDictionary</w:t>
       </w:r>
       <w:proofErr w:type="spellEnd"/>
       <w:r>
-        <w:t>(</w:t>
-      </w:r>
-      <w:proofErr w:type="gramEnd"/>
-      <w:r>
-        <w:t>) - Parallel with locks</w:t>
+        <w:t>() - Parallel with locks</w:t>
       </w:r>
     </w:p>
     <w:p>
@@ -6309,17 +5794,12 @@
         </w:numPr>
       </w:pPr>
       <w:proofErr w:type="spellStart"/>
-      <w:proofErr w:type="gramStart"/>
       <w:r>
         <w:t>InitParallelWithConcurrentDictionary</w:t>
       </w:r>
       <w:proofErr w:type="spellEnd"/>
       <w:r>
-        <w:t>(</w:t>
-      </w:r>
-      <w:proofErr w:type="gramEnd"/>
-      <w:r>
-        <w:t xml:space="preserve">) - Parallel with </w:t>
+        <w:t xml:space="preserve">() - Parallel with </w:t>
       </w:r>
       <w:proofErr w:type="spellStart"/>
       <w:r>
@@ -6335,17 +5815,12 @@
         </w:numPr>
       </w:pPr>
       <w:proofErr w:type="spellStart"/>
-      <w:proofErr w:type="gramStart"/>
       <w:r>
         <w:t>InitParallelPartitioned</w:t>
       </w:r>
       <w:proofErr w:type="spellEnd"/>
       <w:r>
-        <w:t>(</w:t>
-      </w:r>
-      <w:proofErr w:type="gramEnd"/>
-      <w:r>
-        <w:t>) - Parallel with partitioned workload</w:t>
+        <w:t>() - Parallel with partitioned workload</w:t>
       </w:r>
     </w:p>
     <w:p>
@@ -6453,23 +5928,7 @@
                             </w:r>
                             <w:proofErr w:type="spellEnd"/>
                             <w:r>
-                              <w:t xml:space="preserve"> = new </w:t>
-                            </w:r>
-                            <w:proofErr w:type="gramStart"/>
-                            <w:r>
-                              <w:t>int[</w:t>
-                            </w:r>
-                            <w:proofErr w:type="gramEnd"/>
-                            <w:r>
-                              <w:t xml:space="preserve">] </w:t>
-                            </w:r>
-                            <w:proofErr w:type="gramStart"/>
-                            <w:r>
-                              <w:t>{ 100</w:t>
-                            </w:r>
-                            <w:proofErr w:type="gramEnd"/>
-                            <w:r>
-                              <w:t xml:space="preserve"> }, // Example dimensions</w:t>
+                              <w:t xml:space="preserve"> = new int[] { 100 }, // Example dimensions</w:t>
                             </w:r>
                           </w:p>
                           <w:p>
@@ -6549,8 +6008,29 @@
                     </w:p>
                     <w:p>
                       <w:r>
-                        <w:t xml:space="preserve"> HtmConfig htmConfig = new HtmConfig</w:t>
+                        <w:t xml:space="preserve"> </w:t>
                       </w:r>
+                      <w:proofErr w:type="spellStart"/>
+                      <w:r>
+                        <w:t>HtmConfig</w:t>
+                      </w:r>
+                      <w:proofErr w:type="spellEnd"/>
+                      <w:r>
+                        <w:t xml:space="preserve"> </w:t>
+                      </w:r>
+                      <w:proofErr w:type="spellStart"/>
+                      <w:r>
+                        <w:t>htmConfig</w:t>
+                      </w:r>
+                      <w:proofErr w:type="spellEnd"/>
+                      <w:r>
+                        <w:t xml:space="preserve"> = new </w:t>
+                      </w:r>
+                      <w:proofErr w:type="spellStart"/>
+                      <w:r>
+                        <w:t>HtmConfig</w:t>
+                      </w:r>
+                      <w:proofErr w:type="spellEnd"/>
                     </w:p>
                     <w:p>
                       <w:r>
@@ -6559,22 +6039,54 @@
                     </w:p>
                     <w:p>
                       <w:r>
-                        <w:t xml:space="preserve">     ColumnDimensions = new int[] { 100 }, // Example dimensions</w:t>
+                        <w:t xml:space="preserve">     </w:t>
+                      </w:r>
+                      <w:proofErr w:type="spellStart"/>
+                      <w:r>
+                        <w:t>ColumnDimensions</w:t>
+                      </w:r>
+                      <w:proofErr w:type="spellEnd"/>
+                      <w:r>
+                        <w:t xml:space="preserve"> = new int[] { 100 }, // Example dimensions</w:t>
                       </w:r>
                     </w:p>
                     <w:p>
                       <w:r>
-                        <w:t xml:space="preserve">     CellsPerColumn = 32,</w:t>
+                        <w:t xml:space="preserve">     </w:t>
+                      </w:r>
+                      <w:proofErr w:type="spellStart"/>
+                      <w:r>
+                        <w:t>CellsPerColumn</w:t>
+                      </w:r>
+                      <w:proofErr w:type="spellEnd"/>
+                      <w:r>
+                        <w:t xml:space="preserve"> = 32,</w:t>
                       </w:r>
                     </w:p>
                     <w:p>
                       <w:r>
-                        <w:t xml:space="preserve">     SynPermConnected = 0.1,</w:t>
+                        <w:t xml:space="preserve">     </w:t>
+                      </w:r>
+                      <w:proofErr w:type="spellStart"/>
+                      <w:r>
+                        <w:t>SynPermConnected</w:t>
+                      </w:r>
+                      <w:proofErr w:type="spellEnd"/>
+                      <w:r>
+                        <w:t xml:space="preserve"> = 0.1,</w:t>
                       </w:r>
                     </w:p>
                     <w:p>
                       <w:r>
-                        <w:t xml:space="preserve">     NumInputs = 100</w:t>
+                        <w:t xml:space="preserve">     </w:t>
+                      </w:r>
+                      <w:proofErr w:type="spellStart"/>
+                      <w:r>
+                        <w:t>NumInputs</w:t>
+                      </w:r>
+                      <w:proofErr w:type="spellEnd"/>
+                      <w:r>
+                        <w:t xml:space="preserve"> = 100</w:t>
                       </w:r>
                     </w:p>
                     <w:p>
@@ -6665,7 +6177,7 @@
                     <pic:cNvPicPr/>
                   </pic:nvPicPr>
                   <pic:blipFill>
-                    <a:blip r:embed="rId25"/>
+                    <a:blip r:embed="rId26"/>
                     <a:stretch>
                       <a:fillRect/>
                     </a:stretch>
@@ -6848,19 +6360,20 @@
     <w:tbl>
       <w:tblPr>
         <w:tblStyle w:val="TableGrid"/>
-        <w:tblW w:w="0" w:type="auto"/>
+        <w:tblW w:w="4855" w:type="dxa"/>
+        <w:tblLayout w:type="fixed"/>
         <w:tblLook w:val="04A0" w:firstRow="1" w:lastRow="0" w:firstColumn="1" w:lastColumn="0" w:noHBand="0" w:noVBand="1"/>
       </w:tblPr>
       <w:tblGrid>
-        <w:gridCol w:w="2291"/>
-        <w:gridCol w:w="884"/>
-        <w:gridCol w:w="884"/>
-        <w:gridCol w:w="797"/>
+        <w:gridCol w:w="2155"/>
+        <w:gridCol w:w="900"/>
+        <w:gridCol w:w="810"/>
+        <w:gridCol w:w="990"/>
       </w:tblGrid>
       <w:tr>
         <w:tc>
           <w:tcPr>
-            <w:tcW w:w="3196" w:type="dxa"/>
+            <w:tcW w:w="2155" w:type="dxa"/>
           </w:tcPr>
           <w:p>
             <w:r>
@@ -6870,40 +6383,30 @@
         </w:tc>
         <w:tc>
           <w:tcPr>
-            <w:tcW w:w="1558" w:type="dxa"/>
+            <w:tcW w:w="900" w:type="dxa"/>
           </w:tcPr>
           <w:p>
             <w:r>
-              <w:t xml:space="preserve">Max Initialization </w:t>
-            </w:r>
-            <w:r>
-              <w:lastRenderedPageBreak/>
-              <w:t>Time (s)</w:t>
+              <w:t>Max Initialization Time (s)</w:t>
             </w:r>
           </w:p>
         </w:tc>
         <w:tc>
           <w:tcPr>
-            <w:tcW w:w="1558" w:type="dxa"/>
+            <w:tcW w:w="810" w:type="dxa"/>
           </w:tcPr>
           <w:p>
             <w:r>
-              <w:lastRenderedPageBreak/>
-              <w:t xml:space="preserve">Min Initialization </w:t>
-            </w:r>
-            <w:r>
-              <w:lastRenderedPageBreak/>
-              <w:t>Time (s)</w:t>
+              <w:t>Min Initialization Time (s)</w:t>
             </w:r>
           </w:p>
         </w:tc>
         <w:tc>
           <w:tcPr>
-            <w:tcW w:w="1478" w:type="dxa"/>
+            <w:tcW w:w="990" w:type="dxa"/>
           </w:tcPr>
           <w:p>
             <w:r>
-              <w:lastRenderedPageBreak/>
               <w:t>Ratio (Max/Min)</w:t>
             </w:r>
           </w:p>
@@ -6912,30 +6415,22 @@
       <w:tr>
         <w:tc>
           <w:tcPr>
-            <w:tcW w:w="3196" w:type="dxa"/>
+            <w:tcW w:w="2155" w:type="dxa"/>
           </w:tcPr>
           <w:p>
             <w:proofErr w:type="spellStart"/>
             <w:r>
-              <w:t>Single_Threaded_Optimized_</w:t>
-            </w:r>
-            <w:proofErr w:type="gramStart"/>
-            <w:r>
-              <w:t>Init</w:t>
+              <w:t>Single_Threaded_Optimized_Init</w:t>
             </w:r>
             <w:proofErr w:type="spellEnd"/>
             <w:r>
-              <w:t>(</w:t>
-            </w:r>
-            <w:proofErr w:type="gramEnd"/>
-            <w:r>
-              <w:t>)</w:t>
+              <w:t>()</w:t>
             </w:r>
           </w:p>
         </w:tc>
         <w:tc>
           <w:tcPr>
-            <w:tcW w:w="1558" w:type="dxa"/>
+            <w:tcW w:w="900" w:type="dxa"/>
           </w:tcPr>
           <w:p>
             <w:r>
@@ -6945,7 +6440,7 @@
         </w:tc>
         <w:tc>
           <w:tcPr>
-            <w:tcW w:w="1558" w:type="dxa"/>
+            <w:tcW w:w="810" w:type="dxa"/>
           </w:tcPr>
           <w:p>
             <w:r>
@@ -6955,10 +6450,14 @@
         </w:tc>
         <w:tc>
           <w:tcPr>
-            <w:tcW w:w="1478" w:type="dxa"/>
+            <w:tcW w:w="990" w:type="dxa"/>
           </w:tcPr>
           <w:p>
             <w:r>
+              <w:rPr>
+                <w:sz w:val="18"/>
+                <w:szCs w:val="18"/>
+              </w:rPr>
               <w:t>1821.9328</w:t>
             </w:r>
           </w:p>
@@ -6967,27 +6466,22 @@
       <w:tr>
         <w:tc>
           <w:tcPr>
-            <w:tcW w:w="3196" w:type="dxa"/>
+            <w:tcW w:w="2155" w:type="dxa"/>
           </w:tcPr>
           <w:p>
             <w:proofErr w:type="spellStart"/>
-            <w:proofErr w:type="gramStart"/>
             <w:r>
               <w:t>InitParallelRegularDictionary</w:t>
             </w:r>
             <w:proofErr w:type="spellEnd"/>
             <w:r>
-              <w:t>(</w:t>
-            </w:r>
-            <w:proofErr w:type="gramEnd"/>
-            <w:r>
-              <w:t>)</w:t>
+              <w:t>()</w:t>
             </w:r>
           </w:p>
         </w:tc>
         <w:tc>
           <w:tcPr>
-            <w:tcW w:w="1558" w:type="dxa"/>
+            <w:tcW w:w="900" w:type="dxa"/>
           </w:tcPr>
           <w:p>
             <w:r>
@@ -6997,7 +6491,7 @@
         </w:tc>
         <w:tc>
           <w:tcPr>
-            <w:tcW w:w="1558" w:type="dxa"/>
+            <w:tcW w:w="810" w:type="dxa"/>
           </w:tcPr>
           <w:p>
             <w:r>
@@ -7007,10 +6501,14 @@
         </w:tc>
         <w:tc>
           <w:tcPr>
-            <w:tcW w:w="1478" w:type="dxa"/>
+            <w:tcW w:w="990" w:type="dxa"/>
           </w:tcPr>
           <w:p>
             <w:r>
+              <w:rPr>
+                <w:sz w:val="18"/>
+                <w:szCs w:val="18"/>
+              </w:rPr>
               <w:t>620.3035</w:t>
             </w:r>
           </w:p>
@@ -7019,27 +6517,23 @@
       <w:tr>
         <w:tc>
           <w:tcPr>
-            <w:tcW w:w="3196" w:type="dxa"/>
+            <w:tcW w:w="2155" w:type="dxa"/>
           </w:tcPr>
           <w:p>
             <w:proofErr w:type="spellStart"/>
-            <w:proofErr w:type="gramStart"/>
             <w:r>
+              <w:lastRenderedPageBreak/>
               <w:t>InitParallelWithConcurrentDictionary</w:t>
             </w:r>
             <w:proofErr w:type="spellEnd"/>
             <w:r>
-              <w:t>(</w:t>
-            </w:r>
-            <w:proofErr w:type="gramEnd"/>
-            <w:r>
-              <w:t>)</w:t>
+              <w:t>()</w:t>
             </w:r>
           </w:p>
         </w:tc>
         <w:tc>
           <w:tcPr>
-            <w:tcW w:w="1558" w:type="dxa"/>
+            <w:tcW w:w="900" w:type="dxa"/>
           </w:tcPr>
           <w:p>
             <w:r>
@@ -7049,7 +6543,7 @@
         </w:tc>
         <w:tc>
           <w:tcPr>
-            <w:tcW w:w="1558" w:type="dxa"/>
+            <w:tcW w:w="810" w:type="dxa"/>
           </w:tcPr>
           <w:p>
             <w:r>
@@ -7059,7 +6553,7 @@
         </w:tc>
         <w:tc>
           <w:tcPr>
-            <w:tcW w:w="1478" w:type="dxa"/>
+            <w:tcW w:w="990" w:type="dxa"/>
           </w:tcPr>
           <w:p>
             <w:pPr>
@@ -7072,6 +6566,8 @@
               <w:rPr>
                 <w:b/>
                 <w:bCs/>
+                <w:sz w:val="18"/>
+                <w:szCs w:val="18"/>
               </w:rPr>
               <w:t>457.4827</w:t>
             </w:r>
@@ -7081,27 +6577,22 @@
       <w:tr>
         <w:tc>
           <w:tcPr>
-            <w:tcW w:w="3196" w:type="dxa"/>
+            <w:tcW w:w="2155" w:type="dxa"/>
           </w:tcPr>
           <w:p>
             <w:proofErr w:type="spellStart"/>
-            <w:proofErr w:type="gramStart"/>
             <w:r>
               <w:t>InitParallelPartitioned</w:t>
             </w:r>
             <w:proofErr w:type="spellEnd"/>
             <w:r>
-              <w:t>(</w:t>
-            </w:r>
-            <w:proofErr w:type="gramEnd"/>
-            <w:r>
-              <w:t>)</w:t>
+              <w:t>()</w:t>
             </w:r>
           </w:p>
         </w:tc>
         <w:tc>
           <w:tcPr>
-            <w:tcW w:w="1558" w:type="dxa"/>
+            <w:tcW w:w="900" w:type="dxa"/>
           </w:tcPr>
           <w:p>
             <w:r>
@@ -7111,7 +6602,7 @@
         </w:tc>
         <w:tc>
           <w:tcPr>
-            <w:tcW w:w="1558" w:type="dxa"/>
+            <w:tcW w:w="810" w:type="dxa"/>
           </w:tcPr>
           <w:p>
             <w:r>
@@ -7121,10 +6612,14 @@
         </w:tc>
         <w:tc>
           <w:tcPr>
-            <w:tcW w:w="1478" w:type="dxa"/>
+            <w:tcW w:w="990" w:type="dxa"/>
           </w:tcPr>
           <w:p>
             <w:r>
+              <w:rPr>
+                <w:sz w:val="18"/>
+                <w:szCs w:val="18"/>
+              </w:rPr>
               <w:t>530.4263</w:t>
             </w:r>
           </w:p>
@@ -7226,7 +6721,6 @@
         <w:t>The </w:t>
       </w:r>
       <w:proofErr w:type="spellStart"/>
-      <w:proofErr w:type="gramStart"/>
       <w:r>
         <w:rPr>
           <w:color w:val="0D0D0D"/>
@@ -7240,15 +6734,7 @@
           <w:color w:val="0D0D0D"/>
           <w:shd w:val="clear" w:color="auto" w:fill="FFFFFF"/>
         </w:rPr>
-        <w:t>(</w:t>
-      </w:r>
-      <w:proofErr w:type="gramEnd"/>
-      <w:r>
-        <w:rPr>
-          <w:color w:val="0D0D0D"/>
-          <w:shd w:val="clear" w:color="auto" w:fill="FFFFFF"/>
-        </w:rPr>
-        <w:t>) method demonstrates the lowest max/min ratio, indicating that it offers the most consistent performance even in worst-case scenarios.</w:t>
+        <w:t>() method demonstrates the lowest max/min ratio, indicating that it offers the most consistent performance even in worst-case scenarios.</w:t>
       </w:r>
     </w:p>
     <w:p>
@@ -7344,7 +6830,6 @@
         </w:rPr>
       </w:pPr>
       <w:proofErr w:type="spellStart"/>
-      <w:proofErr w:type="gramStart"/>
       <w:r>
         <w:rPr>
           <w:color w:val="0D0D0D"/>
@@ -7358,15 +6843,7 @@
           <w:color w:val="0D0D0D"/>
           <w:shd w:val="clear" w:color="auto" w:fill="FFFFFF"/>
         </w:rPr>
-        <w:t>(</w:t>
-      </w:r>
-      <w:proofErr w:type="gramEnd"/>
-      <w:r>
-        <w:rPr>
-          <w:color w:val="0D0D0D"/>
-          <w:shd w:val="clear" w:color="auto" w:fill="FFFFFF"/>
-        </w:rPr>
-        <w:t>) method outperforms the other methods in terms of </w:t>
+        <w:t>() method outperforms the other methods in terms of </w:t>
       </w:r>
       <w:r>
         <w:rPr>
@@ -7479,7 +6956,6 @@
         <w:t>The </w:t>
       </w:r>
       <w:proofErr w:type="spellStart"/>
-      <w:proofErr w:type="gramStart"/>
       <w:r>
         <w:rPr>
           <w:color w:val="0D0D0D"/>
@@ -7493,15 +6969,7 @@
           <w:color w:val="0D0D0D"/>
           <w:shd w:val="clear" w:color="auto" w:fill="FFFFFF"/>
         </w:rPr>
-        <w:t>(</w:t>
-      </w:r>
-      <w:proofErr w:type="gramEnd"/>
-      <w:r>
-        <w:rPr>
-          <w:color w:val="0D0D0D"/>
-          <w:shd w:val="clear" w:color="auto" w:fill="FFFFFF"/>
-        </w:rPr>
-        <w:t>) meth</w:t>
+        <w:t>() meth</w:t>
       </w:r>
       <w:r>
         <w:rPr>
@@ -7729,44 +7197,19 @@
         </w:rPr>
         <w:t xml:space="preserve">compares the initialization and </w:t>
       </w:r>
-      <w:proofErr w:type="gramStart"/>
-      <w:r>
-        <w:rPr>
-          <w:color w:val="0D0D0D"/>
-          <w:shd w:val="clear" w:color="auto" w:fill="FFFFFF"/>
-        </w:rPr>
-        <w:t>computation  time</w:t>
-      </w:r>
-      <w:proofErr w:type="gramEnd"/>
-      <w:r>
-        <w:rPr>
-          <w:color w:val="0D0D0D"/>
-          <w:shd w:val="clear" w:color="auto" w:fill="FFFFFF"/>
-        </w:rPr>
-        <w:t> for </w:t>
-      </w:r>
-      <w:r>
-        <w:rPr>
-          <w:color w:val="0D0D0D"/>
-          <w:shd w:val="clear" w:color="auto" w:fill="FFFFFF"/>
-        </w:rPr>
-        <w:t>the </w:t>
-      </w:r>
-      <w:proofErr w:type="gramStart"/>
-      <w:r>
-        <w:rPr>
-          <w:color w:val="0D0D0D"/>
-          <w:shd w:val="clear" w:color="auto" w:fill="FFFFFF"/>
-        </w:rPr>
-        <w:t>InitParallelWithConcurrentDictionary(</w:t>
-      </w:r>
-      <w:proofErr w:type="gramEnd"/>
-      <w:r>
-        <w:rPr>
-          <w:color w:val="0D0D0D"/>
-          <w:shd w:val="clear" w:color="auto" w:fill="FFFFFF"/>
-        </w:rPr>
-        <w:t>) method across different test cases. The X-axis represents the test cases, and the Y-axis represents the time in seconds. The chart uses blue bars for initialization time and green bars for computation time.</w:t>
+      <w:r>
+        <w:rPr>
+          <w:color w:val="0D0D0D"/>
+          <w:shd w:val="clear" w:color="auto" w:fill="FFFFFF"/>
+        </w:rPr>
+        <w:t>computation  time for </w:t>
+      </w:r>
+      <w:r>
+        <w:rPr>
+          <w:color w:val="0D0D0D"/>
+          <w:shd w:val="clear" w:color="auto" w:fill="FFFFFF"/>
+        </w:rPr>
+        <w:t>the InitParallelWithConcurrentDictionary() method across different test cases. The X-axis represents the test cases, and the Y-axis represents the time in seconds. The chart uses blue bars for initialization time and green bars for computation time.</w:t>
       </w:r>
     </w:p>
     <w:p>
@@ -7792,7 +7235,6 @@
         <w:t>Initialization Time: The parallelized method (</w:t>
       </w:r>
       <w:proofErr w:type="spellStart"/>
-      <w:proofErr w:type="gramStart"/>
       <w:r>
         <w:rPr>
           <w:color w:val="0D0D0D"/>
@@ -7806,15 +7248,7 @@
           <w:color w:val="0D0D0D"/>
           <w:shd w:val="clear" w:color="auto" w:fill="FFFFFF"/>
         </w:rPr>
-        <w:t>(</w:t>
-      </w:r>
-      <w:proofErr w:type="gramEnd"/>
-      <w:r>
-        <w:rPr>
-          <w:color w:val="0D0D0D"/>
-          <w:shd w:val="clear" w:color="auto" w:fill="FFFFFF"/>
-        </w:rPr>
-        <w:t>)) consistently outperforms the single-threaded method, with a significant reduction in initialization time.</w:t>
+        <w:t>()) consistently outperforms the single-threaded method, with a significant reduction in initialization time.</w:t>
       </w:r>
     </w:p>
     <w:p>
@@ -7837,7 +7271,14 @@
           <w:color w:val="0D0D0D"/>
           <w:shd w:val="clear" w:color="auto" w:fill="FFFFFF"/>
         </w:rPr>
-        <w:t>Computation Time: The parallelized method also shows improvements in computation time, although the gains are less pronounced due to the overhead of parallel processing.</w:t>
+        <w:t xml:space="preserve">Computation Time: The parallelized method also shows improvements in computation time, although </w:t>
+      </w:r>
+      <w:r>
+        <w:rPr>
+          <w:color w:val="0D0D0D"/>
+          <w:shd w:val="clear" w:color="auto" w:fill="FFFFFF"/>
+        </w:rPr>
+        <w:t>the gains are less pronounced due to the overhead of parallel processing.</w:t>
       </w:r>
     </w:p>
     <w:p>
@@ -7895,7 +7336,6 @@
         <w:t> performance of the </w:t>
       </w:r>
       <w:proofErr w:type="spellStart"/>
-      <w:proofErr w:type="gramStart"/>
       <w:r>
         <w:rPr>
           <w:b/>
@@ -7913,47 +7353,21 @@
           <w:color w:val="0D0D0D"/>
           <w:shd w:val="clear" w:color="auto" w:fill="FFFFFF"/>
         </w:rPr>
-        <w:t>(</w:t>
-      </w:r>
-      <w:proofErr w:type="gramEnd"/>
-      <w:r>
-        <w:rPr>
-          <w:b/>
-          <w:bCs/>
-          <w:color w:val="0D0D0D"/>
-          <w:shd w:val="clear" w:color="auto" w:fill="FFFFFF"/>
-        </w:rPr>
-        <w:t>)</w:t>
-      </w:r>
-      <w:r>
-        <w:rPr>
-          <w:color w:val="0D0D0D"/>
-          <w:shd w:val="clear" w:color="auto" w:fill="FFFFFF"/>
-        </w:rPr>
-        <w:t xml:space="preserve"> method in relation to traditional </w:t>
-      </w:r>
-      <w:proofErr w:type="gramStart"/>
-      <w:r>
-        <w:rPr>
-          <w:color w:val="0D0D0D"/>
-          <w:shd w:val="clear" w:color="auto" w:fill="FFFFFF"/>
-        </w:rPr>
-        <w:t>methods.</w:t>
-      </w:r>
-      <w:r>
-        <w:rPr>
-          <w:color w:val="0D0D0D"/>
-          <w:shd w:val="clear" w:color="auto" w:fill="FFFFFF"/>
-        </w:rPr>
-        <w:t>[</w:t>
-      </w:r>
-      <w:proofErr w:type="gramEnd"/>
-      <w:r>
-        <w:rPr>
-          <w:color w:val="0D0D0D"/>
-          <w:shd w:val="clear" w:color="auto" w:fill="FFFFFF"/>
-        </w:rPr>
-        <w:t xml:space="preserve">Figure </w:t>
+        <w:t>()</w:t>
+      </w:r>
+      <w:r>
+        <w:rPr>
+          <w:color w:val="0D0D0D"/>
+          <w:shd w:val="clear" w:color="auto" w:fill="FFFFFF"/>
+        </w:rPr>
+        <w:t> method in relation to traditional methods.</w:t>
+      </w:r>
+      <w:r>
+        <w:rPr>
+          <w:color w:val="0D0D0D"/>
+          <w:shd w:val="clear" w:color="auto" w:fill="FFFFFF"/>
+        </w:rPr>
+        <w:t xml:space="preserve">[Figure </w:t>
       </w:r>
       <w:r>
         <w:rPr>
@@ -8042,7 +7456,7 @@
                     </pic:cNvPicPr>
                   </pic:nvPicPr>
                   <pic:blipFill>
-                    <a:blip r:embed="rId26" cstate="print">
+                    <a:blip r:embed="rId27" cstate="print">
                       <a:extLst>
                         <a:ext uri="{28A0092B-C50C-407E-A947-70E740481C1C}">
                           <a14:useLocalDpi xmlns:a14="http://schemas.microsoft.com/office/drawing/2010/main" val="0"/>
@@ -8175,7 +7589,7 @@
                     </pic:cNvPicPr>
                   </pic:nvPicPr>
                   <pic:blipFill>
-                    <a:blip r:embed="rId27" cstate="print">
+                    <a:blip r:embed="rId28" cstate="print">
                       <a:extLst>
                         <a:ext uri="{28A0092B-C50C-407E-A947-70E740481C1C}">
                           <a14:useLocalDpi xmlns:a14="http://schemas.microsoft.com/office/drawing/2010/main" val="0"/>
@@ -8334,7 +7748,6 @@
           <w:color w:val="0D0D0D"/>
           <w:shd w:val="clear" w:color="auto" w:fill="FFFFFF"/>
         </w:rPr>
-        <w:lastRenderedPageBreak/>
         <w:t xml:space="preserve">The </w:t>
       </w:r>
       <w:r>
@@ -8370,33 +7783,16 @@
           <w:color w:val="0D0D0D"/>
           <w:shd w:val="clear" w:color="auto" w:fill="FFFFFF"/>
         </w:rPr>
-        <w:t xml:space="preserve">ation </w:t>
-      </w:r>
-      <w:proofErr w:type="gramStart"/>
-      <w:r>
-        <w:rPr>
-          <w:color w:val="0D0D0D"/>
-          <w:shd w:val="clear" w:color="auto" w:fill="FFFFFF"/>
-        </w:rPr>
-        <w:t xml:space="preserve">of </w:t>
-      </w:r>
-      <w:r>
-        <w:rPr>
-          <w:color w:val="0D0D0D"/>
-          <w:shd w:val="clear" w:color="auto" w:fill="FFFFFF"/>
-        </w:rPr>
-        <w:t xml:space="preserve"> the</w:t>
-      </w:r>
-      <w:proofErr w:type="gramEnd"/>
-      <w:r>
-        <w:rPr>
-          <w:color w:val="0D0D0D"/>
-          <w:shd w:val="clear" w:color="auto" w:fill="FFFFFF"/>
-        </w:rPr>
-        <w:t xml:space="preserve"> relationship between initialization time and computation time for the </w:t>
+        <w:t xml:space="preserve">ation of </w:t>
+      </w:r>
+      <w:r>
+        <w:rPr>
+          <w:color w:val="0D0D0D"/>
+          <w:shd w:val="clear" w:color="auto" w:fill="FFFFFF"/>
+        </w:rPr>
+        <w:t xml:space="preserve"> the relationship between initialization time and computation time for the </w:t>
       </w:r>
       <w:proofErr w:type="spellStart"/>
-      <w:proofErr w:type="gramStart"/>
       <w:r>
         <w:rPr>
           <w:color w:val="0D0D0D"/>
@@ -8410,15 +7806,7 @@
           <w:color w:val="0D0D0D"/>
           <w:shd w:val="clear" w:color="auto" w:fill="FFFFFF"/>
         </w:rPr>
-        <w:t>(</w:t>
-      </w:r>
-      <w:proofErr w:type="gramEnd"/>
-      <w:r>
-        <w:rPr>
-          <w:color w:val="0D0D0D"/>
-          <w:shd w:val="clear" w:color="auto" w:fill="FFFFFF"/>
-        </w:rPr>
-        <w:t>) method. The X-axis represents the test cases, and the Y-axis represents the execution times in seconds. Blue circles represent the standard initialization time, while red crosses represent the parallel initialization time.</w:t>
+        <w:t>() method. The X-axis represents the test cases, and the Y-axis represents the execution times in seconds. Blue circles represent the standard initialization time, while red crosses represent the parallel initialization time.</w:t>
       </w:r>
     </w:p>
     <w:p>
@@ -8441,6 +7829,7 @@
           <w:color w:val="0D0D0D"/>
           <w:shd w:val="clear" w:color="auto" w:fill="FFFFFF"/>
         </w:rPr>
+        <w:lastRenderedPageBreak/>
         <w:t xml:space="preserve">Initialization Time: The scatter plot shows that the </w:t>
       </w:r>
       <w:r>
@@ -8458,7 +7847,6 @@
         <w:t xml:space="preserve"> method (</w:t>
       </w:r>
       <w:proofErr w:type="spellStart"/>
-      <w:proofErr w:type="gramStart"/>
       <w:r>
         <w:rPr>
           <w:color w:val="0D0D0D"/>
@@ -8472,15 +7860,7 @@
           <w:color w:val="0D0D0D"/>
           <w:shd w:val="clear" w:color="auto" w:fill="FFFFFF"/>
         </w:rPr>
-        <w:t>(</w:t>
-      </w:r>
-      <w:proofErr w:type="gramEnd"/>
-      <w:r>
-        <w:rPr>
-          <w:color w:val="0D0D0D"/>
-          <w:shd w:val="clear" w:color="auto" w:fill="FFFFFF"/>
-        </w:rPr>
-        <w:t>)) has a lower initialization time compared to the single-threaded method across all test cases.</w:t>
+        <w:t>()) has a lower initialization time compared to the single-threaded method across all test cases.</w:t>
       </w:r>
     </w:p>
     <w:p>
@@ -8503,30 +7883,14 @@
           <w:color w:val="0D0D0D"/>
           <w:shd w:val="clear" w:color="auto" w:fill="FFFFFF"/>
         </w:rPr>
-        <w:t xml:space="preserve">Computation Time: The scatter plot also highlights the consistency of the parallelized method, with most data points clustered around lower execution </w:t>
-      </w:r>
-      <w:proofErr w:type="gramStart"/>
-      <w:r>
-        <w:rPr>
-          <w:color w:val="0D0D0D"/>
-          <w:shd w:val="clear" w:color="auto" w:fill="FFFFFF"/>
-        </w:rPr>
-        <w:t>times.</w:t>
-      </w:r>
-      <w:r>
-        <w:rPr>
-          <w:color w:val="0D0D0D"/>
-          <w:shd w:val="clear" w:color="auto" w:fill="FFFFFF"/>
-        </w:rPr>
-        <w:t>[</w:t>
-      </w:r>
-      <w:proofErr w:type="gramEnd"/>
-      <w:r>
-        <w:rPr>
-          <w:color w:val="0D0D0D"/>
-          <w:shd w:val="clear" w:color="auto" w:fill="FFFFFF"/>
-        </w:rPr>
-        <w:t xml:space="preserve">Figure </w:t>
+        <w:t>Computation Time: The scatter plot also highlights the consistency of the parallelized method, with most data points clustered around lower execution times.</w:t>
+      </w:r>
+      <w:r>
+        <w:rPr>
+          <w:color w:val="0D0D0D"/>
+          <w:shd w:val="clear" w:color="auto" w:fill="FFFFFF"/>
+        </w:rPr>
+        <w:t xml:space="preserve">[Figure </w:t>
       </w:r>
       <w:r>
         <w:rPr>
@@ -8603,7 +7967,7 @@
                     </pic:cNvPicPr>
                   </pic:nvPicPr>
                   <pic:blipFill>
-                    <a:blip r:embed="rId28" cstate="print">
+                    <a:blip r:embed="rId29" cstate="print">
                       <a:extLst>
                         <a:ext uri="{28A0092B-C50C-407E-A947-70E740481C1C}">
                           <a14:useLocalDpi xmlns:a14="http://schemas.microsoft.com/office/drawing/2010/main" val="0"/>
@@ -8757,7 +8121,7 @@
                     </pic:cNvPicPr>
                   </pic:nvPicPr>
                   <pic:blipFill>
-                    <a:blip r:embed="rId29" cstate="print">
+                    <a:blip r:embed="rId30" cstate="print">
                       <a:extLst>
                         <a:ext uri="{28A0092B-C50C-407E-A947-70E740481C1C}">
                           <a14:useLocalDpi xmlns:a14="http://schemas.microsoft.com/office/drawing/2010/main" val="0"/>
@@ -8912,6 +8276,9 @@
     </w:p>
     <w:p/>
     <w:p>
+      <w:pPr>
+        <w:jc w:val="both"/>
+      </w:pPr>
       <w:r>
         <w:t>In this section, we compare the performance of the new multi-threaded method (</w:t>
       </w:r>
@@ -9012,6 +8379,9 @@
     </w:p>
     <w:p/>
     <w:p>
+      <w:pPr>
+        <w:jc w:val="both"/>
+      </w:pPr>
       <w:r>
         <w:t>This graph visualizes the performance comparison between initialization time (</w:t>
       </w:r>
@@ -9077,7 +8447,7 @@
                     </pic:cNvPicPr>
                   </pic:nvPicPr>
                   <pic:blipFill>
-                    <a:blip r:embed="rId30" cstate="print">
+                    <a:blip r:embed="rId31" cstate="print">
                       <a:extLst>
                         <a:ext uri="{28A0092B-C50C-407E-A947-70E740481C1C}">
                           <a14:useLocalDpi xmlns:a14="http://schemas.microsoft.com/office/drawing/2010/main" val="0"/>
@@ -9268,7 +8638,7 @@
                     </pic:cNvPicPr>
                   </pic:nvPicPr>
                   <pic:blipFill>
-                    <a:blip r:embed="rId31" cstate="print">
+                    <a:blip r:embed="rId32" cstate="print">
                       <a:extLst>
                         <a:ext uri="{28A0092B-C50C-407E-A947-70E740481C1C}">
                           <a14:useLocalDpi xmlns:a14="http://schemas.microsoft.com/office/drawing/2010/main" val="0"/>
@@ -9448,6 +8818,7 @@
         <w:rPr>
           <w:noProof/>
         </w:rPr>
+        <w:lastRenderedPageBreak/>
         <w:drawing>
           <wp:inline distT="0" distB="0" distL="0" distR="0" wp14:anchorId="34371C27" wp14:editId="00021926">
             <wp:extent cx="3147047" cy="1882140"/>
@@ -9466,7 +8837,7 @@
                     </pic:cNvPicPr>
                   </pic:nvPicPr>
                   <pic:blipFill>
-                    <a:blip r:embed="rId32" cstate="print">
+                    <a:blip r:embed="rId33" cstate="print">
                       <a:extLst>
                         <a:ext uri="{28A0092B-C50C-407E-A947-70E740481C1C}">
                           <a14:useLocalDpi xmlns:a14="http://schemas.microsoft.com/office/drawing/2010/main" val="0"/>
@@ -9614,7 +8985,6 @@
         </w:rPr>
         <w:t xml:space="preserve">16 </w:t>
       </w:r>
-      <w:proofErr w:type="gramStart"/>
       <w:r>
         <w:rPr>
           <w:color w:val="0D0D0D"/>
@@ -9640,9 +9010,8 @@
           <w:szCs w:val="16"/>
           <w:shd w:val="clear" w:color="auto" w:fill="FFFFFF"/>
         </w:rPr>
-        <w:t>configurations</w:t>
-      </w:r>
-      <w:proofErr w:type="gramEnd"/>
+        <w:t>configurations across multiple PCs</w:t>
+      </w:r>
       <w:r>
         <w:rPr>
           <w:color w:val="0D0D0D"/>
@@ -9650,9 +9019,8 @@
           <w:szCs w:val="16"/>
           <w:shd w:val="clear" w:color="auto" w:fill="FFFFFF"/>
         </w:rPr>
-        <w:t xml:space="preserve"> across multiple </w:t>
-      </w:r>
-      <w:proofErr w:type="gramStart"/>
+        <w:t xml:space="preserve"> </w:t>
+      </w:r>
       <w:r>
         <w:rPr>
           <w:color w:val="0D0D0D"/>
@@ -9660,27 +9028,8 @@
           <w:szCs w:val="16"/>
           <w:shd w:val="clear" w:color="auto" w:fill="FFFFFF"/>
         </w:rPr>
-        <w:t>PCs</w:t>
-      </w:r>
-      <w:r>
-        <w:rPr>
-          <w:color w:val="0D0D0D"/>
-          <w:sz w:val="16"/>
-          <w:szCs w:val="16"/>
-          <w:shd w:val="clear" w:color="auto" w:fill="FFFFFF"/>
-        </w:rPr>
-        <w:t xml:space="preserve"> </w:t>
-      </w:r>
-      <w:r>
-        <w:rPr>
-          <w:color w:val="0D0D0D"/>
-          <w:sz w:val="16"/>
-          <w:szCs w:val="16"/>
-          <w:shd w:val="clear" w:color="auto" w:fill="FFFFFF"/>
-        </w:rPr>
         <w:t>.</w:t>
       </w:r>
-      <w:proofErr w:type="gramEnd"/>
     </w:p>
     <w:p/>
     <w:p>
@@ -9729,6 +9078,9 @@
       </w:pPr>
     </w:p>
     <w:p>
+      <w:pPr>
+        <w:jc w:val="both"/>
+      </w:pPr>
       <w:r>
         <w:t>This graph compares the performance of both the new multi-threaded method (</w:t>
       </w:r>
@@ -9759,7 +9111,11 @@
         <w:t>.</w:t>
       </w:r>
     </w:p>
-    <w:p/>
+    <w:p>
+      <w:pPr>
+        <w:jc w:val="both"/>
+      </w:pPr>
+    </w:p>
     <w:p>
       <w:r>
         <w:rPr>
@@ -9783,7 +9139,7 @@
                     </pic:cNvPicPr>
                   </pic:nvPicPr>
                   <pic:blipFill>
-                    <a:blip r:embed="rId33" cstate="print">
+                    <a:blip r:embed="rId34" cstate="print">
                       <a:extLst>
                         <a:ext uri="{28A0092B-C50C-407E-A947-70E740481C1C}">
                           <a14:useLocalDpi xmlns:a14="http://schemas.microsoft.com/office/drawing/2010/main" val="0"/>
@@ -9959,7 +9315,7 @@
                     </pic:cNvPicPr>
                   </pic:nvPicPr>
                   <pic:blipFill>
-                    <a:blip r:embed="rId34" cstate="print">
+                    <a:blip r:embed="rId35" cstate="print">
                       <a:extLst>
                         <a:ext uri="{28A0092B-C50C-407E-A947-70E740481C1C}">
                           <a14:useLocalDpi xmlns:a14="http://schemas.microsoft.com/office/drawing/2010/main" val="0"/>
@@ -10122,7 +9478,7 @@
                     </pic:cNvPicPr>
                   </pic:nvPicPr>
                   <pic:blipFill>
-                    <a:blip r:embed="rId35" cstate="print">
+                    <a:blip r:embed="rId36" cstate="print">
                       <a:extLst>
                         <a:ext uri="{28A0092B-C50C-407E-A947-70E740481C1C}">
                           <a14:useLocalDpi xmlns:a14="http://schemas.microsoft.com/office/drawing/2010/main" val="0"/>
@@ -10371,7 +9727,6 @@
         <w:t>Key findings from our experiments highlight that the </w:t>
       </w:r>
       <w:proofErr w:type="spellStart"/>
-      <w:proofErr w:type="gramStart"/>
       <w:r>
         <w:rPr>
           <w:b/>
@@ -10389,17 +9744,7 @@
           <w:color w:val="0D0D0D"/>
           <w:shd w:val="clear" w:color="auto" w:fill="FFFFFF"/>
         </w:rPr>
-        <w:t>(</w:t>
-      </w:r>
-      <w:proofErr w:type="gramEnd"/>
-      <w:r>
-        <w:rPr>
-          <w:b/>
-          <w:bCs/>
-          <w:color w:val="0D0D0D"/>
-          <w:shd w:val="clear" w:color="auto" w:fill="FFFFFF"/>
-        </w:rPr>
-        <w:t>)</w:t>
+        <w:t>()</w:t>
       </w:r>
       <w:r>
         <w:rPr>
@@ -10487,8 +9832,15 @@
           <w:color w:val="0D0D0D"/>
           <w:shd w:val="clear" w:color="auto" w:fill="FFFFFF"/>
         </w:rPr>
+        <w:t xml:space="preserve">Ultimately, our project underscores the transformative potential of multithreading in AI, enabling faster, more </w:t>
+      </w:r>
+      <w:r>
+        <w:rPr>
+          <w:color w:val="0D0D0D"/>
+          <w:shd w:val="clear" w:color="auto" w:fill="FFFFFF"/>
+        </w:rPr>
         <w:lastRenderedPageBreak/>
-        <w:t>Ultimately, our project underscores the transformative potential of multithreading in AI, enabling faster, more responsive, and resource-efficient algorithms that align with the growing demands of modern computing.</w:t>
+        <w:t>responsive, and resource-efficient algorithms that align with the growing demands of modern computing.</w:t>
       </w:r>
     </w:p>
     <w:p>
@@ -13339,8 +12691,8 @@
       </w:pPr>
     </w:p>
     <w:sectPr>
-      <w:headerReference w:type="default" r:id="rId36"/>
-      <w:footerReference w:type="default" r:id="rId37"/>
+      <w:headerReference w:type="default" r:id="rId37"/>
+      <w:footerReference w:type="default" r:id="rId38"/>
       <w:type w:val="continuous"/>
       <w:pgSz w:w="11906" w:h="16838" w:code="9"/>
       <w:pgMar w:top="1080" w:right="907" w:bottom="1440" w:left="907" w:header="720" w:footer="720" w:gutter="0"/>
@@ -14844,6 +14196,155 @@
     </w:lvl>
   </w:abstractNum>
   <w:abstractNum w:abstractNumId="5" w15:restartNumberingAfterBreak="0">
+    <w:nsid w:val="25310702"/>
+    <w:multiLevelType w:val="multilevel"/>
+    <w:tmpl w:val="F6C8EDFC"/>
+    <w:lvl w:ilvl="0">
+      <w:start w:val="1"/>
+      <w:numFmt w:val="bullet"/>
+      <w:lvlText w:val=""/>
+      <w:lvlJc w:val="left"/>
+      <w:pPr>
+        <w:tabs>
+          <w:tab w:val="num" w:pos="720"/>
+        </w:tabs>
+        <w:ind w:left="720" w:hanging="360"/>
+      </w:pPr>
+      <w:rPr>
+        <w:rFonts w:ascii="Symbol" w:hAnsi="Symbol" w:hint="default"/>
+        <w:sz w:val="20"/>
+      </w:rPr>
+    </w:lvl>
+    <w:lvl w:ilvl="1" w:tentative="1">
+      <w:start w:val="1"/>
+      <w:numFmt w:val="bullet"/>
+      <w:lvlText w:val="o"/>
+      <w:lvlJc w:val="left"/>
+      <w:pPr>
+        <w:tabs>
+          <w:tab w:val="num" w:pos="1440"/>
+        </w:tabs>
+        <w:ind w:left="1440" w:hanging="360"/>
+      </w:pPr>
+      <w:rPr>
+        <w:rFonts w:ascii="Courier New" w:hAnsi="Courier New" w:hint="default"/>
+        <w:sz w:val="20"/>
+      </w:rPr>
+    </w:lvl>
+    <w:lvl w:ilvl="2" w:tentative="1">
+      <w:start w:val="1"/>
+      <w:numFmt w:val="bullet"/>
+      <w:lvlText w:val=""/>
+      <w:lvlJc w:val="left"/>
+      <w:pPr>
+        <w:tabs>
+          <w:tab w:val="num" w:pos="2160"/>
+        </w:tabs>
+        <w:ind w:left="2160" w:hanging="360"/>
+      </w:pPr>
+      <w:rPr>
+        <w:rFonts w:ascii="Wingdings" w:hAnsi="Wingdings" w:hint="default"/>
+        <w:sz w:val="20"/>
+      </w:rPr>
+    </w:lvl>
+    <w:lvl w:ilvl="3" w:tentative="1">
+      <w:start w:val="1"/>
+      <w:numFmt w:val="bullet"/>
+      <w:lvlText w:val=""/>
+      <w:lvlJc w:val="left"/>
+      <w:pPr>
+        <w:tabs>
+          <w:tab w:val="num" w:pos="2880"/>
+        </w:tabs>
+        <w:ind w:left="2880" w:hanging="360"/>
+      </w:pPr>
+      <w:rPr>
+        <w:rFonts w:ascii="Wingdings" w:hAnsi="Wingdings" w:hint="default"/>
+        <w:sz w:val="20"/>
+      </w:rPr>
+    </w:lvl>
+    <w:lvl w:ilvl="4" w:tentative="1">
+      <w:start w:val="1"/>
+      <w:numFmt w:val="bullet"/>
+      <w:lvlText w:val=""/>
+      <w:lvlJc w:val="left"/>
+      <w:pPr>
+        <w:tabs>
+          <w:tab w:val="num" w:pos="3600"/>
+        </w:tabs>
+        <w:ind w:left="3600" w:hanging="360"/>
+      </w:pPr>
+      <w:rPr>
+        <w:rFonts w:ascii="Wingdings" w:hAnsi="Wingdings" w:hint="default"/>
+        <w:sz w:val="20"/>
+      </w:rPr>
+    </w:lvl>
+    <w:lvl w:ilvl="5" w:tentative="1">
+      <w:start w:val="1"/>
+      <w:numFmt w:val="bullet"/>
+      <w:lvlText w:val=""/>
+      <w:lvlJc w:val="left"/>
+      <w:pPr>
+        <w:tabs>
+          <w:tab w:val="num" w:pos="4320"/>
+        </w:tabs>
+        <w:ind w:left="4320" w:hanging="360"/>
+      </w:pPr>
+      <w:rPr>
+        <w:rFonts w:ascii="Wingdings" w:hAnsi="Wingdings" w:hint="default"/>
+        <w:sz w:val="20"/>
+      </w:rPr>
+    </w:lvl>
+    <w:lvl w:ilvl="6" w:tentative="1">
+      <w:start w:val="1"/>
+      <w:numFmt w:val="bullet"/>
+      <w:lvlText w:val=""/>
+      <w:lvlJc w:val="left"/>
+      <w:pPr>
+        <w:tabs>
+          <w:tab w:val="num" w:pos="5040"/>
+        </w:tabs>
+        <w:ind w:left="5040" w:hanging="360"/>
+      </w:pPr>
+      <w:rPr>
+        <w:rFonts w:ascii="Wingdings" w:hAnsi="Wingdings" w:hint="default"/>
+        <w:sz w:val="20"/>
+      </w:rPr>
+    </w:lvl>
+    <w:lvl w:ilvl="7" w:tentative="1">
+      <w:start w:val="1"/>
+      <w:numFmt w:val="bullet"/>
+      <w:lvlText w:val=""/>
+      <w:lvlJc w:val="left"/>
+      <w:pPr>
+        <w:tabs>
+          <w:tab w:val="num" w:pos="5760"/>
+        </w:tabs>
+        <w:ind w:left="5760" w:hanging="360"/>
+      </w:pPr>
+      <w:rPr>
+        <w:rFonts w:ascii="Wingdings" w:hAnsi="Wingdings" w:hint="default"/>
+        <w:sz w:val="20"/>
+      </w:rPr>
+    </w:lvl>
+    <w:lvl w:ilvl="8" w:tentative="1">
+      <w:start w:val="1"/>
+      <w:numFmt w:val="bullet"/>
+      <w:lvlText w:val=""/>
+      <w:lvlJc w:val="left"/>
+      <w:pPr>
+        <w:tabs>
+          <w:tab w:val="num" w:pos="6480"/>
+        </w:tabs>
+        <w:ind w:left="6480" w:hanging="360"/>
+      </w:pPr>
+      <w:rPr>
+        <w:rFonts w:ascii="Wingdings" w:hAnsi="Wingdings" w:hint="default"/>
+        <w:sz w:val="20"/>
+      </w:rPr>
+    </w:lvl>
+  </w:abstractNum>
+  <w:abstractNum w:abstractNumId="6" w15:restartNumberingAfterBreak="0">
     <w:nsid w:val="26FE1FCF"/>
     <w:multiLevelType w:val="hybridMultilevel"/>
     <w:tmpl w:val="33826962"/>
@@ -15004,7 +14505,7 @@
       </w:rPr>
     </w:lvl>
   </w:abstractNum>
-  <w:abstractNum w:abstractNumId="6" w15:restartNumberingAfterBreak="0">
+  <w:abstractNum w:abstractNumId="7" w15:restartNumberingAfterBreak="0">
     <w:nsid w:val="283C422F"/>
     <w:multiLevelType w:val="multilevel"/>
     <w:tmpl w:val="AC84B624"/>
@@ -15153,7 +14654,7 @@
       </w:rPr>
     </w:lvl>
   </w:abstractNum>
-  <w:abstractNum w:abstractNumId="7" w15:restartNumberingAfterBreak="0">
+  <w:abstractNum w:abstractNumId="8" w15:restartNumberingAfterBreak="0">
     <w:nsid w:val="295E475E"/>
     <w:multiLevelType w:val="multilevel"/>
     <w:tmpl w:val="55FE7FEE"/>
@@ -15266,7 +14767,7 @@
       </w:pPr>
     </w:lvl>
   </w:abstractNum>
-  <w:abstractNum w:abstractNumId="8" w15:restartNumberingAfterBreak="0">
+  <w:abstractNum w:abstractNumId="9" w15:restartNumberingAfterBreak="0">
     <w:nsid w:val="32DD0560"/>
     <w:multiLevelType w:val="multilevel"/>
     <w:tmpl w:val="AFA4D2DA"/>
@@ -15416,7 +14917,7 @@
       </w:rPr>
     </w:lvl>
   </w:abstractNum>
-  <w:abstractNum w:abstractNumId="9" w15:restartNumberingAfterBreak="0">
+  <w:abstractNum w:abstractNumId="10" w15:restartNumberingAfterBreak="0">
     <w:nsid w:val="37660336"/>
     <w:multiLevelType w:val="hybridMultilevel"/>
     <w:tmpl w:val="754EAC84"/>
@@ -15557,7 +15058,7 @@
       </w:rPr>
     </w:lvl>
   </w:abstractNum>
-  <w:abstractNum w:abstractNumId="10" w15:restartNumberingAfterBreak="0">
+  <w:abstractNum w:abstractNumId="11" w15:restartNumberingAfterBreak="0">
     <w:nsid w:val="37FE412E"/>
     <w:multiLevelType w:val="multilevel"/>
     <w:tmpl w:val="31C26738"/>
@@ -15707,7 +15208,7 @@
       </w:rPr>
     </w:lvl>
   </w:abstractNum>
-  <w:abstractNum w:abstractNumId="11" w15:restartNumberingAfterBreak="0">
+  <w:abstractNum w:abstractNumId="12" w15:restartNumberingAfterBreak="0">
     <w:nsid w:val="3DA05655"/>
     <w:multiLevelType w:val="multilevel"/>
     <w:tmpl w:val="0060CB02"/>
@@ -15857,7 +15358,7 @@
       </w:rPr>
     </w:lvl>
   </w:abstractNum>
-  <w:abstractNum w:abstractNumId="12" w15:restartNumberingAfterBreak="0">
+  <w:abstractNum w:abstractNumId="13" w15:restartNumberingAfterBreak="0">
     <w:nsid w:val="3ED65F7A"/>
     <w:multiLevelType w:val="multilevel"/>
     <w:tmpl w:val="5B74CA86"/>
@@ -16007,7 +15508,7 @@
       </w:rPr>
     </w:lvl>
   </w:abstractNum>
-  <w:abstractNum w:abstractNumId="13" w15:restartNumberingAfterBreak="0">
+  <w:abstractNum w:abstractNumId="14" w15:restartNumberingAfterBreak="0">
     <w:nsid w:val="4189603E"/>
     <w:multiLevelType w:val="multilevel"/>
     <w:tmpl w:val="1DE05D8E"/>
@@ -16213,7 +15714,7 @@
       </w:rPr>
     </w:lvl>
   </w:abstractNum>
-  <w:abstractNum w:abstractNumId="14" w15:restartNumberingAfterBreak="0">
+  <w:abstractNum w:abstractNumId="15" w15:restartNumberingAfterBreak="0">
     <w:nsid w:val="419248DC"/>
     <w:multiLevelType w:val="multilevel"/>
     <w:tmpl w:val="BA62EAE4"/>
@@ -16326,7 +15827,7 @@
       </w:pPr>
     </w:lvl>
   </w:abstractNum>
-  <w:abstractNum w:abstractNumId="15" w15:restartNumberingAfterBreak="0">
+  <w:abstractNum w:abstractNumId="16" w15:restartNumberingAfterBreak="0">
     <w:nsid w:val="493C3F76"/>
     <w:multiLevelType w:val="hybridMultilevel"/>
     <w:tmpl w:val="9A9E418C"/>
@@ -16437,7 +15938,7 @@
       </w:pPr>
     </w:lvl>
   </w:abstractNum>
-  <w:abstractNum w:abstractNumId="16" w15:restartNumberingAfterBreak="0">
+  <w:abstractNum w:abstractNumId="17" w15:restartNumberingAfterBreak="0">
     <w:nsid w:val="52CA544A"/>
     <w:multiLevelType w:val="singleLevel"/>
     <w:tmpl w:val="AED6D67E"/>
@@ -16464,7 +15965,7 @@
       </w:rPr>
     </w:lvl>
   </w:abstractNum>
-  <w:abstractNum w:abstractNumId="17" w15:restartNumberingAfterBreak="0">
+  <w:abstractNum w:abstractNumId="18" w15:restartNumberingAfterBreak="0">
     <w:nsid w:val="553D537D"/>
     <w:multiLevelType w:val="multilevel"/>
     <w:tmpl w:val="AA4E2132"/>
@@ -16614,7 +16115,7 @@
       </w:rPr>
     </w:lvl>
   </w:abstractNum>
-  <w:abstractNum w:abstractNumId="18" w15:restartNumberingAfterBreak="0">
+  <w:abstractNum w:abstractNumId="19" w15:restartNumberingAfterBreak="0">
     <w:nsid w:val="5DC47EBE"/>
     <w:multiLevelType w:val="multilevel"/>
     <w:tmpl w:val="03B6A792"/>
@@ -16727,7 +16228,7 @@
       </w:pPr>
     </w:lvl>
   </w:abstractNum>
-  <w:abstractNum w:abstractNumId="19" w15:restartNumberingAfterBreak="0">
+  <w:abstractNum w:abstractNumId="20" w15:restartNumberingAfterBreak="0">
     <w:nsid w:val="610F35F0"/>
     <w:multiLevelType w:val="multilevel"/>
     <w:tmpl w:val="E20A34CC"/>
@@ -16840,7 +16341,7 @@
       </w:pPr>
     </w:lvl>
   </w:abstractNum>
-  <w:abstractNum w:abstractNumId="20" w15:restartNumberingAfterBreak="0">
+  <w:abstractNum w:abstractNumId="21" w15:restartNumberingAfterBreak="0">
     <w:nsid w:val="62036563"/>
     <w:multiLevelType w:val="multilevel"/>
     <w:tmpl w:val="8108B7EE"/>
@@ -16989,7 +16490,7 @@
       </w:rPr>
     </w:lvl>
   </w:abstractNum>
-  <w:abstractNum w:abstractNumId="21" w15:restartNumberingAfterBreak="0">
+  <w:abstractNum w:abstractNumId="22" w15:restartNumberingAfterBreak="0">
     <w:nsid w:val="6C402C58"/>
     <w:multiLevelType w:val="hybridMultilevel"/>
     <w:tmpl w:val="9A1CA078"/>
@@ -17134,7 +16635,7 @@
       </w:rPr>
     </w:lvl>
   </w:abstractNum>
-  <w:abstractNum w:abstractNumId="22" w15:restartNumberingAfterBreak="0">
+  <w:abstractNum w:abstractNumId="23" w15:restartNumberingAfterBreak="0">
     <w:nsid w:val="6CD32DA8"/>
     <w:multiLevelType w:val="singleLevel"/>
     <w:tmpl w:val="166470C2"/>
@@ -17160,7 +16661,7 @@
       </w:rPr>
     </w:lvl>
   </w:abstractNum>
-  <w:abstractNum w:abstractNumId="23" w15:restartNumberingAfterBreak="0">
+  <w:abstractNum w:abstractNumId="24" w15:restartNumberingAfterBreak="0">
     <w:nsid w:val="78053159"/>
     <w:multiLevelType w:val="hybridMultilevel"/>
     <w:tmpl w:val="92C04ACC"/>
@@ -17275,7 +16776,7 @@
       </w:rPr>
     </w:lvl>
   </w:abstractNum>
-  <w:abstractNum w:abstractNumId="24" w15:restartNumberingAfterBreak="0">
+  <w:abstractNum w:abstractNumId="25" w15:restartNumberingAfterBreak="0">
     <w:nsid w:val="79F31FAD"/>
     <w:multiLevelType w:val="hybridMultilevel"/>
     <w:tmpl w:val="2FB8FFA8"/>
@@ -17390,7 +16891,7 @@
       </w:rPr>
     </w:lvl>
   </w:abstractNum>
-  <w:abstractNum w:abstractNumId="25" w15:restartNumberingAfterBreak="0">
+  <w:abstractNum w:abstractNumId="26" w15:restartNumberingAfterBreak="0">
     <w:nsid w:val="79F44603"/>
     <w:multiLevelType w:val="hybridMultilevel"/>
     <w:tmpl w:val="562A1320"/>
@@ -17477,7 +16978,7 @@
       </w:pPr>
     </w:lvl>
   </w:abstractNum>
-  <w:abstractNum w:abstractNumId="26" w15:restartNumberingAfterBreak="0">
+  <w:abstractNum w:abstractNumId="27" w15:restartNumberingAfterBreak="0">
     <w:nsid w:val="7DAA4735"/>
     <w:multiLevelType w:val="multilevel"/>
     <w:tmpl w:val="327040D8"/>
@@ -17628,46 +17129,46 @@
     </w:lvl>
   </w:abstractNum>
   <w:num w:numId="1" w16cid:durableId="201210135">
-    <w:abstractNumId w:val="9"/>
+    <w:abstractNumId w:val="10"/>
   </w:num>
   <w:num w:numId="2" w16cid:durableId="164590154">
-    <w:abstractNumId w:val="21"/>
+    <w:abstractNumId w:val="22"/>
   </w:num>
   <w:num w:numId="3" w16cid:durableId="1348554600">
-    <w:abstractNumId w:val="5"/>
+    <w:abstractNumId w:val="6"/>
   </w:num>
   <w:num w:numId="4" w16cid:durableId="1456287117">
+    <w:abstractNumId w:val="14"/>
+  </w:num>
+  <w:num w:numId="5" w16cid:durableId="261450582">
+    <w:abstractNumId w:val="17"/>
+  </w:num>
+  <w:num w:numId="6" w16cid:durableId="449059100">
+    <w:abstractNumId w:val="23"/>
+  </w:num>
+  <w:num w:numId="7" w16cid:durableId="964695844">
+    <w:abstractNumId w:val="16"/>
+  </w:num>
+  <w:num w:numId="8" w16cid:durableId="579994082">
+    <w:abstractNumId w:val="26"/>
+  </w:num>
+  <w:num w:numId="9" w16cid:durableId="362093316">
+    <w:abstractNumId w:val="19"/>
+  </w:num>
+  <w:num w:numId="10" w16cid:durableId="1086727680">
+    <w:abstractNumId w:val="25"/>
+  </w:num>
+  <w:num w:numId="11" w16cid:durableId="1505590616">
     <w:abstractNumId w:val="13"/>
   </w:num>
-  <w:num w:numId="5" w16cid:durableId="261450582">
-    <w:abstractNumId w:val="16"/>
+  <w:num w:numId="12" w16cid:durableId="1026640733">
+    <w:abstractNumId w:val="24"/>
   </w:num>
-  <w:num w:numId="6" w16cid:durableId="449059100">
-    <w:abstractNumId w:val="22"/>
-  </w:num>
-  <w:num w:numId="7" w16cid:durableId="964695844">
-    <w:abstractNumId w:val="15"/>
-  </w:num>
-  <w:num w:numId="8" w16cid:durableId="579994082">
-    <w:abstractNumId w:val="25"/>
-  </w:num>
-  <w:num w:numId="9" w16cid:durableId="362093316">
+  <w:num w:numId="13" w16cid:durableId="298347580">
     <w:abstractNumId w:val="18"/>
   </w:num>
-  <w:num w:numId="10" w16cid:durableId="1086727680">
-    <w:abstractNumId w:val="24"/>
-  </w:num>
-  <w:num w:numId="11" w16cid:durableId="1505590616">
-    <w:abstractNumId w:val="12"/>
-  </w:num>
-  <w:num w:numId="12" w16cid:durableId="1026640733">
-    <w:abstractNumId w:val="23"/>
-  </w:num>
-  <w:num w:numId="13" w16cid:durableId="298347580">
-    <w:abstractNumId w:val="17"/>
-  </w:num>
   <w:num w:numId="14" w16cid:durableId="1714772779">
-    <w:abstractNumId w:val="8"/>
+    <w:abstractNumId w:val="9"/>
   </w:num>
   <w:num w:numId="15" w16cid:durableId="533419177">
     <w:abstractNumId w:val="0"/>
@@ -17676,28 +17177,28 @@
     <w:abstractNumId w:val="2"/>
   </w:num>
   <w:num w:numId="17" w16cid:durableId="78139716">
-    <w:abstractNumId w:val="11"/>
+    <w:abstractNumId w:val="12"/>
   </w:num>
   <w:num w:numId="18" w16cid:durableId="2049334298">
-    <w:abstractNumId w:val="26"/>
+    <w:abstractNumId w:val="27"/>
   </w:num>
   <w:num w:numId="19" w16cid:durableId="1536771205">
     <w:abstractNumId w:val="1"/>
   </w:num>
   <w:num w:numId="20" w16cid:durableId="1237009252">
+    <w:abstractNumId w:val="21"/>
+  </w:num>
+  <w:num w:numId="21" w16cid:durableId="1507283509">
+    <w:abstractNumId w:val="15"/>
+  </w:num>
+  <w:num w:numId="22" w16cid:durableId="2072726708">
     <w:abstractNumId w:val="20"/>
   </w:num>
-  <w:num w:numId="21" w16cid:durableId="1507283509">
-    <w:abstractNumId w:val="14"/>
-  </w:num>
-  <w:num w:numId="22" w16cid:durableId="2072726708">
-    <w:abstractNumId w:val="19"/>
-  </w:num>
   <w:num w:numId="23" w16cid:durableId="340476981">
-    <w:abstractNumId w:val="10"/>
+    <w:abstractNumId w:val="11"/>
   </w:num>
   <w:num w:numId="24" w16cid:durableId="397871028">
-    <w:abstractNumId w:val="7"/>
+    <w:abstractNumId w:val="8"/>
   </w:num>
   <w:num w:numId="25" w16cid:durableId="576130007">
     <w:abstractNumId w:val="3"/>
@@ -17706,7 +17207,10 @@
     <w:abstractNumId w:val="4"/>
   </w:num>
   <w:num w:numId="27" w16cid:durableId="238059342">
-    <w:abstractNumId w:val="6"/>
+    <w:abstractNumId w:val="7"/>
+  </w:num>
+  <w:num w:numId="28" w16cid:durableId="948588609">
+    <w:abstractNumId w:val="5"/>
   </w:num>
   <w:numIdMacAtCleanup w:val="23"/>
 </w:numbering>
@@ -19029,15 +18533,6 @@
 </file>
 
 <file path=customXml/item1.xml><?xml version="1.0" encoding="utf-8"?>
-<?mso-contentType ?>
-<FormTemplates xmlns="http://schemas.microsoft.com/sharepoint/v3/contenttype/forms">
-  <Display>DocumentLibraryForm</Display>
-  <Edit>DocumentLibraryForm</Edit>
-  <New>DocumentLibraryForm</New>
-</FormTemplates>
-</file>
-
-<file path=customXml/item2.xml><?xml version="1.0" encoding="utf-8"?>
 <b:Sources xmlns:b="http://schemas.openxmlformats.org/officeDocument/2006/bibliography" xmlns="http://schemas.openxmlformats.org/officeDocument/2006/bibliography" SelectedStyle="\IEEE2006OfficeOnline.xsl" StyleName="IEEE" Version="2006">
   <b:Source>
     <b:Tag>Dam21</b:Tag>
@@ -19597,13 +19092,16 @@
 </b:Sources>
 </file>
 
-<file path=customXml/item3.xml><?xml version="1.0" encoding="utf-8"?>
-<p:properties xmlns:p="http://schemas.microsoft.com/office/2006/metadata/properties" xmlns:xsi="http://www.w3.org/2001/XMLSchema-instance" xmlns:pc="http://schemas.microsoft.com/office/infopath/2007/PartnerControls">
-  <documentManagement/>
-</p:properties>
+<file path=customXml/item2.xml><?xml version="1.0" encoding="utf-8"?>
+<?mso-contentType ?>
+<FormTemplates xmlns="http://schemas.microsoft.com/sharepoint/v3/contenttype/forms">
+  <Display>DocumentLibraryForm</Display>
+  <Edit>DocumentLibraryForm</Edit>
+  <New>DocumentLibraryForm</New>
+</FormTemplates>
 </file>
 
-<file path=customXml/item4.xml><?xml version="1.0" encoding="utf-8"?>
+<file path=customXml/item3.xml><?xml version="1.0" encoding="utf-8"?>
 <ct:contentTypeSchema xmlns:ct="http://schemas.microsoft.com/office/2006/metadata/contentType" xmlns:ma="http://schemas.microsoft.com/office/2006/metadata/properties/metaAttributes" ct:_="" ma:_="" ma:contentTypeName="Document" ma:contentTypeID="0x010100244DA4597C2DA943933A249CF35A3C17" ma:contentTypeVersion="5" ma:contentTypeDescription="Create a new document." ma:contentTypeScope="" ma:versionID="79cd3048bded257ca59f28facd802837">
   <xsd:schema xmlns:xsd="http://www.w3.org/2001/XMLSchema" xmlns:xs="http://www.w3.org/2001/XMLSchema" xmlns:p="http://schemas.microsoft.com/office/2006/metadata/properties" xmlns:ns3="936daadb-6db6-4468-bf48-4ae045496840" targetNamespace="http://schemas.microsoft.com/office/2006/metadata/properties" ma:root="true" ma:fieldsID="e924f1278865bce780dcb264ecb06437" ns3:_="">
     <xsd:import namespace="936daadb-6db6-4468-bf48-4ae045496840"/>
@@ -19753,7 +19251,21 @@
 </ct:contentTypeSchema>
 </file>
 
+<file path=customXml/item4.xml><?xml version="1.0" encoding="utf-8"?>
+<p:properties xmlns:p="http://schemas.microsoft.com/office/2006/metadata/properties" xmlns:xsi="http://www.w3.org/2001/XMLSchema-instance" xmlns:pc="http://schemas.microsoft.com/office/infopath/2007/PartnerControls">
+  <documentManagement/>
+</p:properties>
+</file>
+
 <file path=customXml/itemProps1.xml><?xml version="1.0" encoding="utf-8"?>
+<ds:datastoreItem xmlns:ds="http://schemas.openxmlformats.org/officeDocument/2006/customXml" ds:itemID="{9E93547A-5D10-4E37-8A3C-6D2A2F7F390C}">
+  <ds:schemaRefs>
+    <ds:schemaRef ds:uri="http://schemas.openxmlformats.org/officeDocument/2006/bibliography"/>
+  </ds:schemaRefs>
+</ds:datastoreItem>
+</file>
+
+<file path=customXml/itemProps2.xml><?xml version="1.0" encoding="utf-8"?>
 <ds:datastoreItem xmlns:ds="http://schemas.openxmlformats.org/officeDocument/2006/customXml" ds:itemID="{88F3F4E0-067B-40FB-A48B-6269F4A0D664}">
   <ds:schemaRefs>
     <ds:schemaRef ds:uri="http://schemas.microsoft.com/sharepoint/v3/contenttype/forms"/>
@@ -19761,24 +19273,7 @@
 </ds:datastoreItem>
 </file>
 
-<file path=customXml/itemProps2.xml><?xml version="1.0" encoding="utf-8"?>
-<ds:datastoreItem xmlns:ds="http://schemas.openxmlformats.org/officeDocument/2006/customXml" ds:itemID="{9E93547A-5D10-4E37-8A3C-6D2A2F7F390C}">
-  <ds:schemaRefs>
-    <ds:schemaRef ds:uri="http://schemas.openxmlformats.org/officeDocument/2006/bibliography"/>
-  </ds:schemaRefs>
-</ds:datastoreItem>
-</file>
-
 <file path=customXml/itemProps3.xml><?xml version="1.0" encoding="utf-8"?>
-<ds:datastoreItem xmlns:ds="http://schemas.openxmlformats.org/officeDocument/2006/customXml" ds:itemID="{AF927845-869C-4CF7-85EE-10A8386E5F92}">
-  <ds:schemaRefs>
-    <ds:schemaRef ds:uri="http://schemas.microsoft.com/office/2006/metadata/properties"/>
-    <ds:schemaRef ds:uri="http://schemas.microsoft.com/office/infopath/2007/PartnerControls"/>
-  </ds:schemaRefs>
-</ds:datastoreItem>
-</file>
-
-<file path=customXml/itemProps4.xml><?xml version="1.0" encoding="utf-8"?>
 <ds:datastoreItem xmlns:ds="http://schemas.openxmlformats.org/officeDocument/2006/customXml" ds:itemID="{82C9358B-E3D9-4C38-A803-67F51DB06356}">
   <ds:schemaRefs>
     <ds:schemaRef ds:uri="http://schemas.microsoft.com/office/2006/metadata/contentType"/>
@@ -19794,4 +19289,13 @@
     <ds:schemaRef ds:uri="http://schemas.microsoft.com/internal/obd"/>
   </ds:schemaRefs>
 </ds:datastoreItem>
+</file>
+
+<file path=customXml/itemProps4.xml><?xml version="1.0" encoding="utf-8"?>
+<ds:datastoreItem xmlns:ds="http://schemas.openxmlformats.org/officeDocument/2006/customXml" ds:itemID="{AF927845-869C-4CF7-85EE-10A8386E5F92}">
+  <ds:schemaRefs>
+    <ds:schemaRef ds:uri="http://schemas.microsoft.com/office/2006/metadata/properties"/>
+    <ds:schemaRef ds:uri="http://schemas.microsoft.com/office/infopath/2007/PartnerControls"/>
+  </ds:schemaRefs>
+</ds:datastoreItem>
 </file>
--- a/source/MySEProject/Documentation/ML 2425-06 Implement_Temporal_Memory_Parallel_Version_Alabaster_Neo.docx
+++ b/source/MySEProject/Documentation/ML 2425-06 Implement_Temporal_Memory_Parallel_Version_Alabaster_Neo.docx
@@ -2360,6 +2360,7 @@
         </w:rPr>
         <w:t xml:space="preserve"> </w:t>
       </w:r>
+      <w:proofErr w:type="gramStart"/>
       <w:r>
         <w:rPr>
           <w:b/>
@@ -2378,6 +2379,7 @@
         </w:rPr>
         <w:t>  loops</w:t>
       </w:r>
+      <w:proofErr w:type="gramEnd"/>
       <w:r>
         <w:rPr>
           <w:iCs/>
@@ -2803,8 +2805,9 @@
           <w:spacing w:val="5"/>
           <w:lang w:val="en-US"/>
         </w:rPr>
-        <w:t xml:space="preserve">B.1  </w:t>
-      </w:r>
+        <w:t>B.</w:t>
+      </w:r>
+      <w:proofErr w:type="gramStart"/>
       <w:r>
         <w:rPr>
           <w:i/>
@@ -2812,7 +2815,26 @@
           <w:spacing w:val="5"/>
           <w:lang w:val="en-US"/>
         </w:rPr>
-        <w:t xml:space="preserve">Why </w:t>
+        <w:t xml:space="preserve">1  </w:t>
+      </w:r>
+      <w:r>
+        <w:rPr>
+          <w:i/>
+          <w:iCs/>
+          <w:spacing w:val="5"/>
+          <w:lang w:val="en-US"/>
+        </w:rPr>
+        <w:t>Why</w:t>
+      </w:r>
+      <w:proofErr w:type="gramEnd"/>
+      <w:r>
+        <w:rPr>
+          <w:i/>
+          <w:iCs/>
+          <w:spacing w:val="5"/>
+          <w:lang w:val="en-US"/>
+        </w:rPr>
+        <w:t xml:space="preserve"> </w:t>
       </w:r>
       <w:proofErr w:type="spellStart"/>
       <w:r>
@@ -3151,6 +3173,7 @@
       <w:r>
         <w:rPr>
           <w:iCs/>
+          <w:noProof/>
           <w:spacing w:val="5"/>
           <w:lang w:val="en-US"/>
         </w:rPr>
@@ -3298,6 +3321,44 @@
     <w:p>
       <w:pPr>
         <w:pStyle w:val="BodyText"/>
+      </w:pPr>
+      <w:r>
+        <w:t>To improve the performance of our CPU-intensive initialization process, we progressively replaced the original Init() method with a series of optimized and parallelized implementations. The methodology followed a structured enhancement of the original logic.</w:t>
+      </w:r>
+    </w:p>
+    <w:p>
+      <w:pPr>
+        <w:pStyle w:val="BodyText"/>
+      </w:pPr>
+      <w:r>
+        <w:t xml:space="preserve">We began by streamlining the single-threaded version to eliminate inefficiencies such as redundant checks and suboptimal loops. Once this optimized baseline was in place, we introduced parallelization techniques to leverage multi-core CPU capabilities. These included the use of </w:t>
+      </w:r>
+      <w:proofErr w:type="spellStart"/>
+      <w:r>
+        <w:t>Parallel.For</w:t>
+      </w:r>
+      <w:proofErr w:type="spellEnd"/>
+      <w:r>
+        <w:t xml:space="preserve"> loops and thread-safe collections like </w:t>
+      </w:r>
+      <w:proofErr w:type="spellStart"/>
+      <w:r>
+        <w:t>ConcurrentDictionary</w:t>
+      </w:r>
+      <w:proofErr w:type="spellEnd"/>
+      <w:r>
+        <w:t>.</w:t>
+      </w:r>
+      <w:r>
+        <w:t xml:space="preserve"> </w:t>
+      </w:r>
+      <w:r>
+        <w:t>Each method in this evolution led to a significant reduction in both initialization and computation time, especially for large datasets where efficient CPU utilization is critical.</w:t>
+      </w:r>
+    </w:p>
+    <w:p>
+      <w:pPr>
+        <w:pStyle w:val="BodyText"/>
         <w:ind w:firstLine="0"/>
         <w:rPr>
           <w:lang w:val="en-US"/>
@@ -3307,13 +3368,13 @@
         <w:rPr>
           <w:lang w:val="en-US"/>
         </w:rPr>
-        <w:tab/>
+        <w:t>Below is a summary of the methods we implemented, along with their respective optimization strategies</w:t>
       </w:r>
       <w:r>
         <w:rPr>
           <w:lang w:val="en-US"/>
         </w:rPr>
-        <w:t>To explore different approaches to parallelization, we designed and implemented four distinct methods, each with a unique optimization strategy:</w:t>
+        <w:t>:</w:t>
       </w:r>
     </w:p>
     <w:p>
@@ -3327,16 +3388,15 @@
           <w:lang w:val="en-US"/>
         </w:rPr>
       </w:pPr>
-      <w:proofErr w:type="spellStart"/>
       <w:r>
         <w:rPr>
           <w:b/>
           <w:bCs/>
           <w:lang w:val="en-US"/>
         </w:rPr>
-        <w:t>Single_Threaded_Optimized_Init</w:t>
-      </w:r>
-      <w:proofErr w:type="spellEnd"/>
+        <w:t>Init</w:t>
+      </w:r>
+      <w:proofErr w:type="gramStart"/>
       <w:r>
         <w:rPr>
           <w:b/>
@@ -3347,9 +3407,80 @@
       </w:r>
       <w:r>
         <w:rPr>
+          <w:b/>
+          <w:bCs/>
+          <w:i/>
+          <w:iCs/>
           <w:lang w:val="en-US"/>
         </w:rPr>
-        <w:t>: This method served as a baseline for comparison. It optimized the original single-threaded implementation by reducing redundant checks and improving efficiency without introducing parallelism.</w:t>
+        <w:t>(</w:t>
+      </w:r>
+      <w:proofErr w:type="spellStart"/>
+      <w:proofErr w:type="gramEnd"/>
+      <w:r>
+        <w:rPr>
+          <w:b/>
+          <w:bCs/>
+          <w:i/>
+          <w:iCs/>
+          <w:lang w:val="en-US"/>
+        </w:rPr>
+        <w:t>Original</w:t>
+      </w:r>
+      <w:r>
+        <w:rPr>
+          <w:b/>
+          <w:bCs/>
+          <w:i/>
+          <w:iCs/>
+          <w:lang w:val="en-US"/>
+        </w:rPr>
+        <w:t>_</w:t>
+      </w:r>
+      <w:r>
+        <w:rPr>
+          <w:b/>
+          <w:bCs/>
+          <w:i/>
+          <w:iCs/>
+          <w:lang w:val="en-US"/>
+        </w:rPr>
+        <w:t>Method</w:t>
+      </w:r>
+      <w:proofErr w:type="spellEnd"/>
+      <w:r>
+        <w:rPr>
+          <w:b/>
+          <w:bCs/>
+          <w:i/>
+          <w:iCs/>
+          <w:lang w:val="en-US"/>
+        </w:rPr>
+        <w:t>)</w:t>
+      </w:r>
+      <w:r>
+        <w:rPr>
+          <w:b/>
+          <w:bCs/>
+          <w:i/>
+          <w:iCs/>
+          <w:lang w:val="en-US"/>
+        </w:rPr>
+        <w:t>:</w:t>
+      </w:r>
+      <w:r>
+        <w:rPr>
+          <w:b/>
+          <w:bCs/>
+          <w:lang w:val="en-US"/>
+        </w:rPr>
+        <w:br/>
+      </w:r>
+      <w:r>
+        <w:rPr>
+          <w:lang w:val="en-US"/>
+        </w:rPr>
+        <w:t>Single-threaded baseline method for initialization. Served as a reference point for performance comparison.</w:t>
       </w:r>
     </w:p>
     <w:p>
@@ -3370,36 +3501,40 @@
           <w:bCs/>
           <w:lang w:val="en-US"/>
         </w:rPr>
-        <w:t>InitParallelRegularDictionary</w:t>
-      </w:r>
-      <w:proofErr w:type="spellEnd"/>
+        <w:t>Single_Threaded_Optimized_</w:t>
+      </w:r>
+      <w:proofErr w:type="gramStart"/>
       <w:r>
         <w:rPr>
           <w:b/>
           <w:bCs/>
           <w:lang w:val="en-US"/>
         </w:rPr>
-        <w:t>()</w:t>
-      </w:r>
-      <w:r>
-        <w:rPr>
+        <w:t>Init</w:t>
+      </w:r>
+      <w:proofErr w:type="spellEnd"/>
+      <w:r>
+        <w:rPr>
+          <w:b/>
+          <w:bCs/>
           <w:lang w:val="en-US"/>
         </w:rPr>
-        <w:t>: This method introduced parallel execution using </w:t>
-      </w:r>
-      <w:proofErr w:type="spellStart"/>
-      <w:r>
-        <w:rPr>
+        <w:t>(</w:t>
+      </w:r>
+      <w:proofErr w:type="gramEnd"/>
+      <w:r>
+        <w:rPr>
+          <w:b/>
+          <w:bCs/>
           <w:lang w:val="en-US"/>
         </w:rPr>
-        <w:t>Parallel.For</w:t>
-      </w:r>
-      <w:proofErr w:type="spellEnd"/>
+        <w:t>)</w:t>
+      </w:r>
       <w:r>
         <w:rPr>
           <w:lang w:val="en-US"/>
         </w:rPr>
-        <w:t> loops and regular dictionaries. Thread safety was ensured using locks, which prevented race conditions during concurrent updates.</w:t>
+        <w:t>: This method served as a baseline for comparison. It optimized the original single-threaded implementation by reducing redundant checks and improving efficiency without introducing parallelism.</w:t>
       </w:r>
     </w:p>
     <w:p>
@@ -3414,13 +3549,14 @@
         </w:rPr>
       </w:pPr>
       <w:proofErr w:type="spellStart"/>
+      <w:proofErr w:type="gramStart"/>
       <w:r>
         <w:rPr>
           <w:b/>
           <w:bCs/>
           <w:lang w:val="en-US"/>
         </w:rPr>
-        <w:t>InitParallelWithConcurrentDictionary</w:t>
+        <w:t>InitParallelRegularDictionary</w:t>
       </w:r>
       <w:proofErr w:type="spellEnd"/>
       <w:r>
@@ -3429,75 +3565,48 @@
           <w:bCs/>
           <w:lang w:val="en-US"/>
         </w:rPr>
-        <w:t>()</w:t>
-      </w:r>
-      <w:r>
-        <w:rPr>
+        <w:t>(</w:t>
+      </w:r>
+      <w:proofErr w:type="gramEnd"/>
+      <w:r>
+        <w:rPr>
+          <w:b/>
+          <w:bCs/>
           <w:lang w:val="en-US"/>
         </w:rPr>
-        <w:t>: This method improved upon the previous approach by replacing</w:t>
+        <w:t>)</w:t>
       </w:r>
       <w:r>
         <w:rPr>
           <w:lang w:val="en-US"/>
         </w:rPr>
-        <w:t> </w:t>
+        <w:t>: This method introduced</w:t>
       </w:r>
       <w:r>
         <w:rPr>
           <w:lang w:val="en-US"/>
         </w:rPr>
-        <w:t>regular</w:t>
+        <w:t xml:space="preserve"> </w:t>
       </w:r>
       <w:r>
         <w:rPr>
           <w:lang w:val="en-US"/>
         </w:rPr>
-        <w:t> </w:t>
-      </w:r>
+        <w:t>parallel execution using </w:t>
+      </w:r>
+      <w:proofErr w:type="spellStart"/>
       <w:r>
         <w:rPr>
           <w:lang w:val="en-US"/>
         </w:rPr>
-        <w:t>dictionaries</w:t>
-      </w:r>
+        <w:t>Parallel.For</w:t>
+      </w:r>
+      <w:proofErr w:type="spellEnd"/>
       <w:r>
         <w:rPr>
           <w:lang w:val="en-US"/>
         </w:rPr>
-        <w:t> </w:t>
-      </w:r>
-      <w:r>
-        <w:rPr>
-          <w:lang w:val="en-US"/>
-        </w:rPr>
-        <w:t>with </w:t>
-      </w:r>
-      <w:proofErr w:type="spellStart"/>
-      <w:r>
-        <w:rPr>
-          <w:lang w:val="en-US"/>
-        </w:rPr>
-        <w:t>ConcurrentDicti</w:t>
-      </w:r>
-      <w:r>
-        <w:rPr>
-          <w:lang w:val="en-US"/>
-        </w:rPr>
-        <w:t>-</w:t>
-      </w:r>
-      <w:r>
-        <w:rPr>
-          <w:lang w:val="en-US"/>
-        </w:rPr>
-        <w:t>onary</w:t>
-      </w:r>
-      <w:proofErr w:type="spellEnd"/>
-      <w:r>
-        <w:rPr>
-          <w:lang w:val="en-US"/>
-        </w:rPr>
-        <w:t>, a thread-safe data structure. This eliminated the need for explicit locks, reducing synchronization overhead and improving performance.</w:t>
+        <w:t> loops and regular dictionaries. Thread safety was ensured using locks, which prevented race conditions during concurrent updates.</w:t>
       </w:r>
     </w:p>
     <w:p>
@@ -3512,13 +3621,14 @@
         </w:rPr>
       </w:pPr>
       <w:proofErr w:type="spellStart"/>
+      <w:proofErr w:type="gramStart"/>
       <w:r>
         <w:rPr>
           <w:b/>
           <w:bCs/>
           <w:lang w:val="en-US"/>
         </w:rPr>
-        <w:t>InitParallelPartitioned</w:t>
+        <w:t>InitParallelWithConcurrentDictionary</w:t>
       </w:r>
       <w:proofErr w:type="spellEnd"/>
       <w:r>
@@ -3527,13 +3637,181 @@
           <w:bCs/>
           <w:lang w:val="en-US"/>
         </w:rPr>
-        <w:t>()</w:t>
-      </w:r>
-      <w:r>
-        <w:rPr>
+        <w:t>(</w:t>
+      </w:r>
+      <w:proofErr w:type="gramEnd"/>
+      <w:r>
+        <w:rPr>
+          <w:b/>
+          <w:bCs/>
           <w:lang w:val="en-US"/>
         </w:rPr>
+        <w:t>)</w:t>
+      </w:r>
+      <w:r>
+        <w:rPr>
+          <w:lang w:val="en-US"/>
+        </w:rPr>
+        <w:t>: This method improved upon the previous approach by replacing</w:t>
+      </w:r>
+      <w:r>
+        <w:rPr>
+          <w:lang w:val="en-US"/>
+        </w:rPr>
+        <w:t> </w:t>
+      </w:r>
+      <w:r>
+        <w:rPr>
+          <w:lang w:val="en-US"/>
+        </w:rPr>
+        <w:t>regular</w:t>
+      </w:r>
+      <w:r>
+        <w:rPr>
+          <w:lang w:val="en-US"/>
+        </w:rPr>
+        <w:t> </w:t>
+      </w:r>
+      <w:r>
+        <w:rPr>
+          <w:lang w:val="en-US"/>
+        </w:rPr>
+        <w:t>dictionaries</w:t>
+      </w:r>
+      <w:r>
+        <w:rPr>
+          <w:lang w:val="en-US"/>
+        </w:rPr>
+        <w:t> </w:t>
+      </w:r>
+      <w:r>
+        <w:rPr>
+          <w:lang w:val="en-US"/>
+        </w:rPr>
+        <w:t>with </w:t>
+      </w:r>
+      <w:proofErr w:type="spellStart"/>
+      <w:r>
+        <w:rPr>
+          <w:lang w:val="en-US"/>
+        </w:rPr>
+        <w:t>ConcurrentDicti</w:t>
+      </w:r>
+      <w:r>
+        <w:rPr>
+          <w:lang w:val="en-US"/>
+        </w:rPr>
+        <w:t>-</w:t>
+      </w:r>
+      <w:r>
+        <w:rPr>
+          <w:lang w:val="en-US"/>
+        </w:rPr>
+        <w:t>onary</w:t>
+      </w:r>
+      <w:proofErr w:type="spellEnd"/>
+      <w:r>
+        <w:rPr>
+          <w:lang w:val="en-US"/>
+        </w:rPr>
+        <w:t>, a thread-safe data structure. This eliminated the need for explicit locks, reducing synchronization overhead and improving performance.</w:t>
+      </w:r>
+    </w:p>
+    <w:p>
+      <w:pPr>
+        <w:pStyle w:val="BodyText"/>
+        <w:numPr>
+          <w:ilvl w:val="0"/>
+          <w:numId w:val="9"/>
+        </w:numPr>
+        <w:rPr>
+          <w:lang w:val="en-US"/>
+        </w:rPr>
+      </w:pPr>
+      <w:proofErr w:type="spellStart"/>
+      <w:proofErr w:type="gramStart"/>
+      <w:r>
+        <w:rPr>
+          <w:b/>
+          <w:bCs/>
+          <w:lang w:val="en-US"/>
+        </w:rPr>
+        <w:t>InitParallelPartitioned</w:t>
+      </w:r>
+      <w:proofErr w:type="spellEnd"/>
+      <w:r>
+        <w:rPr>
+          <w:b/>
+          <w:bCs/>
+          <w:lang w:val="en-US"/>
+        </w:rPr>
+        <w:t>(</w:t>
+      </w:r>
+      <w:proofErr w:type="gramEnd"/>
+      <w:r>
+        <w:rPr>
+          <w:b/>
+          <w:bCs/>
+          <w:lang w:val="en-US"/>
+        </w:rPr>
+        <w:t>)</w:t>
+      </w:r>
+      <w:r>
+        <w:rPr>
+          <w:lang w:val="en-US"/>
+        </w:rPr>
         <w:t>: This method further optimized parallel execution by partitioning the workload into smaller chunks. This approach was particularly effective for large datasets, as it minimized overhead and improved resource utilization.</w:t>
+      </w:r>
+    </w:p>
+    <w:p>
+      <w:pPr>
+        <w:pStyle w:val="BodyText"/>
+        <w:ind w:firstLine="0"/>
+        <w:rPr>
+          <w:lang w:val="en-US"/>
+        </w:rPr>
+      </w:pPr>
+      <w:r>
+        <w:rPr>
+          <w:lang w:val="en-US"/>
+        </w:rPr>
+        <w:t xml:space="preserve">   </w:t>
+      </w:r>
+      <w:r>
+        <w:rPr>
+          <w:lang w:val="en-US"/>
+        </w:rPr>
+        <w:t xml:space="preserve"> </w:t>
+      </w:r>
+      <w:r>
+        <w:rPr>
+          <w:lang w:val="en-US"/>
+        </w:rPr>
+        <w:t xml:space="preserve">We replaced the main </w:t>
+      </w:r>
+      <w:proofErr w:type="gramStart"/>
+      <w:r>
+        <w:rPr>
+          <w:b/>
+          <w:bCs/>
+          <w:lang w:val="en-US"/>
+        </w:rPr>
+        <w:t>Init(</w:t>
+      </w:r>
+      <w:proofErr w:type="gramEnd"/>
+      <w:r>
+        <w:rPr>
+          <w:b/>
+          <w:bCs/>
+          <w:lang w:val="en-US"/>
+        </w:rPr>
+        <w:t xml:space="preserve">) </w:t>
+      </w:r>
+      <w:r>
+        <w:rPr>
+          <w:lang w:val="en-US"/>
+        </w:rPr>
+        <w:t>method with these four optimized versions, each using different logic and parallelization strategies. Through performance comparisons, we evaluated which approach was most suitable in terms of efficiency, scalability, and execution time.</w:t>
       </w:r>
     </w:p>
     <w:p>
@@ -3559,10 +3837,7 @@
         <w:jc w:val="both"/>
       </w:pPr>
       <w:r>
-        <w:t xml:space="preserve">After implementing the parallelized methods, we conducted a thorough performance analysis to evaluate their effectiveness. Key metrics such as execution time, CPU utilization, and memory usage were measured for each </w:t>
-      </w:r>
-      <w:r>
-        <w:t>method. Additionally, statistical measures such as mean, maximum, minimum, variance, and standard deviation were calculated to assess the consistency and reliability of each approach. These metrics provided valuable insights into the performance improvements achieved through parallelization and helped identify the most efficient method.</w:t>
+        <w:t>After implementing the parallelized methods, we conducted a thorough performance analysis to evaluate their effectiveness. Key metrics such as execution time, CPU utilization, and memory usage were measured for each method. Additionally, statistical measures such as mean, maximum, minimum, variance, and standard deviation were calculated to assess the consistency and reliability of each approach. These metrics provided valuable insights into the performance improvements achieved through parallelization and helped identify the most efficient method.</w:t>
       </w:r>
     </w:p>
     <w:p>
@@ -3672,7 +3947,14 @@
         <w:rPr>
           <w:lang w:val="en-US"/>
         </w:rPr>
-        <w:t>The methodology adopted in this research was systematic and iterative, ensuring that each step contributed to the overall goal of improving the Temporal Memory algorithm's performance. By understanding the algorithm, identifying parallelizable sections, designing and implementing multiple parallelization strategies, conducting performance analysis, and visualizing the results, we were able to achieve significant performance improvements. This structured approach provided a clear roadmap for optimizing the algorithm and demonstrated the effectiveness of parallelization in enhancing computational efficiency.</w:t>
+        <w:t xml:space="preserve">The methodology adopted in this research was systematic and iterative, ensuring that each step contributed to the overall goal of improving the Temporal Memory algorithm's performance. By understanding the algorithm, identifying parallelizable sections, designing and implementing multiple parallelization strategies, conducting performance analysis, and visualizing the results, we were able to achieve significant </w:t>
+      </w:r>
+      <w:r>
+        <w:rPr>
+          <w:lang w:val="en-US"/>
+        </w:rPr>
+        <w:lastRenderedPageBreak/>
+        <w:t>performance improvements. This structured approach provided a clear roadmap for optimizing the algorithm and demonstrated the effectiveness of parallelization in enhancing computational efficiency.</w:t>
       </w:r>
     </w:p>
     <w:p>
@@ -3743,15 +4025,19 @@
       </w:r>
       <w:proofErr w:type="spellStart"/>
       <w:r>
-        <w:t>Single_Threaded_Optimized_Init</w:t>
+        <w:t>Single_Threaded_Optimized_</w:t>
+      </w:r>
+      <w:proofErr w:type="gramStart"/>
+      <w:r>
+        <w:t>Init</w:t>
       </w:r>
       <w:proofErr w:type="spellEnd"/>
       <w:r>
-        <w:t xml:space="preserve">(), served as a baseline for comparison. It refines the original single-threaded implementation by reducing redundant </w:t>
-      </w:r>
-      <w:r>
-        <w:lastRenderedPageBreak/>
-        <w:t xml:space="preserve">checks and improving efficiency without introducing parallelism. </w:t>
+        <w:t>(</w:t>
+      </w:r>
+      <w:proofErr w:type="gramEnd"/>
+      <w:r>
+        <w:t xml:space="preserve">), served as a baseline for comparison. It refines the original single-threaded implementation by reducing redundant checks and improving efficiency without introducing parallelism. </w:t>
       </w:r>
     </w:p>
     <w:p/>
@@ -3775,8 +4061,13 @@
         <w:t xml:space="preserve"> The null-coalescing operator is used to simplify the assignment of the matrix variable. If </w:t>
       </w:r>
       <w:proofErr w:type="spellStart"/>
-      <w:r>
-        <w:t>this.connections.Memory</w:t>
+      <w:proofErr w:type="gramStart"/>
+      <w:r>
+        <w:t>this.connections</w:t>
+      </w:r>
+      <w:proofErr w:type="gramEnd"/>
+      <w:r>
+        <w:t>.Memory</w:t>
       </w:r>
       <w:proofErr w:type="spellEnd"/>
       <w:r>
@@ -3865,10 +4156,12 @@
         <w:t> flag is introduced to store the result of </w:t>
       </w:r>
       <w:proofErr w:type="spellStart"/>
+      <w:proofErr w:type="gramStart"/>
       <w:r>
         <w:t>matrix.GetObject</w:t>
       </w:r>
       <w:proofErr w:type="spellEnd"/>
+      <w:proofErr w:type="gramEnd"/>
       <w:r>
         <w:t>(0) == null. This avoids repeated checks inside the loop, reducing overhead.</w:t>
       </w:r>
@@ -3984,10 +4277,12 @@
         <w:t xml:space="preserve"> is assigned the value of the first column in the matrix using </w:t>
       </w:r>
       <w:proofErr w:type="spellStart"/>
+      <w:proofErr w:type="gramStart"/>
       <w:r>
         <w:t>matrix.GetObject</w:t>
       </w:r>
       <w:proofErr w:type="spellEnd"/>
+      <w:proofErr w:type="gramEnd"/>
       <w:r>
         <w:t xml:space="preserve">(0). </w:t>
       </w:r>
@@ -4041,7 +4336,10 @@
       </w:r>
       <w:proofErr w:type="spellEnd"/>
       <w:r>
-        <w:t xml:space="preserve"> is null, new Column objects are created and added to the matrix. This happens during the initialization phase, ensuring that the columns are properly set up before they are accessed in subsequent code.</w:t>
+        <w:t xml:space="preserve"> is null, new Column objects are created and added to the matrix. This happens during the initialization phase, ensuring that the columns are </w:t>
+      </w:r>
+      <w:r>
+        <w:t>properly set up before they are accessed in subsequent code.</w:t>
       </w:r>
     </w:p>
     <w:p>
@@ -4074,10 +4372,12 @@
         <w:t xml:space="preserve"> variable was removed to simplify the logic. The check for whether the first column is null has been streamlined into a direct check with </w:t>
       </w:r>
       <w:proofErr w:type="spellStart"/>
+      <w:proofErr w:type="gramStart"/>
       <w:r>
         <w:t>matrix.GetObject</w:t>
       </w:r>
       <w:proofErr w:type="spellEnd"/>
+      <w:proofErr w:type="gramEnd"/>
       <w:r>
         <w:t>(0) == null.</w:t>
       </w:r>
@@ -4145,12 +4445,17 @@
         <w:t xml:space="preserve">The second method, </w:t>
       </w:r>
       <w:proofErr w:type="spellStart"/>
+      <w:proofErr w:type="gramStart"/>
       <w:r>
         <w:t>InitParallelRegularDictionary</w:t>
       </w:r>
       <w:proofErr w:type="spellEnd"/>
       <w:r>
-        <w:t xml:space="preserve">(), introduces parallel execution using </w:t>
+        <w:t>(</w:t>
+      </w:r>
+      <w:proofErr w:type="gramEnd"/>
+      <w:r>
+        <w:t xml:space="preserve">), introduces parallel execution using </w:t>
       </w:r>
       <w:proofErr w:type="spellStart"/>
       <w:r>
@@ -4251,12 +4556,17 @@
         <w:t>The third method, </w:t>
       </w:r>
       <w:proofErr w:type="spellStart"/>
+      <w:proofErr w:type="gramStart"/>
       <w:r>
         <w:t>InitParallelWithConcurrentDictionary</w:t>
       </w:r>
       <w:proofErr w:type="spellEnd"/>
       <w:r>
-        <w:t>(), improves upon the previous approach by using </w:t>
+        <w:t>(</w:t>
+      </w:r>
+      <w:proofErr w:type="gramEnd"/>
+      <w:r>
+        <w:t>), improves upon the previous approach by using </w:t>
       </w:r>
       <w:proofErr w:type="spellStart"/>
       <w:r>
@@ -4390,12 +4700,17 @@
         <w:t>The fourth method, </w:t>
       </w:r>
       <w:proofErr w:type="spellStart"/>
+      <w:proofErr w:type="gramStart"/>
       <w:r>
         <w:t>InitParallelPartitioned</w:t>
       </w:r>
       <w:proofErr w:type="spellEnd"/>
       <w:r>
-        <w:t xml:space="preserve">(), further optimizes parallel execution by partitioning the workload into smaller chunks. </w:t>
+        <w:t>(</w:t>
+      </w:r>
+      <w:proofErr w:type="gramEnd"/>
+      <w:r>
+        <w:t xml:space="preserve">), further optimizes parallel execution by partitioning the workload into smaller chunks. </w:t>
       </w:r>
     </w:p>
     <w:p>
@@ -4481,6 +4796,7 @@
           <w:color w:val="0D0D0D"/>
           <w:shd w:val="clear" w:color="auto" w:fill="FFFFFF"/>
         </w:rPr>
+        <w:lastRenderedPageBreak/>
         <w:t>We developed a comprehensive performance testing framework using C#'s Stopwatch class to accurately measure execution times. This framework allowed us to:</w:t>
       </w:r>
     </w:p>
@@ -4655,9 +4971,52 @@
         <w:rPr>
           <w:color w:val="0D0D0D" w:themeColor="text1" w:themeTint="F2"/>
         </w:rPr>
-        <w:t>Single_Threaded_Optimized_Init(), InitParallelRegularDictionary(), InitParallelWithConcurrentDictionary(), and </w:t>
+        <w:t>Single_Threaded_Optimized_</w:t>
+      </w:r>
+      <w:proofErr w:type="gramStart"/>
+      <w:r>
+        <w:rPr>
+          <w:color w:val="0D0D0D" w:themeColor="text1" w:themeTint="F2"/>
+        </w:rPr>
+        <w:t>Init(</w:t>
+      </w:r>
+      <w:proofErr w:type="gramEnd"/>
+      <w:r>
+        <w:rPr>
+          <w:color w:val="0D0D0D" w:themeColor="text1" w:themeTint="F2"/>
+        </w:rPr>
+        <w:t>), </w:t>
+      </w:r>
+      <w:proofErr w:type="gramStart"/>
+      <w:r>
+        <w:rPr>
+          <w:color w:val="0D0D0D" w:themeColor="text1" w:themeTint="F2"/>
+        </w:rPr>
+        <w:t>InitParallelRegularDictionary(</w:t>
+      </w:r>
+      <w:proofErr w:type="gramEnd"/>
+      <w:r>
+        <w:rPr>
+          <w:color w:val="0D0D0D" w:themeColor="text1" w:themeTint="F2"/>
+        </w:rPr>
+        <w:t>), </w:t>
+      </w:r>
+      <w:proofErr w:type="gramStart"/>
+      <w:r>
+        <w:rPr>
+          <w:color w:val="0D0D0D" w:themeColor="text1" w:themeTint="F2"/>
+        </w:rPr>
+        <w:t>InitParallelWithConcurrentDictionary(</w:t>
+      </w:r>
+      <w:proofErr w:type="gramEnd"/>
+      <w:r>
+        <w:rPr>
+          <w:color w:val="0D0D0D" w:themeColor="text1" w:themeTint="F2"/>
+        </w:rPr>
+        <w:t>), and </w:t>
       </w:r>
       <w:proofErr w:type="spellStart"/>
+      <w:proofErr w:type="gramStart"/>
       <w:r>
         <w:rPr>
           <w:color w:val="0D0D0D" w:themeColor="text1" w:themeTint="F2"/>
@@ -4669,7 +5028,14 @@
         <w:rPr>
           <w:color w:val="0D0D0D" w:themeColor="text1" w:themeTint="F2"/>
         </w:rPr>
-        <w:t>(). The performance metrics are visualized using bar charts and scatter plots to provide a clear understanding of the improvements.</w:t>
+        <w:t>(</w:t>
+      </w:r>
+      <w:proofErr w:type="gramEnd"/>
+      <w:r>
+        <w:rPr>
+          <w:color w:val="0D0D0D" w:themeColor="text1" w:themeTint="F2"/>
+        </w:rPr>
+        <w:t>). The performance metrics are visualized using bar charts and scatter plots to provide a clear understanding of the improvements.</w:t>
       </w:r>
     </w:p>
     <w:p>
@@ -4710,15 +5076,7 @@
           <w:color w:val="0D0D0D"/>
           <w:shd w:val="clear" w:color="auto" w:fill="FFFFFF"/>
         </w:rPr>
-        <w:t xml:space="preserve">After implementing the four methods, we conducted a thorough performance analysis to evaluate their </w:t>
-      </w:r>
-      <w:r>
-        <w:rPr>
-          <w:color w:val="0D0D0D"/>
-          <w:shd w:val="clear" w:color="auto" w:fill="FFFFFF"/>
-        </w:rPr>
-        <w:lastRenderedPageBreak/>
-        <w:t xml:space="preserve">effectiveness. Key metrics such as </w:t>
+        <w:t xml:space="preserve">After implementing the four methods, we conducted a thorough performance analysis to evaluate their effectiveness. Key metrics such as </w:t>
       </w:r>
       <w:r>
         <w:rPr>
@@ -4852,6 +5210,7 @@
         </w:rPr>
       </w:pPr>
       <w:proofErr w:type="spellStart"/>
+      <w:proofErr w:type="gramStart"/>
       <w:r>
         <w:rPr>
           <w:b/>
@@ -4869,7 +5228,17 @@
           <w:color w:val="0D0D0D"/>
           <w:shd w:val="clear" w:color="auto" w:fill="FFFFFF"/>
         </w:rPr>
-        <w:t>()</w:t>
+        <w:t>(</w:t>
+      </w:r>
+      <w:proofErr w:type="gramEnd"/>
+      <w:r>
+        <w:rPr>
+          <w:b/>
+          <w:bCs/>
+          <w:color w:val="0D0D0D"/>
+          <w:shd w:val="clear" w:color="auto" w:fill="FFFFFF"/>
+        </w:rPr>
+        <w:t>)</w:t>
       </w:r>
       <w:r>
         <w:rPr>
@@ -5304,11 +5673,19 @@
           <w:p>
             <w:proofErr w:type="spellStart"/>
             <w:r>
-              <w:t>Single_Threaded_Optimized_Init</w:t>
+              <w:t>Single_Threaded_Optimized_</w:t>
+            </w:r>
+            <w:proofErr w:type="gramStart"/>
+            <w:r>
+              <w:t>Init</w:t>
             </w:r>
             <w:proofErr w:type="spellEnd"/>
             <w:r>
-              <w:t>()</w:t>
+              <w:t>(</w:t>
+            </w:r>
+            <w:proofErr w:type="gramEnd"/>
+            <w:r>
+              <w:t>)</w:t>
             </w:r>
           </w:p>
           <w:p/>
@@ -5377,12 +5754,17 @@
           </w:tcPr>
           <w:p>
             <w:proofErr w:type="spellStart"/>
+            <w:proofErr w:type="gramStart"/>
             <w:r>
               <w:t>InitParallelRegularDictionary</w:t>
             </w:r>
             <w:proofErr w:type="spellEnd"/>
             <w:r>
-              <w:t>()</w:t>
+              <w:t>(</w:t>
+            </w:r>
+            <w:proofErr w:type="gramEnd"/>
+            <w:r>
+              <w:t>)</w:t>
             </w:r>
           </w:p>
           <w:p/>
@@ -5463,6 +5845,7 @@
               </w:rPr>
             </w:pPr>
             <w:proofErr w:type="spellStart"/>
+            <w:proofErr w:type="gramStart"/>
             <w:r>
               <w:rPr>
                 <w:b/>
@@ -5476,7 +5859,15 @@
                 <w:b/>
                 <w:bCs/>
               </w:rPr>
-              <w:t>()</w:t>
+              <w:t>(</w:t>
+            </w:r>
+            <w:proofErr w:type="gramEnd"/>
+            <w:r>
+              <w:rPr>
+                <w:b/>
+                <w:bCs/>
+              </w:rPr>
+              <w:t>)</w:t>
             </w:r>
           </w:p>
           <w:p/>
@@ -5577,12 +5968,17 @@
           </w:tcPr>
           <w:p>
             <w:proofErr w:type="spellStart"/>
+            <w:proofErr w:type="gramStart"/>
             <w:r>
               <w:t>InitParallelPartitioned</w:t>
             </w:r>
             <w:proofErr w:type="spellEnd"/>
             <w:r>
-              <w:t>()</w:t>
+              <w:t>(</w:t>
+            </w:r>
+            <w:proofErr w:type="gramEnd"/>
+            <w:r>
+              <w:t>)</w:t>
             </w:r>
           </w:p>
           <w:p/>
@@ -5763,11 +6159,19 @@
       </w:pPr>
       <w:proofErr w:type="spellStart"/>
       <w:r>
-        <w:t>Single_Threaded_Optimized_Init</w:t>
+        <w:t>Single_Threaded_Optimized_</w:t>
+      </w:r>
+      <w:proofErr w:type="gramStart"/>
+      <w:r>
+        <w:t>Init</w:t>
       </w:r>
       <w:proofErr w:type="spellEnd"/>
       <w:r>
-        <w:t>() - Our optimized baseline</w:t>
+        <w:t>(</w:t>
+      </w:r>
+      <w:proofErr w:type="gramEnd"/>
+      <w:r>
+        <w:t>) - Our optimized baseline</w:t>
       </w:r>
     </w:p>
     <w:p>
@@ -5778,12 +6182,17 @@
         </w:numPr>
       </w:pPr>
       <w:proofErr w:type="spellStart"/>
+      <w:proofErr w:type="gramStart"/>
       <w:r>
         <w:t>InitParallelRegularDictionary</w:t>
       </w:r>
       <w:proofErr w:type="spellEnd"/>
       <w:r>
-        <w:t>() - Parallel with locks</w:t>
+        <w:t>(</w:t>
+      </w:r>
+      <w:proofErr w:type="gramEnd"/>
+      <w:r>
+        <w:t>) - Parallel with locks</w:t>
       </w:r>
     </w:p>
     <w:p>
@@ -5794,12 +6203,17 @@
         </w:numPr>
       </w:pPr>
       <w:proofErr w:type="spellStart"/>
+      <w:proofErr w:type="gramStart"/>
       <w:r>
         <w:t>InitParallelWithConcurrentDictionary</w:t>
       </w:r>
       <w:proofErr w:type="spellEnd"/>
       <w:r>
-        <w:t xml:space="preserve">() - Parallel with </w:t>
+        <w:t>(</w:t>
+      </w:r>
+      <w:proofErr w:type="gramEnd"/>
+      <w:r>
+        <w:t xml:space="preserve">) - Parallel with </w:t>
       </w:r>
       <w:proofErr w:type="spellStart"/>
       <w:r>
@@ -5815,12 +6229,17 @@
         </w:numPr>
       </w:pPr>
       <w:proofErr w:type="spellStart"/>
+      <w:proofErr w:type="gramStart"/>
       <w:r>
         <w:t>InitParallelPartitioned</w:t>
       </w:r>
       <w:proofErr w:type="spellEnd"/>
       <w:r>
-        <w:t>() - Parallel with partitioned workload</w:t>
+        <w:t>(</w:t>
+      </w:r>
+      <w:proofErr w:type="gramEnd"/>
+      <w:r>
+        <w:t>) - Parallel with partitioned workload</w:t>
       </w:r>
     </w:p>
     <w:p>
@@ -5928,7 +6347,23 @@
                             </w:r>
                             <w:proofErr w:type="spellEnd"/>
                             <w:r>
-                              <w:t xml:space="preserve"> = new int[] { 100 }, // Example dimensions</w:t>
+                              <w:t xml:space="preserve"> = new </w:t>
+                            </w:r>
+                            <w:proofErr w:type="gramStart"/>
+                            <w:r>
+                              <w:t>int[</w:t>
+                            </w:r>
+                            <w:proofErr w:type="gramEnd"/>
+                            <w:r>
+                              <w:t xml:space="preserve">] </w:t>
+                            </w:r>
+                            <w:proofErr w:type="gramStart"/>
+                            <w:r>
+                              <w:t>{ 100</w:t>
+                            </w:r>
+                            <w:proofErr w:type="gramEnd"/>
+                            <w:r>
+                              <w:t xml:space="preserve"> }, // Example dimensions</w:t>
                             </w:r>
                           </w:p>
                           <w:p>
@@ -6047,7 +6482,23 @@
                       </w:r>
                       <w:proofErr w:type="spellEnd"/>
                       <w:r>
-                        <w:t xml:space="preserve"> = new int[] { 100 }, // Example dimensions</w:t>
+                        <w:t xml:space="preserve"> = new </w:t>
+                      </w:r>
+                      <w:proofErr w:type="gramStart"/>
+                      <w:r>
+                        <w:t>int[</w:t>
+                      </w:r>
+                      <w:proofErr w:type="gramEnd"/>
+                      <w:r>
+                        <w:t xml:space="preserve">] </w:t>
+                      </w:r>
+                      <w:proofErr w:type="gramStart"/>
+                      <w:r>
+                        <w:t>{ 100</w:t>
+                      </w:r>
+                      <w:proofErr w:type="gramEnd"/>
+                      <w:r>
+                        <w:t xml:space="preserve"> }, // Example dimensions</w:t>
                       </w:r>
                     </w:p>
                     <w:p>
@@ -6161,6 +6612,7 @@
           <w:noProof/>
           <w:color w:val="0D0D0D" w:themeColor="text1" w:themeTint="F2"/>
         </w:rPr>
+        <w:lastRenderedPageBreak/>
         <w:drawing>
           <wp:inline distT="0" distB="0" distL="0" distR="0" wp14:anchorId="1107B7F0" wp14:editId="133EABD7">
             <wp:extent cx="3340100" cy="1314450"/>
@@ -6420,11 +6872,19 @@
           <w:p>
             <w:proofErr w:type="spellStart"/>
             <w:r>
-              <w:t>Single_Threaded_Optimized_Init</w:t>
+              <w:t>Single_Threaded_Optimized_</w:t>
+            </w:r>
+            <w:proofErr w:type="gramStart"/>
+            <w:r>
+              <w:t>Init</w:t>
             </w:r>
             <w:proofErr w:type="spellEnd"/>
             <w:r>
-              <w:t>()</w:t>
+              <w:t>(</w:t>
+            </w:r>
+            <w:proofErr w:type="gramEnd"/>
+            <w:r>
+              <w:t>)</w:t>
             </w:r>
           </w:p>
         </w:tc>
@@ -6470,12 +6930,17 @@
           </w:tcPr>
           <w:p>
             <w:proofErr w:type="spellStart"/>
+            <w:proofErr w:type="gramStart"/>
             <w:r>
               <w:t>InitParallelRegularDictionary</w:t>
             </w:r>
             <w:proofErr w:type="spellEnd"/>
             <w:r>
-              <w:t>()</w:t>
+              <w:t>(</w:t>
+            </w:r>
+            <w:proofErr w:type="gramEnd"/>
+            <w:r>
+              <w:t>)</w:t>
             </w:r>
           </w:p>
         </w:tc>
@@ -6521,13 +6986,17 @@
           </w:tcPr>
           <w:p>
             <w:proofErr w:type="spellStart"/>
+            <w:proofErr w:type="gramStart"/>
             <w:r>
-              <w:lastRenderedPageBreak/>
               <w:t>InitParallelWithConcurrentDictionary</w:t>
             </w:r>
             <w:proofErr w:type="spellEnd"/>
             <w:r>
-              <w:t>()</w:t>
+              <w:t>(</w:t>
+            </w:r>
+            <w:proofErr w:type="gramEnd"/>
+            <w:r>
+              <w:t>)</w:t>
             </w:r>
           </w:p>
         </w:tc>
@@ -6581,12 +7050,17 @@
           </w:tcPr>
           <w:p>
             <w:proofErr w:type="spellStart"/>
+            <w:proofErr w:type="gramStart"/>
             <w:r>
               <w:t>InitParallelPartitioned</w:t>
             </w:r>
             <w:proofErr w:type="spellEnd"/>
             <w:r>
-              <w:t>()</w:t>
+              <w:t>(</w:t>
+            </w:r>
+            <w:proofErr w:type="gramEnd"/>
+            <w:r>
+              <w:t>)</w:t>
             </w:r>
           </w:p>
         </w:tc>
@@ -6721,6 +7195,7 @@
         <w:t>The </w:t>
       </w:r>
       <w:proofErr w:type="spellStart"/>
+      <w:proofErr w:type="gramStart"/>
       <w:r>
         <w:rPr>
           <w:color w:val="0D0D0D"/>
@@ -6734,7 +7209,15 @@
           <w:color w:val="0D0D0D"/>
           <w:shd w:val="clear" w:color="auto" w:fill="FFFFFF"/>
         </w:rPr>
-        <w:t>() method demonstrates the lowest max/min ratio, indicating that it offers the most consistent performance even in worst-case scenarios.</w:t>
+        <w:t>(</w:t>
+      </w:r>
+      <w:proofErr w:type="gramEnd"/>
+      <w:r>
+        <w:rPr>
+          <w:color w:val="0D0D0D"/>
+          <w:shd w:val="clear" w:color="auto" w:fill="FFFFFF"/>
+        </w:rPr>
+        <w:t>) method demonstrates the lowest max/min ratio, indicating that it offers the most consistent performance even in worst-case scenarios.</w:t>
       </w:r>
     </w:p>
     <w:p>
@@ -6830,6 +7313,7 @@
         </w:rPr>
       </w:pPr>
       <w:proofErr w:type="spellStart"/>
+      <w:proofErr w:type="gramStart"/>
       <w:r>
         <w:rPr>
           <w:color w:val="0D0D0D"/>
@@ -6843,7 +7327,15 @@
           <w:color w:val="0D0D0D"/>
           <w:shd w:val="clear" w:color="auto" w:fill="FFFFFF"/>
         </w:rPr>
-        <w:t>() method outperforms the other methods in terms of </w:t>
+        <w:t>(</w:t>
+      </w:r>
+      <w:proofErr w:type="gramEnd"/>
+      <w:r>
+        <w:rPr>
+          <w:color w:val="0D0D0D"/>
+          <w:shd w:val="clear" w:color="auto" w:fill="FFFFFF"/>
+        </w:rPr>
+        <w:t>) method outperforms the other methods in terms of </w:t>
       </w:r>
       <w:r>
         <w:rPr>
@@ -6956,6 +7448,7 @@
         <w:t>The </w:t>
       </w:r>
       <w:proofErr w:type="spellStart"/>
+      <w:proofErr w:type="gramStart"/>
       <w:r>
         <w:rPr>
           <w:color w:val="0D0D0D"/>
@@ -6969,7 +7462,15 @@
           <w:color w:val="0D0D0D"/>
           <w:shd w:val="clear" w:color="auto" w:fill="FFFFFF"/>
         </w:rPr>
-        <w:t>() meth</w:t>
+        <w:t>(</w:t>
+      </w:r>
+      <w:proofErr w:type="gramEnd"/>
+      <w:r>
+        <w:rPr>
+          <w:color w:val="0D0D0D"/>
+          <w:shd w:val="clear" w:color="auto" w:fill="FFFFFF"/>
+        </w:rPr>
+        <w:t>) meth</w:t>
       </w:r>
       <w:r>
         <w:rPr>
@@ -7197,20 +7698,73 @@
         </w:rPr>
         <w:t xml:space="preserve">compares the initialization and </w:t>
       </w:r>
-      <w:r>
-        <w:rPr>
-          <w:color w:val="0D0D0D"/>
-          <w:shd w:val="clear" w:color="auto" w:fill="FFFFFF"/>
-        </w:rPr>
-        <w:t>computation  time for </w:t>
-      </w:r>
-      <w:r>
-        <w:rPr>
-          <w:color w:val="0D0D0D"/>
-          <w:shd w:val="clear" w:color="auto" w:fill="FFFFFF"/>
-        </w:rPr>
-        <w:t>the InitParallelWithConcurrentDictionary() method across different test cases. The X-axis represents the test cases, and the Y-axis represents the time in seconds. The chart uses blue bars for initialization time and green bars for computation time.</w:t>
-      </w:r>
+      <w:proofErr w:type="gramStart"/>
+      <w:r>
+        <w:rPr>
+          <w:color w:val="0D0D0D"/>
+          <w:shd w:val="clear" w:color="auto" w:fill="FFFFFF"/>
+        </w:rPr>
+        <w:t>computation  time</w:t>
+      </w:r>
+      <w:proofErr w:type="gramEnd"/>
+      <w:r>
+        <w:rPr>
+          <w:color w:val="0D0D0D"/>
+          <w:shd w:val="clear" w:color="auto" w:fill="FFFFFF"/>
+        </w:rPr>
+        <w:t> for </w:t>
+      </w:r>
+      <w:r>
+        <w:rPr>
+          <w:color w:val="0D0D0D"/>
+          <w:shd w:val="clear" w:color="auto" w:fill="FFFFFF"/>
+        </w:rPr>
+        <w:t>the </w:t>
+      </w:r>
+      <w:proofErr w:type="gramStart"/>
+      <w:r>
+        <w:rPr>
+          <w:color w:val="0D0D0D"/>
+          <w:shd w:val="clear" w:color="auto" w:fill="FFFFFF"/>
+        </w:rPr>
+        <w:t>InitParallelWithConcurrentDictionary(</w:t>
+      </w:r>
+      <w:proofErr w:type="gramEnd"/>
+      <w:r>
+        <w:rPr>
+          <w:color w:val="0D0D0D"/>
+          <w:shd w:val="clear" w:color="auto" w:fill="FFFFFF"/>
+        </w:rPr>
+        <w:t xml:space="preserve">) method across different test cases. The X-axis represents the test cases, and the Y-axis represents the time in </w:t>
+      </w:r>
+      <w:proofErr w:type="spellStart"/>
+      <w:r>
+        <w:rPr>
+          <w:color w:val="0D0D0D"/>
+          <w:shd w:val="clear" w:color="auto" w:fill="FFFFFF"/>
+        </w:rPr>
+        <w:t>miliseconds</w:t>
+      </w:r>
+      <w:proofErr w:type="spellEnd"/>
+      <w:r>
+        <w:rPr>
+          <w:color w:val="0D0D0D"/>
+          <w:shd w:val="clear" w:color="auto" w:fill="FFFFFF"/>
+        </w:rPr>
+        <w:t>. The chart uses blue bars for initialization time and green bars for computation time.</w:t>
+      </w:r>
+    </w:p>
+    <w:p>
+      <w:pPr>
+        <w:tabs>
+          <w:tab w:val="left" w:pos="288"/>
+        </w:tabs>
+        <w:jc w:val="both"/>
+        <w:rPr>
+          <w:color w:val="0D0D0D"/>
+          <w:shd w:val="clear" w:color="auto" w:fill="FFFFFF"/>
+        </w:rPr>
+      </w:pPr>
     </w:p>
     <w:p>
       <w:pPr>
@@ -7235,6 +7789,7 @@
         <w:t>Initialization Time: The parallelized method (</w:t>
       </w:r>
       <w:proofErr w:type="spellStart"/>
+      <w:proofErr w:type="gramStart"/>
       <w:r>
         <w:rPr>
           <w:color w:val="0D0D0D"/>
@@ -7248,7 +7803,15 @@
           <w:color w:val="0D0D0D"/>
           <w:shd w:val="clear" w:color="auto" w:fill="FFFFFF"/>
         </w:rPr>
-        <w:t>()) consistently outperforms the single-threaded method, with a significant reduction in initialization time.</w:t>
+        <w:t>(</w:t>
+      </w:r>
+      <w:proofErr w:type="gramEnd"/>
+      <w:r>
+        <w:rPr>
+          <w:color w:val="0D0D0D"/>
+          <w:shd w:val="clear" w:color="auto" w:fill="FFFFFF"/>
+        </w:rPr>
+        <w:t>)) consistently outperforms the single-threaded method, with a significant reduction in initialization time.</w:t>
       </w:r>
     </w:p>
     <w:p>
@@ -7271,15 +7834,20 @@
           <w:color w:val="0D0D0D"/>
           <w:shd w:val="clear" w:color="auto" w:fill="FFFFFF"/>
         </w:rPr>
-        <w:t xml:space="preserve">Computation Time: The parallelized method also shows improvements in computation time, although </w:t>
-      </w:r>
-      <w:r>
-        <w:rPr>
-          <w:color w:val="0D0D0D"/>
-          <w:shd w:val="clear" w:color="auto" w:fill="FFFFFF"/>
-        </w:rPr>
-        <w:t>the gains are less pronounced due to the overhead of parallel processing.</w:t>
-      </w:r>
+        <w:t>Computation Time: The parallelized method also shows improvements in computation time, although the gains are less pronounced due to the overhead of parallel processing.</w:t>
+      </w:r>
+    </w:p>
+    <w:p>
+      <w:pPr>
+        <w:tabs>
+          <w:tab w:val="left" w:pos="288"/>
+        </w:tabs>
+        <w:jc w:val="both"/>
+        <w:rPr>
+          <w:color w:val="0D0D0D"/>
+          <w:shd w:val="clear" w:color="auto" w:fill="FFFFFF"/>
+        </w:rPr>
+      </w:pPr>
     </w:p>
     <w:p>
       <w:pPr>
@@ -7301,8 +7869,128 @@
           <w:color w:val="0D0D0D"/>
           <w:shd w:val="clear" w:color="auto" w:fill="FFFFFF"/>
         </w:rPr>
-        <w:t>The first chart compares the initialization performance between standard and parallel methods for each test case, while the second chart focuses on computation times. These visuals help us assess both the </w:t>
-      </w:r>
+        <w:t>Figure 3</w:t>
+      </w:r>
+      <w:r>
+        <w:rPr>
+          <w:color w:val="0D0D0D"/>
+          <w:shd w:val="clear" w:color="auto" w:fill="FFFFFF"/>
+        </w:rPr>
+        <w:t xml:space="preserve"> </w:t>
+      </w:r>
+      <w:r>
+        <w:rPr>
+          <w:color w:val="0D0D0D"/>
+          <w:shd w:val="clear" w:color="auto" w:fill="FFFFFF"/>
+        </w:rPr>
+        <w:t>compares the initialization performance between standard and parallel methods for</w:t>
+      </w:r>
+      <w:r>
+        <w:rPr>
+          <w:color w:val="0D0D0D"/>
+          <w:shd w:val="clear" w:color="auto" w:fill="FFFFFF"/>
+        </w:rPr>
+        <w:t xml:space="preserve"> </w:t>
+      </w:r>
+      <w:r>
+        <w:rPr>
+          <w:color w:val="0D0D0D"/>
+          <w:shd w:val="clear" w:color="auto" w:fill="FFFFFF"/>
+        </w:rPr>
+        <w:t>different</w:t>
+      </w:r>
+      <w:r>
+        <w:rPr>
+          <w:color w:val="0D0D0D"/>
+          <w:shd w:val="clear" w:color="auto" w:fill="FFFFFF"/>
+        </w:rPr>
+        <w:t xml:space="preserve"> test case</w:t>
+      </w:r>
+      <w:r>
+        <w:rPr>
+          <w:color w:val="0D0D0D"/>
+          <w:shd w:val="clear" w:color="auto" w:fill="FFFFFF"/>
+        </w:rPr>
+        <w:t>.</w:t>
+      </w:r>
+      <w:r>
+        <w:rPr>
+          <w:color w:val="0D0D0D"/>
+          <w:shd w:val="clear" w:color="auto" w:fill="FFFFFF"/>
+        </w:rPr>
+        <w:t xml:space="preserve"> </w:t>
+      </w:r>
+      <w:r>
+        <w:rPr>
+          <w:color w:val="0D0D0D"/>
+          <w:shd w:val="clear" w:color="auto" w:fill="FFFFFF"/>
+        </w:rPr>
+        <w:t xml:space="preserve">The data for these plots is available in </w:t>
+      </w:r>
+      <w:hyperlink r:id="rId27" w:history="1">
+        <w:r>
+          <w:rPr>
+            <w:rStyle w:val="Hyperlink"/>
+            <w:shd w:val="clear" w:color="auto" w:fill="FFFFFF"/>
+          </w:rPr>
+          <w:t xml:space="preserve">[Time Comparison.csv </w:t>
+        </w:r>
+        <w:r>
+          <w:rPr>
+            <w:rStyle w:val="Hyperlink"/>
+            <w:rFonts w:hint="eastAsia"/>
+            <w:shd w:val="clear" w:color="auto" w:fill="FFFFFF"/>
+          </w:rPr>
+          <w:t>↗</w:t>
+        </w:r>
+        <w:r>
+          <w:rPr>
+            <w:rStyle w:val="Hyperlink"/>
+            <w:shd w:val="clear" w:color="auto" w:fill="FFFFFF"/>
+          </w:rPr>
+          <w:t>]</w:t>
+        </w:r>
+      </w:hyperlink>
+      <w:r>
+        <w:rPr>
+          <w:color w:val="0D0D0D"/>
+          <w:shd w:val="clear" w:color="auto" w:fill="FFFFFF"/>
+        </w:rPr>
+        <w:t xml:space="preserve"> </w:t>
+      </w:r>
+      <w:r>
+        <w:rPr>
+          <w:color w:val="0D0D0D"/>
+          <w:shd w:val="clear" w:color="auto" w:fill="FFFFFF"/>
+        </w:rPr>
+        <w:t>for further reference and analysis, with the graph illustrating only the first 20 test cases to enhance readability, while the full dataset can be explored in the linked file.</w:t>
+      </w:r>
+    </w:p>
+    <w:p>
+      <w:pPr>
+        <w:tabs>
+          <w:tab w:val="left" w:pos="288"/>
+        </w:tabs>
+        <w:ind w:left="720"/>
+        <w:jc w:val="both"/>
+        <w:rPr>
+          <w:color w:val="0D0D0D"/>
+          <w:shd w:val="clear" w:color="auto" w:fill="FFFFFF"/>
+        </w:rPr>
+      </w:pPr>
+    </w:p>
+    <w:p>
+      <w:pPr>
+        <w:tabs>
+          <w:tab w:val="left" w:pos="288"/>
+        </w:tabs>
+        <w:ind w:left="720"/>
+        <w:jc w:val="both"/>
+        <w:rPr>
+          <w:color w:val="0D0D0D"/>
+          <w:shd w:val="clear" w:color="auto" w:fill="FFFFFF"/>
+        </w:rPr>
+      </w:pPr>
       <w:r>
         <w:rPr>
           <w:b/>
@@ -7310,15 +7998,55 @@
           <w:color w:val="0D0D0D"/>
           <w:shd w:val="clear" w:color="auto" w:fill="FFFFFF"/>
         </w:rPr>
-        <w:t>initialization</w:t>
-      </w:r>
-      <w:r>
-        <w:rPr>
-          <w:color w:val="0D0D0D"/>
-          <w:shd w:val="clear" w:color="auto" w:fill="FFFFFF"/>
-        </w:rPr>
-        <w:t> and </w:t>
-      </w:r>
+        <w:t>X-axis:</w:t>
+      </w:r>
+      <w:r>
+        <w:rPr>
+          <w:color w:val="0D0D0D"/>
+          <w:shd w:val="clear" w:color="auto" w:fill="FFFFFF"/>
+        </w:rPr>
+        <w:t xml:space="preserve"> </w:t>
+      </w:r>
+      <w:r>
+        <w:rPr>
+          <w:color w:val="0D0D0D"/>
+          <w:shd w:val="clear" w:color="auto" w:fill="FFFFFF"/>
+        </w:rPr>
+        <w:t xml:space="preserve"> </w:t>
+      </w:r>
+      <w:r>
+        <w:rPr>
+          <w:color w:val="0D0D0D"/>
+          <w:shd w:val="clear" w:color="auto" w:fill="FFFFFF"/>
+        </w:rPr>
+        <w:t xml:space="preserve">Represents the different test cases used for performance evaluation. </w:t>
+      </w:r>
+    </w:p>
+    <w:p>
+      <w:pPr>
+        <w:tabs>
+          <w:tab w:val="left" w:pos="288"/>
+        </w:tabs>
+        <w:ind w:left="720"/>
+        <w:jc w:val="both"/>
+        <w:rPr>
+          <w:color w:val="0D0D0D"/>
+          <w:shd w:val="clear" w:color="auto" w:fill="FFFFFF"/>
+        </w:rPr>
+      </w:pPr>
+    </w:p>
+    <w:p>
+      <w:pPr>
+        <w:tabs>
+          <w:tab w:val="left" w:pos="288"/>
+        </w:tabs>
+        <w:ind w:left="720"/>
+        <w:jc w:val="both"/>
+        <w:rPr>
+          <w:color w:val="0D0D0D"/>
+          <w:shd w:val="clear" w:color="auto" w:fill="FFFFFF"/>
+        </w:rPr>
+      </w:pPr>
       <w:r>
         <w:rPr>
           <w:b/>
@@ -7326,16 +8054,57 @@
           <w:color w:val="0D0D0D"/>
           <w:shd w:val="clear" w:color="auto" w:fill="FFFFFF"/>
         </w:rPr>
-        <w:t>computation</w:t>
-      </w:r>
-      <w:r>
-        <w:rPr>
-          <w:color w:val="0D0D0D"/>
-          <w:shd w:val="clear" w:color="auto" w:fill="FFFFFF"/>
-        </w:rPr>
-        <w:t> performance of the </w:t>
+        <w:t>Y-axis:</w:t>
+      </w:r>
+      <w:r>
+        <w:rPr>
+          <w:color w:val="0D0D0D"/>
+          <w:shd w:val="clear" w:color="auto" w:fill="FFFFFF"/>
+        </w:rPr>
+        <w:t xml:space="preserve"> Represents the initialization time (in </w:t>
       </w:r>
       <w:proofErr w:type="spellStart"/>
+      <w:r>
+        <w:rPr>
+          <w:color w:val="0D0D0D"/>
+          <w:shd w:val="clear" w:color="auto" w:fill="FFFFFF"/>
+        </w:rPr>
+        <w:t>miliseconds</w:t>
+      </w:r>
+      <w:proofErr w:type="spellEnd"/>
+      <w:r>
+        <w:rPr>
+          <w:color w:val="0D0D0D"/>
+          <w:shd w:val="clear" w:color="auto" w:fill="FFFFFF"/>
+        </w:rPr>
+        <w:t>) taken by the methods for each test case.</w:t>
+      </w:r>
+    </w:p>
+    <w:p>
+      <w:pPr>
+        <w:tabs>
+          <w:tab w:val="left" w:pos="288"/>
+        </w:tabs>
+        <w:ind w:left="720"/>
+        <w:jc w:val="both"/>
+        <w:rPr>
+          <w:color w:val="0D0D0D"/>
+          <w:shd w:val="clear" w:color="auto" w:fill="FFFFFF"/>
+        </w:rPr>
+      </w:pPr>
+    </w:p>
+    <w:p>
+      <w:pPr>
+        <w:tabs>
+          <w:tab w:val="left" w:pos="288"/>
+        </w:tabs>
+        <w:ind w:left="720"/>
+        <w:jc w:val="both"/>
+        <w:rPr>
+          <w:color w:val="0D0D0D"/>
+          <w:shd w:val="clear" w:color="auto" w:fill="FFFFFF"/>
+        </w:rPr>
+      </w:pPr>
       <w:r>
         <w:rPr>
           <w:b/>
@@ -7343,9 +8112,73 @@
           <w:color w:val="0D0D0D"/>
           <w:shd w:val="clear" w:color="auto" w:fill="FFFFFF"/>
         </w:rPr>
-        <w:t>InitParallelWithConcurrentDictionary</w:t>
-      </w:r>
-      <w:proofErr w:type="spellEnd"/>
+        <w:t>Blue Bars:</w:t>
+      </w:r>
+      <w:r>
+        <w:rPr>
+          <w:color w:val="0D0D0D"/>
+          <w:shd w:val="clear" w:color="auto" w:fill="FFFFFF"/>
+        </w:rPr>
+        <w:t xml:space="preserve"> Represent the initialization time of the original </w:t>
+      </w:r>
+      <w:proofErr w:type="gramStart"/>
+      <w:r>
+        <w:rPr>
+          <w:color w:val="0D0D0D"/>
+          <w:shd w:val="clear" w:color="auto" w:fill="FFFFFF"/>
+        </w:rPr>
+        <w:t>Init(</w:t>
+      </w:r>
+      <w:proofErr w:type="gramEnd"/>
+      <w:r>
+        <w:rPr>
+          <w:color w:val="0D0D0D"/>
+          <w:shd w:val="clear" w:color="auto" w:fill="FFFFFF"/>
+        </w:rPr>
+        <w:t xml:space="preserve">) method (single-threaded). This method serves as the baseline for comparison, showing </w:t>
+      </w:r>
+      <w:proofErr w:type="gramStart"/>
+      <w:r>
+        <w:rPr>
+          <w:color w:val="0D0D0D"/>
+          <w:shd w:val="clear" w:color="auto" w:fill="FFFFFF"/>
+        </w:rPr>
+        <w:t>how much time</w:t>
+      </w:r>
+      <w:proofErr w:type="gramEnd"/>
+      <w:r>
+        <w:rPr>
+          <w:color w:val="0D0D0D"/>
+          <w:shd w:val="clear" w:color="auto" w:fill="FFFFFF"/>
+        </w:rPr>
+        <w:t xml:space="preserve"> it takes to initialize the data structures before any computation begins.</w:t>
+      </w:r>
+    </w:p>
+    <w:p>
+      <w:pPr>
+        <w:tabs>
+          <w:tab w:val="left" w:pos="288"/>
+        </w:tabs>
+        <w:ind w:left="720"/>
+        <w:jc w:val="both"/>
+        <w:rPr>
+          <w:color w:val="0D0D0D"/>
+          <w:shd w:val="clear" w:color="auto" w:fill="FFFFFF"/>
+        </w:rPr>
+      </w:pPr>
+    </w:p>
+    <w:p>
+      <w:pPr>
+        <w:tabs>
+          <w:tab w:val="left" w:pos="288"/>
+        </w:tabs>
+        <w:ind w:left="720"/>
+        <w:jc w:val="both"/>
+        <w:rPr>
+          <w:color w:val="0D0D0D"/>
+          <w:shd w:val="clear" w:color="auto" w:fill="FFFFFF"/>
+        </w:rPr>
+      </w:pPr>
       <w:r>
         <w:rPr>
           <w:b/>
@@ -7353,49 +8186,61 @@
           <w:color w:val="0D0D0D"/>
           <w:shd w:val="clear" w:color="auto" w:fill="FFFFFF"/>
         </w:rPr>
-        <w:t>()</w:t>
-      </w:r>
-      <w:r>
-        <w:rPr>
-          <w:color w:val="0D0D0D"/>
-          <w:shd w:val="clear" w:color="auto" w:fill="FFFFFF"/>
-        </w:rPr>
-        <w:t> method in relation to traditional methods.</w:t>
-      </w:r>
-      <w:r>
-        <w:rPr>
-          <w:color w:val="0D0D0D"/>
-          <w:shd w:val="clear" w:color="auto" w:fill="FFFFFF"/>
-        </w:rPr>
-        <w:t xml:space="preserve">[Figure </w:t>
-      </w:r>
-      <w:r>
-        <w:rPr>
-          <w:color w:val="0D0D0D"/>
-          <w:shd w:val="clear" w:color="auto" w:fill="FFFFFF"/>
-        </w:rPr>
-        <w:t>3</w:t>
-      </w:r>
-      <w:r>
-        <w:rPr>
-          <w:color w:val="0D0D0D"/>
-          <w:shd w:val="clear" w:color="auto" w:fill="FFFFFF"/>
-        </w:rPr>
-        <w:t xml:space="preserve"> &amp; </w:t>
-      </w:r>
-      <w:r>
-        <w:rPr>
-          <w:color w:val="0D0D0D"/>
-          <w:shd w:val="clear" w:color="auto" w:fill="FFFFFF"/>
-        </w:rPr>
-        <w:t>4</w:t>
-      </w:r>
-      <w:r>
-        <w:rPr>
-          <w:color w:val="0D0D0D"/>
-          <w:shd w:val="clear" w:color="auto" w:fill="FFFFFF"/>
-        </w:rPr>
-        <w:t>]</w:t>
+        <w:t>Green Bars:</w:t>
+      </w:r>
+      <w:r>
+        <w:rPr>
+          <w:color w:val="0D0D0D"/>
+          <w:shd w:val="clear" w:color="auto" w:fill="FFFFFF"/>
+        </w:rPr>
+        <w:t xml:space="preserve"> </w:t>
+      </w:r>
+      <w:r>
+        <w:rPr>
+          <w:color w:val="0D0D0D"/>
+          <w:shd w:val="clear" w:color="auto" w:fill="FFFFFF"/>
+        </w:rPr>
+        <w:t xml:space="preserve"> </w:t>
+      </w:r>
+      <w:r>
+        <w:rPr>
+          <w:color w:val="0D0D0D"/>
+          <w:shd w:val="clear" w:color="auto" w:fill="FFFFFF"/>
+        </w:rPr>
+        <w:t xml:space="preserve">Represent the initialization time of the </w:t>
+      </w:r>
+      <w:proofErr w:type="spellStart"/>
+      <w:proofErr w:type="gramStart"/>
+      <w:r>
+        <w:rPr>
+          <w:color w:val="0D0D0D"/>
+          <w:shd w:val="clear" w:color="auto" w:fill="FFFFFF"/>
+        </w:rPr>
+        <w:t>InitParallelWithConcurrentDictionary</w:t>
+      </w:r>
+      <w:proofErr w:type="spellEnd"/>
+      <w:r>
+        <w:rPr>
+          <w:color w:val="0D0D0D"/>
+          <w:shd w:val="clear" w:color="auto" w:fill="FFFFFF"/>
+        </w:rPr>
+        <w:t>(</w:t>
+      </w:r>
+      <w:proofErr w:type="gramEnd"/>
+      <w:r>
+        <w:rPr>
+          <w:color w:val="0D0D0D"/>
+          <w:shd w:val="clear" w:color="auto" w:fill="FFFFFF"/>
+        </w:rPr>
+        <w:t xml:space="preserve">) method (optimized parallel method). This method utilizes parallel processing to initialize data structures across </w:t>
+      </w:r>
+      <w:r>
+        <w:rPr>
+          <w:color w:val="0D0D0D"/>
+          <w:shd w:val="clear" w:color="auto" w:fill="FFFFFF"/>
+        </w:rPr>
+        <w:lastRenderedPageBreak/>
+        <w:t>multiple threads, significantly reducing initialization time.</w:t>
       </w:r>
     </w:p>
     <w:p>
@@ -7416,12 +8261,103 @@
         <w:tabs>
           <w:tab w:val="left" w:pos="288"/>
         </w:tabs>
+        <w:ind w:left="720"/>
         <w:jc w:val="both"/>
         <w:rPr>
           <w:color w:val="0D0D0D"/>
           <w:shd w:val="clear" w:color="auto" w:fill="FFFFFF"/>
         </w:rPr>
       </w:pPr>
+      <w:r>
+        <w:rPr>
+          <w:b/>
+          <w:bCs/>
+          <w:color w:val="0D0D0D"/>
+          <w:shd w:val="clear" w:color="auto" w:fill="FFFFFF"/>
+        </w:rPr>
+        <w:t>Key Observations:</w:t>
+      </w:r>
+      <w:r>
+        <w:rPr>
+          <w:color w:val="0D0D0D"/>
+          <w:shd w:val="clear" w:color="auto" w:fill="FFFFFF"/>
+        </w:rPr>
+        <w:t xml:space="preserve"> </w:t>
+      </w:r>
+      <w:r>
+        <w:rPr>
+          <w:color w:val="0D0D0D"/>
+          <w:shd w:val="clear" w:color="auto" w:fill="FFFFFF"/>
+        </w:rPr>
+        <w:t xml:space="preserve"> </w:t>
+      </w:r>
+      <w:r>
+        <w:rPr>
+          <w:color w:val="0D0D0D"/>
+          <w:shd w:val="clear" w:color="auto" w:fill="FFFFFF"/>
+        </w:rPr>
+        <w:t xml:space="preserve">From the bar chart, it is observed that the time taken by the newly created method, </w:t>
+      </w:r>
+      <w:proofErr w:type="spellStart"/>
+      <w:r>
+        <w:rPr>
+          <w:b/>
+          <w:bCs/>
+          <w:color w:val="0D0D0D"/>
+          <w:shd w:val="clear" w:color="auto" w:fill="FFFFFF"/>
+        </w:rPr>
+        <w:t>InitParallelWithConcurrentDictionary</w:t>
+      </w:r>
+      <w:proofErr w:type="spellEnd"/>
+      <w:r>
+        <w:rPr>
+          <w:color w:val="0D0D0D"/>
+          <w:shd w:val="clear" w:color="auto" w:fill="FFFFFF"/>
+        </w:rPr>
+        <w:t xml:space="preserve"> (review time), is slightly less than the </w:t>
+      </w:r>
+      <w:r>
+        <w:rPr>
+          <w:color w:val="0D0D0D"/>
+          <w:shd w:val="clear" w:color="auto" w:fill="FFFFFF"/>
+        </w:rPr>
+        <w:t xml:space="preserve">old </w:t>
+      </w:r>
+      <w:r>
+        <w:rPr>
+          <w:color w:val="0D0D0D"/>
+          <w:shd w:val="clear" w:color="auto" w:fill="FFFFFF"/>
+        </w:rPr>
+        <w:t xml:space="preserve">original </w:t>
+      </w:r>
+      <w:r>
+        <w:rPr>
+          <w:color w:val="0D0D0D"/>
+          <w:shd w:val="clear" w:color="auto" w:fill="FFFFFF"/>
+        </w:rPr>
+        <w:t xml:space="preserve">Init </w:t>
+      </w:r>
+      <w:r>
+        <w:rPr>
+          <w:color w:val="0D0D0D"/>
+          <w:shd w:val="clear" w:color="auto" w:fill="FFFFFF"/>
+        </w:rPr>
+        <w:t>method</w:t>
+      </w:r>
+      <w:r>
+        <w:rPr>
+          <w:color w:val="0D0D0D"/>
+          <w:shd w:val="clear" w:color="auto" w:fill="FFFFFF"/>
+        </w:rPr>
+        <w:t xml:space="preserve"> (original time)</w:t>
+      </w:r>
+      <w:r>
+        <w:rPr>
+          <w:color w:val="0D0D0D"/>
+          <w:shd w:val="clear" w:color="auto" w:fill="FFFFFF"/>
+        </w:rPr>
+        <w:t>. While the parallel method shows a clear performance improvement, the marginal reduction in time indicates that it benefits from thread-safe optimizations and more efficient resource utilization during the initialization phase.</w:t>
+      </w:r>
     </w:p>
     <w:p>
       <w:pPr>
@@ -7434,14 +8370,26 @@
           <w:shd w:val="clear" w:color="auto" w:fill="FFFFFF"/>
         </w:rPr>
       </w:pPr>
+    </w:p>
+    <w:p>
+      <w:pPr>
+        <w:tabs>
+          <w:tab w:val="left" w:pos="288"/>
+        </w:tabs>
+        <w:jc w:val="both"/>
+        <w:rPr>
+          <w:color w:val="0D0D0D"/>
+          <w:shd w:val="clear" w:color="auto" w:fill="FFFFFF"/>
+        </w:rPr>
+      </w:pPr>
       <w:r>
         <w:rPr>
           <w:noProof/>
         </w:rPr>
         <w:drawing>
-          <wp:inline distT="0" distB="0" distL="0" distR="0" wp14:anchorId="04B7B483" wp14:editId="6CE468C4">
-            <wp:extent cx="3447207" cy="2459355"/>
-            <wp:effectExtent l="0" t="0" r="1270" b="0"/>
+          <wp:inline distT="0" distB="0" distL="0" distR="0" wp14:anchorId="16B2F75A" wp14:editId="44224EF8">
+            <wp:extent cx="3305907" cy="2105660"/>
+            <wp:effectExtent l="0" t="0" r="8890" b="8890"/>
             <wp:docPr id="1037449082" name="Picture 2" descr="A graph showing a number of people&#10;&#10;AI-generated content may be incorrect."/>
             <wp:cNvGraphicFramePr>
               <a:graphicFrameLocks xmlns:a="http://schemas.openxmlformats.org/drawingml/2006/main" noChangeAspect="1"/>
@@ -7451,139 +8399,6 @@
                 <pic:pic xmlns:pic="http://schemas.openxmlformats.org/drawingml/2006/picture">
                   <pic:nvPicPr>
                     <pic:cNvPr id="1037449082" name="Picture 2" descr="A graph showing a number of people&#10;&#10;AI-generated content may be incorrect."/>
-                    <pic:cNvPicPr>
-                      <a:picLocks noChangeAspect="1" noChangeArrowheads="1"/>
-                    </pic:cNvPicPr>
-                  </pic:nvPicPr>
-                  <pic:blipFill>
-                    <a:blip r:embed="rId27" cstate="print">
-                      <a:extLst>
-                        <a:ext uri="{28A0092B-C50C-407E-A947-70E740481C1C}">
-                          <a14:useLocalDpi xmlns:a14="http://schemas.microsoft.com/office/drawing/2010/main" val="0"/>
-                        </a:ext>
-                      </a:extLst>
-                    </a:blip>
-                    <a:srcRect/>
-                    <a:stretch>
-                      <a:fillRect/>
-                    </a:stretch>
-                  </pic:blipFill>
-                  <pic:spPr bwMode="auto">
-                    <a:xfrm>
-                      <a:off x="0" y="0"/>
-                      <a:ext cx="3455083" cy="2464974"/>
-                    </a:xfrm>
-                    <a:prstGeom prst="rect">
-                      <a:avLst/>
-                    </a:prstGeom>
-                    <a:noFill/>
-                    <a:ln>
-                      <a:noFill/>
-                    </a:ln>
-                  </pic:spPr>
-                </pic:pic>
-              </a:graphicData>
-            </a:graphic>
-          </wp:inline>
-        </w:drawing>
-      </w:r>
-    </w:p>
-    <w:p>
-      <w:pPr>
-        <w:tabs>
-          <w:tab w:val="left" w:pos="288"/>
-        </w:tabs>
-        <w:jc w:val="center"/>
-        <w:rPr>
-          <w:color w:val="0D0D0D"/>
-          <w:sz w:val="16"/>
-          <w:szCs w:val="16"/>
-          <w:shd w:val="clear" w:color="auto" w:fill="FFFFFF"/>
-        </w:rPr>
-      </w:pPr>
-      <w:bookmarkStart w:id="3" w:name="_Ref162223876"/>
-      <w:r>
-        <w:rPr>
-          <w:b/>
-          <w:bCs/>
-          <w:color w:val="0D0D0D"/>
-          <w:sz w:val="16"/>
-          <w:szCs w:val="16"/>
-          <w:shd w:val="clear" w:color="auto" w:fill="FFFFFF"/>
-        </w:rPr>
-        <w:t xml:space="preserve">Figure </w:t>
-      </w:r>
-      <w:bookmarkEnd w:id="3"/>
-      <w:r>
-        <w:rPr>
-          <w:b/>
-          <w:bCs/>
-          <w:color w:val="0D0D0D"/>
-          <w:sz w:val="16"/>
-          <w:szCs w:val="16"/>
-          <w:shd w:val="clear" w:color="auto" w:fill="FFFFFF"/>
-        </w:rPr>
-        <w:t>3</w:t>
-      </w:r>
-      <w:r>
-        <w:rPr>
-          <w:color w:val="0D0D0D"/>
-          <w:sz w:val="16"/>
-          <w:szCs w:val="16"/>
-          <w:shd w:val="clear" w:color="auto" w:fill="FFFFFF"/>
-        </w:rPr>
-        <w:t xml:space="preserve">: </w:t>
-      </w:r>
-      <w:r>
-        <w:rPr>
-          <w:color w:val="0D0D0D"/>
-          <w:sz w:val="16"/>
-          <w:szCs w:val="16"/>
-          <w:shd w:val="clear" w:color="auto" w:fill="FFFFFF"/>
-        </w:rPr>
-        <w:t>Comparison of Original and Reviewed Time for each test case (First 20).</w:t>
-      </w:r>
-    </w:p>
-    <w:p>
-      <w:pPr>
-        <w:tabs>
-          <w:tab w:val="left" w:pos="288"/>
-        </w:tabs>
-        <w:jc w:val="both"/>
-        <w:rPr>
-          <w:color w:val="0D0D0D"/>
-          <w:shd w:val="clear" w:color="auto" w:fill="FFFFFF"/>
-        </w:rPr>
-      </w:pPr>
-    </w:p>
-    <w:p>
-      <w:pPr>
-        <w:tabs>
-          <w:tab w:val="left" w:pos="288"/>
-        </w:tabs>
-        <w:jc w:val="both"/>
-        <w:rPr>
-          <w:color w:val="0D0D0D"/>
-          <w:shd w:val="clear" w:color="auto" w:fill="FFFFFF"/>
-        </w:rPr>
-      </w:pPr>
-      <w:r>
-        <w:rPr>
-          <w:noProof/>
-        </w:rPr>
-        <w:drawing>
-          <wp:inline distT="0" distB="0" distL="0" distR="0" wp14:anchorId="317F3A52" wp14:editId="62B3A73C">
-            <wp:extent cx="3576320" cy="2451887"/>
-            <wp:effectExtent l="0" t="0" r="5080" b="5715"/>
-            <wp:docPr id="646655556" name="Picture 3" descr="A graph showing different colored bars&#10;&#10;AI-generated content may be incorrect."/>
-            <wp:cNvGraphicFramePr>
-              <a:graphicFrameLocks xmlns:a="http://schemas.openxmlformats.org/drawingml/2006/main" noChangeAspect="1"/>
-            </wp:cNvGraphicFramePr>
-            <a:graphic xmlns:a="http://schemas.openxmlformats.org/drawingml/2006/main">
-              <a:graphicData uri="http://schemas.openxmlformats.org/drawingml/2006/picture">
-                <pic:pic xmlns:pic="http://schemas.openxmlformats.org/drawingml/2006/picture">
-                  <pic:nvPicPr>
-                    <pic:cNvPr id="646655556" name="Picture 3" descr="A graph showing different colored bars&#10;&#10;AI-generated content may be incorrect."/>
                     <pic:cNvPicPr>
                       <a:picLocks noChangeAspect="1" noChangeArrowheads="1"/>
                     </pic:cNvPicPr>
@@ -7604,7 +8419,7 @@
                   <pic:spPr bwMode="auto">
                     <a:xfrm>
                       <a:off x="0" y="0"/>
-                      <a:ext cx="3583643" cy="2456907"/>
+                      <a:ext cx="3307715" cy="2106812"/>
                     </a:xfrm>
                     <a:prstGeom prst="rect">
                       <a:avLst/>
@@ -7626,6 +8441,7 @@
         <w:tabs>
           <w:tab w:val="left" w:pos="288"/>
         </w:tabs>
+        <w:ind w:left="360"/>
         <w:jc w:val="center"/>
         <w:rPr>
           <w:color w:val="0D0D0D"/>
@@ -7643,51 +8459,232 @@
           <w:szCs w:val="16"/>
           <w:shd w:val="clear" w:color="auto" w:fill="FFFFFF"/>
         </w:rPr>
+        <w:t>Figure 3</w:t>
+      </w:r>
+      <w:r>
+        <w:rPr>
+          <w:color w:val="0D0D0D"/>
+          <w:sz w:val="16"/>
+          <w:szCs w:val="16"/>
+          <w:shd w:val="clear" w:color="auto" w:fill="FFFFFF"/>
+        </w:rPr>
+        <w:t xml:space="preserve">: </w:t>
+      </w:r>
+      <w:r>
+        <w:rPr>
+          <w:color w:val="0D0D0D"/>
+          <w:sz w:val="16"/>
+          <w:szCs w:val="16"/>
+          <w:shd w:val="clear" w:color="auto" w:fill="FFFFFF"/>
+        </w:rPr>
+        <w:t xml:space="preserve">Comparison of Initialization Time for the First 20 Test Cases (Init vs. </w:t>
+      </w:r>
+      <w:proofErr w:type="spellStart"/>
+      <w:r>
+        <w:rPr>
+          <w:color w:val="0D0D0D"/>
+          <w:sz w:val="16"/>
+          <w:szCs w:val="16"/>
+          <w:shd w:val="clear" w:color="auto" w:fill="FFFFFF"/>
+        </w:rPr>
+        <w:t>InitParallelWithConcurrentDictionary</w:t>
+      </w:r>
+      <w:proofErr w:type="spellEnd"/>
+      <w:r>
+        <w:rPr>
+          <w:color w:val="0D0D0D"/>
+          <w:sz w:val="16"/>
+          <w:szCs w:val="16"/>
+          <w:shd w:val="clear" w:color="auto" w:fill="FFFFFF"/>
+        </w:rPr>
+        <w:t>)</w:t>
+      </w:r>
+    </w:p>
+    <w:p>
+      <w:pPr>
+        <w:tabs>
+          <w:tab w:val="left" w:pos="288"/>
+        </w:tabs>
+        <w:ind w:left="360"/>
+        <w:jc w:val="center"/>
+        <w:rPr>
+          <w:color w:val="0D0D0D"/>
+          <w:shd w:val="clear" w:color="auto" w:fill="FFFFFF"/>
+        </w:rPr>
+      </w:pPr>
+    </w:p>
+    <w:p>
+      <w:pPr>
+        <w:numPr>
+          <w:ilvl w:val="0"/>
+          <w:numId w:val="19"/>
+        </w:numPr>
+        <w:tabs>
+          <w:tab w:val="left" w:pos="288"/>
+        </w:tabs>
+        <w:jc w:val="both"/>
+        <w:rPr>
+          <w:color w:val="0D0D0D"/>
+          <w:shd w:val="clear" w:color="auto" w:fill="FFFFFF"/>
+        </w:rPr>
+      </w:pPr>
+      <w:r>
+        <w:rPr>
+          <w:color w:val="0D0D0D"/>
+          <w:shd w:val="clear" w:color="auto" w:fill="FFFFFF"/>
+        </w:rPr>
         <w:t xml:space="preserve">Figure </w:t>
       </w:r>
+      <w:r>
+        <w:rPr>
+          <w:color w:val="0D0D0D"/>
+          <w:shd w:val="clear" w:color="auto" w:fill="FFFFFF"/>
+        </w:rPr>
+        <w:t xml:space="preserve">4 </w:t>
+      </w:r>
+      <w:r>
+        <w:rPr>
+          <w:color w:val="0D0D0D"/>
+          <w:shd w:val="clear" w:color="auto" w:fill="FFFFFF"/>
+        </w:rPr>
+        <w:t xml:space="preserve">compares the </w:t>
+      </w:r>
+      <w:r>
+        <w:rPr>
+          <w:color w:val="0D0D0D"/>
+          <w:shd w:val="clear" w:color="auto" w:fill="FFFFFF"/>
+        </w:rPr>
+        <w:t xml:space="preserve">computation </w:t>
+      </w:r>
+      <w:r>
+        <w:rPr>
+          <w:color w:val="0D0D0D"/>
+          <w:shd w:val="clear" w:color="auto" w:fill="FFFFFF"/>
+        </w:rPr>
+        <w:t xml:space="preserve">time </w:t>
+      </w:r>
+      <w:r>
+        <w:rPr>
+          <w:color w:val="0D0D0D"/>
+          <w:shd w:val="clear" w:color="auto" w:fill="FFFFFF"/>
+        </w:rPr>
+        <w:t xml:space="preserve">performance between standard and parallel methods for </w:t>
+      </w:r>
+      <w:r>
+        <w:rPr>
+          <w:color w:val="0D0D0D"/>
+          <w:shd w:val="clear" w:color="auto" w:fill="FFFFFF"/>
+        </w:rPr>
+        <w:t xml:space="preserve">different </w:t>
+      </w:r>
+      <w:r>
+        <w:rPr>
+          <w:color w:val="0D0D0D"/>
+          <w:shd w:val="clear" w:color="auto" w:fill="FFFFFF"/>
+        </w:rPr>
+        <w:t>test case</w:t>
+      </w:r>
+      <w:r>
+        <w:rPr>
+          <w:color w:val="0D0D0D"/>
+          <w:shd w:val="clear" w:color="auto" w:fill="FFFFFF"/>
+        </w:rPr>
+        <w:t>.</w:t>
+      </w:r>
+      <w:r>
+        <w:rPr>
+          <w:color w:val="0D0D0D"/>
+          <w:shd w:val="clear" w:color="auto" w:fill="FFFFFF"/>
+        </w:rPr>
+        <w:t xml:space="preserve"> </w:t>
+      </w:r>
+      <w:r>
+        <w:rPr>
+          <w:color w:val="0D0D0D"/>
+          <w:shd w:val="clear" w:color="auto" w:fill="FFFFFF"/>
+        </w:rPr>
+        <w:t xml:space="preserve">The data for these plots is available in </w:t>
+      </w:r>
+      <w:hyperlink r:id="rId29" w:history="1">
+        <w:r>
+          <w:rPr>
+            <w:rStyle w:val="Hyperlink"/>
+            <w:shd w:val="clear" w:color="auto" w:fill="FFFFFF"/>
+          </w:rPr>
+          <w:t xml:space="preserve">[Time Comparison.csv </w:t>
+        </w:r>
+        <w:r>
+          <w:rPr>
+            <w:rStyle w:val="Hyperlink"/>
+            <w:rFonts w:hint="eastAsia"/>
+            <w:shd w:val="clear" w:color="auto" w:fill="FFFFFF"/>
+          </w:rPr>
+          <w:t>↗</w:t>
+        </w:r>
+        <w:r>
+          <w:rPr>
+            <w:rStyle w:val="Hyperlink"/>
+            <w:shd w:val="clear" w:color="auto" w:fill="FFFFFF"/>
+          </w:rPr>
+          <w:t>]</w:t>
+        </w:r>
+      </w:hyperlink>
+      <w:r>
+        <w:rPr>
+          <w:color w:val="0D0D0D"/>
+          <w:shd w:val="clear" w:color="auto" w:fill="FFFFFF"/>
+        </w:rPr>
+        <w:t xml:space="preserve"> </w:t>
+      </w:r>
+      <w:r>
+        <w:rPr>
+          <w:color w:val="0D0D0D"/>
+          <w:shd w:val="clear" w:color="auto" w:fill="FFFFFF"/>
+        </w:rPr>
+        <w:t>for further reference and analysis, with the graph illustrating only the first 20 test cases to enhance readability, while the full dataset can be explored in the linked file.</w:t>
+      </w:r>
+    </w:p>
+    <w:p>
+      <w:pPr>
+        <w:tabs>
+          <w:tab w:val="left" w:pos="288"/>
+        </w:tabs>
+        <w:ind w:left="720"/>
+        <w:jc w:val="both"/>
+        <w:rPr>
+          <w:color w:val="0D0D0D"/>
+          <w:shd w:val="clear" w:color="auto" w:fill="FFFFFF"/>
+        </w:rPr>
+      </w:pPr>
+    </w:p>
+    <w:p>
+      <w:pPr>
+        <w:tabs>
+          <w:tab w:val="left" w:pos="288"/>
+        </w:tabs>
+        <w:ind w:left="720"/>
+        <w:jc w:val="both"/>
+        <w:rPr>
+          <w:color w:val="0D0D0D"/>
+          <w:shd w:val="clear" w:color="auto" w:fill="FFFFFF"/>
+        </w:rPr>
+      </w:pPr>
       <w:r>
         <w:rPr>
           <w:b/>
           <w:bCs/>
           <w:color w:val="0D0D0D"/>
-          <w:sz w:val="16"/>
-          <w:szCs w:val="16"/>
-          <w:shd w:val="clear" w:color="auto" w:fill="FFFFFF"/>
-        </w:rPr>
-        <w:t>4</w:t>
-      </w:r>
-      <w:r>
-        <w:rPr>
-          <w:color w:val="0D0D0D"/>
-          <w:sz w:val="16"/>
-          <w:szCs w:val="16"/>
-          <w:shd w:val="clear" w:color="auto" w:fill="FFFFFF"/>
-        </w:rPr>
-        <w:t xml:space="preserve">: </w:t>
-      </w:r>
-      <w:r>
-        <w:rPr>
-          <w:color w:val="0D0D0D"/>
-          <w:sz w:val="16"/>
-          <w:szCs w:val="16"/>
-          <w:shd w:val="clear" w:color="auto" w:fill="FFFFFF"/>
-        </w:rPr>
-        <w:t>Comparison of Original and Reviewed Time focused computation times.</w:t>
-      </w:r>
-    </w:p>
-    <w:p>
-      <w:pPr>
-        <w:tabs>
-          <w:tab w:val="left" w:pos="288"/>
-        </w:tabs>
-        <w:jc w:val="both"/>
-        <w:rPr>
-          <w:color w:val="0D0D0D"/>
-          <w:sz w:val="16"/>
-          <w:szCs w:val="16"/>
-          <w:shd w:val="clear" w:color="auto" w:fill="FFFFFF"/>
-        </w:rPr>
-      </w:pPr>
+          <w:shd w:val="clear" w:color="auto" w:fill="FFFFFF"/>
+        </w:rPr>
+        <w:t>X-axis:</w:t>
+      </w:r>
+      <w:r>
+        <w:rPr>
+          <w:color w:val="0D0D0D"/>
+          <w:shd w:val="clear" w:color="auto" w:fill="FFFFFF"/>
+        </w:rPr>
+        <w:t xml:space="preserve"> Like Figure 3, the X-axis represents the same test cases used in the initialization comparison.</w:t>
+      </w:r>
     </w:p>
     <w:p>
       <w:pPr>
@@ -7704,18 +8701,47 @@
     </w:p>
     <w:p>
       <w:pPr>
-        <w:pStyle w:val="Heading2"/>
+        <w:tabs>
+          <w:tab w:val="left" w:pos="288"/>
+        </w:tabs>
+        <w:ind w:left="720"/>
+        <w:jc w:val="both"/>
+        <w:rPr>
+          <w:color w:val="0D0D0D"/>
+          <w:shd w:val="clear" w:color="auto" w:fill="FFFFFF"/>
+        </w:rPr>
+      </w:pPr>
+      <w:r>
         <w:rPr>
           <w:b/>
           <w:bCs/>
-          <w:shd w:val="clear" w:color="auto" w:fill="FFFFFF"/>
-        </w:rPr>
-      </w:pPr>
-      <w:r>
-        <w:rPr>
-          <w:shd w:val="clear" w:color="auto" w:fill="FFFFFF"/>
-        </w:rPr>
-        <w:t>Scatter Plot for Initialization and Computation Time Comparison</w:t>
+          <w:color w:val="0D0D0D"/>
+          <w:shd w:val="clear" w:color="auto" w:fill="FFFFFF"/>
+        </w:rPr>
+        <w:t>Y-axis:</w:t>
+      </w:r>
+      <w:r>
+        <w:rPr>
+          <w:color w:val="0D0D0D"/>
+          <w:shd w:val="clear" w:color="auto" w:fill="FFFFFF"/>
+        </w:rPr>
+        <w:t xml:space="preserve"> Represents the computation time (in </w:t>
+      </w:r>
+      <w:proofErr w:type="spellStart"/>
+      <w:r>
+        <w:rPr>
+          <w:color w:val="0D0D0D"/>
+          <w:shd w:val="clear" w:color="auto" w:fill="FFFFFF"/>
+        </w:rPr>
+        <w:t>miliseconds</w:t>
+      </w:r>
+      <w:proofErr w:type="spellEnd"/>
+      <w:r>
+        <w:rPr>
+          <w:color w:val="0D0D0D"/>
+          <w:shd w:val="clear" w:color="auto" w:fill="FFFFFF"/>
+        </w:rPr>
+        <w:t>) taken by the methods after the initialization process, reflecting the time taken to perform actual computations on the data.</w:t>
       </w:r>
     </w:p>
     <w:p>
@@ -7723,202 +8749,85 @@
         <w:tabs>
           <w:tab w:val="left" w:pos="288"/>
         </w:tabs>
+        <w:ind w:left="720"/>
         <w:jc w:val="both"/>
+        <w:rPr>
+          <w:color w:val="0D0D0D"/>
+          <w:shd w:val="clear" w:color="auto" w:fill="FFFFFF"/>
+        </w:rPr>
+      </w:pPr>
+    </w:p>
+    <w:p>
+      <w:pPr>
+        <w:tabs>
+          <w:tab w:val="left" w:pos="288"/>
+        </w:tabs>
+        <w:ind w:left="720"/>
+        <w:jc w:val="both"/>
+        <w:rPr>
+          <w:color w:val="0D0D0D"/>
+          <w:shd w:val="clear" w:color="auto" w:fill="FFFFFF"/>
+        </w:rPr>
+      </w:pPr>
+      <w:r>
         <w:rPr>
           <w:b/>
           <w:bCs/>
           <w:color w:val="0D0D0D"/>
           <w:shd w:val="clear" w:color="auto" w:fill="FFFFFF"/>
         </w:rPr>
-      </w:pPr>
-    </w:p>
-    <w:p>
-      <w:pPr>
-        <w:tabs>
-          <w:tab w:val="left" w:pos="288"/>
-        </w:tabs>
-        <w:jc w:val="both"/>
-        <w:rPr>
-          <w:color w:val="0D0D0D"/>
-          <w:shd w:val="clear" w:color="auto" w:fill="FFFFFF"/>
-        </w:rPr>
-      </w:pPr>
-      <w:r>
-        <w:rPr>
-          <w:color w:val="0D0D0D"/>
-          <w:shd w:val="clear" w:color="auto" w:fill="FFFFFF"/>
-        </w:rPr>
-        <w:t xml:space="preserve">The </w:t>
-      </w:r>
-      <w:r>
-        <w:rPr>
-          <w:color w:val="0D0D0D"/>
-          <w:shd w:val="clear" w:color="auto" w:fill="FFFFFF"/>
-        </w:rPr>
-        <w:t>following figures 5 and 6</w:t>
-      </w:r>
-      <w:r>
-        <w:rPr>
-          <w:color w:val="0D0D0D"/>
-          <w:shd w:val="clear" w:color="auto" w:fill="FFFFFF"/>
-        </w:rPr>
-        <w:t xml:space="preserve"> </w:t>
-      </w:r>
-      <w:r>
-        <w:rPr>
-          <w:color w:val="0D0D0D"/>
-          <w:shd w:val="clear" w:color="auto" w:fill="FFFFFF"/>
-        </w:rPr>
-        <w:t xml:space="preserve">depicts </w:t>
-      </w:r>
-      <w:r>
-        <w:rPr>
-          <w:color w:val="0D0D0D"/>
-          <w:shd w:val="clear" w:color="auto" w:fill="FFFFFF"/>
-        </w:rPr>
-        <w:t>visualiz</w:t>
-      </w:r>
-      <w:r>
-        <w:rPr>
-          <w:color w:val="0D0D0D"/>
-          <w:shd w:val="clear" w:color="auto" w:fill="FFFFFF"/>
-        </w:rPr>
-        <w:t xml:space="preserve">ation of </w:t>
-      </w:r>
-      <w:r>
-        <w:rPr>
-          <w:color w:val="0D0D0D"/>
-          <w:shd w:val="clear" w:color="auto" w:fill="FFFFFF"/>
-        </w:rPr>
-        <w:t xml:space="preserve"> the relationship between initialization time and computation time for the </w:t>
-      </w:r>
-      <w:proofErr w:type="spellStart"/>
-      <w:r>
-        <w:rPr>
-          <w:color w:val="0D0D0D"/>
-          <w:shd w:val="clear" w:color="auto" w:fill="FFFFFF"/>
-        </w:rPr>
-        <w:t>InitParallelWithConcurrentDictionary</w:t>
-      </w:r>
-      <w:proofErr w:type="spellEnd"/>
-      <w:r>
-        <w:rPr>
-          <w:color w:val="0D0D0D"/>
-          <w:shd w:val="clear" w:color="auto" w:fill="FFFFFF"/>
-        </w:rPr>
-        <w:t>() method. The X-axis represents the test cases, and the Y-axis represents the execution times in seconds. Blue circles represent the standard initialization time, while red crosses represent the parallel initialization time.</w:t>
-      </w:r>
-    </w:p>
-    <w:p>
-      <w:pPr>
-        <w:numPr>
-          <w:ilvl w:val="0"/>
-          <w:numId w:val="20"/>
-        </w:numPr>
-        <w:tabs>
-          <w:tab w:val="left" w:pos="288"/>
-        </w:tabs>
-        <w:jc w:val="both"/>
-        <w:rPr>
-          <w:color w:val="0D0D0D"/>
-          <w:shd w:val="clear" w:color="auto" w:fill="FFFFFF"/>
-        </w:rPr>
-      </w:pPr>
-      <w:r>
-        <w:rPr>
-          <w:color w:val="0D0D0D"/>
-          <w:shd w:val="clear" w:color="auto" w:fill="FFFFFF"/>
-        </w:rPr>
-        <w:lastRenderedPageBreak/>
-        <w:t xml:space="preserve">Initialization Time: The scatter plot shows that the </w:t>
-      </w:r>
-      <w:r>
-        <w:rPr>
-          <w:color w:val="0D0D0D"/>
-          <w:shd w:val="clear" w:color="auto" w:fill="FFFFFF"/>
-        </w:rPr>
-        <w:t>parallelize optimized newly created</w:t>
-      </w:r>
-      <w:r>
-        <w:rPr>
-          <w:color w:val="0D0D0D"/>
-          <w:shd w:val="clear" w:color="auto" w:fill="FFFFFF"/>
-        </w:rPr>
-        <w:t xml:space="preserve"> method (</w:t>
-      </w:r>
-      <w:proofErr w:type="spellStart"/>
-      <w:r>
-        <w:rPr>
-          <w:color w:val="0D0D0D"/>
-          <w:shd w:val="clear" w:color="auto" w:fill="FFFFFF"/>
-        </w:rPr>
-        <w:t>InitParallelWithConcurrentDictionary</w:t>
-      </w:r>
-      <w:proofErr w:type="spellEnd"/>
-      <w:r>
-        <w:rPr>
-          <w:color w:val="0D0D0D"/>
-          <w:shd w:val="clear" w:color="auto" w:fill="FFFFFF"/>
-        </w:rPr>
-        <w:t>()) has a lower initialization time compared to the single-threaded method across all test cases.</w:t>
-      </w:r>
-    </w:p>
-    <w:p>
-      <w:pPr>
-        <w:numPr>
-          <w:ilvl w:val="0"/>
-          <w:numId w:val="20"/>
-        </w:numPr>
-        <w:tabs>
-          <w:tab w:val="left" w:pos="288"/>
-        </w:tabs>
-        <w:jc w:val="both"/>
-        <w:rPr>
-          <w:color w:val="0D0D0D"/>
-          <w:shd w:val="clear" w:color="auto" w:fill="FFFFFF"/>
-        </w:rPr>
-      </w:pPr>
-      <w:r>
-        <w:rPr>
-          <w:color w:val="0D0D0D"/>
-          <w:shd w:val="clear" w:color="auto" w:fill="FFFFFF"/>
-        </w:rPr>
-        <w:t>Computation Time: The scatter plot also highlights the consistency of the parallelized method, with most data points clustered around lower execution times.</w:t>
-      </w:r>
-      <w:r>
-        <w:rPr>
-          <w:color w:val="0D0D0D"/>
-          <w:shd w:val="clear" w:color="auto" w:fill="FFFFFF"/>
-        </w:rPr>
-        <w:t xml:space="preserve">[Figure </w:t>
-      </w:r>
-      <w:r>
-        <w:rPr>
-          <w:color w:val="0D0D0D"/>
-          <w:shd w:val="clear" w:color="auto" w:fill="FFFFFF"/>
-        </w:rPr>
-        <w:t>5</w:t>
-      </w:r>
-      <w:r>
-        <w:rPr>
-          <w:color w:val="0D0D0D"/>
-          <w:shd w:val="clear" w:color="auto" w:fill="FFFFFF"/>
-        </w:rPr>
-        <w:t xml:space="preserve"> &amp; </w:t>
-      </w:r>
-      <w:r>
-        <w:rPr>
-          <w:color w:val="0D0D0D"/>
-          <w:shd w:val="clear" w:color="auto" w:fill="FFFFFF"/>
-        </w:rPr>
-        <w:t>6</w:t>
-      </w:r>
-      <w:r>
-        <w:rPr>
-          <w:color w:val="0D0D0D"/>
-          <w:shd w:val="clear" w:color="auto" w:fill="FFFFFF"/>
-        </w:rPr>
-        <w:t>]</w:t>
+        <w:t>Blue Bars:</w:t>
+      </w:r>
+      <w:r>
+        <w:rPr>
+          <w:color w:val="0D0D0D"/>
+          <w:shd w:val="clear" w:color="auto" w:fill="FFFFFF"/>
+        </w:rPr>
+        <w:t xml:space="preserve"> Represent the computation time of the original </w:t>
+      </w:r>
+      <w:proofErr w:type="gramStart"/>
+      <w:r>
+        <w:rPr>
+          <w:color w:val="0D0D0D"/>
+          <w:shd w:val="clear" w:color="auto" w:fill="FFFFFF"/>
+        </w:rPr>
+        <w:t>Init(</w:t>
+      </w:r>
+      <w:proofErr w:type="gramEnd"/>
+      <w:r>
+        <w:rPr>
+          <w:color w:val="0D0D0D"/>
+          <w:shd w:val="clear" w:color="auto" w:fill="FFFFFF"/>
+        </w:rPr>
+        <w:t>) method (single-threaded). This measures the time it takes to complete the full task</w:t>
+      </w:r>
+      <w:r>
+        <w:rPr>
+          <w:color w:val="0D0D0D"/>
+          <w:shd w:val="clear" w:color="auto" w:fill="FFFFFF"/>
+        </w:rPr>
+        <w:t xml:space="preserve"> (</w:t>
+      </w:r>
+      <w:r>
+        <w:rPr>
+          <w:color w:val="0D0D0D"/>
+          <w:shd w:val="clear" w:color="auto" w:fill="FFFFFF"/>
+        </w:rPr>
+        <w:t>computation</w:t>
+      </w:r>
+      <w:r>
+        <w:rPr>
+          <w:color w:val="0D0D0D"/>
+          <w:shd w:val="clear" w:color="auto" w:fill="FFFFFF"/>
+        </w:rPr>
+        <w:t xml:space="preserve"> time)</w:t>
+      </w:r>
+      <w:r>
+        <w:rPr>
+          <w:color w:val="0D0D0D"/>
+          <w:shd w:val="clear" w:color="auto" w:fill="FFFFFF"/>
+        </w:rPr>
+        <w:t>.</w:t>
       </w:r>
     </w:p>
     <w:p>
@@ -7939,6 +8848,7 @@
         <w:tabs>
           <w:tab w:val="left" w:pos="288"/>
         </w:tabs>
+        <w:ind w:left="720"/>
         <w:jc w:val="both"/>
         <w:rPr>
           <w:color w:val="0D0D0D"/>
@@ -7947,13 +8857,211 @@
       </w:pPr>
       <w:r>
         <w:rPr>
+          <w:b/>
+          <w:bCs/>
+          <w:color w:val="0D0D0D"/>
+          <w:shd w:val="clear" w:color="auto" w:fill="FFFFFF"/>
+        </w:rPr>
+        <w:t>Green Bars:</w:t>
+      </w:r>
+      <w:r>
+        <w:rPr>
+          <w:color w:val="0D0D0D"/>
+          <w:shd w:val="clear" w:color="auto" w:fill="FFFFFF"/>
+        </w:rPr>
+        <w:t xml:space="preserve"> Represent the computation time of the </w:t>
+      </w:r>
+      <w:proofErr w:type="spellStart"/>
+      <w:proofErr w:type="gramStart"/>
+      <w:r>
+        <w:rPr>
+          <w:color w:val="0D0D0D"/>
+          <w:shd w:val="clear" w:color="auto" w:fill="FFFFFF"/>
+        </w:rPr>
+        <w:t>InitParallelWithConcurrentDictionary</w:t>
+      </w:r>
+      <w:proofErr w:type="spellEnd"/>
+      <w:r>
+        <w:rPr>
+          <w:color w:val="0D0D0D"/>
+          <w:shd w:val="clear" w:color="auto" w:fill="FFFFFF"/>
+        </w:rPr>
+        <w:t>(</w:t>
+      </w:r>
+      <w:proofErr w:type="gramEnd"/>
+      <w:r>
+        <w:rPr>
+          <w:color w:val="0D0D0D"/>
+          <w:shd w:val="clear" w:color="auto" w:fill="FFFFFF"/>
+        </w:rPr>
+        <w:t>) method. This method, while parallelizing the initialization, also impacts the computation phase. However, the overhead of managing parallel tasks means the gains in computation time may not be as significant as in initialization time.</w:t>
+      </w:r>
+    </w:p>
+    <w:p>
+      <w:pPr>
+        <w:tabs>
+          <w:tab w:val="left" w:pos="288"/>
+        </w:tabs>
+        <w:ind w:left="720"/>
+        <w:jc w:val="both"/>
+        <w:rPr>
+          <w:color w:val="0D0D0D"/>
+          <w:shd w:val="clear" w:color="auto" w:fill="FFFFFF"/>
+        </w:rPr>
+      </w:pPr>
+    </w:p>
+    <w:p>
+      <w:pPr>
+        <w:tabs>
+          <w:tab w:val="left" w:pos="288"/>
+        </w:tabs>
+        <w:ind w:left="720"/>
+        <w:jc w:val="both"/>
+        <w:rPr>
+          <w:color w:val="0D0D0D"/>
+          <w:shd w:val="clear" w:color="auto" w:fill="FFFFFF"/>
+        </w:rPr>
+      </w:pPr>
+      <w:r>
+        <w:rPr>
+          <w:b/>
+          <w:bCs/>
+          <w:color w:val="0D0D0D"/>
+          <w:shd w:val="clear" w:color="auto" w:fill="FFFFFF"/>
+        </w:rPr>
+        <w:t>Key Observations:</w:t>
+      </w:r>
+      <w:r>
+        <w:rPr>
+          <w:color w:val="0D0D0D"/>
+          <w:shd w:val="clear" w:color="auto" w:fill="FFFFFF"/>
+        </w:rPr>
+        <w:t xml:space="preserve"> </w:t>
+      </w:r>
+      <w:r>
+        <w:rPr>
+          <w:color w:val="0D0D0D"/>
+          <w:shd w:val="clear" w:color="auto" w:fill="FFFFFF"/>
+        </w:rPr>
+        <w:t xml:space="preserve"> </w:t>
+      </w:r>
+      <w:r>
+        <w:rPr>
+          <w:color w:val="0D0D0D"/>
+          <w:shd w:val="clear" w:color="auto" w:fill="FFFFFF"/>
+        </w:rPr>
+        <w:t>The chart illustrates that the time taken by the</w:t>
+      </w:r>
+      <w:r>
+        <w:rPr>
+          <w:color w:val="0D0D0D"/>
+          <w:shd w:val="clear" w:color="auto" w:fill="FFFFFF"/>
+        </w:rPr>
+        <w:t xml:space="preserve"> </w:t>
+      </w:r>
+      <w:r>
+        <w:rPr>
+          <w:color w:val="0D0D0D"/>
+          <w:shd w:val="clear" w:color="auto" w:fill="FFFFFF"/>
+        </w:rPr>
+        <w:t xml:space="preserve">newly created method, </w:t>
+      </w:r>
+      <w:proofErr w:type="spellStart"/>
+      <w:r>
+        <w:rPr>
+          <w:b/>
+          <w:bCs/>
+          <w:color w:val="0D0D0D"/>
+          <w:shd w:val="clear" w:color="auto" w:fill="FFFFFF"/>
+        </w:rPr>
+        <w:t>InitParallelWithConcurrentDictionary</w:t>
+      </w:r>
+      <w:proofErr w:type="spellEnd"/>
+      <w:r>
+        <w:rPr>
+          <w:color w:val="0D0D0D"/>
+          <w:shd w:val="clear" w:color="auto" w:fill="FFFFFF"/>
+        </w:rPr>
+        <w:t xml:space="preserve"> (review time)</w:t>
+      </w:r>
+      <w:r>
+        <w:rPr>
+          <w:color w:val="0D0D0D"/>
+          <w:shd w:val="clear" w:color="auto" w:fill="FFFFFF"/>
+        </w:rPr>
+        <w:t xml:space="preserve"> which is shown in green bar </w:t>
+      </w:r>
+      <w:r>
+        <w:rPr>
+          <w:color w:val="0D0D0D"/>
+          <w:shd w:val="clear" w:color="auto" w:fill="FFFFFF"/>
+        </w:rPr>
+        <w:t xml:space="preserve">also shows improvements in computation time compared to the original method </w:t>
+      </w:r>
+      <w:r>
+        <w:rPr>
+          <w:color w:val="0D0D0D"/>
+          <w:shd w:val="clear" w:color="auto" w:fill="FFFFFF"/>
+        </w:rPr>
+        <w:t xml:space="preserve">Init (Original </w:t>
+      </w:r>
+      <w:proofErr w:type="gramStart"/>
+      <w:r>
+        <w:rPr>
+          <w:color w:val="0D0D0D"/>
+          <w:shd w:val="clear" w:color="auto" w:fill="FFFFFF"/>
+        </w:rPr>
+        <w:t>time )</w:t>
+      </w:r>
+      <w:proofErr w:type="gramEnd"/>
+      <w:r>
+        <w:rPr>
+          <w:color w:val="0D0D0D"/>
+          <w:shd w:val="clear" w:color="auto" w:fill="FFFFFF"/>
+        </w:rPr>
+        <w:t xml:space="preserve"> which is shown in </w:t>
+      </w:r>
+      <w:r>
+        <w:rPr>
+          <w:color w:val="0D0D0D"/>
+          <w:shd w:val="clear" w:color="auto" w:fill="FFFFFF"/>
+        </w:rPr>
+        <w:t>blue bars. While the reduction in computation time is not as pronounced as during initialization, the parallel method still demonstrates slightly better performance. This indicates that the benefits of parallelization extend beyond initialization, despite minor overheads involved in managing parallel tasks.</w:t>
+      </w:r>
+    </w:p>
+    <w:p>
+      <w:pPr>
+        <w:tabs>
+          <w:tab w:val="left" w:pos="288"/>
+        </w:tabs>
+        <w:ind w:left="720"/>
+        <w:rPr>
+          <w:color w:val="0D0D0D"/>
+          <w:shd w:val="clear" w:color="auto" w:fill="FFFFFF"/>
+        </w:rPr>
+      </w:pPr>
+    </w:p>
+    <w:p>
+      <w:pPr>
+        <w:tabs>
+          <w:tab w:val="left" w:pos="288"/>
+        </w:tabs>
+        <w:ind w:left="288"/>
+        <w:rPr>
+          <w:color w:val="0D0D0D"/>
+          <w:shd w:val="clear" w:color="auto" w:fill="FFFFFF"/>
+        </w:rPr>
+      </w:pPr>
+      <w:bookmarkStart w:id="3" w:name="_Ref162223876"/>
+      <w:r>
+        <w:rPr>
           <w:noProof/>
         </w:rPr>
         <w:drawing>
-          <wp:inline distT="0" distB="0" distL="0" distR="0" wp14:anchorId="4B18EADF" wp14:editId="3A78D843">
-            <wp:extent cx="3357880" cy="2443795"/>
-            <wp:effectExtent l="0" t="0" r="0" b="0"/>
-            <wp:docPr id="2084677659" name="Picture 10" descr="A diagram of a graph&#10;&#10;AI-generated content may be incorrect."/>
+          <wp:inline distT="0" distB="0" distL="0" distR="0" wp14:anchorId="231BF1DD" wp14:editId="580F3468">
+            <wp:extent cx="3499338" cy="2338330"/>
+            <wp:effectExtent l="0" t="0" r="6350" b="5080"/>
+            <wp:docPr id="646655556" name="Picture 3" descr="A graph showing different colored bars&#10;&#10;AI-generated content may be incorrect."/>
             <wp:cNvGraphicFramePr>
               <a:graphicFrameLocks xmlns:a="http://schemas.openxmlformats.org/drawingml/2006/main" noChangeAspect="1"/>
             </wp:cNvGraphicFramePr>
@@ -7961,161 +9069,7 @@
               <a:graphicData uri="http://schemas.openxmlformats.org/drawingml/2006/picture">
                 <pic:pic xmlns:pic="http://schemas.openxmlformats.org/drawingml/2006/picture">
                   <pic:nvPicPr>
-                    <pic:cNvPr id="2084677659" name="Picture 10" descr="A diagram of a graph&#10;&#10;AI-generated content may be incorrect."/>
-                    <pic:cNvPicPr>
-                      <a:picLocks noChangeAspect="1" noChangeArrowheads="1"/>
-                    </pic:cNvPicPr>
-                  </pic:nvPicPr>
-                  <pic:blipFill>
-                    <a:blip r:embed="rId29" cstate="print">
-                      <a:extLst>
-                        <a:ext uri="{28A0092B-C50C-407E-A947-70E740481C1C}">
-                          <a14:useLocalDpi xmlns:a14="http://schemas.microsoft.com/office/drawing/2010/main" val="0"/>
-                        </a:ext>
-                      </a:extLst>
-                    </a:blip>
-                    <a:srcRect/>
-                    <a:stretch>
-                      <a:fillRect/>
-                    </a:stretch>
-                  </pic:blipFill>
-                  <pic:spPr bwMode="auto">
-                    <a:xfrm>
-                      <a:off x="0" y="0"/>
-                      <a:ext cx="3376542" cy="2457377"/>
-                    </a:xfrm>
-                    <a:prstGeom prst="rect">
-                      <a:avLst/>
-                    </a:prstGeom>
-                    <a:noFill/>
-                    <a:ln>
-                      <a:noFill/>
-                    </a:ln>
-                  </pic:spPr>
-                </pic:pic>
-              </a:graphicData>
-            </a:graphic>
-          </wp:inline>
-        </w:drawing>
-      </w:r>
-    </w:p>
-    <w:p>
-      <w:pPr>
-        <w:tabs>
-          <w:tab w:val="left" w:pos="288"/>
-        </w:tabs>
-        <w:jc w:val="center"/>
-        <w:rPr>
-          <w:color w:val="0D0D0D"/>
-          <w:sz w:val="16"/>
-          <w:szCs w:val="16"/>
-          <w:shd w:val="clear" w:color="auto" w:fill="FFFFFF"/>
-        </w:rPr>
-      </w:pPr>
-    </w:p>
-    <w:p>
-      <w:pPr>
-        <w:tabs>
-          <w:tab w:val="left" w:pos="288"/>
-        </w:tabs>
-        <w:jc w:val="center"/>
-        <w:rPr>
-          <w:color w:val="0D0D0D"/>
-          <w:sz w:val="16"/>
-          <w:szCs w:val="16"/>
-          <w:shd w:val="clear" w:color="auto" w:fill="FFFFFF"/>
-        </w:rPr>
-      </w:pPr>
-      <w:r>
-        <w:rPr>
-          <w:b/>
-          <w:bCs/>
-          <w:color w:val="0D0D0D"/>
-          <w:sz w:val="16"/>
-          <w:szCs w:val="16"/>
-          <w:shd w:val="clear" w:color="auto" w:fill="FFFFFF"/>
-        </w:rPr>
-        <w:t xml:space="preserve">Figure </w:t>
-      </w:r>
-      <w:r>
-        <w:rPr>
-          <w:b/>
-          <w:bCs/>
-          <w:color w:val="0D0D0D"/>
-          <w:sz w:val="16"/>
-          <w:szCs w:val="16"/>
-          <w:shd w:val="clear" w:color="auto" w:fill="FFFFFF"/>
-        </w:rPr>
-        <w:t>5</w:t>
-      </w:r>
-      <w:r>
-        <w:rPr>
-          <w:color w:val="0D0D0D"/>
-          <w:sz w:val="16"/>
-          <w:szCs w:val="16"/>
-          <w:shd w:val="clear" w:color="auto" w:fill="FFFFFF"/>
-        </w:rPr>
-        <w:t>:</w:t>
-      </w:r>
-      <w:r>
-        <w:rPr>
-          <w:color w:val="0D0D0D"/>
-          <w:sz w:val="16"/>
-          <w:szCs w:val="16"/>
-          <w:shd w:val="clear" w:color="auto" w:fill="FFFFFF"/>
-        </w:rPr>
-        <w:t xml:space="preserve"> </w:t>
-      </w:r>
-      <w:r>
-        <w:rPr>
-          <w:color w:val="0D0D0D"/>
-          <w:sz w:val="16"/>
-          <w:szCs w:val="16"/>
-          <w:shd w:val="clear" w:color="auto" w:fill="FFFFFF"/>
-        </w:rPr>
-        <w:t>compares the initialization performance between standard and parallel methods for each test case.</w:t>
-      </w:r>
-    </w:p>
-    <w:p>
-      <w:pPr>
-        <w:tabs>
-          <w:tab w:val="left" w:pos="288"/>
-        </w:tabs>
-        <w:jc w:val="both"/>
-        <w:rPr>
-          <w:color w:val="0D0D0D"/>
-          <w:shd w:val="clear" w:color="auto" w:fill="FFFFFF"/>
-        </w:rPr>
-      </w:pPr>
-    </w:p>
-    <w:p>
-      <w:pPr>
-        <w:tabs>
-          <w:tab w:val="left" w:pos="288"/>
-        </w:tabs>
-        <w:jc w:val="both"/>
-        <w:rPr>
-          <w:color w:val="0D0D0D"/>
-          <w:shd w:val="clear" w:color="auto" w:fill="FFFFFF"/>
-        </w:rPr>
-      </w:pPr>
-      <w:r>
-        <w:rPr>
-          <w:noProof/>
-        </w:rPr>
-        <w:drawing>
-          <wp:inline distT="0" distB="0" distL="0" distR="0" wp14:anchorId="5FF4E1F1" wp14:editId="53079C16">
-            <wp:extent cx="3301365" cy="2451887"/>
-            <wp:effectExtent l="0" t="0" r="0" b="5715"/>
-            <wp:docPr id="1470617314" name="Picture 11" descr="A diagram of a graph&#10;&#10;AI-generated content may be incorrect."/>
-            <wp:cNvGraphicFramePr>
-              <a:graphicFrameLocks xmlns:a="http://schemas.openxmlformats.org/drawingml/2006/main" noChangeAspect="1"/>
-            </wp:cNvGraphicFramePr>
-            <a:graphic xmlns:a="http://schemas.openxmlformats.org/drawingml/2006/main">
-              <a:graphicData uri="http://schemas.openxmlformats.org/drawingml/2006/picture">
-                <pic:pic xmlns:pic="http://schemas.openxmlformats.org/drawingml/2006/picture">
-                  <pic:nvPicPr>
-                    <pic:cNvPr id="1470617314" name="Picture 11" descr="A diagram of a graph&#10;&#10;AI-generated content may be incorrect."/>
+                    <pic:cNvPr id="646655556" name="Picture 3" descr="A graph showing different colored bars&#10;&#10;AI-generated content may be incorrect."/>
                     <pic:cNvPicPr>
                       <a:picLocks noChangeAspect="1" noChangeArrowheads="1"/>
                     </pic:cNvPicPr>
@@ -8136,7 +9090,7 @@
                   <pic:spPr bwMode="auto">
                     <a:xfrm>
                       <a:off x="0" y="0"/>
-                      <a:ext cx="3323179" cy="2468088"/>
+                      <a:ext cx="3531987" cy="2360146"/>
                     </a:xfrm>
                     <a:prstGeom prst="rect">
                       <a:avLst/>
@@ -8152,20 +9106,31 @@
           </wp:inline>
         </w:drawing>
       </w:r>
+      <w:bookmarkEnd w:id="3"/>
     </w:p>
     <w:p>
       <w:pPr>
         <w:tabs>
           <w:tab w:val="left" w:pos="288"/>
         </w:tabs>
-        <w:jc w:val="both"/>
-        <w:rPr>
+        <w:ind w:left="720"/>
+        <w:jc w:val="center"/>
+        <w:rPr>
+          <w:color w:val="0D0D0D"/>
+          <w:shd w:val="clear" w:color="auto" w:fill="FFFFFF"/>
+        </w:rPr>
+      </w:pPr>
+      <w:r>
+        <w:rPr>
+          <w:b/>
+          <w:bCs/>
           <w:color w:val="0D0D0D"/>
           <w:sz w:val="16"/>
           <w:szCs w:val="16"/>
           <w:shd w:val="clear" w:color="auto" w:fill="FFFFFF"/>
         </w:rPr>
-      </w:pPr>
+        <w:t>Figure 4</w:t>
+      </w:r>
       <w:r>
         <w:rPr>
           <w:color w:val="0D0D0D"/>
@@ -8173,7 +9138,7 @@
           <w:szCs w:val="16"/>
           <w:shd w:val="clear" w:color="auto" w:fill="FFFFFF"/>
         </w:rPr>
-        <w:t xml:space="preserve"> </w:t>
+        <w:t xml:space="preserve">: </w:t>
       </w:r>
       <w:r>
         <w:rPr>
@@ -8182,18 +9147,59 @@
           <w:szCs w:val="16"/>
           <w:shd w:val="clear" w:color="auto" w:fill="FFFFFF"/>
         </w:rPr>
-        <w:tab/>
-      </w:r>
-      <w:r>
-        <w:rPr>
-          <w:color w:val="0D0D0D"/>
+        <w:t xml:space="preserve">Comparison of </w:t>
+      </w:r>
+      <w:r>
+        <w:rPr>
           <w:sz w:val="16"/>
           <w:szCs w:val="16"/>
           <w:shd w:val="clear" w:color="auto" w:fill="FFFFFF"/>
         </w:rPr>
-        <w:tab/>
-        <w:t xml:space="preserve">      </w:t>
-      </w:r>
+        <w:t xml:space="preserve">Computation </w:t>
+      </w:r>
+      <w:r>
+        <w:rPr>
+          <w:color w:val="0D0D0D"/>
+          <w:sz w:val="16"/>
+          <w:szCs w:val="16"/>
+          <w:shd w:val="clear" w:color="auto" w:fill="FFFFFF"/>
+        </w:rPr>
+        <w:t xml:space="preserve">Time for the First 20 Test Cases (Init vs. </w:t>
+      </w:r>
+      <w:proofErr w:type="spellStart"/>
+      <w:r>
+        <w:rPr>
+          <w:color w:val="0D0D0D"/>
+          <w:sz w:val="16"/>
+          <w:szCs w:val="16"/>
+          <w:shd w:val="clear" w:color="auto" w:fill="FFFFFF"/>
+        </w:rPr>
+        <w:t>InitParallelWithConcurrentDictionary</w:t>
+      </w:r>
+      <w:proofErr w:type="spellEnd"/>
+      <w:r>
+        <w:rPr>
+          <w:color w:val="0D0D0D"/>
+          <w:sz w:val="16"/>
+          <w:szCs w:val="16"/>
+          <w:shd w:val="clear" w:color="auto" w:fill="FFFFFF"/>
+        </w:rPr>
+        <w:t>)</w:t>
+      </w:r>
+    </w:p>
+    <w:p>
+      <w:pPr>
+        <w:tabs>
+          <w:tab w:val="left" w:pos="288"/>
+        </w:tabs>
+        <w:jc w:val="center"/>
+        <w:rPr>
+          <w:color w:val="0D0D0D"/>
+          <w:sz w:val="16"/>
+          <w:szCs w:val="16"/>
+          <w:shd w:val="clear" w:color="auto" w:fill="FFFFFF"/>
+        </w:rPr>
+      </w:pPr>
       <w:r>
         <w:rPr>
           <w:b/>
@@ -8203,48 +9209,38 @@
           <w:szCs w:val="16"/>
           <w:shd w:val="clear" w:color="auto" w:fill="FFFFFF"/>
         </w:rPr>
-        <w:t xml:space="preserve">Figure </w:t>
-      </w:r>
-      <w:r>
+        <w:t xml:space="preserve">                          </w:t>
+      </w:r>
+    </w:p>
+    <w:p>
+      <w:pPr>
+        <w:pStyle w:val="Heading2"/>
         <w:rPr>
           <w:b/>
           <w:bCs/>
-          <w:color w:val="0D0D0D"/>
-          <w:sz w:val="16"/>
-          <w:szCs w:val="16"/>
-          <w:shd w:val="clear" w:color="auto" w:fill="FFFFFF"/>
-        </w:rPr>
-        <w:t>6</w:t>
-      </w:r>
-      <w:r>
+          <w:shd w:val="clear" w:color="auto" w:fill="FFFFFF"/>
+        </w:rPr>
+      </w:pPr>
+      <w:r>
+        <w:rPr>
+          <w:shd w:val="clear" w:color="auto" w:fill="FFFFFF"/>
+        </w:rPr>
+        <w:t>Scatter Plot for Initialization and Computation Time Comparison</w:t>
+      </w:r>
+    </w:p>
+    <w:p>
+      <w:pPr>
+        <w:tabs>
+          <w:tab w:val="left" w:pos="288"/>
+        </w:tabs>
+        <w:jc w:val="both"/>
         <w:rPr>
           <w:b/>
           <w:bCs/>
           <w:color w:val="0D0D0D"/>
-          <w:sz w:val="16"/>
-          <w:szCs w:val="16"/>
-          <w:shd w:val="clear" w:color="auto" w:fill="FFFFFF"/>
-        </w:rPr>
-        <w:t>:</w:t>
-      </w:r>
-      <w:r>
-        <w:rPr>
-          <w:color w:val="0D0D0D"/>
-          <w:sz w:val="16"/>
-          <w:szCs w:val="16"/>
-          <w:shd w:val="clear" w:color="auto" w:fill="FFFFFF"/>
-        </w:rPr>
-        <w:t xml:space="preserve"> compares</w:t>
-      </w:r>
-      <w:r>
-        <w:rPr>
-          <w:color w:val="0D0D0D"/>
-          <w:sz w:val="16"/>
-          <w:szCs w:val="16"/>
-          <w:shd w:val="clear" w:color="auto" w:fill="FFFFFF"/>
-        </w:rPr>
-        <w:t xml:space="preserve"> the computation times.</w:t>
-      </w:r>
+          <w:shd w:val="clear" w:color="auto" w:fill="FFFFFF"/>
+        </w:rPr>
+      </w:pPr>
     </w:p>
     <w:p>
       <w:pPr>
@@ -8254,186 +9250,473 @@
         <w:jc w:val="both"/>
         <w:rPr>
           <w:color w:val="0D0D0D"/>
-          <w:sz w:val="16"/>
-          <w:szCs w:val="16"/>
-          <w:shd w:val="clear" w:color="auto" w:fill="FFFFFF"/>
-        </w:rPr>
-      </w:pPr>
-    </w:p>
-    <w:p>
-      <w:pPr>
-        <w:pStyle w:val="Heading2"/>
-        <w:rPr>
-          <w:shd w:val="clear" w:color="auto" w:fill="FFFFFF"/>
-        </w:rPr>
-      </w:pPr>
-      <w:r>
-        <w:rPr>
-          <w:shd w:val="clear" w:color="auto" w:fill="FFFFFF"/>
-        </w:rPr>
-        <w:t>Comparison of New Method (InitParallel - Multi-thread) vs. Old Method (Init - Single-thread) Across Various CPU Cores</w:t>
-      </w:r>
-    </w:p>
-    <w:p/>
-    <w:p>
-      <w:pPr>
+          <w:shd w:val="clear" w:color="auto" w:fill="FFFFFF"/>
+        </w:rPr>
+      </w:pPr>
+      <w:r>
+        <w:rPr>
+          <w:color w:val="0D0D0D"/>
+          <w:shd w:val="clear" w:color="auto" w:fill="FFFFFF"/>
+        </w:rPr>
+        <w:t xml:space="preserve">Figures 5 and 6 depict the visualization of the relationship between initialization time and computation time for the </w:t>
+      </w:r>
+      <w:proofErr w:type="spellStart"/>
+      <w:proofErr w:type="gramStart"/>
+      <w:r>
+        <w:rPr>
+          <w:color w:val="0D0D0D"/>
+          <w:shd w:val="clear" w:color="auto" w:fill="FFFFFF"/>
+        </w:rPr>
+        <w:t>InitParallelWithConcurrentDictionary</w:t>
+      </w:r>
+      <w:proofErr w:type="spellEnd"/>
+      <w:r>
+        <w:rPr>
+          <w:color w:val="0D0D0D"/>
+          <w:shd w:val="clear" w:color="auto" w:fill="FFFFFF"/>
+        </w:rPr>
+        <w:t>(</w:t>
+      </w:r>
+      <w:proofErr w:type="gramEnd"/>
+      <w:r>
+        <w:rPr>
+          <w:color w:val="0D0D0D"/>
+          <w:shd w:val="clear" w:color="auto" w:fill="FFFFFF"/>
+        </w:rPr>
+        <w:t>) method.</w:t>
+      </w:r>
+      <w:r>
+        <w:rPr>
+          <w:b/>
+          <w:bCs/>
+        </w:rPr>
+        <w:t xml:space="preserve"> </w:t>
+      </w:r>
+      <w:r>
+        <w:rPr>
+          <w:color w:val="0D0D0D"/>
+          <w:shd w:val="clear" w:color="auto" w:fill="FFFFFF"/>
+        </w:rPr>
+        <w:t xml:space="preserve">The data for these plots is available in </w:t>
+      </w:r>
+      <w:hyperlink r:id="rId31" w:history="1">
+        <w:r>
+          <w:rPr>
+            <w:rStyle w:val="Hyperlink"/>
+            <w:shd w:val="clear" w:color="auto" w:fill="FFFFFF"/>
+          </w:rPr>
+          <w:t xml:space="preserve">[Time Comparison.csv </w:t>
+        </w:r>
+        <w:r>
+          <w:rPr>
+            <w:rStyle w:val="Hyperlink"/>
+            <w:rFonts w:hint="eastAsia"/>
+            <w:shd w:val="clear" w:color="auto" w:fill="FFFFFF"/>
+          </w:rPr>
+          <w:t>↗</w:t>
+        </w:r>
+        <w:r>
+          <w:rPr>
+            <w:rStyle w:val="Hyperlink"/>
+            <w:shd w:val="clear" w:color="auto" w:fill="FFFFFF"/>
+          </w:rPr>
+          <w:t>]</w:t>
+        </w:r>
+      </w:hyperlink>
+      <w:r>
+        <w:rPr>
+          <w:color w:val="0D0D0D"/>
+          <w:shd w:val="clear" w:color="auto" w:fill="FFFFFF"/>
+        </w:rPr>
+        <w:t xml:space="preserve"> </w:t>
+      </w:r>
+      <w:r>
+        <w:rPr>
+          <w:color w:val="0D0D0D"/>
+          <w:shd w:val="clear" w:color="auto" w:fill="FFFFFF"/>
+        </w:rPr>
+        <w:t>for further reference and analysis.</w:t>
+      </w:r>
+    </w:p>
+    <w:p>
+      <w:pPr>
+        <w:tabs>
+          <w:tab w:val="left" w:pos="288"/>
+        </w:tabs>
         <w:jc w:val="both"/>
-      </w:pPr>
-      <w:r>
-        <w:t>In this section, we compare the performance of the new multi-threaded method (</w:t>
-      </w:r>
-      <w:proofErr w:type="spellStart"/>
-      <w:r>
-        <w:t>InitParallel</w:t>
-      </w:r>
-      <w:proofErr w:type="spellEnd"/>
-      <w:r>
-        <w:t xml:space="preserve">) with the old single-threaded method (Init) across different CPU core configurations (4, 6, 8, 10, and All cores) on </w:t>
-      </w:r>
-      <w:proofErr w:type="spellStart"/>
-      <w:r>
-        <w:t>differnt</w:t>
-      </w:r>
-      <w:proofErr w:type="spellEnd"/>
-      <w:r>
-        <w:t xml:space="preserve"> PC'S. The results are visualized through box-and-whisker plots, highlighting the differences in initialization and computation times.</w:t>
-      </w:r>
-    </w:p>
-    <w:p>
-      <w:pPr>
+        <w:rPr>
+          <w:color w:val="0D0D0D"/>
+          <w:shd w:val="clear" w:color="auto" w:fill="FFFFFF"/>
+        </w:rPr>
+      </w:pPr>
+    </w:p>
+    <w:p>
+      <w:pPr>
+        <w:tabs>
+          <w:tab w:val="left" w:pos="288"/>
+        </w:tabs>
+        <w:jc w:val="both"/>
+        <w:rPr>
+          <w:color w:val="0D0D0D"/>
+          <w:shd w:val="clear" w:color="auto" w:fill="FFFFFF"/>
+        </w:rPr>
+      </w:pPr>
+      <w:r>
+        <w:rPr>
+          <w:b/>
+          <w:bCs/>
+          <w:color w:val="0D0D0D"/>
+          <w:shd w:val="clear" w:color="auto" w:fill="FFFFFF"/>
+        </w:rPr>
+        <w:t>X-axis:</w:t>
+      </w:r>
+      <w:r>
+        <w:rPr>
+          <w:color w:val="0D0D0D"/>
+          <w:shd w:val="clear" w:color="auto" w:fill="FFFFFF"/>
+        </w:rPr>
+        <w:t xml:space="preserve"> Represents the different test cases used for performance evaluation (same as in the bar charts).</w:t>
+      </w:r>
+    </w:p>
+    <w:p>
+      <w:pPr>
+        <w:tabs>
+          <w:tab w:val="left" w:pos="288"/>
+        </w:tabs>
+        <w:jc w:val="both"/>
+        <w:rPr>
+          <w:color w:val="0D0D0D"/>
+          <w:shd w:val="clear" w:color="auto" w:fill="FFFFFF"/>
+        </w:rPr>
+      </w:pPr>
+      <w:r>
+        <w:rPr>
+          <w:b/>
+          <w:bCs/>
+          <w:color w:val="0D0D0D"/>
+          <w:shd w:val="clear" w:color="auto" w:fill="FFFFFF"/>
+        </w:rPr>
+        <w:t>Y-axis:</w:t>
+      </w:r>
+      <w:r>
+        <w:rPr>
+          <w:color w:val="0D0D0D"/>
+          <w:shd w:val="clear" w:color="auto" w:fill="FFFFFF"/>
+        </w:rPr>
+        <w:t xml:space="preserve"> Represents the execution times (in milliseconds) for both the initialization and computation phases.</w:t>
+      </w:r>
+    </w:p>
+    <w:p>
+      <w:pPr>
+        <w:tabs>
+          <w:tab w:val="left" w:pos="288"/>
+        </w:tabs>
+        <w:jc w:val="both"/>
+        <w:rPr>
+          <w:b/>
+          <w:bCs/>
+          <w:color w:val="0D0D0D"/>
+          <w:shd w:val="clear" w:color="auto" w:fill="FFFFFF"/>
+        </w:rPr>
+      </w:pPr>
+    </w:p>
+    <w:p>
+      <w:pPr>
+        <w:tabs>
+          <w:tab w:val="left" w:pos="288"/>
+        </w:tabs>
+        <w:jc w:val="both"/>
+        <w:rPr>
+          <w:b/>
+          <w:bCs/>
+          <w:color w:val="0D0D0D"/>
+          <w:shd w:val="clear" w:color="auto" w:fill="FFFFFF"/>
+        </w:rPr>
+      </w:pPr>
+    </w:p>
+    <w:p>
+      <w:pPr>
+        <w:tabs>
+          <w:tab w:val="left" w:pos="288"/>
+        </w:tabs>
+        <w:jc w:val="both"/>
+        <w:rPr>
+          <w:b/>
+          <w:bCs/>
+          <w:color w:val="0D0D0D"/>
+          <w:shd w:val="clear" w:color="auto" w:fill="FFFFFF"/>
+        </w:rPr>
+      </w:pPr>
+      <w:r>
+        <w:rPr>
+          <w:b/>
+          <w:bCs/>
+          <w:color w:val="0D0D0D"/>
+          <w:shd w:val="clear" w:color="auto" w:fill="FFFFFF"/>
+        </w:rPr>
+        <w:t>Figure 5: Initialization Time Comparison</w:t>
+      </w:r>
+    </w:p>
+    <w:p>
+      <w:pPr>
+        <w:tabs>
+          <w:tab w:val="left" w:pos="288"/>
+        </w:tabs>
+        <w:jc w:val="both"/>
+        <w:rPr>
+          <w:b/>
+          <w:bCs/>
+          <w:color w:val="0D0D0D"/>
+          <w:shd w:val="clear" w:color="auto" w:fill="FFFFFF"/>
+        </w:rPr>
+      </w:pPr>
+    </w:p>
+    <w:p>
+      <w:pPr>
+        <w:pStyle w:val="ListParagraph"/>
         <w:numPr>
           <w:ilvl w:val="0"/>
-          <w:numId w:val="25"/>
+          <w:numId w:val="30"/>
         </w:numPr>
+        <w:tabs>
+          <w:tab w:val="left" w:pos="288"/>
+        </w:tabs>
+        <w:jc w:val="both"/>
+        <w:rPr>
+          <w:color w:val="0D0D0D"/>
+          <w:shd w:val="clear" w:color="auto" w:fill="FFFFFF"/>
+        </w:rPr>
       </w:pPr>
       <w:r>
         <w:rPr>
           <w:b/>
           <w:bCs/>
-        </w:rPr>
-        <w:t>New Method (</w:t>
-      </w:r>
-      <w:proofErr w:type="spellStart"/>
+          <w:color w:val="0D0D0D"/>
+          <w:shd w:val="clear" w:color="auto" w:fill="FFFFFF"/>
+        </w:rPr>
+        <w:t>Blue Circles:</w:t>
+      </w:r>
+      <w:r>
+        <w:rPr>
+          <w:color w:val="0D0D0D"/>
+          <w:shd w:val="clear" w:color="auto" w:fill="FFFFFF"/>
+        </w:rPr>
+        <w:t xml:space="preserve"> Represent the initialization time of the single-threaded </w:t>
+      </w:r>
+      <w:proofErr w:type="gramStart"/>
+      <w:r>
+        <w:rPr>
+          <w:color w:val="0D0D0D"/>
+          <w:shd w:val="clear" w:color="auto" w:fill="FFFFFF"/>
+        </w:rPr>
+        <w:t>Init(</w:t>
+      </w:r>
+      <w:proofErr w:type="gramEnd"/>
+      <w:r>
+        <w:rPr>
+          <w:color w:val="0D0D0D"/>
+          <w:shd w:val="clear" w:color="auto" w:fill="FFFFFF"/>
+        </w:rPr>
+        <w:t>) method.</w:t>
+      </w:r>
+    </w:p>
+    <w:p>
+      <w:pPr>
+        <w:pStyle w:val="ListParagraph"/>
+        <w:tabs>
+          <w:tab w:val="left" w:pos="288"/>
+        </w:tabs>
+        <w:jc w:val="both"/>
+        <w:rPr>
+          <w:color w:val="0D0D0D"/>
+          <w:shd w:val="clear" w:color="auto" w:fill="FFFFFF"/>
+        </w:rPr>
+      </w:pPr>
+    </w:p>
+    <w:p>
+      <w:pPr>
+        <w:pStyle w:val="ListParagraph"/>
+        <w:numPr>
+          <w:ilvl w:val="0"/>
+          <w:numId w:val="30"/>
+        </w:numPr>
+        <w:tabs>
+          <w:tab w:val="left" w:pos="288"/>
+        </w:tabs>
+        <w:jc w:val="both"/>
+        <w:rPr>
+          <w:color w:val="0D0D0D"/>
+          <w:shd w:val="clear" w:color="auto" w:fill="FFFFFF"/>
+        </w:rPr>
+      </w:pPr>
       <w:r>
         <w:rPr>
           <w:b/>
           <w:bCs/>
-        </w:rPr>
-        <w:t>InitParallel</w:t>
+          <w:color w:val="0D0D0D"/>
+          <w:shd w:val="clear" w:color="auto" w:fill="FFFFFF"/>
+        </w:rPr>
+        <w:t>Red Crosses:</w:t>
+      </w:r>
+      <w:r>
+        <w:rPr>
+          <w:color w:val="0D0D0D"/>
+          <w:shd w:val="clear" w:color="auto" w:fill="FFFFFF"/>
+        </w:rPr>
+        <w:t xml:space="preserve"> Represent the initialization time of the </w:t>
+      </w:r>
+      <w:proofErr w:type="spellStart"/>
+      <w:proofErr w:type="gramStart"/>
+      <w:r>
+        <w:rPr>
+          <w:color w:val="0D0D0D"/>
+          <w:shd w:val="clear" w:color="auto" w:fill="FFFFFF"/>
+        </w:rPr>
+        <w:t>InitParallelWithConcurrentDictionary</w:t>
       </w:r>
       <w:proofErr w:type="spellEnd"/>
+      <w:r>
+        <w:rPr>
+          <w:color w:val="0D0D0D"/>
+          <w:shd w:val="clear" w:color="auto" w:fill="FFFFFF"/>
+        </w:rPr>
+        <w:t>(</w:t>
+      </w:r>
+      <w:proofErr w:type="gramEnd"/>
+      <w:r>
+        <w:rPr>
+          <w:color w:val="0D0D0D"/>
+          <w:shd w:val="clear" w:color="auto" w:fill="FFFFFF"/>
+        </w:rPr>
+        <w:t>) method.</w:t>
+      </w:r>
+    </w:p>
+    <w:p>
+      <w:pPr>
+        <w:tabs>
+          <w:tab w:val="left" w:pos="288"/>
+        </w:tabs>
+        <w:jc w:val="both"/>
+        <w:rPr>
+          <w:color w:val="0D0D0D"/>
+          <w:shd w:val="clear" w:color="auto" w:fill="FFFFFF"/>
+        </w:rPr>
+      </w:pPr>
+    </w:p>
+    <w:p>
+      <w:pPr>
+        <w:pStyle w:val="ListParagraph"/>
+        <w:numPr>
+          <w:ilvl w:val="0"/>
+          <w:numId w:val="30"/>
+        </w:numPr>
+        <w:tabs>
+          <w:tab w:val="left" w:pos="288"/>
+        </w:tabs>
+        <w:jc w:val="both"/>
+        <w:rPr>
+          <w:color w:val="0D0D0D"/>
+          <w:shd w:val="clear" w:color="auto" w:fill="FFFFFF"/>
+        </w:rPr>
+      </w:pPr>
       <w:r>
         <w:rPr>
           <w:b/>
           <w:bCs/>
-        </w:rPr>
-        <w:t>)</w:t>
-      </w:r>
-      <w:r>
-        <w:t>: Utilizes a multi-threading approach for faster initialization.</w:t>
-      </w:r>
-    </w:p>
-    <w:p>
-      <w:pPr>
-        <w:numPr>
-          <w:ilvl w:val="0"/>
-          <w:numId w:val="25"/>
-        </w:numPr>
-      </w:pPr>
-      <w:r>
-        <w:rPr>
-          <w:b/>
-          <w:bCs/>
-        </w:rPr>
-        <w:t>Old Method (Init)</w:t>
-      </w:r>
-      <w:r>
-        <w:t>: Relies on a single-thread approach for initialization.</w:t>
-      </w:r>
-    </w:p>
-    <w:p>
-      <w:pPr>
-        <w:ind w:left="720"/>
-      </w:pPr>
-    </w:p>
-    <w:p>
-      <w:r>
-        <w:t xml:space="preserve">Graph between </w:t>
+          <w:color w:val="0D0D0D"/>
+          <w:shd w:val="clear" w:color="auto" w:fill="FFFFFF"/>
+        </w:rPr>
+        <w:t>Key Observation:</w:t>
+      </w:r>
+      <w:r>
+        <w:rPr>
+          <w:color w:val="0D0D0D"/>
+          <w:shd w:val="clear" w:color="auto" w:fill="FFFFFF"/>
+        </w:rPr>
+        <w:t xml:space="preserve"> The scatter plot clearly demonstrates that the parallelized method consistently achieves lower initialization times across all test cases compared to the original single-</w:t>
+      </w:r>
+      <w:r>
+        <w:rPr>
+          <w:color w:val="0D0D0D"/>
+          <w:shd w:val="clear" w:color="auto" w:fill="FFFFFF"/>
+        </w:rPr>
+        <w:lastRenderedPageBreak/>
+        <w:t xml:space="preserve">threaded method, </w:t>
+      </w:r>
+      <w:proofErr w:type="gramStart"/>
+      <w:r>
+        <w:rPr>
+          <w:color w:val="0D0D0D"/>
+          <w:shd w:val="clear" w:color="auto" w:fill="FFFFFF"/>
+        </w:rPr>
+        <w:t>Init(</w:t>
+      </w:r>
+      <w:proofErr w:type="gramEnd"/>
+      <w:r>
+        <w:rPr>
+          <w:color w:val="0D0D0D"/>
+          <w:shd w:val="clear" w:color="auto" w:fill="FFFFFF"/>
+        </w:rPr>
+        <w:t xml:space="preserve">). This indicates that the use of parallelism significantly optimizes the setup phase. The consistent reduction across varying test cases also highlights the robustness and scalability of the </w:t>
       </w:r>
       <w:proofErr w:type="spellStart"/>
-      <w:r>
-        <w:t>InitParallel_Time</w:t>
+      <w:proofErr w:type="gramStart"/>
+      <w:r>
+        <w:rPr>
+          <w:color w:val="0D0D0D"/>
+          <w:shd w:val="clear" w:color="auto" w:fill="FFFFFF"/>
+        </w:rPr>
+        <w:t>InitParallelWithConcurrentDictionary</w:t>
       </w:r>
       <w:proofErr w:type="spellEnd"/>
       <w:r>
-        <w:t xml:space="preserve"> vs </w:t>
-      </w:r>
-      <w:proofErr w:type="spellStart"/>
-      <w:r>
-        <w:t>ComputeParallel_Time</w:t>
-      </w:r>
-      <w:proofErr w:type="spellEnd"/>
-      <w:r>
-        <w:t xml:space="preserve"> for All CPU Cores on Different PCs-</w:t>
-      </w:r>
-    </w:p>
-    <w:p/>
-    <w:p>
-      <w:pPr>
+        <w:rPr>
+          <w:color w:val="0D0D0D"/>
+          <w:shd w:val="clear" w:color="auto" w:fill="FFFFFF"/>
+        </w:rPr>
+        <w:t>(</w:t>
+      </w:r>
+      <w:proofErr w:type="gramEnd"/>
+      <w:r>
+        <w:rPr>
+          <w:color w:val="0D0D0D"/>
+          <w:shd w:val="clear" w:color="auto" w:fill="FFFFFF"/>
+        </w:rPr>
+        <w:t>) method under different loads.</w:t>
+      </w:r>
+    </w:p>
+    <w:p>
+      <w:pPr>
+        <w:tabs>
+          <w:tab w:val="left" w:pos="288"/>
+        </w:tabs>
         <w:jc w:val="both"/>
-      </w:pPr>
-      <w:r>
-        <w:t>This graph visualizes the performance comparison between initialization time (</w:t>
-      </w:r>
-      <w:proofErr w:type="spellStart"/>
-      <w:r>
-        <w:t>InitParallel_Time</w:t>
-      </w:r>
-      <w:proofErr w:type="spellEnd"/>
-      <w:r>
-        <w:t>) and computation time (</w:t>
-      </w:r>
-      <w:proofErr w:type="spellStart"/>
-      <w:r>
-        <w:t>iComputeParallel_Time</w:t>
-      </w:r>
-      <w:proofErr w:type="spellEnd"/>
-      <w:r>
-        <w:t>) for different CPU core configurations across multiple PCs. The graph provides insight into how both tasks scale with the number of CPU cores</w:t>
-      </w:r>
-      <w:r>
-        <w:t xml:space="preserve"> </w:t>
-      </w:r>
-      <w:r>
-        <w:t xml:space="preserve">[Figure 7 </w:t>
-      </w:r>
-      <w:r>
-        <w:t>,</w:t>
-      </w:r>
-      <w:r>
-        <w:t>8</w:t>
-      </w:r>
-      <w:r>
-        <w:t xml:space="preserve"> and 9</w:t>
-      </w:r>
-      <w:r>
-        <w:t>]</w:t>
-      </w:r>
-      <w:r>
-        <w:t>.</w:t>
-      </w:r>
-    </w:p>
-    <w:p/>
-    <w:p>
+        <w:rPr>
+          <w:color w:val="0D0D0D"/>
+          <w:shd w:val="clear" w:color="auto" w:fill="FFFFFF"/>
+        </w:rPr>
+      </w:pPr>
+    </w:p>
+    <w:p>
+      <w:pPr>
+        <w:tabs>
+          <w:tab w:val="left" w:pos="288"/>
+        </w:tabs>
+        <w:jc w:val="both"/>
+        <w:rPr>
+          <w:color w:val="0D0D0D"/>
+          <w:shd w:val="clear" w:color="auto" w:fill="FFFFFF"/>
+        </w:rPr>
+      </w:pPr>
       <w:r>
         <w:rPr>
           <w:noProof/>
         </w:rPr>
         <w:drawing>
-          <wp:inline distT="0" distB="0" distL="0" distR="0" wp14:anchorId="20BC57CE" wp14:editId="24D45E53">
-            <wp:extent cx="3325495" cy="2427610"/>
-            <wp:effectExtent l="0" t="0" r="8255" b="0"/>
-            <wp:docPr id="672542656" name="Picture 4" descr="A group of graphs with different colored squares&#10;&#10;AI-generated content may be incorrect."/>
+          <wp:inline distT="0" distB="0" distL="0" distR="0" wp14:anchorId="1D2ED1A7" wp14:editId="6F546138">
+            <wp:extent cx="3352800" cy="2369820"/>
+            <wp:effectExtent l="0" t="0" r="0" b="0"/>
+            <wp:docPr id="2084677659" name="Picture 10" descr="A diagram of a graph&#10;&#10;AI-generated content may be incorrect."/>
             <wp:cNvGraphicFramePr>
               <a:graphicFrameLocks xmlns:a="http://schemas.openxmlformats.org/drawingml/2006/main" noChangeAspect="1"/>
             </wp:cNvGraphicFramePr>
@@ -8441,198 +9724,7 @@
               <a:graphicData uri="http://schemas.openxmlformats.org/drawingml/2006/picture">
                 <pic:pic xmlns:pic="http://schemas.openxmlformats.org/drawingml/2006/picture">
                   <pic:nvPicPr>
-                    <pic:cNvPr id="672542656" name="Picture 4" descr="A group of graphs with different colored squares&#10;&#10;AI-generated content may be incorrect."/>
-                    <pic:cNvPicPr>
-                      <a:picLocks noChangeAspect="1" noChangeArrowheads="1"/>
-                    </pic:cNvPicPr>
-                  </pic:nvPicPr>
-                  <pic:blipFill>
-                    <a:blip r:embed="rId31" cstate="print">
-                      <a:extLst>
-                        <a:ext uri="{28A0092B-C50C-407E-A947-70E740481C1C}">
-                          <a14:useLocalDpi xmlns:a14="http://schemas.microsoft.com/office/drawing/2010/main" val="0"/>
-                        </a:ext>
-                      </a:extLst>
-                    </a:blip>
-                    <a:srcRect/>
-                    <a:stretch>
-                      <a:fillRect/>
-                    </a:stretch>
-                  </pic:blipFill>
-                  <pic:spPr bwMode="auto">
-                    <a:xfrm>
-                      <a:off x="0" y="0"/>
-                      <a:ext cx="3343403" cy="2440683"/>
-                    </a:xfrm>
-                    <a:prstGeom prst="rect">
-                      <a:avLst/>
-                    </a:prstGeom>
-                    <a:noFill/>
-                    <a:ln>
-                      <a:noFill/>
-                    </a:ln>
-                  </pic:spPr>
-                </pic:pic>
-              </a:graphicData>
-            </a:graphic>
-          </wp:inline>
-        </w:drawing>
-      </w:r>
-    </w:p>
-    <w:p>
-      <w:pPr>
-        <w:jc w:val="center"/>
-      </w:pPr>
-    </w:p>
-    <w:p>
-      <w:pPr>
-        <w:tabs>
-          <w:tab w:val="left" w:pos="288"/>
-        </w:tabs>
-        <w:jc w:val="center"/>
-        <w:rPr>
-          <w:color w:val="0D0D0D"/>
-          <w:sz w:val="16"/>
-          <w:szCs w:val="16"/>
-          <w:shd w:val="clear" w:color="auto" w:fill="FFFFFF"/>
-        </w:rPr>
-      </w:pPr>
-      <w:r>
-        <w:rPr>
-          <w:b/>
-          <w:bCs/>
-          <w:color w:val="0D0D0D"/>
-          <w:sz w:val="16"/>
-          <w:szCs w:val="16"/>
-          <w:shd w:val="clear" w:color="auto" w:fill="FFFFFF"/>
-        </w:rPr>
-        <w:t xml:space="preserve">Figure </w:t>
-      </w:r>
-      <w:r>
-        <w:rPr>
-          <w:b/>
-          <w:bCs/>
-          <w:color w:val="0D0D0D"/>
-          <w:sz w:val="16"/>
-          <w:szCs w:val="16"/>
-          <w:shd w:val="clear" w:color="auto" w:fill="FFFFFF"/>
-        </w:rPr>
-        <w:t>7</w:t>
-      </w:r>
-      <w:r>
-        <w:rPr>
-          <w:color w:val="0D0D0D"/>
-          <w:sz w:val="16"/>
-          <w:szCs w:val="16"/>
-          <w:shd w:val="clear" w:color="auto" w:fill="FFFFFF"/>
-        </w:rPr>
-        <w:t xml:space="preserve">: </w:t>
-      </w:r>
-      <w:r>
-        <w:rPr>
-          <w:color w:val="0D0D0D"/>
-          <w:sz w:val="16"/>
-          <w:szCs w:val="16"/>
-          <w:shd w:val="clear" w:color="auto" w:fill="FFFFFF"/>
-        </w:rPr>
-        <w:t>C</w:t>
-      </w:r>
-      <w:r>
-        <w:rPr>
-          <w:color w:val="0D0D0D"/>
-          <w:sz w:val="16"/>
-          <w:szCs w:val="16"/>
-          <w:shd w:val="clear" w:color="auto" w:fill="FFFFFF"/>
-        </w:rPr>
-        <w:t>omparison between initialization time (</w:t>
-      </w:r>
-      <w:proofErr w:type="spellStart"/>
-      <w:r>
-        <w:rPr>
-          <w:color w:val="0D0D0D"/>
-          <w:sz w:val="16"/>
-          <w:szCs w:val="16"/>
-          <w:shd w:val="clear" w:color="auto" w:fill="FFFFFF"/>
-        </w:rPr>
-        <w:t>InitParallel_Time</w:t>
-      </w:r>
-      <w:proofErr w:type="spellEnd"/>
-      <w:r>
-        <w:rPr>
-          <w:color w:val="0D0D0D"/>
-          <w:sz w:val="16"/>
-          <w:szCs w:val="16"/>
-          <w:shd w:val="clear" w:color="auto" w:fill="FFFFFF"/>
-        </w:rPr>
-        <w:t>) and computation time (</w:t>
-      </w:r>
-      <w:proofErr w:type="spellStart"/>
-      <w:r>
-        <w:rPr>
-          <w:color w:val="0D0D0D"/>
-          <w:sz w:val="16"/>
-          <w:szCs w:val="16"/>
-          <w:shd w:val="clear" w:color="auto" w:fill="FFFFFF"/>
-        </w:rPr>
-        <w:t>ComputeParallel_Time</w:t>
-      </w:r>
-      <w:proofErr w:type="spellEnd"/>
-      <w:r>
-        <w:rPr>
-          <w:color w:val="0D0D0D"/>
-          <w:sz w:val="16"/>
-          <w:szCs w:val="16"/>
-          <w:shd w:val="clear" w:color="auto" w:fill="FFFFFF"/>
-        </w:rPr>
-        <w:t>) for CPU core</w:t>
-      </w:r>
-      <w:r>
-        <w:rPr>
-          <w:color w:val="0D0D0D"/>
-          <w:sz w:val="16"/>
-          <w:szCs w:val="16"/>
-          <w:shd w:val="clear" w:color="auto" w:fill="FFFFFF"/>
-        </w:rPr>
-        <w:t xml:space="preserve"> 4 &amp; 6</w:t>
-      </w:r>
-      <w:r>
-        <w:rPr>
-          <w:color w:val="0D0D0D"/>
-          <w:sz w:val="16"/>
-          <w:szCs w:val="16"/>
-          <w:shd w:val="clear" w:color="auto" w:fill="FFFFFF"/>
-        </w:rPr>
-        <w:t xml:space="preserve"> configurations across multiple PCs</w:t>
-      </w:r>
-      <w:r>
-        <w:rPr>
-          <w:color w:val="0D0D0D"/>
-          <w:sz w:val="16"/>
-          <w:szCs w:val="16"/>
-          <w:shd w:val="clear" w:color="auto" w:fill="FFFFFF"/>
-        </w:rPr>
-        <w:t>.</w:t>
-      </w:r>
-    </w:p>
-    <w:p/>
-    <w:p>
-      <w:r>
-        <w:rPr>
-          <w:noProof/>
-        </w:rPr>
-        <w:drawing>
-          <wp:inline distT="0" distB="0" distL="0" distR="0" wp14:anchorId="14825D7C" wp14:editId="02B0D50B">
-            <wp:extent cx="3325495" cy="2164080"/>
-            <wp:effectExtent l="0" t="0" r="8255" b="7620"/>
-            <wp:docPr id="1162038797" name="Picture 5" descr="A group of boxes with different colored squares&#10;&#10;AI-generated content may be incorrect."/>
-            <wp:cNvGraphicFramePr>
-              <a:graphicFrameLocks xmlns:a="http://schemas.openxmlformats.org/drawingml/2006/main" noChangeAspect="1"/>
-            </wp:cNvGraphicFramePr>
-            <a:graphic xmlns:a="http://schemas.openxmlformats.org/drawingml/2006/main">
-              <a:graphicData uri="http://schemas.openxmlformats.org/drawingml/2006/picture">
-                <pic:pic xmlns:pic="http://schemas.openxmlformats.org/drawingml/2006/picture">
-                  <pic:nvPicPr>
-                    <pic:cNvPr id="1162038797" name="Picture 5" descr="A group of boxes with different colored squares&#10;&#10;AI-generated content may be incorrect."/>
+                    <pic:cNvPr id="2084677659" name="Picture 10" descr="A diagram of a graph&#10;&#10;AI-generated content may be incorrect."/>
                     <pic:cNvPicPr>
                       <a:picLocks noChangeAspect="1" noChangeArrowheads="1"/>
                     </pic:cNvPicPr>
@@ -8653,7 +9745,7 @@
                   <pic:spPr bwMode="auto">
                     <a:xfrm>
                       <a:off x="0" y="0"/>
-                      <a:ext cx="3332529" cy="2168657"/>
+                      <a:ext cx="3394674" cy="2399417"/>
                     </a:xfrm>
                     <a:prstGeom prst="rect">
                       <a:avLst/>
@@ -8672,11 +9764,21 @@
     </w:p>
     <w:p>
       <w:pPr>
-        <w:jc w:val="center"/>
-      </w:pPr>
-    </w:p>
-    <w:p>
-      <w:pPr>
+        <w:tabs>
+          <w:tab w:val="left" w:pos="288"/>
+        </w:tabs>
+        <w:jc w:val="both"/>
+        <w:rPr>
+          <w:color w:val="0D0D0D"/>
+          <w:shd w:val="clear" w:color="auto" w:fill="FFFFFF"/>
+        </w:rPr>
+      </w:pPr>
+    </w:p>
+    <w:p>
+      <w:pPr>
+        <w:tabs>
+          <w:tab w:val="left" w:pos="288"/>
+        </w:tabs>
         <w:jc w:val="center"/>
         <w:rPr>
           <w:color w:val="0D0D0D"/>
@@ -8694,136 +9796,391 @@
           <w:szCs w:val="16"/>
           <w:shd w:val="clear" w:color="auto" w:fill="FFFFFF"/>
         </w:rPr>
-        <w:t xml:space="preserve">Figure </w:t>
-      </w:r>
-      <w:r>
+        <w:t>Figure 5</w:t>
+      </w:r>
+      <w:r>
+        <w:rPr>
+          <w:color w:val="0D0D0D"/>
+          <w:sz w:val="16"/>
+          <w:szCs w:val="16"/>
+          <w:shd w:val="clear" w:color="auto" w:fill="FFFFFF"/>
+        </w:rPr>
+        <w:t>:</w:t>
+      </w:r>
+      <w:r>
+        <w:rPr>
+          <w:color w:val="0D0D0D"/>
+          <w:sz w:val="16"/>
+          <w:szCs w:val="16"/>
+          <w:shd w:val="clear" w:color="auto" w:fill="FFFFFF"/>
+        </w:rPr>
+        <w:t xml:space="preserve"> </w:t>
+      </w:r>
+      <w:r>
+        <w:rPr>
+          <w:color w:val="0D0D0D"/>
+          <w:sz w:val="16"/>
+          <w:szCs w:val="16"/>
+          <w:shd w:val="clear" w:color="auto" w:fill="FFFFFF"/>
+        </w:rPr>
+        <w:t>compares the initialization performance between standard</w:t>
+      </w:r>
+      <w:r>
+        <w:rPr>
+          <w:color w:val="0D0D0D"/>
+          <w:sz w:val="16"/>
+          <w:szCs w:val="16"/>
+          <w:shd w:val="clear" w:color="auto" w:fill="FFFFFF"/>
+        </w:rPr>
+        <w:t xml:space="preserve"> (Init)</w:t>
+      </w:r>
+      <w:r>
+        <w:rPr>
+          <w:color w:val="0D0D0D"/>
+          <w:sz w:val="16"/>
+          <w:szCs w:val="16"/>
+          <w:shd w:val="clear" w:color="auto" w:fill="FFFFFF"/>
+        </w:rPr>
+        <w:t xml:space="preserve"> and parallel</w:t>
+      </w:r>
+      <w:r>
+        <w:rPr>
+          <w:color w:val="0D0D0D"/>
+          <w:sz w:val="16"/>
+          <w:szCs w:val="16"/>
+          <w:shd w:val="clear" w:color="auto" w:fill="FFFFFF"/>
+        </w:rPr>
+        <w:t xml:space="preserve"> (</w:t>
+      </w:r>
+      <w:proofErr w:type="spellStart"/>
+      <w:r>
+        <w:rPr>
+          <w:color w:val="0D0D0D"/>
+          <w:sz w:val="16"/>
+          <w:szCs w:val="16"/>
+          <w:shd w:val="clear" w:color="auto" w:fill="FFFFFF"/>
+        </w:rPr>
+        <w:t>InitParallelWithConcurrentDictionary</w:t>
+      </w:r>
+      <w:proofErr w:type="spellEnd"/>
+      <w:r>
+        <w:rPr>
+          <w:color w:val="0D0D0D"/>
+          <w:sz w:val="16"/>
+          <w:szCs w:val="16"/>
+          <w:shd w:val="clear" w:color="auto" w:fill="FFFFFF"/>
+        </w:rPr>
+        <w:t>)</w:t>
+      </w:r>
+      <w:r>
+        <w:rPr>
+          <w:color w:val="0D0D0D"/>
+          <w:sz w:val="16"/>
+          <w:szCs w:val="16"/>
+          <w:shd w:val="clear" w:color="auto" w:fill="FFFFFF"/>
+        </w:rPr>
+        <w:t xml:space="preserve"> methods for each test case.</w:t>
+      </w:r>
+    </w:p>
+    <w:p>
+      <w:pPr>
+        <w:tabs>
+          <w:tab w:val="left" w:pos="288"/>
+        </w:tabs>
+        <w:jc w:val="both"/>
+        <w:rPr>
+          <w:color w:val="0D0D0D"/>
+          <w:shd w:val="clear" w:color="auto" w:fill="FFFFFF"/>
+        </w:rPr>
+      </w:pPr>
+    </w:p>
+    <w:p>
+      <w:pPr>
+        <w:tabs>
+          <w:tab w:val="left" w:pos="288"/>
+        </w:tabs>
+        <w:jc w:val="both"/>
+        <w:rPr>
+          <w:color w:val="0D0D0D"/>
+          <w:shd w:val="clear" w:color="auto" w:fill="FFFFFF"/>
+        </w:rPr>
+      </w:pPr>
+    </w:p>
+    <w:p>
+      <w:pPr>
+        <w:tabs>
+          <w:tab w:val="left" w:pos="288"/>
+        </w:tabs>
+        <w:jc w:val="both"/>
         <w:rPr>
           <w:b/>
           <w:bCs/>
           <w:color w:val="0D0D0D"/>
-          <w:sz w:val="16"/>
-          <w:szCs w:val="16"/>
-          <w:shd w:val="clear" w:color="auto" w:fill="FFFFFF"/>
-        </w:rPr>
-        <w:t>8</w:t>
-      </w:r>
-      <w:r>
-        <w:rPr>
-          <w:color w:val="0D0D0D"/>
-          <w:sz w:val="16"/>
-          <w:szCs w:val="16"/>
-          <w:shd w:val="clear" w:color="auto" w:fill="FFFFFF"/>
-        </w:rPr>
-        <w:t xml:space="preserve">: </w:t>
-      </w:r>
-      <w:r>
-        <w:rPr>
-          <w:color w:val="0D0D0D"/>
-          <w:sz w:val="16"/>
-          <w:szCs w:val="16"/>
-          <w:shd w:val="clear" w:color="auto" w:fill="FFFFFF"/>
-        </w:rPr>
-        <w:t>C</w:t>
-      </w:r>
-      <w:r>
-        <w:rPr>
-          <w:color w:val="0D0D0D"/>
-          <w:sz w:val="16"/>
-          <w:szCs w:val="16"/>
-          <w:shd w:val="clear" w:color="auto" w:fill="FFFFFF"/>
-        </w:rPr>
-        <w:t>omparison between initialization time (</w:t>
+          <w:shd w:val="clear" w:color="auto" w:fill="FFFFFF"/>
+        </w:rPr>
+      </w:pPr>
+      <w:r>
+        <w:rPr>
+          <w:b/>
+          <w:bCs/>
+          <w:color w:val="0D0D0D"/>
+          <w:shd w:val="clear" w:color="auto" w:fill="FFFFFF"/>
+        </w:rPr>
+        <w:t>Figure 6: Computation Time Comparison</w:t>
+      </w:r>
+    </w:p>
+    <w:p>
+      <w:pPr>
+        <w:tabs>
+          <w:tab w:val="left" w:pos="288"/>
+        </w:tabs>
+        <w:jc w:val="both"/>
+        <w:rPr>
+          <w:b/>
+          <w:bCs/>
+          <w:color w:val="0D0D0D"/>
+          <w:shd w:val="clear" w:color="auto" w:fill="FFFFFF"/>
+        </w:rPr>
+      </w:pPr>
+    </w:p>
+    <w:p>
+      <w:pPr>
+        <w:pStyle w:val="ListParagraph"/>
+        <w:numPr>
+          <w:ilvl w:val="0"/>
+          <w:numId w:val="31"/>
+        </w:numPr>
+        <w:tabs>
+          <w:tab w:val="left" w:pos="288"/>
+        </w:tabs>
+        <w:jc w:val="both"/>
+        <w:rPr>
+          <w:color w:val="0D0D0D"/>
+          <w:shd w:val="clear" w:color="auto" w:fill="FFFFFF"/>
+        </w:rPr>
+      </w:pPr>
+      <w:r>
+        <w:rPr>
+          <w:b/>
+          <w:bCs/>
+          <w:color w:val="0D0D0D"/>
+          <w:shd w:val="clear" w:color="auto" w:fill="FFFFFF"/>
+        </w:rPr>
+        <w:t>Blue Circles</w:t>
+      </w:r>
+      <w:r>
+        <w:rPr>
+          <w:color w:val="0D0D0D"/>
+          <w:shd w:val="clear" w:color="auto" w:fill="FFFFFF"/>
+        </w:rPr>
+        <w:t xml:space="preserve">: Represent the computation time for the single-threaded </w:t>
+      </w:r>
+      <w:proofErr w:type="gramStart"/>
+      <w:r>
+        <w:rPr>
+          <w:color w:val="0D0D0D"/>
+          <w:shd w:val="clear" w:color="auto" w:fill="FFFFFF"/>
+        </w:rPr>
+        <w:t>Init(</w:t>
+      </w:r>
+      <w:proofErr w:type="gramEnd"/>
+      <w:r>
+        <w:rPr>
+          <w:color w:val="0D0D0D"/>
+          <w:shd w:val="clear" w:color="auto" w:fill="FFFFFF"/>
+        </w:rPr>
+        <w:t>) method.</w:t>
+      </w:r>
+    </w:p>
+    <w:p>
+      <w:pPr>
+        <w:tabs>
+          <w:tab w:val="left" w:pos="288"/>
+        </w:tabs>
+        <w:jc w:val="both"/>
+        <w:rPr>
+          <w:color w:val="0D0D0D"/>
+          <w:shd w:val="clear" w:color="auto" w:fill="FFFFFF"/>
+        </w:rPr>
+      </w:pPr>
+    </w:p>
+    <w:p>
+      <w:pPr>
+        <w:pStyle w:val="ListParagraph"/>
+        <w:numPr>
+          <w:ilvl w:val="0"/>
+          <w:numId w:val="31"/>
+        </w:numPr>
+        <w:tabs>
+          <w:tab w:val="left" w:pos="288"/>
+        </w:tabs>
+        <w:jc w:val="both"/>
+        <w:rPr>
+          <w:color w:val="0D0D0D"/>
+          <w:shd w:val="clear" w:color="auto" w:fill="FFFFFF"/>
+        </w:rPr>
+      </w:pPr>
+      <w:r>
+        <w:rPr>
+          <w:b/>
+          <w:bCs/>
+          <w:color w:val="0D0D0D"/>
+          <w:shd w:val="clear" w:color="auto" w:fill="FFFFFF"/>
+        </w:rPr>
+        <w:t>Red Crosses</w:t>
+      </w:r>
+      <w:r>
+        <w:rPr>
+          <w:color w:val="0D0D0D"/>
+          <w:shd w:val="clear" w:color="auto" w:fill="FFFFFF"/>
+        </w:rPr>
+        <w:t xml:space="preserve">: Represent the computation time for the </w:t>
       </w:r>
       <w:proofErr w:type="spellStart"/>
-      <w:r>
-        <w:rPr>
-          <w:color w:val="0D0D0D"/>
-          <w:sz w:val="16"/>
-          <w:szCs w:val="16"/>
-          <w:shd w:val="clear" w:color="auto" w:fill="FFFFFF"/>
-        </w:rPr>
-        <w:t>InitParallel_Time</w:t>
+      <w:proofErr w:type="gramStart"/>
+      <w:r>
+        <w:rPr>
+          <w:color w:val="0D0D0D"/>
+          <w:shd w:val="clear" w:color="auto" w:fill="FFFFFF"/>
+        </w:rPr>
+        <w:t>InitParallelWithConcurrentDictionary</w:t>
       </w:r>
       <w:proofErr w:type="spellEnd"/>
       <w:r>
         <w:rPr>
           <w:color w:val="0D0D0D"/>
-          <w:sz w:val="16"/>
-          <w:szCs w:val="16"/>
-          <w:shd w:val="clear" w:color="auto" w:fill="FFFFFF"/>
-        </w:rPr>
-        <w:t>) and computation time (</w:t>
+          <w:shd w:val="clear" w:color="auto" w:fill="FFFFFF"/>
+        </w:rPr>
+        <w:t>(</w:t>
+      </w:r>
+      <w:proofErr w:type="gramEnd"/>
+      <w:r>
+        <w:rPr>
+          <w:color w:val="0D0D0D"/>
+          <w:shd w:val="clear" w:color="auto" w:fill="FFFFFF"/>
+        </w:rPr>
+        <w:t>) method.</w:t>
+      </w:r>
+    </w:p>
+    <w:p>
+      <w:pPr>
+        <w:tabs>
+          <w:tab w:val="left" w:pos="288"/>
+        </w:tabs>
+        <w:jc w:val="both"/>
+        <w:rPr>
+          <w:color w:val="0D0D0D"/>
+          <w:shd w:val="clear" w:color="auto" w:fill="FFFFFF"/>
+        </w:rPr>
+      </w:pPr>
+    </w:p>
+    <w:p>
+      <w:pPr>
+        <w:pStyle w:val="ListParagraph"/>
+        <w:numPr>
+          <w:ilvl w:val="0"/>
+          <w:numId w:val="31"/>
+        </w:numPr>
+        <w:tabs>
+          <w:tab w:val="left" w:pos="288"/>
+        </w:tabs>
+        <w:jc w:val="both"/>
+        <w:rPr>
+          <w:color w:val="0D0D0D"/>
+          <w:shd w:val="clear" w:color="auto" w:fill="FFFFFF"/>
+        </w:rPr>
+      </w:pPr>
+      <w:r>
+        <w:rPr>
+          <w:b/>
+          <w:bCs/>
+          <w:color w:val="0D0D0D"/>
+          <w:shd w:val="clear" w:color="auto" w:fill="FFFFFF"/>
+        </w:rPr>
+        <w:t>Key Observation</w:t>
+      </w:r>
+      <w:r>
+        <w:rPr>
+          <w:color w:val="0D0D0D"/>
+          <w:shd w:val="clear" w:color="auto" w:fill="FFFFFF"/>
+        </w:rPr>
+        <w:t xml:space="preserve">: The scatter plot shows that the parallelized method, </w:t>
       </w:r>
       <w:proofErr w:type="spellStart"/>
-      <w:r>
-        <w:rPr>
-          <w:color w:val="0D0D0D"/>
-          <w:sz w:val="16"/>
-          <w:szCs w:val="16"/>
-          <w:shd w:val="clear" w:color="auto" w:fill="FFFFFF"/>
-        </w:rPr>
-        <w:t>ComputeParallel_Time</w:t>
+      <w:proofErr w:type="gramStart"/>
+      <w:r>
+        <w:rPr>
+          <w:color w:val="0D0D0D"/>
+          <w:shd w:val="clear" w:color="auto" w:fill="FFFFFF"/>
+        </w:rPr>
+        <w:t>InitParallelWithConcurrentDictionary</w:t>
       </w:r>
       <w:proofErr w:type="spellEnd"/>
       <w:r>
         <w:rPr>
           <w:color w:val="0D0D0D"/>
-          <w:sz w:val="16"/>
-          <w:szCs w:val="16"/>
-          <w:shd w:val="clear" w:color="auto" w:fill="FFFFFF"/>
-        </w:rPr>
-        <w:t xml:space="preserve">) </w:t>
-      </w:r>
-      <w:r>
-        <w:rPr>
-          <w:color w:val="0D0D0D"/>
-          <w:sz w:val="16"/>
-          <w:szCs w:val="16"/>
-          <w:shd w:val="clear" w:color="auto" w:fill="FFFFFF"/>
-        </w:rPr>
-        <w:t>for CPU core</w:t>
-      </w:r>
-      <w:r>
-        <w:rPr>
-          <w:color w:val="0D0D0D"/>
-          <w:sz w:val="16"/>
-          <w:szCs w:val="16"/>
-          <w:shd w:val="clear" w:color="auto" w:fill="FFFFFF"/>
-        </w:rPr>
-        <w:t xml:space="preserve"> 8 &amp;10 </w:t>
-      </w:r>
-      <w:r>
-        <w:rPr>
-          <w:color w:val="0D0D0D"/>
-          <w:sz w:val="16"/>
-          <w:szCs w:val="16"/>
-          <w:shd w:val="clear" w:color="auto" w:fill="FFFFFF"/>
-        </w:rPr>
-        <w:t>configurations across multiple PCs</w:t>
-      </w:r>
-      <w:r>
-        <w:rPr>
-          <w:color w:val="0D0D0D"/>
-          <w:sz w:val="16"/>
-          <w:szCs w:val="16"/>
-          <w:shd w:val="clear" w:color="auto" w:fill="FFFFFF"/>
-        </w:rPr>
-        <w:t>.</w:t>
-      </w:r>
-    </w:p>
-    <w:p/>
-    <w:p/>
-    <w:p>
+          <w:shd w:val="clear" w:color="auto" w:fill="FFFFFF"/>
+        </w:rPr>
+        <w:t>(</w:t>
+      </w:r>
+      <w:proofErr w:type="gramEnd"/>
+      <w:r>
+        <w:rPr>
+          <w:color w:val="0D0D0D"/>
+          <w:shd w:val="clear" w:color="auto" w:fill="FFFFFF"/>
+        </w:rPr>
+        <w:t xml:space="preserve">), consistently reduces computation time across all test cases when compared to the original single-threaded method, </w:t>
+      </w:r>
+      <w:proofErr w:type="gramStart"/>
+      <w:r>
+        <w:rPr>
+          <w:color w:val="0D0D0D"/>
+          <w:shd w:val="clear" w:color="auto" w:fill="FFFFFF"/>
+        </w:rPr>
+        <w:t>Init(</w:t>
+      </w:r>
+      <w:proofErr w:type="gramEnd"/>
+      <w:r>
+        <w:rPr>
+          <w:color w:val="0D0D0D"/>
+          <w:shd w:val="clear" w:color="auto" w:fill="FFFFFF"/>
+        </w:rPr>
+        <w:t>). Most data points cluster around lower execution times, indicating improved efficiency. This suggests that the parallel method not only optimizes initialization but also contributes to faster overall computation, even with the overhead of task management.</w:t>
+      </w:r>
+    </w:p>
+    <w:p>
+      <w:pPr>
+        <w:pStyle w:val="ListParagraph"/>
+        <w:tabs>
+          <w:tab w:val="left" w:pos="288"/>
+        </w:tabs>
+        <w:jc w:val="both"/>
+        <w:rPr>
+          <w:color w:val="0D0D0D"/>
+          <w:shd w:val="clear" w:color="auto" w:fill="FFFFFF"/>
+        </w:rPr>
+      </w:pPr>
+    </w:p>
+    <w:p>
+      <w:pPr>
+        <w:tabs>
+          <w:tab w:val="left" w:pos="288"/>
+        </w:tabs>
+        <w:jc w:val="both"/>
+        <w:rPr>
+          <w:color w:val="0D0D0D"/>
+          <w:shd w:val="clear" w:color="auto" w:fill="FFFFFF"/>
+        </w:rPr>
+      </w:pPr>
       <w:r>
         <w:rPr>
           <w:noProof/>
         </w:rPr>
-        <w:lastRenderedPageBreak/>
         <w:drawing>
-          <wp:inline distT="0" distB="0" distL="0" distR="0" wp14:anchorId="34371C27" wp14:editId="00021926">
-            <wp:extent cx="3147047" cy="1882140"/>
-            <wp:effectExtent l="0" t="0" r="0" b="3810"/>
-            <wp:docPr id="2104649091" name="Picture 6" descr="A graph with a line and a line&#10;&#10;AI-generated content may be incorrect."/>
+          <wp:inline distT="0" distB="0" distL="0" distR="0" wp14:anchorId="51C31D41" wp14:editId="1C352791">
+            <wp:extent cx="3184525" cy="2171700"/>
+            <wp:effectExtent l="0" t="0" r="0" b="0"/>
+            <wp:docPr id="1470617314" name="Picture 11" descr="A diagram of a graph&#10;&#10;AI-generated content may be incorrect."/>
             <wp:cNvGraphicFramePr>
               <a:graphicFrameLocks xmlns:a="http://schemas.openxmlformats.org/drawingml/2006/main" noChangeAspect="1"/>
             </wp:cNvGraphicFramePr>
@@ -8831,7 +10188,7 @@
               <a:graphicData uri="http://schemas.openxmlformats.org/drawingml/2006/picture">
                 <pic:pic xmlns:pic="http://schemas.openxmlformats.org/drawingml/2006/picture">
                   <pic:nvPicPr>
-                    <pic:cNvPr id="2104649091" name="Picture 6" descr="A graph with a line and a line&#10;&#10;AI-generated content may be incorrect."/>
+                    <pic:cNvPr id="1470617314" name="Picture 11" descr="A diagram of a graph&#10;&#10;AI-generated content may be incorrect."/>
                     <pic:cNvPicPr>
                       <a:picLocks noChangeAspect="1" noChangeArrowheads="1"/>
                     </pic:cNvPicPr>
@@ -8852,7 +10209,7 @@
                   <pic:spPr bwMode="auto">
                     <a:xfrm>
                       <a:off x="0" y="0"/>
-                      <a:ext cx="3167151" cy="1894163"/>
+                      <a:ext cx="3234442" cy="2205741"/>
                     </a:xfrm>
                     <a:prstGeom prst="rect">
                       <a:avLst/>
@@ -8871,12 +10228,57 @@
     </w:p>
     <w:p>
       <w:pPr>
+        <w:tabs>
+          <w:tab w:val="left" w:pos="288"/>
+        </w:tabs>
+        <w:jc w:val="both"/>
+        <w:rPr>
+          <w:color w:val="0D0D0D"/>
+          <w:sz w:val="16"/>
+          <w:szCs w:val="16"/>
+          <w:shd w:val="clear" w:color="auto" w:fill="FFFFFF"/>
+        </w:rPr>
+      </w:pPr>
+      <w:r>
+        <w:rPr>
+          <w:color w:val="0D0D0D"/>
+          <w:sz w:val="16"/>
+          <w:szCs w:val="16"/>
+          <w:shd w:val="clear" w:color="auto" w:fill="FFFFFF"/>
+        </w:rPr>
+        <w:t xml:space="preserve"> </w:t>
+      </w:r>
+      <w:r>
+        <w:rPr>
+          <w:color w:val="0D0D0D"/>
+          <w:sz w:val="16"/>
+          <w:szCs w:val="16"/>
+          <w:shd w:val="clear" w:color="auto" w:fill="FFFFFF"/>
+        </w:rPr>
+        <w:tab/>
+      </w:r>
+      <w:r>
+        <w:rPr>
+          <w:color w:val="0D0D0D"/>
+          <w:sz w:val="16"/>
+          <w:szCs w:val="16"/>
+          <w:shd w:val="clear" w:color="auto" w:fill="FFFFFF"/>
+        </w:rPr>
+        <w:tab/>
+      </w:r>
+    </w:p>
+    <w:p>
+      <w:pPr>
+        <w:tabs>
+          <w:tab w:val="left" w:pos="288"/>
+        </w:tabs>
         <w:jc w:val="center"/>
-      </w:pPr>
-    </w:p>
-    <w:p>
-      <w:pPr>
-        <w:jc w:val="center"/>
+        <w:rPr>
+          <w:color w:val="0D0D0D"/>
+          <w:sz w:val="16"/>
+          <w:szCs w:val="16"/>
+          <w:shd w:val="clear" w:color="auto" w:fill="FFFFFF"/>
+        </w:rPr>
       </w:pPr>
       <w:r>
         <w:rPr>
@@ -8887,222 +10289,451 @@
           <w:szCs w:val="16"/>
           <w:shd w:val="clear" w:color="auto" w:fill="FFFFFF"/>
         </w:rPr>
-        <w:t xml:space="preserve">Figure </w:t>
-      </w:r>
+        <w:t>Figure 6:</w:t>
+      </w:r>
+      <w:r>
+        <w:rPr>
+          <w:color w:val="0D0D0D"/>
+          <w:sz w:val="16"/>
+          <w:szCs w:val="16"/>
+          <w:shd w:val="clear" w:color="auto" w:fill="FFFFFF"/>
+        </w:rPr>
+        <w:t xml:space="preserve"> compares the computation </w:t>
+      </w:r>
+      <w:r>
+        <w:rPr>
+          <w:color w:val="0D0D0D"/>
+          <w:sz w:val="16"/>
+          <w:szCs w:val="16"/>
+          <w:shd w:val="clear" w:color="auto" w:fill="FFFFFF"/>
+        </w:rPr>
+        <w:t xml:space="preserve">time </w:t>
+      </w:r>
+      <w:r>
+        <w:rPr>
+          <w:color w:val="0D0D0D"/>
+          <w:sz w:val="16"/>
+          <w:szCs w:val="16"/>
+          <w:shd w:val="clear" w:color="auto" w:fill="FFFFFF"/>
+        </w:rPr>
+        <w:t xml:space="preserve">performance between standard </w:t>
+      </w:r>
+      <w:r>
+        <w:rPr>
+          <w:color w:val="0D0D0D"/>
+          <w:sz w:val="16"/>
+          <w:szCs w:val="16"/>
+          <w:shd w:val="clear" w:color="auto" w:fill="FFFFFF"/>
+        </w:rPr>
+        <w:t xml:space="preserve">(Init) </w:t>
+      </w:r>
+      <w:r>
+        <w:rPr>
+          <w:color w:val="0D0D0D"/>
+          <w:sz w:val="16"/>
+          <w:szCs w:val="16"/>
+          <w:shd w:val="clear" w:color="auto" w:fill="FFFFFF"/>
+        </w:rPr>
+        <w:t xml:space="preserve">and parallel </w:t>
+      </w:r>
+      <w:r>
+        <w:rPr>
+          <w:color w:val="0D0D0D"/>
+          <w:sz w:val="16"/>
+          <w:szCs w:val="16"/>
+          <w:shd w:val="clear" w:color="auto" w:fill="FFFFFF"/>
+        </w:rPr>
+        <w:t>(</w:t>
+      </w:r>
+      <w:proofErr w:type="spellStart"/>
+      <w:r>
+        <w:rPr>
+          <w:color w:val="0D0D0D"/>
+          <w:sz w:val="16"/>
+          <w:szCs w:val="16"/>
+          <w:shd w:val="clear" w:color="auto" w:fill="FFFFFF"/>
+        </w:rPr>
+        <w:t>InitParallelWithConcurrentDictionary</w:t>
+      </w:r>
+      <w:proofErr w:type="spellEnd"/>
+      <w:r>
+        <w:rPr>
+          <w:color w:val="0D0D0D"/>
+          <w:sz w:val="16"/>
+          <w:szCs w:val="16"/>
+          <w:shd w:val="clear" w:color="auto" w:fill="FFFFFF"/>
+        </w:rPr>
+        <w:t xml:space="preserve">) </w:t>
+      </w:r>
+      <w:r>
+        <w:rPr>
+          <w:color w:val="0D0D0D"/>
+          <w:sz w:val="16"/>
+          <w:szCs w:val="16"/>
+          <w:shd w:val="clear" w:color="auto" w:fill="FFFFFF"/>
+        </w:rPr>
+        <w:t>methods for each test case</w:t>
+      </w:r>
+      <w:r>
+        <w:rPr>
+          <w:color w:val="0D0D0D"/>
+          <w:sz w:val="16"/>
+          <w:szCs w:val="16"/>
+          <w:shd w:val="clear" w:color="auto" w:fill="FFFFFF"/>
+        </w:rPr>
+        <w:t>.</w:t>
+      </w:r>
+    </w:p>
+    <w:p>
+      <w:pPr>
+        <w:tabs>
+          <w:tab w:val="left" w:pos="288"/>
+        </w:tabs>
+        <w:jc w:val="center"/>
+        <w:rPr>
+          <w:color w:val="0D0D0D"/>
+          <w:sz w:val="16"/>
+          <w:szCs w:val="16"/>
+          <w:shd w:val="clear" w:color="auto" w:fill="FFFFFF"/>
+        </w:rPr>
+      </w:pPr>
+    </w:p>
+    <w:p>
+      <w:pPr>
+        <w:pStyle w:val="Heading2"/>
+        <w:rPr>
+          <w:shd w:val="clear" w:color="auto" w:fill="FFFFFF"/>
+        </w:rPr>
+      </w:pPr>
+      <w:r>
+        <w:rPr>
+          <w:shd w:val="clear" w:color="auto" w:fill="FFFFFF"/>
+        </w:rPr>
+        <w:t>Comparison of New Method (InitParallel - Multi-thread) vs. Old Method (Init - Single-thread) Across Various CPU Cores</w:t>
+      </w:r>
+    </w:p>
+    <w:p/>
+    <w:p>
+      <w:pPr>
+        <w:jc w:val="both"/>
+      </w:pPr>
+      <w:r>
+        <w:t>In this section, we compare the performance of the new multi-threaded method (</w:t>
+      </w:r>
+      <w:proofErr w:type="spellStart"/>
+      <w:r>
+        <w:t>InitParallel</w:t>
+      </w:r>
+      <w:proofErr w:type="spellEnd"/>
+      <w:r>
+        <w:t xml:space="preserve">) with the old single-threaded method (Init) across different CPU core configurations (4, 6, 8, 10, and All cores) on </w:t>
+      </w:r>
+      <w:proofErr w:type="spellStart"/>
+      <w:r>
+        <w:t>differnt</w:t>
+      </w:r>
+      <w:proofErr w:type="spellEnd"/>
+      <w:r>
+        <w:t xml:space="preserve"> PC'S. The results are visualized through box-and-whisker plots, highlighting the differences in initialization and computation </w:t>
+      </w:r>
+      <w:proofErr w:type="spellStart"/>
+      <w:r>
+        <w:t>times.</w:t>
+      </w:r>
+      <w:r>
+        <w:t>The</w:t>
+      </w:r>
+      <w:proofErr w:type="spellEnd"/>
+      <w:r>
+        <w:t xml:space="preserve"> data used to generate this graph is available in </w:t>
+      </w:r>
+      <w:hyperlink r:id="rId34" w:history="1">
+        <w:r>
+          <w:rPr>
+            <w:rStyle w:val="Hyperlink"/>
+          </w:rPr>
+          <w:t>[</w:t>
+        </w:r>
+        <w:r>
+          <w:rPr>
+            <w:rStyle w:val="Hyperlink"/>
+            <w:b/>
+            <w:bCs/>
+          </w:rPr>
+          <w:t xml:space="preserve">CPU Core Comparison.csv </w:t>
+        </w:r>
+        <w:r>
+          <w:rPr>
+            <w:rStyle w:val="Hyperlink"/>
+            <w:rFonts w:ascii="Cambria Math" w:hAnsi="Cambria Math" w:cs="Cambria Math"/>
+            <w:b/>
+            <w:bCs/>
+          </w:rPr>
+          <w:t>↗</w:t>
+        </w:r>
+        <w:r>
+          <w:rPr>
+            <w:rStyle w:val="Hyperlink"/>
+          </w:rPr>
+          <w:t>]</w:t>
+        </w:r>
+      </w:hyperlink>
+      <w:r>
+        <w:t xml:space="preserve"> for further reference and analysis</w:t>
+      </w:r>
+      <w:r>
+        <w:t>.</w:t>
+      </w:r>
+    </w:p>
+    <w:p>
+      <w:pPr>
+        <w:jc w:val="both"/>
+      </w:pPr>
+    </w:p>
+    <w:p>
+      <w:pPr>
+        <w:numPr>
+          <w:ilvl w:val="0"/>
+          <w:numId w:val="25"/>
+        </w:numPr>
+      </w:pPr>
+      <w:proofErr w:type="spellStart"/>
+      <w:proofErr w:type="gramStart"/>
       <w:r>
         <w:rPr>
           <w:b/>
           <w:bCs/>
           <w:color w:val="0D0D0D"/>
-          <w:sz w:val="16"/>
-          <w:szCs w:val="16"/>
-          <w:shd w:val="clear" w:color="auto" w:fill="FFFFFF"/>
-        </w:rPr>
-        <w:t>9</w:t>
-      </w:r>
-      <w:r>
-        <w:rPr>
-          <w:color w:val="0D0D0D"/>
-          <w:sz w:val="16"/>
-          <w:szCs w:val="16"/>
-          <w:shd w:val="clear" w:color="auto" w:fill="FFFFFF"/>
-        </w:rPr>
-        <w:t xml:space="preserve">: </w:t>
-      </w:r>
-      <w:r>
-        <w:rPr>
-          <w:color w:val="0D0D0D"/>
-          <w:sz w:val="16"/>
-          <w:szCs w:val="16"/>
-          <w:shd w:val="clear" w:color="auto" w:fill="FFFFFF"/>
-        </w:rPr>
-        <w:t>C</w:t>
-      </w:r>
-      <w:r>
-        <w:rPr>
-          <w:color w:val="0D0D0D"/>
-          <w:sz w:val="16"/>
-          <w:szCs w:val="16"/>
-          <w:shd w:val="clear" w:color="auto" w:fill="FFFFFF"/>
-        </w:rPr>
-        <w:t>omparison between initialization time (</w:t>
-      </w:r>
-      <w:proofErr w:type="spellStart"/>
-      <w:r>
-        <w:rPr>
-          <w:color w:val="0D0D0D"/>
-          <w:sz w:val="16"/>
-          <w:szCs w:val="16"/>
-          <w:shd w:val="clear" w:color="auto" w:fill="FFFFFF"/>
-        </w:rPr>
-        <w:t>InitParallel_Time</w:t>
+          <w:shd w:val="clear" w:color="auto" w:fill="FFFFFF"/>
+        </w:rPr>
+        <w:t>InitParallelWithConcurrentDictionary</w:t>
       </w:r>
       <w:proofErr w:type="spellEnd"/>
       <w:r>
         <w:rPr>
-          <w:color w:val="0D0D0D"/>
-          <w:sz w:val="16"/>
-          <w:szCs w:val="16"/>
-          <w:shd w:val="clear" w:color="auto" w:fill="FFFFFF"/>
-        </w:rPr>
-        <w:t>) and computation time (</w:t>
-      </w:r>
-      <w:proofErr w:type="spellStart"/>
-      <w:r>
-        <w:rPr>
-          <w:color w:val="0D0D0D"/>
-          <w:sz w:val="16"/>
-          <w:szCs w:val="16"/>
-          <w:shd w:val="clear" w:color="auto" w:fill="FFFFFF"/>
-        </w:rPr>
-        <w:t>ComputeParallel_Time</w:t>
-      </w:r>
-      <w:proofErr w:type="spellEnd"/>
-      <w:r>
-        <w:rPr>
-          <w:color w:val="0D0D0D"/>
-          <w:sz w:val="16"/>
-          <w:szCs w:val="16"/>
-          <w:shd w:val="clear" w:color="auto" w:fill="FFFFFF"/>
-        </w:rPr>
-        <w:t xml:space="preserve">) </w:t>
-      </w:r>
-      <w:r>
-        <w:rPr>
-          <w:color w:val="0D0D0D"/>
-          <w:sz w:val="16"/>
-          <w:szCs w:val="16"/>
-          <w:shd w:val="clear" w:color="auto" w:fill="FFFFFF"/>
-        </w:rPr>
-        <w:t xml:space="preserve">for CPU </w:t>
-      </w:r>
-      <w:r>
-        <w:rPr>
-          <w:color w:val="0D0D0D"/>
-          <w:sz w:val="16"/>
-          <w:szCs w:val="16"/>
-          <w:shd w:val="clear" w:color="auto" w:fill="FFFFFF"/>
-        </w:rPr>
-        <w:t xml:space="preserve">16 </w:t>
-      </w:r>
-      <w:r>
-        <w:rPr>
-          <w:color w:val="0D0D0D"/>
-          <w:sz w:val="16"/>
-          <w:szCs w:val="16"/>
-          <w:shd w:val="clear" w:color="auto" w:fill="FFFFFF"/>
-        </w:rPr>
-        <w:t>core</w:t>
-      </w:r>
-      <w:r>
-        <w:rPr>
-          <w:color w:val="0D0D0D"/>
-          <w:sz w:val="16"/>
-          <w:szCs w:val="16"/>
-          <w:shd w:val="clear" w:color="auto" w:fill="FFFFFF"/>
-        </w:rPr>
-        <w:t xml:space="preserve">  </w:t>
-      </w:r>
-      <w:r>
-        <w:rPr>
-          <w:color w:val="0D0D0D"/>
-          <w:sz w:val="16"/>
-          <w:szCs w:val="16"/>
-          <w:shd w:val="clear" w:color="auto" w:fill="FFFFFF"/>
-        </w:rPr>
-        <w:t>configurations across multiple PCs</w:t>
-      </w:r>
-      <w:r>
-        <w:rPr>
-          <w:color w:val="0D0D0D"/>
-          <w:sz w:val="16"/>
-          <w:szCs w:val="16"/>
-          <w:shd w:val="clear" w:color="auto" w:fill="FFFFFF"/>
-        </w:rPr>
-        <w:t xml:space="preserve"> </w:t>
-      </w:r>
-      <w:r>
-        <w:rPr>
-          <w:color w:val="0D0D0D"/>
-          <w:sz w:val="16"/>
-          <w:szCs w:val="16"/>
-          <w:shd w:val="clear" w:color="auto" w:fill="FFFFFF"/>
-        </w:rPr>
-        <w:t>.</w:t>
-      </w:r>
-    </w:p>
-    <w:p/>
-    <w:p>
-      <w:pPr>
+          <w:b/>
+          <w:bCs/>
+        </w:rPr>
+        <w:t>(</w:t>
+      </w:r>
+      <w:proofErr w:type="gramEnd"/>
+      <w:r>
+        <w:rPr>
+          <w:b/>
+          <w:bCs/>
+        </w:rPr>
+        <w:t>)</w:t>
+      </w:r>
+      <w:r>
+        <w:rPr>
+          <w:b/>
+          <w:bCs/>
+        </w:rPr>
+        <w:t>:</w:t>
+      </w:r>
+      <w:r>
+        <w:t xml:space="preserve"> Utilizes a multi-threading approach for faster initialization.</w:t>
+      </w:r>
+    </w:p>
+    <w:p>
+      <w:pPr>
+        <w:numPr>
+          <w:ilvl w:val="0"/>
+          <w:numId w:val="25"/>
+        </w:numPr>
+      </w:pPr>
+      <w:proofErr w:type="gramStart"/>
+      <w:r>
+        <w:rPr>
+          <w:b/>
+          <w:bCs/>
+        </w:rPr>
+        <w:t>Init</w:t>
+      </w:r>
+      <w:r>
+        <w:rPr>
+          <w:b/>
+          <w:bCs/>
+        </w:rPr>
+        <w:t>(</w:t>
+      </w:r>
+      <w:proofErr w:type="gramEnd"/>
+      <w:r>
+        <w:rPr>
+          <w:b/>
+          <w:bCs/>
+        </w:rPr>
+        <w:t>)</w:t>
+      </w:r>
+      <w:r>
+        <w:t>: Relies on a single-thread approach for initialization.</w:t>
+      </w:r>
+    </w:p>
+    <w:p>
+      <w:pPr>
+        <w:ind w:left="720"/>
+      </w:pPr>
+    </w:p>
+    <w:p>
+      <w:r>
         <w:rPr>
           <w:sz w:val="22"/>
           <w:szCs w:val="22"/>
         </w:rPr>
-      </w:pPr>
+        <w:t xml:space="preserve">Graph of Initialization </w:t>
+      </w:r>
       <w:r>
         <w:rPr>
           <w:sz w:val="22"/>
           <w:szCs w:val="22"/>
         </w:rPr>
-        <w:t>Graph for Evaluation Across Different PCs Using Various CPU Cores</w:t>
+        <w:t>and</w:t>
       </w:r>
       <w:r>
         <w:rPr>
           <w:sz w:val="22"/>
           <w:szCs w:val="22"/>
         </w:rPr>
-        <w:t xml:space="preserve"> (</w:t>
-      </w:r>
-      <w:proofErr w:type="spellStart"/>
-      <w:r>
-        <w:t>InitParallel</w:t>
-      </w:r>
-      <w:proofErr w:type="spellEnd"/>
+        <w:t xml:space="preserve"> Computation Time Using </w:t>
+      </w:r>
       <w:r>
         <w:rPr>
           <w:sz w:val="22"/>
           <w:szCs w:val="22"/>
         </w:rPr>
-        <w:t xml:space="preserve"> vs </w:t>
-      </w:r>
-      <w:r>
-        <w:t>Init) -</w:t>
-      </w:r>
-    </w:p>
-    <w:p>
-      <w:pPr>
+        <w:t>different</w:t>
+      </w:r>
+      <w:r>
         <w:rPr>
           <w:sz w:val="22"/>
           <w:szCs w:val="22"/>
         </w:rPr>
-      </w:pPr>
-    </w:p>
+        <w:t xml:space="preserve"> CPU Cores on </w:t>
+      </w:r>
+      <w:r>
+        <w:rPr>
+          <w:sz w:val="22"/>
+          <w:szCs w:val="22"/>
+        </w:rPr>
+        <w:t>d</w:t>
+      </w:r>
+      <w:r>
+        <w:rPr>
+          <w:sz w:val="22"/>
+          <w:szCs w:val="22"/>
+        </w:rPr>
+        <w:t xml:space="preserve">ifferent PCs — </w:t>
+      </w:r>
+      <w:proofErr w:type="spellStart"/>
+      <w:proofErr w:type="gramStart"/>
+      <w:r>
+        <w:rPr>
+          <w:b/>
+          <w:bCs/>
+          <w:sz w:val="22"/>
+          <w:szCs w:val="22"/>
+        </w:rPr>
+        <w:t>InitParallelWithConcurrentDictionary</w:t>
+      </w:r>
+      <w:proofErr w:type="spellEnd"/>
+      <w:r>
+        <w:rPr>
+          <w:b/>
+          <w:bCs/>
+          <w:sz w:val="22"/>
+          <w:szCs w:val="22"/>
+        </w:rPr>
+        <w:t>(</w:t>
+      </w:r>
+      <w:proofErr w:type="gramEnd"/>
+      <w:r>
+        <w:rPr>
+          <w:b/>
+          <w:bCs/>
+          <w:sz w:val="22"/>
+          <w:szCs w:val="22"/>
+        </w:rPr>
+        <w:t>)</w:t>
+      </w:r>
+      <w:r>
+        <w:rPr>
+          <w:sz w:val="22"/>
+          <w:szCs w:val="22"/>
+        </w:rPr>
+        <w:t xml:space="preserve"> (Newly Created Method</w:t>
+      </w:r>
+      <w:r>
+        <w:t>)</w:t>
+      </w:r>
+    </w:p>
+    <w:p/>
     <w:p>
       <w:pPr>
         <w:jc w:val="both"/>
       </w:pPr>
       <w:r>
-        <w:t>This graph compares the performance of both the new multi-threaded method (</w:t>
+        <w:t>This graph visualizes the performance comparison between initialization time (</w:t>
       </w:r>
       <w:proofErr w:type="spellStart"/>
       <w:r>
-        <w:t>InitParallel</w:t>
+        <w:t>InitParallel_Time</w:t>
       </w:r>
       <w:proofErr w:type="spellEnd"/>
       <w:r>
-        <w:t>) and the old single-threaded method (Init) across various CPU configurations (4, 6, 8, 10, and All cores) on different PCs. The goal is to evaluate how the number of cores affects the execution time of both methods</w:t>
-      </w:r>
-      <w:r>
-        <w:t xml:space="preserve"> [Figure 10</w:t>
-      </w:r>
-      <w:r>
-        <w:t xml:space="preserve">, </w:t>
-      </w:r>
-      <w:r>
-        <w:t>11</w:t>
-      </w:r>
-      <w:r>
-        <w:t xml:space="preserve"> and 12</w:t>
+        <w:t>) and computation time (</w:t>
+      </w:r>
+      <w:proofErr w:type="spellStart"/>
+      <w:r>
+        <w:t>ComputeParallel_Time</w:t>
+      </w:r>
+      <w:proofErr w:type="spellEnd"/>
+      <w:r>
+        <w:t>) for different CPU core configurations across multiple PCs</w:t>
+      </w:r>
+      <w:r>
+        <w:t xml:space="preserve"> </w:t>
+      </w:r>
+      <w:r>
+        <w:t xml:space="preserve">using the newly created </w:t>
+      </w:r>
+      <w:proofErr w:type="spellStart"/>
+      <w:proofErr w:type="gramStart"/>
+      <w:r>
+        <w:t>InitParallelWithConcurrentDictionary</w:t>
+      </w:r>
+      <w:proofErr w:type="spellEnd"/>
+      <w:r>
+        <w:t>(</w:t>
+      </w:r>
+      <w:proofErr w:type="gramEnd"/>
+      <w:r>
+        <w:t xml:space="preserve">) </w:t>
+      </w:r>
+      <w:proofErr w:type="gramStart"/>
+      <w:r>
+        <w:t>method.</w:t>
+      </w:r>
+      <w:r>
+        <w:t>.</w:t>
+      </w:r>
+      <w:proofErr w:type="gramEnd"/>
+      <w:r>
+        <w:t xml:space="preserve"> The graph provides insight into how both tasks scale with the number of CPU cores</w:t>
+      </w:r>
+      <w:r>
+        <w:t xml:space="preserve"> </w:t>
+      </w:r>
+      <w:r>
+        <w:t xml:space="preserve">[Figure 7 </w:t>
+      </w:r>
+      <w:r>
+        <w:t>,</w:t>
+      </w:r>
+      <w:r>
+        <w:t>8</w:t>
+      </w:r>
+      <w:r>
+        <w:t xml:space="preserve"> and 9</w:t>
       </w:r>
       <w:r>
         <w:t>]</w:t>
@@ -9116,16 +10747,18 @@
         <w:jc w:val="both"/>
       </w:pPr>
     </w:p>
+    <w:p/>
     <w:p>
       <w:r>
         <w:rPr>
           <w:noProof/>
         </w:rPr>
+        <w:lastRenderedPageBreak/>
         <w:drawing>
-          <wp:inline distT="0" distB="0" distL="0" distR="0" wp14:anchorId="0060F149" wp14:editId="050A9DA8">
-            <wp:extent cx="3089836" cy="2152481"/>
-            <wp:effectExtent l="0" t="0" r="0" b="635"/>
-            <wp:docPr id="1189779081" name="Picture 7" descr="A group of boxes with different colored squares&#10;&#10;AI-generated content may be incorrect."/>
+          <wp:inline distT="0" distB="0" distL="0" distR="0" wp14:anchorId="20BC57CE" wp14:editId="0E2DDEA1">
+            <wp:extent cx="3322955" cy="2179320"/>
+            <wp:effectExtent l="0" t="0" r="0" b="0"/>
+            <wp:docPr id="672542656" name="Picture 4" descr="A group of graphs with different colored squares&#10;&#10;AI-generated content may be incorrect."/>
             <wp:cNvGraphicFramePr>
               <a:graphicFrameLocks xmlns:a="http://schemas.openxmlformats.org/drawingml/2006/main" noChangeAspect="1"/>
             </wp:cNvGraphicFramePr>
@@ -9133,183 +10766,7 @@
               <a:graphicData uri="http://schemas.openxmlformats.org/drawingml/2006/picture">
                 <pic:pic xmlns:pic="http://schemas.openxmlformats.org/drawingml/2006/picture">
                   <pic:nvPicPr>
-                    <pic:cNvPr id="1189779081" name="Picture 7" descr="A group of boxes with different colored squares&#10;&#10;AI-generated content may be incorrect."/>
-                    <pic:cNvPicPr>
-                      <a:picLocks noChangeAspect="1" noChangeArrowheads="1"/>
-                    </pic:cNvPicPr>
-                  </pic:nvPicPr>
-                  <pic:blipFill>
-                    <a:blip r:embed="rId34" cstate="print">
-                      <a:extLst>
-                        <a:ext uri="{28A0092B-C50C-407E-A947-70E740481C1C}">
-                          <a14:useLocalDpi xmlns:a14="http://schemas.microsoft.com/office/drawing/2010/main" val="0"/>
-                        </a:ext>
-                      </a:extLst>
-                    </a:blip>
-                    <a:srcRect/>
-                    <a:stretch>
-                      <a:fillRect/>
-                    </a:stretch>
-                  </pic:blipFill>
-                  <pic:spPr bwMode="auto">
-                    <a:xfrm>
-                      <a:off x="0" y="0"/>
-                      <a:ext cx="3107872" cy="2165046"/>
-                    </a:xfrm>
-                    <a:prstGeom prst="rect">
-                      <a:avLst/>
-                    </a:prstGeom>
-                    <a:noFill/>
-                    <a:ln>
-                      <a:noFill/>
-                    </a:ln>
-                  </pic:spPr>
-                </pic:pic>
-              </a:graphicData>
-            </a:graphic>
-          </wp:inline>
-        </w:drawing>
-      </w:r>
-    </w:p>
-    <w:p>
-      <w:pPr>
-        <w:rPr>
-          <w:b/>
-          <w:bCs/>
-        </w:rPr>
-      </w:pPr>
-    </w:p>
-    <w:p>
-      <w:pPr>
-        <w:jc w:val="center"/>
-        <w:rPr>
-          <w:sz w:val="16"/>
-          <w:szCs w:val="16"/>
-        </w:rPr>
-      </w:pPr>
-      <w:r>
-        <w:rPr>
-          <w:b/>
-          <w:bCs/>
-          <w:color w:val="0D0D0D"/>
-          <w:sz w:val="16"/>
-          <w:szCs w:val="16"/>
-          <w:shd w:val="clear" w:color="auto" w:fill="FFFFFF"/>
-        </w:rPr>
-        <w:t xml:space="preserve">Figure </w:t>
-      </w:r>
-      <w:r>
-        <w:rPr>
-          <w:b/>
-          <w:bCs/>
-          <w:color w:val="0D0D0D"/>
-          <w:sz w:val="16"/>
-          <w:szCs w:val="16"/>
-          <w:shd w:val="clear" w:color="auto" w:fill="FFFFFF"/>
-        </w:rPr>
-        <w:t>10</w:t>
-      </w:r>
-      <w:r>
-        <w:rPr>
-          <w:color w:val="0D0D0D"/>
-          <w:sz w:val="16"/>
-          <w:szCs w:val="16"/>
-          <w:shd w:val="clear" w:color="auto" w:fill="FFFFFF"/>
-        </w:rPr>
-        <w:t xml:space="preserve">: </w:t>
-      </w:r>
-      <w:r>
-        <w:rPr>
-          <w:sz w:val="16"/>
-          <w:szCs w:val="16"/>
-        </w:rPr>
-        <w:t>P</w:t>
-      </w:r>
-      <w:r>
-        <w:rPr>
-          <w:sz w:val="16"/>
-          <w:szCs w:val="16"/>
-        </w:rPr>
-        <w:t xml:space="preserve">erformance </w:t>
-      </w:r>
-      <w:r>
-        <w:rPr>
-          <w:sz w:val="16"/>
-          <w:szCs w:val="16"/>
-        </w:rPr>
-        <w:t xml:space="preserve">Comparison </w:t>
-      </w:r>
-      <w:r>
-        <w:rPr>
-          <w:sz w:val="16"/>
-          <w:szCs w:val="16"/>
-        </w:rPr>
-        <w:t>of both the new multi-threaded method (</w:t>
-      </w:r>
-      <w:proofErr w:type="spellStart"/>
-      <w:r>
-        <w:rPr>
-          <w:sz w:val="16"/>
-          <w:szCs w:val="16"/>
-        </w:rPr>
-        <w:t>InitParallel</w:t>
-      </w:r>
-      <w:proofErr w:type="spellEnd"/>
-      <w:r>
-        <w:rPr>
-          <w:sz w:val="16"/>
-          <w:szCs w:val="16"/>
-        </w:rPr>
-        <w:t xml:space="preserve">) and the old single-threaded method (Init) across </w:t>
-      </w:r>
-      <w:r>
-        <w:rPr>
-          <w:sz w:val="16"/>
-          <w:szCs w:val="16"/>
-        </w:rPr>
-        <w:t xml:space="preserve">4 </w:t>
-      </w:r>
-      <w:r>
-        <w:rPr>
-          <w:sz w:val="16"/>
-          <w:szCs w:val="16"/>
-        </w:rPr>
-        <w:t xml:space="preserve">&amp; 6 </w:t>
-      </w:r>
-      <w:r>
-        <w:rPr>
-          <w:sz w:val="16"/>
-          <w:szCs w:val="16"/>
-        </w:rPr>
-        <w:t>CPU Core</w:t>
-      </w:r>
-      <w:r>
-        <w:rPr>
-          <w:sz w:val="16"/>
-          <w:szCs w:val="16"/>
-        </w:rPr>
-        <w:t>.</w:t>
-      </w:r>
-    </w:p>
-    <w:p/>
-    <w:p>
-      <w:r>
-        <w:rPr>
-          <w:noProof/>
-        </w:rPr>
-        <w:drawing>
-          <wp:inline distT="0" distB="0" distL="0" distR="0" wp14:anchorId="4BF59B0B" wp14:editId="18C8E81E">
-            <wp:extent cx="3089910" cy="1755913"/>
-            <wp:effectExtent l="0" t="0" r="0" b="0"/>
-            <wp:docPr id="820280097" name="Picture 8" descr="A graph of different colored squares&#10;&#10;AI-generated content may be incorrect."/>
-            <wp:cNvGraphicFramePr>
-              <a:graphicFrameLocks xmlns:a="http://schemas.openxmlformats.org/drawingml/2006/main" noChangeAspect="1"/>
-            </wp:cNvGraphicFramePr>
-            <a:graphic xmlns:a="http://schemas.openxmlformats.org/drawingml/2006/main">
-              <a:graphicData uri="http://schemas.openxmlformats.org/drawingml/2006/picture">
-                <pic:pic xmlns:pic="http://schemas.openxmlformats.org/drawingml/2006/picture">
-                  <pic:nvPicPr>
-                    <pic:cNvPr id="820280097" name="Picture 8" descr="A graph of different colored squares&#10;&#10;AI-generated content may be incorrect."/>
+                    <pic:cNvPr id="672542656" name="Picture 4" descr="A group of graphs with different colored squares&#10;&#10;AI-generated content may be incorrect."/>
                     <pic:cNvPicPr>
                       <a:picLocks noChangeAspect="1" noChangeArrowheads="1"/>
                     </pic:cNvPicPr>
@@ -9330,7 +10787,7 @@
                   <pic:spPr bwMode="auto">
                     <a:xfrm>
                       <a:off x="0" y="0"/>
-                      <a:ext cx="3098699" cy="1760907"/>
+                      <a:ext cx="3416018" cy="2240354"/>
                     </a:xfrm>
                     <a:prstGeom prst="rect">
                       <a:avLst/>
@@ -9354,10 +10811,15 @@
     </w:p>
     <w:p>
       <w:pPr>
+        <w:tabs>
+          <w:tab w:val="left" w:pos="288"/>
+        </w:tabs>
         <w:jc w:val="center"/>
         <w:rPr>
+          <w:color w:val="0D0D0D"/>
           <w:sz w:val="16"/>
           <w:szCs w:val="16"/>
+          <w:shd w:val="clear" w:color="auto" w:fill="FFFFFF"/>
         </w:rPr>
       </w:pPr>
       <w:r>
@@ -9380,78 +10842,56 @@
           <w:szCs w:val="16"/>
           <w:shd w:val="clear" w:color="auto" w:fill="FFFFFF"/>
         </w:rPr>
-        <w:t>1</w:t>
-      </w:r>
-      <w:r>
-        <w:rPr>
-          <w:b/>
-          <w:bCs/>
+        <w:t>7</w:t>
+      </w:r>
+      <w:r>
+        <w:rPr>
           <w:color w:val="0D0D0D"/>
           <w:sz w:val="16"/>
           <w:szCs w:val="16"/>
           <w:shd w:val="clear" w:color="auto" w:fill="FFFFFF"/>
         </w:rPr>
-        <w:t>1</w:t>
-      </w:r>
-      <w:r>
-        <w:rPr>
-          <w:color w:val="0D0D0D"/>
+        <w:t>:</w:t>
+      </w:r>
+      <w:r>
+        <w:t xml:space="preserve"> </w:t>
+      </w:r>
+      <w:r>
+        <w:rPr>
           <w:sz w:val="16"/>
           <w:szCs w:val="16"/>
-          <w:shd w:val="clear" w:color="auto" w:fill="FFFFFF"/>
-        </w:rPr>
-        <w:t xml:space="preserve">: </w:t>
+        </w:rPr>
+        <w:t>Comparison between Initialization Time and Computation Time</w:t>
       </w:r>
       <w:r>
         <w:rPr>
           <w:sz w:val="16"/>
           <w:szCs w:val="16"/>
         </w:rPr>
-        <w:t>P</w:t>
+        <w:t xml:space="preserve"> </w:t>
       </w:r>
       <w:r>
         <w:rPr>
           <w:sz w:val="16"/>
           <w:szCs w:val="16"/>
         </w:rPr>
-        <w:t xml:space="preserve">erformance </w:t>
-      </w:r>
+        <w:t>(</w:t>
+      </w:r>
+      <w:proofErr w:type="spellStart"/>
       <w:r>
         <w:rPr>
           <w:sz w:val="16"/>
           <w:szCs w:val="16"/>
         </w:rPr>
-        <w:t xml:space="preserve">Comparison </w:t>
-      </w:r>
+        <w:t>InitParallelWithConcurrentDictionary</w:t>
+      </w:r>
+      <w:proofErr w:type="spellEnd"/>
       <w:r>
         <w:rPr>
           <w:sz w:val="16"/>
           <w:szCs w:val="16"/>
         </w:rPr>
-        <w:t>of both the new multi-threaded method (</w:t>
-      </w:r>
-      <w:proofErr w:type="spellStart"/>
-      <w:r>
-        <w:rPr>
-          <w:sz w:val="16"/>
-          <w:szCs w:val="16"/>
-        </w:rPr>
-        <w:t>InitParallel</w:t>
-      </w:r>
-      <w:proofErr w:type="spellEnd"/>
-      <w:r>
-        <w:rPr>
-          <w:sz w:val="16"/>
-          <w:szCs w:val="16"/>
-        </w:rPr>
-        <w:t xml:space="preserve">) and the old single-threaded method (Init) across </w:t>
-      </w:r>
-      <w:r>
-        <w:rPr>
-          <w:sz w:val="16"/>
-          <w:szCs w:val="16"/>
-        </w:rPr>
-        <w:t>8 &amp; 10 CPU Core.</w:t>
+        <w:t>) for CPU Core 4 &amp; 6 Configurations Across Multiple PCs</w:t>
       </w:r>
     </w:p>
     <w:p/>
@@ -9461,10 +10901,10 @@
           <w:noProof/>
         </w:rPr>
         <w:drawing>
-          <wp:inline distT="0" distB="0" distL="0" distR="0" wp14:anchorId="70C713DB" wp14:editId="51680E8F">
-            <wp:extent cx="3089910" cy="1755972"/>
-            <wp:effectExtent l="0" t="0" r="0" b="0"/>
-            <wp:docPr id="374617252" name="Picture 9" descr="A graph with red and grey lines&#10;&#10;AI-generated content may be incorrect."/>
+          <wp:inline distT="0" distB="0" distL="0" distR="0" wp14:anchorId="14825D7C" wp14:editId="17A6F2DF">
+            <wp:extent cx="3325495" cy="2278380"/>
+            <wp:effectExtent l="0" t="0" r="8255" b="7620"/>
+            <wp:docPr id="1162038797" name="Picture 5" descr="A group of boxes with different colored squares&#10;&#10;AI-generated content may be incorrect."/>
             <wp:cNvGraphicFramePr>
               <a:graphicFrameLocks xmlns:a="http://schemas.openxmlformats.org/drawingml/2006/main" noChangeAspect="1"/>
             </wp:cNvGraphicFramePr>
@@ -9472,7 +10912,7 @@
               <a:graphicData uri="http://schemas.openxmlformats.org/drawingml/2006/picture">
                 <pic:pic xmlns:pic="http://schemas.openxmlformats.org/drawingml/2006/picture">
                   <pic:nvPicPr>
-                    <pic:cNvPr id="374617252" name="Picture 9" descr="A graph with red and grey lines&#10;&#10;AI-generated content may be incorrect."/>
+                    <pic:cNvPr id="1162038797" name="Picture 5" descr="A group of boxes with different colored squares&#10;&#10;AI-generated content may be incorrect."/>
                     <pic:cNvPicPr>
                       <a:picLocks noChangeAspect="1" noChangeArrowheads="1"/>
                     </pic:cNvPicPr>
@@ -9493,7 +10933,7 @@
                   <pic:spPr bwMode="auto">
                     <a:xfrm>
                       <a:off x="0" y="0"/>
-                      <a:ext cx="3097245" cy="1760140"/>
+                      <a:ext cx="3334467" cy="2284527"/>
                     </a:xfrm>
                     <a:prstGeom prst="rect">
                       <a:avLst/>
@@ -9512,20 +10952,30 @@
     </w:p>
     <w:p>
       <w:pPr>
+        <w:jc w:val="center"/>
+      </w:pPr>
+    </w:p>
+    <w:p>
+      <w:pPr>
+        <w:jc w:val="center"/>
+        <w:rPr>
+          <w:color w:val="0D0D0D"/>
+          <w:sz w:val="16"/>
+          <w:szCs w:val="16"/>
+          <w:shd w:val="clear" w:color="auto" w:fill="FFFFFF"/>
+        </w:rPr>
+      </w:pPr>
+      <w:r>
         <w:rPr>
           <w:b/>
           <w:bCs/>
-        </w:rPr>
-      </w:pPr>
-    </w:p>
-    <w:p>
-      <w:pPr>
-        <w:jc w:val="center"/>
-        <w:rPr>
+          <w:color w:val="0D0D0D"/>
           <w:sz w:val="16"/>
           <w:szCs w:val="16"/>
-        </w:rPr>
-      </w:pPr>
+          <w:shd w:val="clear" w:color="auto" w:fill="FFFFFF"/>
+        </w:rPr>
+        <w:t xml:space="preserve">Figure </w:t>
+      </w:r>
       <w:r>
         <w:rPr>
           <w:b/>
@@ -9535,8 +10985,143 @@
           <w:szCs w:val="16"/>
           <w:shd w:val="clear" w:color="auto" w:fill="FFFFFF"/>
         </w:rPr>
-        <w:t xml:space="preserve">Figure </w:t>
-      </w:r>
+        <w:t>8</w:t>
+      </w:r>
+      <w:r>
+        <w:rPr>
+          <w:color w:val="0D0D0D"/>
+          <w:sz w:val="16"/>
+          <w:szCs w:val="16"/>
+          <w:shd w:val="clear" w:color="auto" w:fill="FFFFFF"/>
+        </w:rPr>
+        <w:t xml:space="preserve">: </w:t>
+      </w:r>
+      <w:r>
+        <w:rPr>
+          <w:sz w:val="16"/>
+          <w:szCs w:val="16"/>
+        </w:rPr>
+        <w:t>Comparison between Initialization Time and Computation Time (</w:t>
+      </w:r>
+      <w:proofErr w:type="spellStart"/>
+      <w:r>
+        <w:rPr>
+          <w:sz w:val="16"/>
+          <w:szCs w:val="16"/>
+        </w:rPr>
+        <w:t>InitParallelWithConcurrentDictionary</w:t>
+      </w:r>
+      <w:proofErr w:type="spellEnd"/>
+      <w:r>
+        <w:rPr>
+          <w:sz w:val="16"/>
+          <w:szCs w:val="16"/>
+        </w:rPr>
+        <w:t xml:space="preserve">) </w:t>
+      </w:r>
+      <w:r>
+        <w:rPr>
+          <w:color w:val="0D0D0D"/>
+          <w:sz w:val="16"/>
+          <w:szCs w:val="16"/>
+          <w:shd w:val="clear" w:color="auto" w:fill="FFFFFF"/>
+        </w:rPr>
+        <w:t>for CPU core</w:t>
+      </w:r>
+      <w:r>
+        <w:rPr>
+          <w:color w:val="0D0D0D"/>
+          <w:sz w:val="16"/>
+          <w:szCs w:val="16"/>
+          <w:shd w:val="clear" w:color="auto" w:fill="FFFFFF"/>
+        </w:rPr>
+        <w:t xml:space="preserve"> 8 &amp;10 </w:t>
+      </w:r>
+      <w:r>
+        <w:rPr>
+          <w:color w:val="0D0D0D"/>
+          <w:sz w:val="16"/>
+          <w:szCs w:val="16"/>
+          <w:shd w:val="clear" w:color="auto" w:fill="FFFFFF"/>
+        </w:rPr>
+        <w:t>configurations across multiple PCs</w:t>
+      </w:r>
+      <w:r>
+        <w:rPr>
+          <w:color w:val="0D0D0D"/>
+          <w:sz w:val="16"/>
+          <w:szCs w:val="16"/>
+          <w:shd w:val="clear" w:color="auto" w:fill="FFFFFF"/>
+        </w:rPr>
+        <w:t>.</w:t>
+      </w:r>
+    </w:p>
+    <w:p/>
+    <w:p/>
+    <w:p>
+      <w:r>
+        <w:rPr>
+          <w:noProof/>
+        </w:rPr>
+        <w:drawing>
+          <wp:inline distT="0" distB="0" distL="0" distR="0" wp14:anchorId="34371C27" wp14:editId="0C292739">
+            <wp:extent cx="3145790" cy="1821180"/>
+            <wp:effectExtent l="0" t="0" r="0" b="7620"/>
+            <wp:docPr id="2104649091" name="Picture 6" descr="A graph with a line and a line&#10;&#10;AI-generated content may be incorrect."/>
+            <wp:cNvGraphicFramePr>
+              <a:graphicFrameLocks xmlns:a="http://schemas.openxmlformats.org/drawingml/2006/main" noChangeAspect="1"/>
+            </wp:cNvGraphicFramePr>
+            <a:graphic xmlns:a="http://schemas.openxmlformats.org/drawingml/2006/main">
+              <a:graphicData uri="http://schemas.openxmlformats.org/drawingml/2006/picture">
+                <pic:pic xmlns:pic="http://schemas.openxmlformats.org/drawingml/2006/picture">
+                  <pic:nvPicPr>
+                    <pic:cNvPr id="2104649091" name="Picture 6" descr="A graph with a line and a line&#10;&#10;AI-generated content may be incorrect."/>
+                    <pic:cNvPicPr>
+                      <a:picLocks noChangeAspect="1" noChangeArrowheads="1"/>
+                    </pic:cNvPicPr>
+                  </pic:nvPicPr>
+                  <pic:blipFill>
+                    <a:blip r:embed="rId37" cstate="print">
+                      <a:extLst>
+                        <a:ext uri="{28A0092B-C50C-407E-A947-70E740481C1C}">
+                          <a14:useLocalDpi xmlns:a14="http://schemas.microsoft.com/office/drawing/2010/main" val="0"/>
+                        </a:ext>
+                      </a:extLst>
+                    </a:blip>
+                    <a:srcRect/>
+                    <a:stretch>
+                      <a:fillRect/>
+                    </a:stretch>
+                  </pic:blipFill>
+                  <pic:spPr bwMode="auto">
+                    <a:xfrm>
+                      <a:off x="0" y="0"/>
+                      <a:ext cx="3187272" cy="1845195"/>
+                    </a:xfrm>
+                    <a:prstGeom prst="rect">
+                      <a:avLst/>
+                    </a:prstGeom>
+                    <a:noFill/>
+                    <a:ln>
+                      <a:noFill/>
+                    </a:ln>
+                  </pic:spPr>
+                </pic:pic>
+              </a:graphicData>
+            </a:graphic>
+          </wp:inline>
+        </w:drawing>
+      </w:r>
+    </w:p>
+    <w:p>
+      <w:pPr>
+        <w:jc w:val="center"/>
+      </w:pPr>
+    </w:p>
+    <w:p>
+      <w:pPr>
+        <w:jc w:val="center"/>
+      </w:pPr>
       <w:r>
         <w:rPr>
           <w:b/>
@@ -9546,7 +11131,7 @@
           <w:szCs w:val="16"/>
           <w:shd w:val="clear" w:color="auto" w:fill="FFFFFF"/>
         </w:rPr>
-        <w:t>1</w:t>
+        <w:t xml:space="preserve">Figure </w:t>
       </w:r>
       <w:r>
         <w:rPr>
@@ -9557,7 +11142,7 @@
           <w:szCs w:val="16"/>
           <w:shd w:val="clear" w:color="auto" w:fill="FFFFFF"/>
         </w:rPr>
-        <w:t>2</w:t>
+        <w:t>9</w:t>
       </w:r>
       <w:r>
         <w:rPr>
@@ -9566,68 +11151,784 @@
           <w:szCs w:val="16"/>
           <w:shd w:val="clear" w:color="auto" w:fill="FFFFFF"/>
         </w:rPr>
-        <w:t xml:space="preserve">: </w:t>
+        <w:t>:</w:t>
       </w:r>
       <w:r>
         <w:rPr>
           <w:sz w:val="16"/>
           <w:szCs w:val="16"/>
         </w:rPr>
-        <w:t>P</w:t>
+        <w:t xml:space="preserve"> </w:t>
       </w:r>
       <w:r>
         <w:rPr>
           <w:sz w:val="16"/>
           <w:szCs w:val="16"/>
         </w:rPr>
-        <w:t xml:space="preserve">erformance </w:t>
-      </w:r>
+        <w:t>Comparison between Initialization Time and Computation Time (</w:t>
+      </w:r>
+      <w:proofErr w:type="spellStart"/>
+      <w:proofErr w:type="gramStart"/>
       <w:r>
         <w:rPr>
           <w:sz w:val="16"/>
           <w:szCs w:val="16"/>
         </w:rPr>
-        <w:t xml:space="preserve">Comparison </w:t>
-      </w:r>
+        <w:t>InitParallelWithConcurrentDictionary</w:t>
+      </w:r>
+      <w:proofErr w:type="spellEnd"/>
       <w:r>
         <w:rPr>
           <w:sz w:val="16"/>
           <w:szCs w:val="16"/>
         </w:rPr>
-        <w:t>of both the new multi-threaded method (</w:t>
-      </w:r>
-      <w:proofErr w:type="spellStart"/>
-      <w:r>
-        <w:rPr>
+        <w:t xml:space="preserve">) </w:t>
+      </w:r>
+      <w:r>
+        <w:rPr>
+          <w:color w:val="0D0D0D"/>
           <w:sz w:val="16"/>
           <w:szCs w:val="16"/>
-        </w:rPr>
-        <w:t>InitParallel</w:t>
-      </w:r>
-      <w:proofErr w:type="spellEnd"/>
-      <w:r>
-        <w:rPr>
+          <w:shd w:val="clear" w:color="auto" w:fill="FFFFFF"/>
+        </w:rPr>
+        <w:t xml:space="preserve"> </w:t>
+      </w:r>
+      <w:r>
+        <w:rPr>
+          <w:color w:val="0D0D0D"/>
           <w:sz w:val="16"/>
           <w:szCs w:val="16"/>
-        </w:rPr>
-        <w:t xml:space="preserve">) and the old single-threaded method (Init) across </w:t>
-      </w:r>
-      <w:r>
-        <w:rPr>
+          <w:shd w:val="clear" w:color="auto" w:fill="FFFFFF"/>
+        </w:rPr>
+        <w:t>for</w:t>
+      </w:r>
+      <w:proofErr w:type="gramEnd"/>
+      <w:r>
+        <w:rPr>
+          <w:color w:val="0D0D0D"/>
           <w:sz w:val="16"/>
           <w:szCs w:val="16"/>
-        </w:rPr>
-        <w:t>16 CPU Cores.</w:t>
-      </w:r>
-    </w:p>
-    <w:p>
-      <w:pPr>
-        <w:jc w:val="center"/>
-        <w:rPr>
+          <w:shd w:val="clear" w:color="auto" w:fill="FFFFFF"/>
+        </w:rPr>
+        <w:t xml:space="preserve"> CPU </w:t>
+      </w:r>
+      <w:r>
+        <w:rPr>
+          <w:color w:val="0D0D0D"/>
           <w:sz w:val="16"/>
           <w:szCs w:val="16"/>
-        </w:rPr>
-      </w:pPr>
+          <w:shd w:val="clear" w:color="auto" w:fill="FFFFFF"/>
+        </w:rPr>
+        <w:t xml:space="preserve">16 </w:t>
+      </w:r>
+      <w:proofErr w:type="gramStart"/>
+      <w:r>
+        <w:rPr>
+          <w:color w:val="0D0D0D"/>
+          <w:sz w:val="16"/>
+          <w:szCs w:val="16"/>
+          <w:shd w:val="clear" w:color="auto" w:fill="FFFFFF"/>
+        </w:rPr>
+        <w:t>core</w:t>
+      </w:r>
+      <w:r>
+        <w:rPr>
+          <w:color w:val="0D0D0D"/>
+          <w:sz w:val="16"/>
+          <w:szCs w:val="16"/>
+          <w:shd w:val="clear" w:color="auto" w:fill="FFFFFF"/>
+        </w:rPr>
+        <w:t xml:space="preserve">  </w:t>
+      </w:r>
+      <w:r>
+        <w:rPr>
+          <w:color w:val="0D0D0D"/>
+          <w:sz w:val="16"/>
+          <w:szCs w:val="16"/>
+          <w:shd w:val="clear" w:color="auto" w:fill="FFFFFF"/>
+        </w:rPr>
+        <w:t>configurations</w:t>
+      </w:r>
+      <w:proofErr w:type="gramEnd"/>
+      <w:r>
+        <w:rPr>
+          <w:color w:val="0D0D0D"/>
+          <w:sz w:val="16"/>
+          <w:szCs w:val="16"/>
+          <w:shd w:val="clear" w:color="auto" w:fill="FFFFFF"/>
+        </w:rPr>
+        <w:t xml:space="preserve"> across multiple </w:t>
+      </w:r>
+      <w:proofErr w:type="gramStart"/>
+      <w:r>
+        <w:rPr>
+          <w:color w:val="0D0D0D"/>
+          <w:sz w:val="16"/>
+          <w:szCs w:val="16"/>
+          <w:shd w:val="clear" w:color="auto" w:fill="FFFFFF"/>
+        </w:rPr>
+        <w:t>PCs</w:t>
+      </w:r>
+      <w:r>
+        <w:rPr>
+          <w:color w:val="0D0D0D"/>
+          <w:sz w:val="16"/>
+          <w:szCs w:val="16"/>
+          <w:shd w:val="clear" w:color="auto" w:fill="FFFFFF"/>
+        </w:rPr>
+        <w:t xml:space="preserve"> </w:t>
+      </w:r>
+      <w:r>
+        <w:rPr>
+          <w:color w:val="0D0D0D"/>
+          <w:sz w:val="16"/>
+          <w:szCs w:val="16"/>
+          <w:shd w:val="clear" w:color="auto" w:fill="FFFFFF"/>
+        </w:rPr>
+        <w:t>.</w:t>
+      </w:r>
+      <w:proofErr w:type="gramEnd"/>
+    </w:p>
+    <w:p/>
+    <w:p>
+      <w:pPr>
+        <w:rPr>
+          <w:sz w:val="22"/>
+          <w:szCs w:val="22"/>
+        </w:rPr>
+      </w:pPr>
+      <w:r>
+        <w:rPr>
+          <w:sz w:val="22"/>
+          <w:szCs w:val="22"/>
+        </w:rPr>
+        <w:t>Graph for Performance Evaluation Across Different PCs Using Various CPU Cores (</w:t>
+      </w:r>
+      <w:proofErr w:type="spellStart"/>
+      <w:r>
+        <w:rPr>
+          <w:sz w:val="22"/>
+          <w:szCs w:val="22"/>
+        </w:rPr>
+        <w:t>InitParallelWithConcurrentDictionary</w:t>
+      </w:r>
+      <w:proofErr w:type="spellEnd"/>
+      <w:r>
+        <w:rPr>
+          <w:sz w:val="22"/>
+          <w:szCs w:val="22"/>
+        </w:rPr>
+        <w:t xml:space="preserve"> vs Init</w:t>
+      </w:r>
+      <w:proofErr w:type="gramStart"/>
+      <w:r>
+        <w:rPr>
+          <w:sz w:val="22"/>
+          <w:szCs w:val="22"/>
+        </w:rPr>
+        <w:t>)</w:t>
+      </w:r>
+      <w:r>
+        <w:rPr>
+          <w:sz w:val="22"/>
+          <w:szCs w:val="22"/>
+        </w:rPr>
+        <w:t xml:space="preserve"> :</w:t>
+      </w:r>
+      <w:proofErr w:type="gramEnd"/>
+      <w:r>
+        <w:rPr>
+          <w:sz w:val="22"/>
+          <w:szCs w:val="22"/>
+        </w:rPr>
+        <w:t>-</w:t>
+      </w:r>
+    </w:p>
+    <w:p>
+      <w:pPr>
+        <w:jc w:val="both"/>
+      </w:pPr>
+      <w:r>
+        <w:t>This graph compares the performance of both the new multi-threaded method (</w:t>
+      </w:r>
+      <w:proofErr w:type="spellStart"/>
+      <w:r>
+        <w:rPr>
+          <w:b/>
+          <w:bCs/>
+          <w:color w:val="0D0D0D"/>
+          <w:shd w:val="clear" w:color="auto" w:fill="FFFFFF"/>
+        </w:rPr>
+        <w:t>InitParallelWithConcurrentDictionary</w:t>
+      </w:r>
+      <w:proofErr w:type="spellEnd"/>
+      <w:r>
+        <w:t>) and the old single-threaded method (</w:t>
+      </w:r>
+      <w:r>
+        <w:rPr>
+          <w:b/>
+          <w:bCs/>
+        </w:rPr>
+        <w:t>Init</w:t>
+      </w:r>
+      <w:r>
+        <w:t>) across various CPU configurations (4, 6, 8, 10, and All cores) on different PCs. The goal is to evaluate how the number of cores affects the execution time of both methods</w:t>
+      </w:r>
+      <w:r>
+        <w:t>.</w:t>
+      </w:r>
+      <w:r>
+        <w:t xml:space="preserve"> </w:t>
+      </w:r>
+      <w:r>
+        <w:t xml:space="preserve">The execution time for the newly created parallel multi-threaded method is consistently </w:t>
+      </w:r>
+      <w:r>
+        <w:rPr>
+          <w:b/>
+          <w:bCs/>
+        </w:rPr>
+        <w:t>slightly lower</w:t>
+      </w:r>
+      <w:r>
+        <w:t xml:space="preserve"> than that of the original single-threaded </w:t>
+      </w:r>
+      <w:proofErr w:type="gramStart"/>
+      <w:r>
+        <w:t>Init(</w:t>
+      </w:r>
+      <w:proofErr w:type="gramEnd"/>
+      <w:r>
+        <w:t>) method across all tested core configurations, demonstrating better scalability and improved CPU utilization.</w:t>
+      </w:r>
+      <w:r>
+        <w:t xml:space="preserve"> [Figure 10</w:t>
+      </w:r>
+      <w:r>
+        <w:t xml:space="preserve">, </w:t>
+      </w:r>
+      <w:r>
+        <w:t>11</w:t>
+      </w:r>
+      <w:r>
+        <w:t xml:space="preserve"> and 12</w:t>
+      </w:r>
+      <w:r>
+        <w:t>]</w:t>
+      </w:r>
+      <w:r>
+        <w:t>.</w:t>
+      </w:r>
+    </w:p>
+    <w:p>
+      <w:pPr>
+        <w:jc w:val="both"/>
+      </w:pPr>
+    </w:p>
+    <w:p>
+      <w:r>
+        <w:rPr>
+          <w:noProof/>
+        </w:rPr>
+        <w:drawing>
+          <wp:inline distT="0" distB="0" distL="0" distR="0" wp14:anchorId="0060F149" wp14:editId="2C30E9C6">
+            <wp:extent cx="3088640" cy="1877291"/>
+            <wp:effectExtent l="0" t="0" r="0" b="8890"/>
+            <wp:docPr id="1189779081" name="Picture 7" descr="A group of boxes with different colored squares&#10;&#10;AI-generated content may be incorrect."/>
+            <wp:cNvGraphicFramePr>
+              <a:graphicFrameLocks xmlns:a="http://schemas.openxmlformats.org/drawingml/2006/main" noChangeAspect="1"/>
+            </wp:cNvGraphicFramePr>
+            <a:graphic xmlns:a="http://schemas.openxmlformats.org/drawingml/2006/main">
+              <a:graphicData uri="http://schemas.openxmlformats.org/drawingml/2006/picture">
+                <pic:pic xmlns:pic="http://schemas.openxmlformats.org/drawingml/2006/picture">
+                  <pic:nvPicPr>
+                    <pic:cNvPr id="1189779081" name="Picture 7" descr="A group of boxes with different colored squares&#10;&#10;AI-generated content may be incorrect."/>
+                    <pic:cNvPicPr>
+                      <a:picLocks noChangeAspect="1" noChangeArrowheads="1"/>
+                    </pic:cNvPicPr>
+                  </pic:nvPicPr>
+                  <pic:blipFill>
+                    <a:blip r:embed="rId38" cstate="print">
+                      <a:extLst>
+                        <a:ext uri="{28A0092B-C50C-407E-A947-70E740481C1C}">
+                          <a14:useLocalDpi xmlns:a14="http://schemas.microsoft.com/office/drawing/2010/main" val="0"/>
+                        </a:ext>
+                      </a:extLst>
+                    </a:blip>
+                    <a:srcRect/>
+                    <a:stretch>
+                      <a:fillRect/>
+                    </a:stretch>
+                  </pic:blipFill>
+                  <pic:spPr bwMode="auto">
+                    <a:xfrm>
+                      <a:off x="0" y="0"/>
+                      <a:ext cx="3143281" cy="1910502"/>
+                    </a:xfrm>
+                    <a:prstGeom prst="rect">
+                      <a:avLst/>
+                    </a:prstGeom>
+                    <a:noFill/>
+                    <a:ln>
+                      <a:noFill/>
+                    </a:ln>
+                  </pic:spPr>
+                </pic:pic>
+              </a:graphicData>
+            </a:graphic>
+          </wp:inline>
+        </w:drawing>
+      </w:r>
+    </w:p>
+    <w:p>
+      <w:pPr>
+        <w:rPr>
+          <w:b/>
+          <w:bCs/>
+        </w:rPr>
+      </w:pPr>
+    </w:p>
+    <w:p>
+      <w:pPr>
+        <w:jc w:val="center"/>
+        <w:rPr>
+          <w:sz w:val="16"/>
+          <w:szCs w:val="16"/>
+        </w:rPr>
+      </w:pPr>
+      <w:r>
+        <w:rPr>
+          <w:b/>
+          <w:bCs/>
+          <w:color w:val="0D0D0D"/>
+          <w:sz w:val="16"/>
+          <w:szCs w:val="16"/>
+          <w:shd w:val="clear" w:color="auto" w:fill="FFFFFF"/>
+        </w:rPr>
+        <w:t xml:space="preserve">Figure </w:t>
+      </w:r>
+      <w:r>
+        <w:rPr>
+          <w:b/>
+          <w:bCs/>
+          <w:color w:val="0D0D0D"/>
+          <w:sz w:val="16"/>
+          <w:szCs w:val="16"/>
+          <w:shd w:val="clear" w:color="auto" w:fill="FFFFFF"/>
+        </w:rPr>
+        <w:t>10</w:t>
+      </w:r>
+      <w:r>
+        <w:rPr>
+          <w:color w:val="0D0D0D"/>
+          <w:sz w:val="16"/>
+          <w:szCs w:val="16"/>
+          <w:shd w:val="clear" w:color="auto" w:fill="FFFFFF"/>
+        </w:rPr>
+        <w:t xml:space="preserve">: </w:t>
+      </w:r>
+      <w:r>
+        <w:rPr>
+          <w:sz w:val="16"/>
+          <w:szCs w:val="16"/>
+        </w:rPr>
+        <w:t>P</w:t>
+      </w:r>
+      <w:r>
+        <w:rPr>
+          <w:sz w:val="16"/>
+          <w:szCs w:val="16"/>
+        </w:rPr>
+        <w:t xml:space="preserve">erformance </w:t>
+      </w:r>
+      <w:r>
+        <w:rPr>
+          <w:sz w:val="16"/>
+          <w:szCs w:val="16"/>
+        </w:rPr>
+        <w:t xml:space="preserve">Comparison </w:t>
+      </w:r>
+      <w:r>
+        <w:rPr>
+          <w:sz w:val="16"/>
+          <w:szCs w:val="16"/>
+        </w:rPr>
+        <w:t>of both the new multi-threaded method (</w:t>
+      </w:r>
+      <w:proofErr w:type="spellStart"/>
+      <w:r>
+        <w:rPr>
+          <w:sz w:val="16"/>
+          <w:szCs w:val="16"/>
+        </w:rPr>
+        <w:t>InitParallelWithConcurrentDictionary</w:t>
+      </w:r>
+      <w:proofErr w:type="spellEnd"/>
+      <w:r>
+        <w:rPr>
+          <w:sz w:val="16"/>
+          <w:szCs w:val="16"/>
+        </w:rPr>
+        <w:t xml:space="preserve">) and the old single-threaded method (Init) across </w:t>
+      </w:r>
+      <w:r>
+        <w:rPr>
+          <w:sz w:val="16"/>
+          <w:szCs w:val="16"/>
+        </w:rPr>
+        <w:t xml:space="preserve">4 </w:t>
+      </w:r>
+      <w:r>
+        <w:rPr>
+          <w:sz w:val="16"/>
+          <w:szCs w:val="16"/>
+        </w:rPr>
+        <w:t xml:space="preserve">&amp; 6 </w:t>
+      </w:r>
+      <w:r>
+        <w:rPr>
+          <w:sz w:val="16"/>
+          <w:szCs w:val="16"/>
+        </w:rPr>
+        <w:t>CPU Core</w:t>
+      </w:r>
+      <w:r>
+        <w:rPr>
+          <w:sz w:val="16"/>
+          <w:szCs w:val="16"/>
+        </w:rPr>
+        <w:t>.</w:t>
+      </w:r>
+    </w:p>
+    <w:p/>
+    <w:p>
+      <w:r>
+        <w:rPr>
+          <w:noProof/>
+        </w:rPr>
+        <w:drawing>
+          <wp:inline distT="0" distB="0" distL="0" distR="0" wp14:anchorId="4BF59B0B" wp14:editId="16193E54">
+            <wp:extent cx="3089113" cy="1947334"/>
+            <wp:effectExtent l="0" t="0" r="0" b="0"/>
+            <wp:docPr id="820280097" name="Picture 8" descr="A graph of different colored squares&#10;&#10;AI-generated content may be incorrect."/>
+            <wp:cNvGraphicFramePr>
+              <a:graphicFrameLocks xmlns:a="http://schemas.openxmlformats.org/drawingml/2006/main" noChangeAspect="1"/>
+            </wp:cNvGraphicFramePr>
+            <a:graphic xmlns:a="http://schemas.openxmlformats.org/drawingml/2006/main">
+              <a:graphicData uri="http://schemas.openxmlformats.org/drawingml/2006/picture">
+                <pic:pic xmlns:pic="http://schemas.openxmlformats.org/drawingml/2006/picture">
+                  <pic:nvPicPr>
+                    <pic:cNvPr id="820280097" name="Picture 8" descr="A graph of different colored squares&#10;&#10;AI-generated content may be incorrect."/>
+                    <pic:cNvPicPr>
+                      <a:picLocks noChangeAspect="1" noChangeArrowheads="1"/>
+                    </pic:cNvPicPr>
+                  </pic:nvPicPr>
+                  <pic:blipFill>
+                    <a:blip r:embed="rId39" cstate="print">
+                      <a:extLst>
+                        <a:ext uri="{28A0092B-C50C-407E-A947-70E740481C1C}">
+                          <a14:useLocalDpi xmlns:a14="http://schemas.microsoft.com/office/drawing/2010/main" val="0"/>
+                        </a:ext>
+                      </a:extLst>
+                    </a:blip>
+                    <a:srcRect/>
+                    <a:stretch>
+                      <a:fillRect/>
+                    </a:stretch>
+                  </pic:blipFill>
+                  <pic:spPr bwMode="auto">
+                    <a:xfrm>
+                      <a:off x="0" y="0"/>
+                      <a:ext cx="3111804" cy="1961638"/>
+                    </a:xfrm>
+                    <a:prstGeom prst="rect">
+                      <a:avLst/>
+                    </a:prstGeom>
+                    <a:noFill/>
+                    <a:ln>
+                      <a:noFill/>
+                    </a:ln>
+                  </pic:spPr>
+                </pic:pic>
+              </a:graphicData>
+            </a:graphic>
+          </wp:inline>
+        </w:drawing>
+      </w:r>
+    </w:p>
+    <w:p>
+      <w:pPr>
+        <w:jc w:val="center"/>
+      </w:pPr>
+    </w:p>
+    <w:p>
+      <w:pPr>
+        <w:jc w:val="center"/>
+        <w:rPr>
+          <w:sz w:val="16"/>
+          <w:szCs w:val="16"/>
+        </w:rPr>
+      </w:pPr>
+      <w:r>
+        <w:rPr>
+          <w:b/>
+          <w:bCs/>
+          <w:color w:val="0D0D0D"/>
+          <w:sz w:val="16"/>
+          <w:szCs w:val="16"/>
+          <w:shd w:val="clear" w:color="auto" w:fill="FFFFFF"/>
+        </w:rPr>
+        <w:t xml:space="preserve">Figure </w:t>
+      </w:r>
+      <w:r>
+        <w:rPr>
+          <w:b/>
+          <w:bCs/>
+          <w:color w:val="0D0D0D"/>
+          <w:sz w:val="16"/>
+          <w:szCs w:val="16"/>
+          <w:shd w:val="clear" w:color="auto" w:fill="FFFFFF"/>
+        </w:rPr>
+        <w:t>1</w:t>
+      </w:r>
+      <w:r>
+        <w:rPr>
+          <w:b/>
+          <w:bCs/>
+          <w:color w:val="0D0D0D"/>
+          <w:sz w:val="16"/>
+          <w:szCs w:val="16"/>
+          <w:shd w:val="clear" w:color="auto" w:fill="FFFFFF"/>
+        </w:rPr>
+        <w:t>1</w:t>
+      </w:r>
+      <w:r>
+        <w:rPr>
+          <w:color w:val="0D0D0D"/>
+          <w:sz w:val="16"/>
+          <w:szCs w:val="16"/>
+          <w:shd w:val="clear" w:color="auto" w:fill="FFFFFF"/>
+        </w:rPr>
+        <w:t xml:space="preserve">: </w:t>
+      </w:r>
+      <w:r>
+        <w:rPr>
+          <w:sz w:val="16"/>
+          <w:szCs w:val="16"/>
+        </w:rPr>
+        <w:t>P</w:t>
+      </w:r>
+      <w:r>
+        <w:rPr>
+          <w:sz w:val="16"/>
+          <w:szCs w:val="16"/>
+        </w:rPr>
+        <w:t xml:space="preserve">erformance </w:t>
+      </w:r>
+      <w:r>
+        <w:rPr>
+          <w:sz w:val="16"/>
+          <w:szCs w:val="16"/>
+        </w:rPr>
+        <w:t xml:space="preserve">Comparison </w:t>
+      </w:r>
+      <w:r>
+        <w:rPr>
+          <w:sz w:val="16"/>
+          <w:szCs w:val="16"/>
+        </w:rPr>
+        <w:t>of both the new multi-threaded method (</w:t>
+      </w:r>
+      <w:proofErr w:type="spellStart"/>
+      <w:r>
+        <w:rPr>
+          <w:sz w:val="16"/>
+          <w:szCs w:val="16"/>
+        </w:rPr>
+        <w:t>InitParallelWithConcurrentDictionary</w:t>
+      </w:r>
+      <w:proofErr w:type="spellEnd"/>
+      <w:r>
+        <w:rPr>
+          <w:sz w:val="16"/>
+          <w:szCs w:val="16"/>
+        </w:rPr>
+        <w:t xml:space="preserve">) and the old single-threaded method (Init) across </w:t>
+      </w:r>
+      <w:r>
+        <w:rPr>
+          <w:sz w:val="16"/>
+          <w:szCs w:val="16"/>
+        </w:rPr>
+        <w:t>8 &amp; 10 CPU Core.</w:t>
+      </w:r>
+    </w:p>
+    <w:p/>
+    <w:p>
+      <w:r>
+        <w:rPr>
+          <w:noProof/>
+        </w:rPr>
+        <w:drawing>
+          <wp:inline distT="0" distB="0" distL="0" distR="0" wp14:anchorId="70C713DB" wp14:editId="01B75107">
+            <wp:extent cx="3087359" cy="1413934"/>
+            <wp:effectExtent l="0" t="0" r="0" b="0"/>
+            <wp:docPr id="374617252" name="Picture 9" descr="A graph with red and grey lines&#10;&#10;AI-generated content may be incorrect."/>
+            <wp:cNvGraphicFramePr>
+              <a:graphicFrameLocks xmlns:a="http://schemas.openxmlformats.org/drawingml/2006/main" noChangeAspect="1"/>
+            </wp:cNvGraphicFramePr>
+            <a:graphic xmlns:a="http://schemas.openxmlformats.org/drawingml/2006/main">
+              <a:graphicData uri="http://schemas.openxmlformats.org/drawingml/2006/picture">
+                <pic:pic xmlns:pic="http://schemas.openxmlformats.org/drawingml/2006/picture">
+                  <pic:nvPicPr>
+                    <pic:cNvPr id="374617252" name="Picture 9" descr="A graph with red and grey lines&#10;&#10;AI-generated content may be incorrect."/>
+                    <pic:cNvPicPr>
+                      <a:picLocks noChangeAspect="1" noChangeArrowheads="1"/>
+                    </pic:cNvPicPr>
+                  </pic:nvPicPr>
+                  <pic:blipFill>
+                    <a:blip r:embed="rId40" cstate="print">
+                      <a:extLst>
+                        <a:ext uri="{28A0092B-C50C-407E-A947-70E740481C1C}">
+                          <a14:useLocalDpi xmlns:a14="http://schemas.microsoft.com/office/drawing/2010/main" val="0"/>
+                        </a:ext>
+                      </a:extLst>
+                    </a:blip>
+                    <a:srcRect/>
+                    <a:stretch>
+                      <a:fillRect/>
+                    </a:stretch>
+                  </pic:blipFill>
+                  <pic:spPr bwMode="auto">
+                    <a:xfrm>
+                      <a:off x="0" y="0"/>
+                      <a:ext cx="3147310" cy="1441390"/>
+                    </a:xfrm>
+                    <a:prstGeom prst="rect">
+                      <a:avLst/>
+                    </a:prstGeom>
+                    <a:noFill/>
+                    <a:ln>
+                      <a:noFill/>
+                    </a:ln>
+                  </pic:spPr>
+                </pic:pic>
+              </a:graphicData>
+            </a:graphic>
+          </wp:inline>
+        </w:drawing>
+      </w:r>
+    </w:p>
+    <w:p>
+      <w:pPr>
+        <w:rPr>
+          <w:b/>
+          <w:bCs/>
+        </w:rPr>
+      </w:pPr>
+    </w:p>
+    <w:p>
+      <w:pPr>
+        <w:jc w:val="center"/>
+        <w:rPr>
+          <w:sz w:val="16"/>
+          <w:szCs w:val="16"/>
+        </w:rPr>
+      </w:pPr>
+      <w:r>
+        <w:rPr>
+          <w:b/>
+          <w:bCs/>
+          <w:color w:val="0D0D0D"/>
+          <w:sz w:val="16"/>
+          <w:szCs w:val="16"/>
+          <w:shd w:val="clear" w:color="auto" w:fill="FFFFFF"/>
+        </w:rPr>
+        <w:t xml:space="preserve">Figure </w:t>
+      </w:r>
+      <w:r>
+        <w:rPr>
+          <w:b/>
+          <w:bCs/>
+          <w:color w:val="0D0D0D"/>
+          <w:sz w:val="16"/>
+          <w:szCs w:val="16"/>
+          <w:shd w:val="clear" w:color="auto" w:fill="FFFFFF"/>
+        </w:rPr>
+        <w:t>1</w:t>
+      </w:r>
+      <w:r>
+        <w:rPr>
+          <w:b/>
+          <w:bCs/>
+          <w:color w:val="0D0D0D"/>
+          <w:sz w:val="16"/>
+          <w:szCs w:val="16"/>
+          <w:shd w:val="clear" w:color="auto" w:fill="FFFFFF"/>
+        </w:rPr>
+        <w:t>2</w:t>
+      </w:r>
+      <w:r>
+        <w:rPr>
+          <w:color w:val="0D0D0D"/>
+          <w:sz w:val="16"/>
+          <w:szCs w:val="16"/>
+          <w:shd w:val="clear" w:color="auto" w:fill="FFFFFF"/>
+        </w:rPr>
+        <w:t xml:space="preserve">: </w:t>
+      </w:r>
+      <w:r>
+        <w:rPr>
+          <w:sz w:val="16"/>
+          <w:szCs w:val="16"/>
+        </w:rPr>
+        <w:t>P</w:t>
+      </w:r>
+      <w:r>
+        <w:rPr>
+          <w:sz w:val="16"/>
+          <w:szCs w:val="16"/>
+        </w:rPr>
+        <w:t xml:space="preserve">erformance </w:t>
+      </w:r>
+      <w:r>
+        <w:rPr>
+          <w:sz w:val="16"/>
+          <w:szCs w:val="16"/>
+        </w:rPr>
+        <w:t xml:space="preserve">Comparison </w:t>
+      </w:r>
+      <w:r>
+        <w:rPr>
+          <w:sz w:val="16"/>
+          <w:szCs w:val="16"/>
+        </w:rPr>
+        <w:t>of both the new multi-threaded method (</w:t>
+      </w:r>
+      <w:proofErr w:type="spellStart"/>
+      <w:r>
+        <w:rPr>
+          <w:sz w:val="16"/>
+          <w:szCs w:val="16"/>
+        </w:rPr>
+        <w:t>InitParallelWithConcurrentDictionary</w:t>
+      </w:r>
+      <w:proofErr w:type="spellEnd"/>
+      <w:r>
+        <w:rPr>
+          <w:sz w:val="16"/>
+          <w:szCs w:val="16"/>
+        </w:rPr>
+        <w:t xml:space="preserve">) and the old single-threaded method (Init) across </w:t>
+      </w:r>
+      <w:r>
+        <w:rPr>
+          <w:sz w:val="16"/>
+          <w:szCs w:val="16"/>
+        </w:rPr>
+        <w:t>16 CPU Cores</w:t>
+      </w:r>
     </w:p>
     <w:p>
       <w:pPr>
@@ -9641,6 +11942,7 @@
         <w:rPr>
           <w:shd w:val="clear" w:color="auto" w:fill="FFFFFF"/>
         </w:rPr>
+        <w:lastRenderedPageBreak/>
         <w:t>Conclusion</w:t>
       </w:r>
     </w:p>
@@ -9727,6 +12029,7 @@
         <w:t>Key findings from our experiments highlight that the </w:t>
       </w:r>
       <w:proofErr w:type="spellStart"/>
+      <w:proofErr w:type="gramStart"/>
       <w:r>
         <w:rPr>
           <w:b/>
@@ -9744,7 +12047,17 @@
           <w:color w:val="0D0D0D"/>
           <w:shd w:val="clear" w:color="auto" w:fill="FFFFFF"/>
         </w:rPr>
-        <w:t>()</w:t>
+        <w:t>(</w:t>
+      </w:r>
+      <w:proofErr w:type="gramEnd"/>
+      <w:r>
+        <w:rPr>
+          <w:b/>
+          <w:bCs/>
+          <w:color w:val="0D0D0D"/>
+          <w:shd w:val="clear" w:color="auto" w:fill="FFFFFF"/>
+        </w:rPr>
+        <w:t>)</w:t>
       </w:r>
       <w:r>
         <w:rPr>
@@ -9832,15 +12145,7 @@
           <w:color w:val="0D0D0D"/>
           <w:shd w:val="clear" w:color="auto" w:fill="FFFFFF"/>
         </w:rPr>
-        <w:t xml:space="preserve">Ultimately, our project underscores the transformative potential of multithreading in AI, enabling faster, more </w:t>
-      </w:r>
-      <w:r>
-        <w:rPr>
-          <w:color w:val="0D0D0D"/>
-          <w:shd w:val="clear" w:color="auto" w:fill="FFFFFF"/>
-        </w:rPr>
-        <w:lastRenderedPageBreak/>
-        <w:t>responsive, and resource-efficient algorithms that align with the growing demands of modern computing.</w:t>
+        <w:t>Ultimately, our project underscores the transformative potential of multithreading in AI, enabling faster, more responsive, and resource-efficient algorithms that align with the growing demands of modern computing.</w:t>
       </w:r>
     </w:p>
     <w:p>
@@ -10476,7 +12781,13 @@
                       <w:rPr>
                         <w:noProof/>
                       </w:rPr>
-                      <w:t xml:space="preserve"> (2018–2023) White Paper," Cisco, 2020. [Online]. Available: https://www.cisco.com/c/en/us/solutions/collateral/executive-perspectives/annual-internet-report/white-paper-c11-741490.html.</w:t>
+                      <w:t xml:space="preserve"> (2018–2023) White Paper," Cisco, 2020. [Online]. Available: </w:t>
+                    </w:r>
+                    <w:r>
+                      <w:rPr>
+                        <w:noProof/>
+                      </w:rPr>
+                      <w:t>https://www.cisco.com/c/en/us/solutions/collateral/executive-perspectives/annual-internet-report/white-paper-c11-741490.html.</w:t>
                     </w:r>
                   </w:p>
                 </w:tc>
@@ -12098,7 +14409,14 @@
                       <w:rPr>
                         <w:noProof/>
                       </w:rPr>
-                      <w:t xml:space="preserve">.Sriram, "Embedded Multiprocessors Scheduling and Synchronization," </w:t>
+                      <w:t xml:space="preserve">.Sriram, "Embedded Multiprocessors Scheduling and </w:t>
+                    </w:r>
+                    <w:r>
+                      <w:rPr>
+                        <w:noProof/>
+                      </w:rPr>
+                      <w:lastRenderedPageBreak/>
+                      <w:t xml:space="preserve">Synchronization," </w:t>
                     </w:r>
                     <w:r>
                       <w:rPr>
@@ -12138,6 +14456,7 @@
                       <w:rPr>
                         <w:noProof/>
                       </w:rPr>
+                      <w:lastRenderedPageBreak/>
                       <w:t xml:space="preserve">[23] </w:t>
                     </w:r>
                   </w:p>
@@ -12691,8 +15010,8 @@
       </w:pPr>
     </w:p>
     <w:sectPr>
-      <w:headerReference w:type="default" r:id="rId37"/>
-      <w:footerReference w:type="default" r:id="rId38"/>
+      <w:headerReference w:type="default" r:id="rId41"/>
+      <w:footerReference w:type="default" r:id="rId42"/>
       <w:type w:val="continuous"/>
       <w:pgSz w:w="11906" w:h="16838" w:code="9"/>
       <w:pgMar w:top="1080" w:right="907" w:bottom="1440" w:left="907" w:header="720" w:footer="720" w:gutter="0"/>
@@ -15939,6 +18258,155 @@
     </w:lvl>
   </w:abstractNum>
   <w:abstractNum w:abstractNumId="17" w15:restartNumberingAfterBreak="0">
+    <w:nsid w:val="503F54A6"/>
+    <w:multiLevelType w:val="multilevel"/>
+    <w:tmpl w:val="63E4A1B4"/>
+    <w:lvl w:ilvl="0">
+      <w:start w:val="1"/>
+      <w:numFmt w:val="bullet"/>
+      <w:lvlText w:val=""/>
+      <w:lvlJc w:val="left"/>
+      <w:pPr>
+        <w:tabs>
+          <w:tab w:val="num" w:pos="720"/>
+        </w:tabs>
+        <w:ind w:left="720" w:hanging="360"/>
+      </w:pPr>
+      <w:rPr>
+        <w:rFonts w:ascii="Symbol" w:hAnsi="Symbol" w:hint="default"/>
+        <w:sz w:val="20"/>
+      </w:rPr>
+    </w:lvl>
+    <w:lvl w:ilvl="1" w:tentative="1">
+      <w:start w:val="1"/>
+      <w:numFmt w:val="bullet"/>
+      <w:lvlText w:val="o"/>
+      <w:lvlJc w:val="left"/>
+      <w:pPr>
+        <w:tabs>
+          <w:tab w:val="num" w:pos="1440"/>
+        </w:tabs>
+        <w:ind w:left="1440" w:hanging="360"/>
+      </w:pPr>
+      <w:rPr>
+        <w:rFonts w:ascii="Courier New" w:hAnsi="Courier New" w:hint="default"/>
+        <w:sz w:val="20"/>
+      </w:rPr>
+    </w:lvl>
+    <w:lvl w:ilvl="2" w:tentative="1">
+      <w:start w:val="1"/>
+      <w:numFmt w:val="bullet"/>
+      <w:lvlText w:val=""/>
+      <w:lvlJc w:val="left"/>
+      <w:pPr>
+        <w:tabs>
+          <w:tab w:val="num" w:pos="2160"/>
+        </w:tabs>
+        <w:ind w:left="2160" w:hanging="360"/>
+      </w:pPr>
+      <w:rPr>
+        <w:rFonts w:ascii="Wingdings" w:hAnsi="Wingdings" w:hint="default"/>
+        <w:sz w:val="20"/>
+      </w:rPr>
+    </w:lvl>
+    <w:lvl w:ilvl="3" w:tentative="1">
+      <w:start w:val="1"/>
+      <w:numFmt w:val="bullet"/>
+      <w:lvlText w:val=""/>
+      <w:lvlJc w:val="left"/>
+      <w:pPr>
+        <w:tabs>
+          <w:tab w:val="num" w:pos="2880"/>
+        </w:tabs>
+        <w:ind w:left="2880" w:hanging="360"/>
+      </w:pPr>
+      <w:rPr>
+        <w:rFonts w:ascii="Wingdings" w:hAnsi="Wingdings" w:hint="default"/>
+        <w:sz w:val="20"/>
+      </w:rPr>
+    </w:lvl>
+    <w:lvl w:ilvl="4" w:tentative="1">
+      <w:start w:val="1"/>
+      <w:numFmt w:val="bullet"/>
+      <w:lvlText w:val=""/>
+      <w:lvlJc w:val="left"/>
+      <w:pPr>
+        <w:tabs>
+          <w:tab w:val="num" w:pos="3600"/>
+        </w:tabs>
+        <w:ind w:left="3600" w:hanging="360"/>
+      </w:pPr>
+      <w:rPr>
+        <w:rFonts w:ascii="Wingdings" w:hAnsi="Wingdings" w:hint="default"/>
+        <w:sz w:val="20"/>
+      </w:rPr>
+    </w:lvl>
+    <w:lvl w:ilvl="5" w:tentative="1">
+      <w:start w:val="1"/>
+      <w:numFmt w:val="bullet"/>
+      <w:lvlText w:val=""/>
+      <w:lvlJc w:val="left"/>
+      <w:pPr>
+        <w:tabs>
+          <w:tab w:val="num" w:pos="4320"/>
+        </w:tabs>
+        <w:ind w:left="4320" w:hanging="360"/>
+      </w:pPr>
+      <w:rPr>
+        <w:rFonts w:ascii="Wingdings" w:hAnsi="Wingdings" w:hint="default"/>
+        <w:sz w:val="20"/>
+      </w:rPr>
+    </w:lvl>
+    <w:lvl w:ilvl="6" w:tentative="1">
+      <w:start w:val="1"/>
+      <w:numFmt w:val="bullet"/>
+      <w:lvlText w:val=""/>
+      <w:lvlJc w:val="left"/>
+      <w:pPr>
+        <w:tabs>
+          <w:tab w:val="num" w:pos="5040"/>
+        </w:tabs>
+        <w:ind w:left="5040" w:hanging="360"/>
+      </w:pPr>
+      <w:rPr>
+        <w:rFonts w:ascii="Wingdings" w:hAnsi="Wingdings" w:hint="default"/>
+        <w:sz w:val="20"/>
+      </w:rPr>
+    </w:lvl>
+    <w:lvl w:ilvl="7" w:tentative="1">
+      <w:start w:val="1"/>
+      <w:numFmt w:val="bullet"/>
+      <w:lvlText w:val=""/>
+      <w:lvlJc w:val="left"/>
+      <w:pPr>
+        <w:tabs>
+          <w:tab w:val="num" w:pos="5760"/>
+        </w:tabs>
+        <w:ind w:left="5760" w:hanging="360"/>
+      </w:pPr>
+      <w:rPr>
+        <w:rFonts w:ascii="Wingdings" w:hAnsi="Wingdings" w:hint="default"/>
+        <w:sz w:val="20"/>
+      </w:rPr>
+    </w:lvl>
+    <w:lvl w:ilvl="8" w:tentative="1">
+      <w:start w:val="1"/>
+      <w:numFmt w:val="bullet"/>
+      <w:lvlText w:val=""/>
+      <w:lvlJc w:val="left"/>
+      <w:pPr>
+        <w:tabs>
+          <w:tab w:val="num" w:pos="6480"/>
+        </w:tabs>
+        <w:ind w:left="6480" w:hanging="360"/>
+      </w:pPr>
+      <w:rPr>
+        <w:rFonts w:ascii="Wingdings" w:hAnsi="Wingdings" w:hint="default"/>
+        <w:sz w:val="20"/>
+      </w:rPr>
+    </w:lvl>
+  </w:abstractNum>
+  <w:abstractNum w:abstractNumId="18" w15:restartNumberingAfterBreak="0">
     <w:nsid w:val="52CA544A"/>
     <w:multiLevelType w:val="singleLevel"/>
     <w:tmpl w:val="AED6D67E"/>
@@ -15965,7 +18433,7 @@
       </w:rPr>
     </w:lvl>
   </w:abstractNum>
-  <w:abstractNum w:abstractNumId="18" w15:restartNumberingAfterBreak="0">
+  <w:abstractNum w:abstractNumId="19" w15:restartNumberingAfterBreak="0">
     <w:nsid w:val="553D537D"/>
     <w:multiLevelType w:val="multilevel"/>
     <w:tmpl w:val="AA4E2132"/>
@@ -16115,7 +18583,120 @@
       </w:rPr>
     </w:lvl>
   </w:abstractNum>
-  <w:abstractNum w:abstractNumId="19" w15:restartNumberingAfterBreak="0">
+  <w:abstractNum w:abstractNumId="20" w15:restartNumberingAfterBreak="0">
+    <w:nsid w:val="5D4163D2"/>
+    <w:multiLevelType w:val="hybridMultilevel"/>
+    <w:tmpl w:val="92C62AE8"/>
+    <w:lvl w:ilvl="0" w:tplc="04090001">
+      <w:start w:val="1"/>
+      <w:numFmt w:val="bullet"/>
+      <w:lvlText w:val=""/>
+      <w:lvlJc w:val="left"/>
+      <w:pPr>
+        <w:ind w:left="720" w:hanging="360"/>
+      </w:pPr>
+      <w:rPr>
+        <w:rFonts w:ascii="Symbol" w:hAnsi="Symbol" w:hint="default"/>
+      </w:rPr>
+    </w:lvl>
+    <w:lvl w:ilvl="1" w:tplc="04090003" w:tentative="1">
+      <w:start w:val="1"/>
+      <w:numFmt w:val="bullet"/>
+      <w:lvlText w:val="o"/>
+      <w:lvlJc w:val="left"/>
+      <w:pPr>
+        <w:ind w:left="1440" w:hanging="360"/>
+      </w:pPr>
+      <w:rPr>
+        <w:rFonts w:ascii="Courier New" w:hAnsi="Courier New" w:cs="Courier New" w:hint="default"/>
+      </w:rPr>
+    </w:lvl>
+    <w:lvl w:ilvl="2" w:tplc="04090005" w:tentative="1">
+      <w:start w:val="1"/>
+      <w:numFmt w:val="bullet"/>
+      <w:lvlText w:val=""/>
+      <w:lvlJc w:val="left"/>
+      <w:pPr>
+        <w:ind w:left="2160" w:hanging="360"/>
+      </w:pPr>
+      <w:rPr>
+        <w:rFonts w:ascii="Wingdings" w:hAnsi="Wingdings" w:hint="default"/>
+      </w:rPr>
+    </w:lvl>
+    <w:lvl w:ilvl="3" w:tplc="04090001" w:tentative="1">
+      <w:start w:val="1"/>
+      <w:numFmt w:val="bullet"/>
+      <w:lvlText w:val=""/>
+      <w:lvlJc w:val="left"/>
+      <w:pPr>
+        <w:ind w:left="2880" w:hanging="360"/>
+      </w:pPr>
+      <w:rPr>
+        <w:rFonts w:ascii="Symbol" w:hAnsi="Symbol" w:hint="default"/>
+      </w:rPr>
+    </w:lvl>
+    <w:lvl w:ilvl="4" w:tplc="04090003" w:tentative="1">
+      <w:start w:val="1"/>
+      <w:numFmt w:val="bullet"/>
+      <w:lvlText w:val="o"/>
+      <w:lvlJc w:val="left"/>
+      <w:pPr>
+        <w:ind w:left="3600" w:hanging="360"/>
+      </w:pPr>
+      <w:rPr>
+        <w:rFonts w:ascii="Courier New" w:hAnsi="Courier New" w:cs="Courier New" w:hint="default"/>
+      </w:rPr>
+    </w:lvl>
+    <w:lvl w:ilvl="5" w:tplc="04090005" w:tentative="1">
+      <w:start w:val="1"/>
+      <w:numFmt w:val="bullet"/>
+      <w:lvlText w:val=""/>
+      <w:lvlJc w:val="left"/>
+      <w:pPr>
+        <w:ind w:left="4320" w:hanging="360"/>
+      </w:pPr>
+      <w:rPr>
+        <w:rFonts w:ascii="Wingdings" w:hAnsi="Wingdings" w:hint="default"/>
+      </w:rPr>
+    </w:lvl>
+    <w:lvl w:ilvl="6" w:tplc="04090001" w:tentative="1">
+      <w:start w:val="1"/>
+      <w:numFmt w:val="bullet"/>
+      <w:lvlText w:val=""/>
+      <w:lvlJc w:val="left"/>
+      <w:pPr>
+        <w:ind w:left="5040" w:hanging="360"/>
+      </w:pPr>
+      <w:rPr>
+        <w:rFonts w:ascii="Symbol" w:hAnsi="Symbol" w:hint="default"/>
+      </w:rPr>
+    </w:lvl>
+    <w:lvl w:ilvl="7" w:tplc="04090003" w:tentative="1">
+      <w:start w:val="1"/>
+      <w:numFmt w:val="bullet"/>
+      <w:lvlText w:val="o"/>
+      <w:lvlJc w:val="left"/>
+      <w:pPr>
+        <w:ind w:left="5760" w:hanging="360"/>
+      </w:pPr>
+      <w:rPr>
+        <w:rFonts w:ascii="Courier New" w:hAnsi="Courier New" w:cs="Courier New" w:hint="default"/>
+      </w:rPr>
+    </w:lvl>
+    <w:lvl w:ilvl="8" w:tplc="04090005" w:tentative="1">
+      <w:start w:val="1"/>
+      <w:numFmt w:val="bullet"/>
+      <w:lvlText w:val=""/>
+      <w:lvlJc w:val="left"/>
+      <w:pPr>
+        <w:ind w:left="6480" w:hanging="360"/>
+      </w:pPr>
+      <w:rPr>
+        <w:rFonts w:ascii="Wingdings" w:hAnsi="Wingdings" w:hint="default"/>
+      </w:rPr>
+    </w:lvl>
+  </w:abstractNum>
+  <w:abstractNum w:abstractNumId="21" w15:restartNumberingAfterBreak="0">
     <w:nsid w:val="5DC47EBE"/>
     <w:multiLevelType w:val="multilevel"/>
     <w:tmpl w:val="03B6A792"/>
@@ -16228,7 +18809,7 @@
       </w:pPr>
     </w:lvl>
   </w:abstractNum>
-  <w:abstractNum w:abstractNumId="20" w15:restartNumberingAfterBreak="0">
+  <w:abstractNum w:abstractNumId="22" w15:restartNumberingAfterBreak="0">
     <w:nsid w:val="610F35F0"/>
     <w:multiLevelType w:val="multilevel"/>
     <w:tmpl w:val="E20A34CC"/>
@@ -16341,7 +18922,7 @@
       </w:pPr>
     </w:lvl>
   </w:abstractNum>
-  <w:abstractNum w:abstractNumId="21" w15:restartNumberingAfterBreak="0">
+  <w:abstractNum w:abstractNumId="23" w15:restartNumberingAfterBreak="0">
     <w:nsid w:val="62036563"/>
     <w:multiLevelType w:val="multilevel"/>
     <w:tmpl w:val="8108B7EE"/>
@@ -16490,7 +19071,7 @@
       </w:rPr>
     </w:lvl>
   </w:abstractNum>
-  <w:abstractNum w:abstractNumId="22" w15:restartNumberingAfterBreak="0">
+  <w:abstractNum w:abstractNumId="24" w15:restartNumberingAfterBreak="0">
     <w:nsid w:val="6C402C58"/>
     <w:multiLevelType w:val="hybridMultilevel"/>
     <w:tmpl w:val="9A1CA078"/>
@@ -16635,7 +19216,7 @@
       </w:rPr>
     </w:lvl>
   </w:abstractNum>
-  <w:abstractNum w:abstractNumId="23" w15:restartNumberingAfterBreak="0">
+  <w:abstractNum w:abstractNumId="25" w15:restartNumberingAfterBreak="0">
     <w:nsid w:val="6CD32DA8"/>
     <w:multiLevelType w:val="singleLevel"/>
     <w:tmpl w:val="166470C2"/>
@@ -16661,7 +19242,7 @@
       </w:rPr>
     </w:lvl>
   </w:abstractNum>
-  <w:abstractNum w:abstractNumId="24" w15:restartNumberingAfterBreak="0">
+  <w:abstractNum w:abstractNumId="26" w15:restartNumberingAfterBreak="0">
     <w:nsid w:val="78053159"/>
     <w:multiLevelType w:val="hybridMultilevel"/>
     <w:tmpl w:val="92C04ACC"/>
@@ -16776,7 +19357,7 @@
       </w:rPr>
     </w:lvl>
   </w:abstractNum>
-  <w:abstractNum w:abstractNumId="25" w15:restartNumberingAfterBreak="0">
+  <w:abstractNum w:abstractNumId="27" w15:restartNumberingAfterBreak="0">
     <w:nsid w:val="79F31FAD"/>
     <w:multiLevelType w:val="hybridMultilevel"/>
     <w:tmpl w:val="2FB8FFA8"/>
@@ -16891,7 +19472,7 @@
       </w:rPr>
     </w:lvl>
   </w:abstractNum>
-  <w:abstractNum w:abstractNumId="26" w15:restartNumberingAfterBreak="0">
+  <w:abstractNum w:abstractNumId="28" w15:restartNumberingAfterBreak="0">
     <w:nsid w:val="79F44603"/>
     <w:multiLevelType w:val="hybridMultilevel"/>
     <w:tmpl w:val="562A1320"/>
@@ -16978,7 +19559,120 @@
       </w:pPr>
     </w:lvl>
   </w:abstractNum>
-  <w:abstractNum w:abstractNumId="27" w15:restartNumberingAfterBreak="0">
+  <w:abstractNum w:abstractNumId="29" w15:restartNumberingAfterBreak="0">
+    <w:nsid w:val="7AE04003"/>
+    <w:multiLevelType w:val="hybridMultilevel"/>
+    <w:tmpl w:val="D388BDC4"/>
+    <w:lvl w:ilvl="0" w:tplc="04090001">
+      <w:start w:val="1"/>
+      <w:numFmt w:val="bullet"/>
+      <w:lvlText w:val=""/>
+      <w:lvlJc w:val="left"/>
+      <w:pPr>
+        <w:ind w:left="720" w:hanging="360"/>
+      </w:pPr>
+      <w:rPr>
+        <w:rFonts w:ascii="Symbol" w:hAnsi="Symbol" w:hint="default"/>
+      </w:rPr>
+    </w:lvl>
+    <w:lvl w:ilvl="1" w:tplc="04090003" w:tentative="1">
+      <w:start w:val="1"/>
+      <w:numFmt w:val="bullet"/>
+      <w:lvlText w:val="o"/>
+      <w:lvlJc w:val="left"/>
+      <w:pPr>
+        <w:ind w:left="1440" w:hanging="360"/>
+      </w:pPr>
+      <w:rPr>
+        <w:rFonts w:ascii="Courier New" w:hAnsi="Courier New" w:cs="Courier New" w:hint="default"/>
+      </w:rPr>
+    </w:lvl>
+    <w:lvl w:ilvl="2" w:tplc="04090005" w:tentative="1">
+      <w:start w:val="1"/>
+      <w:numFmt w:val="bullet"/>
+      <w:lvlText w:val=""/>
+      <w:lvlJc w:val="left"/>
+      <w:pPr>
+        <w:ind w:left="2160" w:hanging="360"/>
+      </w:pPr>
+      <w:rPr>
+        <w:rFonts w:ascii="Wingdings" w:hAnsi="Wingdings" w:hint="default"/>
+      </w:rPr>
+    </w:lvl>
+    <w:lvl w:ilvl="3" w:tplc="04090001" w:tentative="1">
+      <w:start w:val="1"/>
+      <w:numFmt w:val="bullet"/>
+      <w:lvlText w:val=""/>
+      <w:lvlJc w:val="left"/>
+      <w:pPr>
+        <w:ind w:left="2880" w:hanging="360"/>
+      </w:pPr>
+      <w:rPr>
+        <w:rFonts w:ascii="Symbol" w:hAnsi="Symbol" w:hint="default"/>
+      </w:rPr>
+    </w:lvl>
+    <w:lvl w:ilvl="4" w:tplc="04090003" w:tentative="1">
+      <w:start w:val="1"/>
+      <w:numFmt w:val="bullet"/>
+      <w:lvlText w:val="o"/>
+      <w:lvlJc w:val="left"/>
+      <w:pPr>
+        <w:ind w:left="3600" w:hanging="360"/>
+      </w:pPr>
+      <w:rPr>
+        <w:rFonts w:ascii="Courier New" w:hAnsi="Courier New" w:cs="Courier New" w:hint="default"/>
+      </w:rPr>
+    </w:lvl>
+    <w:lvl w:ilvl="5" w:tplc="04090005" w:tentative="1">
+      <w:start w:val="1"/>
+      <w:numFmt w:val="bullet"/>
+      <w:lvlText w:val=""/>
+      <w:lvlJc w:val="left"/>
+      <w:pPr>
+        <w:ind w:left="4320" w:hanging="360"/>
+      </w:pPr>
+      <w:rPr>
+        <w:rFonts w:ascii="Wingdings" w:hAnsi="Wingdings" w:hint="default"/>
+      </w:rPr>
+    </w:lvl>
+    <w:lvl w:ilvl="6" w:tplc="04090001" w:tentative="1">
+      <w:start w:val="1"/>
+      <w:numFmt w:val="bullet"/>
+      <w:lvlText w:val=""/>
+      <w:lvlJc w:val="left"/>
+      <w:pPr>
+        <w:ind w:left="5040" w:hanging="360"/>
+      </w:pPr>
+      <w:rPr>
+        <w:rFonts w:ascii="Symbol" w:hAnsi="Symbol" w:hint="default"/>
+      </w:rPr>
+    </w:lvl>
+    <w:lvl w:ilvl="7" w:tplc="04090003" w:tentative="1">
+      <w:start w:val="1"/>
+      <w:numFmt w:val="bullet"/>
+      <w:lvlText w:val="o"/>
+      <w:lvlJc w:val="left"/>
+      <w:pPr>
+        <w:ind w:left="5760" w:hanging="360"/>
+      </w:pPr>
+      <w:rPr>
+        <w:rFonts w:ascii="Courier New" w:hAnsi="Courier New" w:cs="Courier New" w:hint="default"/>
+      </w:rPr>
+    </w:lvl>
+    <w:lvl w:ilvl="8" w:tplc="04090005" w:tentative="1">
+      <w:start w:val="1"/>
+      <w:numFmt w:val="bullet"/>
+      <w:lvlText w:val=""/>
+      <w:lvlJc w:val="left"/>
+      <w:pPr>
+        <w:ind w:left="6480" w:hanging="360"/>
+      </w:pPr>
+      <w:rPr>
+        <w:rFonts w:ascii="Wingdings" w:hAnsi="Wingdings" w:hint="default"/>
+      </w:rPr>
+    </w:lvl>
+  </w:abstractNum>
+  <w:abstractNum w:abstractNumId="30" w15:restartNumberingAfterBreak="0">
     <w:nsid w:val="7DAA4735"/>
     <w:multiLevelType w:val="multilevel"/>
     <w:tmpl w:val="327040D8"/>
@@ -17132,7 +19826,7 @@
     <w:abstractNumId w:val="10"/>
   </w:num>
   <w:num w:numId="2" w16cid:durableId="164590154">
-    <w:abstractNumId w:val="22"/>
+    <w:abstractNumId w:val="24"/>
   </w:num>
   <w:num w:numId="3" w16cid:durableId="1348554600">
     <w:abstractNumId w:val="6"/>
@@ -17141,31 +19835,31 @@
     <w:abstractNumId w:val="14"/>
   </w:num>
   <w:num w:numId="5" w16cid:durableId="261450582">
-    <w:abstractNumId w:val="17"/>
+    <w:abstractNumId w:val="18"/>
   </w:num>
   <w:num w:numId="6" w16cid:durableId="449059100">
-    <w:abstractNumId w:val="23"/>
+    <w:abstractNumId w:val="25"/>
   </w:num>
   <w:num w:numId="7" w16cid:durableId="964695844">
     <w:abstractNumId w:val="16"/>
   </w:num>
   <w:num w:numId="8" w16cid:durableId="579994082">
-    <w:abstractNumId w:val="26"/>
+    <w:abstractNumId w:val="28"/>
   </w:num>
   <w:num w:numId="9" w16cid:durableId="362093316">
-    <w:abstractNumId w:val="19"/>
+    <w:abstractNumId w:val="21"/>
   </w:num>
   <w:num w:numId="10" w16cid:durableId="1086727680">
-    <w:abstractNumId w:val="25"/>
+    <w:abstractNumId w:val="27"/>
   </w:num>
   <w:num w:numId="11" w16cid:durableId="1505590616">
     <w:abstractNumId w:val="13"/>
   </w:num>
   <w:num w:numId="12" w16cid:durableId="1026640733">
-    <w:abstractNumId w:val="24"/>
+    <w:abstractNumId w:val="26"/>
   </w:num>
   <w:num w:numId="13" w16cid:durableId="298347580">
-    <w:abstractNumId w:val="18"/>
+    <w:abstractNumId w:val="19"/>
   </w:num>
   <w:num w:numId="14" w16cid:durableId="1714772779">
     <w:abstractNumId w:val="9"/>
@@ -17180,19 +19874,19 @@
     <w:abstractNumId w:val="12"/>
   </w:num>
   <w:num w:numId="18" w16cid:durableId="2049334298">
-    <w:abstractNumId w:val="27"/>
+    <w:abstractNumId w:val="30"/>
   </w:num>
   <w:num w:numId="19" w16cid:durableId="1536771205">
     <w:abstractNumId w:val="1"/>
   </w:num>
   <w:num w:numId="20" w16cid:durableId="1237009252">
-    <w:abstractNumId w:val="21"/>
+    <w:abstractNumId w:val="23"/>
   </w:num>
   <w:num w:numId="21" w16cid:durableId="1507283509">
     <w:abstractNumId w:val="15"/>
   </w:num>
   <w:num w:numId="22" w16cid:durableId="2072726708">
-    <w:abstractNumId w:val="20"/>
+    <w:abstractNumId w:val="22"/>
   </w:num>
   <w:num w:numId="23" w16cid:durableId="340476981">
     <w:abstractNumId w:val="11"/>
@@ -17211,6 +19905,15 @@
   </w:num>
   <w:num w:numId="28" w16cid:durableId="948588609">
     <w:abstractNumId w:val="5"/>
+  </w:num>
+  <w:num w:numId="29" w16cid:durableId="160505538">
+    <w:abstractNumId w:val="17"/>
+  </w:num>
+  <w:num w:numId="30" w16cid:durableId="144473802">
+    <w:abstractNumId w:val="20"/>
+  </w:num>
+  <w:num w:numId="31" w16cid:durableId="1437749996">
+    <w:abstractNumId w:val="29"/>
   </w:num>
   <w:numIdMacAtCleanup w:val="23"/>
 </w:numbering>
@@ -17518,7 +20221,7 @@
   <w:style w:type="paragraph" w:default="1" w:styleId="Normal">
     <w:name w:val="Normal"/>
     <w:qFormat/>
-    <w:rsid w:val="00732A77"/>
+    <w:rsid w:val="00B8301C"/>
     <w:rPr>
       <w:lang w:eastAsia="en-US"/>
     </w:rPr>
@@ -18533,6 +21236,15 @@
 </file>
 
 <file path=customXml/item1.xml><?xml version="1.0" encoding="utf-8"?>
+<?mso-contentType ?>
+<FormTemplates xmlns="http://schemas.microsoft.com/sharepoint/v3/contenttype/forms">
+  <Display>DocumentLibraryForm</Display>
+  <Edit>DocumentLibraryForm</Edit>
+  <New>DocumentLibraryForm</New>
+</FormTemplates>
+</file>
+
+<file path=customXml/item2.xml><?xml version="1.0" encoding="utf-8"?>
 <b:Sources xmlns:b="http://schemas.openxmlformats.org/officeDocument/2006/bibliography" xmlns="http://schemas.openxmlformats.org/officeDocument/2006/bibliography" SelectedStyle="\IEEE2006OfficeOnline.xsl" StyleName="IEEE" Version="2006">
   <b:Source>
     <b:Tag>Dam21</b:Tag>
@@ -19092,16 +21804,13 @@
 </b:Sources>
 </file>
 
-<file path=customXml/item2.xml><?xml version="1.0" encoding="utf-8"?>
-<?mso-contentType ?>
-<FormTemplates xmlns="http://schemas.microsoft.com/sharepoint/v3/contenttype/forms">
-  <Display>DocumentLibraryForm</Display>
-  <Edit>DocumentLibraryForm</Edit>
-  <New>DocumentLibraryForm</New>
-</FormTemplates>
+<file path=customXml/item3.xml><?xml version="1.0" encoding="utf-8"?>
+<p:properties xmlns:p="http://schemas.microsoft.com/office/2006/metadata/properties" xmlns:xsi="http://www.w3.org/2001/XMLSchema-instance" xmlns:pc="http://schemas.microsoft.com/office/infopath/2007/PartnerControls">
+  <documentManagement/>
+</p:properties>
 </file>
 
-<file path=customXml/item3.xml><?xml version="1.0" encoding="utf-8"?>
+<file path=customXml/item4.xml><?xml version="1.0" encoding="utf-8"?>
 <ct:contentTypeSchema xmlns:ct="http://schemas.microsoft.com/office/2006/metadata/contentType" xmlns:ma="http://schemas.microsoft.com/office/2006/metadata/properties/metaAttributes" ct:_="" ma:_="" ma:contentTypeName="Document" ma:contentTypeID="0x010100244DA4597C2DA943933A249CF35A3C17" ma:contentTypeVersion="5" ma:contentTypeDescription="Create a new document." ma:contentTypeScope="" ma:versionID="79cd3048bded257ca59f28facd802837">
   <xsd:schema xmlns:xsd="http://www.w3.org/2001/XMLSchema" xmlns:xs="http://www.w3.org/2001/XMLSchema" xmlns:p="http://schemas.microsoft.com/office/2006/metadata/properties" xmlns:ns3="936daadb-6db6-4468-bf48-4ae045496840" targetNamespace="http://schemas.microsoft.com/office/2006/metadata/properties" ma:root="true" ma:fieldsID="e924f1278865bce780dcb264ecb06437" ns3:_="">
     <xsd:import namespace="936daadb-6db6-4468-bf48-4ae045496840"/>
@@ -19251,13 +21960,15 @@
 </ct:contentTypeSchema>
 </file>
 
-<file path=customXml/item4.xml><?xml version="1.0" encoding="utf-8"?>
-<p:properties xmlns:p="http://schemas.microsoft.com/office/2006/metadata/properties" xmlns:xsi="http://www.w3.org/2001/XMLSchema-instance" xmlns:pc="http://schemas.microsoft.com/office/infopath/2007/PartnerControls">
-  <documentManagement/>
-</p:properties>
+<file path=customXml/itemProps1.xml><?xml version="1.0" encoding="utf-8"?>
+<ds:datastoreItem xmlns:ds="http://schemas.openxmlformats.org/officeDocument/2006/customXml" ds:itemID="{88F3F4E0-067B-40FB-A48B-6269F4A0D664}">
+  <ds:schemaRefs>
+    <ds:schemaRef ds:uri="http://schemas.microsoft.com/sharepoint/v3/contenttype/forms"/>
+  </ds:schemaRefs>
+</ds:datastoreItem>
 </file>
 
-<file path=customXml/itemProps1.xml><?xml version="1.0" encoding="utf-8"?>
+<file path=customXml/itemProps2.xml><?xml version="1.0" encoding="utf-8"?>
 <ds:datastoreItem xmlns:ds="http://schemas.openxmlformats.org/officeDocument/2006/customXml" ds:itemID="{9E93547A-5D10-4E37-8A3C-6D2A2F7F390C}">
   <ds:schemaRefs>
     <ds:schemaRef ds:uri="http://schemas.openxmlformats.org/officeDocument/2006/bibliography"/>
@@ -19265,15 +21976,16 @@
 </ds:datastoreItem>
 </file>
 
-<file path=customXml/itemProps2.xml><?xml version="1.0" encoding="utf-8"?>
-<ds:datastoreItem xmlns:ds="http://schemas.openxmlformats.org/officeDocument/2006/customXml" ds:itemID="{88F3F4E0-067B-40FB-A48B-6269F4A0D664}">
+<file path=customXml/itemProps3.xml><?xml version="1.0" encoding="utf-8"?>
+<ds:datastoreItem xmlns:ds="http://schemas.openxmlformats.org/officeDocument/2006/customXml" ds:itemID="{AF927845-869C-4CF7-85EE-10A8386E5F92}">
   <ds:schemaRefs>
-    <ds:schemaRef ds:uri="http://schemas.microsoft.com/sharepoint/v3/contenttype/forms"/>
+    <ds:schemaRef ds:uri="http://schemas.microsoft.com/office/2006/metadata/properties"/>
+    <ds:schemaRef ds:uri="http://schemas.microsoft.com/office/infopath/2007/PartnerControls"/>
   </ds:schemaRefs>
 </ds:datastoreItem>
 </file>
 
-<file path=customXml/itemProps3.xml><?xml version="1.0" encoding="utf-8"?>
+<file path=customXml/itemProps4.xml><?xml version="1.0" encoding="utf-8"?>
 <ds:datastoreItem xmlns:ds="http://schemas.openxmlformats.org/officeDocument/2006/customXml" ds:itemID="{82C9358B-E3D9-4C38-A803-67F51DB06356}">
   <ds:schemaRefs>
     <ds:schemaRef ds:uri="http://schemas.microsoft.com/office/2006/metadata/contentType"/>
@@ -19289,13 +22001,4 @@
     <ds:schemaRef ds:uri="http://schemas.microsoft.com/internal/obd"/>
   </ds:schemaRefs>
 </ds:datastoreItem>
-</file>
-
-<file path=customXml/itemProps4.xml><?xml version="1.0" encoding="utf-8"?>
-<ds:datastoreItem xmlns:ds="http://schemas.openxmlformats.org/officeDocument/2006/customXml" ds:itemID="{AF927845-869C-4CF7-85EE-10A8386E5F92}">
-  <ds:schemaRefs>
-    <ds:schemaRef ds:uri="http://schemas.microsoft.com/office/2006/metadata/properties"/>
-    <ds:schemaRef ds:uri="http://schemas.microsoft.com/office/infopath/2007/PartnerControls"/>
-  </ds:schemaRefs>
-</ds:datastoreItem>
 </file>
--- a/source/MySEProject/Documentation/ML 2425-06 Implement_Temporal_Memory_Parallel_Version_Alabaster_Neo.docx
+++ b/source/MySEProject/Documentation/ML 2425-06 Implement_Temporal_Memory_Parallel_Version_Alabaster_Neo.docx
@@ -2978,16 +2978,96 @@
           <w:sz w:val="18"/>
           <w:szCs w:val="18"/>
         </w:rPr>
-        <w:t>Beats manual threading</w:t>
-      </w:r>
-      <w:r>
-        <w:rPr>
+        <w:t>Beats</w:t>
+      </w:r>
+      <w:r>
+        <w:rPr>
+          <w:b/>
+          <w:bCs/>
           <w:iCs/>
           <w:spacing w:val="5"/>
           <w:sz w:val="18"/>
           <w:szCs w:val="18"/>
         </w:rPr>
-        <w:t>: Eliminates complex lock statements (race condition risks).</w:t>
+        <w:t> </w:t>
+      </w:r>
+      <w:r>
+        <w:rPr>
+          <w:b/>
+          <w:bCs/>
+          <w:iCs/>
+          <w:spacing w:val="5"/>
+          <w:sz w:val="18"/>
+          <w:szCs w:val="18"/>
+        </w:rPr>
+        <w:t>manual</w:t>
+      </w:r>
+      <w:r>
+        <w:rPr>
+          <w:b/>
+          <w:bCs/>
+          <w:iCs/>
+          <w:spacing w:val="5"/>
+          <w:sz w:val="18"/>
+          <w:szCs w:val="18"/>
+        </w:rPr>
+        <w:t> </w:t>
+      </w:r>
+      <w:r>
+        <w:rPr>
+          <w:b/>
+          <w:bCs/>
+          <w:iCs/>
+          <w:spacing w:val="5"/>
+          <w:sz w:val="18"/>
+          <w:szCs w:val="18"/>
+        </w:rPr>
+        <w:t>threading</w:t>
+      </w:r>
+      <w:r>
+        <w:rPr>
+          <w:iCs/>
+          <w:spacing w:val="5"/>
+          <w:sz w:val="18"/>
+          <w:szCs w:val="18"/>
+        </w:rPr>
+        <w:t>:</w:t>
+      </w:r>
+      <w:r>
+        <w:rPr>
+          <w:iCs/>
+          <w:spacing w:val="5"/>
+          <w:sz w:val="18"/>
+          <w:szCs w:val="18"/>
+        </w:rPr>
+        <w:t> </w:t>
+      </w:r>
+      <w:r>
+        <w:rPr>
+          <w:iCs/>
+          <w:spacing w:val="5"/>
+          <w:sz w:val="18"/>
+          <w:szCs w:val="18"/>
+        </w:rPr>
+        <w:t>Eliminates</w:t>
+      </w:r>
+      <w:r>
+        <w:rPr>
+          <w:iCs/>
+          <w:spacing w:val="5"/>
+          <w:sz w:val="18"/>
+          <w:szCs w:val="18"/>
+        </w:rPr>
+        <w:t> </w:t>
+      </w:r>
+      <w:r>
+        <w:rPr>
+          <w:iCs/>
+          <w:spacing w:val="5"/>
+          <w:sz w:val="18"/>
+          <w:szCs w:val="18"/>
+        </w:rPr>
+        <w:t>complex lock statements (race condition risks).</w:t>
       </w:r>
     </w:p>
     <w:p>
@@ -3565,34 +3645,62 @@
           <w:bCs/>
           <w:lang w:val="en-US"/>
         </w:rPr>
-        <w:t>(</w:t>
+        <w:t>()</w:t>
+      </w:r>
+      <w:r>
+        <w:rPr>
+          <w:lang w:val="en-US"/>
+        </w:rPr>
+        <w:t>:This</w:t>
       </w:r>
       <w:proofErr w:type="gramEnd"/>
       <w:r>
         <w:rPr>
-          <w:b/>
-          <w:bCs/>
           <w:lang w:val="en-US"/>
         </w:rPr>
-        <w:t>)</w:t>
+        <w:t> </w:t>
       </w:r>
       <w:r>
         <w:rPr>
           <w:lang w:val="en-US"/>
         </w:rPr>
-        <w:t>: This method introduced</w:t>
+        <w:t>method introduced</w:t>
       </w:r>
       <w:r>
         <w:rPr>
           <w:lang w:val="en-US"/>
         </w:rPr>
-        <w:t xml:space="preserve"> </w:t>
+        <w:t> </w:t>
       </w:r>
       <w:r>
         <w:rPr>
           <w:lang w:val="en-US"/>
         </w:rPr>
-        <w:t>parallel execution using </w:t>
+        <w:t>parallel</w:t>
+      </w:r>
+      <w:r>
+        <w:rPr>
+          <w:lang w:val="en-US"/>
+        </w:rPr>
+        <w:t> </w:t>
+      </w:r>
+      <w:r>
+        <w:rPr>
+          <w:lang w:val="en-US"/>
+        </w:rPr>
+        <w:t>execution</w:t>
+      </w:r>
+      <w:r>
+        <w:rPr>
+          <w:lang w:val="en-US"/>
+        </w:rPr>
+        <w:t> </w:t>
+      </w:r>
+      <w:r>
+        <w:rPr>
+          <w:lang w:val="en-US"/>
+        </w:rPr>
+        <w:t>using </w:t>
       </w:r>
       <w:proofErr w:type="spellStart"/>
       <w:r>
@@ -3606,7 +3714,27 @@
         <w:rPr>
           <w:lang w:val="en-US"/>
         </w:rPr>
-        <w:t> loops and regular dictionaries. Thread safety was ensured using locks, which prevented race conditions during concurrent updates.</w:t>
+        <w:t> loo</w:t>
+      </w:r>
+      <w:r>
+        <w:rPr>
+          <w:lang w:val="en-US"/>
+        </w:rPr>
+        <w:t>-</w:t>
+      </w:r>
+      <w:proofErr w:type="spellStart"/>
+      <w:r>
+        <w:rPr>
+          <w:lang w:val="en-US"/>
+        </w:rPr>
+        <w:t>ps</w:t>
+      </w:r>
+      <w:proofErr w:type="spellEnd"/>
+      <w:r>
+        <w:rPr>
+          <w:lang w:val="en-US"/>
+        </w:rPr>
+        <w:t xml:space="preserve"> and regular dictionaries. Thread safety was ensured using locks, which prevented race conditions during concurrent updates.</w:t>
       </w:r>
     </w:p>
     <w:p>
@@ -4463,24 +4591,20 @@
       </w:r>
       <w:proofErr w:type="spellEnd"/>
       <w:r>
-        <w:t xml:space="preserve"> loops and regular dictionaries. </w:t>
-      </w:r>
-    </w:p>
-    <w:p>
-      <w:pPr>
-        <w:pStyle w:val="ListParagraph"/>
-        <w:numPr>
-          <w:ilvl w:val="0"/>
-          <w:numId w:val="10"/>
-        </w:numPr>
-        <w:tabs>
-          <w:tab w:val="left" w:pos="288"/>
-        </w:tabs>
-        <w:spacing w:after="120" w:line="228" w:lineRule="auto"/>
-        <w:jc w:val="both"/>
-      </w:pPr>
-      <w:r>
-        <w:t xml:space="preserve">Parallel Column Initialization: The </w:t>
+        <w:t xml:space="preserve"> loops and regular dictionaries. It retains the optimizations from method A (such as removal of redundant checks and improved loop efficiency), and further enhances performance by executing tasks concurrently. Additional changes include the introduction of locks to ensure thread safety during dictionary </w:t>
+      </w:r>
+      <w:proofErr w:type="spellStart"/>
+      <w:proofErr w:type="gramStart"/>
+      <w:r>
+        <w:t>updates.</w:t>
+      </w:r>
+      <w:r>
+        <w:t>Parallel</w:t>
+      </w:r>
+      <w:proofErr w:type="spellEnd"/>
+      <w:proofErr w:type="gramEnd"/>
+      <w:r>
+        <w:t xml:space="preserve"> Column Initialization: The </w:t>
       </w:r>
       <w:proofErr w:type="spellStart"/>
       <w:r>
@@ -4553,7 +4677,10 @@
     <w:p/>
     <w:p>
       <w:r>
-        <w:t>The third method, </w:t>
+        <w:t xml:space="preserve">     </w:t>
+      </w:r>
+      <w:r>
+        <w:t xml:space="preserve">The </w:t>
       </w:r>
       <w:proofErr w:type="spellStart"/>
       <w:proofErr w:type="gramStart"/>
@@ -4566,7 +4693,7 @@
       </w:r>
       <w:proofErr w:type="gramEnd"/>
       <w:r>
-        <w:t>), improves upon the previous approach by using </w:t>
+        <w:t xml:space="preserve">), improves upon the previous approach by replacing regular dictionaries and locks with </w:t>
       </w:r>
       <w:proofErr w:type="spellStart"/>
       <w:r>
@@ -4574,7 +4701,7 @@
       </w:r>
       <w:proofErr w:type="spellEnd"/>
       <w:r>
-        <w:t xml:space="preserve"> for thread-safe operations. </w:t>
+        <w:t xml:space="preserve"> for built-in thread-safe operations. It retains all the enhancements from method B, such as parallel execution and performance optimization, while eliminating the need for explicit locking, thereby reducing synchronization overhead and improving scalability.</w:t>
       </w:r>
     </w:p>
     <w:p/>
@@ -4726,7 +4853,35 @@
           <w:b/>
           <w:bCs/>
         </w:rPr>
-        <w:t>Partitioned Parallel Initialization</w:t>
+        <w:t>Partitioned</w:t>
+      </w:r>
+      <w:r>
+        <w:rPr>
+          <w:b/>
+          <w:bCs/>
+        </w:rPr>
+        <w:t> </w:t>
+      </w:r>
+      <w:r>
+        <w:rPr>
+          <w:b/>
+          <w:bCs/>
+        </w:rPr>
+        <w:t>Parallel</w:t>
+      </w:r>
+      <w:r>
+        <w:rPr>
+          <w:b/>
+          <w:bCs/>
+        </w:rPr>
+        <w:t> </w:t>
+      </w:r>
+      <w:r>
+        <w:rPr>
+          <w:b/>
+          <w:bCs/>
+        </w:rPr>
+        <w:t>Initialization</w:t>
       </w:r>
       <w:r>
         <w:t>: The </w:t>
@@ -4737,7 +4892,11 @@
       </w:r>
       <w:proofErr w:type="spellEnd"/>
       <w:r>
-        <w:t> method is used to divide the workload into smaller partitions. This reduces overhead and improves performance for large datasets.</w:t>
+        <w:t xml:space="preserve"> method is used to divide the workload into smaller partitions. This reduces </w:t>
+      </w:r>
+      <w:r>
+        <w:lastRenderedPageBreak/>
+        <w:t>overhead and improves performance for large datasets.</w:t>
       </w:r>
     </w:p>
     <w:p>
@@ -4796,7 +4955,6 @@
           <w:color w:val="0D0D0D"/>
           <w:shd w:val="clear" w:color="auto" w:fill="FFFFFF"/>
         </w:rPr>
-        <w:lastRenderedPageBreak/>
         <w:t>We developed a comprehensive performance testing framework using C#'s Stopwatch class to accurately measure execution times. This framework allowed us to:</w:t>
       </w:r>
     </w:p>
@@ -6308,29 +6466,8 @@
                           </w:p>
                           <w:p>
                             <w:r>
-                              <w:t xml:space="preserve"> </w:t>
+                              <w:t xml:space="preserve"> HtmConfig htmConfig = new HtmConfig</w:t>
                             </w:r>
-                            <w:proofErr w:type="spellStart"/>
-                            <w:r>
-                              <w:t>HtmConfig</w:t>
-                            </w:r>
-                            <w:proofErr w:type="spellEnd"/>
-                            <w:r>
-                              <w:t xml:space="preserve"> </w:t>
-                            </w:r>
-                            <w:proofErr w:type="spellStart"/>
-                            <w:r>
-                              <w:t>htmConfig</w:t>
-                            </w:r>
-                            <w:proofErr w:type="spellEnd"/>
-                            <w:r>
-                              <w:t xml:space="preserve"> = new </w:t>
-                            </w:r>
-                            <w:proofErr w:type="spellStart"/>
-                            <w:r>
-                              <w:t>HtmConfig</w:t>
-                            </w:r>
-                            <w:proofErr w:type="spellEnd"/>
                           </w:p>
                           <w:p>
                             <w:r>
@@ -6339,70 +6476,22 @@
                           </w:p>
                           <w:p>
                             <w:r>
-                              <w:t xml:space="preserve">     </w:t>
-                            </w:r>
-                            <w:proofErr w:type="spellStart"/>
-                            <w:r>
-                              <w:t>ColumnDimensions</w:t>
-                            </w:r>
-                            <w:proofErr w:type="spellEnd"/>
-                            <w:r>
-                              <w:t xml:space="preserve"> = new </w:t>
-                            </w:r>
-                            <w:proofErr w:type="gramStart"/>
-                            <w:r>
-                              <w:t>int[</w:t>
-                            </w:r>
-                            <w:proofErr w:type="gramEnd"/>
-                            <w:r>
-                              <w:t xml:space="preserve">] </w:t>
-                            </w:r>
-                            <w:proofErr w:type="gramStart"/>
-                            <w:r>
-                              <w:t>{ 100</w:t>
-                            </w:r>
-                            <w:proofErr w:type="gramEnd"/>
-                            <w:r>
-                              <w:t xml:space="preserve"> }, // Example dimensions</w:t>
+                              <w:t xml:space="preserve">     ColumnDimensions = new int[] { 100 }, // Example dimensions</w:t>
                             </w:r>
                           </w:p>
                           <w:p>
                             <w:r>
-                              <w:t xml:space="preserve">     </w:t>
-                            </w:r>
-                            <w:proofErr w:type="spellStart"/>
-                            <w:r>
-                              <w:t>CellsPerColumn</w:t>
-                            </w:r>
-                            <w:proofErr w:type="spellEnd"/>
-                            <w:r>
-                              <w:t xml:space="preserve"> = 32,</w:t>
+                              <w:t xml:space="preserve">     CellsPerColumn = 32,</w:t>
                             </w:r>
                           </w:p>
                           <w:p>
                             <w:r>
-                              <w:t xml:space="preserve">     </w:t>
-                            </w:r>
-                            <w:proofErr w:type="spellStart"/>
-                            <w:r>
-                              <w:t>SynPermConnected</w:t>
-                            </w:r>
-                            <w:proofErr w:type="spellEnd"/>
-                            <w:r>
-                              <w:t xml:space="preserve"> = 0.1,</w:t>
+                              <w:t xml:space="preserve">     SynPermConnected = 0.1,</w:t>
                             </w:r>
                           </w:p>
                           <w:p>
                             <w:r>
-                              <w:t xml:space="preserve">     </w:t>
-                            </w:r>
-                            <w:proofErr w:type="spellStart"/>
-                            <w:r>
-                              <w:t>NumInputs</w:t>
-                            </w:r>
-                            <w:proofErr w:type="spellEnd"/>
-                            <w:r>
-                              <w:t xml:space="preserve"> = 100</w:t>
+                              <w:t xml:space="preserve">     NumInputs = 100</w:t>
                             </w:r>
                           </w:p>
                           <w:p>
@@ -6571,6 +6660,7 @@
         <w:rPr>
           <w:color w:val="0D0D0D" w:themeColor="text1" w:themeTint="F2"/>
         </w:rPr>
+        <w:lastRenderedPageBreak/>
         <w:t xml:space="preserve">The results </w:t>
       </w:r>
       <w:r>
@@ -6612,7 +6702,6 @@
           <w:noProof/>
           <w:color w:val="0D0D0D" w:themeColor="text1" w:themeTint="F2"/>
         </w:rPr>
-        <w:lastRenderedPageBreak/>
         <w:drawing>
           <wp:inline distT="0" distB="0" distL="0" distR="0" wp14:anchorId="1107B7F0" wp14:editId="133EABD7">
             <wp:extent cx="3340100" cy="1314450"/>
@@ -7239,6 +7328,8 @@
         </w:tabs>
         <w:jc w:val="both"/>
         <w:rPr>
+          <w:b/>
+          <w:bCs/>
           <w:i/>
           <w:iCs/>
           <w:color w:val="0D0D0D"/>
@@ -7249,6 +7340,8 @@
       </w:pPr>
       <w:r>
         <w:rPr>
+          <w:b/>
+          <w:bCs/>
           <w:i/>
           <w:iCs/>
           <w:color w:val="0D0D0D"/>
@@ -7316,6 +7409,8 @@
       <w:proofErr w:type="gramStart"/>
       <w:r>
         <w:rPr>
+          <w:b/>
+          <w:bCs/>
           <w:color w:val="0D0D0D"/>
           <w:shd w:val="clear" w:color="auto" w:fill="FFFFFF"/>
         </w:rPr>
@@ -7324,6 +7419,8 @@
       <w:proofErr w:type="spellEnd"/>
       <w:r>
         <w:rPr>
+          <w:b/>
+          <w:bCs/>
           <w:color w:val="0D0D0D"/>
           <w:shd w:val="clear" w:color="auto" w:fill="FFFFFF"/>
         </w:rPr>
@@ -7332,10 +7429,19 @@
       <w:proofErr w:type="gramEnd"/>
       <w:r>
         <w:rPr>
-          <w:color w:val="0D0D0D"/>
-          <w:shd w:val="clear" w:color="auto" w:fill="FFFFFF"/>
-        </w:rPr>
-        <w:t>) method outperforms the other methods in terms of </w:t>
+          <w:b/>
+          <w:bCs/>
+          <w:color w:val="0D0D0D"/>
+          <w:shd w:val="clear" w:color="auto" w:fill="FFFFFF"/>
+        </w:rPr>
+        <w:t>)</w:t>
+      </w:r>
+      <w:r>
+        <w:rPr>
+          <w:color w:val="0D0D0D"/>
+          <w:shd w:val="clear" w:color="auto" w:fill="FFFFFF"/>
+        </w:rPr>
+        <w:t> method outperforms the other methods in terms of </w:t>
       </w:r>
       <w:r>
         <w:rPr>
@@ -7890,14 +7996,7 @@
           <w:color w:val="0D0D0D"/>
           <w:shd w:val="clear" w:color="auto" w:fill="FFFFFF"/>
         </w:rPr>
-        <w:t xml:space="preserve"> </w:t>
-      </w:r>
-      <w:r>
-        <w:rPr>
-          <w:color w:val="0D0D0D"/>
-          <w:shd w:val="clear" w:color="auto" w:fill="FFFFFF"/>
-        </w:rPr>
-        <w:t>different</w:t>
+        <w:t xml:space="preserve"> different</w:t>
       </w:r>
       <w:r>
         <w:rPr>
@@ -8232,15 +8331,93 @@
           <w:color w:val="0D0D0D"/>
           <w:shd w:val="clear" w:color="auto" w:fill="FFFFFF"/>
         </w:rPr>
-        <w:t xml:space="preserve">) method (optimized parallel method). This method utilizes parallel processing to initialize data structures across </w:t>
-      </w:r>
-      <w:r>
-        <w:rPr>
-          <w:color w:val="0D0D0D"/>
-          <w:shd w:val="clear" w:color="auto" w:fill="FFFFFF"/>
-        </w:rPr>
-        <w:lastRenderedPageBreak/>
-        <w:t>multiple threads, significantly reducing initialization time.</w:t>
+        <w:t>)</w:t>
+      </w:r>
+      <w:r>
+        <w:rPr>
+          <w:color w:val="0D0D0D"/>
+          <w:shd w:val="clear" w:color="auto" w:fill="FFFFFF"/>
+        </w:rPr>
+        <w:t> </w:t>
+      </w:r>
+      <w:r>
+        <w:rPr>
+          <w:color w:val="0D0D0D"/>
+          <w:shd w:val="clear" w:color="auto" w:fill="FFFFFF"/>
+        </w:rPr>
+        <w:t>method (optimized parallel method). This method utilizes parallel processing to initialize data structures across multiple</w:t>
+      </w:r>
+      <w:r>
+        <w:rPr>
+          <w:color w:val="0D0D0D"/>
+          <w:shd w:val="clear" w:color="auto" w:fill="FFFFFF"/>
+        </w:rPr>
+        <w:t> </w:t>
+      </w:r>
+      <w:r>
+        <w:rPr>
+          <w:color w:val="0D0D0D"/>
+          <w:shd w:val="clear" w:color="auto" w:fill="FFFFFF"/>
+        </w:rPr>
+        <w:t>threads,</w:t>
+      </w:r>
+      <w:r>
+        <w:rPr>
+          <w:color w:val="0D0D0D"/>
+          <w:shd w:val="clear" w:color="auto" w:fill="FFFFFF"/>
+        </w:rPr>
+        <w:t> </w:t>
+      </w:r>
+      <w:r>
+        <w:rPr>
+          <w:color w:val="0D0D0D"/>
+          <w:shd w:val="clear" w:color="auto" w:fill="FFFFFF"/>
+        </w:rPr>
+        <w:t>significantly</w:t>
+      </w:r>
+      <w:r>
+        <w:rPr>
+          <w:color w:val="0D0D0D"/>
+          <w:shd w:val="clear" w:color="auto" w:fill="FFFFFF"/>
+        </w:rPr>
+        <w:t> </w:t>
+      </w:r>
+      <w:r>
+        <w:rPr>
+          <w:color w:val="0D0D0D"/>
+          <w:shd w:val="clear" w:color="auto" w:fill="FFFFFF"/>
+        </w:rPr>
+        <w:t>reducing</w:t>
+      </w:r>
+      <w:r>
+        <w:rPr>
+          <w:color w:val="0D0D0D"/>
+          <w:shd w:val="clear" w:color="auto" w:fill="FFFFFF"/>
+        </w:rPr>
+        <w:t> </w:t>
+      </w:r>
+      <w:proofErr w:type="spellStart"/>
+      <w:r>
+        <w:rPr>
+          <w:color w:val="0D0D0D"/>
+          <w:shd w:val="clear" w:color="auto" w:fill="FFFFFF"/>
+        </w:rPr>
+        <w:t>initializati</w:t>
+      </w:r>
+      <w:proofErr w:type="spellEnd"/>
+      <w:r>
+        <w:rPr>
+          <w:color w:val="0D0D0D"/>
+          <w:shd w:val="clear" w:color="auto" w:fill="FFFFFF"/>
+        </w:rPr>
+        <w:t>-on</w:t>
+      </w:r>
+      <w:r>
+        <w:rPr>
+          <w:color w:val="0D0D0D"/>
+          <w:shd w:val="clear" w:color="auto" w:fill="FFFFFF"/>
+        </w:rPr>
+        <w:t xml:space="preserve"> time.</w:t>
       </w:r>
     </w:p>
     <w:p>
@@ -8894,7 +9071,28 @@
           <w:color w:val="0D0D0D"/>
           <w:shd w:val="clear" w:color="auto" w:fill="FFFFFF"/>
         </w:rPr>
-        <w:t>) method. This method, while parallelizing the initialization, also impacts the computation phase. However, the overhead of managing parallel tasks means the gains in computation time may not be as significant as in initialization time.</w:t>
+        <w:t>)</w:t>
+      </w:r>
+      <w:r>
+        <w:rPr>
+          <w:color w:val="0D0D0D"/>
+          <w:shd w:val="clear" w:color="auto" w:fill="FFFFFF"/>
+        </w:rPr>
+        <w:t> </w:t>
+      </w:r>
+      <w:r>
+        <w:rPr>
+          <w:color w:val="0D0D0D"/>
+          <w:shd w:val="clear" w:color="auto" w:fill="FFFFFF"/>
+        </w:rPr>
+        <w:t xml:space="preserve">method. This method, while parallelizing the initialization, </w:t>
+      </w:r>
+      <w:r>
+        <w:rPr>
+          <w:color w:val="0D0D0D"/>
+          <w:shd w:val="clear" w:color="auto" w:fill="FFFFFF"/>
+        </w:rPr>
+        <w:t>also impacts the computation phase. However, the overhead of managing parallel tasks means the gains in computation time may not be as significant as in initialization time.</w:t>
       </w:r>
     </w:p>
     <w:p>
@@ -9626,6 +9824,7 @@
           <w:color w:val="0D0D0D"/>
           <w:shd w:val="clear" w:color="auto" w:fill="FFFFFF"/>
         </w:rPr>
+        <w:lastRenderedPageBreak/>
         <w:t>Key Observation:</w:t>
       </w:r>
       <w:r>
@@ -9633,15 +9832,7 @@
           <w:color w:val="0D0D0D"/>
           <w:shd w:val="clear" w:color="auto" w:fill="FFFFFF"/>
         </w:rPr>
-        <w:t xml:space="preserve"> The scatter plot clearly demonstrates that the parallelized method consistently achieves lower initialization times across all test cases compared to the original single-</w:t>
-      </w:r>
-      <w:r>
-        <w:rPr>
-          <w:color w:val="0D0D0D"/>
-          <w:shd w:val="clear" w:color="auto" w:fill="FFFFFF"/>
-        </w:rPr>
-        <w:lastRenderedPageBreak/>
-        <w:t xml:space="preserve">threaded method, </w:t>
+        <w:t xml:space="preserve"> The scatter plot clearly demonstrates that the parallelized method consistently achieves lower initialization times across all test cases compared to the original single-threaded method, </w:t>
       </w:r>
       <w:proofErr w:type="gramStart"/>
       <w:r>
@@ -10104,7 +10295,7 @@
           <w:color w:val="0D0D0D"/>
           <w:shd w:val="clear" w:color="auto" w:fill="FFFFFF"/>
         </w:rPr>
-        <w:t xml:space="preserve">: The scatter plot shows that the parallelized method, </w:t>
+        <w:t xml:space="preserve">: The scatter plot shows that the </w:t>
       </w:r>
       <w:proofErr w:type="spellStart"/>
       <w:proofErr w:type="gramStart"/>
@@ -10129,7 +10320,14 @@
           <w:color w:val="0D0D0D"/>
           <w:shd w:val="clear" w:color="auto" w:fill="FFFFFF"/>
         </w:rPr>
-        <w:t xml:space="preserve">), consistently reduces computation time across all test cases when compared to the original single-threaded method, </w:t>
+        <w:t>) </w:t>
+      </w:r>
+      <w:r>
+        <w:rPr>
+          <w:color w:val="0D0D0D"/>
+          <w:shd w:val="clear" w:color="auto" w:fill="FFFFFF"/>
+        </w:rPr>
+        <w:t xml:space="preserve">method, consistently reduces computation time across all test cases when compared to the original single-threaded method, </w:t>
       </w:r>
       <w:proofErr w:type="gramStart"/>
       <w:r>
@@ -10452,22 +10650,12 @@
           <w:rPr>
             <w:rStyle w:val="Hyperlink"/>
           </w:rPr>
-          <w:t>[</w:t>
-        </w:r>
-        <w:r>
-          <w:rPr>
-            <w:rStyle w:val="Hyperlink"/>
-            <w:b/>
-            <w:bCs/>
-          </w:rPr>
-          <w:t xml:space="preserve">CPU Core Comparison.csv </w:t>
+          <w:t xml:space="preserve">[CPU Core Comparison.csv </w:t>
         </w:r>
         <w:r>
           <w:rPr>
             <w:rStyle w:val="Hyperlink"/>
             <w:rFonts w:ascii="Cambria Math" w:hAnsi="Cambria Math" w:cs="Cambria Math"/>
-            <w:b/>
-            <w:bCs/>
           </w:rPr>
           <w:t>↗</w:t>
         </w:r>
@@ -10575,54 +10763,18 @@
       </w:pPr>
     </w:p>
     <w:p>
-      <w:r>
-        <w:rPr>
-          <w:sz w:val="22"/>
-          <w:szCs w:val="22"/>
-        </w:rPr>
-        <w:t xml:space="preserve">Graph of Initialization </w:t>
-      </w:r>
-      <w:r>
-        <w:rPr>
-          <w:sz w:val="22"/>
-          <w:szCs w:val="22"/>
-        </w:rPr>
-        <w:t>and</w:t>
-      </w:r>
-      <w:r>
-        <w:rPr>
-          <w:sz w:val="22"/>
-          <w:szCs w:val="22"/>
-        </w:rPr>
-        <w:t xml:space="preserve"> Computation Time Using </w:t>
-      </w:r>
-      <w:r>
-        <w:rPr>
-          <w:sz w:val="22"/>
-          <w:szCs w:val="22"/>
-        </w:rPr>
-        <w:t>different</w:t>
-      </w:r>
-      <w:r>
-        <w:rPr>
-          <w:sz w:val="22"/>
-          <w:szCs w:val="22"/>
-        </w:rPr>
-        <w:t xml:space="preserve"> CPU Cores on </w:t>
-      </w:r>
-      <w:r>
-        <w:rPr>
-          <w:sz w:val="22"/>
-          <w:szCs w:val="22"/>
-        </w:rPr>
-        <w:t>d</w:t>
-      </w:r>
-      <w:r>
-        <w:rPr>
-          <w:sz w:val="22"/>
-          <w:szCs w:val="22"/>
-        </w:rPr>
-        <w:t xml:space="preserve">ifferent PCs — </w:t>
+      <w:pPr>
+        <w:rPr>
+          <w:i/>
+          <w:iCs/>
+        </w:rPr>
+      </w:pPr>
+      <w:r>
+        <w:rPr>
+          <w:i/>
+          <w:iCs/>
+        </w:rPr>
+        <w:t xml:space="preserve">Graph of Initialization and Computation Time Using different CPU Cores on different PCs — </w:t>
       </w:r>
       <w:proofErr w:type="spellStart"/>
       <w:proofErr w:type="gramStart"/>
@@ -10630,8 +10782,8 @@
         <w:rPr>
           <w:b/>
           <w:bCs/>
-          <w:sz w:val="22"/>
-          <w:szCs w:val="22"/>
+          <w:i/>
+          <w:iCs/>
         </w:rPr>
         <w:t>InitParallelWithConcurrentDictionary</w:t>
       </w:r>
@@ -10640,8 +10792,8 @@
         <w:rPr>
           <w:b/>
           <w:bCs/>
-          <w:sz w:val="22"/>
-          <w:szCs w:val="22"/>
+          <w:i/>
+          <w:iCs/>
         </w:rPr>
         <w:t>(</w:t>
       </w:r>
@@ -10650,20 +10802,17 @@
         <w:rPr>
           <w:b/>
           <w:bCs/>
-          <w:sz w:val="22"/>
-          <w:szCs w:val="22"/>
+          <w:i/>
+          <w:iCs/>
         </w:rPr>
         <w:t>)</w:t>
       </w:r>
       <w:r>
         <w:rPr>
-          <w:sz w:val="22"/>
-          <w:szCs w:val="22"/>
-        </w:rPr>
-        <w:t xml:space="preserve"> (Newly Created Method</w:t>
-      </w:r>
-      <w:r>
-        <w:t>)</w:t>
+          <w:i/>
+          <w:iCs/>
+        </w:rPr>
+        <w:t xml:space="preserve"> (Newly Created Method)</w:t>
       </w:r>
     </w:p>
     <w:p/>
@@ -11158,31 +11307,33 @@
           <w:sz w:val="16"/>
           <w:szCs w:val="16"/>
         </w:rPr>
-        <w:t xml:space="preserve"> </w:t>
-      </w:r>
+        <w:t xml:space="preserve"> Comparison between Initialization Time and Computation Time (</w:t>
+      </w:r>
+      <w:proofErr w:type="spellStart"/>
+      <w:proofErr w:type="gramStart"/>
       <w:r>
         <w:rPr>
           <w:sz w:val="16"/>
           <w:szCs w:val="16"/>
         </w:rPr>
-        <w:t>Comparison between Initialization Time and Computation Time (</w:t>
-      </w:r>
-      <w:proofErr w:type="spellStart"/>
-      <w:proofErr w:type="gramStart"/>
+        <w:t>InitParallelWithConcurrentDictionary</w:t>
+      </w:r>
+      <w:proofErr w:type="spellEnd"/>
       <w:r>
         <w:rPr>
           <w:sz w:val="16"/>
           <w:szCs w:val="16"/>
         </w:rPr>
-        <w:t>InitParallelWithConcurrentDictionary</w:t>
-      </w:r>
-      <w:proofErr w:type="spellEnd"/>
-      <w:r>
-        <w:rPr>
+        <w:t xml:space="preserve">) </w:t>
+      </w:r>
+      <w:r>
+        <w:rPr>
+          <w:color w:val="0D0D0D"/>
           <w:sz w:val="16"/>
           <w:szCs w:val="16"/>
-        </w:rPr>
-        <w:t xml:space="preserve">) </w:t>
+          <w:shd w:val="clear" w:color="auto" w:fill="FFFFFF"/>
+        </w:rPr>
+        <w:t xml:space="preserve"> </w:t>
       </w:r>
       <w:r>
         <w:rPr>
@@ -11191,8 +11342,9 @@
           <w:szCs w:val="16"/>
           <w:shd w:val="clear" w:color="auto" w:fill="FFFFFF"/>
         </w:rPr>
-        <w:t xml:space="preserve"> </w:t>
-      </w:r>
+        <w:t>for</w:t>
+      </w:r>
+      <w:proofErr w:type="gramEnd"/>
       <w:r>
         <w:rPr>
           <w:color w:val="0D0D0D"/>
@@ -11200,9 +11352,8 @@
           <w:szCs w:val="16"/>
           <w:shd w:val="clear" w:color="auto" w:fill="FFFFFF"/>
         </w:rPr>
-        <w:t>for</w:t>
-      </w:r>
-      <w:proofErr w:type="gramEnd"/>
+        <w:t xml:space="preserve"> CPU </w:t>
+      </w:r>
       <w:r>
         <w:rPr>
           <w:color w:val="0D0D0D"/>
@@ -11210,8 +11361,9 @@
           <w:szCs w:val="16"/>
           <w:shd w:val="clear" w:color="auto" w:fill="FFFFFF"/>
         </w:rPr>
-        <w:t xml:space="preserve"> CPU </w:t>
-      </w:r>
+        <w:t xml:space="preserve">16 </w:t>
+      </w:r>
+      <w:proofErr w:type="gramStart"/>
       <w:r>
         <w:rPr>
           <w:color w:val="0D0D0D"/>
@@ -11219,9 +11371,8 @@
           <w:szCs w:val="16"/>
           <w:shd w:val="clear" w:color="auto" w:fill="FFFFFF"/>
         </w:rPr>
-        <w:t xml:space="preserve">16 </w:t>
-      </w:r>
-      <w:proofErr w:type="gramStart"/>
+        <w:t>core</w:t>
+      </w:r>
       <w:r>
         <w:rPr>
           <w:color w:val="0D0D0D"/>
@@ -11229,7 +11380,7 @@
           <w:szCs w:val="16"/>
           <w:shd w:val="clear" w:color="auto" w:fill="FFFFFF"/>
         </w:rPr>
-        <w:t>core</w:t>
+        <w:t xml:space="preserve">  </w:t>
       </w:r>
       <w:r>
         <w:rPr>
@@ -11238,8 +11389,9 @@
           <w:szCs w:val="16"/>
           <w:shd w:val="clear" w:color="auto" w:fill="FFFFFF"/>
         </w:rPr>
-        <w:t xml:space="preserve">  </w:t>
-      </w:r>
+        <w:t>configurations</w:t>
+      </w:r>
+      <w:proofErr w:type="gramEnd"/>
       <w:r>
         <w:rPr>
           <w:color w:val="0D0D0D"/>
@@ -11247,9 +11399,9 @@
           <w:szCs w:val="16"/>
           <w:shd w:val="clear" w:color="auto" w:fill="FFFFFF"/>
         </w:rPr>
-        <w:t>configurations</w:t>
-      </w:r>
-      <w:proofErr w:type="gramEnd"/>
+        <w:t xml:space="preserve"> across multiple </w:t>
+      </w:r>
+      <w:proofErr w:type="gramStart"/>
       <w:r>
         <w:rPr>
           <w:color w:val="0D0D0D"/>
@@ -11257,9 +11409,8 @@
           <w:szCs w:val="16"/>
           <w:shd w:val="clear" w:color="auto" w:fill="FFFFFF"/>
         </w:rPr>
-        <w:t xml:space="preserve"> across multiple </w:t>
-      </w:r>
-      <w:proofErr w:type="gramStart"/>
+        <w:t>PCs</w:t>
+      </w:r>
       <w:r>
         <w:rPr>
           <w:color w:val="0D0D0D"/>
@@ -11267,7 +11418,7 @@
           <w:szCs w:val="16"/>
           <w:shd w:val="clear" w:color="auto" w:fill="FFFFFF"/>
         </w:rPr>
-        <w:t>PCs</w:t>
+        <w:t xml:space="preserve"> </w:t>
       </w:r>
       <w:r>
         <w:rPr>
@@ -11276,15 +11427,6 @@
           <w:szCs w:val="16"/>
           <w:shd w:val="clear" w:color="auto" w:fill="FFFFFF"/>
         </w:rPr>
-        <w:t xml:space="preserve"> </w:t>
-      </w:r>
-      <w:r>
-        <w:rPr>
-          <w:color w:val="0D0D0D"/>
-          <w:sz w:val="16"/>
-          <w:szCs w:val="16"/>
-          <w:shd w:val="clear" w:color="auto" w:fill="FFFFFF"/>
-        </w:rPr>
         <w:t>.</w:t>
       </w:r>
       <w:proofErr w:type="gramEnd"/>
@@ -11293,53 +11435,46 @@
     <w:p>
       <w:pPr>
         <w:rPr>
-          <w:sz w:val="22"/>
-          <w:szCs w:val="22"/>
-        </w:rPr>
-      </w:pPr>
-      <w:r>
-        <w:rPr>
-          <w:sz w:val="22"/>
-          <w:szCs w:val="22"/>
+          <w:i/>
+          <w:iCs/>
+        </w:rPr>
+      </w:pPr>
+      <w:r>
+        <w:rPr>
+          <w:i/>
+          <w:iCs/>
         </w:rPr>
         <w:t>Graph for Performance Evaluation Across Different PCs Using Various CPU Cores (</w:t>
       </w:r>
       <w:proofErr w:type="spellStart"/>
       <w:r>
         <w:rPr>
-          <w:sz w:val="22"/>
-          <w:szCs w:val="22"/>
+          <w:i/>
+          <w:iCs/>
         </w:rPr>
         <w:t>InitParallelWithConcurrentDictionary</w:t>
       </w:r>
       <w:proofErr w:type="spellEnd"/>
       <w:r>
         <w:rPr>
-          <w:sz w:val="22"/>
-          <w:szCs w:val="22"/>
+          <w:i/>
+          <w:iCs/>
         </w:rPr>
         <w:t xml:space="preserve"> vs Init</w:t>
       </w:r>
       <w:proofErr w:type="gramStart"/>
       <w:r>
         <w:rPr>
-          <w:sz w:val="22"/>
-          <w:szCs w:val="22"/>
-        </w:rPr>
-        <w:t>)</w:t>
-      </w:r>
-      <w:r>
-        <w:rPr>
-          <w:sz w:val="22"/>
-          <w:szCs w:val="22"/>
-        </w:rPr>
-        <w:t xml:space="preserve"> :</w:t>
+          <w:i/>
+          <w:iCs/>
+        </w:rPr>
+        <w:t>) :</w:t>
       </w:r>
       <w:proofErr w:type="gramEnd"/>
       <w:r>
         <w:rPr>
-          <w:sz w:val="22"/>
-          <w:szCs w:val="22"/>
+          <w:i/>
+          <w:iCs/>
         </w:rPr>
         <w:t>-</w:t>
       </w:r>
@@ -11379,10 +11514,7 @@
         <w:t>.</w:t>
       </w:r>
       <w:r>
-        <w:t xml:space="preserve"> </w:t>
-      </w:r>
-      <w:r>
-        <w:t xml:space="preserve">The execution time for the newly created parallel multi-threaded method is consistently </w:t>
+        <w:t xml:space="preserve"> The execution time for the newly created parallel multi-threaded method is consistently </w:t>
       </w:r>
       <w:r>
         <w:rPr>
@@ -20360,6 +20492,7 @@
   <w:style w:type="character" w:default="1" w:styleId="DefaultParagraphFont">
     <w:name w:val="Default Paragraph Font"/>
     <w:uiPriority w:val="1"/>
+    <w:semiHidden/>
     <w:unhideWhenUsed/>
   </w:style>
   <w:style w:type="table" w:default="1" w:styleId="TableNormal">
